--- a/Sprints.docx
+++ b/Sprints.docx
@@ -151,728 +151,304 @@
         <w:rPr>
           <w:rFonts w:ascii="Times New Roman" w:hAnsi="Times New Roman" w:cs="Times New Roman"/>
         </w:rPr>
-        <w:t>Sprint 1:</w:t>
-      </w:r>
-    </w:p>
-    <w:p>
-      <w:pPr>
-        <w:numPr>
-          <w:ilvl w:val="0"/>
-          <w:numId w:val="2"/>
-        </w:numPr>
-        <w:rPr>
-          <w:rFonts w:ascii="Times New Roman" w:hAnsi="Times New Roman" w:cs="Times New Roman"/>
-        </w:rPr>
-      </w:pPr>
-      <w:r>
-        <w:rPr>
-          <w:rFonts w:ascii="Times New Roman" w:hAnsi="Times New Roman" w:cs="Times New Roman"/>
-        </w:rPr>
-        <w:t xml:space="preserve">Buscar </w:t>
-      </w:r>
-      <w:r>
-        <w:rPr>
-          <w:rFonts w:ascii="Times New Roman" w:hAnsi="Times New Roman" w:cs="Times New Roman"/>
-        </w:rPr>
-        <w:t>y documentar las fuentes de datos necesarias</w:t>
-      </w:r>
-      <w:r>
-        <w:rPr>
-          <w:rFonts w:ascii="Times New Roman" w:hAnsi="Times New Roman" w:cs="Times New Roman"/>
-        </w:rPr>
-        <w:t xml:space="preserve"> para realizar el proyecto: Que satélite vamos a usar principalmente como el</w:t>
-      </w:r>
-      <w:r>
-        <w:rPr>
-          <w:rFonts w:ascii="Times New Roman" w:hAnsi="Times New Roman" w:cs="Times New Roman"/>
-        </w:rPr>
-        <w:t xml:space="preserve"> Sentinel-2 (imágenes ópticas, bandas relevantes y cadencia)</w:t>
-      </w:r>
-      <w:r>
-        <w:rPr>
-          <w:rFonts w:ascii="Times New Roman" w:hAnsi="Times New Roman" w:cs="Times New Roman"/>
-        </w:rPr>
-        <w:t xml:space="preserve"> filtros </w:t>
-      </w:r>
-      <w:proofErr w:type="gramStart"/>
-      <w:r>
-        <w:rPr>
-          <w:rFonts w:ascii="Times New Roman" w:hAnsi="Times New Roman" w:cs="Times New Roman"/>
-        </w:rPr>
-        <w:t xml:space="preserve">como </w:t>
-      </w:r>
-      <w:r>
-        <w:rPr>
-          <w:rFonts w:ascii="Times New Roman" w:hAnsi="Times New Roman" w:cs="Times New Roman"/>
-        </w:rPr>
-        <w:t xml:space="preserve"> VIIRS</w:t>
-      </w:r>
-      <w:proofErr w:type="gramEnd"/>
-      <w:r>
-        <w:rPr>
-          <w:rFonts w:ascii="Times New Roman" w:hAnsi="Times New Roman" w:cs="Times New Roman"/>
-        </w:rPr>
-        <w:t>/DMSP</w:t>
-      </w:r>
-      <w:r>
-        <w:rPr>
-          <w:rFonts w:ascii="Times New Roman" w:hAnsi="Times New Roman" w:cs="Times New Roman"/>
-        </w:rPr>
-        <w:t xml:space="preserve">, </w:t>
-      </w:r>
-      <w:r>
-        <w:rPr>
-          <w:rFonts w:ascii="Times New Roman" w:hAnsi="Times New Roman" w:cs="Times New Roman"/>
-        </w:rPr>
-        <w:t>catálogos ferroviarios (</w:t>
+        <w:t>Sprint 1: Fuentes de datos</w:t>
+      </w:r>
+    </w:p>
+    <w:p>
+      <w:pPr>
+        <w:rPr>
+          <w:rFonts w:ascii="Times New Roman" w:hAnsi="Times New Roman" w:cs="Times New Roman"/>
+        </w:rPr>
+      </w:pPr>
+      <w:r>
+        <w:rPr>
+          <w:rFonts w:ascii="Times New Roman" w:hAnsi="Times New Roman" w:cs="Times New Roman"/>
+        </w:rPr>
+        <w:t>• Identificar y documentar las principales fuentes de datos e imágenes satelitales.</w:t>
+      </w:r>
+    </w:p>
+    <w:p>
+      <w:pPr>
+        <w:rPr>
+          <w:rFonts w:ascii="Times New Roman" w:hAnsi="Times New Roman" w:cs="Times New Roman"/>
+        </w:rPr>
+      </w:pPr>
+      <w:r>
+        <w:rPr>
+          <w:rFonts w:ascii="Times New Roman" w:hAnsi="Times New Roman" w:cs="Times New Roman"/>
+        </w:rPr>
+        <w:t xml:space="preserve"> • Definir variables y formatos de interés.</w:t>
+      </w:r>
+    </w:p>
+    <w:p>
+      <w:pPr>
+        <w:rPr>
+          <w:rFonts w:ascii="Times New Roman" w:hAnsi="Times New Roman" w:cs="Times New Roman"/>
+        </w:rPr>
+      </w:pPr>
+      <w:r>
+        <w:rPr>
+          <w:rFonts w:ascii="Times New Roman" w:hAnsi="Times New Roman" w:cs="Times New Roman"/>
+        </w:rPr>
+        <w:t xml:space="preserve"> • Revisar accesibilidad, licencias y limitaciones.</w:t>
+      </w:r>
+    </w:p>
+    <w:p>
+      <w:pPr>
+        <w:rPr>
+          <w:rFonts w:ascii="Times New Roman" w:hAnsi="Times New Roman" w:cs="Times New Roman"/>
+        </w:rPr>
+      </w:pPr>
+      <w:r>
+        <w:rPr>
+          <w:rFonts w:ascii="Times New Roman" w:hAnsi="Times New Roman" w:cs="Times New Roman"/>
+        </w:rPr>
+        <w:t>• Diseñar estrategia general de descarga y almacenamiento.</w:t>
+      </w:r>
+    </w:p>
+    <w:p>
+      <w:pPr>
+        <w:rPr>
+          <w:rFonts w:ascii="Times New Roman" w:hAnsi="Times New Roman" w:cs="Times New Roman"/>
+        </w:rPr>
+      </w:pPr>
+    </w:p>
+    <w:p>
+      <w:pPr>
+        <w:rPr>
+          <w:rFonts w:ascii="Times New Roman" w:hAnsi="Times New Roman" w:cs="Times New Roman"/>
+        </w:rPr>
+      </w:pPr>
+      <w:r>
+        <w:rPr>
+          <w:rFonts w:ascii="Times New Roman" w:hAnsi="Times New Roman" w:cs="Times New Roman"/>
+        </w:rPr>
+        <w:t>Sprint 2: Ingesta y preprocesamiento</w:t>
+      </w:r>
+    </w:p>
+    <w:p>
+      <w:pPr>
+        <w:rPr>
+          <w:rFonts w:ascii="Times New Roman" w:hAnsi="Times New Roman" w:cs="Times New Roman"/>
+        </w:rPr>
+      </w:pPr>
+      <w:r>
+        <w:rPr>
+          <w:rFonts w:ascii="Times New Roman" w:hAnsi="Times New Roman" w:cs="Times New Roman"/>
+        </w:rPr>
+        <w:t xml:space="preserve">• Diseñar el pipeline de ingestión de datos e imágenes. </w:t>
+      </w:r>
+    </w:p>
+    <w:p>
+      <w:pPr>
+        <w:rPr>
+          <w:rFonts w:ascii="Times New Roman" w:hAnsi="Times New Roman" w:cs="Times New Roman"/>
+        </w:rPr>
+      </w:pPr>
+      <w:r>
+        <w:rPr>
+          <w:rFonts w:ascii="Times New Roman" w:hAnsi="Times New Roman" w:cs="Times New Roman"/>
+        </w:rPr>
+        <w:t xml:space="preserve">• Realizar pruebas de preprocesamiento básico (limpieza, organización, normalización). </w:t>
+      </w:r>
+    </w:p>
+    <w:p>
+      <w:pPr>
+        <w:rPr>
+          <w:rFonts w:ascii="Times New Roman" w:hAnsi="Times New Roman" w:cs="Times New Roman"/>
+        </w:rPr>
+      </w:pPr>
+      <w:r>
+        <w:rPr>
+          <w:rFonts w:ascii="Times New Roman" w:hAnsi="Times New Roman" w:cs="Times New Roman"/>
+        </w:rPr>
+        <w:t>• Establecer estructura de almacenamiento organizada y reproducible.</w:t>
+      </w:r>
+    </w:p>
+    <w:p>
+      <w:pPr>
+        <w:rPr>
+          <w:rFonts w:ascii="Times New Roman" w:hAnsi="Times New Roman" w:cs="Times New Roman"/>
+        </w:rPr>
+      </w:pPr>
+      <w:r>
+        <w:rPr>
+          <w:rFonts w:ascii="Times New Roman" w:hAnsi="Times New Roman" w:cs="Times New Roman"/>
+        </w:rPr>
+        <w:t>Sprint 3: Flujo ETL</w:t>
+      </w:r>
+    </w:p>
+    <w:p>
+      <w:pPr>
+        <w:rPr>
+          <w:rFonts w:ascii="Times New Roman" w:hAnsi="Times New Roman" w:cs="Times New Roman"/>
+        </w:rPr>
+      </w:pPr>
+      <w:r>
+        <w:rPr>
+          <w:rFonts w:ascii="Times New Roman" w:hAnsi="Times New Roman" w:cs="Times New Roman"/>
+        </w:rPr>
+        <w:t xml:space="preserve">• Diseñar el flujo ETL para integrar las distintas fuentes de datos. </w:t>
+      </w:r>
+    </w:p>
+    <w:p>
+      <w:pPr>
+        <w:rPr>
+          <w:rFonts w:ascii="Times New Roman" w:hAnsi="Times New Roman" w:cs="Times New Roman"/>
+        </w:rPr>
+      </w:pPr>
+      <w:r>
+        <w:rPr>
+          <w:rFonts w:ascii="Times New Roman" w:hAnsi="Times New Roman" w:cs="Times New Roman"/>
+        </w:rPr>
+        <w:t xml:space="preserve">• Implementar transformaciones generales (formato, proyección, escalas temporales). </w:t>
+      </w:r>
+    </w:p>
+    <w:p>
+      <w:pPr>
+        <w:rPr>
+          <w:rFonts w:ascii="Times New Roman" w:hAnsi="Times New Roman" w:cs="Times New Roman"/>
+        </w:rPr>
+      </w:pPr>
+      <w:r>
+        <w:rPr>
+          <w:rFonts w:ascii="Times New Roman" w:hAnsi="Times New Roman" w:cs="Times New Roman"/>
+        </w:rPr>
+        <w:t>• Validar consistencia y calidad de los datos transformados.</w:t>
+      </w:r>
+    </w:p>
+    <w:p>
+      <w:pPr>
+        <w:rPr>
+          <w:rFonts w:ascii="Times New Roman" w:hAnsi="Times New Roman" w:cs="Times New Roman"/>
+        </w:rPr>
+      </w:pPr>
+    </w:p>
+    <w:p>
+      <w:pPr>
+        <w:rPr>
+          <w:rFonts w:ascii="Times New Roman" w:hAnsi="Times New Roman" w:cs="Times New Roman"/>
+        </w:rPr>
+      </w:pPr>
+      <w:r>
+        <w:rPr>
+          <w:rFonts w:ascii="Times New Roman" w:hAnsi="Times New Roman" w:cs="Times New Roman"/>
+        </w:rPr>
+        <w:t>Sprint 4: Integración con Docker</w:t>
+      </w:r>
+    </w:p>
+    <w:p>
+      <w:pPr>
+        <w:rPr>
+          <w:rFonts w:ascii="Times New Roman" w:hAnsi="Times New Roman" w:cs="Times New Roman"/>
+        </w:rPr>
+      </w:pPr>
+      <w:r>
+        <w:rPr>
+          <w:rFonts w:ascii="Times New Roman" w:hAnsi="Times New Roman" w:cs="Times New Roman"/>
+        </w:rPr>
+        <w:t xml:space="preserve">• Diseñar la estrategia de </w:t>
       </w:r>
       <w:proofErr w:type="spellStart"/>
       <w:r>
         <w:rPr>
           <w:rFonts w:ascii="Times New Roman" w:hAnsi="Times New Roman" w:cs="Times New Roman"/>
         </w:rPr>
-        <w:t>OpenStreetMap</w:t>
+        <w:t>contenerización</w:t>
       </w:r>
       <w:proofErr w:type="spellEnd"/>
       <w:r>
         <w:rPr>
           <w:rFonts w:ascii="Times New Roman" w:hAnsi="Times New Roman" w:cs="Times New Roman"/>
         </w:rPr>
-        <w:t>, GTFS nacionales, bases oficiales), datos censales (Eurostat/INE).</w:t>
-      </w:r>
-    </w:p>
-    <w:p>
-      <w:pPr>
-        <w:numPr>
-          <w:ilvl w:val="0"/>
-          <w:numId w:val="2"/>
-        </w:numPr>
-        <w:rPr>
-          <w:rFonts w:ascii="Times New Roman" w:hAnsi="Times New Roman" w:cs="Times New Roman"/>
-        </w:rPr>
-      </w:pPr>
-      <w:r>
-        <w:rPr>
-          <w:rFonts w:ascii="Times New Roman" w:hAnsi="Times New Roman" w:cs="Times New Roman"/>
-        </w:rPr>
-        <w:t>Definir las variables concretas a extraer y sus formatos</w:t>
-      </w:r>
-    </w:p>
-    <w:p>
-      <w:pPr>
-        <w:numPr>
-          <w:ilvl w:val="0"/>
-          <w:numId w:val="2"/>
-        </w:numPr>
-        <w:rPr>
-          <w:rFonts w:ascii="Times New Roman" w:hAnsi="Times New Roman" w:cs="Times New Roman"/>
-        </w:rPr>
-      </w:pPr>
-      <w:r>
-        <w:rPr>
-          <w:rFonts w:ascii="Times New Roman" w:hAnsi="Times New Roman" w:cs="Times New Roman"/>
-        </w:rPr>
-        <w:t>Verificar licencias, accesibilidad y limitaciones legales</w:t>
-      </w:r>
-      <w:r>
-        <w:rPr>
-          <w:rFonts w:ascii="Times New Roman" w:hAnsi="Times New Roman" w:cs="Times New Roman"/>
-        </w:rPr>
-        <w:t>/</w:t>
-      </w:r>
-      <w:proofErr w:type="spellStart"/>
-      <w:r>
-        <w:rPr>
-          <w:rFonts w:ascii="Times New Roman" w:hAnsi="Times New Roman" w:cs="Times New Roman"/>
-        </w:rPr>
-        <w:t>tecnicas</w:t>
-      </w:r>
-      <w:proofErr w:type="spellEnd"/>
-      <w:r>
-        <w:rPr>
-          <w:rFonts w:ascii="Times New Roman" w:hAnsi="Times New Roman" w:cs="Times New Roman"/>
-        </w:rPr>
-        <w:t xml:space="preserve"> de cada fuente y diseñar estrategia de descarga (</w:t>
-      </w:r>
-      <w:proofErr w:type="spellStart"/>
-      <w:r>
-        <w:rPr>
-          <w:rFonts w:ascii="Times New Roman" w:hAnsi="Times New Roman" w:cs="Times New Roman"/>
-        </w:rPr>
-        <w:t>APIs</w:t>
-      </w:r>
-      <w:proofErr w:type="spellEnd"/>
-      <w:r>
-        <w:rPr>
-          <w:rFonts w:ascii="Times New Roman" w:hAnsi="Times New Roman" w:cs="Times New Roman"/>
-        </w:rPr>
-        <w:t xml:space="preserve">, </w:t>
-      </w:r>
-      <w:proofErr w:type="spellStart"/>
-      <w:r>
-        <w:rPr>
-          <w:rFonts w:ascii="Times New Roman" w:hAnsi="Times New Roman" w:cs="Times New Roman"/>
-        </w:rPr>
-        <w:t>bulk</w:t>
-      </w:r>
-      <w:proofErr w:type="spellEnd"/>
-      <w:r>
-        <w:rPr>
-          <w:rFonts w:ascii="Times New Roman" w:hAnsi="Times New Roman" w:cs="Times New Roman"/>
-        </w:rPr>
-        <w:t xml:space="preserve"> </w:t>
-      </w:r>
-      <w:proofErr w:type="spellStart"/>
-      <w:r>
-        <w:rPr>
-          <w:rFonts w:ascii="Times New Roman" w:hAnsi="Times New Roman" w:cs="Times New Roman"/>
-        </w:rPr>
-        <w:t>download</w:t>
-      </w:r>
-      <w:proofErr w:type="spellEnd"/>
-      <w:r>
-        <w:rPr>
-          <w:rFonts w:ascii="Times New Roman" w:hAnsi="Times New Roman" w:cs="Times New Roman"/>
-        </w:rPr>
-        <w:t>, rangos temporales).</w:t>
-      </w:r>
-    </w:p>
-    <w:p>
-      <w:pPr>
-        <w:numPr>
-          <w:ilvl w:val="0"/>
-          <w:numId w:val="2"/>
-        </w:numPr>
-        <w:rPr>
-          <w:rFonts w:ascii="Times New Roman" w:hAnsi="Times New Roman" w:cs="Times New Roman"/>
-        </w:rPr>
-      </w:pPr>
-      <w:r>
-        <w:rPr>
-          <w:rFonts w:ascii="Times New Roman" w:hAnsi="Times New Roman" w:cs="Times New Roman"/>
-        </w:rPr>
-        <w:t>Algún</w:t>
-      </w:r>
-      <w:r>
-        <w:rPr>
-          <w:rFonts w:ascii="Times New Roman" w:hAnsi="Times New Roman" w:cs="Times New Roman"/>
-        </w:rPr>
-        <w:t xml:space="preserve"> tipo de e</w:t>
-      </w:r>
-      <w:r>
-        <w:rPr>
-          <w:rFonts w:ascii="Times New Roman" w:hAnsi="Times New Roman" w:cs="Times New Roman"/>
-        </w:rPr>
-        <w:t>ntregable</w:t>
-      </w:r>
-      <w:r>
-        <w:rPr>
-          <w:rFonts w:ascii="Times New Roman" w:hAnsi="Times New Roman" w:cs="Times New Roman"/>
-        </w:rPr>
-        <w:t>;</w:t>
-      </w:r>
-      <w:r>
-        <w:rPr>
-          <w:rFonts w:ascii="Times New Roman" w:hAnsi="Times New Roman" w:cs="Times New Roman"/>
-        </w:rPr>
-        <w:t xml:space="preserve"> documento de </w:t>
-      </w:r>
-      <w:r>
-        <w:rPr>
-          <w:rFonts w:ascii="Times New Roman" w:hAnsi="Times New Roman" w:cs="Times New Roman"/>
-        </w:rPr>
-        <w:t xml:space="preserve">fuentes </w:t>
-      </w:r>
-      <w:r>
-        <w:rPr>
-          <w:rFonts w:ascii="Times New Roman" w:hAnsi="Times New Roman" w:cs="Times New Roman"/>
-        </w:rPr>
-        <w:t>con formatos, estimación de almacenamiento y requisitos de acceso.</w:t>
-      </w:r>
-    </w:p>
-    <w:p>
-      <w:pPr>
-        <w:rPr>
-          <w:rFonts w:ascii="Times New Roman" w:hAnsi="Times New Roman" w:cs="Times New Roman"/>
-        </w:rPr>
-      </w:pPr>
-      <w:r>
-        <w:rPr>
-          <w:rFonts w:ascii="Times New Roman" w:hAnsi="Times New Roman" w:cs="Times New Roman"/>
-        </w:rPr>
-        <w:t>Sprint 2:</w:t>
-      </w:r>
-    </w:p>
-    <w:p>
-      <w:pPr>
-        <w:numPr>
-          <w:ilvl w:val="0"/>
-          <w:numId w:val="3"/>
-        </w:numPr>
-        <w:rPr>
-          <w:rFonts w:ascii="Times New Roman" w:hAnsi="Times New Roman" w:cs="Times New Roman"/>
-        </w:rPr>
-      </w:pPr>
-      <w:r>
-        <w:rPr>
-          <w:rFonts w:ascii="Times New Roman" w:hAnsi="Times New Roman" w:cs="Times New Roman"/>
-        </w:rPr>
-        <w:t>Implementar y probar el pipeline de ingestión y preprocesado: descarga automatizada, control de versiones de datos y almacenamiento organizado.</w:t>
-      </w:r>
-    </w:p>
-    <w:p>
-      <w:pPr>
-        <w:numPr>
-          <w:ilvl w:val="0"/>
-          <w:numId w:val="3"/>
-        </w:numPr>
-        <w:rPr>
-          <w:rFonts w:ascii="Times New Roman" w:hAnsi="Times New Roman" w:cs="Times New Roman"/>
-        </w:rPr>
-      </w:pPr>
-      <w:r>
-        <w:rPr>
-          <w:rFonts w:ascii="Times New Roman" w:hAnsi="Times New Roman" w:cs="Times New Roman"/>
-        </w:rPr>
-        <w:t>Preprocesado de Sentinel-2: corrección atmosférica, máscara de nubes, mosaicos temporales y generación de índices relevantes (</w:t>
-      </w:r>
-      <w:proofErr w:type="spellStart"/>
-      <w:r>
-        <w:rPr>
-          <w:rFonts w:ascii="Times New Roman" w:hAnsi="Times New Roman" w:cs="Times New Roman"/>
-        </w:rPr>
-        <w:t>built</w:t>
-      </w:r>
-      <w:proofErr w:type="spellEnd"/>
-      <w:r>
-        <w:rPr>
-          <w:rFonts w:ascii="Times New Roman" w:hAnsi="Times New Roman" w:cs="Times New Roman"/>
-        </w:rPr>
-        <w:t>-up, NDVI si procede).</w:t>
-      </w:r>
-    </w:p>
-    <w:p>
-      <w:pPr>
-        <w:numPr>
-          <w:ilvl w:val="0"/>
-          <w:numId w:val="3"/>
-        </w:numPr>
-        <w:rPr>
-          <w:rFonts w:ascii="Times New Roman" w:hAnsi="Times New Roman" w:cs="Times New Roman"/>
-        </w:rPr>
-      </w:pPr>
-      <w:r>
-        <w:rPr>
-          <w:rFonts w:ascii="Times New Roman" w:hAnsi="Times New Roman" w:cs="Times New Roman"/>
-        </w:rPr>
-        <w:t xml:space="preserve">Preprocesado de VIIRS/DMSP: limpieza de </w:t>
-      </w:r>
-      <w:r>
-        <w:rPr>
-          <w:rFonts w:ascii="Times New Roman" w:hAnsi="Times New Roman" w:cs="Times New Roman"/>
-        </w:rPr>
-        <w:t>efectos</w:t>
-      </w:r>
-      <w:r>
-        <w:rPr>
-          <w:rFonts w:ascii="Times New Roman" w:hAnsi="Times New Roman" w:cs="Times New Roman"/>
-        </w:rPr>
-        <w:t>, agregación temporal (mensual/trimestral) y georreferenciación.</w:t>
-      </w:r>
-    </w:p>
-    <w:p>
-      <w:pPr>
-        <w:numPr>
-          <w:ilvl w:val="0"/>
-          <w:numId w:val="3"/>
-        </w:numPr>
-        <w:rPr>
-          <w:rFonts w:ascii="Times New Roman" w:hAnsi="Times New Roman" w:cs="Times New Roman"/>
-        </w:rPr>
-      </w:pPr>
-      <w:r>
-        <w:rPr>
-          <w:rFonts w:ascii="Times New Roman" w:hAnsi="Times New Roman" w:cs="Times New Roman"/>
-        </w:rPr>
-        <w:t>Procesado de datos ferroviarios: extracción, limpieza de geometrías, normalización de atributos y construcción inicial del grafo de conectividad.</w:t>
-      </w:r>
-    </w:p>
-    <w:p>
-      <w:pPr>
-        <w:numPr>
-          <w:ilvl w:val="0"/>
-          <w:numId w:val="3"/>
-        </w:numPr>
-        <w:rPr>
-          <w:rFonts w:ascii="Times New Roman" w:hAnsi="Times New Roman" w:cs="Times New Roman"/>
-        </w:rPr>
-      </w:pPr>
-      <w:r>
-        <w:rPr>
-          <w:rFonts w:ascii="Times New Roman" w:hAnsi="Times New Roman" w:cs="Times New Roman"/>
-        </w:rPr>
-        <w:t xml:space="preserve">Entregable: </w:t>
-      </w:r>
-      <w:proofErr w:type="spellStart"/>
-      <w:r>
-        <w:rPr>
-          <w:rFonts w:ascii="Times New Roman" w:hAnsi="Times New Roman" w:cs="Times New Roman"/>
-        </w:rPr>
-        <w:t>datasets</w:t>
-      </w:r>
-      <w:proofErr w:type="spellEnd"/>
-      <w:r>
-        <w:rPr>
-          <w:rFonts w:ascii="Times New Roman" w:hAnsi="Times New Roman" w:cs="Times New Roman"/>
-        </w:rPr>
-        <w:t xml:space="preserve"> curados por región piloto y scripts reproducibles de preprocesado.</w:t>
-      </w:r>
-    </w:p>
-    <w:p>
-      <w:pPr>
-        <w:rPr>
-          <w:rFonts w:ascii="Times New Roman" w:hAnsi="Times New Roman" w:cs="Times New Roman"/>
-        </w:rPr>
-      </w:pPr>
-      <w:r>
-        <w:rPr>
-          <w:rFonts w:ascii="Times New Roman" w:hAnsi="Times New Roman" w:cs="Times New Roman"/>
-        </w:rPr>
-        <w:t>Sprint 3:</w:t>
-      </w:r>
-    </w:p>
-    <w:p>
-      <w:pPr>
-        <w:numPr>
-          <w:ilvl w:val="0"/>
-          <w:numId w:val="4"/>
-        </w:numPr>
-        <w:rPr>
-          <w:rFonts w:ascii="Times New Roman" w:hAnsi="Times New Roman" w:cs="Times New Roman"/>
-        </w:rPr>
-      </w:pPr>
-      <w:r>
-        <w:rPr>
-          <w:rFonts w:ascii="Times New Roman" w:hAnsi="Times New Roman" w:cs="Times New Roman"/>
-        </w:rPr>
-        <w:t xml:space="preserve">Extraer </w:t>
-      </w:r>
-      <w:proofErr w:type="spellStart"/>
-      <w:r>
-        <w:rPr>
-          <w:rFonts w:ascii="Times New Roman" w:hAnsi="Times New Roman" w:cs="Times New Roman"/>
-        </w:rPr>
-        <w:t>features</w:t>
-      </w:r>
-      <w:proofErr w:type="spellEnd"/>
-      <w:r>
-        <w:rPr>
-          <w:rFonts w:ascii="Times New Roman" w:hAnsi="Times New Roman" w:cs="Times New Roman"/>
-        </w:rPr>
-        <w:t xml:space="preserve"> espaciales y temporales: máscaras de urbanización por periodo, tasas de expansión, series de luminosidad con métricas de tendencia y anomalía.</w:t>
-      </w:r>
-    </w:p>
-    <w:p>
-      <w:pPr>
-        <w:numPr>
-          <w:ilvl w:val="0"/>
-          <w:numId w:val="4"/>
-        </w:numPr>
-        <w:rPr>
-          <w:rFonts w:ascii="Times New Roman" w:hAnsi="Times New Roman" w:cs="Times New Roman"/>
-        </w:rPr>
-      </w:pPr>
-      <w:r>
-        <w:rPr>
-          <w:rFonts w:ascii="Times New Roman" w:hAnsi="Times New Roman" w:cs="Times New Roman"/>
-        </w:rPr>
-        <w:t>Construir métricas de conectividad a partir del grafo ferroviario (centralidad, tiempos de acceso, conectividad entre municipios).</w:t>
-      </w:r>
-    </w:p>
-    <w:p>
-      <w:pPr>
-        <w:numPr>
-          <w:ilvl w:val="0"/>
-          <w:numId w:val="4"/>
-        </w:numPr>
-        <w:rPr>
-          <w:rFonts w:ascii="Times New Roman" w:hAnsi="Times New Roman" w:cs="Times New Roman"/>
-        </w:rPr>
-      </w:pPr>
-      <w:r>
-        <w:rPr>
-          <w:rFonts w:ascii="Times New Roman" w:hAnsi="Times New Roman" w:cs="Times New Roman"/>
-        </w:rPr>
-        <w:t>Desarrollar prototipos de modelos básicos: segmentación de urbanización sobre ejemplos piloto y análisis exploratorio de correlaciones entre luminosidad y urbanización.</w:t>
-      </w:r>
-    </w:p>
-    <w:p>
-      <w:pPr>
-        <w:numPr>
-          <w:ilvl w:val="0"/>
-          <w:numId w:val="4"/>
-        </w:numPr>
-        <w:rPr>
-          <w:rFonts w:ascii="Times New Roman" w:hAnsi="Times New Roman" w:cs="Times New Roman"/>
-        </w:rPr>
-      </w:pPr>
-      <w:r>
-        <w:rPr>
-          <w:rFonts w:ascii="Times New Roman" w:hAnsi="Times New Roman" w:cs="Times New Roman"/>
-        </w:rPr>
-        <w:t xml:space="preserve">Entregable: primeras capas temáticas </w:t>
-      </w:r>
-      <w:proofErr w:type="spellStart"/>
-      <w:r>
-        <w:rPr>
-          <w:rFonts w:ascii="Times New Roman" w:hAnsi="Times New Roman" w:cs="Times New Roman"/>
-        </w:rPr>
-        <w:t>y</w:t>
-      </w:r>
-      <w:proofErr w:type="spellEnd"/>
-      <w:r>
-        <w:rPr>
-          <w:rFonts w:ascii="Times New Roman" w:hAnsi="Times New Roman" w:cs="Times New Roman"/>
-        </w:rPr>
-        <w:t xml:space="preserve"> informe de calidad/limitaciones.</w:t>
-      </w:r>
-    </w:p>
-    <w:p>
-      <w:pPr>
-        <w:rPr>
-          <w:rFonts w:ascii="Times New Roman" w:hAnsi="Times New Roman" w:cs="Times New Roman"/>
-        </w:rPr>
-      </w:pPr>
-    </w:p>
-    <w:p>
-      <w:pPr>
-        <w:rPr>
-          <w:rFonts w:ascii="Times New Roman" w:hAnsi="Times New Roman" w:cs="Times New Roman"/>
-        </w:rPr>
-      </w:pPr>
-      <w:r>
-        <w:rPr>
-          <w:rFonts w:ascii="Times New Roman" w:hAnsi="Times New Roman" w:cs="Times New Roman"/>
-        </w:rPr>
-        <w:lastRenderedPageBreak/>
-        <w:t>Sprint 4:</w:t>
-      </w:r>
-    </w:p>
-    <w:p>
-      <w:pPr>
-        <w:numPr>
-          <w:ilvl w:val="0"/>
-          <w:numId w:val="5"/>
-        </w:numPr>
-        <w:rPr>
-          <w:rFonts w:ascii="Times New Roman" w:hAnsi="Times New Roman" w:cs="Times New Roman"/>
-        </w:rPr>
-      </w:pPr>
-      <w:r>
-        <w:rPr>
-          <w:rFonts w:ascii="Times New Roman" w:hAnsi="Times New Roman" w:cs="Times New Roman"/>
-        </w:rPr>
-        <w:t>Fusionar señales y definir el índice compuesto de “vitalidad territorial”; aplicar método de clasificación/</w:t>
-      </w:r>
-      <w:proofErr w:type="spellStart"/>
-      <w:r>
-        <w:rPr>
-          <w:rFonts w:ascii="Times New Roman" w:hAnsi="Times New Roman" w:cs="Times New Roman"/>
-        </w:rPr>
-        <w:t>clustering</w:t>
-      </w:r>
-      <w:proofErr w:type="spellEnd"/>
-      <w:r>
-        <w:rPr>
-          <w:rFonts w:ascii="Times New Roman" w:hAnsi="Times New Roman" w:cs="Times New Roman"/>
-        </w:rPr>
-        <w:t xml:space="preserve"> para etiquetar estados (auge/estable/declive/en riesgo).</w:t>
-      </w:r>
-    </w:p>
-    <w:p>
-      <w:pPr>
-        <w:numPr>
-          <w:ilvl w:val="0"/>
-          <w:numId w:val="5"/>
-        </w:numPr>
-        <w:rPr>
-          <w:rFonts w:ascii="Times New Roman" w:hAnsi="Times New Roman" w:cs="Times New Roman"/>
-        </w:rPr>
-      </w:pPr>
-      <w:r>
-        <w:rPr>
-          <w:rFonts w:ascii="Times New Roman" w:hAnsi="Times New Roman" w:cs="Times New Roman"/>
-        </w:rPr>
-        <w:t>Construir el MVP de visualización: mapa interactivo simple con capas temporales, panel de consulta municipal y exportación básica de resultados.</w:t>
-      </w:r>
-    </w:p>
-    <w:p>
-      <w:pPr>
-        <w:numPr>
-          <w:ilvl w:val="0"/>
-          <w:numId w:val="5"/>
-        </w:numPr>
-        <w:rPr>
-          <w:rFonts w:ascii="Times New Roman" w:hAnsi="Times New Roman" w:cs="Times New Roman"/>
-        </w:rPr>
-      </w:pPr>
-      <w:r>
-        <w:rPr>
-          <w:rFonts w:ascii="Times New Roman" w:hAnsi="Times New Roman" w:cs="Times New Roman"/>
-        </w:rPr>
-        <w:t xml:space="preserve">Validar resultados con datos socioeconómicos y recoger </w:t>
-      </w:r>
-      <w:proofErr w:type="spellStart"/>
-      <w:r>
-        <w:rPr>
-          <w:rFonts w:ascii="Times New Roman" w:hAnsi="Times New Roman" w:cs="Times New Roman"/>
-        </w:rPr>
-        <w:t>feedback</w:t>
-      </w:r>
-      <w:proofErr w:type="spellEnd"/>
-      <w:r>
-        <w:rPr>
-          <w:rFonts w:ascii="Times New Roman" w:hAnsi="Times New Roman" w:cs="Times New Roman"/>
-        </w:rPr>
-        <w:t xml:space="preserve"> para ajustar umbrales y presentación.</w:t>
-      </w:r>
-    </w:p>
-    <w:p>
-      <w:pPr>
-        <w:numPr>
-          <w:ilvl w:val="0"/>
-          <w:numId w:val="5"/>
-        </w:numPr>
-        <w:rPr>
-          <w:rFonts w:ascii="Times New Roman" w:hAnsi="Times New Roman" w:cs="Times New Roman"/>
-        </w:rPr>
-      </w:pPr>
-      <w:r>
-        <w:rPr>
-          <w:rFonts w:ascii="Times New Roman" w:hAnsi="Times New Roman" w:cs="Times New Roman"/>
-        </w:rPr>
-        <w:t>Entregable: MVP funcional y guía rápida de interpretación.</w:t>
-      </w:r>
-    </w:p>
-    <w:p>
-      <w:pPr>
-        <w:rPr>
-          <w:rFonts w:ascii="Times New Roman" w:hAnsi="Times New Roman" w:cs="Times New Roman"/>
-        </w:rPr>
-      </w:pPr>
-      <w:r>
-        <w:rPr>
-          <w:rFonts w:ascii="Times New Roman" w:hAnsi="Times New Roman" w:cs="Times New Roman"/>
-        </w:rPr>
-        <w:t>Sprint 5:</w:t>
-      </w:r>
-    </w:p>
-    <w:p>
-      <w:pPr>
-        <w:numPr>
-          <w:ilvl w:val="0"/>
-          <w:numId w:val="6"/>
-        </w:numPr>
-        <w:rPr>
-          <w:rFonts w:ascii="Times New Roman" w:hAnsi="Times New Roman" w:cs="Times New Roman"/>
-        </w:rPr>
-      </w:pPr>
-      <w:r>
-        <w:rPr>
-          <w:rFonts w:ascii="Times New Roman" w:hAnsi="Times New Roman" w:cs="Times New Roman"/>
-        </w:rPr>
-        <w:t>Automatizar pipelines completos para operación continua, montar reentrenamiento programado y monitorización de la calidad de datos y deriva de modelos.</w:t>
-      </w:r>
-    </w:p>
-    <w:p>
-      <w:pPr>
-        <w:numPr>
-          <w:ilvl w:val="0"/>
-          <w:numId w:val="6"/>
-        </w:numPr>
-        <w:rPr>
-          <w:rFonts w:ascii="Times New Roman" w:hAnsi="Times New Roman" w:cs="Times New Roman"/>
-        </w:rPr>
-      </w:pPr>
-      <w:r>
-        <w:rPr>
-          <w:rFonts w:ascii="Times New Roman" w:hAnsi="Times New Roman" w:cs="Times New Roman"/>
-        </w:rPr>
-        <w:t>Escalar la solución a nuevas regiones y contemplar integración de fuentes adicionales</w:t>
-      </w:r>
-      <w:r>
-        <w:rPr>
-          <w:rFonts w:ascii="Times New Roman" w:hAnsi="Times New Roman" w:cs="Times New Roman"/>
-        </w:rPr>
-        <w:t>.</w:t>
-      </w:r>
-    </w:p>
-    <w:p>
-      <w:pPr>
-        <w:numPr>
-          <w:ilvl w:val="0"/>
-          <w:numId w:val="6"/>
-        </w:numPr>
-        <w:rPr>
-          <w:rFonts w:ascii="Times New Roman" w:hAnsi="Times New Roman" w:cs="Times New Roman"/>
-        </w:rPr>
-      </w:pPr>
-      <w:r>
-        <w:rPr>
-          <w:rFonts w:ascii="Times New Roman" w:hAnsi="Times New Roman" w:cs="Times New Roman"/>
-        </w:rPr>
-        <w:t>Preparar entrega final: documentación técnica, manuales de usuario, plan de despliegue y sesiones de formación.</w:t>
-      </w:r>
-    </w:p>
-    <w:p>
-      <w:pPr>
-        <w:numPr>
-          <w:ilvl w:val="0"/>
-          <w:numId w:val="6"/>
-        </w:numPr>
-        <w:rPr>
-          <w:rFonts w:ascii="Times New Roman" w:hAnsi="Times New Roman" w:cs="Times New Roman"/>
-        </w:rPr>
-      </w:pPr>
-      <w:r>
-        <w:rPr>
-          <w:rFonts w:ascii="Times New Roman" w:hAnsi="Times New Roman" w:cs="Times New Roman"/>
-        </w:rPr>
-        <w:t xml:space="preserve">Entregable: plataforma </w:t>
-      </w:r>
-      <w:r>
-        <w:rPr>
-          <w:rFonts w:ascii="Times New Roman" w:hAnsi="Times New Roman" w:cs="Times New Roman"/>
-        </w:rPr>
-        <w:t xml:space="preserve">en formato de mapa interactivo </w:t>
-      </w:r>
-      <w:r>
-        <w:rPr>
-          <w:rFonts w:ascii="Times New Roman" w:hAnsi="Times New Roman" w:cs="Times New Roman"/>
-        </w:rPr>
-        <w:t xml:space="preserve">(o plan de despliegue final) y </w:t>
-      </w:r>
-      <w:proofErr w:type="spellStart"/>
-      <w:r>
-        <w:rPr>
-          <w:rFonts w:ascii="Times New Roman" w:hAnsi="Times New Roman" w:cs="Times New Roman"/>
-        </w:rPr>
-        <w:t>roadmap</w:t>
-      </w:r>
-      <w:proofErr w:type="spellEnd"/>
-      <w:r>
-        <w:rPr>
-          <w:rFonts w:ascii="Times New Roman" w:hAnsi="Times New Roman" w:cs="Times New Roman"/>
-        </w:rPr>
-        <w:t xml:space="preserve"> de mejoras.</w:t>
-      </w:r>
-    </w:p>
-    <w:p>
-      <w:pPr>
-        <w:rPr>
-          <w:rFonts w:ascii="Times New Roman" w:hAnsi="Times New Roman" w:cs="Times New Roman"/>
-        </w:rPr>
-      </w:pPr>
+        <w:t xml:space="preserve"> de los pipelines. </w:t>
+      </w:r>
+    </w:p>
+    <w:p>
+      <w:pPr>
+        <w:rPr>
+          <w:rFonts w:ascii="Times New Roman" w:hAnsi="Times New Roman" w:cs="Times New Roman"/>
+        </w:rPr>
+      </w:pPr>
+      <w:r>
+        <w:rPr>
+          <w:rFonts w:ascii="Times New Roman" w:hAnsi="Times New Roman" w:cs="Times New Roman"/>
+        </w:rPr>
+        <w:t xml:space="preserve">• Hacer pruebas de integración con Docker para asegurar portabilidad. </w:t>
+      </w:r>
+    </w:p>
+    <w:p>
+      <w:pPr>
+        <w:rPr>
+          <w:rFonts w:ascii="Times New Roman" w:hAnsi="Times New Roman" w:cs="Times New Roman"/>
+        </w:rPr>
+      </w:pPr>
+      <w:r>
+        <w:rPr>
+          <w:rFonts w:ascii="Times New Roman" w:hAnsi="Times New Roman" w:cs="Times New Roman"/>
+        </w:rPr>
+        <w:t>• Documentar dependencias y entornos de ejecución.</w:t>
+      </w:r>
+    </w:p>
+    <w:p>
+      <w:pPr>
+        <w:rPr>
+          <w:rFonts w:ascii="Times New Roman" w:hAnsi="Times New Roman" w:cs="Times New Roman"/>
+        </w:rPr>
+      </w:pPr>
+    </w:p>
+    <w:p>
+      <w:pPr>
+        <w:rPr>
+          <w:rFonts w:ascii="Times New Roman" w:hAnsi="Times New Roman" w:cs="Times New Roman"/>
+        </w:rPr>
+      </w:pPr>
+      <w:r>
+        <w:rPr>
+          <w:rFonts w:ascii="Times New Roman" w:hAnsi="Times New Roman" w:cs="Times New Roman"/>
+        </w:rPr>
+        <w:t>Sprint 5: Automatización</w:t>
+      </w:r>
+    </w:p>
+    <w:p>
+      <w:pPr>
+        <w:rPr>
+          <w:rFonts w:ascii="Times New Roman" w:hAnsi="Times New Roman" w:cs="Times New Roman"/>
+        </w:rPr>
+      </w:pPr>
+      <w:r>
+        <w:rPr>
+          <w:rFonts w:ascii="Times New Roman" w:hAnsi="Times New Roman" w:cs="Times New Roman"/>
+        </w:rPr>
+        <w:t>• Diseñar la estrategia de automatización de los pipelines ETL.</w:t>
+      </w:r>
+    </w:p>
+    <w:p>
+      <w:pPr>
+        <w:rPr>
+          <w:rFonts w:ascii="Times New Roman" w:hAnsi="Times New Roman" w:cs="Times New Roman"/>
+          <w:u w:val="single"/>
+        </w:rPr>
+      </w:pPr>
+      <w:r>
+        <w:rPr>
+          <w:rFonts w:ascii="Times New Roman" w:hAnsi="Times New Roman" w:cs="Times New Roman"/>
+        </w:rPr>
+        <w:t xml:space="preserve"> • Probar orquestación básica para ejecución periódica. </w:t>
+      </w:r>
+    </w:p>
+    <w:p>
+      <w:pPr>
+        <w:rPr>
+          <w:rFonts w:ascii="Times New Roman" w:hAnsi="Times New Roman" w:cs="Times New Roman"/>
+        </w:rPr>
+      </w:pPr>
+      <w:r>
+        <w:rPr>
+          <w:rFonts w:ascii="Times New Roman" w:hAnsi="Times New Roman" w:cs="Times New Roman"/>
+        </w:rPr>
+        <w:t>• Establecer mecanismos de validación y monitoreo de datos.</w:t>
+      </w:r>
     </w:p>
     <w:sectPr>
       <w:pgSz w:w="11906" w:h="16838"/>

--- a/Sprints.docx
+++ b/Sprints.docx
@@ -6,11 +6,15 @@
       <w:pPr>
         <w:rPr>
           <w:rFonts w:ascii="Times New Roman" w:hAnsi="Times New Roman" w:cs="Times New Roman"/>
-        </w:rPr>
-      </w:pPr>
-      <w:r>
-        <w:rPr>
-          <w:rFonts w:ascii="Times New Roman" w:hAnsi="Times New Roman" w:cs="Times New Roman"/>
+          <w:sz w:val="24"/>
+          <w:szCs w:val="24"/>
+        </w:rPr>
+      </w:pPr>
+      <w:r>
+        <w:rPr>
+          <w:rFonts w:ascii="Times New Roman" w:hAnsi="Times New Roman" w:cs="Times New Roman"/>
+          <w:sz w:val="24"/>
+          <w:szCs w:val="24"/>
         </w:rPr>
         <w:t>Sprint 0:</w:t>
       </w:r>
@@ -23,11 +27,15 @@
         </w:numPr>
         <w:rPr>
           <w:rFonts w:ascii="Times New Roman" w:hAnsi="Times New Roman" w:cs="Times New Roman"/>
-        </w:rPr>
-      </w:pPr>
-      <w:r>
-        <w:rPr>
-          <w:rFonts w:ascii="Times New Roman" w:hAnsi="Times New Roman" w:cs="Times New Roman"/>
+          <w:sz w:val="24"/>
+          <w:szCs w:val="24"/>
+        </w:rPr>
+      </w:pPr>
+      <w:r>
+        <w:rPr>
+          <w:rFonts w:ascii="Times New Roman" w:hAnsi="Times New Roman" w:cs="Times New Roman"/>
+          <w:sz w:val="24"/>
+          <w:szCs w:val="24"/>
         </w:rPr>
         <w:t xml:space="preserve">Crear el elevator pitch final y diseñar el póster-resumen para presentar el proyecto a </w:t>
       </w:r>
@@ -35,6 +43,8 @@
       <w:r>
         <w:rPr>
           <w:rFonts w:ascii="Times New Roman" w:hAnsi="Times New Roman" w:cs="Times New Roman"/>
+          <w:sz w:val="24"/>
+          <w:szCs w:val="24"/>
         </w:rPr>
         <w:t>stakeholders</w:t>
       </w:r>
@@ -42,14 +52,10 @@
       <w:r>
         <w:rPr>
           <w:rFonts w:ascii="Times New Roman" w:hAnsi="Times New Roman" w:cs="Times New Roman"/>
-        </w:rPr>
-        <w:t xml:space="preserve"> (ficticio)</w:t>
-      </w:r>
-      <w:r>
-        <w:rPr>
-          <w:rFonts w:ascii="Times New Roman" w:hAnsi="Times New Roman" w:cs="Times New Roman"/>
-        </w:rPr>
-        <w:t>, incluyendo motivación, objetivos y entregables principales.</w:t>
+          <w:sz w:val="24"/>
+          <w:szCs w:val="24"/>
+        </w:rPr>
+        <w:t xml:space="preserve"> (ficticio), incluyendo motivación, objetivos y entregables principales.</w:t>
       </w:r>
     </w:p>
     <w:p>
@@ -60,11 +66,15 @@
         </w:numPr>
         <w:rPr>
           <w:rFonts w:ascii="Times New Roman" w:hAnsi="Times New Roman" w:cs="Times New Roman"/>
-        </w:rPr>
-      </w:pPr>
-      <w:r>
-        <w:rPr>
-          <w:rFonts w:ascii="Times New Roman" w:hAnsi="Times New Roman" w:cs="Times New Roman"/>
+          <w:sz w:val="24"/>
+          <w:szCs w:val="24"/>
+        </w:rPr>
+      </w:pPr>
+      <w:r>
+        <w:rPr>
+          <w:rFonts w:ascii="Times New Roman" w:hAnsi="Times New Roman" w:cs="Times New Roman"/>
+          <w:sz w:val="24"/>
+          <w:szCs w:val="24"/>
         </w:rPr>
         <w:t>Redactar y consensuar la motivación del proyecto: por qué importa, qué decisiones posibilita y quiénes se benefician.</w:t>
       </w:r>
@@ -77,25 +87,17 @@
         </w:numPr>
         <w:rPr>
           <w:rFonts w:ascii="Times New Roman" w:hAnsi="Times New Roman" w:cs="Times New Roman"/>
-        </w:rPr>
-      </w:pPr>
-      <w:r>
-        <w:rPr>
-          <w:rFonts w:ascii="Times New Roman" w:hAnsi="Times New Roman" w:cs="Times New Roman"/>
-        </w:rPr>
-        <w:t>Seleccionar 2–3 regiones piloto representativas (contextos urbanos y rurales) y definir alcance geográfico inicial</w:t>
-      </w:r>
-      <w:r>
-        <w:rPr>
-          <w:rFonts w:ascii="Times New Roman" w:hAnsi="Times New Roman" w:cs="Times New Roman"/>
-        </w:rPr>
-        <w:t>, en nuestro caso, principalmente España</w:t>
-      </w:r>
-      <w:r>
-        <w:rPr>
-          <w:rFonts w:ascii="Times New Roman" w:hAnsi="Times New Roman" w:cs="Times New Roman"/>
-        </w:rPr>
-        <w:t>.</w:t>
+          <w:sz w:val="24"/>
+          <w:szCs w:val="24"/>
+        </w:rPr>
+      </w:pPr>
+      <w:r>
+        <w:rPr>
+          <w:rFonts w:ascii="Times New Roman" w:hAnsi="Times New Roman" w:cs="Times New Roman"/>
+          <w:sz w:val="24"/>
+          <w:szCs w:val="24"/>
+        </w:rPr>
+        <w:t>Seleccionar 2–3 regiones piloto representativas (contextos urbanos y rurales) y definir alcance geográfico inicial, en nuestro caso, principalmente España.</w:t>
       </w:r>
     </w:p>
     <w:p>
@@ -106,11 +108,15 @@
         </w:numPr>
         <w:rPr>
           <w:rFonts w:ascii="Times New Roman" w:hAnsi="Times New Roman" w:cs="Times New Roman"/>
-        </w:rPr>
-      </w:pPr>
-      <w:r>
-        <w:rPr>
-          <w:rFonts w:ascii="Times New Roman" w:hAnsi="Times New Roman" w:cs="Times New Roman"/>
+          <w:sz w:val="24"/>
+          <w:szCs w:val="24"/>
+        </w:rPr>
+      </w:pPr>
+      <w:r>
+        <w:rPr>
+          <w:rFonts w:ascii="Times New Roman" w:hAnsi="Times New Roman" w:cs="Times New Roman"/>
+          <w:sz w:val="24"/>
+          <w:szCs w:val="24"/>
         </w:rPr>
         <w:t xml:space="preserve">Identificar </w:t>
       </w:r>
@@ -118,6 +124,8 @@
       <w:r>
         <w:rPr>
           <w:rFonts w:ascii="Times New Roman" w:hAnsi="Times New Roman" w:cs="Times New Roman"/>
+          <w:sz w:val="24"/>
+          <w:szCs w:val="24"/>
         </w:rPr>
         <w:t>stakeholders</w:t>
       </w:r>
@@ -125,18 +133,24 @@
       <w:r>
         <w:rPr>
           <w:rFonts w:ascii="Times New Roman" w:hAnsi="Times New Roman" w:cs="Times New Roman"/>
+          <w:sz w:val="24"/>
+          <w:szCs w:val="24"/>
         </w:rPr>
         <w:t xml:space="preserve"> clave y para </w:t>
       </w:r>
       <w:r>
         <w:rPr>
           <w:rFonts w:ascii="Times New Roman" w:hAnsi="Times New Roman" w:cs="Times New Roman"/>
+          <w:sz w:val="24"/>
+          <w:szCs w:val="24"/>
         </w:rPr>
         <w:t>pensar</w:t>
       </w:r>
       <w:r>
         <w:rPr>
           <w:rFonts w:ascii="Times New Roman" w:hAnsi="Times New Roman" w:cs="Times New Roman"/>
+          <w:sz w:val="24"/>
+          <w:szCs w:val="24"/>
         </w:rPr>
         <w:t xml:space="preserve"> prioridades y requisitos.</w:t>
       </w:r>
@@ -145,11 +159,15 @@
       <w:pPr>
         <w:rPr>
           <w:rFonts w:ascii="Times New Roman" w:hAnsi="Times New Roman" w:cs="Times New Roman"/>
-        </w:rPr>
-      </w:pPr>
-      <w:r>
-        <w:rPr>
-          <w:rFonts w:ascii="Times New Roman" w:hAnsi="Times New Roman" w:cs="Times New Roman"/>
+          <w:sz w:val="24"/>
+          <w:szCs w:val="24"/>
+        </w:rPr>
+      </w:pPr>
+      <w:r>
+        <w:rPr>
+          <w:rFonts w:ascii="Times New Roman" w:hAnsi="Times New Roman" w:cs="Times New Roman"/>
+          <w:sz w:val="24"/>
+          <w:szCs w:val="24"/>
         </w:rPr>
         <w:t>Sprint 1: Fuentes de datos</w:t>
       </w:r>
@@ -158,11 +176,15 @@
       <w:pPr>
         <w:rPr>
           <w:rFonts w:ascii="Times New Roman" w:hAnsi="Times New Roman" w:cs="Times New Roman"/>
-        </w:rPr>
-      </w:pPr>
-      <w:r>
-        <w:rPr>
-          <w:rFonts w:ascii="Times New Roman" w:hAnsi="Times New Roman" w:cs="Times New Roman"/>
+          <w:sz w:val="24"/>
+          <w:szCs w:val="24"/>
+        </w:rPr>
+      </w:pPr>
+      <w:r>
+        <w:rPr>
+          <w:rFonts w:ascii="Times New Roman" w:hAnsi="Times New Roman" w:cs="Times New Roman"/>
+          <w:sz w:val="24"/>
+          <w:szCs w:val="24"/>
         </w:rPr>
         <w:t>• Identificar y documentar las principales fuentes de datos e imágenes satelitales.</w:t>
       </w:r>
@@ -171,11 +193,15 @@
       <w:pPr>
         <w:rPr>
           <w:rFonts w:ascii="Times New Roman" w:hAnsi="Times New Roman" w:cs="Times New Roman"/>
-        </w:rPr>
-      </w:pPr>
-      <w:r>
-        <w:rPr>
-          <w:rFonts w:ascii="Times New Roman" w:hAnsi="Times New Roman" w:cs="Times New Roman"/>
+          <w:sz w:val="24"/>
+          <w:szCs w:val="24"/>
+        </w:rPr>
+      </w:pPr>
+      <w:r>
+        <w:rPr>
+          <w:rFonts w:ascii="Times New Roman" w:hAnsi="Times New Roman" w:cs="Times New Roman"/>
+          <w:sz w:val="24"/>
+          <w:szCs w:val="24"/>
         </w:rPr>
         <w:t xml:space="preserve"> • Definir variables y formatos de interés.</w:t>
       </w:r>
@@ -184,11 +210,15 @@
       <w:pPr>
         <w:rPr>
           <w:rFonts w:ascii="Times New Roman" w:hAnsi="Times New Roman" w:cs="Times New Roman"/>
-        </w:rPr>
-      </w:pPr>
-      <w:r>
-        <w:rPr>
-          <w:rFonts w:ascii="Times New Roman" w:hAnsi="Times New Roman" w:cs="Times New Roman"/>
+          <w:sz w:val="24"/>
+          <w:szCs w:val="24"/>
+        </w:rPr>
+      </w:pPr>
+      <w:r>
+        <w:rPr>
+          <w:rFonts w:ascii="Times New Roman" w:hAnsi="Times New Roman" w:cs="Times New Roman"/>
+          <w:sz w:val="24"/>
+          <w:szCs w:val="24"/>
         </w:rPr>
         <w:t xml:space="preserve"> • Revisar accesibilidad, licencias y limitaciones.</w:t>
       </w:r>
@@ -197,11 +227,15 @@
       <w:pPr>
         <w:rPr>
           <w:rFonts w:ascii="Times New Roman" w:hAnsi="Times New Roman" w:cs="Times New Roman"/>
-        </w:rPr>
-      </w:pPr>
-      <w:r>
-        <w:rPr>
-          <w:rFonts w:ascii="Times New Roman" w:hAnsi="Times New Roman" w:cs="Times New Roman"/>
+          <w:sz w:val="24"/>
+          <w:szCs w:val="24"/>
+        </w:rPr>
+      </w:pPr>
+      <w:r>
+        <w:rPr>
+          <w:rFonts w:ascii="Times New Roman" w:hAnsi="Times New Roman" w:cs="Times New Roman"/>
+          <w:sz w:val="24"/>
+          <w:szCs w:val="24"/>
         </w:rPr>
         <w:t>• Diseñar estrategia general de descarga y almacenamiento.</w:t>
       </w:r>
@@ -210,18 +244,24 @@
       <w:pPr>
         <w:rPr>
           <w:rFonts w:ascii="Times New Roman" w:hAnsi="Times New Roman" w:cs="Times New Roman"/>
-        </w:rPr>
-      </w:pPr>
-    </w:p>
-    <w:p>
-      <w:pPr>
-        <w:rPr>
-          <w:rFonts w:ascii="Times New Roman" w:hAnsi="Times New Roman" w:cs="Times New Roman"/>
-        </w:rPr>
-      </w:pPr>
-      <w:r>
-        <w:rPr>
-          <w:rFonts w:ascii="Times New Roman" w:hAnsi="Times New Roman" w:cs="Times New Roman"/>
+          <w:sz w:val="24"/>
+          <w:szCs w:val="24"/>
+        </w:rPr>
+      </w:pPr>
+    </w:p>
+    <w:p>
+      <w:pPr>
+        <w:rPr>
+          <w:rFonts w:ascii="Times New Roman" w:hAnsi="Times New Roman" w:cs="Times New Roman"/>
+          <w:sz w:val="24"/>
+          <w:szCs w:val="24"/>
+        </w:rPr>
+      </w:pPr>
+      <w:r>
+        <w:rPr>
+          <w:rFonts w:ascii="Times New Roman" w:hAnsi="Times New Roman" w:cs="Times New Roman"/>
+          <w:sz w:val="24"/>
+          <w:szCs w:val="24"/>
         </w:rPr>
         <w:t>Sprint 2: Ingesta y preprocesamiento</w:t>
       </w:r>
@@ -230,11 +270,15 @@
       <w:pPr>
         <w:rPr>
           <w:rFonts w:ascii="Times New Roman" w:hAnsi="Times New Roman" w:cs="Times New Roman"/>
-        </w:rPr>
-      </w:pPr>
-      <w:r>
-        <w:rPr>
-          <w:rFonts w:ascii="Times New Roman" w:hAnsi="Times New Roman" w:cs="Times New Roman"/>
+          <w:sz w:val="24"/>
+          <w:szCs w:val="24"/>
+        </w:rPr>
+      </w:pPr>
+      <w:r>
+        <w:rPr>
+          <w:rFonts w:ascii="Times New Roman" w:hAnsi="Times New Roman" w:cs="Times New Roman"/>
+          <w:sz w:val="24"/>
+          <w:szCs w:val="24"/>
         </w:rPr>
         <w:t xml:space="preserve">• Diseñar el pipeline de ingestión de datos e imágenes. </w:t>
       </w:r>
@@ -243,11 +287,15 @@
       <w:pPr>
         <w:rPr>
           <w:rFonts w:ascii="Times New Roman" w:hAnsi="Times New Roman" w:cs="Times New Roman"/>
-        </w:rPr>
-      </w:pPr>
-      <w:r>
-        <w:rPr>
-          <w:rFonts w:ascii="Times New Roman" w:hAnsi="Times New Roman" w:cs="Times New Roman"/>
+          <w:sz w:val="24"/>
+          <w:szCs w:val="24"/>
+        </w:rPr>
+      </w:pPr>
+      <w:r>
+        <w:rPr>
+          <w:rFonts w:ascii="Times New Roman" w:hAnsi="Times New Roman" w:cs="Times New Roman"/>
+          <w:sz w:val="24"/>
+          <w:szCs w:val="24"/>
         </w:rPr>
         <w:t xml:space="preserve">• Realizar pruebas de preprocesamiento básico (limpieza, organización, normalización). </w:t>
       </w:r>
@@ -256,11 +304,15 @@
       <w:pPr>
         <w:rPr>
           <w:rFonts w:ascii="Times New Roman" w:hAnsi="Times New Roman" w:cs="Times New Roman"/>
-        </w:rPr>
-      </w:pPr>
-      <w:r>
-        <w:rPr>
-          <w:rFonts w:ascii="Times New Roman" w:hAnsi="Times New Roman" w:cs="Times New Roman"/>
+          <w:sz w:val="24"/>
+          <w:szCs w:val="24"/>
+        </w:rPr>
+      </w:pPr>
+      <w:r>
+        <w:rPr>
+          <w:rFonts w:ascii="Times New Roman" w:hAnsi="Times New Roman" w:cs="Times New Roman"/>
+          <w:sz w:val="24"/>
+          <w:szCs w:val="24"/>
         </w:rPr>
         <w:t>• Establecer estructura de almacenamiento organizada y reproducible.</w:t>
       </w:r>
@@ -269,12 +321,1050 @@
       <w:pPr>
         <w:rPr>
           <w:rFonts w:ascii="Times New Roman" w:hAnsi="Times New Roman" w:cs="Times New Roman"/>
-        </w:rPr>
-      </w:pPr>
-      <w:r>
-        <w:rPr>
-          <w:rFonts w:ascii="Times New Roman" w:hAnsi="Times New Roman" w:cs="Times New Roman"/>
-        </w:rPr>
+          <w:sz w:val="24"/>
+          <w:szCs w:val="24"/>
+        </w:rPr>
+      </w:pPr>
+      <w:r>
+        <w:rPr>
+          <w:rFonts w:ascii="Times New Roman" w:hAnsi="Times New Roman" w:cs="Times New Roman"/>
+          <w:sz w:val="24"/>
+          <w:szCs w:val="24"/>
+        </w:rPr>
+        <w:t>--------------------------------------------------------------------------</w:t>
+      </w:r>
+    </w:p>
+    <w:p>
+      <w:pPr>
+        <w:spacing w:before="240" w:after="240"/>
+        <w:rPr>
+          <w:rFonts w:ascii="Times New Roman" w:eastAsia="Times New Roman" w:hAnsi="Times New Roman" w:cs="Times New Roman"/>
+          <w:b/>
+          <w:bCs/>
+          <w:color w:val="EE0000"/>
+          <w:sz w:val="24"/>
+          <w:szCs w:val="24"/>
+        </w:rPr>
+      </w:pPr>
+      <w:r>
+        <w:rPr>
+          <w:rFonts w:ascii="Times New Roman" w:eastAsia="Times New Roman" w:hAnsi="Times New Roman" w:cs="Times New Roman"/>
+          <w:b/>
+          <w:bCs/>
+          <w:color w:val="EE0000"/>
+          <w:sz w:val="24"/>
+          <w:szCs w:val="24"/>
+        </w:rPr>
+        <w:t>(04/11- 12/11):</w:t>
+      </w:r>
+    </w:p>
+    <w:p>
+      <w:pPr>
+        <w:spacing w:before="240" w:after="240"/>
+        <w:rPr>
+          <w:rFonts w:ascii="Times New Roman" w:eastAsia="Times New Roman" w:hAnsi="Times New Roman" w:cs="Times New Roman"/>
+          <w:sz w:val="24"/>
+          <w:szCs w:val="24"/>
+        </w:rPr>
+      </w:pPr>
+      <w:r>
+        <w:rPr>
+          <w:rFonts w:ascii="Times New Roman" w:eastAsia="Times New Roman" w:hAnsi="Times New Roman" w:cs="Times New Roman"/>
+          <w:sz w:val="24"/>
+          <w:szCs w:val="24"/>
+        </w:rPr>
+        <w:t>Para este Sprint, más allá de lo que teníamos planeado originalmente, queríamos solucionar problema durante el sprint 1 que tuvieron que atrasarse.</w:t>
+      </w:r>
+    </w:p>
+    <w:p>
+      <w:pPr>
+        <w:spacing w:before="240" w:after="240"/>
+        <w:rPr>
+          <w:rFonts w:ascii="Times New Roman" w:eastAsia="Times New Roman" w:hAnsi="Times New Roman" w:cs="Times New Roman"/>
+          <w:sz w:val="24"/>
+          <w:szCs w:val="24"/>
+          <w:lang w:val="es-AR"/>
+        </w:rPr>
+      </w:pPr>
+      <w:r>
+        <w:rPr>
+          <w:rFonts w:ascii="Times New Roman" w:eastAsia="Times New Roman" w:hAnsi="Times New Roman" w:cs="Times New Roman"/>
+          <w:sz w:val="24"/>
+          <w:szCs w:val="24"/>
+        </w:rPr>
+        <w:t xml:space="preserve">1. </w:t>
+      </w:r>
+      <w:r>
+        <w:rPr>
+          <w:rFonts w:ascii="Times New Roman" w:eastAsia="Times New Roman" w:hAnsi="Times New Roman" w:cs="Times New Roman"/>
+          <w:b/>
+          <w:bCs/>
+          <w:sz w:val="24"/>
+          <w:szCs w:val="24"/>
+        </w:rPr>
+        <w:t>Limpieza de Código (</w:t>
+      </w:r>
+      <w:r>
+        <w:rPr>
+          <w:rFonts w:ascii="Times New Roman" w:eastAsia="Times New Roman" w:hAnsi="Times New Roman" w:cs="Times New Roman"/>
+          <w:b/>
+          <w:bCs/>
+          <w:sz w:val="24"/>
+          <w:szCs w:val="24"/>
+          <w:highlight w:val="yellow"/>
+        </w:rPr>
+        <w:t>Martin</w:t>
+      </w:r>
+      <w:r>
+        <w:rPr>
+          <w:rFonts w:ascii="Times New Roman" w:eastAsia="Times New Roman" w:hAnsi="Times New Roman" w:cs="Times New Roman"/>
+          <w:b/>
+          <w:bCs/>
+          <w:sz w:val="24"/>
+          <w:szCs w:val="24"/>
+        </w:rPr>
+        <w:t>)</w:t>
+      </w:r>
+      <w:r>
+        <w:rPr>
+          <w:rFonts w:ascii="Times New Roman" w:eastAsia="Times New Roman" w:hAnsi="Times New Roman" w:cs="Times New Roman"/>
+          <w:sz w:val="24"/>
+          <w:szCs w:val="24"/>
+        </w:rPr>
+        <w:t>:</w:t>
+      </w:r>
+      <w:r>
+        <w:rPr>
+          <w:rFonts w:ascii="Times New Roman" w:eastAsia="Times New Roman" w:hAnsi="Times New Roman" w:cs="Times New Roman"/>
+          <w:sz w:val="24"/>
+          <w:szCs w:val="24"/>
+          <w:lang w:val="es-AR"/>
+        </w:rPr>
+        <w:t xml:space="preserve"> Centralizar las descargas de datos en un único módulo, de modo que los archivos se almacenen automáticamente en subcarpetas organizadas. </w:t>
+      </w:r>
+      <w:r>
+        <w:rPr>
+          <w:rFonts w:ascii="Times New Roman" w:eastAsia="Times New Roman" w:hAnsi="Times New Roman" w:cs="Times New Roman"/>
+          <w:b/>
+          <w:bCs/>
+          <w:sz w:val="24"/>
+          <w:szCs w:val="24"/>
+          <w:lang w:val="es-AR"/>
+        </w:rPr>
+        <w:t>Esto incluye:</w:t>
+      </w:r>
+    </w:p>
+    <w:p>
+      <w:pPr>
+        <w:numPr>
+          <w:ilvl w:val="0"/>
+          <w:numId w:val="8"/>
+        </w:numPr>
+        <w:spacing w:after="0"/>
+        <w:rPr>
+          <w:rFonts w:ascii="Times New Roman" w:eastAsia="Times New Roman" w:hAnsi="Times New Roman" w:cs="Times New Roman"/>
+          <w:sz w:val="24"/>
+          <w:szCs w:val="24"/>
+          <w:lang w:val="es-AR"/>
+        </w:rPr>
+      </w:pPr>
+      <w:r>
+        <w:rPr>
+          <w:rFonts w:ascii="Times New Roman" w:eastAsia="Times New Roman" w:hAnsi="Times New Roman" w:cs="Times New Roman"/>
+          <w:sz w:val="24"/>
+          <w:szCs w:val="24"/>
+          <w:lang w:val="es-AR"/>
+        </w:rPr>
+        <w:t>Integración en el main: la descarga de datos poblacionales falla al unificarse con el resto del código.</w:t>
+      </w:r>
+    </w:p>
+    <w:p>
+      <w:pPr>
+        <w:numPr>
+          <w:ilvl w:val="0"/>
+          <w:numId w:val="8"/>
+        </w:numPr>
+        <w:spacing w:after="0"/>
+        <w:rPr>
+          <w:rFonts w:ascii="Times New Roman" w:eastAsia="Times New Roman" w:hAnsi="Times New Roman" w:cs="Times New Roman"/>
+          <w:sz w:val="24"/>
+          <w:szCs w:val="24"/>
+          <w:lang w:val="es-AR"/>
+        </w:rPr>
+      </w:pPr>
+      <w:r>
+        <w:rPr>
+          <w:rFonts w:ascii="Times New Roman" w:eastAsia="Times New Roman" w:hAnsi="Times New Roman" w:cs="Times New Roman"/>
+          <w:sz w:val="24"/>
+          <w:szCs w:val="24"/>
+          <w:lang w:val="es-AR"/>
+        </w:rPr>
+        <w:t>Identificación y optimización de secciones redundantes o ineficientes del código.</w:t>
+      </w:r>
+    </w:p>
+    <w:p>
+      <w:pPr>
+        <w:numPr>
+          <w:ilvl w:val="0"/>
+          <w:numId w:val="8"/>
+        </w:numPr>
+        <w:spacing w:after="0"/>
+        <w:rPr>
+          <w:rFonts w:ascii="Times New Roman" w:eastAsia="Times New Roman" w:hAnsi="Times New Roman" w:cs="Times New Roman"/>
+          <w:sz w:val="24"/>
+          <w:szCs w:val="24"/>
+          <w:lang w:val="es-AR"/>
+        </w:rPr>
+      </w:pPr>
+      <w:r>
+        <w:rPr>
+          <w:rFonts w:ascii="Times New Roman" w:eastAsia="Times New Roman" w:hAnsi="Times New Roman" w:cs="Times New Roman"/>
+          <w:sz w:val="24"/>
+          <w:szCs w:val="24"/>
+          <w:lang w:val="es-AR"/>
+        </w:rPr>
+        <w:t xml:space="preserve">Implementación de control de excepciones para manejar </w:t>
+      </w:r>
+      <w:proofErr w:type="spellStart"/>
+      <w:r>
+        <w:rPr>
+          <w:rFonts w:ascii="Times New Roman" w:eastAsia="Times New Roman" w:hAnsi="Times New Roman" w:cs="Times New Roman"/>
+          <w:b/>
+          <w:bCs/>
+          <w:sz w:val="24"/>
+          <w:szCs w:val="24"/>
+          <w:lang w:val="es-AR"/>
+        </w:rPr>
+        <w:t>timeouts</w:t>
+      </w:r>
+      <w:proofErr w:type="spellEnd"/>
+      <w:r>
+        <w:rPr>
+          <w:rFonts w:ascii="Times New Roman" w:eastAsia="Times New Roman" w:hAnsi="Times New Roman" w:cs="Times New Roman"/>
+          <w:sz w:val="24"/>
+          <w:szCs w:val="24"/>
+          <w:lang w:val="es-AR"/>
+        </w:rPr>
+        <w:t xml:space="preserve"> en las descargas de </w:t>
+      </w:r>
+      <w:r>
+        <w:rPr>
+          <w:rFonts w:ascii="Times New Roman" w:eastAsia="Times New Roman" w:hAnsi="Times New Roman" w:cs="Times New Roman"/>
+          <w:b/>
+          <w:bCs/>
+          <w:sz w:val="24"/>
+          <w:szCs w:val="24"/>
+          <w:lang w:val="es-AR"/>
+        </w:rPr>
+        <w:t>Sentinel-1 y Sentinel-2</w:t>
+      </w:r>
+      <w:r>
+        <w:rPr>
+          <w:rFonts w:ascii="Times New Roman" w:eastAsia="Times New Roman" w:hAnsi="Times New Roman" w:cs="Times New Roman"/>
+          <w:sz w:val="24"/>
+          <w:szCs w:val="24"/>
+          <w:lang w:val="es-AR"/>
+        </w:rPr>
+        <w:t>.</w:t>
+      </w:r>
+    </w:p>
+    <w:p>
+      <w:pPr>
+        <w:spacing w:before="240" w:after="240"/>
+        <w:rPr>
+          <w:rFonts w:ascii="Times New Roman" w:eastAsia="Times New Roman" w:hAnsi="Times New Roman" w:cs="Times New Roman"/>
+          <w:sz w:val="24"/>
+          <w:szCs w:val="24"/>
+        </w:rPr>
+      </w:pPr>
+      <w:r>
+        <w:rPr>
+          <w:rFonts w:ascii="Times New Roman" w:eastAsia="Times New Roman" w:hAnsi="Times New Roman" w:cs="Times New Roman"/>
+          <w:sz w:val="24"/>
+          <w:szCs w:val="24"/>
+        </w:rPr>
+        <w:t xml:space="preserve">2. </w:t>
+      </w:r>
+      <w:r>
+        <w:rPr>
+          <w:rFonts w:ascii="Times New Roman" w:eastAsia="Times New Roman" w:hAnsi="Times New Roman" w:cs="Times New Roman"/>
+          <w:b/>
+          <w:bCs/>
+          <w:sz w:val="24"/>
+          <w:szCs w:val="24"/>
+        </w:rPr>
+        <w:t>Falta de Datos o Errores:</w:t>
+      </w:r>
+      <w:r>
+        <w:rPr>
+          <w:rFonts w:ascii="Times New Roman" w:eastAsia="Times New Roman" w:hAnsi="Times New Roman" w:cs="Times New Roman"/>
+          <w:sz w:val="24"/>
+          <w:szCs w:val="24"/>
+        </w:rPr>
+        <w:t xml:space="preserve"> Hasta ahora hay ciertos errores para la importación de datos de: </w:t>
+      </w:r>
+    </w:p>
+    <w:p>
+      <w:pPr>
+        <w:numPr>
+          <w:ilvl w:val="0"/>
+          <w:numId w:val="9"/>
+        </w:numPr>
+        <w:spacing w:before="240" w:after="240"/>
+        <w:rPr>
+          <w:rFonts w:ascii="Times New Roman" w:eastAsia="Times New Roman" w:hAnsi="Times New Roman" w:cs="Times New Roman"/>
+          <w:sz w:val="24"/>
+          <w:szCs w:val="24"/>
+          <w:lang w:val="en-US"/>
+        </w:rPr>
+      </w:pPr>
+      <w:r>
+        <w:rPr>
+          <w:rFonts w:ascii="Times New Roman" w:eastAsia="Times New Roman" w:hAnsi="Times New Roman" w:cs="Times New Roman"/>
+          <w:b/>
+          <w:bCs/>
+          <w:sz w:val="24"/>
+          <w:szCs w:val="24"/>
+          <w:lang w:val="en-US"/>
+        </w:rPr>
+        <w:t>VIIRS (Visible Infrared Imaging Radiometer Suite)</w:t>
+      </w:r>
+      <w:r>
+        <w:rPr>
+          <w:rFonts w:ascii="Times New Roman" w:eastAsia="Times New Roman" w:hAnsi="Times New Roman" w:cs="Times New Roman"/>
+          <w:sz w:val="24"/>
+          <w:szCs w:val="24"/>
+          <w:lang w:val="en-US"/>
+        </w:rPr>
+        <w:t xml:space="preserve"> – </w:t>
+      </w:r>
+      <w:proofErr w:type="spellStart"/>
+      <w:r>
+        <w:rPr>
+          <w:rFonts w:ascii="Times New Roman" w:eastAsia="Times New Roman" w:hAnsi="Times New Roman" w:cs="Times New Roman"/>
+          <w:i/>
+          <w:iCs/>
+          <w:sz w:val="24"/>
+          <w:szCs w:val="24"/>
+          <w:lang w:val="en-US"/>
+        </w:rPr>
+        <w:t>Responsable</w:t>
+      </w:r>
+      <w:proofErr w:type="spellEnd"/>
+      <w:r>
+        <w:rPr>
+          <w:rFonts w:ascii="Times New Roman" w:eastAsia="Times New Roman" w:hAnsi="Times New Roman" w:cs="Times New Roman"/>
+          <w:i/>
+          <w:iCs/>
+          <w:sz w:val="24"/>
+          <w:szCs w:val="24"/>
+          <w:lang w:val="en-US"/>
+        </w:rPr>
+        <w:t xml:space="preserve">: </w:t>
+      </w:r>
+      <w:r>
+        <w:rPr>
+          <w:rFonts w:ascii="Times New Roman" w:eastAsia="Times New Roman" w:hAnsi="Times New Roman" w:cs="Times New Roman"/>
+          <w:i/>
+          <w:iCs/>
+          <w:sz w:val="24"/>
+          <w:szCs w:val="24"/>
+          <w:highlight w:val="yellow"/>
+          <w:lang w:val="en-US"/>
+        </w:rPr>
+        <w:t>Martín</w:t>
+      </w:r>
+    </w:p>
+    <w:p>
+      <w:pPr>
+        <w:numPr>
+          <w:ilvl w:val="1"/>
+          <w:numId w:val="9"/>
+        </w:numPr>
+        <w:spacing w:before="240" w:after="240"/>
+        <w:rPr>
+          <w:rFonts w:ascii="Times New Roman" w:eastAsia="Times New Roman" w:hAnsi="Times New Roman" w:cs="Times New Roman"/>
+          <w:sz w:val="24"/>
+          <w:szCs w:val="24"/>
+          <w:lang w:val="es-AR"/>
+        </w:rPr>
+      </w:pPr>
+      <w:r>
+        <w:rPr>
+          <w:rFonts w:ascii="Times New Roman" w:eastAsia="Times New Roman" w:hAnsi="Times New Roman" w:cs="Times New Roman"/>
+          <w:sz w:val="24"/>
+          <w:szCs w:val="24"/>
+          <w:lang w:val="es-AR"/>
+        </w:rPr>
+        <w:lastRenderedPageBreak/>
+        <w:t>Resolver errores en la importación de datos de contaminación lumínica.</w:t>
+      </w:r>
+    </w:p>
+    <w:p>
+      <w:pPr>
+        <w:numPr>
+          <w:ilvl w:val="0"/>
+          <w:numId w:val="9"/>
+        </w:numPr>
+        <w:spacing w:before="240" w:after="240"/>
+        <w:rPr>
+          <w:rFonts w:ascii="Times New Roman" w:eastAsia="Times New Roman" w:hAnsi="Times New Roman" w:cs="Times New Roman"/>
+          <w:i/>
+          <w:iCs/>
+          <w:sz w:val="24"/>
+          <w:szCs w:val="24"/>
+          <w:highlight w:val="yellow"/>
+          <w:lang w:val="es-AR"/>
+        </w:rPr>
+      </w:pPr>
+      <w:r>
+        <w:rPr>
+          <w:rFonts w:ascii="Times New Roman" w:eastAsia="Times New Roman" w:hAnsi="Times New Roman" w:cs="Times New Roman"/>
+          <w:b/>
+          <w:bCs/>
+          <w:sz w:val="24"/>
+          <w:szCs w:val="24"/>
+          <w:lang w:val="es-AR"/>
+        </w:rPr>
+        <w:t xml:space="preserve">Imágenes Satelitales – </w:t>
+      </w:r>
+      <w:proofErr w:type="spellStart"/>
+      <w:r>
+        <w:rPr>
+          <w:rFonts w:ascii="Times New Roman" w:eastAsia="Times New Roman" w:hAnsi="Times New Roman" w:cs="Times New Roman"/>
+          <w:b/>
+          <w:bCs/>
+          <w:sz w:val="24"/>
+          <w:szCs w:val="24"/>
+          <w:lang w:val="es-AR"/>
+        </w:rPr>
+        <w:t>Copernicus</w:t>
+      </w:r>
+      <w:proofErr w:type="spellEnd"/>
+      <w:r>
+        <w:rPr>
+          <w:rFonts w:ascii="Times New Roman" w:eastAsia="Times New Roman" w:hAnsi="Times New Roman" w:cs="Times New Roman"/>
+          <w:sz w:val="24"/>
+          <w:szCs w:val="24"/>
+          <w:lang w:val="es-AR"/>
+        </w:rPr>
+        <w:t xml:space="preserve"> – </w:t>
+      </w:r>
+      <w:r>
+        <w:rPr>
+          <w:rFonts w:ascii="Times New Roman" w:eastAsia="Times New Roman" w:hAnsi="Times New Roman" w:cs="Times New Roman"/>
+          <w:i/>
+          <w:iCs/>
+          <w:sz w:val="24"/>
+          <w:szCs w:val="24"/>
+          <w:lang w:val="es-AR"/>
+        </w:rPr>
+        <w:t xml:space="preserve">Responsable: </w:t>
+      </w:r>
+      <w:proofErr w:type="spellStart"/>
+      <w:r>
+        <w:rPr>
+          <w:rFonts w:ascii="Times New Roman" w:eastAsia="Times New Roman" w:hAnsi="Times New Roman" w:cs="Times New Roman"/>
+          <w:i/>
+          <w:iCs/>
+          <w:sz w:val="24"/>
+          <w:szCs w:val="24"/>
+          <w:highlight w:val="yellow"/>
+          <w:lang w:val="es-AR"/>
+        </w:rPr>
+        <w:t>Wen</w:t>
+      </w:r>
+      <w:proofErr w:type="spellEnd"/>
+    </w:p>
+    <w:p>
+      <w:pPr>
+        <w:pStyle w:val="Prrafodelista"/>
+        <w:numPr>
+          <w:ilvl w:val="1"/>
+          <w:numId w:val="9"/>
+        </w:numPr>
+        <w:spacing w:after="240"/>
+        <w:jc w:val="both"/>
+        <w:rPr>
+          <w:rFonts w:ascii="Times New Roman" w:eastAsia="Times New Roman" w:hAnsi="Times New Roman" w:cs="Times New Roman"/>
+          <w:sz w:val="24"/>
+          <w:szCs w:val="24"/>
+          <w:lang w:val="es-AR"/>
+        </w:rPr>
+      </w:pPr>
+      <w:r>
+        <w:rPr>
+          <w:rFonts w:ascii="Times New Roman" w:eastAsia="Times New Roman" w:hAnsi="Times New Roman" w:cs="Times New Roman"/>
+          <w:sz w:val="24"/>
+          <w:szCs w:val="24"/>
+          <w:lang w:val="es-AR"/>
+        </w:rPr>
+        <w:t>Implementar un sistema de descarga masiva de imágenes.</w:t>
+      </w:r>
+    </w:p>
+    <w:p>
+      <w:pPr>
+        <w:pStyle w:val="Prrafodelista"/>
+        <w:numPr>
+          <w:ilvl w:val="1"/>
+          <w:numId w:val="9"/>
+        </w:numPr>
+        <w:spacing w:after="240"/>
+        <w:jc w:val="both"/>
+        <w:rPr>
+          <w:rFonts w:ascii="Times New Roman" w:eastAsia="Times New Roman" w:hAnsi="Times New Roman" w:cs="Times New Roman"/>
+          <w:sz w:val="24"/>
+          <w:szCs w:val="24"/>
+          <w:lang w:val="es-AR"/>
+        </w:rPr>
+      </w:pPr>
+      <w:r>
+        <w:rPr>
+          <w:rFonts w:ascii="Times New Roman" w:eastAsia="Times New Roman" w:hAnsi="Times New Roman" w:cs="Times New Roman"/>
+          <w:sz w:val="24"/>
+          <w:szCs w:val="24"/>
+          <w:lang w:val="es-AR"/>
+        </w:rPr>
+        <w:t xml:space="preserve">Investigar por qué las descargas se realizan en formato </w:t>
+      </w:r>
+      <w:r>
+        <w:rPr>
+          <w:rFonts w:ascii="Times New Roman" w:eastAsia="Times New Roman" w:hAnsi="Times New Roman" w:cs="Times New Roman"/>
+          <w:b/>
+          <w:bCs/>
+          <w:sz w:val="24"/>
+          <w:szCs w:val="24"/>
+          <w:lang w:val="es-AR"/>
+        </w:rPr>
+        <w:t>.jp2</w:t>
+      </w:r>
+      <w:r>
+        <w:rPr>
+          <w:rFonts w:ascii="Times New Roman" w:eastAsia="Times New Roman" w:hAnsi="Times New Roman" w:cs="Times New Roman"/>
+          <w:sz w:val="24"/>
+          <w:szCs w:val="24"/>
+          <w:lang w:val="es-AR"/>
+        </w:rPr>
+        <w:t xml:space="preserve"> y definir un método de conversión o lectura apropiado.</w:t>
+      </w:r>
+    </w:p>
+    <w:p>
+      <w:pPr>
+        <w:pStyle w:val="Prrafodelista"/>
+        <w:numPr>
+          <w:ilvl w:val="0"/>
+          <w:numId w:val="9"/>
+        </w:numPr>
+        <w:spacing w:after="240"/>
+        <w:jc w:val="both"/>
+        <w:rPr>
+          <w:rFonts w:ascii="Times New Roman" w:eastAsia="Times New Roman" w:hAnsi="Times New Roman" w:cs="Times New Roman"/>
+          <w:b/>
+          <w:bCs/>
+          <w:sz w:val="24"/>
+          <w:szCs w:val="24"/>
+          <w:lang w:val="es-AR"/>
+        </w:rPr>
+      </w:pPr>
+      <w:r>
+        <w:rPr>
+          <w:rFonts w:ascii="Times New Roman" w:eastAsia="Times New Roman" w:hAnsi="Times New Roman" w:cs="Times New Roman"/>
+          <w:b/>
+          <w:bCs/>
+          <w:sz w:val="24"/>
+          <w:szCs w:val="24"/>
+          <w:lang w:val="es-AR"/>
+        </w:rPr>
+        <w:t xml:space="preserve">Datos poblacionales HISTORICO </w:t>
+      </w:r>
+      <w:r>
+        <w:rPr>
+          <w:rFonts w:ascii="Times New Roman" w:eastAsia="Times New Roman" w:hAnsi="Times New Roman" w:cs="Times New Roman"/>
+          <w:b/>
+          <w:bCs/>
+          <w:sz w:val="24"/>
+          <w:szCs w:val="24"/>
+          <w:highlight w:val="yellow"/>
+          <w:lang w:val="es-AR"/>
+        </w:rPr>
+        <w:t>(Iker):</w:t>
+      </w:r>
+      <w:r>
+        <w:rPr>
+          <w:rFonts w:ascii="Times New Roman" w:eastAsia="Times New Roman" w:hAnsi="Times New Roman" w:cs="Times New Roman"/>
+          <w:b/>
+          <w:bCs/>
+          <w:sz w:val="24"/>
+          <w:szCs w:val="24"/>
+          <w:lang w:val="es-AR"/>
+        </w:rPr>
+        <w:t xml:space="preserve"> </w:t>
+      </w:r>
+      <w:r>
+        <w:rPr>
+          <w:rFonts w:ascii="Times New Roman" w:eastAsia="Times New Roman" w:hAnsi="Times New Roman" w:cs="Times New Roman"/>
+          <w:sz w:val="24"/>
+          <w:szCs w:val="24"/>
+          <w:lang w:val="es-AR"/>
+        </w:rPr>
+        <w:t>Los datos los necesitamos históricos para ver el cambio poblacional tanto a nivel comunidad como a nivel municipio</w:t>
+      </w:r>
+    </w:p>
+    <w:p>
+      <w:pPr>
+        <w:spacing w:before="240" w:after="240"/>
+        <w:rPr>
+          <w:rFonts w:ascii="Times New Roman" w:eastAsia="Times New Roman" w:hAnsi="Times New Roman" w:cs="Times New Roman"/>
+          <w:sz w:val="24"/>
+          <w:szCs w:val="24"/>
+        </w:rPr>
+      </w:pPr>
+      <w:r>
+        <w:rPr>
+          <w:rFonts w:ascii="Times New Roman" w:eastAsia="Times New Roman" w:hAnsi="Times New Roman" w:cs="Times New Roman"/>
+          <w:b/>
+          <w:bCs/>
+          <w:sz w:val="24"/>
+          <w:szCs w:val="24"/>
+        </w:rPr>
+        <w:t>3. Limpieza y preprocesamiento de datos</w:t>
+      </w:r>
+      <w:r>
+        <w:rPr>
+          <w:rFonts w:ascii="Times New Roman" w:eastAsia="Times New Roman" w:hAnsi="Times New Roman" w:cs="Times New Roman"/>
+          <w:sz w:val="24"/>
+          <w:szCs w:val="24"/>
+        </w:rPr>
+        <w:t xml:space="preserve"> (</w:t>
+      </w:r>
+      <w:r>
+        <w:rPr>
+          <w:rFonts w:ascii="Times New Roman" w:eastAsia="Times New Roman" w:hAnsi="Times New Roman" w:cs="Times New Roman"/>
+          <w:sz w:val="24"/>
+          <w:szCs w:val="24"/>
+          <w:highlight w:val="yellow"/>
+        </w:rPr>
+        <w:t>Martin y Iker-</w:t>
+      </w:r>
+      <w:r>
+        <w:rPr>
+          <w:rFonts w:ascii="Times New Roman" w:eastAsia="Times New Roman" w:hAnsi="Times New Roman" w:cs="Times New Roman"/>
+          <w:sz w:val="24"/>
+          <w:szCs w:val="24"/>
+        </w:rPr>
+        <w:t>): Para esta sección queríamos empezar a juntar los datos según las necesidades que teníamos. Esto incluye:</w:t>
+      </w:r>
+    </w:p>
+    <w:p>
+      <w:pPr>
+        <w:pStyle w:val="Prrafodelista"/>
+        <w:numPr>
+          <w:ilvl w:val="0"/>
+          <w:numId w:val="7"/>
+        </w:numPr>
+        <w:spacing w:before="240" w:after="240"/>
+        <w:rPr>
+          <w:rFonts w:ascii="Times New Roman" w:eastAsia="Times New Roman" w:hAnsi="Times New Roman" w:cs="Times New Roman"/>
+          <w:sz w:val="24"/>
+          <w:szCs w:val="24"/>
+        </w:rPr>
+      </w:pPr>
+      <w:r>
+        <w:rPr>
+          <w:rFonts w:ascii="Times New Roman" w:eastAsia="Times New Roman" w:hAnsi="Times New Roman" w:cs="Times New Roman"/>
+          <w:sz w:val="24"/>
+          <w:szCs w:val="24"/>
+        </w:rPr>
+        <w:t xml:space="preserve">Realizar pruebas de preprocesamiento básico (limpieza). </w:t>
+      </w:r>
+    </w:p>
+    <w:p>
+      <w:pPr>
+        <w:pStyle w:val="Prrafodelista"/>
+        <w:numPr>
+          <w:ilvl w:val="0"/>
+          <w:numId w:val="7"/>
+        </w:numPr>
+        <w:spacing w:before="240" w:after="240"/>
+        <w:rPr>
+          <w:rFonts w:ascii="Times New Roman" w:eastAsia="Times New Roman" w:hAnsi="Times New Roman" w:cs="Times New Roman"/>
+          <w:sz w:val="24"/>
+          <w:szCs w:val="24"/>
+        </w:rPr>
+      </w:pPr>
+      <w:r>
+        <w:rPr>
+          <w:rFonts w:ascii="Times New Roman" w:eastAsia="Times New Roman" w:hAnsi="Times New Roman" w:cs="Times New Roman"/>
+          <w:sz w:val="24"/>
+          <w:szCs w:val="24"/>
+        </w:rPr>
+        <w:t>Organización y normalización de los datos</w:t>
+      </w:r>
+    </w:p>
+    <w:p>
+      <w:pPr>
+        <w:pStyle w:val="Prrafodelista"/>
+        <w:numPr>
+          <w:ilvl w:val="0"/>
+          <w:numId w:val="7"/>
+        </w:numPr>
+        <w:spacing w:before="240" w:after="240"/>
+        <w:rPr>
+          <w:rFonts w:ascii="Times New Roman" w:eastAsia="Times New Roman" w:hAnsi="Times New Roman" w:cs="Times New Roman"/>
+          <w:sz w:val="24"/>
+          <w:szCs w:val="24"/>
+        </w:rPr>
+      </w:pPr>
+      <w:r>
+        <w:rPr>
+          <w:rFonts w:ascii="Times New Roman" w:eastAsia="Times New Roman" w:hAnsi="Times New Roman" w:cs="Times New Roman"/>
+          <w:sz w:val="24"/>
+          <w:szCs w:val="24"/>
+        </w:rPr>
+        <w:t xml:space="preserve">Encontrar utilidad y forma de interpretación de los datos satelitales de </w:t>
+      </w:r>
+      <w:proofErr w:type="spellStart"/>
+      <w:r>
+        <w:rPr>
+          <w:rFonts w:ascii="Times New Roman" w:eastAsia="Times New Roman" w:hAnsi="Times New Roman" w:cs="Times New Roman"/>
+          <w:sz w:val="24"/>
+          <w:szCs w:val="24"/>
+        </w:rPr>
+        <w:t>Copernicus</w:t>
+      </w:r>
+      <w:proofErr w:type="spellEnd"/>
+      <w:r>
+        <w:rPr>
+          <w:rFonts w:ascii="Times New Roman" w:eastAsia="Times New Roman" w:hAnsi="Times New Roman" w:cs="Times New Roman"/>
+          <w:sz w:val="24"/>
+          <w:szCs w:val="24"/>
+        </w:rPr>
+        <w:t>.</w:t>
+      </w:r>
+    </w:p>
+    <w:p>
+      <w:pPr>
+        <w:spacing w:before="240" w:after="240"/>
+        <w:rPr>
+          <w:rFonts w:ascii="Times New Roman" w:eastAsia="Times New Roman" w:hAnsi="Times New Roman" w:cs="Times New Roman"/>
+          <w:b/>
+          <w:bCs/>
+          <w:sz w:val="24"/>
+          <w:szCs w:val="24"/>
+          <w:lang w:val="es-AR"/>
+        </w:rPr>
+      </w:pPr>
+      <w:r>
+        <w:rPr>
+          <w:rFonts w:ascii="Times New Roman" w:eastAsia="Times New Roman" w:hAnsi="Times New Roman" w:cs="Times New Roman"/>
+          <w:b/>
+          <w:bCs/>
+          <w:sz w:val="24"/>
+          <w:szCs w:val="24"/>
+          <w:lang w:val="es-AR"/>
+        </w:rPr>
+        <w:t xml:space="preserve">4. </w:t>
+      </w:r>
+      <w:commentRangeStart w:id="0"/>
+      <w:r>
+        <w:rPr>
+          <w:rFonts w:ascii="Times New Roman" w:eastAsia="Times New Roman" w:hAnsi="Times New Roman" w:cs="Times New Roman"/>
+          <w:b/>
+          <w:bCs/>
+          <w:sz w:val="24"/>
+          <w:szCs w:val="24"/>
+          <w:lang w:val="es-AR"/>
+        </w:rPr>
+        <w:t xml:space="preserve">Almacenamiento Histórico de Archivos </w:t>
+      </w:r>
+      <w:commentRangeEnd w:id="0"/>
+      <w:r>
+        <w:rPr>
+          <w:rStyle w:val="Refdecomentario"/>
+          <w:rFonts w:ascii="Times New Roman" w:eastAsia="Times New Roman" w:hAnsi="Times New Roman" w:cs="Times New Roman"/>
+          <w:b/>
+          <w:bCs/>
+          <w:sz w:val="24"/>
+          <w:szCs w:val="24"/>
+          <w:highlight w:val="yellow"/>
+          <w:lang w:val="es-AR"/>
+        </w:rPr>
+        <w:commentReference w:id="0"/>
+      </w:r>
+      <w:r>
+        <w:rPr>
+          <w:rFonts w:ascii="Times New Roman" w:eastAsia="Times New Roman" w:hAnsi="Times New Roman" w:cs="Times New Roman"/>
+          <w:b/>
+          <w:bCs/>
+          <w:sz w:val="24"/>
+          <w:szCs w:val="24"/>
+          <w:highlight w:val="yellow"/>
+          <w:lang w:val="es-AR"/>
+        </w:rPr>
+        <w:t>(-----):</w:t>
+      </w:r>
+      <w:r>
+        <w:rPr>
+          <w:rFonts w:ascii="Times New Roman" w:eastAsia="Times New Roman" w:hAnsi="Times New Roman" w:cs="Times New Roman"/>
+          <w:b/>
+          <w:bCs/>
+          <w:sz w:val="24"/>
+          <w:szCs w:val="24"/>
+          <w:lang w:val="es-AR"/>
+        </w:rPr>
+        <w:t xml:space="preserve"> y Estructurado de Descargas </w:t>
+      </w:r>
+      <w:r>
+        <w:rPr>
+          <w:rFonts w:ascii="Times New Roman" w:eastAsia="Times New Roman" w:hAnsi="Times New Roman" w:cs="Times New Roman"/>
+          <w:b/>
+          <w:bCs/>
+          <w:sz w:val="24"/>
+          <w:szCs w:val="24"/>
+          <w:highlight w:val="yellow"/>
+          <w:lang w:val="es-AR"/>
+        </w:rPr>
+        <w:t>(Martin):</w:t>
+      </w:r>
+    </w:p>
+    <w:p>
+      <w:pPr>
+        <w:spacing w:before="240" w:after="240"/>
+        <w:rPr>
+          <w:rFonts w:ascii="Times New Roman" w:eastAsia="Times New Roman" w:hAnsi="Times New Roman" w:cs="Times New Roman"/>
+          <w:sz w:val="24"/>
+          <w:szCs w:val="24"/>
+          <w:lang w:val="es-AR"/>
+        </w:rPr>
+      </w:pPr>
+      <w:r>
+        <w:rPr>
+          <w:rFonts w:ascii="Times New Roman" w:eastAsia="Times New Roman" w:hAnsi="Times New Roman" w:cs="Times New Roman"/>
+          <w:b/>
+          <w:bCs/>
+          <w:sz w:val="24"/>
+          <w:szCs w:val="24"/>
+          <w:lang w:val="es-AR"/>
+        </w:rPr>
+        <w:t>Objetivo:</w:t>
+      </w:r>
+      <w:r>
+        <w:rPr>
+          <w:rFonts w:ascii="Times New Roman" w:eastAsia="Times New Roman" w:hAnsi="Times New Roman" w:cs="Times New Roman"/>
+          <w:sz w:val="24"/>
+          <w:szCs w:val="24"/>
+          <w:lang w:val="es-AR"/>
+        </w:rPr>
+        <w:t xml:space="preserve"> Implementar un sistema de almacenamiento organizado que permita mantener un </w:t>
+      </w:r>
+      <w:r>
+        <w:rPr>
+          <w:rFonts w:ascii="Times New Roman" w:eastAsia="Times New Roman" w:hAnsi="Times New Roman" w:cs="Times New Roman"/>
+          <w:b/>
+          <w:bCs/>
+          <w:sz w:val="24"/>
+          <w:szCs w:val="24"/>
+          <w:lang w:val="es-AR"/>
+        </w:rPr>
+        <w:t>registro histórico de las descargas</w:t>
+      </w:r>
+      <w:r>
+        <w:rPr>
+          <w:rFonts w:ascii="Times New Roman" w:eastAsia="Times New Roman" w:hAnsi="Times New Roman" w:cs="Times New Roman"/>
+          <w:sz w:val="24"/>
+          <w:szCs w:val="24"/>
+          <w:lang w:val="es-AR"/>
+        </w:rPr>
+        <w:t xml:space="preserve"> y facilitar la trazabilidad de los datos a lo largo del tiempo.</w:t>
+      </w:r>
+    </w:p>
+    <w:p>
+      <w:pPr>
+        <w:numPr>
+          <w:ilvl w:val="0"/>
+          <w:numId w:val="10"/>
+        </w:numPr>
+        <w:spacing w:before="240" w:after="240"/>
+        <w:rPr>
+          <w:rFonts w:ascii="Times New Roman" w:eastAsia="Times New Roman" w:hAnsi="Times New Roman" w:cs="Times New Roman"/>
+          <w:sz w:val="24"/>
+          <w:szCs w:val="24"/>
+          <w:lang w:val="es-AR"/>
+        </w:rPr>
+      </w:pPr>
+      <w:r>
+        <w:rPr>
+          <w:rFonts w:ascii="Times New Roman" w:eastAsia="Times New Roman" w:hAnsi="Times New Roman" w:cs="Times New Roman"/>
+          <w:sz w:val="24"/>
+          <w:szCs w:val="24"/>
+          <w:lang w:val="es-AR"/>
+        </w:rPr>
+        <w:t>Definir la estructura de carpetas y nomenclatura para las descargas (por fecha, tipo de fuente, región, etc.).</w:t>
+      </w:r>
+    </w:p>
+    <w:p>
+      <w:pPr>
+        <w:numPr>
+          <w:ilvl w:val="0"/>
+          <w:numId w:val="10"/>
+        </w:numPr>
+        <w:spacing w:before="240" w:after="240"/>
+        <w:rPr>
+          <w:rFonts w:ascii="Times New Roman" w:eastAsia="Times New Roman" w:hAnsi="Times New Roman" w:cs="Times New Roman"/>
+          <w:sz w:val="24"/>
+          <w:szCs w:val="24"/>
+          <w:lang w:val="es-AR"/>
+        </w:rPr>
+      </w:pPr>
+      <w:r>
+        <w:rPr>
+          <w:rFonts w:ascii="Times New Roman" w:eastAsia="Times New Roman" w:hAnsi="Times New Roman" w:cs="Times New Roman"/>
+          <w:sz w:val="24"/>
+          <w:szCs w:val="24"/>
+          <w:lang w:val="es-AR"/>
+        </w:rPr>
+        <w:t>Asegurar que las nuevas descargas no sobrescriban información anterior y que los datos históricos sean fácilmente accesibles.</w:t>
+      </w:r>
+    </w:p>
+    <w:p>
+      <w:pPr>
+        <w:numPr>
+          <w:ilvl w:val="0"/>
+          <w:numId w:val="10"/>
+        </w:numPr>
+        <w:spacing w:before="240" w:after="240"/>
+        <w:rPr>
+          <w:rFonts w:ascii="Times New Roman" w:eastAsia="Times New Roman" w:hAnsi="Times New Roman" w:cs="Times New Roman"/>
+          <w:sz w:val="24"/>
+          <w:szCs w:val="24"/>
+          <w:lang w:val="es-AR"/>
+        </w:rPr>
+      </w:pPr>
+      <w:r>
+        <w:rPr>
+          <w:rFonts w:ascii="Times New Roman" w:eastAsia="Times New Roman" w:hAnsi="Times New Roman" w:cs="Times New Roman"/>
+          <w:sz w:val="24"/>
+          <w:szCs w:val="24"/>
+          <w:lang w:val="es-AR"/>
+        </w:rPr>
+        <w:t>Establecer rutinas de verificación y limpieza periódica del almacenamiento.</w:t>
+      </w:r>
+    </w:p>
+    <w:p>
+      <w:pPr>
+        <w:rPr>
+          <w:rFonts w:ascii="Times New Roman" w:hAnsi="Times New Roman" w:cs="Times New Roman"/>
+          <w:sz w:val="24"/>
+          <w:szCs w:val="24"/>
+          <w:lang w:val="es-AR"/>
+        </w:rPr>
+      </w:pPr>
+    </w:p>
+    <w:p>
+      <w:pPr>
+        <w:rPr>
+          <w:rFonts w:ascii="Times New Roman" w:hAnsi="Times New Roman" w:cs="Times New Roman"/>
+          <w:sz w:val="24"/>
+          <w:szCs w:val="24"/>
+          <w:lang w:val="es-AR"/>
+        </w:rPr>
+      </w:pPr>
+    </w:p>
+    <w:p>
+      <w:pPr>
+        <w:rPr>
+          <w:rFonts w:ascii="Times New Roman" w:hAnsi="Times New Roman" w:cs="Times New Roman"/>
+          <w:sz w:val="24"/>
+          <w:szCs w:val="24"/>
+          <w:lang w:val="es-AR"/>
+        </w:rPr>
+      </w:pPr>
+    </w:p>
+    <w:p>
+      <w:pPr>
+        <w:rPr>
+          <w:rFonts w:ascii="Times New Roman" w:hAnsi="Times New Roman" w:cs="Times New Roman"/>
+          <w:sz w:val="24"/>
+          <w:szCs w:val="24"/>
+          <w:lang w:val="es-AR"/>
+        </w:rPr>
+      </w:pPr>
+    </w:p>
+    <w:p>
+      <w:pPr>
+        <w:rPr>
+          <w:rFonts w:ascii="Times New Roman" w:hAnsi="Times New Roman" w:cs="Times New Roman"/>
+          <w:sz w:val="24"/>
+          <w:szCs w:val="24"/>
+          <w:lang w:val="es-AR"/>
+        </w:rPr>
+      </w:pPr>
+    </w:p>
+    <w:p>
+      <w:pPr>
+        <w:rPr>
+          <w:rFonts w:ascii="Times New Roman" w:hAnsi="Times New Roman" w:cs="Times New Roman"/>
+          <w:sz w:val="24"/>
+          <w:szCs w:val="24"/>
+          <w:lang w:val="es-AR"/>
+        </w:rPr>
+      </w:pPr>
+    </w:p>
+    <w:p>
+      <w:pPr>
+        <w:rPr>
+          <w:rFonts w:ascii="Times New Roman" w:hAnsi="Times New Roman" w:cs="Times New Roman"/>
+          <w:sz w:val="24"/>
+          <w:szCs w:val="24"/>
+          <w:lang w:val="es-AR"/>
+        </w:rPr>
+      </w:pPr>
+    </w:p>
+    <w:p>
+      <w:pPr>
+        <w:rPr>
+          <w:rFonts w:ascii="Times New Roman" w:hAnsi="Times New Roman" w:cs="Times New Roman"/>
+          <w:sz w:val="24"/>
+          <w:szCs w:val="24"/>
+          <w:lang w:val="es-AR"/>
+        </w:rPr>
+      </w:pPr>
+    </w:p>
+    <w:p>
+      <w:pPr>
+        <w:rPr>
+          <w:rFonts w:ascii="Times New Roman" w:hAnsi="Times New Roman" w:cs="Times New Roman"/>
+          <w:sz w:val="24"/>
+          <w:szCs w:val="24"/>
+          <w:lang w:val="es-AR"/>
+        </w:rPr>
+      </w:pPr>
+    </w:p>
+    <w:p>
+      <w:pPr>
+        <w:rPr>
+          <w:rFonts w:ascii="Times New Roman" w:hAnsi="Times New Roman" w:cs="Times New Roman"/>
+          <w:sz w:val="24"/>
+          <w:szCs w:val="24"/>
+          <w:lang w:val="es-AR"/>
+        </w:rPr>
+      </w:pPr>
+    </w:p>
+    <w:p>
+      <w:pPr>
+        <w:rPr>
+          <w:rFonts w:ascii="Times New Roman" w:hAnsi="Times New Roman" w:cs="Times New Roman"/>
+          <w:sz w:val="24"/>
+          <w:szCs w:val="24"/>
+        </w:rPr>
+      </w:pPr>
+      <w:r>
+        <w:rPr>
+          <w:rFonts w:ascii="Times New Roman" w:hAnsi="Times New Roman" w:cs="Times New Roman"/>
+          <w:sz w:val="24"/>
+          <w:szCs w:val="24"/>
+        </w:rPr>
+        <w:lastRenderedPageBreak/>
         <w:t>Sprint 3: Flujo ETL</w:t>
       </w:r>
     </w:p>
@@ -282,11 +1372,15 @@
       <w:pPr>
         <w:rPr>
           <w:rFonts w:ascii="Times New Roman" w:hAnsi="Times New Roman" w:cs="Times New Roman"/>
-        </w:rPr>
-      </w:pPr>
-      <w:r>
-        <w:rPr>
-          <w:rFonts w:ascii="Times New Roman" w:hAnsi="Times New Roman" w:cs="Times New Roman"/>
+          <w:sz w:val="24"/>
+          <w:szCs w:val="24"/>
+        </w:rPr>
+      </w:pPr>
+      <w:r>
+        <w:rPr>
+          <w:rFonts w:ascii="Times New Roman" w:hAnsi="Times New Roman" w:cs="Times New Roman"/>
+          <w:sz w:val="24"/>
+          <w:szCs w:val="24"/>
         </w:rPr>
         <w:t xml:space="preserve">• Diseñar el flujo ETL para integrar las distintas fuentes de datos. </w:t>
       </w:r>
@@ -295,11 +1389,15 @@
       <w:pPr>
         <w:rPr>
           <w:rFonts w:ascii="Times New Roman" w:hAnsi="Times New Roman" w:cs="Times New Roman"/>
-        </w:rPr>
-      </w:pPr>
-      <w:r>
-        <w:rPr>
-          <w:rFonts w:ascii="Times New Roman" w:hAnsi="Times New Roman" w:cs="Times New Roman"/>
+          <w:sz w:val="24"/>
+          <w:szCs w:val="24"/>
+        </w:rPr>
+      </w:pPr>
+      <w:r>
+        <w:rPr>
+          <w:rFonts w:ascii="Times New Roman" w:hAnsi="Times New Roman" w:cs="Times New Roman"/>
+          <w:sz w:val="24"/>
+          <w:szCs w:val="24"/>
         </w:rPr>
         <w:t xml:space="preserve">• Implementar transformaciones generales (formato, proyección, escalas temporales). </w:t>
       </w:r>
@@ -308,11 +1406,15 @@
       <w:pPr>
         <w:rPr>
           <w:rFonts w:ascii="Times New Roman" w:hAnsi="Times New Roman" w:cs="Times New Roman"/>
-        </w:rPr>
-      </w:pPr>
-      <w:r>
-        <w:rPr>
-          <w:rFonts w:ascii="Times New Roman" w:hAnsi="Times New Roman" w:cs="Times New Roman"/>
+          <w:sz w:val="24"/>
+          <w:szCs w:val="24"/>
+        </w:rPr>
+      </w:pPr>
+      <w:r>
+        <w:rPr>
+          <w:rFonts w:ascii="Times New Roman" w:hAnsi="Times New Roman" w:cs="Times New Roman"/>
+          <w:sz w:val="24"/>
+          <w:szCs w:val="24"/>
         </w:rPr>
         <w:t>• Validar consistencia y calidad de los datos transformados.</w:t>
       </w:r>
@@ -321,18 +1423,489 @@
       <w:pPr>
         <w:rPr>
           <w:rFonts w:ascii="Times New Roman" w:hAnsi="Times New Roman" w:cs="Times New Roman"/>
-        </w:rPr>
-      </w:pPr>
-    </w:p>
-    <w:p>
-      <w:pPr>
-        <w:rPr>
-          <w:rFonts w:ascii="Times New Roman" w:hAnsi="Times New Roman" w:cs="Times New Roman"/>
-        </w:rPr>
-      </w:pPr>
-      <w:r>
-        <w:rPr>
-          <w:rFonts w:ascii="Times New Roman" w:hAnsi="Times New Roman" w:cs="Times New Roman"/>
+          <w:sz w:val="24"/>
+          <w:szCs w:val="24"/>
+        </w:rPr>
+      </w:pPr>
+      <w:r>
+        <w:rPr>
+          <w:rFonts w:ascii="Times New Roman" w:hAnsi="Times New Roman" w:cs="Times New Roman"/>
+          <w:sz w:val="24"/>
+          <w:szCs w:val="24"/>
+        </w:rPr>
+        <w:t>-----------------------------------------------------------------------------------</w:t>
+      </w:r>
+    </w:p>
+    <w:p>
+      <w:pPr>
+        <w:spacing w:before="240" w:after="240"/>
+        <w:rPr>
+          <w:rFonts w:ascii="Times New Roman" w:eastAsia="Times New Roman" w:hAnsi="Times New Roman" w:cs="Times New Roman"/>
+          <w:i/>
+          <w:iCs/>
+          <w:sz w:val="24"/>
+          <w:szCs w:val="24"/>
+          <w:lang w:val="es-AR"/>
+        </w:rPr>
+      </w:pPr>
+      <w:r>
+        <w:rPr>
+          <w:rFonts w:ascii="Times New Roman" w:eastAsia="Times New Roman" w:hAnsi="Times New Roman" w:cs="Times New Roman"/>
+          <w:b/>
+          <w:bCs/>
+          <w:sz w:val="24"/>
+          <w:szCs w:val="24"/>
+          <w:lang w:val="es-AR"/>
+        </w:rPr>
+        <w:t>1.</w:t>
+      </w:r>
+      <w:r>
+        <w:rPr>
+          <w:rFonts w:ascii="Times New Roman" w:eastAsia="Times New Roman" w:hAnsi="Times New Roman" w:cs="Times New Roman"/>
+          <w:b/>
+          <w:bCs/>
+          <w:sz w:val="24"/>
+          <w:szCs w:val="24"/>
+          <w:lang w:val="es-AR"/>
+        </w:rPr>
+        <w:t xml:space="preserve"> </w:t>
+      </w:r>
+      <w:r>
+        <w:rPr>
+          <w:rFonts w:ascii="Times New Roman" w:eastAsia="Times New Roman" w:hAnsi="Times New Roman" w:cs="Times New Roman"/>
+          <w:b/>
+          <w:bCs/>
+          <w:sz w:val="24"/>
+          <w:szCs w:val="24"/>
+          <w:lang w:val="es-AR"/>
+        </w:rPr>
+        <w:t xml:space="preserve">TERMINADO : </w:t>
+      </w:r>
+      <w:r>
+        <w:rPr>
+          <w:rFonts w:ascii="Times New Roman" w:eastAsia="Times New Roman" w:hAnsi="Times New Roman" w:cs="Times New Roman"/>
+          <w:b/>
+          <w:bCs/>
+          <w:sz w:val="24"/>
+          <w:szCs w:val="24"/>
+          <w:lang w:val="es-AR"/>
+        </w:rPr>
+        <w:t xml:space="preserve">Imágenes Satelitales – </w:t>
+      </w:r>
+      <w:proofErr w:type="spellStart"/>
+      <w:r>
+        <w:rPr>
+          <w:rFonts w:ascii="Times New Roman" w:eastAsia="Times New Roman" w:hAnsi="Times New Roman" w:cs="Times New Roman"/>
+          <w:b/>
+          <w:bCs/>
+          <w:sz w:val="24"/>
+          <w:szCs w:val="24"/>
+          <w:lang w:val="es-AR"/>
+        </w:rPr>
+        <w:t>Copernicus</w:t>
+      </w:r>
+      <w:proofErr w:type="spellEnd"/>
+      <w:r>
+        <w:rPr>
+          <w:rFonts w:ascii="Times New Roman" w:eastAsia="Times New Roman" w:hAnsi="Times New Roman" w:cs="Times New Roman"/>
+          <w:sz w:val="24"/>
+          <w:szCs w:val="24"/>
+          <w:lang w:val="es-AR"/>
+        </w:rPr>
+        <w:t xml:space="preserve"> – </w:t>
+      </w:r>
+      <w:r>
+        <w:rPr>
+          <w:rFonts w:ascii="Times New Roman" w:eastAsia="Times New Roman" w:hAnsi="Times New Roman" w:cs="Times New Roman"/>
+          <w:i/>
+          <w:iCs/>
+          <w:sz w:val="24"/>
+          <w:szCs w:val="24"/>
+          <w:lang w:val="es-AR"/>
+        </w:rPr>
+        <w:t xml:space="preserve">Responsable: </w:t>
+      </w:r>
+      <w:proofErr w:type="spellStart"/>
+      <w:r>
+        <w:rPr>
+          <w:rFonts w:ascii="Times New Roman" w:eastAsia="Times New Roman" w:hAnsi="Times New Roman" w:cs="Times New Roman"/>
+          <w:i/>
+          <w:iCs/>
+          <w:sz w:val="24"/>
+          <w:szCs w:val="24"/>
+          <w:highlight w:val="yellow"/>
+          <w:lang w:val="es-AR"/>
+        </w:rPr>
+        <w:t>Wen</w:t>
+      </w:r>
+      <w:proofErr w:type="spellEnd"/>
+    </w:p>
+    <w:p>
+      <w:pPr>
+        <w:spacing w:after="0"/>
+        <w:rPr>
+          <w:rFonts w:ascii="Times New Roman" w:eastAsia="Times New Roman" w:hAnsi="Times New Roman" w:cs="Times New Roman"/>
+          <w:sz w:val="24"/>
+          <w:szCs w:val="24"/>
+          <w:lang w:val="es-AR"/>
+        </w:rPr>
+      </w:pPr>
+      <w:r>
+        <w:rPr>
+          <w:rFonts w:ascii="Times New Roman" w:eastAsia="Times New Roman" w:hAnsi="Times New Roman" w:cs="Times New Roman"/>
+          <w:sz w:val="24"/>
+          <w:szCs w:val="24"/>
+          <w:lang w:val="es-AR"/>
+        </w:rPr>
+        <w:t>-</w:t>
+      </w:r>
+      <w:r>
+        <w:rPr>
+          <w:rFonts w:ascii="Times New Roman" w:eastAsia="Times New Roman" w:hAnsi="Times New Roman" w:cs="Times New Roman"/>
+          <w:sz w:val="24"/>
+          <w:szCs w:val="24"/>
+          <w:lang w:val="es-AR"/>
+        </w:rPr>
+        <w:t>Implementar un sistema de descarga masiva de imágenes.</w:t>
+      </w:r>
+    </w:p>
+    <w:p>
+      <w:pPr>
+        <w:spacing w:after="0"/>
+        <w:jc w:val="both"/>
+        <w:rPr>
+          <w:rFonts w:ascii="Times New Roman" w:eastAsia="Times New Roman" w:hAnsi="Times New Roman" w:cs="Times New Roman"/>
+          <w:sz w:val="24"/>
+          <w:szCs w:val="24"/>
+          <w:lang w:val="es-AR"/>
+        </w:rPr>
+      </w:pPr>
+      <w:r>
+        <w:rPr>
+          <w:rFonts w:ascii="Times New Roman" w:eastAsia="Times New Roman" w:hAnsi="Times New Roman" w:cs="Times New Roman"/>
+          <w:sz w:val="24"/>
+          <w:szCs w:val="24"/>
+          <w:lang w:val="es-AR"/>
+        </w:rPr>
+        <w:t>-</w:t>
+      </w:r>
+      <w:r>
+        <w:rPr>
+          <w:rFonts w:ascii="Times New Roman" w:eastAsia="Times New Roman" w:hAnsi="Times New Roman" w:cs="Times New Roman"/>
+          <w:sz w:val="24"/>
+          <w:szCs w:val="24"/>
+          <w:lang w:val="es-AR"/>
+        </w:rPr>
+        <w:t xml:space="preserve">Investigar por qué las descargas se realizan en formato </w:t>
+      </w:r>
+      <w:r>
+        <w:rPr>
+          <w:rFonts w:ascii="Times New Roman" w:eastAsia="Times New Roman" w:hAnsi="Times New Roman" w:cs="Times New Roman"/>
+          <w:b/>
+          <w:bCs/>
+          <w:sz w:val="24"/>
+          <w:szCs w:val="24"/>
+          <w:lang w:val="es-AR"/>
+        </w:rPr>
+        <w:t>.jp2</w:t>
+      </w:r>
+      <w:r>
+        <w:rPr>
+          <w:rFonts w:ascii="Times New Roman" w:eastAsia="Times New Roman" w:hAnsi="Times New Roman" w:cs="Times New Roman"/>
+          <w:sz w:val="24"/>
+          <w:szCs w:val="24"/>
+          <w:lang w:val="es-AR"/>
+        </w:rPr>
+        <w:t xml:space="preserve"> y definir un método de conversión o lectura apropiado.</w:t>
+      </w:r>
+    </w:p>
+    <w:p>
+      <w:pPr>
+        <w:rPr>
+          <w:rFonts w:ascii="Times New Roman" w:eastAsia="Times New Roman" w:hAnsi="Times New Roman" w:cs="Times New Roman"/>
+          <w:sz w:val="24"/>
+          <w:szCs w:val="24"/>
+          <w:lang w:val="es-AR"/>
+        </w:rPr>
+      </w:pPr>
+    </w:p>
+    <w:p>
+      <w:pPr>
+        <w:rPr>
+          <w:rFonts w:ascii="Times New Roman" w:eastAsia="Times New Roman" w:hAnsi="Times New Roman" w:cs="Times New Roman"/>
+          <w:b/>
+          <w:bCs/>
+          <w:sz w:val="24"/>
+          <w:szCs w:val="24"/>
+          <w:lang w:val="es-AR"/>
+        </w:rPr>
+      </w:pPr>
+      <w:r>
+        <w:rPr>
+          <w:rFonts w:ascii="Times New Roman" w:eastAsia="Times New Roman" w:hAnsi="Times New Roman" w:cs="Times New Roman"/>
+          <w:b/>
+          <w:bCs/>
+          <w:sz w:val="24"/>
+          <w:szCs w:val="24"/>
+          <w:lang w:val="es-AR"/>
+        </w:rPr>
+        <w:t>2</w:t>
+      </w:r>
+      <w:r>
+        <w:rPr>
+          <w:rFonts w:ascii="Times New Roman" w:eastAsia="Times New Roman" w:hAnsi="Times New Roman" w:cs="Times New Roman"/>
+          <w:b/>
+          <w:bCs/>
+          <w:sz w:val="24"/>
+          <w:szCs w:val="24"/>
+          <w:lang w:val="es-AR"/>
+        </w:rPr>
+        <w:t>.</w:t>
+      </w:r>
+      <w:r>
+        <w:rPr>
+          <w:rFonts w:ascii="Times New Roman" w:eastAsia="Times New Roman" w:hAnsi="Times New Roman" w:cs="Times New Roman"/>
+          <w:b/>
+          <w:bCs/>
+          <w:sz w:val="24"/>
+          <w:szCs w:val="24"/>
+          <w:lang w:val="es-AR"/>
+        </w:rPr>
+        <w:t xml:space="preserve"> </w:t>
+      </w:r>
+      <w:r>
+        <w:rPr>
+          <w:rFonts w:ascii="Times New Roman" w:eastAsia="Times New Roman" w:hAnsi="Times New Roman" w:cs="Times New Roman"/>
+          <w:b/>
+          <w:bCs/>
+          <w:sz w:val="24"/>
+          <w:szCs w:val="24"/>
+          <w:lang w:val="es-AR"/>
+        </w:rPr>
+        <w:t>Mockup de la web/mapa interactivo (---):</w:t>
+      </w:r>
+    </w:p>
+    <w:p>
+      <w:pPr>
+        <w:rPr>
+          <w:rFonts w:ascii="Times New Roman" w:eastAsia="Times New Roman" w:hAnsi="Times New Roman" w:cs="Times New Roman"/>
+          <w:b/>
+          <w:bCs/>
+          <w:sz w:val="24"/>
+          <w:szCs w:val="24"/>
+          <w:lang w:val="es-AR"/>
+        </w:rPr>
+      </w:pPr>
+      <w:r>
+        <w:rPr>
+          <w:rFonts w:ascii="Times New Roman" w:eastAsia="Times New Roman" w:hAnsi="Times New Roman" w:cs="Times New Roman"/>
+          <w:b/>
+          <w:bCs/>
+          <w:sz w:val="24"/>
+          <w:szCs w:val="24"/>
+          <w:lang w:val="es-AR"/>
+        </w:rPr>
+        <w:t>3. Almacenamiento con Docker, Descarga y Limpieza (---):</w:t>
+      </w:r>
+    </w:p>
+    <w:p>
+      <w:pPr>
+        <w:rPr>
+          <w:rFonts w:ascii="Times New Roman" w:eastAsia="Times New Roman" w:hAnsi="Times New Roman" w:cs="Times New Roman"/>
+          <w:b/>
+          <w:bCs/>
+          <w:sz w:val="24"/>
+          <w:szCs w:val="24"/>
+          <w:lang w:val="es-AR"/>
+        </w:rPr>
+      </w:pPr>
+      <w:r>
+        <w:rPr>
+          <w:rFonts w:ascii="Times New Roman" w:eastAsia="Times New Roman" w:hAnsi="Times New Roman" w:cs="Times New Roman"/>
+          <w:b/>
+          <w:bCs/>
+          <w:sz w:val="24"/>
+          <w:szCs w:val="24"/>
+          <w:lang w:val="es-AR"/>
+        </w:rPr>
+        <w:t xml:space="preserve">4. Arreglar errores y </w:t>
+      </w:r>
+      <w:r>
+        <w:rPr>
+          <w:rFonts w:ascii="Times New Roman" w:eastAsia="Times New Roman" w:hAnsi="Times New Roman" w:cs="Times New Roman"/>
+          <w:b/>
+          <w:bCs/>
+          <w:sz w:val="24"/>
+          <w:szCs w:val="24"/>
+          <w:lang w:val="es-AR"/>
+        </w:rPr>
+        <w:t xml:space="preserve">validación del </w:t>
+      </w:r>
+      <w:r>
+        <w:rPr>
+          <w:rFonts w:ascii="Times New Roman" w:eastAsia="Times New Roman" w:hAnsi="Times New Roman" w:cs="Times New Roman"/>
+          <w:b/>
+          <w:bCs/>
+          <w:sz w:val="24"/>
+          <w:szCs w:val="24"/>
+          <w:lang w:val="es-AR"/>
+        </w:rPr>
+        <w:t>M</w:t>
+      </w:r>
+      <w:r>
+        <w:rPr>
+          <w:rFonts w:ascii="Times New Roman" w:eastAsia="Times New Roman" w:hAnsi="Times New Roman" w:cs="Times New Roman"/>
+          <w:b/>
+          <w:bCs/>
+          <w:sz w:val="24"/>
+          <w:szCs w:val="24"/>
+          <w:lang w:val="es-AR"/>
+        </w:rPr>
+        <w:t xml:space="preserve">ain </w:t>
+      </w:r>
+      <w:r>
+        <w:rPr>
+          <w:rFonts w:ascii="Times New Roman" w:eastAsia="Times New Roman" w:hAnsi="Times New Roman" w:cs="Times New Roman"/>
+          <w:b/>
+          <w:bCs/>
+          <w:sz w:val="24"/>
+          <w:szCs w:val="24"/>
+          <w:lang w:val="es-AR"/>
+        </w:rPr>
+        <w:t>(Martin)</w:t>
+      </w:r>
+      <w:r>
+        <w:rPr>
+          <w:rFonts w:ascii="Times New Roman" w:eastAsia="Times New Roman" w:hAnsi="Times New Roman" w:cs="Times New Roman"/>
+          <w:b/>
+          <w:bCs/>
+          <w:sz w:val="24"/>
+          <w:szCs w:val="24"/>
+          <w:lang w:val="es-AR"/>
+        </w:rPr>
+        <w:t>:</w:t>
+      </w:r>
+    </w:p>
+    <w:p>
+      <w:pPr>
+        <w:rPr>
+          <w:rFonts w:ascii="Times New Roman" w:eastAsia="Times New Roman" w:hAnsi="Times New Roman" w:cs="Times New Roman"/>
+          <w:b/>
+          <w:bCs/>
+          <w:sz w:val="24"/>
+          <w:szCs w:val="24"/>
+          <w:lang w:val="es-AR"/>
+        </w:rPr>
+      </w:pPr>
+      <w:r>
+        <w:rPr>
+          <w:rFonts w:ascii="Times New Roman" w:eastAsia="Times New Roman" w:hAnsi="Times New Roman" w:cs="Times New Roman"/>
+          <w:b/>
+          <w:bCs/>
+          <w:sz w:val="24"/>
+          <w:szCs w:val="24"/>
+          <w:lang w:val="es-AR"/>
+        </w:rPr>
+        <w:t xml:space="preserve">5. </w:t>
+      </w:r>
+      <w:r>
+        <w:rPr>
+          <w:rFonts w:ascii="Times New Roman" w:eastAsia="Times New Roman" w:hAnsi="Times New Roman" w:cs="Times New Roman"/>
+          <w:b/>
+          <w:bCs/>
+          <w:sz w:val="24"/>
+          <w:szCs w:val="24"/>
+          <w:lang w:val="es-AR"/>
+        </w:rPr>
+        <w:t>Creación</w:t>
+      </w:r>
+      <w:r>
+        <w:rPr>
+          <w:rFonts w:ascii="Times New Roman" w:eastAsia="Times New Roman" w:hAnsi="Times New Roman" w:cs="Times New Roman"/>
+          <w:b/>
+          <w:bCs/>
+          <w:sz w:val="24"/>
+          <w:szCs w:val="24"/>
+          <w:lang w:val="es-AR"/>
+        </w:rPr>
+        <w:t xml:space="preserve"> de la base de datos (Martin):</w:t>
+      </w:r>
+    </w:p>
+    <w:p>
+      <w:pPr>
+        <w:rPr>
+          <w:rFonts w:ascii="Times New Roman" w:eastAsia="Times New Roman" w:hAnsi="Times New Roman" w:cs="Times New Roman"/>
+          <w:b/>
+          <w:bCs/>
+          <w:sz w:val="24"/>
+          <w:szCs w:val="24"/>
+          <w:lang w:val="es-AR"/>
+        </w:rPr>
+      </w:pPr>
+      <w:r>
+        <w:rPr>
+          <w:rFonts w:ascii="Times New Roman" w:eastAsia="Times New Roman" w:hAnsi="Times New Roman" w:cs="Times New Roman"/>
+          <w:b/>
+          <w:bCs/>
+          <w:sz w:val="24"/>
+          <w:szCs w:val="24"/>
+          <w:lang w:val="es-AR"/>
+        </w:rPr>
+        <w:t>6. PARA EL FINAL: Conexión con Lorca</w:t>
+      </w:r>
+    </w:p>
+    <w:p>
+      <w:pPr>
+        <w:rPr>
+          <w:rFonts w:ascii="Times New Roman" w:eastAsia="Times New Roman" w:hAnsi="Times New Roman" w:cs="Times New Roman"/>
+          <w:sz w:val="24"/>
+          <w:szCs w:val="24"/>
+          <w:lang w:val="es-AR"/>
+        </w:rPr>
+      </w:pPr>
+    </w:p>
+    <w:p>
+      <w:pPr>
+        <w:rPr>
+          <w:rFonts w:ascii="Times New Roman" w:eastAsia="Times New Roman" w:hAnsi="Times New Roman" w:cs="Times New Roman"/>
+          <w:sz w:val="24"/>
+          <w:szCs w:val="24"/>
+          <w:lang w:val="es-AR"/>
+        </w:rPr>
+      </w:pPr>
+    </w:p>
+    <w:p>
+      <w:pPr>
+        <w:rPr>
+          <w:rFonts w:ascii="Times New Roman" w:eastAsia="Times New Roman" w:hAnsi="Times New Roman" w:cs="Times New Roman"/>
+          <w:sz w:val="24"/>
+          <w:szCs w:val="24"/>
+          <w:lang w:val="es-AR"/>
+        </w:rPr>
+      </w:pPr>
+    </w:p>
+    <w:p>
+      <w:pPr>
+        <w:rPr>
+          <w:rFonts w:ascii="Times New Roman" w:hAnsi="Times New Roman" w:cs="Times New Roman"/>
+          <w:sz w:val="24"/>
+          <w:szCs w:val="24"/>
+        </w:rPr>
+      </w:pPr>
+    </w:p>
+    <w:p>
+      <w:pPr>
+        <w:rPr>
+          <w:rFonts w:ascii="Times New Roman" w:hAnsi="Times New Roman" w:cs="Times New Roman"/>
+          <w:sz w:val="24"/>
+          <w:szCs w:val="24"/>
+        </w:rPr>
+      </w:pPr>
+      <w:r>
+        <w:rPr>
+          <w:rFonts w:ascii="Times New Roman" w:hAnsi="Times New Roman" w:cs="Times New Roman"/>
+          <w:sz w:val="24"/>
+          <w:szCs w:val="24"/>
         </w:rPr>
         <w:t>Sprint 4: Integración con Docker</w:t>
       </w:r>
@@ -341,11 +1914,15 @@
       <w:pPr>
         <w:rPr>
           <w:rFonts w:ascii="Times New Roman" w:hAnsi="Times New Roman" w:cs="Times New Roman"/>
-        </w:rPr>
-      </w:pPr>
-      <w:r>
-        <w:rPr>
-          <w:rFonts w:ascii="Times New Roman" w:hAnsi="Times New Roman" w:cs="Times New Roman"/>
+          <w:sz w:val="24"/>
+          <w:szCs w:val="24"/>
+        </w:rPr>
+      </w:pPr>
+      <w:r>
+        <w:rPr>
+          <w:rFonts w:ascii="Times New Roman" w:hAnsi="Times New Roman" w:cs="Times New Roman"/>
+          <w:sz w:val="24"/>
+          <w:szCs w:val="24"/>
         </w:rPr>
         <w:t xml:space="preserve">• Diseñar la estrategia de </w:t>
       </w:r>
@@ -353,6 +1930,8 @@
       <w:r>
         <w:rPr>
           <w:rFonts w:ascii="Times New Roman" w:hAnsi="Times New Roman" w:cs="Times New Roman"/>
+          <w:sz w:val="24"/>
+          <w:szCs w:val="24"/>
         </w:rPr>
         <w:t>contenerización</w:t>
       </w:r>
@@ -360,6 +1939,8 @@
       <w:r>
         <w:rPr>
           <w:rFonts w:ascii="Times New Roman" w:hAnsi="Times New Roman" w:cs="Times New Roman"/>
+          <w:sz w:val="24"/>
+          <w:szCs w:val="24"/>
         </w:rPr>
         <w:t xml:space="preserve"> de los pipelines. </w:t>
       </w:r>
@@ -368,11 +1949,15 @@
       <w:pPr>
         <w:rPr>
           <w:rFonts w:ascii="Times New Roman" w:hAnsi="Times New Roman" w:cs="Times New Roman"/>
-        </w:rPr>
-      </w:pPr>
-      <w:r>
-        <w:rPr>
-          <w:rFonts w:ascii="Times New Roman" w:hAnsi="Times New Roman" w:cs="Times New Roman"/>
+          <w:sz w:val="24"/>
+          <w:szCs w:val="24"/>
+        </w:rPr>
+      </w:pPr>
+      <w:r>
+        <w:rPr>
+          <w:rFonts w:ascii="Times New Roman" w:hAnsi="Times New Roman" w:cs="Times New Roman"/>
+          <w:sz w:val="24"/>
+          <w:szCs w:val="24"/>
         </w:rPr>
         <w:t xml:space="preserve">• Hacer pruebas de integración con Docker para asegurar portabilidad. </w:t>
       </w:r>
@@ -381,11 +1966,15 @@
       <w:pPr>
         <w:rPr>
           <w:rFonts w:ascii="Times New Roman" w:hAnsi="Times New Roman" w:cs="Times New Roman"/>
-        </w:rPr>
-      </w:pPr>
-      <w:r>
-        <w:rPr>
-          <w:rFonts w:ascii="Times New Roman" w:hAnsi="Times New Roman" w:cs="Times New Roman"/>
+          <w:sz w:val="24"/>
+          <w:szCs w:val="24"/>
+        </w:rPr>
+      </w:pPr>
+      <w:r>
+        <w:rPr>
+          <w:rFonts w:ascii="Times New Roman" w:hAnsi="Times New Roman" w:cs="Times New Roman"/>
+          <w:sz w:val="24"/>
+          <w:szCs w:val="24"/>
         </w:rPr>
         <w:t>• Documentar dependencias y entornos de ejecución.</w:t>
       </w:r>
@@ -394,18 +1983,24 @@
       <w:pPr>
         <w:rPr>
           <w:rFonts w:ascii="Times New Roman" w:hAnsi="Times New Roman" w:cs="Times New Roman"/>
-        </w:rPr>
-      </w:pPr>
-    </w:p>
-    <w:p>
-      <w:pPr>
-        <w:rPr>
-          <w:rFonts w:ascii="Times New Roman" w:hAnsi="Times New Roman" w:cs="Times New Roman"/>
-        </w:rPr>
-      </w:pPr>
-      <w:r>
-        <w:rPr>
-          <w:rFonts w:ascii="Times New Roman" w:hAnsi="Times New Roman" w:cs="Times New Roman"/>
+          <w:sz w:val="24"/>
+          <w:szCs w:val="24"/>
+        </w:rPr>
+      </w:pPr>
+    </w:p>
+    <w:p>
+      <w:pPr>
+        <w:rPr>
+          <w:rFonts w:ascii="Times New Roman" w:hAnsi="Times New Roman" w:cs="Times New Roman"/>
+          <w:sz w:val="24"/>
+          <w:szCs w:val="24"/>
+        </w:rPr>
+      </w:pPr>
+      <w:r>
+        <w:rPr>
+          <w:rFonts w:ascii="Times New Roman" w:hAnsi="Times New Roman" w:cs="Times New Roman"/>
+          <w:sz w:val="24"/>
+          <w:szCs w:val="24"/>
         </w:rPr>
         <w:t>Sprint 5: Automatización</w:t>
       </w:r>
@@ -414,11 +2009,15 @@
       <w:pPr>
         <w:rPr>
           <w:rFonts w:ascii="Times New Roman" w:hAnsi="Times New Roman" w:cs="Times New Roman"/>
-        </w:rPr>
-      </w:pPr>
-      <w:r>
-        <w:rPr>
-          <w:rFonts w:ascii="Times New Roman" w:hAnsi="Times New Roman" w:cs="Times New Roman"/>
+          <w:sz w:val="24"/>
+          <w:szCs w:val="24"/>
+        </w:rPr>
+      </w:pPr>
+      <w:r>
+        <w:rPr>
+          <w:rFonts w:ascii="Times New Roman" w:hAnsi="Times New Roman" w:cs="Times New Roman"/>
+          <w:sz w:val="24"/>
+          <w:szCs w:val="24"/>
         </w:rPr>
         <w:t>• Diseñar la estrategia de automatización de los pipelines ETL.</w:t>
       </w:r>
@@ -427,12 +2026,16 @@
       <w:pPr>
         <w:rPr>
           <w:rFonts w:ascii="Times New Roman" w:hAnsi="Times New Roman" w:cs="Times New Roman"/>
+          <w:sz w:val="24"/>
+          <w:szCs w:val="24"/>
           <w:u w:val="single"/>
         </w:rPr>
       </w:pPr>
       <w:r>
         <w:rPr>
           <w:rFonts w:ascii="Times New Roman" w:hAnsi="Times New Roman" w:cs="Times New Roman"/>
+          <w:sz w:val="24"/>
+          <w:szCs w:val="24"/>
         </w:rPr>
         <w:t xml:space="preserve"> • Probar orquestación básica para ejecución periódica. </w:t>
       </w:r>
@@ -441,11 +2044,15 @@
       <w:pPr>
         <w:rPr>
           <w:rFonts w:ascii="Times New Roman" w:hAnsi="Times New Roman" w:cs="Times New Roman"/>
-        </w:rPr>
-      </w:pPr>
-      <w:r>
-        <w:rPr>
-          <w:rFonts w:ascii="Times New Roman" w:hAnsi="Times New Roman" w:cs="Times New Roman"/>
+          <w:sz w:val="24"/>
+          <w:szCs w:val="24"/>
+        </w:rPr>
+      </w:pPr>
+      <w:r>
+        <w:rPr>
+          <w:rFonts w:ascii="Times New Roman" w:hAnsi="Times New Roman" w:cs="Times New Roman"/>
+          <w:sz w:val="24"/>
+          <w:szCs w:val="24"/>
         </w:rPr>
         <w:t>• Establecer mecanismos de validación y monitoreo de datos.</w:t>
       </w:r>
@@ -460,9 +2067,137 @@
 </w:document>
 </file>
 
+<file path=word/comments.xml><?xml version="1.0" encoding="utf-8"?>
+<w:comments xmlns:wpc="http://schemas.microsoft.com/office/word/2010/wordprocessingCanvas" xmlns:cx="http://schemas.microsoft.com/office/drawing/2014/chartex" xmlns:cx1="http://schemas.microsoft.com/office/drawing/2015/9/8/chartex" xmlns:cx2="http://schemas.microsoft.com/office/drawing/2015/10/21/chartex" xmlns:cx3="http://schemas.microsoft.com/office/drawing/2016/5/9/chartex" xmlns:cx4="http://schemas.microsoft.com/office/drawing/2016/5/10/chartex" xmlns:cx5="http://schemas.microsoft.com/office/drawing/2016/5/11/chartex" xmlns:cx6="http://schemas.microsoft.com/office/drawing/2016/5/12/chartex" xmlns:cx7="http://schemas.microsoft.com/office/drawing/2016/5/13/chartex" xmlns:cx8="http://schemas.microsoft.com/office/drawing/2016/5/14/chartex" xmlns:mc="http://schemas.openxmlformats.org/markup-compatibility/2006" xmlns:aink="http://schemas.microsoft.com/office/drawing/2016/ink" xmlns:am3d="http://schemas.microsoft.com/office/drawing/2017/model3d" xmlns:o="urn:schemas-microsoft-com:office:office" xmlns:oel="http://schemas.microsoft.com/office/2019/extlst" xmlns:r="http://schemas.openxmlformats.org/officeDocument/2006/relationships" xmlns:m="http://schemas.openxmlformats.org/officeDocument/2006/math" xmlns:v="urn:schemas-microsoft-com:vml" xmlns:wp14="http://schemas.microsoft.com/office/word/2010/wordprocessingDrawing" xmlns:wp="http://schemas.openxmlformats.org/drawingml/2006/wordprocessingDrawing" xmlns:w10="urn:schemas-microsoft-com:office:word" xmlns:w="http://schemas.openxmlformats.org/wordprocessingml/2006/main" xmlns:w14="http://schemas.microsoft.com/office/word/2010/wordml" xmlns:w15="http://schemas.microsoft.com/office/word/2012/wordml" xmlns:w16cex="http://schemas.microsoft.com/office/word/2018/wordml/cex" xmlns:w16cid="http://schemas.microsoft.com/office/word/2016/wordml/cid" xmlns:w16="http://schemas.microsoft.com/office/word/2018/wordml" xmlns:w16du="http://schemas.microsoft.com/office/word/2023/wordml/word16du" xmlns:w16sdtdh="http://schemas.microsoft.com/office/word/2020/wordml/sdtdatahash" xmlns:w16sdtfl="http://schemas.microsoft.com/office/word/2024/wordml/sdtformatlock" xmlns:w16se="http://schemas.microsoft.com/office/word/2015/wordml/symex" xmlns:wpg="http://schemas.microsoft.com/office/word/2010/wordprocessingGroup" xmlns:wpi="http://schemas.microsoft.com/office/word/2010/wordprocessingInk" xmlns:wne="http://schemas.microsoft.com/office/word/2006/wordml" xmlns:wps="http://schemas.microsoft.com/office/word/2010/wordprocessingShape" mc:Ignorable="w14 w15 w16se w16cid w16 w16cex w16sdtdh w16sdtfl w16du wp14">
+  <w:comment w:id="0" w:author="Martín Otero" w:date="2025-11-12T13:14:00Z" w:initials="MO">
+    <w:p>
+      <w:pPr>
+        <w:pStyle w:val="Textocomentario"/>
+      </w:pPr>
+      <w:r>
+        <w:rPr>
+          <w:rStyle w:val="Refdecomentario"/>
+        </w:rPr>
+        <w:annotationRef/>
+      </w:r>
+      <w:r>
+        <w:t>docker</w:t>
+      </w:r>
+    </w:p>
+  </w:comment>
+</w:comments>
+</file>
+
+<file path=word/commentsExtended.xml><?xml version="1.0" encoding="utf-8"?>
+<w15:commentsEx xmlns:wpc="http://schemas.microsoft.com/office/word/2010/wordprocessingCanvas" xmlns:cx="http://schemas.microsoft.com/office/drawing/2014/chartex" xmlns:cx1="http://schemas.microsoft.com/office/drawing/2015/9/8/chartex" xmlns:cx2="http://schemas.microsoft.com/office/drawing/2015/10/21/chartex" xmlns:cx3="http://schemas.microsoft.com/office/drawing/2016/5/9/chartex" xmlns:cx4="http://schemas.microsoft.com/office/drawing/2016/5/10/chartex" xmlns:cx5="http://schemas.microsoft.com/office/drawing/2016/5/11/chartex" xmlns:cx6="http://schemas.microsoft.com/office/drawing/2016/5/12/chartex" xmlns:cx7="http://schemas.microsoft.com/office/drawing/2016/5/13/chartex" xmlns:cx8="http://schemas.microsoft.com/office/drawing/2016/5/14/chartex" xmlns:mc="http://schemas.openxmlformats.org/markup-compatibility/2006" xmlns:aink="http://schemas.microsoft.com/office/drawing/2016/ink" xmlns:am3d="http://schemas.microsoft.com/office/drawing/2017/model3d" xmlns:o="urn:schemas-microsoft-com:office:office" xmlns:oel="http://schemas.microsoft.com/office/2019/extlst" xmlns:r="http://schemas.openxmlformats.org/officeDocument/2006/relationships" xmlns:m="http://schemas.openxmlformats.org/officeDocument/2006/math" xmlns:v="urn:schemas-microsoft-com:vml" xmlns:wp14="http://schemas.microsoft.com/office/word/2010/wordprocessingDrawing" xmlns:wp="http://schemas.openxmlformats.org/drawingml/2006/wordprocessingDrawing" xmlns:w10="urn:schemas-microsoft-com:office:word" xmlns:w="http://schemas.openxmlformats.org/wordprocessingml/2006/main" xmlns:w14="http://schemas.microsoft.com/office/word/2010/wordml" xmlns:w15="http://schemas.microsoft.com/office/word/2012/wordml" xmlns:w16cex="http://schemas.microsoft.com/office/word/2018/wordml/cex" xmlns:w16cid="http://schemas.microsoft.com/office/word/2016/wordml/cid" xmlns:w16="http://schemas.microsoft.com/office/word/2018/wordml" xmlns:w16du="http://schemas.microsoft.com/office/word/2023/wordml/word16du" xmlns:w16sdtdh="http://schemas.microsoft.com/office/word/2020/wordml/sdtdatahash" xmlns:w16sdtfl="http://schemas.microsoft.com/office/word/2024/wordml/sdtformatlock" xmlns:w16se="http://schemas.microsoft.com/office/word/2015/wordml/symex" xmlns:wpg="http://schemas.microsoft.com/office/word/2010/wordprocessingGroup" xmlns:wpi="http://schemas.microsoft.com/office/word/2010/wordprocessingInk" xmlns:wne="http://schemas.microsoft.com/office/word/2006/wordml" xmlns:wps="http://schemas.microsoft.com/office/word/2010/wordprocessingShape" mc:Ignorable="w14 w15 w16se w16cid w16 w16cex w16sdtdh w16sdtfl w16du wp14">
+  <w15:commentEx w15:paraId="7E5B2845" w15:done="0"/>
+</w15:commentsEx>
+</file>
+
+<file path=word/commentsExtensible.xml><?xml version="1.0" encoding="utf-8"?>
+<w16cex:commentsExtensible xmlns:wpc="http://schemas.microsoft.com/office/word/2010/wordprocessingCanvas" xmlns:cx="http://schemas.microsoft.com/office/drawing/2014/chartex" xmlns:cx1="http://schemas.microsoft.com/office/drawing/2015/9/8/chartex" xmlns:cx2="http://schemas.microsoft.com/office/drawing/2015/10/21/chartex" xmlns:cx3="http://schemas.microsoft.com/office/drawing/2016/5/9/chartex" xmlns:cx4="http://schemas.microsoft.com/office/drawing/2016/5/10/chartex" xmlns:cx5="http://schemas.microsoft.com/office/drawing/2016/5/11/chartex" xmlns:cx6="http://schemas.microsoft.com/office/drawing/2016/5/12/chartex" xmlns:cx7="http://schemas.microsoft.com/office/drawing/2016/5/13/chartex" xmlns:cx8="http://schemas.microsoft.com/office/drawing/2016/5/14/chartex" xmlns:cr="http://schemas.microsoft.com/office/comments/2020/reactions" xmlns:mc="http://schemas.openxmlformats.org/markup-compatibility/2006" xmlns:aink="http://schemas.microsoft.com/office/drawing/2016/ink" xmlns:am3d="http://schemas.microsoft.com/office/drawing/2017/model3d" xmlns:o="urn:schemas-microsoft-com:office:office" xmlns:oel="http://schemas.microsoft.com/office/2019/extlst" xmlns:r="http://schemas.openxmlformats.org/officeDocument/2006/relationships" xmlns:m="http://schemas.openxmlformats.org/officeDocument/2006/math" xmlns:v="urn:schemas-microsoft-com:vml" xmlns:wp14="http://schemas.microsoft.com/office/word/2010/wordprocessingDrawing" xmlns:wp="http://schemas.openxmlformats.org/drawingml/2006/wordprocessingDrawing" xmlns:w10="urn:schemas-microsoft-com:office:word" xmlns:w="http://schemas.openxmlformats.org/wordprocessingml/2006/main" xmlns:w14="http://schemas.microsoft.com/office/word/2010/wordml" xmlns:w15="http://schemas.microsoft.com/office/word/2012/wordml" xmlns:w16cex="http://schemas.microsoft.com/office/word/2018/wordml/cex" xmlns:w16cid="http://schemas.microsoft.com/office/word/2016/wordml/cid" xmlns:w16="http://schemas.microsoft.com/office/word/2018/wordml" xmlns:w16du="http://schemas.microsoft.com/office/word/2023/wordml/word16du" xmlns:w16sdtdh="http://schemas.microsoft.com/office/word/2020/wordml/sdtdatahash" xmlns:w16sdtfl="http://schemas.microsoft.com/office/word/2024/wordml/sdtformatlock" xmlns:w16se="http://schemas.microsoft.com/office/word/2015/wordml/symex" xmlns:wpg="http://schemas.microsoft.com/office/word/2010/wordprocessingGroup" xmlns:wpi="http://schemas.microsoft.com/office/word/2010/wordprocessingInk" xmlns:wne="http://schemas.microsoft.com/office/word/2006/wordml" xmlns:wps="http://schemas.microsoft.com/office/word/2010/wordprocessingShape" mc:Ignorable="w14 w15 w16se w16cid w16 w16cex w16sdtdh w16sdtfl cr w16du wp14">
+  <w16cex:commentExtensible w16cex:durableId="0563E7EF" w16cex:dateUtc="2025-11-12T12:14:00Z"/>
+</w16cex:commentsExtensible>
+</file>
+
+<file path=word/commentsIds.xml><?xml version="1.0" encoding="utf-8"?>
+<w16cid:commentsIds xmlns:wpc="http://schemas.microsoft.com/office/word/2010/wordprocessingCanvas" xmlns:cx="http://schemas.microsoft.com/office/drawing/2014/chartex" xmlns:cx1="http://schemas.microsoft.com/office/drawing/2015/9/8/chartex" xmlns:cx2="http://schemas.microsoft.com/office/drawing/2015/10/21/chartex" xmlns:cx3="http://schemas.microsoft.com/office/drawing/2016/5/9/chartex" xmlns:cx4="http://schemas.microsoft.com/office/drawing/2016/5/10/chartex" xmlns:cx5="http://schemas.microsoft.com/office/drawing/2016/5/11/chartex" xmlns:cx6="http://schemas.microsoft.com/office/drawing/2016/5/12/chartex" xmlns:cx7="http://schemas.microsoft.com/office/drawing/2016/5/13/chartex" xmlns:cx8="http://schemas.microsoft.com/office/drawing/2016/5/14/chartex" xmlns:mc="http://schemas.openxmlformats.org/markup-compatibility/2006" xmlns:aink="http://schemas.microsoft.com/office/drawing/2016/ink" xmlns:am3d="http://schemas.microsoft.com/office/drawing/2017/model3d" xmlns:o="urn:schemas-microsoft-com:office:office" xmlns:oel="http://schemas.microsoft.com/office/2019/extlst" xmlns:r="http://schemas.openxmlformats.org/officeDocument/2006/relationships" xmlns:m="http://schemas.openxmlformats.org/officeDocument/2006/math" xmlns:v="urn:schemas-microsoft-com:vml" xmlns:wp14="http://schemas.microsoft.com/office/word/2010/wordprocessingDrawing" xmlns:wp="http://schemas.openxmlformats.org/drawingml/2006/wordprocessingDrawing" xmlns:w10="urn:schemas-microsoft-com:office:word" xmlns:w="http://schemas.openxmlformats.org/wordprocessingml/2006/main" xmlns:w14="http://schemas.microsoft.com/office/word/2010/wordml" xmlns:w15="http://schemas.microsoft.com/office/word/2012/wordml" xmlns:w16cex="http://schemas.microsoft.com/office/word/2018/wordml/cex" xmlns:w16cid="http://schemas.microsoft.com/office/word/2016/wordml/cid" xmlns:w16="http://schemas.microsoft.com/office/word/2018/wordml" xmlns:w16du="http://schemas.microsoft.com/office/word/2023/wordml/word16du" xmlns:w16sdtdh="http://schemas.microsoft.com/office/word/2020/wordml/sdtdatahash" xmlns:w16sdtfl="http://schemas.microsoft.com/office/word/2024/wordml/sdtformatlock" xmlns:w16se="http://schemas.microsoft.com/office/word/2015/wordml/symex" xmlns:wpg="http://schemas.microsoft.com/office/word/2010/wordprocessingGroup" xmlns:wpi="http://schemas.microsoft.com/office/word/2010/wordprocessingInk" xmlns:wne="http://schemas.microsoft.com/office/word/2006/wordml" xmlns:wps="http://schemas.microsoft.com/office/word/2010/wordprocessingShape" mc:Ignorable="w14 w15 w16se w16cid w16 w16cex w16sdtdh w16sdtfl w16du wp14">
+  <w16cid:commentId w16cid:paraId="7E5B2845" w16cid:durableId="0563E7EF"/>
+</w16cid:commentsIds>
+</file>
+
 <file path=word/numbering.xml><?xml version="1.0" encoding="utf-8"?>
 <w:numbering xmlns:wpc="http://schemas.microsoft.com/office/word/2010/wordprocessingCanvas" xmlns:cx="http://schemas.microsoft.com/office/drawing/2014/chartex" xmlns:cx1="http://schemas.microsoft.com/office/drawing/2015/9/8/chartex" xmlns:cx2="http://schemas.microsoft.com/office/drawing/2015/10/21/chartex" xmlns:cx3="http://schemas.microsoft.com/office/drawing/2016/5/9/chartex" xmlns:cx4="http://schemas.microsoft.com/office/drawing/2016/5/10/chartex" xmlns:cx5="http://schemas.microsoft.com/office/drawing/2016/5/11/chartex" xmlns:cx6="http://schemas.microsoft.com/office/drawing/2016/5/12/chartex" xmlns:cx7="http://schemas.microsoft.com/office/drawing/2016/5/13/chartex" xmlns:cx8="http://schemas.microsoft.com/office/drawing/2016/5/14/chartex" xmlns:mc="http://schemas.openxmlformats.org/markup-compatibility/2006" xmlns:aink="http://schemas.microsoft.com/office/drawing/2016/ink" xmlns:am3d="http://schemas.microsoft.com/office/drawing/2017/model3d" xmlns:o="urn:schemas-microsoft-com:office:office" xmlns:oel="http://schemas.microsoft.com/office/2019/extlst" xmlns:r="http://schemas.openxmlformats.org/officeDocument/2006/relationships" xmlns:m="http://schemas.openxmlformats.org/officeDocument/2006/math" xmlns:v="urn:schemas-microsoft-com:vml" xmlns:wp14="http://schemas.microsoft.com/office/word/2010/wordprocessingDrawing" xmlns:wp="http://schemas.openxmlformats.org/drawingml/2006/wordprocessingDrawing" xmlns:w10="urn:schemas-microsoft-com:office:word" xmlns:w="http://schemas.openxmlformats.org/wordprocessingml/2006/main" xmlns:w14="http://schemas.microsoft.com/office/word/2010/wordml" xmlns:w15="http://schemas.microsoft.com/office/word/2012/wordml" xmlns:w16cex="http://schemas.microsoft.com/office/word/2018/wordml/cex" xmlns:w16cid="http://schemas.microsoft.com/office/word/2016/wordml/cid" xmlns:w16="http://schemas.microsoft.com/office/word/2018/wordml" xmlns:w16du="http://schemas.microsoft.com/office/word/2023/wordml/word16du" xmlns:w16sdtdh="http://schemas.microsoft.com/office/word/2020/wordml/sdtdatahash" xmlns:w16sdtfl="http://schemas.microsoft.com/office/word/2024/wordml/sdtformatlock" xmlns:w16se="http://schemas.microsoft.com/office/word/2015/wordml/symex" xmlns:wpg="http://schemas.microsoft.com/office/word/2010/wordprocessingGroup" xmlns:wpi="http://schemas.microsoft.com/office/word/2010/wordprocessingInk" xmlns:wne="http://schemas.microsoft.com/office/word/2006/wordml" xmlns:wps="http://schemas.microsoft.com/office/word/2010/wordprocessingShape" mc:Ignorable="w14 w15 w16se w16cid w16 w16cex w16sdtdh w16sdtfl w16du wp14">
   <w:abstractNum w:abstractNumId="0" w15:restartNumberingAfterBreak="0">
+    <w:nsid w:val="31E42C94"/>
+    <w:multiLevelType w:val="hybridMultilevel"/>
+    <w:tmpl w:val="C1C2A3DE"/>
+    <w:lvl w:ilvl="0" w:tplc="A9C8D81E">
+      <w:start w:val="1"/>
+      <w:numFmt w:val="decimal"/>
+      <w:lvlText w:val="%1."/>
+      <w:lvlJc w:val="left"/>
+      <w:pPr>
+        <w:ind w:left="1065" w:hanging="360"/>
+      </w:pPr>
+      <w:rPr>
+        <w:rFonts w:hint="default"/>
+      </w:rPr>
+    </w:lvl>
+    <w:lvl w:ilvl="1" w:tplc="2C0A0019" w:tentative="1">
+      <w:start w:val="1"/>
+      <w:numFmt w:val="lowerLetter"/>
+      <w:lvlText w:val="%2."/>
+      <w:lvlJc w:val="left"/>
+      <w:pPr>
+        <w:ind w:left="1785" w:hanging="360"/>
+      </w:pPr>
+    </w:lvl>
+    <w:lvl w:ilvl="2" w:tplc="2C0A001B" w:tentative="1">
+      <w:start w:val="1"/>
+      <w:numFmt w:val="lowerRoman"/>
+      <w:lvlText w:val="%3."/>
+      <w:lvlJc w:val="right"/>
+      <w:pPr>
+        <w:ind w:left="2505" w:hanging="180"/>
+      </w:pPr>
+    </w:lvl>
+    <w:lvl w:ilvl="3" w:tplc="2C0A000F" w:tentative="1">
+      <w:start w:val="1"/>
+      <w:numFmt w:val="decimal"/>
+      <w:lvlText w:val="%4."/>
+      <w:lvlJc w:val="left"/>
+      <w:pPr>
+        <w:ind w:left="3225" w:hanging="360"/>
+      </w:pPr>
+    </w:lvl>
+    <w:lvl w:ilvl="4" w:tplc="2C0A0019" w:tentative="1">
+      <w:start w:val="1"/>
+      <w:numFmt w:val="lowerLetter"/>
+      <w:lvlText w:val="%5."/>
+      <w:lvlJc w:val="left"/>
+      <w:pPr>
+        <w:ind w:left="3945" w:hanging="360"/>
+      </w:pPr>
+    </w:lvl>
+    <w:lvl w:ilvl="5" w:tplc="2C0A001B" w:tentative="1">
+      <w:start w:val="1"/>
+      <w:numFmt w:val="lowerRoman"/>
+      <w:lvlText w:val="%6."/>
+      <w:lvlJc w:val="right"/>
+      <w:pPr>
+        <w:ind w:left="4665" w:hanging="180"/>
+      </w:pPr>
+    </w:lvl>
+    <w:lvl w:ilvl="6" w:tplc="2C0A000F" w:tentative="1">
+      <w:start w:val="1"/>
+      <w:numFmt w:val="decimal"/>
+      <w:lvlText w:val="%7."/>
+      <w:lvlJc w:val="left"/>
+      <w:pPr>
+        <w:ind w:left="5385" w:hanging="360"/>
+      </w:pPr>
+    </w:lvl>
+    <w:lvl w:ilvl="7" w:tplc="2C0A0019" w:tentative="1">
+      <w:start w:val="1"/>
+      <w:numFmt w:val="lowerLetter"/>
+      <w:lvlText w:val="%8."/>
+      <w:lvlJc w:val="left"/>
+      <w:pPr>
+        <w:ind w:left="6105" w:hanging="360"/>
+      </w:pPr>
+    </w:lvl>
+    <w:lvl w:ilvl="8" w:tplc="2C0A001B" w:tentative="1">
+      <w:start w:val="1"/>
+      <w:numFmt w:val="lowerRoman"/>
+      <w:lvlText w:val="%9."/>
+      <w:lvlJc w:val="right"/>
+      <w:pPr>
+        <w:ind w:left="6825" w:hanging="180"/>
+      </w:pPr>
+    </w:lvl>
+  </w:abstractNum>
+  <w:abstractNum w:abstractNumId="1" w15:restartNumberingAfterBreak="0">
     <w:nsid w:val="328D074A"/>
     <w:multiLevelType w:val="multilevel"/>
     <w:tmpl w:val="B90A5A4C"/>
@@ -611,7 +2346,7 @@
       </w:rPr>
     </w:lvl>
   </w:abstractNum>
-  <w:abstractNum w:abstractNumId="1" w15:restartNumberingAfterBreak="0">
+  <w:abstractNum w:abstractNumId="2" w15:restartNumberingAfterBreak="0">
     <w:nsid w:val="396B6B8C"/>
     <w:multiLevelType w:val="multilevel"/>
     <w:tmpl w:val="6BB0B02A"/>
@@ -760,7 +2495,156 @@
       </w:rPr>
     </w:lvl>
   </w:abstractNum>
-  <w:abstractNum w:abstractNumId="2" w15:restartNumberingAfterBreak="0">
+  <w:abstractNum w:abstractNumId="3" w15:restartNumberingAfterBreak="0">
+    <w:nsid w:val="4A7B1299"/>
+    <w:multiLevelType w:val="multilevel"/>
+    <w:tmpl w:val="571088A0"/>
+    <w:lvl w:ilvl="0">
+      <w:start w:val="1"/>
+      <w:numFmt w:val="bullet"/>
+      <w:lvlText w:val=""/>
+      <w:lvlJc w:val="left"/>
+      <w:pPr>
+        <w:tabs>
+          <w:tab w:val="num" w:pos="720"/>
+        </w:tabs>
+        <w:ind w:left="720" w:hanging="360"/>
+      </w:pPr>
+      <w:rPr>
+        <w:rFonts w:ascii="Symbol" w:hAnsi="Symbol" w:hint="default"/>
+        <w:sz w:val="20"/>
+      </w:rPr>
+    </w:lvl>
+    <w:lvl w:ilvl="1" w:tentative="1">
+      <w:start w:val="1"/>
+      <w:numFmt w:val="bullet"/>
+      <w:lvlText w:val="o"/>
+      <w:lvlJc w:val="left"/>
+      <w:pPr>
+        <w:tabs>
+          <w:tab w:val="num" w:pos="1440"/>
+        </w:tabs>
+        <w:ind w:left="1440" w:hanging="360"/>
+      </w:pPr>
+      <w:rPr>
+        <w:rFonts w:ascii="Courier New" w:hAnsi="Courier New" w:hint="default"/>
+        <w:sz w:val="20"/>
+      </w:rPr>
+    </w:lvl>
+    <w:lvl w:ilvl="2" w:tentative="1">
+      <w:start w:val="1"/>
+      <w:numFmt w:val="bullet"/>
+      <w:lvlText w:val=""/>
+      <w:lvlJc w:val="left"/>
+      <w:pPr>
+        <w:tabs>
+          <w:tab w:val="num" w:pos="2160"/>
+        </w:tabs>
+        <w:ind w:left="2160" w:hanging="360"/>
+      </w:pPr>
+      <w:rPr>
+        <w:rFonts w:ascii="Wingdings" w:hAnsi="Wingdings" w:hint="default"/>
+        <w:sz w:val="20"/>
+      </w:rPr>
+    </w:lvl>
+    <w:lvl w:ilvl="3" w:tentative="1">
+      <w:start w:val="1"/>
+      <w:numFmt w:val="bullet"/>
+      <w:lvlText w:val=""/>
+      <w:lvlJc w:val="left"/>
+      <w:pPr>
+        <w:tabs>
+          <w:tab w:val="num" w:pos="2880"/>
+        </w:tabs>
+        <w:ind w:left="2880" w:hanging="360"/>
+      </w:pPr>
+      <w:rPr>
+        <w:rFonts w:ascii="Wingdings" w:hAnsi="Wingdings" w:hint="default"/>
+        <w:sz w:val="20"/>
+      </w:rPr>
+    </w:lvl>
+    <w:lvl w:ilvl="4" w:tentative="1">
+      <w:start w:val="1"/>
+      <w:numFmt w:val="bullet"/>
+      <w:lvlText w:val=""/>
+      <w:lvlJc w:val="left"/>
+      <w:pPr>
+        <w:tabs>
+          <w:tab w:val="num" w:pos="3600"/>
+        </w:tabs>
+        <w:ind w:left="3600" w:hanging="360"/>
+      </w:pPr>
+      <w:rPr>
+        <w:rFonts w:ascii="Wingdings" w:hAnsi="Wingdings" w:hint="default"/>
+        <w:sz w:val="20"/>
+      </w:rPr>
+    </w:lvl>
+    <w:lvl w:ilvl="5" w:tentative="1">
+      <w:start w:val="1"/>
+      <w:numFmt w:val="bullet"/>
+      <w:lvlText w:val=""/>
+      <w:lvlJc w:val="left"/>
+      <w:pPr>
+        <w:tabs>
+          <w:tab w:val="num" w:pos="4320"/>
+        </w:tabs>
+        <w:ind w:left="4320" w:hanging="360"/>
+      </w:pPr>
+      <w:rPr>
+        <w:rFonts w:ascii="Wingdings" w:hAnsi="Wingdings" w:hint="default"/>
+        <w:sz w:val="20"/>
+      </w:rPr>
+    </w:lvl>
+    <w:lvl w:ilvl="6" w:tentative="1">
+      <w:start w:val="1"/>
+      <w:numFmt w:val="bullet"/>
+      <w:lvlText w:val=""/>
+      <w:lvlJc w:val="left"/>
+      <w:pPr>
+        <w:tabs>
+          <w:tab w:val="num" w:pos="5040"/>
+        </w:tabs>
+        <w:ind w:left="5040" w:hanging="360"/>
+      </w:pPr>
+      <w:rPr>
+        <w:rFonts w:ascii="Wingdings" w:hAnsi="Wingdings" w:hint="default"/>
+        <w:sz w:val="20"/>
+      </w:rPr>
+    </w:lvl>
+    <w:lvl w:ilvl="7" w:tentative="1">
+      <w:start w:val="1"/>
+      <w:numFmt w:val="bullet"/>
+      <w:lvlText w:val=""/>
+      <w:lvlJc w:val="left"/>
+      <w:pPr>
+        <w:tabs>
+          <w:tab w:val="num" w:pos="5760"/>
+        </w:tabs>
+        <w:ind w:left="5760" w:hanging="360"/>
+      </w:pPr>
+      <w:rPr>
+        <w:rFonts w:ascii="Wingdings" w:hAnsi="Wingdings" w:hint="default"/>
+        <w:sz w:val="20"/>
+      </w:rPr>
+    </w:lvl>
+    <w:lvl w:ilvl="8" w:tentative="1">
+      <w:start w:val="1"/>
+      <w:numFmt w:val="bullet"/>
+      <w:lvlText w:val=""/>
+      <w:lvlJc w:val="left"/>
+      <w:pPr>
+        <w:tabs>
+          <w:tab w:val="num" w:pos="6480"/>
+        </w:tabs>
+        <w:ind w:left="6480" w:hanging="360"/>
+      </w:pPr>
+      <w:rPr>
+        <w:rFonts w:ascii="Wingdings" w:hAnsi="Wingdings" w:hint="default"/>
+        <w:sz w:val="20"/>
+      </w:rPr>
+    </w:lvl>
+  </w:abstractNum>
+  <w:abstractNum w:abstractNumId="4" w15:restartNumberingAfterBreak="0">
     <w:nsid w:val="56663C37"/>
     <w:multiLevelType w:val="multilevel"/>
     <w:tmpl w:val="989C0BA0"/>
@@ -909,7 +2793,301 @@
       </w:rPr>
     </w:lvl>
   </w:abstractNum>
-  <w:abstractNum w:abstractNumId="3" w15:restartNumberingAfterBreak="0">
+  <w:abstractNum w:abstractNumId="5" w15:restartNumberingAfterBreak="0">
+    <w:nsid w:val="583C43D8"/>
+    <w:multiLevelType w:val="multilevel"/>
+    <w:tmpl w:val="B292FE50"/>
+    <w:lvl w:ilvl="0">
+      <w:start w:val="1"/>
+      <w:numFmt w:val="bullet"/>
+      <w:lvlText w:val=""/>
+      <w:lvlJc w:val="left"/>
+      <w:pPr>
+        <w:tabs>
+          <w:tab w:val="num" w:pos="720"/>
+        </w:tabs>
+        <w:ind w:left="720" w:hanging="360"/>
+      </w:pPr>
+      <w:rPr>
+        <w:rFonts w:ascii="Symbol" w:hAnsi="Symbol" w:hint="default"/>
+        <w:sz w:val="20"/>
+      </w:rPr>
+    </w:lvl>
+    <w:lvl w:ilvl="1">
+      <w:start w:val="1"/>
+      <w:numFmt w:val="bullet"/>
+      <w:lvlText w:val="o"/>
+      <w:lvlJc w:val="left"/>
+      <w:pPr>
+        <w:tabs>
+          <w:tab w:val="num" w:pos="1440"/>
+        </w:tabs>
+        <w:ind w:left="1440" w:hanging="360"/>
+      </w:pPr>
+      <w:rPr>
+        <w:rFonts w:ascii="Courier New" w:hAnsi="Courier New" w:hint="default"/>
+        <w:sz w:val="20"/>
+      </w:rPr>
+    </w:lvl>
+    <w:lvl w:ilvl="2">
+      <w:start w:val="1"/>
+      <w:numFmt w:val="decimal"/>
+      <w:lvlText w:val="%3."/>
+      <w:lvlJc w:val="left"/>
+      <w:pPr>
+        <w:ind w:left="2160" w:hanging="360"/>
+      </w:pPr>
+      <w:rPr>
+        <w:rFonts w:hint="default"/>
+      </w:rPr>
+    </w:lvl>
+    <w:lvl w:ilvl="3" w:tentative="1">
+      <w:start w:val="1"/>
+      <w:numFmt w:val="bullet"/>
+      <w:lvlText w:val=""/>
+      <w:lvlJc w:val="left"/>
+      <w:pPr>
+        <w:tabs>
+          <w:tab w:val="num" w:pos="2880"/>
+        </w:tabs>
+        <w:ind w:left="2880" w:hanging="360"/>
+      </w:pPr>
+      <w:rPr>
+        <w:rFonts w:ascii="Wingdings" w:hAnsi="Wingdings" w:hint="default"/>
+        <w:sz w:val="20"/>
+      </w:rPr>
+    </w:lvl>
+    <w:lvl w:ilvl="4" w:tentative="1">
+      <w:start w:val="1"/>
+      <w:numFmt w:val="bullet"/>
+      <w:lvlText w:val=""/>
+      <w:lvlJc w:val="left"/>
+      <w:pPr>
+        <w:tabs>
+          <w:tab w:val="num" w:pos="3600"/>
+        </w:tabs>
+        <w:ind w:left="3600" w:hanging="360"/>
+      </w:pPr>
+      <w:rPr>
+        <w:rFonts w:ascii="Wingdings" w:hAnsi="Wingdings" w:hint="default"/>
+        <w:sz w:val="20"/>
+      </w:rPr>
+    </w:lvl>
+    <w:lvl w:ilvl="5" w:tentative="1">
+      <w:start w:val="1"/>
+      <w:numFmt w:val="bullet"/>
+      <w:lvlText w:val=""/>
+      <w:lvlJc w:val="left"/>
+      <w:pPr>
+        <w:tabs>
+          <w:tab w:val="num" w:pos="4320"/>
+        </w:tabs>
+        <w:ind w:left="4320" w:hanging="360"/>
+      </w:pPr>
+      <w:rPr>
+        <w:rFonts w:ascii="Wingdings" w:hAnsi="Wingdings" w:hint="default"/>
+        <w:sz w:val="20"/>
+      </w:rPr>
+    </w:lvl>
+    <w:lvl w:ilvl="6" w:tentative="1">
+      <w:start w:val="1"/>
+      <w:numFmt w:val="bullet"/>
+      <w:lvlText w:val=""/>
+      <w:lvlJc w:val="left"/>
+      <w:pPr>
+        <w:tabs>
+          <w:tab w:val="num" w:pos="5040"/>
+        </w:tabs>
+        <w:ind w:left="5040" w:hanging="360"/>
+      </w:pPr>
+      <w:rPr>
+        <w:rFonts w:ascii="Wingdings" w:hAnsi="Wingdings" w:hint="default"/>
+        <w:sz w:val="20"/>
+      </w:rPr>
+    </w:lvl>
+    <w:lvl w:ilvl="7" w:tentative="1">
+      <w:start w:val="1"/>
+      <w:numFmt w:val="bullet"/>
+      <w:lvlText w:val=""/>
+      <w:lvlJc w:val="left"/>
+      <w:pPr>
+        <w:tabs>
+          <w:tab w:val="num" w:pos="5760"/>
+        </w:tabs>
+        <w:ind w:left="5760" w:hanging="360"/>
+      </w:pPr>
+      <w:rPr>
+        <w:rFonts w:ascii="Wingdings" w:hAnsi="Wingdings" w:hint="default"/>
+        <w:sz w:val="20"/>
+      </w:rPr>
+    </w:lvl>
+    <w:lvl w:ilvl="8" w:tentative="1">
+      <w:start w:val="1"/>
+      <w:numFmt w:val="bullet"/>
+      <w:lvlText w:val=""/>
+      <w:lvlJc w:val="left"/>
+      <w:pPr>
+        <w:tabs>
+          <w:tab w:val="num" w:pos="6480"/>
+        </w:tabs>
+        <w:ind w:left="6480" w:hanging="360"/>
+      </w:pPr>
+      <w:rPr>
+        <w:rFonts w:ascii="Wingdings" w:hAnsi="Wingdings" w:hint="default"/>
+        <w:sz w:val="20"/>
+      </w:rPr>
+    </w:lvl>
+  </w:abstractNum>
+  <w:abstractNum w:abstractNumId="6" w15:restartNumberingAfterBreak="0">
+    <w:nsid w:val="58F27FEC"/>
+    <w:multiLevelType w:val="multilevel"/>
+    <w:tmpl w:val="B8541070"/>
+    <w:lvl w:ilvl="0">
+      <w:start w:val="1"/>
+      <w:numFmt w:val="bullet"/>
+      <w:lvlText w:val=""/>
+      <w:lvlJc w:val="left"/>
+      <w:pPr>
+        <w:tabs>
+          <w:tab w:val="num" w:pos="720"/>
+        </w:tabs>
+        <w:ind w:left="720" w:hanging="360"/>
+      </w:pPr>
+      <w:rPr>
+        <w:rFonts w:ascii="Symbol" w:hAnsi="Symbol" w:hint="default"/>
+        <w:sz w:val="20"/>
+      </w:rPr>
+    </w:lvl>
+    <w:lvl w:ilvl="1" w:tentative="1">
+      <w:start w:val="1"/>
+      <w:numFmt w:val="bullet"/>
+      <w:lvlText w:val="o"/>
+      <w:lvlJc w:val="left"/>
+      <w:pPr>
+        <w:tabs>
+          <w:tab w:val="num" w:pos="1440"/>
+        </w:tabs>
+        <w:ind w:left="1440" w:hanging="360"/>
+      </w:pPr>
+      <w:rPr>
+        <w:rFonts w:ascii="Courier New" w:hAnsi="Courier New" w:hint="default"/>
+        <w:sz w:val="20"/>
+      </w:rPr>
+    </w:lvl>
+    <w:lvl w:ilvl="2" w:tentative="1">
+      <w:start w:val="1"/>
+      <w:numFmt w:val="bullet"/>
+      <w:lvlText w:val=""/>
+      <w:lvlJc w:val="left"/>
+      <w:pPr>
+        <w:tabs>
+          <w:tab w:val="num" w:pos="2160"/>
+        </w:tabs>
+        <w:ind w:left="2160" w:hanging="360"/>
+      </w:pPr>
+      <w:rPr>
+        <w:rFonts w:ascii="Wingdings" w:hAnsi="Wingdings" w:hint="default"/>
+        <w:sz w:val="20"/>
+      </w:rPr>
+    </w:lvl>
+    <w:lvl w:ilvl="3" w:tentative="1">
+      <w:start w:val="1"/>
+      <w:numFmt w:val="bullet"/>
+      <w:lvlText w:val=""/>
+      <w:lvlJc w:val="left"/>
+      <w:pPr>
+        <w:tabs>
+          <w:tab w:val="num" w:pos="2880"/>
+        </w:tabs>
+        <w:ind w:left="2880" w:hanging="360"/>
+      </w:pPr>
+      <w:rPr>
+        <w:rFonts w:ascii="Wingdings" w:hAnsi="Wingdings" w:hint="default"/>
+        <w:sz w:val="20"/>
+      </w:rPr>
+    </w:lvl>
+    <w:lvl w:ilvl="4" w:tentative="1">
+      <w:start w:val="1"/>
+      <w:numFmt w:val="bullet"/>
+      <w:lvlText w:val=""/>
+      <w:lvlJc w:val="left"/>
+      <w:pPr>
+        <w:tabs>
+          <w:tab w:val="num" w:pos="3600"/>
+        </w:tabs>
+        <w:ind w:left="3600" w:hanging="360"/>
+      </w:pPr>
+      <w:rPr>
+        <w:rFonts w:ascii="Wingdings" w:hAnsi="Wingdings" w:hint="default"/>
+        <w:sz w:val="20"/>
+      </w:rPr>
+    </w:lvl>
+    <w:lvl w:ilvl="5" w:tentative="1">
+      <w:start w:val="1"/>
+      <w:numFmt w:val="bullet"/>
+      <w:lvlText w:val=""/>
+      <w:lvlJc w:val="left"/>
+      <w:pPr>
+        <w:tabs>
+          <w:tab w:val="num" w:pos="4320"/>
+        </w:tabs>
+        <w:ind w:left="4320" w:hanging="360"/>
+      </w:pPr>
+      <w:rPr>
+        <w:rFonts w:ascii="Wingdings" w:hAnsi="Wingdings" w:hint="default"/>
+        <w:sz w:val="20"/>
+      </w:rPr>
+    </w:lvl>
+    <w:lvl w:ilvl="6" w:tentative="1">
+      <w:start w:val="1"/>
+      <w:numFmt w:val="bullet"/>
+      <w:lvlText w:val=""/>
+      <w:lvlJc w:val="left"/>
+      <w:pPr>
+        <w:tabs>
+          <w:tab w:val="num" w:pos="5040"/>
+        </w:tabs>
+        <w:ind w:left="5040" w:hanging="360"/>
+      </w:pPr>
+      <w:rPr>
+        <w:rFonts w:ascii="Wingdings" w:hAnsi="Wingdings" w:hint="default"/>
+        <w:sz w:val="20"/>
+      </w:rPr>
+    </w:lvl>
+    <w:lvl w:ilvl="7" w:tentative="1">
+      <w:start w:val="1"/>
+      <w:numFmt w:val="bullet"/>
+      <w:lvlText w:val=""/>
+      <w:lvlJc w:val="left"/>
+      <w:pPr>
+        <w:tabs>
+          <w:tab w:val="num" w:pos="5760"/>
+        </w:tabs>
+        <w:ind w:left="5760" w:hanging="360"/>
+      </w:pPr>
+      <w:rPr>
+        <w:rFonts w:ascii="Wingdings" w:hAnsi="Wingdings" w:hint="default"/>
+        <w:sz w:val="20"/>
+      </w:rPr>
+    </w:lvl>
+    <w:lvl w:ilvl="8" w:tentative="1">
+      <w:start w:val="1"/>
+      <w:numFmt w:val="bullet"/>
+      <w:lvlText w:val=""/>
+      <w:lvlJc w:val="left"/>
+      <w:pPr>
+        <w:tabs>
+          <w:tab w:val="num" w:pos="6480"/>
+        </w:tabs>
+        <w:ind w:left="6480" w:hanging="360"/>
+      </w:pPr>
+      <w:rPr>
+        <w:rFonts w:ascii="Wingdings" w:hAnsi="Wingdings" w:hint="default"/>
+        <w:sz w:val="20"/>
+      </w:rPr>
+    </w:lvl>
+  </w:abstractNum>
+  <w:abstractNum w:abstractNumId="7" w15:restartNumberingAfterBreak="0">
     <w:nsid w:val="67C377CC"/>
     <w:multiLevelType w:val="multilevel"/>
     <w:tmpl w:val="558C5090"/>
@@ -1058,7 +3236,7 @@
       </w:rPr>
     </w:lvl>
   </w:abstractNum>
-  <w:abstractNum w:abstractNumId="4" w15:restartNumberingAfterBreak="0">
+  <w:abstractNum w:abstractNumId="8" w15:restartNumberingAfterBreak="0">
     <w:nsid w:val="6D3B31E4"/>
     <w:multiLevelType w:val="multilevel"/>
     <w:tmpl w:val="5636EE76"/>
@@ -1207,7 +3385,7 @@
       </w:rPr>
     </w:lvl>
   </w:abstractNum>
-  <w:abstractNum w:abstractNumId="5" w15:restartNumberingAfterBreak="0">
+  <w:abstractNum w:abstractNumId="9" w15:restartNumberingAfterBreak="0">
     <w:nsid w:val="7EBA0ABF"/>
     <w:multiLevelType w:val="multilevel"/>
     <w:tmpl w:val="F6689C52"/>
@@ -1357,24 +3535,44 @@
     </w:lvl>
   </w:abstractNum>
   <w:num w:numId="1" w16cid:durableId="284506424">
+    <w:abstractNumId w:val="7"/>
+  </w:num>
+  <w:num w:numId="2" w16cid:durableId="532617480">
+    <w:abstractNumId w:val="4"/>
+  </w:num>
+  <w:num w:numId="3" w16cid:durableId="1236547418">
+    <w:abstractNumId w:val="9"/>
+  </w:num>
+  <w:num w:numId="4" w16cid:durableId="1410543460">
+    <w:abstractNumId w:val="1"/>
+  </w:num>
+  <w:num w:numId="5" w16cid:durableId="1474058551">
+    <w:abstractNumId w:val="2"/>
+  </w:num>
+  <w:num w:numId="6" w16cid:durableId="1418594357">
+    <w:abstractNumId w:val="8"/>
+  </w:num>
+  <w:num w:numId="7" w16cid:durableId="464737497">
+    <w:abstractNumId w:val="0"/>
+  </w:num>
+  <w:num w:numId="8" w16cid:durableId="34040644">
     <w:abstractNumId w:val="3"/>
   </w:num>
-  <w:num w:numId="2" w16cid:durableId="532617480">
-    <w:abstractNumId w:val="2"/>
-  </w:num>
-  <w:num w:numId="3" w16cid:durableId="1236547418">
+  <w:num w:numId="9" w16cid:durableId="1491171314">
     <w:abstractNumId w:val="5"/>
   </w:num>
-  <w:num w:numId="4" w16cid:durableId="1410543460">
-    <w:abstractNumId w:val="0"/>
-  </w:num>
-  <w:num w:numId="5" w16cid:durableId="1474058551">
-    <w:abstractNumId w:val="1"/>
-  </w:num>
-  <w:num w:numId="6" w16cid:durableId="1418594357">
-    <w:abstractNumId w:val="4"/>
+  <w:num w:numId="10" w16cid:durableId="2013608929">
+    <w:abstractNumId w:val="6"/>
   </w:num>
 </w:numbering>
+</file>
+
+<file path=word/people.xml><?xml version="1.0" encoding="utf-8"?>
+<w15:people xmlns:wpc="http://schemas.microsoft.com/office/word/2010/wordprocessingCanvas" xmlns:cx="http://schemas.microsoft.com/office/drawing/2014/chartex" xmlns:cx1="http://schemas.microsoft.com/office/drawing/2015/9/8/chartex" xmlns:cx2="http://schemas.microsoft.com/office/drawing/2015/10/21/chartex" xmlns:cx3="http://schemas.microsoft.com/office/drawing/2016/5/9/chartex" xmlns:cx4="http://schemas.microsoft.com/office/drawing/2016/5/10/chartex" xmlns:cx5="http://schemas.microsoft.com/office/drawing/2016/5/11/chartex" xmlns:cx6="http://schemas.microsoft.com/office/drawing/2016/5/12/chartex" xmlns:cx7="http://schemas.microsoft.com/office/drawing/2016/5/13/chartex" xmlns:cx8="http://schemas.microsoft.com/office/drawing/2016/5/14/chartex" xmlns:mc="http://schemas.openxmlformats.org/markup-compatibility/2006" xmlns:aink="http://schemas.microsoft.com/office/drawing/2016/ink" xmlns:am3d="http://schemas.microsoft.com/office/drawing/2017/model3d" xmlns:o="urn:schemas-microsoft-com:office:office" xmlns:oel="http://schemas.microsoft.com/office/2019/extlst" xmlns:r="http://schemas.openxmlformats.org/officeDocument/2006/relationships" xmlns:m="http://schemas.openxmlformats.org/officeDocument/2006/math" xmlns:v="urn:schemas-microsoft-com:vml" xmlns:wp14="http://schemas.microsoft.com/office/word/2010/wordprocessingDrawing" xmlns:wp="http://schemas.openxmlformats.org/drawingml/2006/wordprocessingDrawing" xmlns:w10="urn:schemas-microsoft-com:office:word" xmlns:w="http://schemas.openxmlformats.org/wordprocessingml/2006/main" xmlns:w14="http://schemas.microsoft.com/office/word/2010/wordml" xmlns:w15="http://schemas.microsoft.com/office/word/2012/wordml" xmlns:w16cex="http://schemas.microsoft.com/office/word/2018/wordml/cex" xmlns:w16cid="http://schemas.microsoft.com/office/word/2016/wordml/cid" xmlns:w16="http://schemas.microsoft.com/office/word/2018/wordml" xmlns:w16du="http://schemas.microsoft.com/office/word/2023/wordml/word16du" xmlns:w16sdtdh="http://schemas.microsoft.com/office/word/2020/wordml/sdtdatahash" xmlns:w16sdtfl="http://schemas.microsoft.com/office/word/2024/wordml/sdtformatlock" xmlns:w16se="http://schemas.microsoft.com/office/word/2015/wordml/symex" xmlns:wpg="http://schemas.microsoft.com/office/word/2010/wordprocessingGroup" xmlns:wpi="http://schemas.microsoft.com/office/word/2010/wordprocessingInk" xmlns:wne="http://schemas.microsoft.com/office/word/2006/wordml" xmlns:wps="http://schemas.microsoft.com/office/word/2010/wordprocessingShape" mc:Ignorable="w14 w15 w16se w16cid w16 w16cex w16sdtdh w16sdtfl w16du wp14">
+  <w15:person w15:author="Martín Otero">
+    <w15:presenceInfo w15:providerId="Windows Live" w15:userId="05d5c1bc747db44d"/>
+  </w15:person>
+</w15:people>
 </file>
 
 <file path=word/styles.xml><?xml version="1.0" encoding="utf-8"?>
@@ -2294,6 +4492,44 @@
       <w:spacing w:val="5"/>
     </w:rPr>
   </w:style>
+  <w:style w:type="character" w:styleId="Refdecomentario">
+    <w:name w:val="annotation reference"/>
+    <w:basedOn w:val="Fuentedeprrafopredeter"/>
+    <w:uiPriority w:val="99"/>
+    <w:semiHidden/>
+    <w:unhideWhenUsed/>
+    <w:rsid w:val="007509B2"/>
+    <w:rPr>
+      <w:sz w:val="16"/>
+      <w:szCs w:val="16"/>
+    </w:rPr>
+  </w:style>
+  <w:style w:type="paragraph" w:styleId="Textocomentario">
+    <w:name w:val="annotation text"/>
+    <w:basedOn w:val="Normal"/>
+    <w:link w:val="TextocomentarioCar"/>
+    <w:uiPriority w:val="99"/>
+    <w:unhideWhenUsed/>
+    <w:rsid w:val="007509B2"/>
+    <w:pPr>
+      <w:spacing w:line="240" w:lineRule="auto"/>
+    </w:pPr>
+    <w:rPr>
+      <w:sz w:val="20"/>
+      <w:szCs w:val="20"/>
+    </w:rPr>
+  </w:style>
+  <w:style w:type="character" w:customStyle="1" w:styleId="TextocomentarioCar">
+    <w:name w:val="Texto comentario Car"/>
+    <w:basedOn w:val="Fuentedeprrafopredeter"/>
+    <w:link w:val="Textocomentario"/>
+    <w:uiPriority w:val="99"/>
+    <w:rsid w:val="007509B2"/>
+    <w:rPr>
+      <w:sz w:val="20"/>
+      <w:szCs w:val="20"/>
+    </w:rPr>
+  </w:style>
 </w:styles>
 </file>
 

--- a/Sprints.docx
+++ b/Sprints.docx
@@ -37,25 +37,7 @@
           <w:sz w:val="24"/>
           <w:szCs w:val="24"/>
         </w:rPr>
-        <w:t xml:space="preserve">Crear el elevator pitch final y diseñar el póster-resumen para presentar el proyecto a </w:t>
-      </w:r>
-      <w:proofErr w:type="spellStart"/>
-      <w:r>
-        <w:rPr>
-          <w:rFonts w:ascii="Times New Roman" w:hAnsi="Times New Roman" w:cs="Times New Roman"/>
-          <w:sz w:val="24"/>
-          <w:szCs w:val="24"/>
-        </w:rPr>
-        <w:t>stakeholders</w:t>
-      </w:r>
-      <w:proofErr w:type="spellEnd"/>
-      <w:r>
-        <w:rPr>
-          <w:rFonts w:ascii="Times New Roman" w:hAnsi="Times New Roman" w:cs="Times New Roman"/>
-          <w:sz w:val="24"/>
-          <w:szCs w:val="24"/>
-        </w:rPr>
-        <w:t xml:space="preserve"> (ficticio), incluyendo motivación, objetivos y entregables principales.</w:t>
+        <w:t>Crear el elevator pitch final y diseñar el póster-resumen para presentar el proyecto a stakeholders (ficticio), incluyendo motivación, objetivos y entregables principales.</w:t>
       </w:r>
     </w:p>
     <w:p>
@@ -118,25 +100,7 @@
           <w:sz w:val="24"/>
           <w:szCs w:val="24"/>
         </w:rPr>
-        <w:t xml:space="preserve">Identificar </w:t>
-      </w:r>
-      <w:proofErr w:type="spellStart"/>
-      <w:r>
-        <w:rPr>
-          <w:rFonts w:ascii="Times New Roman" w:hAnsi="Times New Roman" w:cs="Times New Roman"/>
-          <w:sz w:val="24"/>
-          <w:szCs w:val="24"/>
-        </w:rPr>
-        <w:t>stakeholders</w:t>
-      </w:r>
-      <w:proofErr w:type="spellEnd"/>
-      <w:r>
-        <w:rPr>
-          <w:rFonts w:ascii="Times New Roman" w:hAnsi="Times New Roman" w:cs="Times New Roman"/>
-          <w:sz w:val="24"/>
-          <w:szCs w:val="24"/>
-        </w:rPr>
-        <w:t xml:space="preserve"> clave y para </w:t>
+        <w:t xml:space="preserve">Identificar stakeholders clave y para </w:t>
       </w:r>
       <w:r>
         <w:rPr>
@@ -525,7 +489,6 @@
         </w:rPr>
         <w:t xml:space="preserve">Implementación de control de excepciones para manejar </w:t>
       </w:r>
-      <w:proofErr w:type="spellStart"/>
       <w:r>
         <w:rPr>
           <w:rFonts w:ascii="Times New Roman" w:eastAsia="Times New Roman" w:hAnsi="Times New Roman" w:cs="Times New Roman"/>
@@ -537,7 +500,6 @@
         </w:rPr>
         <w:t>timeouts</w:t>
       </w:r>
-      <w:proofErr w:type="spellEnd"/>
       <w:r>
         <w:rPr>
           <w:rFonts w:ascii="Times New Roman" w:eastAsia="Times New Roman" w:hAnsi="Times New Roman" w:cs="Times New Roman"/>
@@ -638,7 +600,6 @@
         </w:rPr>
         <w:t xml:space="preserve"> – </w:t>
       </w:r>
-      <w:proofErr w:type="spellStart"/>
       <w:r>
         <w:rPr>
           <w:rFonts w:ascii="Times New Roman" w:eastAsia="Times New Roman" w:hAnsi="Times New Roman" w:cs="Times New Roman"/>
@@ -648,19 +609,7 @@
           <w:szCs w:val="24"/>
           <w:lang w:val="en-US"/>
         </w:rPr>
-        <w:t>Responsable</w:t>
-      </w:r>
-      <w:proofErr w:type="spellEnd"/>
-      <w:r>
-        <w:rPr>
-          <w:rFonts w:ascii="Times New Roman" w:eastAsia="Times New Roman" w:hAnsi="Times New Roman" w:cs="Times New Roman"/>
-          <w:i/>
-          <w:iCs/>
-          <w:sz w:val="24"/>
-          <w:szCs w:val="24"/>
-          <w:lang w:val="en-US"/>
-        </w:rPr>
-        <w:t xml:space="preserve">: </w:t>
+        <w:t xml:space="preserve">Responsable: </w:t>
       </w:r>
       <w:r>
         <w:rPr>
@@ -726,21 +675,8 @@
           <w:szCs w:val="24"/>
           <w:lang w:val="es-AR"/>
         </w:rPr>
-        <w:t xml:space="preserve">Imágenes Satelitales – </w:t>
-      </w:r>
-      <w:proofErr w:type="spellStart"/>
-      <w:r>
-        <w:rPr>
-          <w:rFonts w:ascii="Times New Roman" w:eastAsia="Times New Roman" w:hAnsi="Times New Roman" w:cs="Times New Roman"/>
-          <w:b/>
-          <w:bCs/>
-          <w:sz w:val="24"/>
-          <w:szCs w:val="24"/>
-          <w:lang w:val="es-AR"/>
-        </w:rPr>
-        <w:t>Copernicus</w:t>
-      </w:r>
-      <w:proofErr w:type="spellEnd"/>
+        <w:t>Imágenes Satelitales – Copernicus</w:t>
+      </w:r>
       <w:r>
         <w:rPr>
           <w:rFonts w:ascii="Times New Roman" w:eastAsia="Times New Roman" w:hAnsi="Times New Roman" w:cs="Times New Roman"/>
@@ -761,7 +697,6 @@
         </w:rPr>
         <w:t xml:space="preserve">Responsable: </w:t>
       </w:r>
-      <w:proofErr w:type="spellStart"/>
       <w:r>
         <w:rPr>
           <w:rFonts w:ascii="Times New Roman" w:eastAsia="Times New Roman" w:hAnsi="Times New Roman" w:cs="Times New Roman"/>
@@ -774,7 +709,6 @@
         </w:rPr>
         <w:t>Wen</w:t>
       </w:r>
-      <w:proofErr w:type="spellEnd"/>
     </w:p>
     <w:p>
       <w:pPr>
@@ -1021,25 +955,7 @@
           <w:sz w:val="24"/>
           <w:szCs w:val="24"/>
         </w:rPr>
-        <w:t xml:space="preserve">Encontrar utilidad y forma de interpretación de los datos satelitales de </w:t>
-      </w:r>
-      <w:proofErr w:type="spellStart"/>
-      <w:r>
-        <w:rPr>
-          <w:rFonts w:ascii="Times New Roman" w:eastAsia="Times New Roman" w:hAnsi="Times New Roman" w:cs="Times New Roman"/>
-          <w:sz w:val="24"/>
-          <w:szCs w:val="24"/>
-        </w:rPr>
-        <w:t>Copernicus</w:t>
-      </w:r>
-      <w:proofErr w:type="spellEnd"/>
-      <w:r>
-        <w:rPr>
-          <w:rFonts w:ascii="Times New Roman" w:eastAsia="Times New Roman" w:hAnsi="Times New Roman" w:cs="Times New Roman"/>
-          <w:sz w:val="24"/>
-          <w:szCs w:val="24"/>
-        </w:rPr>
-        <w:t>.</w:t>
+        <w:t>Encontrar utilidad y forma de interpretación de los datos satelitales de Copernicus.</w:t>
       </w:r>
     </w:p>
     <w:p>
@@ -1490,29 +1406,25 @@
           <w:szCs w:val="24"/>
           <w:lang w:val="es-AR"/>
         </w:rPr>
-        <w:t xml:space="preserve">Imágenes Satelitales – </w:t>
-      </w:r>
-      <w:proofErr w:type="spellStart"/>
-      <w:r>
-        <w:rPr>
-          <w:rFonts w:ascii="Times New Roman" w:eastAsia="Times New Roman" w:hAnsi="Times New Roman" w:cs="Times New Roman"/>
-          <w:b/>
-          <w:bCs/>
-          <w:sz w:val="24"/>
-          <w:szCs w:val="24"/>
-          <w:lang w:val="es-AR"/>
-        </w:rPr>
-        <w:t>Copernicus</w:t>
-      </w:r>
-      <w:proofErr w:type="spellEnd"/>
-      <w:r>
-        <w:rPr>
-          <w:rFonts w:ascii="Times New Roman" w:eastAsia="Times New Roman" w:hAnsi="Times New Roman" w:cs="Times New Roman"/>
-          <w:sz w:val="24"/>
-          <w:szCs w:val="24"/>
-          <w:lang w:val="es-AR"/>
-        </w:rPr>
-        <w:t xml:space="preserve"> – </w:t>
+        <w:t>Imágenes Satelitales – Copernicus</w:t>
+      </w:r>
+      <w:r>
+        <w:rPr>
+          <w:rFonts w:ascii="Times New Roman" w:eastAsia="Times New Roman" w:hAnsi="Times New Roman" w:cs="Times New Roman"/>
+          <w:sz w:val="24"/>
+          <w:szCs w:val="24"/>
+          <w:lang w:val="es-AR"/>
+        </w:rPr>
+        <w:t xml:space="preserve"> </w:t>
+      </w:r>
+      <w:r>
+        <w:rPr>
+          <w:rFonts w:ascii="Times New Roman" w:eastAsia="Times New Roman" w:hAnsi="Times New Roman" w:cs="Times New Roman"/>
+          <w:sz w:val="24"/>
+          <w:szCs w:val="24"/>
+          <w:lang w:val="es-AR"/>
+        </w:rPr>
+        <w:t>(</w:t>
       </w:r>
       <w:r>
         <w:rPr>
@@ -1521,11 +1433,11 @@
           <w:iCs/>
           <w:sz w:val="24"/>
           <w:szCs w:val="24"/>
-          <w:lang w:val="es-AR"/>
-        </w:rPr>
-        <w:t xml:space="preserve">Responsable: </w:t>
-      </w:r>
-      <w:proofErr w:type="spellStart"/>
+          <w:highlight w:val="yellow"/>
+          <w:lang w:val="es-AR"/>
+        </w:rPr>
+        <w:t>Wen</w:t>
+      </w:r>
       <w:r>
         <w:rPr>
           <w:rFonts w:ascii="Times New Roman" w:eastAsia="Times New Roman" w:hAnsi="Times New Roman" w:cs="Times New Roman"/>
@@ -1533,12 +1445,10 @@
           <w:iCs/>
           <w:sz w:val="24"/>
           <w:szCs w:val="24"/>
-          <w:highlight w:val="yellow"/>
-          <w:lang w:val="es-AR"/>
-        </w:rPr>
-        <w:t>Wen</w:t>
-      </w:r>
-      <w:proofErr w:type="spellEnd"/>
+          <w:lang w:val="es-AR"/>
+        </w:rPr>
+        <w:t>)</w:t>
+      </w:r>
     </w:p>
     <w:p>
       <w:pPr>
@@ -1640,6 +1550,8 @@
           <w:lang w:val="es-AR"/>
         </w:rPr>
       </w:pPr>
+      <w:commentRangeStart w:id="1"/>
+      <w:commentRangeStart w:id="2"/>
       <w:r>
         <w:rPr>
           <w:rFonts w:ascii="Times New Roman" w:eastAsia="Times New Roman" w:hAnsi="Times New Roman" w:cs="Times New Roman"/>
@@ -1682,30 +1594,227 @@
           <w:szCs w:val="24"/>
           <w:lang w:val="es-AR"/>
         </w:rPr>
-        <w:t>Mockup de la web/mapa interactivo (---):</w:t>
-      </w:r>
-    </w:p>
-    <w:p>
-      <w:pPr>
-        <w:rPr>
-          <w:rFonts w:ascii="Times New Roman" w:eastAsia="Times New Roman" w:hAnsi="Times New Roman" w:cs="Times New Roman"/>
-          <w:b/>
-          <w:bCs/>
-          <w:sz w:val="24"/>
-          <w:szCs w:val="24"/>
-          <w:lang w:val="es-AR"/>
-        </w:rPr>
-      </w:pPr>
-      <w:r>
-        <w:rPr>
-          <w:rFonts w:ascii="Times New Roman" w:eastAsia="Times New Roman" w:hAnsi="Times New Roman" w:cs="Times New Roman"/>
-          <w:b/>
-          <w:bCs/>
-          <w:sz w:val="24"/>
-          <w:szCs w:val="24"/>
-          <w:lang w:val="es-AR"/>
-        </w:rPr>
-        <w:t>3. Almacenamiento con Docker, Descarga y Limpieza (---):</w:t>
+        <w:t>Investigar y Descargar mas datos (O relacionarlos)</w:t>
+      </w:r>
+      <w:r>
+        <w:rPr>
+          <w:rFonts w:ascii="Times New Roman" w:eastAsia="Times New Roman" w:hAnsi="Times New Roman" w:cs="Times New Roman"/>
+          <w:b/>
+          <w:bCs/>
+          <w:sz w:val="24"/>
+          <w:szCs w:val="24"/>
+          <w:lang w:val="es-AR"/>
+        </w:rPr>
+        <w:t xml:space="preserve"> </w:t>
+      </w:r>
+      <w:commentRangeEnd w:id="1"/>
+      <w:r>
+        <w:rPr>
+          <w:rStyle w:val="Refdecomentario"/>
+          <w:highlight w:val="yellow"/>
+        </w:rPr>
+        <w:commentReference w:id="1"/>
+      </w:r>
+      <w:commentRangeEnd w:id="2"/>
+      <w:r>
+        <w:rPr>
+          <w:rStyle w:val="Refdecomentario"/>
+          <w:highlight w:val="yellow"/>
+        </w:rPr>
+        <w:commentReference w:id="2"/>
+      </w:r>
+      <w:r>
+        <w:rPr>
+          <w:rFonts w:ascii="Times New Roman" w:eastAsia="Times New Roman" w:hAnsi="Times New Roman" w:cs="Times New Roman"/>
+          <w:b/>
+          <w:bCs/>
+          <w:sz w:val="24"/>
+          <w:szCs w:val="24"/>
+          <w:lang w:val="es-AR"/>
+        </w:rPr>
+        <w:t xml:space="preserve">  </w:t>
+      </w:r>
+      <w:r>
+        <w:rPr>
+          <w:rFonts w:ascii="Times New Roman" w:eastAsia="Times New Roman" w:hAnsi="Times New Roman" w:cs="Times New Roman"/>
+          <w:b/>
+          <w:bCs/>
+          <w:sz w:val="24"/>
+          <w:szCs w:val="24"/>
+          <w:highlight w:val="yellow"/>
+          <w:lang w:val="es-AR"/>
+        </w:rPr>
+        <w:t>(----):</w:t>
+      </w:r>
+    </w:p>
+    <w:p>
+      <w:pPr>
+        <w:rPr>
+          <w:rFonts w:ascii="Times New Roman" w:eastAsia="Times New Roman" w:hAnsi="Times New Roman" w:cs="Times New Roman"/>
+          <w:sz w:val="24"/>
+          <w:szCs w:val="24"/>
+          <w:lang w:val="es-AR"/>
+        </w:rPr>
+      </w:pPr>
+      <w:r>
+        <w:rPr>
+          <w:rFonts w:ascii="Times New Roman" w:eastAsia="Times New Roman" w:hAnsi="Times New Roman" w:cs="Times New Roman"/>
+          <w:b/>
+          <w:bCs/>
+          <w:sz w:val="24"/>
+          <w:szCs w:val="24"/>
+          <w:lang w:val="es-AR"/>
+        </w:rPr>
+        <w:t>-</w:t>
+      </w:r>
+      <w:r>
+        <w:rPr>
+          <w:rFonts w:ascii="Times New Roman" w:eastAsia="Times New Roman" w:hAnsi="Times New Roman" w:cs="Times New Roman"/>
+          <w:sz w:val="24"/>
+          <w:szCs w:val="24"/>
+          <w:lang w:val="es-AR"/>
+        </w:rPr>
+        <w:t xml:space="preserve"> Generar el mockup del mapa interactivo con sus distintas funcionali</w:t>
+      </w:r>
+      <w:r>
+        <w:rPr>
+          <w:rFonts w:ascii="Times New Roman" w:eastAsia="Times New Roman" w:hAnsi="Times New Roman" w:cs="Times New Roman"/>
+          <w:sz w:val="24"/>
+          <w:szCs w:val="24"/>
+          <w:lang w:val="es-AR"/>
+        </w:rPr>
+        <w:t>dades.</w:t>
+      </w:r>
+    </w:p>
+    <w:p>
+      <w:pPr>
+        <w:rPr>
+          <w:rFonts w:ascii="Times New Roman" w:eastAsia="Times New Roman" w:hAnsi="Times New Roman" w:cs="Times New Roman"/>
+          <w:b/>
+          <w:bCs/>
+          <w:sz w:val="24"/>
+          <w:szCs w:val="24"/>
+          <w:lang w:val="es-AR"/>
+        </w:rPr>
+      </w:pPr>
+      <w:r>
+        <w:rPr>
+          <w:rFonts w:ascii="Times New Roman" w:eastAsia="Times New Roman" w:hAnsi="Times New Roman" w:cs="Times New Roman"/>
+          <w:b/>
+          <w:bCs/>
+          <w:sz w:val="24"/>
+          <w:szCs w:val="24"/>
+          <w:lang w:val="es-AR"/>
+        </w:rPr>
+        <w:t>3.</w:t>
+      </w:r>
+      <w:r>
+        <w:rPr>
+          <w:rFonts w:ascii="Times New Roman" w:eastAsia="Times New Roman" w:hAnsi="Times New Roman" w:cs="Times New Roman"/>
+          <w:b/>
+          <w:bCs/>
+          <w:sz w:val="24"/>
+          <w:szCs w:val="24"/>
+          <w:lang w:val="es-AR"/>
+        </w:rPr>
+        <w:t xml:space="preserve"> </w:t>
+      </w:r>
+      <w:r>
+        <w:rPr>
+          <w:rFonts w:ascii="Times New Roman" w:eastAsia="Times New Roman" w:hAnsi="Times New Roman" w:cs="Times New Roman"/>
+          <w:b/>
+          <w:bCs/>
+          <w:sz w:val="24"/>
+          <w:szCs w:val="24"/>
+          <w:lang w:val="es-AR"/>
+        </w:rPr>
+        <w:t xml:space="preserve">Almacenamiento con Docker, Descarga y Limpieza </w:t>
+      </w:r>
+      <w:r>
+        <w:rPr>
+          <w:rFonts w:ascii="Times New Roman" w:eastAsia="Times New Roman" w:hAnsi="Times New Roman" w:cs="Times New Roman"/>
+          <w:b/>
+          <w:bCs/>
+          <w:sz w:val="24"/>
+          <w:szCs w:val="24"/>
+          <w:highlight w:val="yellow"/>
+          <w:lang w:val="es-AR"/>
+        </w:rPr>
+        <w:t>(---):</w:t>
+      </w:r>
+    </w:p>
+    <w:p>
+      <w:pPr>
+        <w:rPr>
+          <w:rFonts w:ascii="Times New Roman" w:hAnsi="Times New Roman" w:cs="Times New Roman"/>
+          <w:lang w:val="es-AR"/>
+        </w:rPr>
+      </w:pPr>
+      <w:r>
+        <w:rPr>
+          <w:lang w:val="es-AR"/>
+        </w:rPr>
+        <w:t xml:space="preserve">- </w:t>
+      </w:r>
+      <w:r>
+        <w:rPr>
+          <w:rFonts w:ascii="Times New Roman" w:hAnsi="Times New Roman" w:cs="Times New Roman"/>
+          <w:lang w:val="es-AR"/>
+        </w:rPr>
+        <w:t>Dockerizar las</w:t>
+      </w:r>
+      <w:r>
+        <w:rPr>
+          <w:rFonts w:ascii="Times New Roman" w:hAnsi="Times New Roman" w:cs="Times New Roman"/>
+          <w:lang w:val="es-AR"/>
+        </w:rPr>
+        <w:t xml:space="preserve"> partes de:</w:t>
+      </w:r>
+    </w:p>
+    <w:p>
+      <w:pPr>
+        <w:rPr>
+          <w:rFonts w:ascii="Times New Roman" w:hAnsi="Times New Roman" w:cs="Times New Roman"/>
+          <w:lang w:val="es-AR"/>
+        </w:rPr>
+      </w:pPr>
+      <w:r>
+        <w:rPr>
+          <w:rFonts w:ascii="Times New Roman" w:hAnsi="Times New Roman" w:cs="Times New Roman"/>
+          <w:lang w:val="es-AR"/>
+        </w:rPr>
+        <w:tab/>
+      </w:r>
+      <w:r>
+        <w:rPr>
+          <w:rFonts w:ascii="Times New Roman" w:hAnsi="Times New Roman" w:cs="Times New Roman"/>
+          <w:lang w:val="es-AR"/>
+        </w:rPr>
+        <w:tab/>
+        <w:t>- Descarga</w:t>
+      </w:r>
+    </w:p>
+    <w:p>
+      <w:pPr>
+        <w:rPr>
+          <w:rFonts w:ascii="Times New Roman" w:hAnsi="Times New Roman" w:cs="Times New Roman"/>
+          <w:lang w:val="es-AR"/>
+        </w:rPr>
+      </w:pPr>
+      <w:r>
+        <w:rPr>
+          <w:rFonts w:ascii="Times New Roman" w:hAnsi="Times New Roman" w:cs="Times New Roman"/>
+          <w:lang w:val="es-AR"/>
+        </w:rPr>
+        <w:tab/>
+      </w:r>
+      <w:r>
+        <w:rPr>
+          <w:rFonts w:ascii="Times New Roman" w:hAnsi="Times New Roman" w:cs="Times New Roman"/>
+          <w:lang w:val="es-AR"/>
+        </w:rPr>
+        <w:tab/>
+        <w:t>-Limpieza</w:t>
       </w:r>
     </w:p>
     <w:p>
@@ -1790,6 +1899,73 @@
       <w:pPr>
         <w:rPr>
           <w:rFonts w:ascii="Times New Roman" w:eastAsia="Times New Roman" w:hAnsi="Times New Roman" w:cs="Times New Roman"/>
+          <w:sz w:val="24"/>
+          <w:szCs w:val="24"/>
+          <w:lang w:val="es-AR"/>
+        </w:rPr>
+      </w:pPr>
+      <w:r>
+        <w:rPr>
+          <w:rFonts w:ascii="Times New Roman" w:eastAsia="Times New Roman" w:hAnsi="Times New Roman" w:cs="Times New Roman"/>
+          <w:b/>
+          <w:bCs/>
+          <w:sz w:val="24"/>
+          <w:szCs w:val="24"/>
+          <w:lang w:val="es-AR"/>
+        </w:rPr>
+        <w:t xml:space="preserve">- </w:t>
+      </w:r>
+      <w:r>
+        <w:rPr>
+          <w:rFonts w:ascii="Times New Roman" w:eastAsia="Times New Roman" w:hAnsi="Times New Roman" w:cs="Times New Roman"/>
+          <w:sz w:val="24"/>
+          <w:szCs w:val="24"/>
+          <w:lang w:val="es-AR"/>
+        </w:rPr>
+        <w:t>Validar/unir los cambios en el main</w:t>
+      </w:r>
+      <w:r>
+        <w:rPr>
+          <w:rFonts w:ascii="Times New Roman" w:eastAsia="Times New Roman" w:hAnsi="Times New Roman" w:cs="Times New Roman"/>
+          <w:sz w:val="24"/>
+          <w:szCs w:val="24"/>
+          <w:lang w:val="es-AR"/>
+        </w:rPr>
+        <w:t>.</w:t>
+      </w:r>
+    </w:p>
+    <w:p>
+      <w:pPr>
+        <w:rPr>
+          <w:rFonts w:ascii="Times New Roman" w:eastAsia="Times New Roman" w:hAnsi="Times New Roman" w:cs="Times New Roman"/>
+          <w:sz w:val="24"/>
+          <w:szCs w:val="24"/>
+          <w:lang w:val="es-AR"/>
+        </w:rPr>
+      </w:pPr>
+      <w:r>
+        <w:rPr>
+          <w:rFonts w:ascii="Times New Roman" w:eastAsia="Times New Roman" w:hAnsi="Times New Roman" w:cs="Times New Roman"/>
+          <w:sz w:val="24"/>
+          <w:szCs w:val="24"/>
+          <w:lang w:val="es-AR"/>
+        </w:rPr>
+        <w:t xml:space="preserve">- </w:t>
+      </w:r>
+      <w:r>
+        <w:rPr>
+          <w:rFonts w:ascii="Times New Roman" w:eastAsia="Times New Roman" w:hAnsi="Times New Roman" w:cs="Times New Roman"/>
+          <w:sz w:val="24"/>
+          <w:szCs w:val="24"/>
+          <w:lang w:val="es-AR"/>
+        </w:rPr>
+        <w:t>Terminar el main de descarga unido (solo el de datos, no imágenes).</w:t>
+      </w:r>
+    </w:p>
+    <w:p>
+      <w:pPr>
+        <w:rPr>
+          <w:rFonts w:ascii="Times New Roman" w:eastAsia="Times New Roman" w:hAnsi="Times New Roman" w:cs="Times New Roman"/>
           <w:b/>
           <w:bCs/>
           <w:sz w:val="24"/>
@@ -1835,54 +2011,343 @@
       <w:pPr>
         <w:rPr>
           <w:rFonts w:ascii="Times New Roman" w:eastAsia="Times New Roman" w:hAnsi="Times New Roman" w:cs="Times New Roman"/>
-          <w:b/>
-          <w:bCs/>
-          <w:sz w:val="24"/>
-          <w:szCs w:val="24"/>
-          <w:lang w:val="es-AR"/>
-        </w:rPr>
-      </w:pPr>
-      <w:r>
-        <w:rPr>
-          <w:rFonts w:ascii="Times New Roman" w:eastAsia="Times New Roman" w:hAnsi="Times New Roman" w:cs="Times New Roman"/>
-          <w:b/>
-          <w:bCs/>
-          <w:sz w:val="24"/>
-          <w:szCs w:val="24"/>
-          <w:lang w:val="es-AR"/>
-        </w:rPr>
-        <w:t>6. PARA EL FINAL: Conexión con Lorca</w:t>
-      </w:r>
-    </w:p>
-    <w:p>
-      <w:pPr>
-        <w:rPr>
-          <w:rFonts w:ascii="Times New Roman" w:eastAsia="Times New Roman" w:hAnsi="Times New Roman" w:cs="Times New Roman"/>
-          <w:sz w:val="24"/>
-          <w:szCs w:val="24"/>
-          <w:lang w:val="es-AR"/>
-        </w:rPr>
-      </w:pPr>
-    </w:p>
-    <w:p>
-      <w:pPr>
-        <w:rPr>
-          <w:rFonts w:ascii="Times New Roman" w:eastAsia="Times New Roman" w:hAnsi="Times New Roman" w:cs="Times New Roman"/>
-          <w:sz w:val="24"/>
-          <w:szCs w:val="24"/>
-          <w:lang w:val="es-AR"/>
-        </w:rPr>
-      </w:pPr>
-    </w:p>
-    <w:p>
-      <w:pPr>
-        <w:rPr>
-          <w:rFonts w:ascii="Times New Roman" w:eastAsia="Times New Roman" w:hAnsi="Times New Roman" w:cs="Times New Roman"/>
-          <w:sz w:val="24"/>
-          <w:szCs w:val="24"/>
-          <w:lang w:val="es-AR"/>
-        </w:rPr>
-      </w:pPr>
+          <w:sz w:val="24"/>
+          <w:szCs w:val="24"/>
+          <w:lang w:val="es-AR"/>
+        </w:rPr>
+      </w:pPr>
+      <w:r>
+        <w:rPr>
+          <w:rFonts w:ascii="Times New Roman" w:eastAsia="Times New Roman" w:hAnsi="Times New Roman" w:cs="Times New Roman"/>
+          <w:b/>
+          <w:bCs/>
+          <w:sz w:val="24"/>
+          <w:szCs w:val="24"/>
+          <w:lang w:val="es-AR"/>
+        </w:rPr>
+        <w:t xml:space="preserve">- </w:t>
+      </w:r>
+      <w:r>
+        <w:rPr>
+          <w:rFonts w:ascii="Times New Roman" w:eastAsia="Times New Roman" w:hAnsi="Times New Roman" w:cs="Times New Roman"/>
+          <w:sz w:val="24"/>
+          <w:szCs w:val="24"/>
+          <w:lang w:val="es-AR"/>
+        </w:rPr>
+        <w:t>Creación</w:t>
+      </w:r>
+      <w:r>
+        <w:rPr>
+          <w:rFonts w:ascii="Times New Roman" w:eastAsia="Times New Roman" w:hAnsi="Times New Roman" w:cs="Times New Roman"/>
+          <w:sz w:val="24"/>
+          <w:szCs w:val="24"/>
+          <w:lang w:val="es-AR"/>
+        </w:rPr>
+        <w:t xml:space="preserve"> del diseño de la base de datos.</w:t>
+      </w:r>
+    </w:p>
+    <w:p>
+      <w:pPr>
+        <w:rPr>
+          <w:rFonts w:ascii="Times New Roman" w:eastAsia="Times New Roman" w:hAnsi="Times New Roman" w:cs="Times New Roman"/>
+          <w:sz w:val="24"/>
+          <w:szCs w:val="24"/>
+          <w:lang w:val="es-AR"/>
+        </w:rPr>
+      </w:pPr>
+      <w:r>
+        <w:rPr>
+          <w:rFonts w:ascii="Times New Roman" w:eastAsia="Times New Roman" w:hAnsi="Times New Roman" w:cs="Times New Roman"/>
+          <w:sz w:val="24"/>
+          <w:szCs w:val="24"/>
+          <w:lang w:val="es-AR"/>
+        </w:rPr>
+        <w:t>- Generar las relaciones entre distintos datasets</w:t>
+      </w:r>
+      <w:r>
+        <w:rPr>
+          <w:rFonts w:ascii="Times New Roman" w:eastAsia="Times New Roman" w:hAnsi="Times New Roman" w:cs="Times New Roman"/>
+          <w:sz w:val="24"/>
+          <w:szCs w:val="24"/>
+          <w:lang w:val="es-AR"/>
+        </w:rPr>
+        <w:t>. Si se puede, unir los datos.</w:t>
+      </w:r>
+    </w:p>
+    <w:p>
+      <w:pPr>
+        <w:rPr>
+          <w:rFonts w:ascii="Times New Roman" w:eastAsia="Times New Roman" w:hAnsi="Times New Roman" w:cs="Times New Roman"/>
+          <w:sz w:val="24"/>
+          <w:szCs w:val="24"/>
+          <w:lang w:val="es-AR"/>
+        </w:rPr>
+      </w:pPr>
+      <w:r>
+        <w:rPr>
+          <w:rFonts w:ascii="Times New Roman" w:eastAsia="Times New Roman" w:hAnsi="Times New Roman" w:cs="Times New Roman"/>
+          <w:sz w:val="24"/>
+          <w:szCs w:val="24"/>
+          <w:lang w:val="es-AR"/>
+        </w:rPr>
+        <w:t>- Relacionarlo con la parte de las descargas</w:t>
+      </w:r>
+    </w:p>
+    <w:p>
+      <w:pPr>
+        <w:rPr>
+          <w:rFonts w:ascii="Times New Roman" w:eastAsia="Times New Roman" w:hAnsi="Times New Roman" w:cs="Times New Roman"/>
+          <w:b/>
+          <w:bCs/>
+          <w:sz w:val="24"/>
+          <w:szCs w:val="24"/>
+          <w:lang w:val="es-AR"/>
+        </w:rPr>
+      </w:pPr>
+      <w:r>
+        <w:rPr>
+          <w:rFonts w:ascii="Times New Roman" w:eastAsia="Times New Roman" w:hAnsi="Times New Roman" w:cs="Times New Roman"/>
+          <w:b/>
+          <w:bCs/>
+          <w:sz w:val="24"/>
+          <w:szCs w:val="24"/>
+          <w:lang w:val="es-AR"/>
+        </w:rPr>
+        <w:t>6</w:t>
+      </w:r>
+      <w:r>
+        <w:rPr>
+          <w:rFonts w:ascii="Times New Roman" w:eastAsia="Times New Roman" w:hAnsi="Times New Roman" w:cs="Times New Roman"/>
+          <w:b/>
+          <w:bCs/>
+          <w:sz w:val="24"/>
+          <w:szCs w:val="24"/>
+          <w:lang w:val="es-AR"/>
+        </w:rPr>
+        <w:t>.</w:t>
+      </w:r>
+      <w:r>
+        <w:rPr>
+          <w:rFonts w:ascii="Times New Roman" w:eastAsia="Times New Roman" w:hAnsi="Times New Roman" w:cs="Times New Roman"/>
+          <w:b/>
+          <w:bCs/>
+          <w:sz w:val="24"/>
+          <w:szCs w:val="24"/>
+          <w:lang w:val="es-AR"/>
+        </w:rPr>
+        <w:t xml:space="preserve"> PARA EL FINAL:</w:t>
+      </w:r>
+      <w:r>
+        <w:rPr>
+          <w:rFonts w:ascii="Times New Roman" w:eastAsia="Times New Roman" w:hAnsi="Times New Roman" w:cs="Times New Roman"/>
+          <w:b/>
+          <w:bCs/>
+          <w:sz w:val="24"/>
+          <w:szCs w:val="24"/>
+          <w:lang w:val="es-AR"/>
+        </w:rPr>
+        <w:t xml:space="preserve"> Mockup de la web/mapa interactivo</w:t>
+      </w:r>
+      <w:r>
+        <w:rPr>
+          <w:rFonts w:ascii="Times New Roman" w:eastAsia="Times New Roman" w:hAnsi="Times New Roman" w:cs="Times New Roman"/>
+          <w:b/>
+          <w:bCs/>
+          <w:sz w:val="24"/>
+          <w:szCs w:val="24"/>
+          <w:lang w:val="es-AR"/>
+        </w:rPr>
+        <w:t>:</w:t>
+      </w:r>
+      <w:r>
+        <w:rPr>
+          <w:rFonts w:ascii="Times New Roman" w:eastAsia="Times New Roman" w:hAnsi="Times New Roman" w:cs="Times New Roman"/>
+          <w:b/>
+          <w:bCs/>
+          <w:sz w:val="24"/>
+          <w:szCs w:val="24"/>
+          <w:lang w:val="es-AR"/>
+        </w:rPr>
+        <w:t xml:space="preserve"> </w:t>
+      </w:r>
+      <w:r>
+        <w:rPr>
+          <w:rFonts w:ascii="Times New Roman" w:eastAsia="Times New Roman" w:hAnsi="Times New Roman" w:cs="Times New Roman"/>
+          <w:b/>
+          <w:bCs/>
+          <w:sz w:val="24"/>
+          <w:szCs w:val="24"/>
+          <w:highlight w:val="yellow"/>
+          <w:lang w:val="es-AR"/>
+        </w:rPr>
+        <w:t>(---)</w:t>
+      </w:r>
+    </w:p>
+    <w:p>
+      <w:pPr>
+        <w:rPr>
+          <w:rFonts w:ascii="Times New Roman" w:eastAsia="Times New Roman" w:hAnsi="Times New Roman" w:cs="Times New Roman"/>
+          <w:sz w:val="24"/>
+          <w:szCs w:val="24"/>
+          <w:lang w:val="es-AR"/>
+        </w:rPr>
+      </w:pPr>
+      <w:r>
+        <w:rPr>
+          <w:rFonts w:ascii="Times New Roman" w:eastAsia="Times New Roman" w:hAnsi="Times New Roman" w:cs="Times New Roman"/>
+          <w:b/>
+          <w:bCs/>
+          <w:sz w:val="24"/>
+          <w:szCs w:val="24"/>
+          <w:lang w:val="es-AR"/>
+        </w:rPr>
+        <w:t>-</w:t>
+      </w:r>
+      <w:r>
+        <w:rPr>
+          <w:rFonts w:ascii="Times New Roman" w:eastAsia="Times New Roman" w:hAnsi="Times New Roman" w:cs="Times New Roman"/>
+          <w:sz w:val="24"/>
+          <w:szCs w:val="24"/>
+          <w:lang w:val="es-AR"/>
+        </w:rPr>
+        <w:t xml:space="preserve"> Generar el mockup del mapa interactivo con sus distintas funcionalidades.</w:t>
+      </w:r>
+    </w:p>
+    <w:p>
+      <w:pPr>
+        <w:rPr>
+          <w:rFonts w:ascii="Times New Roman" w:eastAsia="Times New Roman" w:hAnsi="Times New Roman" w:cs="Times New Roman"/>
+          <w:b/>
+          <w:bCs/>
+          <w:sz w:val="24"/>
+          <w:szCs w:val="24"/>
+          <w:lang w:val="es-AR"/>
+        </w:rPr>
+      </w:pPr>
+      <w:r>
+        <w:rPr>
+          <w:rFonts w:ascii="Times New Roman" w:eastAsia="Times New Roman" w:hAnsi="Times New Roman" w:cs="Times New Roman"/>
+          <w:b/>
+          <w:bCs/>
+          <w:sz w:val="24"/>
+          <w:szCs w:val="24"/>
+          <w:lang w:val="es-AR"/>
+        </w:rPr>
+        <w:t>7</w:t>
+      </w:r>
+      <w:r>
+        <w:rPr>
+          <w:rFonts w:ascii="Times New Roman" w:eastAsia="Times New Roman" w:hAnsi="Times New Roman" w:cs="Times New Roman"/>
+          <w:b/>
+          <w:bCs/>
+          <w:sz w:val="24"/>
+          <w:szCs w:val="24"/>
+          <w:lang w:val="es-AR"/>
+        </w:rPr>
+        <w:t xml:space="preserve">. </w:t>
+      </w:r>
+      <w:r>
+        <w:rPr>
+          <w:rFonts w:ascii="Times New Roman" w:eastAsia="Times New Roman" w:hAnsi="Times New Roman" w:cs="Times New Roman"/>
+          <w:b/>
+          <w:bCs/>
+          <w:sz w:val="24"/>
+          <w:szCs w:val="24"/>
+          <w:lang w:val="es-AR"/>
+        </w:rPr>
+        <w:t>TAREA PARA EL FINAL</w:t>
+      </w:r>
+      <w:r>
+        <w:rPr>
+          <w:rFonts w:ascii="Times New Roman" w:eastAsia="Times New Roman" w:hAnsi="Times New Roman" w:cs="Times New Roman"/>
+          <w:b/>
+          <w:bCs/>
+          <w:sz w:val="24"/>
+          <w:szCs w:val="24"/>
+          <w:lang w:val="es-AR"/>
+        </w:rPr>
+        <w:t xml:space="preserve">: Conexión </w:t>
+      </w:r>
+      <w:r>
+        <w:rPr>
+          <w:rFonts w:ascii="Times New Roman" w:eastAsia="Times New Roman" w:hAnsi="Times New Roman" w:cs="Times New Roman"/>
+          <w:b/>
+          <w:bCs/>
+          <w:sz w:val="24"/>
+          <w:szCs w:val="24"/>
+          <w:lang w:val="es-AR"/>
+        </w:rPr>
+        <w:t>C</w:t>
+      </w:r>
+      <w:r>
+        <w:rPr>
+          <w:rFonts w:ascii="Times New Roman" w:eastAsia="Times New Roman" w:hAnsi="Times New Roman" w:cs="Times New Roman"/>
+          <w:b/>
+          <w:bCs/>
+          <w:sz w:val="24"/>
+          <w:szCs w:val="24"/>
+          <w:lang w:val="es-AR"/>
+        </w:rPr>
+        <w:t>on Lorca</w:t>
+      </w:r>
+    </w:p>
+    <w:p>
+      <w:pPr>
+        <w:rPr>
+          <w:rFonts w:ascii="Times New Roman" w:eastAsia="Times New Roman" w:hAnsi="Times New Roman" w:cs="Times New Roman"/>
+          <w:sz w:val="24"/>
+          <w:szCs w:val="24"/>
+          <w:lang w:val="es-AR"/>
+        </w:rPr>
+      </w:pPr>
+      <w:r>
+        <w:rPr>
+          <w:rFonts w:ascii="Times New Roman" w:eastAsia="Times New Roman" w:hAnsi="Times New Roman" w:cs="Times New Roman"/>
+          <w:b/>
+          <w:bCs/>
+          <w:sz w:val="24"/>
+          <w:szCs w:val="24"/>
+          <w:lang w:val="es-AR"/>
+        </w:rPr>
+        <w:t>-</w:t>
+      </w:r>
+      <w:r>
+        <w:rPr>
+          <w:rFonts w:ascii="Times New Roman" w:eastAsia="Times New Roman" w:hAnsi="Times New Roman" w:cs="Times New Roman"/>
+          <w:sz w:val="24"/>
+          <w:szCs w:val="24"/>
+          <w:lang w:val="es-AR"/>
+        </w:rPr>
+        <w:t xml:space="preserve"> Conexión con LORCA establecida, y creación de carpeta.</w:t>
+      </w:r>
+    </w:p>
+    <w:p>
+      <w:pPr>
+        <w:rPr>
+          <w:rFonts w:ascii="Times New Roman" w:eastAsia="Times New Roman" w:hAnsi="Times New Roman" w:cs="Times New Roman"/>
+          <w:sz w:val="24"/>
+          <w:szCs w:val="24"/>
+          <w:lang w:val="es-AR"/>
+        </w:rPr>
+      </w:pPr>
+      <w:r>
+        <w:rPr>
+          <w:rFonts w:ascii="Times New Roman" w:eastAsia="Times New Roman" w:hAnsi="Times New Roman" w:cs="Times New Roman"/>
+          <w:sz w:val="24"/>
+          <w:szCs w:val="24"/>
+          <w:lang w:val="es-AR"/>
+        </w:rPr>
+        <w:t>- Guardar</w:t>
+      </w:r>
+      <w:r>
+        <w:rPr>
+          <w:rFonts w:ascii="Times New Roman" w:eastAsia="Times New Roman" w:hAnsi="Times New Roman" w:cs="Times New Roman"/>
+          <w:sz w:val="24"/>
+          <w:szCs w:val="24"/>
+          <w:lang w:val="es-AR"/>
+        </w:rPr>
+        <w:t>/pasar archivos de local a lorca</w:t>
+      </w:r>
     </w:p>
     <w:p>
       <w:pPr>
@@ -1924,41 +2389,24 @@
           <w:sz w:val="24"/>
           <w:szCs w:val="24"/>
         </w:rPr>
-        <w:t xml:space="preserve">• Diseñar la estrategia de </w:t>
-      </w:r>
-      <w:proofErr w:type="spellStart"/>
-      <w:r>
-        <w:rPr>
-          <w:rFonts w:ascii="Times New Roman" w:hAnsi="Times New Roman" w:cs="Times New Roman"/>
-          <w:sz w:val="24"/>
-          <w:szCs w:val="24"/>
-        </w:rPr>
-        <w:t>contenerización</w:t>
-      </w:r>
-      <w:proofErr w:type="spellEnd"/>
-      <w:r>
-        <w:rPr>
-          <w:rFonts w:ascii="Times New Roman" w:hAnsi="Times New Roman" w:cs="Times New Roman"/>
-          <w:sz w:val="24"/>
-          <w:szCs w:val="24"/>
-        </w:rPr>
-        <w:t xml:space="preserve"> de los pipelines. </w:t>
-      </w:r>
-    </w:p>
-    <w:p>
-      <w:pPr>
-        <w:rPr>
-          <w:rFonts w:ascii="Times New Roman" w:hAnsi="Times New Roman" w:cs="Times New Roman"/>
-          <w:sz w:val="24"/>
-          <w:szCs w:val="24"/>
-        </w:rPr>
-      </w:pPr>
-      <w:r>
-        <w:rPr>
-          <w:rFonts w:ascii="Times New Roman" w:hAnsi="Times New Roman" w:cs="Times New Roman"/>
-          <w:sz w:val="24"/>
-          <w:szCs w:val="24"/>
-        </w:rPr>
+        <w:t xml:space="preserve">• Diseñar la estrategia de contenerización de los pipelines. </w:t>
+      </w:r>
+    </w:p>
+    <w:p>
+      <w:pPr>
+        <w:rPr>
+          <w:rFonts w:ascii="Times New Roman" w:hAnsi="Times New Roman" w:cs="Times New Roman"/>
+          <w:sz w:val="24"/>
+          <w:szCs w:val="24"/>
+        </w:rPr>
+      </w:pPr>
+      <w:r>
+        <w:rPr>
+          <w:rFonts w:ascii="Times New Roman" w:hAnsi="Times New Roman" w:cs="Times New Roman"/>
+          <w:sz w:val="24"/>
+          <w:szCs w:val="24"/>
+        </w:rPr>
+        <w:lastRenderedPageBreak/>
         <w:t xml:space="preserve">• Hacer pruebas de integración con Docker para asegurar portabilidad. </w:t>
       </w:r>
     </w:p>
@@ -2085,24 +2533,62 @@
       </w:r>
     </w:p>
   </w:comment>
+  <w:comment w:id="1" w:author="Martín Otero" w:date="2025-11-13T17:40:00Z" w:initials="MO">
+    <w:p>
+      <w:pPr>
+        <w:pStyle w:val="Textocomentario"/>
+      </w:pPr>
+      <w:r>
+        <w:rPr>
+          <w:rStyle w:val="Refdecomentario"/>
+        </w:rPr>
+        <w:annotationRef/>
+      </w:r>
+      <w:r>
+        <w:t>Esto lo puse porque mas alla de la poblacion, Viirs no tenemos mucho mas… Y para el analisis tendremos que analizar mas digo yo.</w:t>
+      </w:r>
+    </w:p>
+  </w:comment>
+  <w:comment w:id="2" w:author="Martín Otero" w:date="2025-11-13T17:49:00Z" w:initials="MO">
+    <w:p>
+      <w:pPr>
+        <w:pStyle w:val="Textocomentario"/>
+      </w:pPr>
+      <w:r>
+        <w:rPr>
+          <w:rStyle w:val="Refdecomentario"/>
+        </w:rPr>
+        <w:annotationRef/>
+      </w:r>
+      <w:r>
+        <w:t>Lo de las rail station igualmente lo mirare yo</w:t>
+      </w:r>
+    </w:p>
+  </w:comment>
 </w:comments>
 </file>
 
 <file path=word/commentsExtended.xml><?xml version="1.0" encoding="utf-8"?>
 <w15:commentsEx xmlns:wpc="http://schemas.microsoft.com/office/word/2010/wordprocessingCanvas" xmlns:cx="http://schemas.microsoft.com/office/drawing/2014/chartex" xmlns:cx1="http://schemas.microsoft.com/office/drawing/2015/9/8/chartex" xmlns:cx2="http://schemas.microsoft.com/office/drawing/2015/10/21/chartex" xmlns:cx3="http://schemas.microsoft.com/office/drawing/2016/5/9/chartex" xmlns:cx4="http://schemas.microsoft.com/office/drawing/2016/5/10/chartex" xmlns:cx5="http://schemas.microsoft.com/office/drawing/2016/5/11/chartex" xmlns:cx6="http://schemas.microsoft.com/office/drawing/2016/5/12/chartex" xmlns:cx7="http://schemas.microsoft.com/office/drawing/2016/5/13/chartex" xmlns:cx8="http://schemas.microsoft.com/office/drawing/2016/5/14/chartex" xmlns:mc="http://schemas.openxmlformats.org/markup-compatibility/2006" xmlns:aink="http://schemas.microsoft.com/office/drawing/2016/ink" xmlns:am3d="http://schemas.microsoft.com/office/drawing/2017/model3d" xmlns:o="urn:schemas-microsoft-com:office:office" xmlns:oel="http://schemas.microsoft.com/office/2019/extlst" xmlns:r="http://schemas.openxmlformats.org/officeDocument/2006/relationships" xmlns:m="http://schemas.openxmlformats.org/officeDocument/2006/math" xmlns:v="urn:schemas-microsoft-com:vml" xmlns:wp14="http://schemas.microsoft.com/office/word/2010/wordprocessingDrawing" xmlns:wp="http://schemas.openxmlformats.org/drawingml/2006/wordprocessingDrawing" xmlns:w10="urn:schemas-microsoft-com:office:word" xmlns:w="http://schemas.openxmlformats.org/wordprocessingml/2006/main" xmlns:w14="http://schemas.microsoft.com/office/word/2010/wordml" xmlns:w15="http://schemas.microsoft.com/office/word/2012/wordml" xmlns:w16cex="http://schemas.microsoft.com/office/word/2018/wordml/cex" xmlns:w16cid="http://schemas.microsoft.com/office/word/2016/wordml/cid" xmlns:w16="http://schemas.microsoft.com/office/word/2018/wordml" xmlns:w16du="http://schemas.microsoft.com/office/word/2023/wordml/word16du" xmlns:w16sdtdh="http://schemas.microsoft.com/office/word/2020/wordml/sdtdatahash" xmlns:w16sdtfl="http://schemas.microsoft.com/office/word/2024/wordml/sdtformatlock" xmlns:w16se="http://schemas.microsoft.com/office/word/2015/wordml/symex" xmlns:wpg="http://schemas.microsoft.com/office/word/2010/wordprocessingGroup" xmlns:wpi="http://schemas.microsoft.com/office/word/2010/wordprocessingInk" xmlns:wne="http://schemas.microsoft.com/office/word/2006/wordml" xmlns:wps="http://schemas.microsoft.com/office/word/2010/wordprocessingShape" mc:Ignorable="w14 w15 w16se w16cid w16 w16cex w16sdtdh w16sdtfl w16du wp14">
   <w15:commentEx w15:paraId="7E5B2845" w15:done="0"/>
+  <w15:commentEx w15:paraId="00152071" w15:done="0"/>
+  <w15:commentEx w15:paraId="3E219EC8" w15:paraIdParent="00152071" w15:done="0"/>
 </w15:commentsEx>
 </file>
 
 <file path=word/commentsExtensible.xml><?xml version="1.0" encoding="utf-8"?>
 <w16cex:commentsExtensible xmlns:wpc="http://schemas.microsoft.com/office/word/2010/wordprocessingCanvas" xmlns:cx="http://schemas.microsoft.com/office/drawing/2014/chartex" xmlns:cx1="http://schemas.microsoft.com/office/drawing/2015/9/8/chartex" xmlns:cx2="http://schemas.microsoft.com/office/drawing/2015/10/21/chartex" xmlns:cx3="http://schemas.microsoft.com/office/drawing/2016/5/9/chartex" xmlns:cx4="http://schemas.microsoft.com/office/drawing/2016/5/10/chartex" xmlns:cx5="http://schemas.microsoft.com/office/drawing/2016/5/11/chartex" xmlns:cx6="http://schemas.microsoft.com/office/drawing/2016/5/12/chartex" xmlns:cx7="http://schemas.microsoft.com/office/drawing/2016/5/13/chartex" xmlns:cx8="http://schemas.microsoft.com/office/drawing/2016/5/14/chartex" xmlns:cr="http://schemas.microsoft.com/office/comments/2020/reactions" xmlns:mc="http://schemas.openxmlformats.org/markup-compatibility/2006" xmlns:aink="http://schemas.microsoft.com/office/drawing/2016/ink" xmlns:am3d="http://schemas.microsoft.com/office/drawing/2017/model3d" xmlns:o="urn:schemas-microsoft-com:office:office" xmlns:oel="http://schemas.microsoft.com/office/2019/extlst" xmlns:r="http://schemas.openxmlformats.org/officeDocument/2006/relationships" xmlns:m="http://schemas.openxmlformats.org/officeDocument/2006/math" xmlns:v="urn:schemas-microsoft-com:vml" xmlns:wp14="http://schemas.microsoft.com/office/word/2010/wordprocessingDrawing" xmlns:wp="http://schemas.openxmlformats.org/drawingml/2006/wordprocessingDrawing" xmlns:w10="urn:schemas-microsoft-com:office:word" xmlns:w="http://schemas.openxmlformats.org/wordprocessingml/2006/main" xmlns:w14="http://schemas.microsoft.com/office/word/2010/wordml" xmlns:w15="http://schemas.microsoft.com/office/word/2012/wordml" xmlns:w16cex="http://schemas.microsoft.com/office/word/2018/wordml/cex" xmlns:w16cid="http://schemas.microsoft.com/office/word/2016/wordml/cid" xmlns:w16="http://schemas.microsoft.com/office/word/2018/wordml" xmlns:w16du="http://schemas.microsoft.com/office/word/2023/wordml/word16du" xmlns:w16sdtdh="http://schemas.microsoft.com/office/word/2020/wordml/sdtdatahash" xmlns:w16sdtfl="http://schemas.microsoft.com/office/word/2024/wordml/sdtformatlock" xmlns:w16se="http://schemas.microsoft.com/office/word/2015/wordml/symex" xmlns:wpg="http://schemas.microsoft.com/office/word/2010/wordprocessingGroup" xmlns:wpi="http://schemas.microsoft.com/office/word/2010/wordprocessingInk" xmlns:wne="http://schemas.microsoft.com/office/word/2006/wordml" xmlns:wps="http://schemas.microsoft.com/office/word/2010/wordprocessingShape" mc:Ignorable="w14 w15 w16se w16cid w16 w16cex w16sdtdh w16sdtfl cr w16du wp14">
   <w16cex:commentExtensible w16cex:durableId="0563E7EF" w16cex:dateUtc="2025-11-12T12:14:00Z"/>
+  <w16cex:commentExtensible w16cex:durableId="297A6AAB" w16cex:dateUtc="2025-11-13T16:40:00Z"/>
+  <w16cex:commentExtensible w16cex:durableId="5ECE6EFD" w16cex:dateUtc="2025-11-13T16:49:00Z"/>
 </w16cex:commentsExtensible>
 </file>
 
 <file path=word/commentsIds.xml><?xml version="1.0" encoding="utf-8"?>
 <w16cid:commentsIds xmlns:wpc="http://schemas.microsoft.com/office/word/2010/wordprocessingCanvas" xmlns:cx="http://schemas.microsoft.com/office/drawing/2014/chartex" xmlns:cx1="http://schemas.microsoft.com/office/drawing/2015/9/8/chartex" xmlns:cx2="http://schemas.microsoft.com/office/drawing/2015/10/21/chartex" xmlns:cx3="http://schemas.microsoft.com/office/drawing/2016/5/9/chartex" xmlns:cx4="http://schemas.microsoft.com/office/drawing/2016/5/10/chartex" xmlns:cx5="http://schemas.microsoft.com/office/drawing/2016/5/11/chartex" xmlns:cx6="http://schemas.microsoft.com/office/drawing/2016/5/12/chartex" xmlns:cx7="http://schemas.microsoft.com/office/drawing/2016/5/13/chartex" xmlns:cx8="http://schemas.microsoft.com/office/drawing/2016/5/14/chartex" xmlns:mc="http://schemas.openxmlformats.org/markup-compatibility/2006" xmlns:aink="http://schemas.microsoft.com/office/drawing/2016/ink" xmlns:am3d="http://schemas.microsoft.com/office/drawing/2017/model3d" xmlns:o="urn:schemas-microsoft-com:office:office" xmlns:oel="http://schemas.microsoft.com/office/2019/extlst" xmlns:r="http://schemas.openxmlformats.org/officeDocument/2006/relationships" xmlns:m="http://schemas.openxmlformats.org/officeDocument/2006/math" xmlns:v="urn:schemas-microsoft-com:vml" xmlns:wp14="http://schemas.microsoft.com/office/word/2010/wordprocessingDrawing" xmlns:wp="http://schemas.openxmlformats.org/drawingml/2006/wordprocessingDrawing" xmlns:w10="urn:schemas-microsoft-com:office:word" xmlns:w="http://schemas.openxmlformats.org/wordprocessingml/2006/main" xmlns:w14="http://schemas.microsoft.com/office/word/2010/wordml" xmlns:w15="http://schemas.microsoft.com/office/word/2012/wordml" xmlns:w16cex="http://schemas.microsoft.com/office/word/2018/wordml/cex" xmlns:w16cid="http://schemas.microsoft.com/office/word/2016/wordml/cid" xmlns:w16="http://schemas.microsoft.com/office/word/2018/wordml" xmlns:w16du="http://schemas.microsoft.com/office/word/2023/wordml/word16du" xmlns:w16sdtdh="http://schemas.microsoft.com/office/word/2020/wordml/sdtdatahash" xmlns:w16sdtfl="http://schemas.microsoft.com/office/word/2024/wordml/sdtformatlock" xmlns:w16se="http://schemas.microsoft.com/office/word/2015/wordml/symex" xmlns:wpg="http://schemas.microsoft.com/office/word/2010/wordprocessingGroup" xmlns:wpi="http://schemas.microsoft.com/office/word/2010/wordprocessingInk" xmlns:wne="http://schemas.microsoft.com/office/word/2006/wordml" xmlns:wps="http://schemas.microsoft.com/office/word/2010/wordprocessingShape" mc:Ignorable="w14 w15 w16se w16cid w16 w16cex w16sdtdh w16sdtfl w16du wp14">
   <w16cid:commentId w16cid:paraId="7E5B2845" w16cid:durableId="0563E7EF"/>
+  <w16cid:commentId w16cid:paraId="00152071" w16cid:durableId="297A6AAB"/>
+  <w16cid:commentId w16cid:paraId="3E219EC8" w16cid:durableId="5ECE6EFD"/>
 </w16cid:commentsIds>
 </file>
 
@@ -4530,6 +5016,34 @@
       <w:szCs w:val="20"/>
     </w:rPr>
   </w:style>
+  <w:style w:type="paragraph" w:styleId="Asuntodelcomentario">
+    <w:name w:val="annotation subject"/>
+    <w:basedOn w:val="Textocomentario"/>
+    <w:next w:val="Textocomentario"/>
+    <w:link w:val="AsuntodelcomentarioCar"/>
+    <w:uiPriority w:val="99"/>
+    <w:semiHidden/>
+    <w:unhideWhenUsed/>
+    <w:rsid w:val="00B079AF"/>
+    <w:rPr>
+      <w:b/>
+      <w:bCs/>
+    </w:rPr>
+  </w:style>
+  <w:style w:type="character" w:customStyle="1" w:styleId="AsuntodelcomentarioCar">
+    <w:name w:val="Asunto del comentario Car"/>
+    <w:basedOn w:val="TextocomentarioCar"/>
+    <w:link w:val="Asuntodelcomentario"/>
+    <w:uiPriority w:val="99"/>
+    <w:semiHidden/>
+    <w:rsid w:val="00B079AF"/>
+    <w:rPr>
+      <w:b/>
+      <w:bCs/>
+      <w:sz w:val="20"/>
+      <w:szCs w:val="20"/>
+    </w:rPr>
+  </w:style>
 </w:styles>
 </file>
 

--- a/Sprints.docx
+++ b/Sprints.docx
@@ -37,7 +37,43 @@
           <w:sz w:val="24"/>
           <w:szCs w:val="24"/>
         </w:rPr>
-        <w:t>Crear el elevator pitch final y diseñar el póster-resumen para presentar el proyecto a stakeholders (ficticio), incluyendo motivación, objetivos y entregables principales.</w:t>
+        <w:t xml:space="preserve">Crear el </w:t>
+      </w:r>
+      <w:proofErr w:type="spellStart"/>
+      <w:r>
+        <w:rPr>
+          <w:rFonts w:ascii="Times New Roman" w:hAnsi="Times New Roman" w:cs="Times New Roman"/>
+          <w:sz w:val="24"/>
+          <w:szCs w:val="24"/>
+        </w:rPr>
+        <w:t>elevator</w:t>
+      </w:r>
+      <w:proofErr w:type="spellEnd"/>
+      <w:r>
+        <w:rPr>
+          <w:rFonts w:ascii="Times New Roman" w:hAnsi="Times New Roman" w:cs="Times New Roman"/>
+          <w:sz w:val="24"/>
+          <w:szCs w:val="24"/>
+        </w:rPr>
+        <w:t xml:space="preserve"> pitch final y diseñar el póster-resumen para presentar el proyecto a </w:t>
+      </w:r>
+      <w:proofErr w:type="spellStart"/>
+      <w:r>
+        <w:rPr>
+          <w:rFonts w:ascii="Times New Roman" w:hAnsi="Times New Roman" w:cs="Times New Roman"/>
+          <w:sz w:val="24"/>
+          <w:szCs w:val="24"/>
+        </w:rPr>
+        <w:t>stakeholders</w:t>
+      </w:r>
+      <w:proofErr w:type="spellEnd"/>
+      <w:r>
+        <w:rPr>
+          <w:rFonts w:ascii="Times New Roman" w:hAnsi="Times New Roman" w:cs="Times New Roman"/>
+          <w:sz w:val="24"/>
+          <w:szCs w:val="24"/>
+        </w:rPr>
+        <w:t xml:space="preserve"> (ficticio), incluyendo motivación, objetivos y entregables principales.</w:t>
       </w:r>
     </w:p>
     <w:p>
@@ -100,7 +136,25 @@
           <w:sz w:val="24"/>
           <w:szCs w:val="24"/>
         </w:rPr>
-        <w:t xml:space="preserve">Identificar stakeholders clave y para </w:t>
+        <w:t xml:space="preserve">Identificar </w:t>
+      </w:r>
+      <w:proofErr w:type="spellStart"/>
+      <w:r>
+        <w:rPr>
+          <w:rFonts w:ascii="Times New Roman" w:hAnsi="Times New Roman" w:cs="Times New Roman"/>
+          <w:sz w:val="24"/>
+          <w:szCs w:val="24"/>
+        </w:rPr>
+        <w:t>stakeholders</w:t>
+      </w:r>
+      <w:proofErr w:type="spellEnd"/>
+      <w:r>
+        <w:rPr>
+          <w:rFonts w:ascii="Times New Roman" w:hAnsi="Times New Roman" w:cs="Times New Roman"/>
+          <w:sz w:val="24"/>
+          <w:szCs w:val="24"/>
+        </w:rPr>
+        <w:t xml:space="preserve"> clave y para </w:t>
       </w:r>
       <w:r>
         <w:rPr>
@@ -439,7 +493,27 @@
           <w:szCs w:val="24"/>
           <w:lang w:val="es-AR"/>
         </w:rPr>
-        <w:t>Integración en el main: la descarga de datos poblacionales falla al unificarse con el resto del código.</w:t>
+        <w:t xml:space="preserve">Integración en el </w:t>
+      </w:r>
+      <w:proofErr w:type="spellStart"/>
+      <w:r>
+        <w:rPr>
+          <w:rFonts w:ascii="Times New Roman" w:eastAsia="Times New Roman" w:hAnsi="Times New Roman" w:cs="Times New Roman"/>
+          <w:sz w:val="24"/>
+          <w:szCs w:val="24"/>
+          <w:lang w:val="es-AR"/>
+        </w:rPr>
+        <w:t>main</w:t>
+      </w:r>
+      <w:proofErr w:type="spellEnd"/>
+      <w:r>
+        <w:rPr>
+          <w:rFonts w:ascii="Times New Roman" w:eastAsia="Times New Roman" w:hAnsi="Times New Roman" w:cs="Times New Roman"/>
+          <w:sz w:val="24"/>
+          <w:szCs w:val="24"/>
+          <w:lang w:val="es-AR"/>
+        </w:rPr>
+        <w:t>: la descarga de datos poblacionales falla al unificarse con el resto del código.</w:t>
       </w:r>
     </w:p>
     <w:p>
@@ -489,6 +563,7 @@
         </w:rPr>
         <w:t xml:space="preserve">Implementación de control de excepciones para manejar </w:t>
       </w:r>
+      <w:proofErr w:type="spellStart"/>
       <w:r>
         <w:rPr>
           <w:rFonts w:ascii="Times New Roman" w:eastAsia="Times New Roman" w:hAnsi="Times New Roman" w:cs="Times New Roman"/>
@@ -500,6 +575,7 @@
         </w:rPr>
         <w:t>timeouts</w:t>
       </w:r>
+      <w:proofErr w:type="spellEnd"/>
       <w:r>
         <w:rPr>
           <w:rFonts w:ascii="Times New Roman" w:eastAsia="Times New Roman" w:hAnsi="Times New Roman" w:cs="Times New Roman"/>
@@ -600,6 +676,7 @@
         </w:rPr>
         <w:t xml:space="preserve"> – </w:t>
       </w:r>
+      <w:proofErr w:type="spellStart"/>
       <w:r>
         <w:rPr>
           <w:rFonts w:ascii="Times New Roman" w:eastAsia="Times New Roman" w:hAnsi="Times New Roman" w:cs="Times New Roman"/>
@@ -609,7 +686,19 @@
           <w:szCs w:val="24"/>
           <w:lang w:val="en-US"/>
         </w:rPr>
-        <w:t xml:space="preserve">Responsable: </w:t>
+        <w:t>Responsable</w:t>
+      </w:r>
+      <w:proofErr w:type="spellEnd"/>
+      <w:r>
+        <w:rPr>
+          <w:rFonts w:ascii="Times New Roman" w:eastAsia="Times New Roman" w:hAnsi="Times New Roman" w:cs="Times New Roman"/>
+          <w:i/>
+          <w:iCs/>
+          <w:sz w:val="24"/>
+          <w:szCs w:val="24"/>
+          <w:lang w:val="en-US"/>
+        </w:rPr>
+        <w:t xml:space="preserve">: </w:t>
       </w:r>
       <w:r>
         <w:rPr>
@@ -675,8 +764,21 @@
           <w:szCs w:val="24"/>
           <w:lang w:val="es-AR"/>
         </w:rPr>
-        <w:t>Imágenes Satelitales – Copernicus</w:t>
-      </w:r>
+        <w:t xml:space="preserve">Imágenes Satelitales – </w:t>
+      </w:r>
+      <w:proofErr w:type="spellStart"/>
+      <w:r>
+        <w:rPr>
+          <w:rFonts w:ascii="Times New Roman" w:eastAsia="Times New Roman" w:hAnsi="Times New Roman" w:cs="Times New Roman"/>
+          <w:b/>
+          <w:bCs/>
+          <w:sz w:val="24"/>
+          <w:szCs w:val="24"/>
+          <w:lang w:val="es-AR"/>
+        </w:rPr>
+        <w:t>Copernicus</w:t>
+      </w:r>
+      <w:proofErr w:type="spellEnd"/>
       <w:r>
         <w:rPr>
           <w:rFonts w:ascii="Times New Roman" w:eastAsia="Times New Roman" w:hAnsi="Times New Roman" w:cs="Times New Roman"/>
@@ -697,6 +799,7 @@
         </w:rPr>
         <w:t xml:space="preserve">Responsable: </w:t>
       </w:r>
+      <w:proofErr w:type="spellStart"/>
       <w:r>
         <w:rPr>
           <w:rFonts w:ascii="Times New Roman" w:eastAsia="Times New Roman" w:hAnsi="Times New Roman" w:cs="Times New Roman"/>
@@ -709,6 +812,7 @@
         </w:rPr>
         <w:t>Wen</w:t>
       </w:r>
+      <w:proofErr w:type="spellEnd"/>
     </w:p>
     <w:p>
       <w:pPr>
@@ -955,7 +1059,25 @@
           <w:sz w:val="24"/>
           <w:szCs w:val="24"/>
         </w:rPr>
-        <w:t>Encontrar utilidad y forma de interpretación de los datos satelitales de Copernicus.</w:t>
+        <w:t xml:space="preserve">Encontrar utilidad y forma de interpretación de los datos satelitales de </w:t>
+      </w:r>
+      <w:proofErr w:type="spellStart"/>
+      <w:r>
+        <w:rPr>
+          <w:rFonts w:ascii="Times New Roman" w:eastAsia="Times New Roman" w:hAnsi="Times New Roman" w:cs="Times New Roman"/>
+          <w:sz w:val="24"/>
+          <w:szCs w:val="24"/>
+        </w:rPr>
+        <w:t>Copernicus</w:t>
+      </w:r>
+      <w:proofErr w:type="spellEnd"/>
+      <w:r>
+        <w:rPr>
+          <w:rFonts w:ascii="Times New Roman" w:eastAsia="Times New Roman" w:hAnsi="Times New Roman" w:cs="Times New Roman"/>
+          <w:sz w:val="24"/>
+          <w:szCs w:val="24"/>
+        </w:rPr>
+        <w:t>.</w:t>
       </w:r>
     </w:p>
     <w:p>
@@ -1132,14 +1254,25 @@
           <w:lang w:val="es-AR"/>
         </w:rPr>
       </w:pPr>
-      <w:r>
-        <w:rPr>
-          <w:rFonts w:ascii="Times New Roman" w:eastAsia="Times New Roman" w:hAnsi="Times New Roman" w:cs="Times New Roman"/>
-          <w:sz w:val="24"/>
-          <w:szCs w:val="24"/>
-          <w:lang w:val="es-AR"/>
-        </w:rPr>
-        <w:t>Asegurar que las nuevas descargas no sobrescriban información anterior y que los datos históricos sean fácilmente accesibles.</w:t>
+      <w:proofErr w:type="gramStart"/>
+      <w:r>
+        <w:rPr>
+          <w:rFonts w:ascii="Times New Roman" w:eastAsia="Times New Roman" w:hAnsi="Times New Roman" w:cs="Times New Roman"/>
+          <w:sz w:val="24"/>
+          <w:szCs w:val="24"/>
+          <w:lang w:val="es-AR"/>
+        </w:rPr>
+        <w:t>Asegurar</w:t>
+      </w:r>
+      <w:proofErr w:type="gramEnd"/>
+      <w:r>
+        <w:rPr>
+          <w:rFonts w:ascii="Times New Roman" w:eastAsia="Times New Roman" w:hAnsi="Times New Roman" w:cs="Times New Roman"/>
+          <w:sz w:val="24"/>
+          <w:szCs w:val="24"/>
+          <w:lang w:val="es-AR"/>
+        </w:rPr>
+        <w:t xml:space="preserve"> que las nuevas descargas no sobrescriban información anterior y que los datos históricos sean fácilmente accesibles.</w:t>
       </w:r>
     </w:p>
     <w:p>
@@ -1386,31 +1519,24 @@
         </w:rPr>
         <w:t xml:space="preserve"> </w:t>
       </w:r>
-      <w:r>
-        <w:rPr>
-          <w:rFonts w:ascii="Times New Roman" w:eastAsia="Times New Roman" w:hAnsi="Times New Roman" w:cs="Times New Roman"/>
-          <w:b/>
-          <w:bCs/>
-          <w:sz w:val="24"/>
-          <w:szCs w:val="24"/>
-          <w:lang w:val="es-AR"/>
-        </w:rPr>
-        <w:t xml:space="preserve">TERMINADO : </w:t>
-      </w:r>
-      <w:r>
-        <w:rPr>
-          <w:rFonts w:ascii="Times New Roman" w:eastAsia="Times New Roman" w:hAnsi="Times New Roman" w:cs="Times New Roman"/>
-          <w:b/>
-          <w:bCs/>
-          <w:sz w:val="24"/>
-          <w:szCs w:val="24"/>
-          <w:lang w:val="es-AR"/>
-        </w:rPr>
-        <w:t>Imágenes Satelitales – Copernicus</w:t>
-      </w:r>
-      <w:r>
-        <w:rPr>
-          <w:rFonts w:ascii="Times New Roman" w:eastAsia="Times New Roman" w:hAnsi="Times New Roman" w:cs="Times New Roman"/>
+      <w:proofErr w:type="gramStart"/>
+      <w:r>
+        <w:rPr>
+          <w:rFonts w:ascii="Times New Roman" w:eastAsia="Times New Roman" w:hAnsi="Times New Roman" w:cs="Times New Roman"/>
+          <w:b/>
+          <w:bCs/>
+          <w:sz w:val="24"/>
+          <w:szCs w:val="24"/>
+          <w:lang w:val="es-AR"/>
+        </w:rPr>
+        <w:t>TERMINADO :</w:t>
+      </w:r>
+      <w:proofErr w:type="gramEnd"/>
+      <w:r>
+        <w:rPr>
+          <w:rFonts w:ascii="Times New Roman" w:eastAsia="Times New Roman" w:hAnsi="Times New Roman" w:cs="Times New Roman"/>
+          <w:b/>
+          <w:bCs/>
           <w:sz w:val="24"/>
           <w:szCs w:val="24"/>
           <w:lang w:val="es-AR"/>
@@ -1420,12 +1546,46 @@
       <w:r>
         <w:rPr>
           <w:rFonts w:ascii="Times New Roman" w:eastAsia="Times New Roman" w:hAnsi="Times New Roman" w:cs="Times New Roman"/>
+          <w:b/>
+          <w:bCs/>
+          <w:sz w:val="24"/>
+          <w:szCs w:val="24"/>
+          <w:lang w:val="es-AR"/>
+        </w:rPr>
+        <w:t xml:space="preserve">Imágenes Satelitales – </w:t>
+      </w:r>
+      <w:proofErr w:type="spellStart"/>
+      <w:r>
+        <w:rPr>
+          <w:rFonts w:ascii="Times New Roman" w:eastAsia="Times New Roman" w:hAnsi="Times New Roman" w:cs="Times New Roman"/>
+          <w:b/>
+          <w:bCs/>
+          <w:sz w:val="24"/>
+          <w:szCs w:val="24"/>
+          <w:lang w:val="es-AR"/>
+        </w:rPr>
+        <w:t>Copernicus</w:t>
+      </w:r>
+      <w:proofErr w:type="spellEnd"/>
+      <w:r>
+        <w:rPr>
+          <w:rFonts w:ascii="Times New Roman" w:eastAsia="Times New Roman" w:hAnsi="Times New Roman" w:cs="Times New Roman"/>
+          <w:sz w:val="24"/>
+          <w:szCs w:val="24"/>
+          <w:lang w:val="es-AR"/>
+        </w:rPr>
+        <w:t xml:space="preserve"> </w:t>
+      </w:r>
+      <w:r>
+        <w:rPr>
+          <w:rFonts w:ascii="Times New Roman" w:eastAsia="Times New Roman" w:hAnsi="Times New Roman" w:cs="Times New Roman"/>
           <w:sz w:val="24"/>
           <w:szCs w:val="24"/>
           <w:lang w:val="es-AR"/>
         </w:rPr>
         <w:t>(</w:t>
       </w:r>
+      <w:proofErr w:type="spellStart"/>
       <w:r>
         <w:rPr>
           <w:rFonts w:ascii="Times New Roman" w:eastAsia="Times New Roman" w:hAnsi="Times New Roman" w:cs="Times New Roman"/>
@@ -1438,6 +1598,7 @@
         </w:rPr>
         <w:t>Wen</w:t>
       </w:r>
+      <w:proofErr w:type="spellEnd"/>
       <w:r>
         <w:rPr>
           <w:rFonts w:ascii="Times New Roman" w:eastAsia="Times New Roman" w:hAnsi="Times New Roman" w:cs="Times New Roman"/>
@@ -1552,6 +1713,7 @@
       </w:pPr>
       <w:commentRangeStart w:id="1"/>
       <w:commentRangeStart w:id="2"/>
+      <w:commentRangeStart w:id="3"/>
       <w:r>
         <w:rPr>
           <w:rFonts w:ascii="Times New Roman" w:eastAsia="Times New Roman" w:hAnsi="Times New Roman" w:cs="Times New Roman"/>
@@ -1594,7 +1756,31 @@
           <w:szCs w:val="24"/>
           <w:lang w:val="es-AR"/>
         </w:rPr>
-        <w:t>Investigar y Descargar mas datos (O relacionarlos)</w:t>
+        <w:t xml:space="preserve">Investigar y Descargar </w:t>
+      </w:r>
+      <w:proofErr w:type="spellStart"/>
+      <w:r>
+        <w:rPr>
+          <w:rFonts w:ascii="Times New Roman" w:eastAsia="Times New Roman" w:hAnsi="Times New Roman" w:cs="Times New Roman"/>
+          <w:b/>
+          <w:bCs/>
+          <w:sz w:val="24"/>
+          <w:szCs w:val="24"/>
+          <w:lang w:val="es-AR"/>
+        </w:rPr>
+        <w:t>mas</w:t>
+      </w:r>
+      <w:proofErr w:type="spellEnd"/>
+      <w:r>
+        <w:rPr>
+          <w:rFonts w:ascii="Times New Roman" w:eastAsia="Times New Roman" w:hAnsi="Times New Roman" w:cs="Times New Roman"/>
+          <w:b/>
+          <w:bCs/>
+          <w:sz w:val="24"/>
+          <w:szCs w:val="24"/>
+          <w:lang w:val="es-AR"/>
+        </w:rPr>
+        <w:t xml:space="preserve"> datos (O relacionarlos)</w:t>
       </w:r>
       <w:r>
         <w:rPr>
@@ -1623,6 +1809,13 @@
         </w:rPr>
         <w:commentReference w:id="2"/>
       </w:r>
+      <w:commentRangeEnd w:id="3"/>
+      <w:r>
+        <w:rPr>
+          <w:rStyle w:val="Refdecomentario"/>
+        </w:rPr>
+        <w:commentReference w:id="3"/>
+      </w:r>
       <w:r>
         <w:rPr>
           <w:rFonts w:ascii="Times New Roman" w:eastAsia="Times New Roman" w:hAnsi="Times New Roman" w:cs="Times New Roman"/>
@@ -1651,45 +1844,6 @@
       <w:pPr>
         <w:rPr>
           <w:rFonts w:ascii="Times New Roman" w:eastAsia="Times New Roman" w:hAnsi="Times New Roman" w:cs="Times New Roman"/>
-          <w:sz w:val="24"/>
-          <w:szCs w:val="24"/>
-          <w:lang w:val="es-AR"/>
-        </w:rPr>
-      </w:pPr>
-      <w:r>
-        <w:rPr>
-          <w:rFonts w:ascii="Times New Roman" w:eastAsia="Times New Roman" w:hAnsi="Times New Roman" w:cs="Times New Roman"/>
-          <w:b/>
-          <w:bCs/>
-          <w:sz w:val="24"/>
-          <w:szCs w:val="24"/>
-          <w:lang w:val="es-AR"/>
-        </w:rPr>
-        <w:t>-</w:t>
-      </w:r>
-      <w:r>
-        <w:rPr>
-          <w:rFonts w:ascii="Times New Roman" w:eastAsia="Times New Roman" w:hAnsi="Times New Roman" w:cs="Times New Roman"/>
-          <w:sz w:val="24"/>
-          <w:szCs w:val="24"/>
-          <w:lang w:val="es-AR"/>
-        </w:rPr>
-        <w:t xml:space="preserve"> Generar el mockup del mapa interactivo con sus distintas funcionali</w:t>
-      </w:r>
-      <w:r>
-        <w:rPr>
-          <w:rFonts w:ascii="Times New Roman" w:eastAsia="Times New Roman" w:hAnsi="Times New Roman" w:cs="Times New Roman"/>
-          <w:sz w:val="24"/>
-          <w:szCs w:val="24"/>
-          <w:lang w:val="es-AR"/>
-        </w:rPr>
-        <w:t>dades.</w:t>
-      </w:r>
-    </w:p>
-    <w:p>
-      <w:pPr>
-        <w:rPr>
-          <w:rFonts w:ascii="Times New Roman" w:eastAsia="Times New Roman" w:hAnsi="Times New Roman" w:cs="Times New Roman"/>
           <w:b/>
           <w:bCs/>
           <w:sz w:val="24"/>
@@ -1756,12 +1910,21 @@
         </w:rPr>
         <w:t xml:space="preserve">- </w:t>
       </w:r>
-      <w:r>
-        <w:rPr>
-          <w:rFonts w:ascii="Times New Roman" w:hAnsi="Times New Roman" w:cs="Times New Roman"/>
-          <w:lang w:val="es-AR"/>
-        </w:rPr>
-        <w:t>Dockerizar las</w:t>
+      <w:proofErr w:type="spellStart"/>
+      <w:r>
+        <w:rPr>
+          <w:rFonts w:ascii="Times New Roman" w:hAnsi="Times New Roman" w:cs="Times New Roman"/>
+          <w:lang w:val="es-AR"/>
+        </w:rPr>
+        <w:t>Dockerizar</w:t>
+      </w:r>
+      <w:proofErr w:type="spellEnd"/>
+      <w:r>
+        <w:rPr>
+          <w:rFonts w:ascii="Times New Roman" w:hAnsi="Times New Roman" w:cs="Times New Roman"/>
+          <w:lang w:val="es-AR"/>
+        </w:rPr>
+        <w:t xml:space="preserve"> las</w:t>
       </w:r>
       <w:r>
         <w:rPr>
@@ -1850,6 +2013,7 @@
         </w:rPr>
         <w:t xml:space="preserve">validación del </w:t>
       </w:r>
+      <w:proofErr w:type="spellStart"/>
       <w:r>
         <w:rPr>
           <w:rFonts w:ascii="Times New Roman" w:eastAsia="Times New Roman" w:hAnsi="Times New Roman" w:cs="Times New Roman"/>
@@ -1870,7 +2034,19 @@
           <w:szCs w:val="24"/>
           <w:lang w:val="es-AR"/>
         </w:rPr>
-        <w:t xml:space="preserve">ain </w:t>
+        <w:t>ain</w:t>
+      </w:r>
+      <w:proofErr w:type="spellEnd"/>
+      <w:r>
+        <w:rPr>
+          <w:rFonts w:ascii="Times New Roman" w:eastAsia="Times New Roman" w:hAnsi="Times New Roman" w:cs="Times New Roman"/>
+          <w:b/>
+          <w:bCs/>
+          <w:sz w:val="24"/>
+          <w:szCs w:val="24"/>
+          <w:lang w:val="es-AR"/>
+        </w:rPr>
+        <w:t xml:space="preserve"> </w:t>
       </w:r>
       <w:r>
         <w:rPr>
@@ -1922,8 +2098,19 @@
           <w:szCs w:val="24"/>
           <w:lang w:val="es-AR"/>
         </w:rPr>
-        <w:t>Validar/unir los cambios en el main</w:t>
-      </w:r>
+        <w:t xml:space="preserve">Validar/unir los cambios en el </w:t>
+      </w:r>
+      <w:proofErr w:type="spellStart"/>
+      <w:r>
+        <w:rPr>
+          <w:rFonts w:ascii="Times New Roman" w:eastAsia="Times New Roman" w:hAnsi="Times New Roman" w:cs="Times New Roman"/>
+          <w:sz w:val="24"/>
+          <w:szCs w:val="24"/>
+          <w:lang w:val="es-AR"/>
+        </w:rPr>
+        <w:t>main</w:t>
+      </w:r>
+      <w:proofErr w:type="spellEnd"/>
       <w:r>
         <w:rPr>
           <w:rFonts w:ascii="Times New Roman" w:eastAsia="Times New Roman" w:hAnsi="Times New Roman" w:cs="Times New Roman"/>
@@ -1959,7 +2146,27 @@
           <w:szCs w:val="24"/>
           <w:lang w:val="es-AR"/>
         </w:rPr>
-        <w:t>Terminar el main de descarga unido (solo el de datos, no imágenes).</w:t>
+        <w:t xml:space="preserve">Terminar el </w:t>
+      </w:r>
+      <w:proofErr w:type="spellStart"/>
+      <w:r>
+        <w:rPr>
+          <w:rFonts w:ascii="Times New Roman" w:eastAsia="Times New Roman" w:hAnsi="Times New Roman" w:cs="Times New Roman"/>
+          <w:sz w:val="24"/>
+          <w:szCs w:val="24"/>
+          <w:lang w:val="es-AR"/>
+        </w:rPr>
+        <w:t>main</w:t>
+      </w:r>
+      <w:proofErr w:type="spellEnd"/>
+      <w:r>
+        <w:rPr>
+          <w:rFonts w:ascii="Times New Roman" w:eastAsia="Times New Roman" w:hAnsi="Times New Roman" w:cs="Times New Roman"/>
+          <w:sz w:val="24"/>
+          <w:szCs w:val="24"/>
+          <w:lang w:val="es-AR"/>
+        </w:rPr>
+        <w:t xml:space="preserve"> de descarga unido (solo el de datos, no imágenes).</w:t>
       </w:r>
     </w:p>
     <w:p>
@@ -2062,8 +2269,19 @@
           <w:szCs w:val="24"/>
           <w:lang w:val="es-AR"/>
         </w:rPr>
-        <w:t>- Generar las relaciones entre distintos datasets</w:t>
-      </w:r>
+        <w:t xml:space="preserve">- Generar las relaciones entre distintos </w:t>
+      </w:r>
+      <w:proofErr w:type="spellStart"/>
+      <w:r>
+        <w:rPr>
+          <w:rFonts w:ascii="Times New Roman" w:eastAsia="Times New Roman" w:hAnsi="Times New Roman" w:cs="Times New Roman"/>
+          <w:sz w:val="24"/>
+          <w:szCs w:val="24"/>
+          <w:lang w:val="es-AR"/>
+        </w:rPr>
+        <w:t>datasets</w:t>
+      </w:r>
+      <w:proofErr w:type="spellEnd"/>
       <w:r>
         <w:rPr>
           <w:rFonts w:ascii="Times New Roman" w:eastAsia="Times New Roman" w:hAnsi="Times New Roman" w:cs="Times New Roman"/>
@@ -2346,8 +2564,19 @@
           <w:szCs w:val="24"/>
           <w:lang w:val="es-AR"/>
         </w:rPr>
-        <w:t>/pasar archivos de local a lorca</w:t>
-      </w:r>
+        <w:t xml:space="preserve">/pasar archivos de local a </w:t>
+      </w:r>
+      <w:proofErr w:type="spellStart"/>
+      <w:r>
+        <w:rPr>
+          <w:rFonts w:ascii="Times New Roman" w:eastAsia="Times New Roman" w:hAnsi="Times New Roman" w:cs="Times New Roman"/>
+          <w:sz w:val="24"/>
+          <w:szCs w:val="24"/>
+          <w:lang w:val="es-AR"/>
+        </w:rPr>
+        <w:t>lorca</w:t>
+      </w:r>
+      <w:proofErr w:type="spellEnd"/>
     </w:p>
     <w:p>
       <w:pPr>
@@ -2389,7 +2618,42 @@
           <w:sz w:val="24"/>
           <w:szCs w:val="24"/>
         </w:rPr>
-        <w:t xml:space="preserve">• Diseñar la estrategia de contenerización de los pipelines. </w:t>
+        <w:t xml:space="preserve">• Diseñar la estrategia de </w:t>
+      </w:r>
+      <w:proofErr w:type="spellStart"/>
+      <w:r>
+        <w:rPr>
+          <w:rFonts w:ascii="Times New Roman" w:hAnsi="Times New Roman" w:cs="Times New Roman"/>
+          <w:sz w:val="24"/>
+          <w:szCs w:val="24"/>
+        </w:rPr>
+        <w:t>contenerización</w:t>
+      </w:r>
+      <w:proofErr w:type="spellEnd"/>
+      <w:r>
+        <w:rPr>
+          <w:rFonts w:ascii="Times New Roman" w:hAnsi="Times New Roman" w:cs="Times New Roman"/>
+          <w:sz w:val="24"/>
+          <w:szCs w:val="24"/>
+        </w:rPr>
+        <w:t xml:space="preserve"> de los pipelines. </w:t>
+      </w:r>
+    </w:p>
+    <w:p>
+      <w:pPr>
+        <w:rPr>
+          <w:rFonts w:ascii="Times New Roman" w:hAnsi="Times New Roman" w:cs="Times New Roman"/>
+          <w:sz w:val="24"/>
+          <w:szCs w:val="24"/>
+        </w:rPr>
+      </w:pPr>
+      <w:r>
+        <w:rPr>
+          <w:rFonts w:ascii="Times New Roman" w:hAnsi="Times New Roman" w:cs="Times New Roman"/>
+          <w:sz w:val="24"/>
+          <w:szCs w:val="24"/>
+        </w:rPr>
+        <w:t xml:space="preserve">• Hacer pruebas de integración con Docker para asegurar portabilidad. </w:t>
       </w:r>
     </w:p>
     <w:p>
@@ -2407,23 +2671,6 @@
           <w:szCs w:val="24"/>
         </w:rPr>
         <w:lastRenderedPageBreak/>
-        <w:t xml:space="preserve">• Hacer pruebas de integración con Docker para asegurar portabilidad. </w:t>
-      </w:r>
-    </w:p>
-    <w:p>
-      <w:pPr>
-        <w:rPr>
-          <w:rFonts w:ascii="Times New Roman" w:hAnsi="Times New Roman" w:cs="Times New Roman"/>
-          <w:sz w:val="24"/>
-          <w:szCs w:val="24"/>
-        </w:rPr>
-      </w:pPr>
-      <w:r>
-        <w:rPr>
-          <w:rFonts w:ascii="Times New Roman" w:hAnsi="Times New Roman" w:cs="Times New Roman"/>
-          <w:sz w:val="24"/>
-          <w:szCs w:val="24"/>
-        </w:rPr>
         <w:t>• Documentar dependencias y entornos de ejecución.</w:t>
       </w:r>
     </w:p>
@@ -2565,6 +2812,68 @@
       </w:r>
     </w:p>
   </w:comment>
+  <w:comment w:id="3" w:author="Martín Otero" w:date="2025-11-15T13:50:00Z" w:initials="MO">
+    <w:p>
+      <w:pPr>
+        <w:pStyle w:val="Textocomentario"/>
+      </w:pPr>
+      <w:r>
+        <w:rPr>
+          <w:rStyle w:val="Refdecomentario"/>
+        </w:rPr>
+        <w:annotationRef/>
+      </w:r>
+      <w:r>
+        <w:rPr>
+          <w:noProof/>
+        </w:rPr>
+        <w:drawing>
+          <wp:inline distT="0" distB="0" distL="0" distR="0" wp14:anchorId="3CD73CF2" wp14:editId="5F13DF3F">
+            <wp:extent cx="5400040" cy="3698875"/>
+            <wp:effectExtent l="0" t="0" r="0" b="0"/>
+            <wp:docPr id="310479702" name="Imagen 1" descr="Image"/>
+            <wp:cNvGraphicFramePr>
+              <a:graphicFrameLocks xmlns:a="http://schemas.openxmlformats.org/drawingml/2006/main" noChangeAspect="1"/>
+            </wp:cNvGraphicFramePr>
+            <a:graphic xmlns:a="http://schemas.openxmlformats.org/drawingml/2006/main">
+              <a:graphicData uri="http://schemas.openxmlformats.org/drawingml/2006/picture">
+                <pic:pic xmlns:pic="http://schemas.openxmlformats.org/drawingml/2006/picture">
+                  <pic:nvPicPr>
+                    <pic:cNvPr id="310479702" name="Imagen 310479702" descr="Image"/>
+                    <pic:cNvPicPr/>
+                  </pic:nvPicPr>
+                  <pic:blipFill>
+                    <a:blip r:embed="rId1">
+                      <a:extLst>
+                        <a:ext uri="{28A0092B-C50C-407E-A947-70E740481C1C}">
+                          <a14:useLocalDpi xmlns:a14="http://schemas.microsoft.com/office/drawing/2010/main" val="0"/>
+                        </a:ext>
+                      </a:extLst>
+                    </a:blip>
+                    <a:stretch>
+                      <a:fillRect/>
+                    </a:stretch>
+                  </pic:blipFill>
+                  <pic:spPr>
+                    <a:xfrm>
+                      <a:off x="0" y="0"/>
+                      <a:ext cx="5400040" cy="3698875"/>
+                    </a:xfrm>
+                    <a:prstGeom prst="rect">
+                      <a:avLst/>
+                    </a:prstGeom>
+                  </pic:spPr>
+                </pic:pic>
+              </a:graphicData>
+            </a:graphic>
+          </wp:inline>
+        </w:drawing>
+      </w:r>
+      <w:r>
+        <w:t xml:space="preserve"> vi esto por si les interesa</w:t>
+      </w:r>
+    </w:p>
+  </w:comment>
 </w:comments>
 </file>
 
@@ -2573,6 +2882,7 @@
   <w15:commentEx w15:paraId="7E5B2845" w15:done="0"/>
   <w15:commentEx w15:paraId="00152071" w15:done="0"/>
   <w15:commentEx w15:paraId="3E219EC8" w15:paraIdParent="00152071" w15:done="0"/>
+  <w15:commentEx w15:paraId="33FDEDBC" w15:paraIdParent="00152071" w15:done="0"/>
 </w15:commentsEx>
 </file>
 
@@ -2581,6 +2891,7 @@
   <w16cex:commentExtensible w16cex:durableId="0563E7EF" w16cex:dateUtc="2025-11-12T12:14:00Z"/>
   <w16cex:commentExtensible w16cex:durableId="297A6AAB" w16cex:dateUtc="2025-11-13T16:40:00Z"/>
   <w16cex:commentExtensible w16cex:durableId="5ECE6EFD" w16cex:dateUtc="2025-11-13T16:49:00Z"/>
+  <w16cex:commentExtensible w16cex:durableId="0F381AC6" w16cex:dateUtc="2025-11-15T12:50:00Z"/>
 </w16cex:commentsExtensible>
 </file>
 
@@ -2589,6 +2900,7 @@
   <w16cid:commentId w16cid:paraId="7E5B2845" w16cid:durableId="0563E7EF"/>
   <w16cid:commentId w16cid:paraId="00152071" w16cid:durableId="297A6AAB"/>
   <w16cid:commentId w16cid:paraId="3E219EC8" w16cid:durableId="5ECE6EFD"/>
+  <w16cid:commentId w16cid:paraId="33FDEDBC" w16cid:durableId="0F381AC6"/>
 </w16cid:commentsIds>
 </file>
 

--- a/Sprints.docx
+++ b/Sprints.docx
@@ -23,7 +23,7 @@
       <w:pPr>
         <w:numPr>
           <w:ilvl w:val="0"/>
-          <w:numId w:val="1"/>
+          <w:numId w:val="7"/>
         </w:numPr>
         <w:rPr>
           <w:rFonts w:ascii="Times New Roman" w:hAnsi="Times New Roman" w:cs="Times New Roman"/>
@@ -37,50 +37,14 @@
           <w:sz w:val="24"/>
           <w:szCs w:val="24"/>
         </w:rPr>
-        <w:t xml:space="preserve">Crear el </w:t>
-      </w:r>
-      <w:proofErr w:type="spellStart"/>
-      <w:r>
-        <w:rPr>
-          <w:rFonts w:ascii="Times New Roman" w:hAnsi="Times New Roman" w:cs="Times New Roman"/>
-          <w:sz w:val="24"/>
-          <w:szCs w:val="24"/>
-        </w:rPr>
-        <w:t>elevator</w:t>
-      </w:r>
-      <w:proofErr w:type="spellEnd"/>
-      <w:r>
-        <w:rPr>
-          <w:rFonts w:ascii="Times New Roman" w:hAnsi="Times New Roman" w:cs="Times New Roman"/>
-          <w:sz w:val="24"/>
-          <w:szCs w:val="24"/>
-        </w:rPr>
-        <w:t xml:space="preserve"> pitch final y diseñar el póster-resumen para presentar el proyecto a </w:t>
-      </w:r>
-      <w:proofErr w:type="spellStart"/>
-      <w:r>
-        <w:rPr>
-          <w:rFonts w:ascii="Times New Roman" w:hAnsi="Times New Roman" w:cs="Times New Roman"/>
-          <w:sz w:val="24"/>
-          <w:szCs w:val="24"/>
-        </w:rPr>
-        <w:t>stakeholders</w:t>
-      </w:r>
-      <w:proofErr w:type="spellEnd"/>
-      <w:r>
-        <w:rPr>
-          <w:rFonts w:ascii="Times New Roman" w:hAnsi="Times New Roman" w:cs="Times New Roman"/>
-          <w:sz w:val="24"/>
-          <w:szCs w:val="24"/>
-        </w:rPr>
-        <w:t xml:space="preserve"> (ficticio), incluyendo motivación, objetivos y entregables principales.</w:t>
+        <w:t>Crear el elevator pitch final y diseñar el póster-resumen para presentar el proyecto a stakeholders (ficticio), incluyendo motivación, objetivos y entregables principales.</w:t>
       </w:r>
     </w:p>
     <w:p>
       <w:pPr>
         <w:numPr>
           <w:ilvl w:val="0"/>
-          <w:numId w:val="1"/>
+          <w:numId w:val="7"/>
         </w:numPr>
         <w:rPr>
           <w:rFonts w:ascii="Times New Roman" w:hAnsi="Times New Roman" w:cs="Times New Roman"/>
@@ -101,7 +65,7 @@
       <w:pPr>
         <w:numPr>
           <w:ilvl w:val="0"/>
-          <w:numId w:val="1"/>
+          <w:numId w:val="7"/>
         </w:numPr>
         <w:rPr>
           <w:rFonts w:ascii="Times New Roman" w:hAnsi="Times New Roman" w:cs="Times New Roman"/>
@@ -122,7 +86,7 @@
       <w:pPr>
         <w:numPr>
           <w:ilvl w:val="0"/>
-          <w:numId w:val="1"/>
+          <w:numId w:val="7"/>
         </w:numPr>
         <w:rPr>
           <w:rFonts w:ascii="Times New Roman" w:hAnsi="Times New Roman" w:cs="Times New Roman"/>
@@ -136,25 +100,7 @@
           <w:sz w:val="24"/>
           <w:szCs w:val="24"/>
         </w:rPr>
-        <w:t xml:space="preserve">Identificar </w:t>
-      </w:r>
-      <w:proofErr w:type="spellStart"/>
-      <w:r>
-        <w:rPr>
-          <w:rFonts w:ascii="Times New Roman" w:hAnsi="Times New Roman" w:cs="Times New Roman"/>
-          <w:sz w:val="24"/>
-          <w:szCs w:val="24"/>
-        </w:rPr>
-        <w:t>stakeholders</w:t>
-      </w:r>
-      <w:proofErr w:type="spellEnd"/>
-      <w:r>
-        <w:rPr>
-          <w:rFonts w:ascii="Times New Roman" w:hAnsi="Times New Roman" w:cs="Times New Roman"/>
-          <w:sz w:val="24"/>
-          <w:szCs w:val="24"/>
-        </w:rPr>
-        <w:t xml:space="preserve"> clave y para </w:t>
+        <w:t xml:space="preserve">Identificar stakeholders clave y para </w:t>
       </w:r>
       <w:r>
         <w:rPr>
@@ -493,27 +439,7 @@
           <w:szCs w:val="24"/>
           <w:lang w:val="es-AR"/>
         </w:rPr>
-        <w:t xml:space="preserve">Integración en el </w:t>
-      </w:r>
-      <w:proofErr w:type="spellStart"/>
-      <w:r>
-        <w:rPr>
-          <w:rFonts w:ascii="Times New Roman" w:eastAsia="Times New Roman" w:hAnsi="Times New Roman" w:cs="Times New Roman"/>
-          <w:sz w:val="24"/>
-          <w:szCs w:val="24"/>
-          <w:lang w:val="es-AR"/>
-        </w:rPr>
-        <w:t>main</w:t>
-      </w:r>
-      <w:proofErr w:type="spellEnd"/>
-      <w:r>
-        <w:rPr>
-          <w:rFonts w:ascii="Times New Roman" w:eastAsia="Times New Roman" w:hAnsi="Times New Roman" w:cs="Times New Roman"/>
-          <w:sz w:val="24"/>
-          <w:szCs w:val="24"/>
-          <w:lang w:val="es-AR"/>
-        </w:rPr>
-        <w:t>: la descarga de datos poblacionales falla al unificarse con el resto del código.</w:t>
+        <w:t>Integración en el main: la descarga de datos poblacionales falla al unificarse con el resto del código.</w:t>
       </w:r>
     </w:p>
     <w:p>
@@ -563,7 +489,6 @@
         </w:rPr>
         <w:t xml:space="preserve">Implementación de control de excepciones para manejar </w:t>
       </w:r>
-      <w:proofErr w:type="spellStart"/>
       <w:r>
         <w:rPr>
           <w:rFonts w:ascii="Times New Roman" w:eastAsia="Times New Roman" w:hAnsi="Times New Roman" w:cs="Times New Roman"/>
@@ -575,7 +500,6 @@
         </w:rPr>
         <w:t>timeouts</w:t>
       </w:r>
-      <w:proofErr w:type="spellEnd"/>
       <w:r>
         <w:rPr>
           <w:rFonts w:ascii="Times New Roman" w:eastAsia="Times New Roman" w:hAnsi="Times New Roman" w:cs="Times New Roman"/>
@@ -644,6 +568,329 @@
     </w:p>
     <w:p>
       <w:pPr>
+        <w:numPr>
+          <w:ilvl w:val="0"/>
+          <w:numId w:val="5"/>
+        </w:numPr>
+        <w:spacing w:before="240" w:after="240"/>
+        <w:rPr>
+          <w:rFonts w:ascii="Times New Roman" w:eastAsia="Times New Roman" w:hAnsi="Times New Roman" w:cs="Times New Roman"/>
+          <w:sz w:val="24"/>
+          <w:szCs w:val="24"/>
+          <w:lang w:val="en-US"/>
+        </w:rPr>
+      </w:pPr>
+      <w:r>
+        <w:rPr>
+          <w:rFonts w:ascii="Times New Roman" w:eastAsia="Times New Roman" w:hAnsi="Times New Roman" w:cs="Times New Roman"/>
+          <w:b/>
+          <w:bCs/>
+          <w:sz w:val="24"/>
+          <w:szCs w:val="24"/>
+          <w:lang w:val="en-US"/>
+        </w:rPr>
+        <w:t>VIIRS (Visible Infrared Imaging Radiometer Suite)</w:t>
+      </w:r>
+      <w:r>
+        <w:rPr>
+          <w:rFonts w:ascii="Times New Roman" w:eastAsia="Times New Roman" w:hAnsi="Times New Roman" w:cs="Times New Roman"/>
+          <w:sz w:val="24"/>
+          <w:szCs w:val="24"/>
+          <w:lang w:val="en-US"/>
+        </w:rPr>
+        <w:t xml:space="preserve"> – </w:t>
+      </w:r>
+      <w:r>
+        <w:rPr>
+          <w:rFonts w:ascii="Times New Roman" w:eastAsia="Times New Roman" w:hAnsi="Times New Roman" w:cs="Times New Roman"/>
+          <w:i/>
+          <w:iCs/>
+          <w:sz w:val="24"/>
+          <w:szCs w:val="24"/>
+          <w:lang w:val="en-US"/>
+        </w:rPr>
+        <w:t xml:space="preserve">Responsable: </w:t>
+      </w:r>
+      <w:r>
+        <w:rPr>
+          <w:rFonts w:ascii="Times New Roman" w:eastAsia="Times New Roman" w:hAnsi="Times New Roman" w:cs="Times New Roman"/>
+          <w:i/>
+          <w:iCs/>
+          <w:sz w:val="24"/>
+          <w:szCs w:val="24"/>
+          <w:highlight w:val="yellow"/>
+          <w:lang w:val="en-US"/>
+        </w:rPr>
+        <w:t>Martín</w:t>
+      </w:r>
+    </w:p>
+    <w:p>
+      <w:pPr>
+        <w:numPr>
+          <w:ilvl w:val="1"/>
+          <w:numId w:val="5"/>
+        </w:numPr>
+        <w:spacing w:before="240" w:after="240"/>
+        <w:rPr>
+          <w:rFonts w:ascii="Times New Roman" w:eastAsia="Times New Roman" w:hAnsi="Times New Roman" w:cs="Times New Roman"/>
+          <w:sz w:val="24"/>
+          <w:szCs w:val="24"/>
+          <w:lang w:val="es-AR"/>
+        </w:rPr>
+      </w:pPr>
+      <w:r>
+        <w:rPr>
+          <w:rFonts w:ascii="Times New Roman" w:eastAsia="Times New Roman" w:hAnsi="Times New Roman" w:cs="Times New Roman"/>
+          <w:sz w:val="24"/>
+          <w:szCs w:val="24"/>
+          <w:lang w:val="es-AR"/>
+        </w:rPr>
+        <w:t>Resolver errores en la importación de datos de contaminación lumínica.</w:t>
+      </w:r>
+    </w:p>
+    <w:p>
+      <w:pPr>
+        <w:numPr>
+          <w:ilvl w:val="0"/>
+          <w:numId w:val="5"/>
+        </w:numPr>
+        <w:spacing w:before="240" w:after="240"/>
+        <w:rPr>
+          <w:rFonts w:ascii="Times New Roman" w:eastAsia="Times New Roman" w:hAnsi="Times New Roman" w:cs="Times New Roman"/>
+          <w:i/>
+          <w:iCs/>
+          <w:sz w:val="24"/>
+          <w:szCs w:val="24"/>
+          <w:highlight w:val="yellow"/>
+          <w:lang w:val="es-AR"/>
+        </w:rPr>
+      </w:pPr>
+      <w:r>
+        <w:rPr>
+          <w:rFonts w:ascii="Times New Roman" w:eastAsia="Times New Roman" w:hAnsi="Times New Roman" w:cs="Times New Roman"/>
+          <w:b/>
+          <w:bCs/>
+          <w:sz w:val="24"/>
+          <w:szCs w:val="24"/>
+          <w:lang w:val="es-AR"/>
+        </w:rPr>
+        <w:t>Imágenes Satelitales – Copernicus</w:t>
+      </w:r>
+      <w:r>
+        <w:rPr>
+          <w:rFonts w:ascii="Times New Roman" w:eastAsia="Times New Roman" w:hAnsi="Times New Roman" w:cs="Times New Roman"/>
+          <w:sz w:val="24"/>
+          <w:szCs w:val="24"/>
+          <w:lang w:val="es-AR"/>
+        </w:rPr>
+        <w:t xml:space="preserve"> – </w:t>
+      </w:r>
+      <w:r>
+        <w:rPr>
+          <w:rFonts w:ascii="Times New Roman" w:eastAsia="Times New Roman" w:hAnsi="Times New Roman" w:cs="Times New Roman"/>
+          <w:i/>
+          <w:iCs/>
+          <w:sz w:val="24"/>
+          <w:szCs w:val="24"/>
+          <w:lang w:val="es-AR"/>
+        </w:rPr>
+        <w:t xml:space="preserve">Responsable: </w:t>
+      </w:r>
+      <w:r>
+        <w:rPr>
+          <w:rFonts w:ascii="Times New Roman" w:eastAsia="Times New Roman" w:hAnsi="Times New Roman" w:cs="Times New Roman"/>
+          <w:i/>
+          <w:iCs/>
+          <w:sz w:val="24"/>
+          <w:szCs w:val="24"/>
+          <w:highlight w:val="yellow"/>
+          <w:lang w:val="es-AR"/>
+        </w:rPr>
+        <w:t>Wen</w:t>
+      </w:r>
+    </w:p>
+    <w:p>
+      <w:pPr>
+        <w:pStyle w:val="ListParagraph"/>
+        <w:numPr>
+          <w:ilvl w:val="1"/>
+          <w:numId w:val="5"/>
+        </w:numPr>
+        <w:spacing w:after="240"/>
+        <w:jc w:val="both"/>
+        <w:rPr>
+          <w:rFonts w:ascii="Times New Roman" w:eastAsia="Times New Roman" w:hAnsi="Times New Roman" w:cs="Times New Roman"/>
+          <w:sz w:val="24"/>
+          <w:szCs w:val="24"/>
+          <w:lang w:val="es-AR"/>
+        </w:rPr>
+      </w:pPr>
+      <w:r>
+        <w:rPr>
+          <w:rFonts w:ascii="Times New Roman" w:eastAsia="Times New Roman" w:hAnsi="Times New Roman" w:cs="Times New Roman"/>
+          <w:sz w:val="24"/>
+          <w:szCs w:val="24"/>
+          <w:lang w:val="es-AR"/>
+        </w:rPr>
+        <w:t>Implementar un sistema de descarga masiva de imágenes.</w:t>
+      </w:r>
+    </w:p>
+    <w:p>
+      <w:pPr>
+        <w:pStyle w:val="ListParagraph"/>
+        <w:numPr>
+          <w:ilvl w:val="1"/>
+          <w:numId w:val="5"/>
+        </w:numPr>
+        <w:spacing w:after="240"/>
+        <w:jc w:val="both"/>
+        <w:rPr>
+          <w:rFonts w:ascii="Times New Roman" w:eastAsia="Times New Roman" w:hAnsi="Times New Roman" w:cs="Times New Roman"/>
+          <w:sz w:val="24"/>
+          <w:szCs w:val="24"/>
+          <w:lang w:val="es-AR"/>
+        </w:rPr>
+      </w:pPr>
+      <w:r>
+        <w:rPr>
+          <w:rFonts w:ascii="Times New Roman" w:eastAsia="Times New Roman" w:hAnsi="Times New Roman" w:cs="Times New Roman"/>
+          <w:sz w:val="24"/>
+          <w:szCs w:val="24"/>
+          <w:lang w:val="es-AR"/>
+        </w:rPr>
+        <w:t xml:space="preserve">Investigar por qué las descargas se realizan en formato </w:t>
+      </w:r>
+      <w:r>
+        <w:rPr>
+          <w:rFonts w:ascii="Times New Roman" w:eastAsia="Times New Roman" w:hAnsi="Times New Roman" w:cs="Times New Roman"/>
+          <w:b/>
+          <w:bCs/>
+          <w:sz w:val="24"/>
+          <w:szCs w:val="24"/>
+          <w:lang w:val="es-AR"/>
+        </w:rPr>
+        <w:t>.jp2</w:t>
+      </w:r>
+      <w:r>
+        <w:rPr>
+          <w:rFonts w:ascii="Times New Roman" w:eastAsia="Times New Roman" w:hAnsi="Times New Roman" w:cs="Times New Roman"/>
+          <w:sz w:val="24"/>
+          <w:szCs w:val="24"/>
+          <w:lang w:val="es-AR"/>
+        </w:rPr>
+        <w:t xml:space="preserve"> y definir un método de conversión o lectura apropiado.</w:t>
+      </w:r>
+    </w:p>
+    <w:p>
+      <w:pPr>
+        <w:pStyle w:val="ListParagraph"/>
+        <w:numPr>
+          <w:ilvl w:val="0"/>
+          <w:numId w:val="5"/>
+        </w:numPr>
+        <w:spacing w:after="240"/>
+        <w:jc w:val="both"/>
+        <w:rPr>
+          <w:rFonts w:ascii="Times New Roman" w:eastAsia="Times New Roman" w:hAnsi="Times New Roman" w:cs="Times New Roman"/>
+          <w:b/>
+          <w:bCs/>
+          <w:sz w:val="24"/>
+          <w:szCs w:val="24"/>
+          <w:lang w:val="es-AR"/>
+        </w:rPr>
+      </w:pPr>
+      <w:r>
+        <w:rPr>
+          <w:rFonts w:ascii="Times New Roman" w:eastAsia="Times New Roman" w:hAnsi="Times New Roman" w:cs="Times New Roman"/>
+          <w:b/>
+          <w:bCs/>
+          <w:sz w:val="24"/>
+          <w:szCs w:val="24"/>
+          <w:lang w:val="es-AR"/>
+        </w:rPr>
+        <w:t xml:space="preserve">Datos poblacionales HISTORICO </w:t>
+      </w:r>
+      <w:r>
+        <w:rPr>
+          <w:rFonts w:ascii="Times New Roman" w:eastAsia="Times New Roman" w:hAnsi="Times New Roman" w:cs="Times New Roman"/>
+          <w:b/>
+          <w:bCs/>
+          <w:sz w:val="24"/>
+          <w:szCs w:val="24"/>
+          <w:highlight w:val="yellow"/>
+          <w:lang w:val="es-AR"/>
+        </w:rPr>
+        <w:t>(Iker):</w:t>
+      </w:r>
+      <w:r>
+        <w:rPr>
+          <w:rFonts w:ascii="Times New Roman" w:eastAsia="Times New Roman" w:hAnsi="Times New Roman" w:cs="Times New Roman"/>
+          <w:b/>
+          <w:bCs/>
+          <w:sz w:val="24"/>
+          <w:szCs w:val="24"/>
+          <w:lang w:val="es-AR"/>
+        </w:rPr>
+        <w:t xml:space="preserve"> </w:t>
+      </w:r>
+      <w:r>
+        <w:rPr>
+          <w:rFonts w:ascii="Times New Roman" w:eastAsia="Times New Roman" w:hAnsi="Times New Roman" w:cs="Times New Roman"/>
+          <w:sz w:val="24"/>
+          <w:szCs w:val="24"/>
+          <w:lang w:val="es-AR"/>
+        </w:rPr>
+        <w:t>Los datos los necesitamos históricos para ver el cambio poblacional tanto a nivel comunidad como a nivel municipio</w:t>
+      </w:r>
+    </w:p>
+    <w:p>
+      <w:pPr>
+        <w:spacing w:before="240" w:after="240"/>
+        <w:rPr>
+          <w:rFonts w:ascii="Times New Roman" w:eastAsia="Times New Roman" w:hAnsi="Times New Roman" w:cs="Times New Roman"/>
+          <w:sz w:val="24"/>
+          <w:szCs w:val="24"/>
+        </w:rPr>
+      </w:pPr>
+      <w:r>
+        <w:rPr>
+          <w:rFonts w:ascii="Times New Roman" w:eastAsia="Times New Roman" w:hAnsi="Times New Roman" w:cs="Times New Roman"/>
+          <w:b/>
+          <w:bCs/>
+          <w:sz w:val="24"/>
+          <w:szCs w:val="24"/>
+        </w:rPr>
+        <w:t>3. Limpieza y preprocesamiento de datos</w:t>
+      </w:r>
+      <w:r>
+        <w:rPr>
+          <w:rFonts w:ascii="Times New Roman" w:eastAsia="Times New Roman" w:hAnsi="Times New Roman" w:cs="Times New Roman"/>
+          <w:sz w:val="24"/>
+          <w:szCs w:val="24"/>
+        </w:rPr>
+        <w:t xml:space="preserve"> (</w:t>
+      </w:r>
+      <w:r>
+        <w:rPr>
+          <w:rFonts w:ascii="Times New Roman" w:eastAsia="Times New Roman" w:hAnsi="Times New Roman" w:cs="Times New Roman"/>
+          <w:sz w:val="24"/>
+          <w:szCs w:val="24"/>
+          <w:highlight w:val="yellow"/>
+        </w:rPr>
+        <w:t>Martin y Iker-</w:t>
+      </w:r>
+      <w:r>
+        <w:rPr>
+          <w:rFonts w:ascii="Times New Roman" w:eastAsia="Times New Roman" w:hAnsi="Times New Roman" w:cs="Times New Roman"/>
+          <w:sz w:val="24"/>
+          <w:szCs w:val="24"/>
+        </w:rPr>
+        <w:t>): Para esta sección queríamos empezar a juntar los datos según las necesidades que teníamos. Esto incluye:</w:t>
+      </w:r>
+    </w:p>
+    <w:p>
+      <w:pPr>
+        <w:pStyle w:val="ListParagraph"/>
         <w:numPr>
           <w:ilvl w:val="0"/>
           <w:numId w:val="9"/>
@@ -653,93 +900,20 @@
           <w:rFonts w:ascii="Times New Roman" w:eastAsia="Times New Roman" w:hAnsi="Times New Roman" w:cs="Times New Roman"/>
           <w:sz w:val="24"/>
           <w:szCs w:val="24"/>
-          <w:lang w:val="en-US"/>
-        </w:rPr>
-      </w:pPr>
-      <w:r>
-        <w:rPr>
-          <w:rFonts w:ascii="Times New Roman" w:eastAsia="Times New Roman" w:hAnsi="Times New Roman" w:cs="Times New Roman"/>
-          <w:b/>
-          <w:bCs/>
-          <w:sz w:val="24"/>
-          <w:szCs w:val="24"/>
-          <w:lang w:val="en-US"/>
-        </w:rPr>
-        <w:t>VIIRS (Visible Infrared Imaging Radiometer Suite)</w:t>
-      </w:r>
-      <w:r>
-        <w:rPr>
-          <w:rFonts w:ascii="Times New Roman" w:eastAsia="Times New Roman" w:hAnsi="Times New Roman" w:cs="Times New Roman"/>
-          <w:sz w:val="24"/>
-          <w:szCs w:val="24"/>
-          <w:lang w:val="en-US"/>
-        </w:rPr>
-        <w:t xml:space="preserve"> – </w:t>
-      </w:r>
-      <w:proofErr w:type="spellStart"/>
-      <w:r>
-        <w:rPr>
-          <w:rFonts w:ascii="Times New Roman" w:eastAsia="Times New Roman" w:hAnsi="Times New Roman" w:cs="Times New Roman"/>
-          <w:i/>
-          <w:iCs/>
-          <w:sz w:val="24"/>
-          <w:szCs w:val="24"/>
-          <w:lang w:val="en-US"/>
-        </w:rPr>
-        <w:t>Responsable</w:t>
-      </w:r>
-      <w:proofErr w:type="spellEnd"/>
-      <w:r>
-        <w:rPr>
-          <w:rFonts w:ascii="Times New Roman" w:eastAsia="Times New Roman" w:hAnsi="Times New Roman" w:cs="Times New Roman"/>
-          <w:i/>
-          <w:iCs/>
-          <w:sz w:val="24"/>
-          <w:szCs w:val="24"/>
-          <w:lang w:val="en-US"/>
-        </w:rPr>
-        <w:t xml:space="preserve">: </w:t>
-      </w:r>
-      <w:r>
-        <w:rPr>
-          <w:rFonts w:ascii="Times New Roman" w:eastAsia="Times New Roman" w:hAnsi="Times New Roman" w:cs="Times New Roman"/>
-          <w:i/>
-          <w:iCs/>
-          <w:sz w:val="24"/>
-          <w:szCs w:val="24"/>
-          <w:highlight w:val="yellow"/>
-          <w:lang w:val="en-US"/>
-        </w:rPr>
-        <w:t>Martín</w:t>
-      </w:r>
-    </w:p>
-    <w:p>
-      <w:pPr>
-        <w:numPr>
-          <w:ilvl w:val="1"/>
-          <w:numId w:val="9"/>
-        </w:numPr>
-        <w:spacing w:before="240" w:after="240"/>
-        <w:rPr>
-          <w:rFonts w:ascii="Times New Roman" w:eastAsia="Times New Roman" w:hAnsi="Times New Roman" w:cs="Times New Roman"/>
-          <w:sz w:val="24"/>
-          <w:szCs w:val="24"/>
-          <w:lang w:val="es-AR"/>
-        </w:rPr>
-      </w:pPr>
-      <w:r>
-        <w:rPr>
-          <w:rFonts w:ascii="Times New Roman" w:eastAsia="Times New Roman" w:hAnsi="Times New Roman" w:cs="Times New Roman"/>
-          <w:sz w:val="24"/>
-          <w:szCs w:val="24"/>
-          <w:lang w:val="es-AR"/>
-        </w:rPr>
-        <w:lastRenderedPageBreak/>
-        <w:t>Resolver errores en la importación de datos de contaminación lumínica.</w:t>
-      </w:r>
-    </w:p>
-    <w:p>
-      <w:pPr>
+        </w:rPr>
+      </w:pPr>
+      <w:r>
+        <w:rPr>
+          <w:rFonts w:ascii="Times New Roman" w:eastAsia="Times New Roman" w:hAnsi="Times New Roman" w:cs="Times New Roman"/>
+          <w:sz w:val="24"/>
+          <w:szCs w:val="24"/>
+        </w:rPr>
+        <w:t xml:space="preserve">Realizar pruebas de preprocesamiento básico (limpieza). </w:t>
+      </w:r>
+    </w:p>
+    <w:p>
+      <w:pPr>
+        <w:pStyle w:val="ListParagraph"/>
         <w:numPr>
           <w:ilvl w:val="0"/>
           <w:numId w:val="9"/>
@@ -747,154 +921,45 @@
         <w:spacing w:before="240" w:after="240"/>
         <w:rPr>
           <w:rFonts w:ascii="Times New Roman" w:eastAsia="Times New Roman" w:hAnsi="Times New Roman" w:cs="Times New Roman"/>
-          <w:i/>
-          <w:iCs/>
-          <w:sz w:val="24"/>
-          <w:szCs w:val="24"/>
-          <w:highlight w:val="yellow"/>
-          <w:lang w:val="es-AR"/>
-        </w:rPr>
-      </w:pPr>
-      <w:r>
-        <w:rPr>
-          <w:rFonts w:ascii="Times New Roman" w:eastAsia="Times New Roman" w:hAnsi="Times New Roman" w:cs="Times New Roman"/>
-          <w:b/>
-          <w:bCs/>
-          <w:sz w:val="24"/>
-          <w:szCs w:val="24"/>
-          <w:lang w:val="es-AR"/>
-        </w:rPr>
-        <w:t xml:space="preserve">Imágenes Satelitales – </w:t>
-      </w:r>
-      <w:proofErr w:type="spellStart"/>
-      <w:r>
-        <w:rPr>
-          <w:rFonts w:ascii="Times New Roman" w:eastAsia="Times New Roman" w:hAnsi="Times New Roman" w:cs="Times New Roman"/>
-          <w:b/>
-          <w:bCs/>
-          <w:sz w:val="24"/>
-          <w:szCs w:val="24"/>
-          <w:lang w:val="es-AR"/>
-        </w:rPr>
-        <w:t>Copernicus</w:t>
-      </w:r>
-      <w:proofErr w:type="spellEnd"/>
-      <w:r>
-        <w:rPr>
-          <w:rFonts w:ascii="Times New Roman" w:eastAsia="Times New Roman" w:hAnsi="Times New Roman" w:cs="Times New Roman"/>
-          <w:sz w:val="24"/>
-          <w:szCs w:val="24"/>
-          <w:lang w:val="es-AR"/>
-        </w:rPr>
-        <w:t xml:space="preserve"> – </w:t>
-      </w:r>
-      <w:r>
-        <w:rPr>
-          <w:rFonts w:ascii="Times New Roman" w:eastAsia="Times New Roman" w:hAnsi="Times New Roman" w:cs="Times New Roman"/>
-          <w:i/>
-          <w:iCs/>
-          <w:sz w:val="24"/>
-          <w:szCs w:val="24"/>
-          <w:lang w:val="es-AR"/>
-        </w:rPr>
-        <w:t xml:space="preserve">Responsable: </w:t>
-      </w:r>
-      <w:proofErr w:type="spellStart"/>
-      <w:r>
-        <w:rPr>
-          <w:rFonts w:ascii="Times New Roman" w:eastAsia="Times New Roman" w:hAnsi="Times New Roman" w:cs="Times New Roman"/>
-          <w:i/>
-          <w:iCs/>
-          <w:sz w:val="24"/>
-          <w:szCs w:val="24"/>
-          <w:highlight w:val="yellow"/>
-          <w:lang w:val="es-AR"/>
-        </w:rPr>
-        <w:t>Wen</w:t>
-      </w:r>
-      <w:proofErr w:type="spellEnd"/>
-    </w:p>
-    <w:p>
-      <w:pPr>
-        <w:pStyle w:val="Prrafodelista"/>
-        <w:numPr>
-          <w:ilvl w:val="1"/>
-          <w:numId w:val="9"/>
-        </w:numPr>
-        <w:spacing w:after="240"/>
-        <w:jc w:val="both"/>
-        <w:rPr>
-          <w:rFonts w:ascii="Times New Roman" w:eastAsia="Times New Roman" w:hAnsi="Times New Roman" w:cs="Times New Roman"/>
-          <w:sz w:val="24"/>
-          <w:szCs w:val="24"/>
-          <w:lang w:val="es-AR"/>
-        </w:rPr>
-      </w:pPr>
-      <w:r>
-        <w:rPr>
-          <w:rFonts w:ascii="Times New Roman" w:eastAsia="Times New Roman" w:hAnsi="Times New Roman" w:cs="Times New Roman"/>
-          <w:sz w:val="24"/>
-          <w:szCs w:val="24"/>
-          <w:lang w:val="es-AR"/>
-        </w:rPr>
-        <w:t>Implementar un sistema de descarga masiva de imágenes.</w:t>
-      </w:r>
-    </w:p>
-    <w:p>
-      <w:pPr>
-        <w:pStyle w:val="Prrafodelista"/>
-        <w:numPr>
-          <w:ilvl w:val="1"/>
-          <w:numId w:val="9"/>
-        </w:numPr>
-        <w:spacing w:after="240"/>
-        <w:jc w:val="both"/>
-        <w:rPr>
-          <w:rFonts w:ascii="Times New Roman" w:eastAsia="Times New Roman" w:hAnsi="Times New Roman" w:cs="Times New Roman"/>
-          <w:sz w:val="24"/>
-          <w:szCs w:val="24"/>
-          <w:lang w:val="es-AR"/>
-        </w:rPr>
-      </w:pPr>
-      <w:r>
-        <w:rPr>
-          <w:rFonts w:ascii="Times New Roman" w:eastAsia="Times New Roman" w:hAnsi="Times New Roman" w:cs="Times New Roman"/>
-          <w:sz w:val="24"/>
-          <w:szCs w:val="24"/>
-          <w:lang w:val="es-AR"/>
-        </w:rPr>
-        <w:t xml:space="preserve">Investigar por qué las descargas se realizan en formato </w:t>
-      </w:r>
-      <w:r>
-        <w:rPr>
-          <w:rFonts w:ascii="Times New Roman" w:eastAsia="Times New Roman" w:hAnsi="Times New Roman" w:cs="Times New Roman"/>
-          <w:b/>
-          <w:bCs/>
-          <w:sz w:val="24"/>
-          <w:szCs w:val="24"/>
-          <w:lang w:val="es-AR"/>
-        </w:rPr>
-        <w:t>.jp2</w:t>
-      </w:r>
-      <w:r>
-        <w:rPr>
-          <w:rFonts w:ascii="Times New Roman" w:eastAsia="Times New Roman" w:hAnsi="Times New Roman" w:cs="Times New Roman"/>
-          <w:sz w:val="24"/>
-          <w:szCs w:val="24"/>
-          <w:lang w:val="es-AR"/>
-        </w:rPr>
-        <w:t xml:space="preserve"> y definir un método de conversión o lectura apropiado.</w:t>
-      </w:r>
-    </w:p>
-    <w:p>
-      <w:pPr>
-        <w:pStyle w:val="Prrafodelista"/>
+          <w:sz w:val="24"/>
+          <w:szCs w:val="24"/>
+        </w:rPr>
+      </w:pPr>
+      <w:r>
+        <w:rPr>
+          <w:rFonts w:ascii="Times New Roman" w:eastAsia="Times New Roman" w:hAnsi="Times New Roman" w:cs="Times New Roman"/>
+          <w:sz w:val="24"/>
+          <w:szCs w:val="24"/>
+        </w:rPr>
+        <w:t>Organización y normalización de los datos</w:t>
+      </w:r>
+    </w:p>
+    <w:p>
+      <w:pPr>
+        <w:pStyle w:val="ListParagraph"/>
         <w:numPr>
           <w:ilvl w:val="0"/>
           <w:numId w:val="9"/>
         </w:numPr>
-        <w:spacing w:after="240"/>
-        <w:jc w:val="both"/>
+        <w:spacing w:before="240" w:after="240"/>
+        <w:rPr>
+          <w:rFonts w:ascii="Times New Roman" w:eastAsia="Times New Roman" w:hAnsi="Times New Roman" w:cs="Times New Roman"/>
+          <w:sz w:val="24"/>
+          <w:szCs w:val="24"/>
+        </w:rPr>
+      </w:pPr>
+      <w:r>
+        <w:rPr>
+          <w:rFonts w:ascii="Times New Roman" w:eastAsia="Times New Roman" w:hAnsi="Times New Roman" w:cs="Times New Roman"/>
+          <w:sz w:val="24"/>
+          <w:szCs w:val="24"/>
+        </w:rPr>
+        <w:t>Encontrar utilidad y forma de interpretación de los datos satelitales de Copernicus.</w:t>
+      </w:r>
+    </w:p>
+    <w:p>
+      <w:pPr>
+        <w:spacing w:before="240" w:after="240"/>
         <w:rPr>
           <w:rFonts w:ascii="Times New Roman" w:eastAsia="Times New Roman" w:hAnsi="Times New Roman" w:cs="Times New Roman"/>
           <w:b/>
@@ -913,8 +978,9 @@
           <w:szCs w:val="24"/>
           <w:lang w:val="es-AR"/>
         </w:rPr>
-        <w:t xml:space="preserve">Datos poblacionales HISTORICO </w:t>
-      </w:r>
+        <w:t xml:space="preserve">4. </w:t>
+      </w:r>
+      <w:commentRangeStart w:id="0"/>
       <w:r>
         <w:rPr>
           <w:rFonts w:ascii="Times New Roman" w:eastAsia="Times New Roman" w:hAnsi="Times New Roman" w:cs="Times New Roman"/>
@@ -922,41 +988,24 @@
           <w:bCs/>
           <w:sz w:val="24"/>
           <w:szCs w:val="24"/>
-          <w:highlight w:val="yellow"/>
-          <w:lang w:val="es-AR"/>
-        </w:rPr>
-        <w:t>(Iker):</w:t>
-      </w:r>
-      <w:r>
-        <w:rPr>
+          <w:lang w:val="es-AR"/>
+        </w:rPr>
+        <w:t xml:space="preserve">Almacenamiento Histórico de Archivos </w:t>
+      </w:r>
+      <w:commentRangeEnd w:id="0"/>
+      <w:r>
+        <w:rPr>
+          <w:rStyle w:val="CommentReference"/>
           <w:rFonts w:ascii="Times New Roman" w:eastAsia="Times New Roman" w:hAnsi="Times New Roman" w:cs="Times New Roman"/>
           <w:b/>
           <w:bCs/>
           <w:sz w:val="24"/>
           <w:szCs w:val="24"/>
-          <w:lang w:val="es-AR"/>
-        </w:rPr>
-        <w:t xml:space="preserve"> </w:t>
-      </w:r>
-      <w:r>
-        <w:rPr>
-          <w:rFonts w:ascii="Times New Roman" w:eastAsia="Times New Roman" w:hAnsi="Times New Roman" w:cs="Times New Roman"/>
-          <w:sz w:val="24"/>
-          <w:szCs w:val="24"/>
-          <w:lang w:val="es-AR"/>
-        </w:rPr>
-        <w:t>Los datos los necesitamos históricos para ver el cambio poblacional tanto a nivel comunidad como a nivel municipio</w:t>
-      </w:r>
-    </w:p>
-    <w:p>
-      <w:pPr>
-        <w:spacing w:before="240" w:after="240"/>
-        <w:rPr>
-          <w:rFonts w:ascii="Times New Roman" w:eastAsia="Times New Roman" w:hAnsi="Times New Roman" w:cs="Times New Roman"/>
-          <w:sz w:val="24"/>
-          <w:szCs w:val="24"/>
-        </w:rPr>
-      </w:pPr>
+          <w:highlight w:val="yellow"/>
+          <w:lang w:val="es-AR"/>
+        </w:rPr>
+        <w:commentReference w:id="0"/>
+      </w:r>
       <w:r>
         <w:rPr>
           <w:rFonts w:ascii="Times New Roman" w:eastAsia="Times New Roman" w:hAnsi="Times New Roman" w:cs="Times New Roman"/>
@@ -964,456 +1013,133 @@
           <w:bCs/>
           <w:sz w:val="24"/>
           <w:szCs w:val="24"/>
-        </w:rPr>
-        <w:t>3. Limpieza y preprocesamiento de datos</w:t>
-      </w:r>
-      <w:r>
-        <w:rPr>
-          <w:rFonts w:ascii="Times New Roman" w:eastAsia="Times New Roman" w:hAnsi="Times New Roman" w:cs="Times New Roman"/>
-          <w:sz w:val="24"/>
-          <w:szCs w:val="24"/>
-        </w:rPr>
-        <w:t xml:space="preserve"> (</w:t>
-      </w:r>
-      <w:r>
-        <w:rPr>
-          <w:rFonts w:ascii="Times New Roman" w:eastAsia="Times New Roman" w:hAnsi="Times New Roman" w:cs="Times New Roman"/>
-          <w:sz w:val="24"/>
-          <w:szCs w:val="24"/>
           <w:highlight w:val="yellow"/>
-        </w:rPr>
-        <w:t>Martin y Iker-</w:t>
-      </w:r>
-      <w:r>
-        <w:rPr>
-          <w:rFonts w:ascii="Times New Roman" w:eastAsia="Times New Roman" w:hAnsi="Times New Roman" w:cs="Times New Roman"/>
-          <w:sz w:val="24"/>
-          <w:szCs w:val="24"/>
-        </w:rPr>
-        <w:t>): Para esta sección queríamos empezar a juntar los datos según las necesidades que teníamos. Esto incluye:</w:t>
-      </w:r>
-    </w:p>
-    <w:p>
-      <w:pPr>
-        <w:pStyle w:val="Prrafodelista"/>
+          <w:lang w:val="es-AR"/>
+        </w:rPr>
+        <w:t>(-----):</w:t>
+      </w:r>
+      <w:r>
+        <w:rPr>
+          <w:rFonts w:ascii="Times New Roman" w:eastAsia="Times New Roman" w:hAnsi="Times New Roman" w:cs="Times New Roman"/>
+          <w:b/>
+          <w:bCs/>
+          <w:sz w:val="24"/>
+          <w:szCs w:val="24"/>
+          <w:lang w:val="es-AR"/>
+        </w:rPr>
+        <w:t xml:space="preserve"> y Estructurado de Descargas </w:t>
+      </w:r>
+      <w:r>
+        <w:rPr>
+          <w:rFonts w:ascii="Times New Roman" w:eastAsia="Times New Roman" w:hAnsi="Times New Roman" w:cs="Times New Roman"/>
+          <w:b/>
+          <w:bCs/>
+          <w:sz w:val="24"/>
+          <w:szCs w:val="24"/>
+          <w:highlight w:val="yellow"/>
+          <w:lang w:val="es-AR"/>
+        </w:rPr>
+        <w:t>(Martin):</w:t>
+      </w:r>
+    </w:p>
+    <w:p>
+      <w:pPr>
+        <w:spacing w:before="240" w:after="240"/>
+        <w:rPr>
+          <w:rFonts w:ascii="Times New Roman" w:eastAsia="Times New Roman" w:hAnsi="Times New Roman" w:cs="Times New Roman"/>
+          <w:sz w:val="24"/>
+          <w:szCs w:val="24"/>
+          <w:lang w:val="es-AR"/>
+        </w:rPr>
+      </w:pPr>
+      <w:r>
+        <w:rPr>
+          <w:rFonts w:ascii="Times New Roman" w:eastAsia="Times New Roman" w:hAnsi="Times New Roman" w:cs="Times New Roman"/>
+          <w:b/>
+          <w:bCs/>
+          <w:sz w:val="24"/>
+          <w:szCs w:val="24"/>
+          <w:lang w:val="es-AR"/>
+        </w:rPr>
+        <w:t>Objetivo:</w:t>
+      </w:r>
+      <w:r>
+        <w:rPr>
+          <w:rFonts w:ascii="Times New Roman" w:eastAsia="Times New Roman" w:hAnsi="Times New Roman" w:cs="Times New Roman"/>
+          <w:sz w:val="24"/>
+          <w:szCs w:val="24"/>
+          <w:lang w:val="es-AR"/>
+        </w:rPr>
+        <w:t xml:space="preserve"> Implementar un sistema de almacenamiento organizado que permita mantener un </w:t>
+      </w:r>
+      <w:r>
+        <w:rPr>
+          <w:rFonts w:ascii="Times New Roman" w:eastAsia="Times New Roman" w:hAnsi="Times New Roman" w:cs="Times New Roman"/>
+          <w:b/>
+          <w:bCs/>
+          <w:sz w:val="24"/>
+          <w:szCs w:val="24"/>
+          <w:lang w:val="es-AR"/>
+        </w:rPr>
+        <w:t>registro histórico de las descargas</w:t>
+      </w:r>
+      <w:r>
+        <w:rPr>
+          <w:rFonts w:ascii="Times New Roman" w:eastAsia="Times New Roman" w:hAnsi="Times New Roman" w:cs="Times New Roman"/>
+          <w:sz w:val="24"/>
+          <w:szCs w:val="24"/>
+          <w:lang w:val="es-AR"/>
+        </w:rPr>
+        <w:t xml:space="preserve"> y facilitar la trazabilidad de los datos a lo largo del tiempo.</w:t>
+      </w:r>
+    </w:p>
+    <w:p>
+      <w:pPr>
         <w:numPr>
           <w:ilvl w:val="0"/>
-          <w:numId w:val="7"/>
+          <w:numId w:val="6"/>
         </w:numPr>
         <w:spacing w:before="240" w:after="240"/>
         <w:rPr>
           <w:rFonts w:ascii="Times New Roman" w:eastAsia="Times New Roman" w:hAnsi="Times New Roman" w:cs="Times New Roman"/>
           <w:sz w:val="24"/>
           <w:szCs w:val="24"/>
-        </w:rPr>
-      </w:pPr>
-      <w:r>
-        <w:rPr>
-          <w:rFonts w:ascii="Times New Roman" w:eastAsia="Times New Roman" w:hAnsi="Times New Roman" w:cs="Times New Roman"/>
-          <w:sz w:val="24"/>
-          <w:szCs w:val="24"/>
-        </w:rPr>
-        <w:t xml:space="preserve">Realizar pruebas de preprocesamiento básico (limpieza). </w:t>
-      </w:r>
-    </w:p>
-    <w:p>
-      <w:pPr>
-        <w:pStyle w:val="Prrafodelista"/>
-        <w:numPr>
-          <w:ilvl w:val="0"/>
-          <w:numId w:val="7"/>
-        </w:numPr>
-        <w:spacing w:before="240" w:after="240"/>
-        <w:rPr>
-          <w:rFonts w:ascii="Times New Roman" w:eastAsia="Times New Roman" w:hAnsi="Times New Roman" w:cs="Times New Roman"/>
-          <w:sz w:val="24"/>
-          <w:szCs w:val="24"/>
-        </w:rPr>
-      </w:pPr>
-      <w:r>
-        <w:rPr>
-          <w:rFonts w:ascii="Times New Roman" w:eastAsia="Times New Roman" w:hAnsi="Times New Roman" w:cs="Times New Roman"/>
-          <w:sz w:val="24"/>
-          <w:szCs w:val="24"/>
-        </w:rPr>
-        <w:t>Organización y normalización de los datos</w:t>
-      </w:r>
-    </w:p>
-    <w:p>
-      <w:pPr>
-        <w:pStyle w:val="Prrafodelista"/>
-        <w:numPr>
-          <w:ilvl w:val="0"/>
-          <w:numId w:val="7"/>
-        </w:numPr>
-        <w:spacing w:before="240" w:after="240"/>
-        <w:rPr>
-          <w:rFonts w:ascii="Times New Roman" w:eastAsia="Times New Roman" w:hAnsi="Times New Roman" w:cs="Times New Roman"/>
-          <w:sz w:val="24"/>
-          <w:szCs w:val="24"/>
-        </w:rPr>
-      </w:pPr>
-      <w:r>
-        <w:rPr>
-          <w:rFonts w:ascii="Times New Roman" w:eastAsia="Times New Roman" w:hAnsi="Times New Roman" w:cs="Times New Roman"/>
-          <w:sz w:val="24"/>
-          <w:szCs w:val="24"/>
-        </w:rPr>
-        <w:t xml:space="preserve">Encontrar utilidad y forma de interpretación de los datos satelitales de </w:t>
-      </w:r>
-      <w:proofErr w:type="spellStart"/>
-      <w:r>
-        <w:rPr>
-          <w:rFonts w:ascii="Times New Roman" w:eastAsia="Times New Roman" w:hAnsi="Times New Roman" w:cs="Times New Roman"/>
-          <w:sz w:val="24"/>
-          <w:szCs w:val="24"/>
-        </w:rPr>
-        <w:t>Copernicus</w:t>
-      </w:r>
-      <w:proofErr w:type="spellEnd"/>
-      <w:r>
-        <w:rPr>
-          <w:rFonts w:ascii="Times New Roman" w:eastAsia="Times New Roman" w:hAnsi="Times New Roman" w:cs="Times New Roman"/>
-          <w:sz w:val="24"/>
-          <w:szCs w:val="24"/>
-        </w:rPr>
-        <w:t>.</w:t>
-      </w:r>
-    </w:p>
-    <w:p>
-      <w:pPr>
-        <w:spacing w:before="240" w:after="240"/>
-        <w:rPr>
-          <w:rFonts w:ascii="Times New Roman" w:eastAsia="Times New Roman" w:hAnsi="Times New Roman" w:cs="Times New Roman"/>
-          <w:b/>
-          <w:bCs/>
-          <w:sz w:val="24"/>
-          <w:szCs w:val="24"/>
-          <w:lang w:val="es-AR"/>
-        </w:rPr>
-      </w:pPr>
-      <w:r>
-        <w:rPr>
-          <w:rFonts w:ascii="Times New Roman" w:eastAsia="Times New Roman" w:hAnsi="Times New Roman" w:cs="Times New Roman"/>
-          <w:b/>
-          <w:bCs/>
-          <w:sz w:val="24"/>
-          <w:szCs w:val="24"/>
-          <w:lang w:val="es-AR"/>
-        </w:rPr>
-        <w:t xml:space="preserve">4. </w:t>
-      </w:r>
-      <w:commentRangeStart w:id="0"/>
-      <w:r>
-        <w:rPr>
-          <w:rFonts w:ascii="Times New Roman" w:eastAsia="Times New Roman" w:hAnsi="Times New Roman" w:cs="Times New Roman"/>
-          <w:b/>
-          <w:bCs/>
-          <w:sz w:val="24"/>
-          <w:szCs w:val="24"/>
-          <w:lang w:val="es-AR"/>
-        </w:rPr>
-        <w:t xml:space="preserve">Almacenamiento Histórico de Archivos </w:t>
-      </w:r>
-      <w:commentRangeEnd w:id="0"/>
-      <w:r>
-        <w:rPr>
-          <w:rStyle w:val="Refdecomentario"/>
-          <w:rFonts w:ascii="Times New Roman" w:eastAsia="Times New Roman" w:hAnsi="Times New Roman" w:cs="Times New Roman"/>
-          <w:b/>
-          <w:bCs/>
-          <w:sz w:val="24"/>
-          <w:szCs w:val="24"/>
-          <w:highlight w:val="yellow"/>
-          <w:lang w:val="es-AR"/>
-        </w:rPr>
-        <w:commentReference w:id="0"/>
-      </w:r>
-      <w:r>
-        <w:rPr>
-          <w:rFonts w:ascii="Times New Roman" w:eastAsia="Times New Roman" w:hAnsi="Times New Roman" w:cs="Times New Roman"/>
-          <w:b/>
-          <w:bCs/>
-          <w:sz w:val="24"/>
-          <w:szCs w:val="24"/>
-          <w:highlight w:val="yellow"/>
-          <w:lang w:val="es-AR"/>
-        </w:rPr>
-        <w:t>(-----):</w:t>
-      </w:r>
-      <w:r>
-        <w:rPr>
-          <w:rFonts w:ascii="Times New Roman" w:eastAsia="Times New Roman" w:hAnsi="Times New Roman" w:cs="Times New Roman"/>
-          <w:b/>
-          <w:bCs/>
-          <w:sz w:val="24"/>
-          <w:szCs w:val="24"/>
-          <w:lang w:val="es-AR"/>
-        </w:rPr>
-        <w:t xml:space="preserve"> y Estructurado de Descargas </w:t>
-      </w:r>
-      <w:r>
-        <w:rPr>
-          <w:rFonts w:ascii="Times New Roman" w:eastAsia="Times New Roman" w:hAnsi="Times New Roman" w:cs="Times New Roman"/>
-          <w:b/>
-          <w:bCs/>
-          <w:sz w:val="24"/>
-          <w:szCs w:val="24"/>
-          <w:highlight w:val="yellow"/>
-          <w:lang w:val="es-AR"/>
-        </w:rPr>
-        <w:t>(Martin):</w:t>
-      </w:r>
-    </w:p>
-    <w:p>
-      <w:pPr>
-        <w:spacing w:before="240" w:after="240"/>
-        <w:rPr>
-          <w:rFonts w:ascii="Times New Roman" w:eastAsia="Times New Roman" w:hAnsi="Times New Roman" w:cs="Times New Roman"/>
-          <w:sz w:val="24"/>
-          <w:szCs w:val="24"/>
-          <w:lang w:val="es-AR"/>
-        </w:rPr>
-      </w:pPr>
-      <w:r>
-        <w:rPr>
-          <w:rFonts w:ascii="Times New Roman" w:eastAsia="Times New Roman" w:hAnsi="Times New Roman" w:cs="Times New Roman"/>
-          <w:b/>
-          <w:bCs/>
-          <w:sz w:val="24"/>
-          <w:szCs w:val="24"/>
-          <w:lang w:val="es-AR"/>
-        </w:rPr>
-        <w:t>Objetivo:</w:t>
-      </w:r>
-      <w:r>
-        <w:rPr>
-          <w:rFonts w:ascii="Times New Roman" w:eastAsia="Times New Roman" w:hAnsi="Times New Roman" w:cs="Times New Roman"/>
-          <w:sz w:val="24"/>
-          <w:szCs w:val="24"/>
-          <w:lang w:val="es-AR"/>
-        </w:rPr>
-        <w:t xml:space="preserve"> Implementar un sistema de almacenamiento organizado que permita mantener un </w:t>
-      </w:r>
-      <w:r>
-        <w:rPr>
-          <w:rFonts w:ascii="Times New Roman" w:eastAsia="Times New Roman" w:hAnsi="Times New Roman" w:cs="Times New Roman"/>
-          <w:b/>
-          <w:bCs/>
-          <w:sz w:val="24"/>
-          <w:szCs w:val="24"/>
-          <w:lang w:val="es-AR"/>
-        </w:rPr>
-        <w:t>registro histórico de las descargas</w:t>
-      </w:r>
-      <w:r>
-        <w:rPr>
-          <w:rFonts w:ascii="Times New Roman" w:eastAsia="Times New Roman" w:hAnsi="Times New Roman" w:cs="Times New Roman"/>
-          <w:sz w:val="24"/>
-          <w:szCs w:val="24"/>
-          <w:lang w:val="es-AR"/>
-        </w:rPr>
-        <w:t xml:space="preserve"> y facilitar la trazabilidad de los datos a lo largo del tiempo.</w:t>
-      </w:r>
-    </w:p>
-    <w:p>
-      <w:pPr>
-        <w:numPr>
-          <w:ilvl w:val="0"/>
-          <w:numId w:val="10"/>
-        </w:numPr>
-        <w:spacing w:before="240" w:after="240"/>
-        <w:rPr>
-          <w:rFonts w:ascii="Times New Roman" w:eastAsia="Times New Roman" w:hAnsi="Times New Roman" w:cs="Times New Roman"/>
-          <w:sz w:val="24"/>
-          <w:szCs w:val="24"/>
-          <w:lang w:val="es-AR"/>
-        </w:rPr>
-      </w:pPr>
-      <w:r>
-        <w:rPr>
-          <w:rFonts w:ascii="Times New Roman" w:eastAsia="Times New Roman" w:hAnsi="Times New Roman" w:cs="Times New Roman"/>
-          <w:sz w:val="24"/>
-          <w:szCs w:val="24"/>
-          <w:lang w:val="es-AR"/>
-        </w:rPr>
-        <w:t>Definir la estructura de carpetas y nomenclatura para las descargas (por fecha, tipo de fuente, región, etc.).</w:t>
-      </w:r>
-    </w:p>
-    <w:p>
-      <w:pPr>
-        <w:numPr>
-          <w:ilvl w:val="0"/>
-          <w:numId w:val="10"/>
-        </w:numPr>
-        <w:spacing w:before="240" w:after="240"/>
-        <w:rPr>
-          <w:rFonts w:ascii="Times New Roman" w:eastAsia="Times New Roman" w:hAnsi="Times New Roman" w:cs="Times New Roman"/>
-          <w:sz w:val="24"/>
-          <w:szCs w:val="24"/>
-          <w:lang w:val="es-AR"/>
-        </w:rPr>
-      </w:pPr>
-      <w:proofErr w:type="gramStart"/>
-      <w:r>
-        <w:rPr>
-          <w:rFonts w:ascii="Times New Roman" w:eastAsia="Times New Roman" w:hAnsi="Times New Roman" w:cs="Times New Roman"/>
-          <w:sz w:val="24"/>
-          <w:szCs w:val="24"/>
-          <w:lang w:val="es-AR"/>
-        </w:rPr>
-        <w:t>Asegurar</w:t>
-      </w:r>
-      <w:proofErr w:type="gramEnd"/>
-      <w:r>
-        <w:rPr>
-          <w:rFonts w:ascii="Times New Roman" w:eastAsia="Times New Roman" w:hAnsi="Times New Roman" w:cs="Times New Roman"/>
-          <w:sz w:val="24"/>
-          <w:szCs w:val="24"/>
-          <w:lang w:val="es-AR"/>
-        </w:rPr>
-        <w:t xml:space="preserve"> que las nuevas descargas no sobrescriban información anterior y que los datos históricos sean fácilmente accesibles.</w:t>
-      </w:r>
-    </w:p>
-    <w:p>
-      <w:pPr>
-        <w:numPr>
-          <w:ilvl w:val="0"/>
-          <w:numId w:val="10"/>
-        </w:numPr>
-        <w:spacing w:before="240" w:after="240"/>
-        <w:rPr>
-          <w:rFonts w:ascii="Times New Roman" w:eastAsia="Times New Roman" w:hAnsi="Times New Roman" w:cs="Times New Roman"/>
-          <w:sz w:val="24"/>
-          <w:szCs w:val="24"/>
-          <w:lang w:val="es-AR"/>
-        </w:rPr>
-      </w:pPr>
-      <w:r>
-        <w:rPr>
-          <w:rFonts w:ascii="Times New Roman" w:eastAsia="Times New Roman" w:hAnsi="Times New Roman" w:cs="Times New Roman"/>
-          <w:sz w:val="24"/>
-          <w:szCs w:val="24"/>
-          <w:lang w:val="es-AR"/>
-        </w:rPr>
-        <w:t>Establecer rutinas de verificación y limpieza periódica del almacenamiento.</w:t>
-      </w:r>
-    </w:p>
-    <w:p>
-      <w:pPr>
-        <w:rPr>
-          <w:rFonts w:ascii="Times New Roman" w:hAnsi="Times New Roman" w:cs="Times New Roman"/>
-          <w:sz w:val="24"/>
-          <w:szCs w:val="24"/>
-          <w:lang w:val="es-AR"/>
-        </w:rPr>
-      </w:pPr>
-    </w:p>
-    <w:p>
-      <w:pPr>
-        <w:rPr>
-          <w:rFonts w:ascii="Times New Roman" w:hAnsi="Times New Roman" w:cs="Times New Roman"/>
-          <w:sz w:val="24"/>
-          <w:szCs w:val="24"/>
-          <w:lang w:val="es-AR"/>
-        </w:rPr>
-      </w:pPr>
-    </w:p>
-    <w:p>
-      <w:pPr>
-        <w:rPr>
-          <w:rFonts w:ascii="Times New Roman" w:hAnsi="Times New Roman" w:cs="Times New Roman"/>
-          <w:sz w:val="24"/>
-          <w:szCs w:val="24"/>
-          <w:lang w:val="es-AR"/>
-        </w:rPr>
-      </w:pPr>
-    </w:p>
-    <w:p>
-      <w:pPr>
-        <w:rPr>
-          <w:rFonts w:ascii="Times New Roman" w:hAnsi="Times New Roman" w:cs="Times New Roman"/>
-          <w:sz w:val="24"/>
-          <w:szCs w:val="24"/>
-          <w:lang w:val="es-AR"/>
-        </w:rPr>
-      </w:pPr>
-    </w:p>
-    <w:p>
-      <w:pPr>
-        <w:rPr>
-          <w:rFonts w:ascii="Times New Roman" w:hAnsi="Times New Roman" w:cs="Times New Roman"/>
-          <w:sz w:val="24"/>
-          <w:szCs w:val="24"/>
-          <w:lang w:val="es-AR"/>
-        </w:rPr>
-      </w:pPr>
-    </w:p>
-    <w:p>
-      <w:pPr>
-        <w:rPr>
-          <w:rFonts w:ascii="Times New Roman" w:hAnsi="Times New Roman" w:cs="Times New Roman"/>
-          <w:sz w:val="24"/>
-          <w:szCs w:val="24"/>
-          <w:lang w:val="es-AR"/>
-        </w:rPr>
-      </w:pPr>
-    </w:p>
-    <w:p>
-      <w:pPr>
-        <w:rPr>
-          <w:rFonts w:ascii="Times New Roman" w:hAnsi="Times New Roman" w:cs="Times New Roman"/>
-          <w:sz w:val="24"/>
-          <w:szCs w:val="24"/>
-          <w:lang w:val="es-AR"/>
-        </w:rPr>
-      </w:pPr>
-    </w:p>
-    <w:p>
-      <w:pPr>
-        <w:rPr>
-          <w:rFonts w:ascii="Times New Roman" w:hAnsi="Times New Roman" w:cs="Times New Roman"/>
-          <w:sz w:val="24"/>
-          <w:szCs w:val="24"/>
-          <w:lang w:val="es-AR"/>
-        </w:rPr>
-      </w:pPr>
-    </w:p>
-    <w:p>
-      <w:pPr>
-        <w:rPr>
-          <w:rFonts w:ascii="Times New Roman" w:hAnsi="Times New Roman" w:cs="Times New Roman"/>
-          <w:sz w:val="24"/>
-          <w:szCs w:val="24"/>
-          <w:lang w:val="es-AR"/>
-        </w:rPr>
-      </w:pPr>
-    </w:p>
-    <w:p>
-      <w:pPr>
-        <w:rPr>
-          <w:rFonts w:ascii="Times New Roman" w:hAnsi="Times New Roman" w:cs="Times New Roman"/>
-          <w:sz w:val="24"/>
-          <w:szCs w:val="24"/>
-          <w:lang w:val="es-AR"/>
-        </w:rPr>
-      </w:pPr>
-    </w:p>
-    <w:p>
-      <w:pPr>
-        <w:rPr>
-          <w:rFonts w:ascii="Times New Roman" w:hAnsi="Times New Roman" w:cs="Times New Roman"/>
-          <w:sz w:val="24"/>
-          <w:szCs w:val="24"/>
-        </w:rPr>
-      </w:pPr>
-      <w:r>
-        <w:rPr>
-          <w:rFonts w:ascii="Times New Roman" w:hAnsi="Times New Roman" w:cs="Times New Roman"/>
-          <w:sz w:val="24"/>
-          <w:szCs w:val="24"/>
-        </w:rPr>
-        <w:lastRenderedPageBreak/>
+          <w:lang w:val="es-AR"/>
+        </w:rPr>
+      </w:pPr>
+      <w:r>
+        <w:rPr>
+          <w:rFonts w:ascii="Times New Roman" w:eastAsia="Times New Roman" w:hAnsi="Times New Roman" w:cs="Times New Roman"/>
+          <w:sz w:val="24"/>
+          <w:szCs w:val="24"/>
+          <w:lang w:val="es-AR"/>
+        </w:rPr>
+        <w:t xml:space="preserve">Definir la estructura de carpetas y nomenclatura para las </w:t>
+      </w:r>
+      <w:r>
+        <w:rPr>
+          <w:rFonts w:ascii="Times New Roman" w:eastAsia="Times New Roman" w:hAnsi="Times New Roman" w:cs="Times New Roman"/>
+          <w:sz w:val="24"/>
+          <w:szCs w:val="24"/>
+          <w:lang w:val="es-AR"/>
+        </w:rPr>
+        <w:t>desca</w:t>
+      </w:r>
+    </w:p>
+    <w:p>
+      <w:pPr>
+        <w:rPr>
+          <w:rFonts w:ascii="Times New Roman" w:hAnsi="Times New Roman" w:cs="Times New Roman"/>
+          <w:sz w:val="24"/>
+          <w:szCs w:val="24"/>
+        </w:rPr>
+      </w:pPr>
+      <w:r>
+        <w:rPr>
+          <w:rFonts w:ascii="Times New Roman" w:hAnsi="Times New Roman" w:cs="Times New Roman"/>
+          <w:sz w:val="24"/>
+          <w:szCs w:val="24"/>
+        </w:rPr>
         <w:t>Sprint 3: Flujo ETL</w:t>
       </w:r>
     </w:p>
@@ -1431,1212 +1157,32 @@
           <w:sz w:val="24"/>
           <w:szCs w:val="24"/>
         </w:rPr>
-        <w:t xml:space="preserve">• Diseñar el flujo ETL para integrar las distintas fuentes de datos. </w:t>
-      </w:r>
-    </w:p>
-    <w:p>
-      <w:pPr>
-        <w:rPr>
-          <w:rFonts w:ascii="Times New Roman" w:hAnsi="Times New Roman" w:cs="Times New Roman"/>
-          <w:sz w:val="24"/>
-          <w:szCs w:val="24"/>
-        </w:rPr>
-      </w:pPr>
-      <w:r>
-        <w:rPr>
-          <w:rFonts w:ascii="Times New Roman" w:hAnsi="Times New Roman" w:cs="Times New Roman"/>
-          <w:sz w:val="24"/>
-          <w:szCs w:val="24"/>
-        </w:rPr>
-        <w:t xml:space="preserve">• Implementar transformaciones generales (formato, proyección, escalas temporales). </w:t>
-      </w:r>
-    </w:p>
-    <w:p>
-      <w:pPr>
-        <w:rPr>
-          <w:rFonts w:ascii="Times New Roman" w:hAnsi="Times New Roman" w:cs="Times New Roman"/>
-          <w:sz w:val="24"/>
-          <w:szCs w:val="24"/>
-        </w:rPr>
-      </w:pPr>
-      <w:r>
-        <w:rPr>
-          <w:rFonts w:ascii="Times New Roman" w:hAnsi="Times New Roman" w:cs="Times New Roman"/>
-          <w:sz w:val="24"/>
-          <w:szCs w:val="24"/>
-        </w:rPr>
-        <w:t>• Validar consistencia y calidad de los datos transformados.</w:t>
-      </w:r>
-    </w:p>
-    <w:p>
-      <w:pPr>
-        <w:rPr>
-          <w:rFonts w:ascii="Times New Roman" w:hAnsi="Times New Roman" w:cs="Times New Roman"/>
-          <w:sz w:val="24"/>
-          <w:szCs w:val="24"/>
-        </w:rPr>
-      </w:pPr>
-      <w:r>
-        <w:rPr>
-          <w:rFonts w:ascii="Times New Roman" w:hAnsi="Times New Roman" w:cs="Times New Roman"/>
-          <w:sz w:val="24"/>
-          <w:szCs w:val="24"/>
-        </w:rPr>
-        <w:t>-----------------------------------------------------------------------------------</w:t>
-      </w:r>
-    </w:p>
-    <w:p>
-      <w:pPr>
-        <w:spacing w:before="240" w:after="240"/>
-        <w:rPr>
-          <w:rFonts w:ascii="Times New Roman" w:eastAsia="Times New Roman" w:hAnsi="Times New Roman" w:cs="Times New Roman"/>
-          <w:i/>
-          <w:iCs/>
-          <w:sz w:val="24"/>
-          <w:szCs w:val="24"/>
-          <w:lang w:val="es-AR"/>
-        </w:rPr>
-      </w:pPr>
-      <w:r>
-        <w:rPr>
-          <w:rFonts w:ascii="Times New Roman" w:eastAsia="Times New Roman" w:hAnsi="Times New Roman" w:cs="Times New Roman"/>
-          <w:b/>
-          <w:bCs/>
-          <w:sz w:val="24"/>
-          <w:szCs w:val="24"/>
-          <w:lang w:val="es-AR"/>
-        </w:rPr>
-        <w:t>1.</w:t>
-      </w:r>
-      <w:r>
-        <w:rPr>
-          <w:rFonts w:ascii="Times New Roman" w:eastAsia="Times New Roman" w:hAnsi="Times New Roman" w:cs="Times New Roman"/>
-          <w:b/>
-          <w:bCs/>
-          <w:sz w:val="24"/>
-          <w:szCs w:val="24"/>
-          <w:lang w:val="es-AR"/>
-        </w:rPr>
-        <w:t xml:space="preserve"> </w:t>
-      </w:r>
-      <w:proofErr w:type="gramStart"/>
-      <w:r>
-        <w:rPr>
-          <w:rFonts w:ascii="Times New Roman" w:eastAsia="Times New Roman" w:hAnsi="Times New Roman" w:cs="Times New Roman"/>
-          <w:b/>
-          <w:bCs/>
-          <w:sz w:val="24"/>
-          <w:szCs w:val="24"/>
-          <w:lang w:val="es-AR"/>
-        </w:rPr>
-        <w:t>TERMINADO :</w:t>
-      </w:r>
-      <w:proofErr w:type="gramEnd"/>
-      <w:r>
-        <w:rPr>
-          <w:rFonts w:ascii="Times New Roman" w:eastAsia="Times New Roman" w:hAnsi="Times New Roman" w:cs="Times New Roman"/>
-          <w:b/>
-          <w:bCs/>
-          <w:sz w:val="24"/>
-          <w:szCs w:val="24"/>
-          <w:lang w:val="es-AR"/>
-        </w:rPr>
-        <w:t xml:space="preserve"> </w:t>
-      </w:r>
-      <w:r>
-        <w:rPr>
-          <w:rFonts w:ascii="Times New Roman" w:eastAsia="Times New Roman" w:hAnsi="Times New Roman" w:cs="Times New Roman"/>
-          <w:b/>
-          <w:bCs/>
-          <w:sz w:val="24"/>
-          <w:szCs w:val="24"/>
-          <w:lang w:val="es-AR"/>
-        </w:rPr>
-        <w:t xml:space="preserve">Imágenes Satelitales – </w:t>
-      </w:r>
-      <w:proofErr w:type="spellStart"/>
-      <w:r>
-        <w:rPr>
-          <w:rFonts w:ascii="Times New Roman" w:eastAsia="Times New Roman" w:hAnsi="Times New Roman" w:cs="Times New Roman"/>
-          <w:b/>
-          <w:bCs/>
-          <w:sz w:val="24"/>
-          <w:szCs w:val="24"/>
-          <w:lang w:val="es-AR"/>
-        </w:rPr>
-        <w:t>Copernicus</w:t>
-      </w:r>
-      <w:proofErr w:type="spellEnd"/>
-      <w:r>
-        <w:rPr>
-          <w:rFonts w:ascii="Times New Roman" w:eastAsia="Times New Roman" w:hAnsi="Times New Roman" w:cs="Times New Roman"/>
-          <w:sz w:val="24"/>
-          <w:szCs w:val="24"/>
-          <w:lang w:val="es-AR"/>
-        </w:rPr>
-        <w:t xml:space="preserve"> </w:t>
-      </w:r>
-      <w:r>
-        <w:rPr>
-          <w:rFonts w:ascii="Times New Roman" w:eastAsia="Times New Roman" w:hAnsi="Times New Roman" w:cs="Times New Roman"/>
-          <w:sz w:val="24"/>
-          <w:szCs w:val="24"/>
-          <w:lang w:val="es-AR"/>
-        </w:rPr>
-        <w:t>(</w:t>
-      </w:r>
-      <w:proofErr w:type="spellStart"/>
-      <w:r>
-        <w:rPr>
-          <w:rFonts w:ascii="Times New Roman" w:eastAsia="Times New Roman" w:hAnsi="Times New Roman" w:cs="Times New Roman"/>
-          <w:i/>
-          <w:iCs/>
-          <w:sz w:val="24"/>
-          <w:szCs w:val="24"/>
-          <w:highlight w:val="yellow"/>
-          <w:lang w:val="es-AR"/>
-        </w:rPr>
-        <w:t>Wen</w:t>
-      </w:r>
-      <w:proofErr w:type="spellEnd"/>
-      <w:r>
-        <w:rPr>
-          <w:rFonts w:ascii="Times New Roman" w:eastAsia="Times New Roman" w:hAnsi="Times New Roman" w:cs="Times New Roman"/>
-          <w:i/>
-          <w:iCs/>
-          <w:sz w:val="24"/>
-          <w:szCs w:val="24"/>
-          <w:lang w:val="es-AR"/>
-        </w:rPr>
-        <w:t>)</w:t>
-      </w:r>
-    </w:p>
-    <w:p>
-      <w:pPr>
-        <w:spacing w:after="0"/>
-        <w:rPr>
-          <w:rFonts w:ascii="Times New Roman" w:eastAsia="Times New Roman" w:hAnsi="Times New Roman" w:cs="Times New Roman"/>
-          <w:sz w:val="24"/>
-          <w:szCs w:val="24"/>
-          <w:lang w:val="es-AR"/>
-        </w:rPr>
-      </w:pPr>
-      <w:r>
-        <w:rPr>
-          <w:rFonts w:ascii="Times New Roman" w:eastAsia="Times New Roman" w:hAnsi="Times New Roman" w:cs="Times New Roman"/>
-          <w:sz w:val="24"/>
-          <w:szCs w:val="24"/>
-          <w:lang w:val="es-AR"/>
-        </w:rPr>
-        <w:t>-</w:t>
-      </w:r>
-      <w:r>
-        <w:rPr>
-          <w:rFonts w:ascii="Times New Roman" w:eastAsia="Times New Roman" w:hAnsi="Times New Roman" w:cs="Times New Roman"/>
-          <w:sz w:val="24"/>
-          <w:szCs w:val="24"/>
-          <w:lang w:val="es-AR"/>
-        </w:rPr>
-        <w:t>Implementar un sistema de descarga masiva de imágenes.</w:t>
-      </w:r>
-    </w:p>
-    <w:p>
-      <w:pPr>
-        <w:spacing w:after="0"/>
-        <w:jc w:val="both"/>
-        <w:rPr>
-          <w:rFonts w:ascii="Times New Roman" w:eastAsia="Times New Roman" w:hAnsi="Times New Roman" w:cs="Times New Roman"/>
-          <w:sz w:val="24"/>
-          <w:szCs w:val="24"/>
-          <w:lang w:val="es-AR"/>
-        </w:rPr>
-      </w:pPr>
-      <w:r>
-        <w:rPr>
-          <w:rFonts w:ascii="Times New Roman" w:eastAsia="Times New Roman" w:hAnsi="Times New Roman" w:cs="Times New Roman"/>
-          <w:sz w:val="24"/>
-          <w:szCs w:val="24"/>
-          <w:lang w:val="es-AR"/>
-        </w:rPr>
-        <w:t>-</w:t>
-      </w:r>
-      <w:r>
-        <w:rPr>
-          <w:rFonts w:ascii="Times New Roman" w:eastAsia="Times New Roman" w:hAnsi="Times New Roman" w:cs="Times New Roman"/>
-          <w:sz w:val="24"/>
-          <w:szCs w:val="24"/>
-          <w:lang w:val="es-AR"/>
-        </w:rPr>
-        <w:t xml:space="preserve">Investigar por qué las descargas se realizan en formato </w:t>
-      </w:r>
-      <w:r>
-        <w:rPr>
-          <w:rFonts w:ascii="Times New Roman" w:eastAsia="Times New Roman" w:hAnsi="Times New Roman" w:cs="Times New Roman"/>
-          <w:b/>
-          <w:bCs/>
-          <w:sz w:val="24"/>
-          <w:szCs w:val="24"/>
-          <w:lang w:val="es-AR"/>
-        </w:rPr>
-        <w:t>.jp2</w:t>
-      </w:r>
-      <w:r>
-        <w:rPr>
-          <w:rFonts w:ascii="Times New Roman" w:eastAsia="Times New Roman" w:hAnsi="Times New Roman" w:cs="Times New Roman"/>
-          <w:sz w:val="24"/>
-          <w:szCs w:val="24"/>
-          <w:lang w:val="es-AR"/>
-        </w:rPr>
-        <w:t xml:space="preserve"> y definir un método de conversión o lectura apropiado.</w:t>
-      </w:r>
-    </w:p>
-    <w:p>
-      <w:pPr>
-        <w:rPr>
-          <w:rFonts w:ascii="Times New Roman" w:eastAsia="Times New Roman" w:hAnsi="Times New Roman" w:cs="Times New Roman"/>
-          <w:sz w:val="24"/>
-          <w:szCs w:val="24"/>
-          <w:lang w:val="es-AR"/>
-        </w:rPr>
-      </w:pPr>
-    </w:p>
-    <w:p>
-      <w:pPr>
-        <w:rPr>
-          <w:rFonts w:ascii="Times New Roman" w:eastAsia="Times New Roman" w:hAnsi="Times New Roman" w:cs="Times New Roman"/>
-          <w:b/>
-          <w:bCs/>
-          <w:sz w:val="24"/>
-          <w:szCs w:val="24"/>
-          <w:lang w:val="es-AR"/>
-        </w:rPr>
-      </w:pPr>
-      <w:commentRangeStart w:id="1"/>
-      <w:commentRangeStart w:id="2"/>
-      <w:commentRangeStart w:id="3"/>
-      <w:r>
-        <w:rPr>
-          <w:rFonts w:ascii="Times New Roman" w:eastAsia="Times New Roman" w:hAnsi="Times New Roman" w:cs="Times New Roman"/>
-          <w:b/>
-          <w:bCs/>
-          <w:sz w:val="24"/>
-          <w:szCs w:val="24"/>
-          <w:lang w:val="es-AR"/>
-        </w:rPr>
-        <w:t>2</w:t>
-      </w:r>
-      <w:r>
-        <w:rPr>
-          <w:rFonts w:ascii="Times New Roman" w:eastAsia="Times New Roman" w:hAnsi="Times New Roman" w:cs="Times New Roman"/>
-          <w:b/>
-          <w:bCs/>
-          <w:sz w:val="24"/>
-          <w:szCs w:val="24"/>
-          <w:lang w:val="es-AR"/>
-        </w:rPr>
-        <w:t>.</w:t>
-      </w:r>
-      <w:r>
-        <w:rPr>
-          <w:rFonts w:ascii="Times New Roman" w:eastAsia="Times New Roman" w:hAnsi="Times New Roman" w:cs="Times New Roman"/>
-          <w:b/>
-          <w:bCs/>
-          <w:sz w:val="24"/>
-          <w:szCs w:val="24"/>
-          <w:lang w:val="es-AR"/>
-        </w:rPr>
-        <w:t xml:space="preserve"> </w:t>
-      </w:r>
-      <w:r>
-        <w:rPr>
-          <w:rFonts w:ascii="Times New Roman" w:eastAsia="Times New Roman" w:hAnsi="Times New Roman" w:cs="Times New Roman"/>
-          <w:b/>
-          <w:bCs/>
-          <w:sz w:val="24"/>
-          <w:szCs w:val="24"/>
-          <w:lang w:val="es-AR"/>
-        </w:rPr>
-        <w:t xml:space="preserve">Investigar y Descargar </w:t>
-      </w:r>
-      <w:proofErr w:type="spellStart"/>
-      <w:r>
-        <w:rPr>
-          <w:rFonts w:ascii="Times New Roman" w:eastAsia="Times New Roman" w:hAnsi="Times New Roman" w:cs="Times New Roman"/>
-          <w:b/>
-          <w:bCs/>
-          <w:sz w:val="24"/>
-          <w:szCs w:val="24"/>
-          <w:lang w:val="es-AR"/>
-        </w:rPr>
-        <w:t>mas</w:t>
-      </w:r>
-      <w:proofErr w:type="spellEnd"/>
-      <w:r>
-        <w:rPr>
-          <w:rFonts w:ascii="Times New Roman" w:eastAsia="Times New Roman" w:hAnsi="Times New Roman" w:cs="Times New Roman"/>
-          <w:b/>
-          <w:bCs/>
-          <w:sz w:val="24"/>
-          <w:szCs w:val="24"/>
-          <w:lang w:val="es-AR"/>
-        </w:rPr>
-        <w:t xml:space="preserve"> datos (O relacionarlos)</w:t>
-      </w:r>
-      <w:r>
-        <w:rPr>
-          <w:rFonts w:ascii="Times New Roman" w:eastAsia="Times New Roman" w:hAnsi="Times New Roman" w:cs="Times New Roman"/>
-          <w:b/>
-          <w:bCs/>
-          <w:sz w:val="24"/>
-          <w:szCs w:val="24"/>
-          <w:lang w:val="es-AR"/>
-        </w:rPr>
-        <w:t xml:space="preserve"> </w:t>
-      </w:r>
-      <w:commentRangeEnd w:id="1"/>
-      <w:r>
-        <w:rPr>
-          <w:rStyle w:val="Refdecomentario"/>
-          <w:highlight w:val="yellow"/>
-        </w:rPr>
-        <w:commentReference w:id="1"/>
-      </w:r>
-      <w:commentRangeEnd w:id="2"/>
-      <w:r>
-        <w:rPr>
-          <w:rStyle w:val="Refdecomentario"/>
-          <w:highlight w:val="yellow"/>
-        </w:rPr>
-        <w:commentReference w:id="2"/>
-      </w:r>
-      <w:commentRangeEnd w:id="3"/>
-      <w:r>
-        <w:rPr>
-          <w:rStyle w:val="Refdecomentario"/>
-        </w:rPr>
-        <w:commentReference w:id="3"/>
-      </w:r>
-      <w:r>
-        <w:rPr>
-          <w:rFonts w:ascii="Times New Roman" w:eastAsia="Times New Roman" w:hAnsi="Times New Roman" w:cs="Times New Roman"/>
-          <w:b/>
-          <w:bCs/>
-          <w:sz w:val="24"/>
-          <w:szCs w:val="24"/>
-          <w:lang w:val="es-AR"/>
-        </w:rPr>
-        <w:t xml:space="preserve">  </w:t>
-      </w:r>
-      <w:r>
-        <w:rPr>
-          <w:rFonts w:ascii="Times New Roman" w:eastAsia="Times New Roman" w:hAnsi="Times New Roman" w:cs="Times New Roman"/>
-          <w:b/>
-          <w:bCs/>
-          <w:sz w:val="24"/>
-          <w:szCs w:val="24"/>
-          <w:highlight w:val="yellow"/>
-          <w:lang w:val="es-AR"/>
-        </w:rPr>
-        <w:t>(----):</w:t>
-      </w:r>
-    </w:p>
-    <w:p>
-      <w:pPr>
-        <w:rPr>
-          <w:rFonts w:ascii="Times New Roman" w:eastAsia="Times New Roman" w:hAnsi="Times New Roman" w:cs="Times New Roman"/>
-          <w:b/>
-          <w:bCs/>
-          <w:sz w:val="24"/>
-          <w:szCs w:val="24"/>
-          <w:lang w:val="es-AR"/>
-        </w:rPr>
-      </w:pPr>
-      <w:r>
-        <w:rPr>
-          <w:rFonts w:ascii="Times New Roman" w:eastAsia="Times New Roman" w:hAnsi="Times New Roman" w:cs="Times New Roman"/>
-          <w:b/>
-          <w:bCs/>
-          <w:sz w:val="24"/>
-          <w:szCs w:val="24"/>
-          <w:lang w:val="es-AR"/>
-        </w:rPr>
-        <w:t>3.</w:t>
-      </w:r>
-      <w:r>
-        <w:rPr>
-          <w:rFonts w:ascii="Times New Roman" w:eastAsia="Times New Roman" w:hAnsi="Times New Roman" w:cs="Times New Roman"/>
-          <w:b/>
-          <w:bCs/>
-          <w:sz w:val="24"/>
-          <w:szCs w:val="24"/>
-          <w:lang w:val="es-AR"/>
-        </w:rPr>
-        <w:t xml:space="preserve"> </w:t>
-      </w:r>
-      <w:r>
-        <w:rPr>
-          <w:rFonts w:ascii="Times New Roman" w:eastAsia="Times New Roman" w:hAnsi="Times New Roman" w:cs="Times New Roman"/>
-          <w:b/>
-          <w:bCs/>
-          <w:sz w:val="24"/>
-          <w:szCs w:val="24"/>
-          <w:lang w:val="es-AR"/>
-        </w:rPr>
-        <w:t xml:space="preserve">Almacenamiento con Docker, Descarga y Limpieza </w:t>
-      </w:r>
-      <w:r>
-        <w:rPr>
-          <w:rFonts w:ascii="Times New Roman" w:eastAsia="Times New Roman" w:hAnsi="Times New Roman" w:cs="Times New Roman"/>
-          <w:b/>
-          <w:bCs/>
-          <w:sz w:val="24"/>
-          <w:szCs w:val="24"/>
-          <w:highlight w:val="yellow"/>
-          <w:lang w:val="es-AR"/>
-        </w:rPr>
-        <w:t>(---):</w:t>
-      </w:r>
-    </w:p>
-    <w:p>
-      <w:pPr>
-        <w:rPr>
-          <w:rFonts w:ascii="Times New Roman" w:hAnsi="Times New Roman" w:cs="Times New Roman"/>
-          <w:lang w:val="es-AR"/>
-        </w:rPr>
-      </w:pPr>
-      <w:r>
-        <w:rPr>
-          <w:lang w:val="es-AR"/>
-        </w:rPr>
-        <w:t xml:space="preserve">- </w:t>
-      </w:r>
-      <w:proofErr w:type="spellStart"/>
-      <w:r>
-        <w:rPr>
-          <w:rFonts w:ascii="Times New Roman" w:hAnsi="Times New Roman" w:cs="Times New Roman"/>
-          <w:lang w:val="es-AR"/>
-        </w:rPr>
-        <w:t>Dockerizar</w:t>
-      </w:r>
-      <w:proofErr w:type="spellEnd"/>
-      <w:r>
-        <w:rPr>
-          <w:rFonts w:ascii="Times New Roman" w:hAnsi="Times New Roman" w:cs="Times New Roman"/>
-          <w:lang w:val="es-AR"/>
-        </w:rPr>
-        <w:t xml:space="preserve"> las</w:t>
-      </w:r>
-      <w:r>
-        <w:rPr>
-          <w:rFonts w:ascii="Times New Roman" w:hAnsi="Times New Roman" w:cs="Times New Roman"/>
-          <w:lang w:val="es-AR"/>
-        </w:rPr>
-        <w:t xml:space="preserve"> partes de:</w:t>
-      </w:r>
-    </w:p>
-    <w:p>
-      <w:pPr>
-        <w:rPr>
-          <w:rFonts w:ascii="Times New Roman" w:hAnsi="Times New Roman" w:cs="Times New Roman"/>
-          <w:lang w:val="es-AR"/>
-        </w:rPr>
-      </w:pPr>
-      <w:r>
-        <w:rPr>
-          <w:rFonts w:ascii="Times New Roman" w:hAnsi="Times New Roman" w:cs="Times New Roman"/>
-          <w:lang w:val="es-AR"/>
-        </w:rPr>
-        <w:tab/>
-      </w:r>
-      <w:r>
-        <w:rPr>
-          <w:rFonts w:ascii="Times New Roman" w:hAnsi="Times New Roman" w:cs="Times New Roman"/>
-          <w:lang w:val="es-AR"/>
-        </w:rPr>
-        <w:tab/>
-        <w:t>- Descarga</w:t>
-      </w:r>
-    </w:p>
-    <w:p>
-      <w:pPr>
-        <w:rPr>
-          <w:rFonts w:ascii="Times New Roman" w:hAnsi="Times New Roman" w:cs="Times New Roman"/>
-          <w:lang w:val="es-AR"/>
-        </w:rPr>
-      </w:pPr>
-      <w:r>
-        <w:rPr>
-          <w:rFonts w:ascii="Times New Roman" w:hAnsi="Times New Roman" w:cs="Times New Roman"/>
-          <w:lang w:val="es-AR"/>
-        </w:rPr>
-        <w:tab/>
-      </w:r>
-      <w:r>
-        <w:rPr>
-          <w:rFonts w:ascii="Times New Roman" w:hAnsi="Times New Roman" w:cs="Times New Roman"/>
-          <w:lang w:val="es-AR"/>
-        </w:rPr>
-        <w:tab/>
-        <w:t>-Limpieza</w:t>
-      </w:r>
-    </w:p>
-    <w:p>
-      <w:pPr>
-        <w:rPr>
-          <w:rFonts w:ascii="Times New Roman" w:eastAsia="Times New Roman" w:hAnsi="Times New Roman" w:cs="Times New Roman"/>
-          <w:b/>
-          <w:bCs/>
-          <w:sz w:val="24"/>
-          <w:szCs w:val="24"/>
-          <w:lang w:val="es-AR"/>
-        </w:rPr>
-      </w:pPr>
-      <w:r>
-        <w:rPr>
-          <w:rFonts w:ascii="Times New Roman" w:eastAsia="Times New Roman" w:hAnsi="Times New Roman" w:cs="Times New Roman"/>
-          <w:b/>
-          <w:bCs/>
-          <w:sz w:val="24"/>
-          <w:szCs w:val="24"/>
-          <w:lang w:val="es-AR"/>
-        </w:rPr>
-        <w:t xml:space="preserve">4. Arreglar errores y </w:t>
-      </w:r>
-      <w:r>
-        <w:rPr>
-          <w:rFonts w:ascii="Times New Roman" w:eastAsia="Times New Roman" w:hAnsi="Times New Roman" w:cs="Times New Roman"/>
-          <w:b/>
-          <w:bCs/>
-          <w:sz w:val="24"/>
-          <w:szCs w:val="24"/>
-          <w:lang w:val="es-AR"/>
-        </w:rPr>
-        <w:t xml:space="preserve">validación del </w:t>
-      </w:r>
-      <w:proofErr w:type="spellStart"/>
-      <w:r>
-        <w:rPr>
-          <w:rFonts w:ascii="Times New Roman" w:eastAsia="Times New Roman" w:hAnsi="Times New Roman" w:cs="Times New Roman"/>
-          <w:b/>
-          <w:bCs/>
-          <w:sz w:val="24"/>
-          <w:szCs w:val="24"/>
-          <w:lang w:val="es-AR"/>
-        </w:rPr>
-        <w:t>M</w:t>
-      </w:r>
-      <w:r>
-        <w:rPr>
-          <w:rFonts w:ascii="Times New Roman" w:eastAsia="Times New Roman" w:hAnsi="Times New Roman" w:cs="Times New Roman"/>
-          <w:b/>
-          <w:bCs/>
-          <w:sz w:val="24"/>
-          <w:szCs w:val="24"/>
-          <w:lang w:val="es-AR"/>
-        </w:rPr>
-        <w:t>ain</w:t>
-      </w:r>
-      <w:proofErr w:type="spellEnd"/>
-      <w:r>
-        <w:rPr>
-          <w:rFonts w:ascii="Times New Roman" w:eastAsia="Times New Roman" w:hAnsi="Times New Roman" w:cs="Times New Roman"/>
-          <w:b/>
-          <w:bCs/>
-          <w:sz w:val="24"/>
-          <w:szCs w:val="24"/>
-          <w:lang w:val="es-AR"/>
-        </w:rPr>
-        <w:t xml:space="preserve"> </w:t>
-      </w:r>
-      <w:r>
-        <w:rPr>
-          <w:rFonts w:ascii="Times New Roman" w:eastAsia="Times New Roman" w:hAnsi="Times New Roman" w:cs="Times New Roman"/>
-          <w:b/>
-          <w:bCs/>
-          <w:sz w:val="24"/>
-          <w:szCs w:val="24"/>
-          <w:lang w:val="es-AR"/>
-        </w:rPr>
-        <w:t>(Martin)</w:t>
-      </w:r>
-      <w:r>
-        <w:rPr>
-          <w:rFonts w:ascii="Times New Roman" w:eastAsia="Times New Roman" w:hAnsi="Times New Roman" w:cs="Times New Roman"/>
-          <w:b/>
-          <w:bCs/>
-          <w:sz w:val="24"/>
-          <w:szCs w:val="24"/>
-          <w:lang w:val="es-AR"/>
-        </w:rPr>
-        <w:t>:</w:t>
-      </w:r>
-    </w:p>
-    <w:p>
-      <w:pPr>
-        <w:rPr>
-          <w:rFonts w:ascii="Times New Roman" w:eastAsia="Times New Roman" w:hAnsi="Times New Roman" w:cs="Times New Roman"/>
-          <w:sz w:val="24"/>
-          <w:szCs w:val="24"/>
-          <w:lang w:val="es-AR"/>
-        </w:rPr>
-      </w:pPr>
-      <w:r>
-        <w:rPr>
-          <w:rFonts w:ascii="Times New Roman" w:eastAsia="Times New Roman" w:hAnsi="Times New Roman" w:cs="Times New Roman"/>
-          <w:b/>
-          <w:bCs/>
-          <w:sz w:val="24"/>
-          <w:szCs w:val="24"/>
-          <w:lang w:val="es-AR"/>
-        </w:rPr>
-        <w:t xml:space="preserve">- </w:t>
-      </w:r>
-      <w:r>
-        <w:rPr>
-          <w:rFonts w:ascii="Times New Roman" w:eastAsia="Times New Roman" w:hAnsi="Times New Roman" w:cs="Times New Roman"/>
-          <w:sz w:val="24"/>
-          <w:szCs w:val="24"/>
-          <w:lang w:val="es-AR"/>
-        </w:rPr>
-        <w:t xml:space="preserve">Validar/unir los cambios en el </w:t>
-      </w:r>
-      <w:proofErr w:type="spellStart"/>
-      <w:r>
-        <w:rPr>
-          <w:rFonts w:ascii="Times New Roman" w:eastAsia="Times New Roman" w:hAnsi="Times New Roman" w:cs="Times New Roman"/>
-          <w:sz w:val="24"/>
-          <w:szCs w:val="24"/>
-          <w:lang w:val="es-AR"/>
-        </w:rPr>
-        <w:t>main</w:t>
-      </w:r>
-      <w:proofErr w:type="spellEnd"/>
-      <w:r>
-        <w:rPr>
-          <w:rFonts w:ascii="Times New Roman" w:eastAsia="Times New Roman" w:hAnsi="Times New Roman" w:cs="Times New Roman"/>
-          <w:sz w:val="24"/>
-          <w:szCs w:val="24"/>
-          <w:lang w:val="es-AR"/>
-        </w:rPr>
-        <w:t>.</w:t>
-      </w:r>
-    </w:p>
-    <w:p>
-      <w:pPr>
-        <w:rPr>
-          <w:rFonts w:ascii="Times New Roman" w:eastAsia="Times New Roman" w:hAnsi="Times New Roman" w:cs="Times New Roman"/>
-          <w:sz w:val="24"/>
-          <w:szCs w:val="24"/>
-          <w:lang w:val="es-AR"/>
-        </w:rPr>
-      </w:pPr>
-      <w:r>
-        <w:rPr>
-          <w:rFonts w:ascii="Times New Roman" w:eastAsia="Times New Roman" w:hAnsi="Times New Roman" w:cs="Times New Roman"/>
-          <w:sz w:val="24"/>
-          <w:szCs w:val="24"/>
-          <w:lang w:val="es-AR"/>
-        </w:rPr>
-        <w:t xml:space="preserve">- </w:t>
-      </w:r>
-      <w:r>
-        <w:rPr>
-          <w:rFonts w:ascii="Times New Roman" w:eastAsia="Times New Roman" w:hAnsi="Times New Roman" w:cs="Times New Roman"/>
-          <w:sz w:val="24"/>
-          <w:szCs w:val="24"/>
-          <w:lang w:val="es-AR"/>
-        </w:rPr>
-        <w:t xml:space="preserve">Terminar el </w:t>
-      </w:r>
-      <w:proofErr w:type="spellStart"/>
-      <w:r>
-        <w:rPr>
-          <w:rFonts w:ascii="Times New Roman" w:eastAsia="Times New Roman" w:hAnsi="Times New Roman" w:cs="Times New Roman"/>
-          <w:sz w:val="24"/>
-          <w:szCs w:val="24"/>
-          <w:lang w:val="es-AR"/>
-        </w:rPr>
-        <w:t>main</w:t>
-      </w:r>
-      <w:proofErr w:type="spellEnd"/>
-      <w:r>
-        <w:rPr>
-          <w:rFonts w:ascii="Times New Roman" w:eastAsia="Times New Roman" w:hAnsi="Times New Roman" w:cs="Times New Roman"/>
-          <w:sz w:val="24"/>
-          <w:szCs w:val="24"/>
-          <w:lang w:val="es-AR"/>
-        </w:rPr>
-        <w:t xml:space="preserve"> de descarga unido (solo el de datos, no imágenes).</w:t>
-      </w:r>
-    </w:p>
-    <w:p>
-      <w:pPr>
-        <w:rPr>
-          <w:rFonts w:ascii="Times New Roman" w:eastAsia="Times New Roman" w:hAnsi="Times New Roman" w:cs="Times New Roman"/>
-          <w:b/>
-          <w:bCs/>
-          <w:sz w:val="24"/>
-          <w:szCs w:val="24"/>
-          <w:lang w:val="es-AR"/>
-        </w:rPr>
-      </w:pPr>
-      <w:r>
-        <w:rPr>
-          <w:rFonts w:ascii="Times New Roman" w:eastAsia="Times New Roman" w:hAnsi="Times New Roman" w:cs="Times New Roman"/>
-          <w:b/>
-          <w:bCs/>
-          <w:sz w:val="24"/>
-          <w:szCs w:val="24"/>
-          <w:lang w:val="es-AR"/>
-        </w:rPr>
-        <w:t xml:space="preserve">5. </w:t>
-      </w:r>
-      <w:r>
-        <w:rPr>
-          <w:rFonts w:ascii="Times New Roman" w:eastAsia="Times New Roman" w:hAnsi="Times New Roman" w:cs="Times New Roman"/>
-          <w:b/>
-          <w:bCs/>
-          <w:sz w:val="24"/>
-          <w:szCs w:val="24"/>
-          <w:lang w:val="es-AR"/>
-        </w:rPr>
-        <w:t>Creación</w:t>
-      </w:r>
-      <w:r>
-        <w:rPr>
-          <w:rFonts w:ascii="Times New Roman" w:eastAsia="Times New Roman" w:hAnsi="Times New Roman" w:cs="Times New Roman"/>
-          <w:b/>
-          <w:bCs/>
-          <w:sz w:val="24"/>
-          <w:szCs w:val="24"/>
-          <w:lang w:val="es-AR"/>
-        </w:rPr>
-        <w:t xml:space="preserve"> de la base de datos (Martin):</w:t>
-      </w:r>
-    </w:p>
-    <w:p>
-      <w:pPr>
-        <w:rPr>
-          <w:rFonts w:ascii="Times New Roman" w:eastAsia="Times New Roman" w:hAnsi="Times New Roman" w:cs="Times New Roman"/>
-          <w:sz w:val="24"/>
-          <w:szCs w:val="24"/>
-          <w:lang w:val="es-AR"/>
-        </w:rPr>
-      </w:pPr>
-      <w:r>
-        <w:rPr>
-          <w:rFonts w:ascii="Times New Roman" w:eastAsia="Times New Roman" w:hAnsi="Times New Roman" w:cs="Times New Roman"/>
-          <w:b/>
-          <w:bCs/>
-          <w:sz w:val="24"/>
-          <w:szCs w:val="24"/>
-          <w:lang w:val="es-AR"/>
-        </w:rPr>
-        <w:t xml:space="preserve">- </w:t>
-      </w:r>
-      <w:r>
-        <w:rPr>
-          <w:rFonts w:ascii="Times New Roman" w:eastAsia="Times New Roman" w:hAnsi="Times New Roman" w:cs="Times New Roman"/>
-          <w:sz w:val="24"/>
-          <w:szCs w:val="24"/>
-          <w:lang w:val="es-AR"/>
-        </w:rPr>
-        <w:t>Creación</w:t>
-      </w:r>
-      <w:r>
-        <w:rPr>
-          <w:rFonts w:ascii="Times New Roman" w:eastAsia="Times New Roman" w:hAnsi="Times New Roman" w:cs="Times New Roman"/>
-          <w:sz w:val="24"/>
-          <w:szCs w:val="24"/>
-          <w:lang w:val="es-AR"/>
-        </w:rPr>
-        <w:t xml:space="preserve"> del diseño de la base de datos.</w:t>
-      </w:r>
-    </w:p>
-    <w:p>
-      <w:pPr>
-        <w:rPr>
-          <w:rFonts w:ascii="Times New Roman" w:eastAsia="Times New Roman" w:hAnsi="Times New Roman" w:cs="Times New Roman"/>
-          <w:sz w:val="24"/>
-          <w:szCs w:val="24"/>
-          <w:lang w:val="es-AR"/>
-        </w:rPr>
-      </w:pPr>
-      <w:r>
-        <w:rPr>
-          <w:rFonts w:ascii="Times New Roman" w:eastAsia="Times New Roman" w:hAnsi="Times New Roman" w:cs="Times New Roman"/>
-          <w:sz w:val="24"/>
-          <w:szCs w:val="24"/>
-          <w:lang w:val="es-AR"/>
-        </w:rPr>
-        <w:t xml:space="preserve">- Generar las relaciones entre distintos </w:t>
-      </w:r>
-      <w:proofErr w:type="spellStart"/>
-      <w:r>
-        <w:rPr>
-          <w:rFonts w:ascii="Times New Roman" w:eastAsia="Times New Roman" w:hAnsi="Times New Roman" w:cs="Times New Roman"/>
-          <w:sz w:val="24"/>
-          <w:szCs w:val="24"/>
-          <w:lang w:val="es-AR"/>
-        </w:rPr>
-        <w:t>datasets</w:t>
-      </w:r>
-      <w:proofErr w:type="spellEnd"/>
-      <w:r>
-        <w:rPr>
-          <w:rFonts w:ascii="Times New Roman" w:eastAsia="Times New Roman" w:hAnsi="Times New Roman" w:cs="Times New Roman"/>
-          <w:sz w:val="24"/>
-          <w:szCs w:val="24"/>
-          <w:lang w:val="es-AR"/>
-        </w:rPr>
-        <w:t>. Si se puede, unir los datos.</w:t>
-      </w:r>
-    </w:p>
-    <w:p>
-      <w:pPr>
-        <w:rPr>
-          <w:rFonts w:ascii="Times New Roman" w:eastAsia="Times New Roman" w:hAnsi="Times New Roman" w:cs="Times New Roman"/>
-          <w:sz w:val="24"/>
-          <w:szCs w:val="24"/>
-          <w:lang w:val="es-AR"/>
-        </w:rPr>
-      </w:pPr>
-      <w:r>
-        <w:rPr>
-          <w:rFonts w:ascii="Times New Roman" w:eastAsia="Times New Roman" w:hAnsi="Times New Roman" w:cs="Times New Roman"/>
-          <w:sz w:val="24"/>
-          <w:szCs w:val="24"/>
-          <w:lang w:val="es-AR"/>
-        </w:rPr>
-        <w:t>- Relacionarlo con la parte de las descargas</w:t>
-      </w:r>
-    </w:p>
-    <w:p>
-      <w:pPr>
-        <w:rPr>
-          <w:rFonts w:ascii="Times New Roman" w:eastAsia="Times New Roman" w:hAnsi="Times New Roman" w:cs="Times New Roman"/>
-          <w:b/>
-          <w:bCs/>
-          <w:sz w:val="24"/>
-          <w:szCs w:val="24"/>
-          <w:lang w:val="es-AR"/>
-        </w:rPr>
-      </w:pPr>
-      <w:r>
-        <w:rPr>
-          <w:rFonts w:ascii="Times New Roman" w:eastAsia="Times New Roman" w:hAnsi="Times New Roman" w:cs="Times New Roman"/>
-          <w:b/>
-          <w:bCs/>
-          <w:sz w:val="24"/>
-          <w:szCs w:val="24"/>
-          <w:lang w:val="es-AR"/>
-        </w:rPr>
-        <w:t>6</w:t>
-      </w:r>
-      <w:r>
-        <w:rPr>
-          <w:rFonts w:ascii="Times New Roman" w:eastAsia="Times New Roman" w:hAnsi="Times New Roman" w:cs="Times New Roman"/>
-          <w:b/>
-          <w:bCs/>
-          <w:sz w:val="24"/>
-          <w:szCs w:val="24"/>
-          <w:lang w:val="es-AR"/>
-        </w:rPr>
-        <w:t>.</w:t>
-      </w:r>
-      <w:r>
-        <w:rPr>
-          <w:rFonts w:ascii="Times New Roman" w:eastAsia="Times New Roman" w:hAnsi="Times New Roman" w:cs="Times New Roman"/>
-          <w:b/>
-          <w:bCs/>
-          <w:sz w:val="24"/>
-          <w:szCs w:val="24"/>
-          <w:lang w:val="es-AR"/>
-        </w:rPr>
-        <w:t xml:space="preserve"> PARA EL FINAL:</w:t>
-      </w:r>
-      <w:r>
-        <w:rPr>
-          <w:rFonts w:ascii="Times New Roman" w:eastAsia="Times New Roman" w:hAnsi="Times New Roman" w:cs="Times New Roman"/>
-          <w:b/>
-          <w:bCs/>
-          <w:sz w:val="24"/>
-          <w:szCs w:val="24"/>
-          <w:lang w:val="es-AR"/>
-        </w:rPr>
-        <w:t xml:space="preserve"> Mockup de la web/mapa interactivo</w:t>
-      </w:r>
-      <w:r>
-        <w:rPr>
-          <w:rFonts w:ascii="Times New Roman" w:eastAsia="Times New Roman" w:hAnsi="Times New Roman" w:cs="Times New Roman"/>
-          <w:b/>
-          <w:bCs/>
-          <w:sz w:val="24"/>
-          <w:szCs w:val="24"/>
-          <w:lang w:val="es-AR"/>
-        </w:rPr>
-        <w:t>:</w:t>
-      </w:r>
-      <w:r>
-        <w:rPr>
-          <w:rFonts w:ascii="Times New Roman" w:eastAsia="Times New Roman" w:hAnsi="Times New Roman" w:cs="Times New Roman"/>
-          <w:b/>
-          <w:bCs/>
-          <w:sz w:val="24"/>
-          <w:szCs w:val="24"/>
-          <w:lang w:val="es-AR"/>
-        </w:rPr>
-        <w:t xml:space="preserve"> </w:t>
-      </w:r>
-      <w:r>
-        <w:rPr>
-          <w:rFonts w:ascii="Times New Roman" w:eastAsia="Times New Roman" w:hAnsi="Times New Roman" w:cs="Times New Roman"/>
-          <w:b/>
-          <w:bCs/>
-          <w:sz w:val="24"/>
-          <w:szCs w:val="24"/>
-          <w:highlight w:val="yellow"/>
-          <w:lang w:val="es-AR"/>
-        </w:rPr>
-        <w:t>(---)</w:t>
-      </w:r>
-    </w:p>
-    <w:p>
-      <w:pPr>
-        <w:rPr>
-          <w:rFonts w:ascii="Times New Roman" w:eastAsia="Times New Roman" w:hAnsi="Times New Roman" w:cs="Times New Roman"/>
-          <w:sz w:val="24"/>
-          <w:szCs w:val="24"/>
-          <w:lang w:val="es-AR"/>
-        </w:rPr>
-      </w:pPr>
-      <w:r>
-        <w:rPr>
-          <w:rFonts w:ascii="Times New Roman" w:eastAsia="Times New Roman" w:hAnsi="Times New Roman" w:cs="Times New Roman"/>
-          <w:b/>
-          <w:bCs/>
-          <w:sz w:val="24"/>
-          <w:szCs w:val="24"/>
-          <w:lang w:val="es-AR"/>
-        </w:rPr>
-        <w:t>-</w:t>
-      </w:r>
-      <w:r>
-        <w:rPr>
-          <w:rFonts w:ascii="Times New Roman" w:eastAsia="Times New Roman" w:hAnsi="Times New Roman" w:cs="Times New Roman"/>
-          <w:sz w:val="24"/>
-          <w:szCs w:val="24"/>
-          <w:lang w:val="es-AR"/>
-        </w:rPr>
-        <w:t xml:space="preserve"> Generar el mockup del mapa interactivo con sus distintas funcionalidades.</w:t>
-      </w:r>
-    </w:p>
-    <w:p>
-      <w:pPr>
-        <w:rPr>
-          <w:rFonts w:ascii="Times New Roman" w:eastAsia="Times New Roman" w:hAnsi="Times New Roman" w:cs="Times New Roman"/>
-          <w:b/>
-          <w:bCs/>
-          <w:sz w:val="24"/>
-          <w:szCs w:val="24"/>
-          <w:lang w:val="es-AR"/>
-        </w:rPr>
-      </w:pPr>
-      <w:r>
-        <w:rPr>
-          <w:rFonts w:ascii="Times New Roman" w:eastAsia="Times New Roman" w:hAnsi="Times New Roman" w:cs="Times New Roman"/>
-          <w:b/>
-          <w:bCs/>
-          <w:sz w:val="24"/>
-          <w:szCs w:val="24"/>
-          <w:lang w:val="es-AR"/>
-        </w:rPr>
-        <w:t>7</w:t>
-      </w:r>
-      <w:r>
-        <w:rPr>
-          <w:rFonts w:ascii="Times New Roman" w:eastAsia="Times New Roman" w:hAnsi="Times New Roman" w:cs="Times New Roman"/>
-          <w:b/>
-          <w:bCs/>
-          <w:sz w:val="24"/>
-          <w:szCs w:val="24"/>
-          <w:lang w:val="es-AR"/>
-        </w:rPr>
-        <w:t xml:space="preserve">. </w:t>
-      </w:r>
-      <w:r>
-        <w:rPr>
-          <w:rFonts w:ascii="Times New Roman" w:eastAsia="Times New Roman" w:hAnsi="Times New Roman" w:cs="Times New Roman"/>
-          <w:b/>
-          <w:bCs/>
-          <w:sz w:val="24"/>
-          <w:szCs w:val="24"/>
-          <w:lang w:val="es-AR"/>
-        </w:rPr>
-        <w:t>TAREA PARA EL FINAL</w:t>
-      </w:r>
-      <w:r>
-        <w:rPr>
-          <w:rFonts w:ascii="Times New Roman" w:eastAsia="Times New Roman" w:hAnsi="Times New Roman" w:cs="Times New Roman"/>
-          <w:b/>
-          <w:bCs/>
-          <w:sz w:val="24"/>
-          <w:szCs w:val="24"/>
-          <w:lang w:val="es-AR"/>
-        </w:rPr>
-        <w:t xml:space="preserve">: Conexión </w:t>
-      </w:r>
-      <w:r>
-        <w:rPr>
-          <w:rFonts w:ascii="Times New Roman" w:eastAsia="Times New Roman" w:hAnsi="Times New Roman" w:cs="Times New Roman"/>
-          <w:b/>
-          <w:bCs/>
-          <w:sz w:val="24"/>
-          <w:szCs w:val="24"/>
-          <w:lang w:val="es-AR"/>
-        </w:rPr>
-        <w:t>C</w:t>
-      </w:r>
-      <w:r>
-        <w:rPr>
-          <w:rFonts w:ascii="Times New Roman" w:eastAsia="Times New Roman" w:hAnsi="Times New Roman" w:cs="Times New Roman"/>
-          <w:b/>
-          <w:bCs/>
-          <w:sz w:val="24"/>
-          <w:szCs w:val="24"/>
-          <w:lang w:val="es-AR"/>
-        </w:rPr>
-        <w:t>on Lorca</w:t>
-      </w:r>
-    </w:p>
-    <w:p>
-      <w:pPr>
-        <w:rPr>
-          <w:rFonts w:ascii="Times New Roman" w:eastAsia="Times New Roman" w:hAnsi="Times New Roman" w:cs="Times New Roman"/>
-          <w:sz w:val="24"/>
-          <w:szCs w:val="24"/>
-          <w:lang w:val="es-AR"/>
-        </w:rPr>
-      </w:pPr>
-      <w:r>
-        <w:rPr>
-          <w:rFonts w:ascii="Times New Roman" w:eastAsia="Times New Roman" w:hAnsi="Times New Roman" w:cs="Times New Roman"/>
-          <w:b/>
-          <w:bCs/>
-          <w:sz w:val="24"/>
-          <w:szCs w:val="24"/>
-          <w:lang w:val="es-AR"/>
-        </w:rPr>
-        <w:t>-</w:t>
-      </w:r>
-      <w:r>
-        <w:rPr>
-          <w:rFonts w:ascii="Times New Roman" w:eastAsia="Times New Roman" w:hAnsi="Times New Roman" w:cs="Times New Roman"/>
-          <w:sz w:val="24"/>
-          <w:szCs w:val="24"/>
-          <w:lang w:val="es-AR"/>
-        </w:rPr>
-        <w:t xml:space="preserve"> Conexión con LORCA establecida, y creación de carpeta.</w:t>
-      </w:r>
-    </w:p>
-    <w:p>
-      <w:pPr>
-        <w:rPr>
-          <w:rFonts w:ascii="Times New Roman" w:eastAsia="Times New Roman" w:hAnsi="Times New Roman" w:cs="Times New Roman"/>
-          <w:sz w:val="24"/>
-          <w:szCs w:val="24"/>
-          <w:lang w:val="es-AR"/>
-        </w:rPr>
-      </w:pPr>
-      <w:r>
-        <w:rPr>
-          <w:rFonts w:ascii="Times New Roman" w:eastAsia="Times New Roman" w:hAnsi="Times New Roman" w:cs="Times New Roman"/>
-          <w:sz w:val="24"/>
-          <w:szCs w:val="24"/>
-          <w:lang w:val="es-AR"/>
-        </w:rPr>
-        <w:t>- Guardar</w:t>
-      </w:r>
-      <w:r>
-        <w:rPr>
-          <w:rFonts w:ascii="Times New Roman" w:eastAsia="Times New Roman" w:hAnsi="Times New Roman" w:cs="Times New Roman"/>
-          <w:sz w:val="24"/>
-          <w:szCs w:val="24"/>
-          <w:lang w:val="es-AR"/>
-        </w:rPr>
-        <w:t xml:space="preserve">/pasar archivos de local a </w:t>
-      </w:r>
-      <w:proofErr w:type="spellStart"/>
-      <w:r>
-        <w:rPr>
-          <w:rFonts w:ascii="Times New Roman" w:eastAsia="Times New Roman" w:hAnsi="Times New Roman" w:cs="Times New Roman"/>
-          <w:sz w:val="24"/>
-          <w:szCs w:val="24"/>
-          <w:lang w:val="es-AR"/>
-        </w:rPr>
-        <w:t>lorca</w:t>
-      </w:r>
-      <w:proofErr w:type="spellEnd"/>
-    </w:p>
-    <w:p>
-      <w:pPr>
-        <w:rPr>
-          <w:rFonts w:ascii="Times New Roman" w:hAnsi="Times New Roman" w:cs="Times New Roman"/>
-          <w:sz w:val="24"/>
-          <w:szCs w:val="24"/>
-        </w:rPr>
-      </w:pPr>
-    </w:p>
-    <w:p>
-      <w:pPr>
-        <w:rPr>
-          <w:rFonts w:ascii="Times New Roman" w:hAnsi="Times New Roman" w:cs="Times New Roman"/>
-          <w:sz w:val="24"/>
-          <w:szCs w:val="24"/>
-        </w:rPr>
-      </w:pPr>
-      <w:r>
-        <w:rPr>
-          <w:rFonts w:ascii="Times New Roman" w:hAnsi="Times New Roman" w:cs="Times New Roman"/>
-          <w:sz w:val="24"/>
-          <w:szCs w:val="24"/>
-        </w:rPr>
-        <w:t>Sprint 4: Integración con Docker</w:t>
-      </w:r>
-    </w:p>
-    <w:p>
-      <w:pPr>
-        <w:rPr>
-          <w:rFonts w:ascii="Times New Roman" w:hAnsi="Times New Roman" w:cs="Times New Roman"/>
-          <w:sz w:val="24"/>
-          <w:szCs w:val="24"/>
-        </w:rPr>
-      </w:pPr>
-      <w:r>
-        <w:rPr>
-          <w:rFonts w:ascii="Times New Roman" w:hAnsi="Times New Roman" w:cs="Times New Roman"/>
-          <w:sz w:val="24"/>
-          <w:szCs w:val="24"/>
-        </w:rPr>
-        <w:t xml:space="preserve">• Diseñar la estrategia de </w:t>
-      </w:r>
-      <w:proofErr w:type="spellStart"/>
-      <w:r>
-        <w:rPr>
-          <w:rFonts w:ascii="Times New Roman" w:hAnsi="Times New Roman" w:cs="Times New Roman"/>
-          <w:sz w:val="24"/>
-          <w:szCs w:val="24"/>
-        </w:rPr>
-        <w:t>contenerización</w:t>
-      </w:r>
-      <w:proofErr w:type="spellEnd"/>
-      <w:r>
-        <w:rPr>
-          <w:rFonts w:ascii="Times New Roman" w:hAnsi="Times New Roman" w:cs="Times New Roman"/>
-          <w:sz w:val="24"/>
-          <w:szCs w:val="24"/>
-        </w:rPr>
-        <w:t xml:space="preserve"> de los pipelines. </w:t>
+        <w:t xml:space="preserve">• Diseñar el flujo ETL para integrar las distintas </w:t>
+      </w:r>
+      <w:r>
+        <w:rPr>
+          <w:rFonts w:ascii="Times New Roman" w:hAnsi="Times New Roman" w:cs="Times New Roman"/>
+          <w:sz w:val="24"/>
+          <w:szCs w:val="24"/>
+        </w:rPr>
+        <w:t>fue</w:t>
+      </w:r>
+    </w:p>
+    <w:p>
+      <w:pPr>
+        <w:rPr>
+          <w:rFonts w:ascii="Times New Roman" w:hAnsi="Times New Roman" w:cs="Times New Roman"/>
+          <w:sz w:val="24"/>
+          <w:szCs w:val="24"/>
+        </w:rPr>
+      </w:pPr>
+      <w:r>
+        <w:rPr>
+          <w:rFonts w:ascii="Times New Roman" w:hAnsi="Times New Roman" w:cs="Times New Roman"/>
+          <w:sz w:val="24"/>
+          <w:szCs w:val="24"/>
+        </w:rPr>
+        <w:t xml:space="preserve">• Diseñar la estrategia de contenerización de los pipelines. </w:t>
       </w:r>
     </w:p>
     <w:p>
@@ -2670,7 +1216,6 @@
           <w:sz w:val="24"/>
           <w:szCs w:val="24"/>
         </w:rPr>
-        <w:lastRenderedPageBreak/>
         <w:t>• Documentar dependencias y entornos de ejecución.</w:t>
       </w:r>
     </w:p>
@@ -2767,110 +1312,16 @@
   <w:comment w:id="0" w:author="Martín Otero" w:date="2025-11-12T13:14:00Z" w:initials="MO">
     <w:p>
       <w:pPr>
-        <w:pStyle w:val="Textocomentario"/>
-      </w:pPr>
-      <w:r>
-        <w:rPr>
-          <w:rStyle w:val="Refdecomentario"/>
+        <w:pStyle w:val="CommentText"/>
+      </w:pPr>
+      <w:r>
+        <w:rPr>
+          <w:rStyle w:val="CommentReference"/>
         </w:rPr>
         <w:annotationRef/>
       </w:r>
       <w:r>
         <w:t>docker</w:t>
-      </w:r>
-    </w:p>
-  </w:comment>
-  <w:comment w:id="1" w:author="Martín Otero" w:date="2025-11-13T17:40:00Z" w:initials="MO">
-    <w:p>
-      <w:pPr>
-        <w:pStyle w:val="Textocomentario"/>
-      </w:pPr>
-      <w:r>
-        <w:rPr>
-          <w:rStyle w:val="Refdecomentario"/>
-        </w:rPr>
-        <w:annotationRef/>
-      </w:r>
-      <w:r>
-        <w:t>Esto lo puse porque mas alla de la poblacion, Viirs no tenemos mucho mas… Y para el analisis tendremos que analizar mas digo yo.</w:t>
-      </w:r>
-    </w:p>
-  </w:comment>
-  <w:comment w:id="2" w:author="Martín Otero" w:date="2025-11-13T17:49:00Z" w:initials="MO">
-    <w:p>
-      <w:pPr>
-        <w:pStyle w:val="Textocomentario"/>
-      </w:pPr>
-      <w:r>
-        <w:rPr>
-          <w:rStyle w:val="Refdecomentario"/>
-        </w:rPr>
-        <w:annotationRef/>
-      </w:r>
-      <w:r>
-        <w:t>Lo de las rail station igualmente lo mirare yo</w:t>
-      </w:r>
-    </w:p>
-  </w:comment>
-  <w:comment w:id="3" w:author="Martín Otero" w:date="2025-11-15T13:50:00Z" w:initials="MO">
-    <w:p>
-      <w:pPr>
-        <w:pStyle w:val="Textocomentario"/>
-      </w:pPr>
-      <w:r>
-        <w:rPr>
-          <w:rStyle w:val="Refdecomentario"/>
-        </w:rPr>
-        <w:annotationRef/>
-      </w:r>
-      <w:r>
-        <w:rPr>
-          <w:noProof/>
-        </w:rPr>
-        <w:drawing>
-          <wp:inline distT="0" distB="0" distL="0" distR="0" wp14:anchorId="3CD73CF2" wp14:editId="5F13DF3F">
-            <wp:extent cx="5400040" cy="3698875"/>
-            <wp:effectExtent l="0" t="0" r="0" b="0"/>
-            <wp:docPr id="310479702" name="Imagen 1" descr="Image"/>
-            <wp:cNvGraphicFramePr>
-              <a:graphicFrameLocks xmlns:a="http://schemas.openxmlformats.org/drawingml/2006/main" noChangeAspect="1"/>
-            </wp:cNvGraphicFramePr>
-            <a:graphic xmlns:a="http://schemas.openxmlformats.org/drawingml/2006/main">
-              <a:graphicData uri="http://schemas.openxmlformats.org/drawingml/2006/picture">
-                <pic:pic xmlns:pic="http://schemas.openxmlformats.org/drawingml/2006/picture">
-                  <pic:nvPicPr>
-                    <pic:cNvPr id="310479702" name="Imagen 310479702" descr="Image"/>
-                    <pic:cNvPicPr/>
-                  </pic:nvPicPr>
-                  <pic:blipFill>
-                    <a:blip r:embed="rId1">
-                      <a:extLst>
-                        <a:ext uri="{28A0092B-C50C-407E-A947-70E740481C1C}">
-                          <a14:useLocalDpi xmlns:a14="http://schemas.microsoft.com/office/drawing/2010/main" val="0"/>
-                        </a:ext>
-                      </a:extLst>
-                    </a:blip>
-                    <a:stretch>
-                      <a:fillRect/>
-                    </a:stretch>
-                  </pic:blipFill>
-                  <pic:spPr>
-                    <a:xfrm>
-                      <a:off x="0" y="0"/>
-                      <a:ext cx="5400040" cy="3698875"/>
-                    </a:xfrm>
-                    <a:prstGeom prst="rect">
-                      <a:avLst/>
-                    </a:prstGeom>
-                  </pic:spPr>
-                </pic:pic>
-              </a:graphicData>
-            </a:graphic>
-          </wp:inline>
-        </w:drawing>
-      </w:r>
-      <w:r>
-        <w:t xml:space="preserve"> vi esto por si les interesa</w:t>
       </w:r>
     </w:p>
   </w:comment>
@@ -2880,27 +1331,18 @@
 <file path=word/commentsExtended.xml><?xml version="1.0" encoding="utf-8"?>
 <w15:commentsEx xmlns:wpc="http://schemas.microsoft.com/office/word/2010/wordprocessingCanvas" xmlns:cx="http://schemas.microsoft.com/office/drawing/2014/chartex" xmlns:cx1="http://schemas.microsoft.com/office/drawing/2015/9/8/chartex" xmlns:cx2="http://schemas.microsoft.com/office/drawing/2015/10/21/chartex" xmlns:cx3="http://schemas.microsoft.com/office/drawing/2016/5/9/chartex" xmlns:cx4="http://schemas.microsoft.com/office/drawing/2016/5/10/chartex" xmlns:cx5="http://schemas.microsoft.com/office/drawing/2016/5/11/chartex" xmlns:cx6="http://schemas.microsoft.com/office/drawing/2016/5/12/chartex" xmlns:cx7="http://schemas.microsoft.com/office/drawing/2016/5/13/chartex" xmlns:cx8="http://schemas.microsoft.com/office/drawing/2016/5/14/chartex" xmlns:mc="http://schemas.openxmlformats.org/markup-compatibility/2006" xmlns:aink="http://schemas.microsoft.com/office/drawing/2016/ink" xmlns:am3d="http://schemas.microsoft.com/office/drawing/2017/model3d" xmlns:o="urn:schemas-microsoft-com:office:office" xmlns:oel="http://schemas.microsoft.com/office/2019/extlst" xmlns:r="http://schemas.openxmlformats.org/officeDocument/2006/relationships" xmlns:m="http://schemas.openxmlformats.org/officeDocument/2006/math" xmlns:v="urn:schemas-microsoft-com:vml" xmlns:wp14="http://schemas.microsoft.com/office/word/2010/wordprocessingDrawing" xmlns:wp="http://schemas.openxmlformats.org/drawingml/2006/wordprocessingDrawing" xmlns:w10="urn:schemas-microsoft-com:office:word" xmlns:w="http://schemas.openxmlformats.org/wordprocessingml/2006/main" xmlns:w14="http://schemas.microsoft.com/office/word/2010/wordml" xmlns:w15="http://schemas.microsoft.com/office/word/2012/wordml" xmlns:w16cex="http://schemas.microsoft.com/office/word/2018/wordml/cex" xmlns:w16cid="http://schemas.microsoft.com/office/word/2016/wordml/cid" xmlns:w16="http://schemas.microsoft.com/office/word/2018/wordml" xmlns:w16du="http://schemas.microsoft.com/office/word/2023/wordml/word16du" xmlns:w16sdtdh="http://schemas.microsoft.com/office/word/2020/wordml/sdtdatahash" xmlns:w16sdtfl="http://schemas.microsoft.com/office/word/2024/wordml/sdtformatlock" xmlns:w16se="http://schemas.microsoft.com/office/word/2015/wordml/symex" xmlns:wpg="http://schemas.microsoft.com/office/word/2010/wordprocessingGroup" xmlns:wpi="http://schemas.microsoft.com/office/word/2010/wordprocessingInk" xmlns:wne="http://schemas.microsoft.com/office/word/2006/wordml" xmlns:wps="http://schemas.microsoft.com/office/word/2010/wordprocessingShape" mc:Ignorable="w14 w15 w16se w16cid w16 w16cex w16sdtdh w16sdtfl w16du wp14">
   <w15:commentEx w15:paraId="7E5B2845" w15:done="0"/>
-  <w15:commentEx w15:paraId="00152071" w15:done="0"/>
-  <w15:commentEx w15:paraId="3E219EC8" w15:paraIdParent="00152071" w15:done="0"/>
-  <w15:commentEx w15:paraId="33FDEDBC" w15:paraIdParent="00152071" w15:done="0"/>
 </w15:commentsEx>
 </file>
 
 <file path=word/commentsExtensible.xml><?xml version="1.0" encoding="utf-8"?>
 <w16cex:commentsExtensible xmlns:wpc="http://schemas.microsoft.com/office/word/2010/wordprocessingCanvas" xmlns:cx="http://schemas.microsoft.com/office/drawing/2014/chartex" xmlns:cx1="http://schemas.microsoft.com/office/drawing/2015/9/8/chartex" xmlns:cx2="http://schemas.microsoft.com/office/drawing/2015/10/21/chartex" xmlns:cx3="http://schemas.microsoft.com/office/drawing/2016/5/9/chartex" xmlns:cx4="http://schemas.microsoft.com/office/drawing/2016/5/10/chartex" xmlns:cx5="http://schemas.microsoft.com/office/drawing/2016/5/11/chartex" xmlns:cx6="http://schemas.microsoft.com/office/drawing/2016/5/12/chartex" xmlns:cx7="http://schemas.microsoft.com/office/drawing/2016/5/13/chartex" xmlns:cx8="http://schemas.microsoft.com/office/drawing/2016/5/14/chartex" xmlns:cr="http://schemas.microsoft.com/office/comments/2020/reactions" xmlns:mc="http://schemas.openxmlformats.org/markup-compatibility/2006" xmlns:aink="http://schemas.microsoft.com/office/drawing/2016/ink" xmlns:am3d="http://schemas.microsoft.com/office/drawing/2017/model3d" xmlns:o="urn:schemas-microsoft-com:office:office" xmlns:oel="http://schemas.microsoft.com/office/2019/extlst" xmlns:r="http://schemas.openxmlformats.org/officeDocument/2006/relationships" xmlns:m="http://schemas.openxmlformats.org/officeDocument/2006/math" xmlns:v="urn:schemas-microsoft-com:vml" xmlns:wp14="http://schemas.microsoft.com/office/word/2010/wordprocessingDrawing" xmlns:wp="http://schemas.openxmlformats.org/drawingml/2006/wordprocessingDrawing" xmlns:w10="urn:schemas-microsoft-com:office:word" xmlns:w="http://schemas.openxmlformats.org/wordprocessingml/2006/main" xmlns:w14="http://schemas.microsoft.com/office/word/2010/wordml" xmlns:w15="http://schemas.microsoft.com/office/word/2012/wordml" xmlns:w16cex="http://schemas.microsoft.com/office/word/2018/wordml/cex" xmlns:w16cid="http://schemas.microsoft.com/office/word/2016/wordml/cid" xmlns:w16="http://schemas.microsoft.com/office/word/2018/wordml" xmlns:w16du="http://schemas.microsoft.com/office/word/2023/wordml/word16du" xmlns:w16sdtdh="http://schemas.microsoft.com/office/word/2020/wordml/sdtdatahash" xmlns:w16sdtfl="http://schemas.microsoft.com/office/word/2024/wordml/sdtformatlock" xmlns:w16se="http://schemas.microsoft.com/office/word/2015/wordml/symex" xmlns:wpg="http://schemas.microsoft.com/office/word/2010/wordprocessingGroup" xmlns:wpi="http://schemas.microsoft.com/office/word/2010/wordprocessingInk" xmlns:wne="http://schemas.microsoft.com/office/word/2006/wordml" xmlns:wps="http://schemas.microsoft.com/office/word/2010/wordprocessingShape" mc:Ignorable="w14 w15 w16se w16cid w16 w16cex w16sdtdh w16sdtfl cr w16du wp14">
   <w16cex:commentExtensible w16cex:durableId="0563E7EF" w16cex:dateUtc="2025-11-12T12:14:00Z"/>
-  <w16cex:commentExtensible w16cex:durableId="297A6AAB" w16cex:dateUtc="2025-11-13T16:40:00Z"/>
-  <w16cex:commentExtensible w16cex:durableId="5ECE6EFD" w16cex:dateUtc="2025-11-13T16:49:00Z"/>
-  <w16cex:commentExtensible w16cex:durableId="0F381AC6" w16cex:dateUtc="2025-11-15T12:50:00Z"/>
 </w16cex:commentsExtensible>
 </file>
 
 <file path=word/commentsIds.xml><?xml version="1.0" encoding="utf-8"?>
 <w16cid:commentsIds xmlns:wpc="http://schemas.microsoft.com/office/word/2010/wordprocessingCanvas" xmlns:cx="http://schemas.microsoft.com/office/drawing/2014/chartex" xmlns:cx1="http://schemas.microsoft.com/office/drawing/2015/9/8/chartex" xmlns:cx2="http://schemas.microsoft.com/office/drawing/2015/10/21/chartex" xmlns:cx3="http://schemas.microsoft.com/office/drawing/2016/5/9/chartex" xmlns:cx4="http://schemas.microsoft.com/office/drawing/2016/5/10/chartex" xmlns:cx5="http://schemas.microsoft.com/office/drawing/2016/5/11/chartex" xmlns:cx6="http://schemas.microsoft.com/office/drawing/2016/5/12/chartex" xmlns:cx7="http://schemas.microsoft.com/office/drawing/2016/5/13/chartex" xmlns:cx8="http://schemas.microsoft.com/office/drawing/2016/5/14/chartex" xmlns:mc="http://schemas.openxmlformats.org/markup-compatibility/2006" xmlns:aink="http://schemas.microsoft.com/office/drawing/2016/ink" xmlns:am3d="http://schemas.microsoft.com/office/drawing/2017/model3d" xmlns:o="urn:schemas-microsoft-com:office:office" xmlns:oel="http://schemas.microsoft.com/office/2019/extlst" xmlns:r="http://schemas.openxmlformats.org/officeDocument/2006/relationships" xmlns:m="http://schemas.openxmlformats.org/officeDocument/2006/math" xmlns:v="urn:schemas-microsoft-com:vml" xmlns:wp14="http://schemas.microsoft.com/office/word/2010/wordprocessingDrawing" xmlns:wp="http://schemas.openxmlformats.org/drawingml/2006/wordprocessingDrawing" xmlns:w10="urn:schemas-microsoft-com:office:word" xmlns:w="http://schemas.openxmlformats.org/wordprocessingml/2006/main" xmlns:w14="http://schemas.microsoft.com/office/word/2010/wordml" xmlns:w15="http://schemas.microsoft.com/office/word/2012/wordml" xmlns:w16cex="http://schemas.microsoft.com/office/word/2018/wordml/cex" xmlns:w16cid="http://schemas.microsoft.com/office/word/2016/wordml/cid" xmlns:w16="http://schemas.microsoft.com/office/word/2018/wordml" xmlns:w16du="http://schemas.microsoft.com/office/word/2023/wordml/word16du" xmlns:w16sdtdh="http://schemas.microsoft.com/office/word/2020/wordml/sdtdatahash" xmlns:w16sdtfl="http://schemas.microsoft.com/office/word/2024/wordml/sdtformatlock" xmlns:w16se="http://schemas.microsoft.com/office/word/2015/wordml/symex" xmlns:wpg="http://schemas.microsoft.com/office/word/2010/wordprocessingGroup" xmlns:wpi="http://schemas.microsoft.com/office/word/2010/wordprocessingInk" xmlns:wne="http://schemas.microsoft.com/office/word/2006/wordml" xmlns:wps="http://schemas.microsoft.com/office/word/2010/wordprocessingShape" mc:Ignorable="w14 w15 w16se w16cid w16 w16cex w16sdtdh w16sdtfl w16du wp14">
   <w16cid:commentId w16cid:paraId="7E5B2845" w16cid:durableId="0563E7EF"/>
-  <w16cid:commentId w16cid:paraId="00152071" w16cid:durableId="297A6AAB"/>
-  <w16cid:commentId w16cid:paraId="3E219EC8" w16cid:durableId="5ECE6EFD"/>
-  <w16cid:commentId w16cid:paraId="33FDEDBC" w16cid:durableId="0F381AC6"/>
 </w16cid:commentsIds>
 </file>
 
@@ -4332,35 +2774,35 @@
       </w:rPr>
     </w:lvl>
   </w:abstractNum>
-  <w:num w:numId="1" w16cid:durableId="284506424">
-    <w:abstractNumId w:val="7"/>
-  </w:num>
-  <w:num w:numId="2" w16cid:durableId="532617480">
-    <w:abstractNumId w:val="4"/>
-  </w:num>
-  <w:num w:numId="3" w16cid:durableId="1236547418">
+  <w:num w:numId="1" w16cid:durableId="1236547418">
     <w:abstractNumId w:val="9"/>
   </w:num>
-  <w:num w:numId="4" w16cid:durableId="1410543460">
+  <w:num w:numId="2" w16cid:durableId="1410543460">
     <w:abstractNumId w:val="1"/>
   </w:num>
-  <w:num w:numId="5" w16cid:durableId="1474058551">
+  <w:num w:numId="3" w16cid:durableId="1418594357">
+    <w:abstractNumId w:val="8"/>
+  </w:num>
+  <w:num w:numId="4" w16cid:durableId="1474058551">
     <w:abstractNumId w:val="2"/>
   </w:num>
-  <w:num w:numId="6" w16cid:durableId="1418594357">
-    <w:abstractNumId w:val="8"/>
+  <w:num w:numId="5" w16cid:durableId="1491171314">
+    <w:abstractNumId w:val="5"/>
   </w:num>
-  <w:num w:numId="7" w16cid:durableId="464737497">
-    <w:abstractNumId w:val="0"/>
+  <w:num w:numId="6" w16cid:durableId="2013608929">
+    <w:abstractNumId w:val="6"/>
+  </w:num>
+  <w:num w:numId="7" w16cid:durableId="284506424">
+    <w:abstractNumId w:val="7"/>
   </w:num>
   <w:num w:numId="8" w16cid:durableId="34040644">
     <w:abstractNumId w:val="3"/>
   </w:num>
-  <w:num w:numId="9" w16cid:durableId="1491171314">
-    <w:abstractNumId w:val="5"/>
+  <w:num w:numId="9" w16cid:durableId="464737497">
+    <w:abstractNumId w:val="0"/>
   </w:num>
-  <w:num w:numId="10" w16cid:durableId="2013608929">
-    <w:abstractNumId w:val="6"/>
+  <w:num w:numId="10" w16cid:durableId="532617480">
+    <w:abstractNumId w:val="4"/>
   </w:num>
 </w:numbering>
 </file>
@@ -4774,11 +3216,11 @@
     <w:name w:val="Normal"/>
     <w:qFormat/>
   </w:style>
-  <w:style w:type="paragraph" w:styleId="Ttulo1">
+  <w:style w:type="paragraph" w:styleId="Heading1">
     <w:name w:val="heading 1"/>
     <w:basedOn w:val="Normal"/>
     <w:next w:val="Normal"/>
-    <w:link w:val="Ttulo1Car"/>
+    <w:link w:val="Heading1Char"/>
     <w:uiPriority w:val="9"/>
     <w:qFormat/>
     <w:rsid w:val="007A4F33"/>
@@ -4795,11 +3237,11 @@
       <w:szCs w:val="40"/>
     </w:rPr>
   </w:style>
-  <w:style w:type="paragraph" w:styleId="Ttulo2">
+  <w:style w:type="paragraph" w:styleId="Heading2">
     <w:name w:val="heading 2"/>
     <w:basedOn w:val="Normal"/>
     <w:next w:val="Normal"/>
-    <w:link w:val="Ttulo2Car"/>
+    <w:link w:val="Heading2Char"/>
     <w:uiPriority w:val="9"/>
     <w:semiHidden/>
     <w:unhideWhenUsed/>
@@ -4818,11 +3260,11 @@
       <w:szCs w:val="32"/>
     </w:rPr>
   </w:style>
-  <w:style w:type="paragraph" w:styleId="Ttulo3">
+  <w:style w:type="paragraph" w:styleId="Heading3">
     <w:name w:val="heading 3"/>
     <w:basedOn w:val="Normal"/>
     <w:next w:val="Normal"/>
-    <w:link w:val="Ttulo3Car"/>
+    <w:link w:val="Heading3Char"/>
     <w:uiPriority w:val="9"/>
     <w:semiHidden/>
     <w:unhideWhenUsed/>
@@ -4841,11 +3283,11 @@
       <w:szCs w:val="28"/>
     </w:rPr>
   </w:style>
-  <w:style w:type="paragraph" w:styleId="Ttulo4">
+  <w:style w:type="paragraph" w:styleId="Heading4">
     <w:name w:val="heading 4"/>
     <w:basedOn w:val="Normal"/>
     <w:next w:val="Normal"/>
-    <w:link w:val="Ttulo4Car"/>
+    <w:link w:val="Heading4Char"/>
     <w:uiPriority w:val="9"/>
     <w:semiHidden/>
     <w:unhideWhenUsed/>
@@ -4864,11 +3306,11 @@
       <w:color w:val="0F4761" w:themeColor="accent1" w:themeShade="BF"/>
     </w:rPr>
   </w:style>
-  <w:style w:type="paragraph" w:styleId="Ttulo5">
+  <w:style w:type="paragraph" w:styleId="Heading5">
     <w:name w:val="heading 5"/>
     <w:basedOn w:val="Normal"/>
     <w:next w:val="Normal"/>
-    <w:link w:val="Ttulo5Car"/>
+    <w:link w:val="Heading5Char"/>
     <w:uiPriority w:val="9"/>
     <w:semiHidden/>
     <w:unhideWhenUsed/>
@@ -4885,11 +3327,11 @@
       <w:color w:val="0F4761" w:themeColor="accent1" w:themeShade="BF"/>
     </w:rPr>
   </w:style>
-  <w:style w:type="paragraph" w:styleId="Ttulo6">
+  <w:style w:type="paragraph" w:styleId="Heading6">
     <w:name w:val="heading 6"/>
     <w:basedOn w:val="Normal"/>
     <w:next w:val="Normal"/>
-    <w:link w:val="Ttulo6Car"/>
+    <w:link w:val="Heading6Char"/>
     <w:uiPriority w:val="9"/>
     <w:semiHidden/>
     <w:unhideWhenUsed/>
@@ -4908,11 +3350,11 @@
       <w:color w:val="595959" w:themeColor="text1" w:themeTint="A6"/>
     </w:rPr>
   </w:style>
-  <w:style w:type="paragraph" w:styleId="Ttulo7">
+  <w:style w:type="paragraph" w:styleId="Heading7">
     <w:name w:val="heading 7"/>
     <w:basedOn w:val="Normal"/>
     <w:next w:val="Normal"/>
-    <w:link w:val="Ttulo7Car"/>
+    <w:link w:val="Heading7Char"/>
     <w:uiPriority w:val="9"/>
     <w:semiHidden/>
     <w:unhideWhenUsed/>
@@ -4929,11 +3371,11 @@
       <w:color w:val="595959" w:themeColor="text1" w:themeTint="A6"/>
     </w:rPr>
   </w:style>
-  <w:style w:type="paragraph" w:styleId="Ttulo8">
+  <w:style w:type="paragraph" w:styleId="Heading8">
     <w:name w:val="heading 8"/>
     <w:basedOn w:val="Normal"/>
     <w:next w:val="Normal"/>
-    <w:link w:val="Ttulo8Car"/>
+    <w:link w:val="Heading8Char"/>
     <w:uiPriority w:val="9"/>
     <w:semiHidden/>
     <w:unhideWhenUsed/>
@@ -4952,11 +3394,11 @@
       <w:color w:val="272727" w:themeColor="text1" w:themeTint="D8"/>
     </w:rPr>
   </w:style>
-  <w:style w:type="paragraph" w:styleId="Ttulo9">
+  <w:style w:type="paragraph" w:styleId="Heading9">
     <w:name w:val="heading 9"/>
     <w:basedOn w:val="Normal"/>
     <w:next w:val="Normal"/>
-    <w:link w:val="Ttulo9Car"/>
+    <w:link w:val="Heading9Char"/>
     <w:uiPriority w:val="9"/>
     <w:semiHidden/>
     <w:unhideWhenUsed/>
@@ -4973,13 +3415,13 @@
       <w:color w:val="272727" w:themeColor="text1" w:themeTint="D8"/>
     </w:rPr>
   </w:style>
-  <w:style w:type="character" w:default="1" w:styleId="Fuentedeprrafopredeter">
+  <w:style w:type="character" w:default="1" w:styleId="DefaultParagraphFont">
     <w:name w:val="Default Paragraph Font"/>
     <w:uiPriority w:val="1"/>
     <w:semiHidden/>
     <w:unhideWhenUsed/>
   </w:style>
-  <w:style w:type="table" w:default="1" w:styleId="Tablanormal">
+  <w:style w:type="table" w:default="1" w:styleId="TableNormal">
     <w:name w:val="Normal Table"/>
     <w:uiPriority w:val="99"/>
     <w:semiHidden/>
@@ -4994,16 +3436,16 @@
       </w:tblCellMar>
     </w:tblPr>
   </w:style>
-  <w:style w:type="numbering" w:default="1" w:styleId="Sinlista">
+  <w:style w:type="numbering" w:default="1" w:styleId="NoList">
     <w:name w:val="No List"/>
     <w:uiPriority w:val="99"/>
     <w:semiHidden/>
     <w:unhideWhenUsed/>
   </w:style>
-  <w:style w:type="character" w:customStyle="1" w:styleId="Ttulo1Car">
-    <w:name w:val="Título 1 Car"/>
-    <w:basedOn w:val="Fuentedeprrafopredeter"/>
-    <w:link w:val="Ttulo1"/>
+  <w:style w:type="character" w:customStyle="1" w:styleId="Heading1Char">
+    <w:name w:val="Heading 1 Char"/>
+    <w:basedOn w:val="DefaultParagraphFont"/>
+    <w:link w:val="Heading1"/>
     <w:uiPriority w:val="9"/>
     <w:rsid w:val="007A4F33"/>
     <w:rPr>
@@ -5013,10 +3455,10 @@
       <w:szCs w:val="40"/>
     </w:rPr>
   </w:style>
-  <w:style w:type="character" w:customStyle="1" w:styleId="Ttulo2Car">
-    <w:name w:val="Título 2 Car"/>
-    <w:basedOn w:val="Fuentedeprrafopredeter"/>
-    <w:link w:val="Ttulo2"/>
+  <w:style w:type="character" w:customStyle="1" w:styleId="Heading2Char">
+    <w:name w:val="Heading 2 Char"/>
+    <w:basedOn w:val="DefaultParagraphFont"/>
+    <w:link w:val="Heading2"/>
     <w:uiPriority w:val="9"/>
     <w:semiHidden/>
     <w:rsid w:val="007A4F33"/>
@@ -5027,10 +3469,10 @@
       <w:szCs w:val="32"/>
     </w:rPr>
   </w:style>
-  <w:style w:type="character" w:customStyle="1" w:styleId="Ttulo3Car">
-    <w:name w:val="Título 3 Car"/>
-    <w:basedOn w:val="Fuentedeprrafopredeter"/>
-    <w:link w:val="Ttulo3"/>
+  <w:style w:type="character" w:customStyle="1" w:styleId="Heading3Char">
+    <w:name w:val="Heading 3 Char"/>
+    <w:basedOn w:val="DefaultParagraphFont"/>
+    <w:link w:val="Heading3"/>
     <w:uiPriority w:val="9"/>
     <w:semiHidden/>
     <w:rsid w:val="007A4F33"/>
@@ -5041,10 +3483,10 @@
       <w:szCs w:val="28"/>
     </w:rPr>
   </w:style>
-  <w:style w:type="character" w:customStyle="1" w:styleId="Ttulo4Car">
-    <w:name w:val="Título 4 Car"/>
-    <w:basedOn w:val="Fuentedeprrafopredeter"/>
-    <w:link w:val="Ttulo4"/>
+  <w:style w:type="character" w:customStyle="1" w:styleId="Heading4Char">
+    <w:name w:val="Heading 4 Char"/>
+    <w:basedOn w:val="DefaultParagraphFont"/>
+    <w:link w:val="Heading4"/>
     <w:uiPriority w:val="9"/>
     <w:semiHidden/>
     <w:rsid w:val="007A4F33"/>
@@ -5055,10 +3497,10 @@
       <w:color w:val="0F4761" w:themeColor="accent1" w:themeShade="BF"/>
     </w:rPr>
   </w:style>
-  <w:style w:type="character" w:customStyle="1" w:styleId="Ttulo5Car">
-    <w:name w:val="Título 5 Car"/>
-    <w:basedOn w:val="Fuentedeprrafopredeter"/>
-    <w:link w:val="Ttulo5"/>
+  <w:style w:type="character" w:customStyle="1" w:styleId="Heading5Char">
+    <w:name w:val="Heading 5 Char"/>
+    <w:basedOn w:val="DefaultParagraphFont"/>
+    <w:link w:val="Heading5"/>
     <w:uiPriority w:val="9"/>
     <w:semiHidden/>
     <w:rsid w:val="007A4F33"/>
@@ -5067,10 +3509,10 @@
       <w:color w:val="0F4761" w:themeColor="accent1" w:themeShade="BF"/>
     </w:rPr>
   </w:style>
-  <w:style w:type="character" w:customStyle="1" w:styleId="Ttulo6Car">
-    <w:name w:val="Título 6 Car"/>
-    <w:basedOn w:val="Fuentedeprrafopredeter"/>
-    <w:link w:val="Ttulo6"/>
+  <w:style w:type="character" w:customStyle="1" w:styleId="Heading6Char">
+    <w:name w:val="Heading 6 Char"/>
+    <w:basedOn w:val="DefaultParagraphFont"/>
+    <w:link w:val="Heading6"/>
     <w:uiPriority w:val="9"/>
     <w:semiHidden/>
     <w:rsid w:val="007A4F33"/>
@@ -5081,10 +3523,10 @@
       <w:color w:val="595959" w:themeColor="text1" w:themeTint="A6"/>
     </w:rPr>
   </w:style>
-  <w:style w:type="character" w:customStyle="1" w:styleId="Ttulo7Car">
-    <w:name w:val="Título 7 Car"/>
-    <w:basedOn w:val="Fuentedeprrafopredeter"/>
-    <w:link w:val="Ttulo7"/>
+  <w:style w:type="character" w:customStyle="1" w:styleId="Heading7Char">
+    <w:name w:val="Heading 7 Char"/>
+    <w:basedOn w:val="DefaultParagraphFont"/>
+    <w:link w:val="Heading7"/>
     <w:uiPriority w:val="9"/>
     <w:semiHidden/>
     <w:rsid w:val="007A4F33"/>
@@ -5093,10 +3535,10 @@
       <w:color w:val="595959" w:themeColor="text1" w:themeTint="A6"/>
     </w:rPr>
   </w:style>
-  <w:style w:type="character" w:customStyle="1" w:styleId="Ttulo8Car">
-    <w:name w:val="Título 8 Car"/>
-    <w:basedOn w:val="Fuentedeprrafopredeter"/>
-    <w:link w:val="Ttulo8"/>
+  <w:style w:type="character" w:customStyle="1" w:styleId="Heading8Char">
+    <w:name w:val="Heading 8 Char"/>
+    <w:basedOn w:val="DefaultParagraphFont"/>
+    <w:link w:val="Heading8"/>
     <w:uiPriority w:val="9"/>
     <w:semiHidden/>
     <w:rsid w:val="007A4F33"/>
@@ -5107,10 +3549,10 @@
       <w:color w:val="272727" w:themeColor="text1" w:themeTint="D8"/>
     </w:rPr>
   </w:style>
-  <w:style w:type="character" w:customStyle="1" w:styleId="Ttulo9Car">
-    <w:name w:val="Título 9 Car"/>
-    <w:basedOn w:val="Fuentedeprrafopredeter"/>
-    <w:link w:val="Ttulo9"/>
+  <w:style w:type="character" w:customStyle="1" w:styleId="Heading9Char">
+    <w:name w:val="Heading 9 Char"/>
+    <w:basedOn w:val="DefaultParagraphFont"/>
+    <w:link w:val="Heading9"/>
     <w:uiPriority w:val="9"/>
     <w:semiHidden/>
     <w:rsid w:val="007A4F33"/>
@@ -5119,11 +3561,11 @@
       <w:color w:val="272727" w:themeColor="text1" w:themeTint="D8"/>
     </w:rPr>
   </w:style>
-  <w:style w:type="paragraph" w:styleId="Ttulo">
+  <w:style w:type="paragraph" w:styleId="Title">
     <w:name w:val="Title"/>
     <w:basedOn w:val="Normal"/>
     <w:next w:val="Normal"/>
-    <w:link w:val="TtuloCar"/>
+    <w:link w:val="TitleChar"/>
     <w:uiPriority w:val="10"/>
     <w:qFormat/>
     <w:rsid w:val="007A4F33"/>
@@ -5139,10 +3581,10 @@
       <w:szCs w:val="56"/>
     </w:rPr>
   </w:style>
-  <w:style w:type="character" w:customStyle="1" w:styleId="TtuloCar">
-    <w:name w:val="Título Car"/>
-    <w:basedOn w:val="Fuentedeprrafopredeter"/>
-    <w:link w:val="Ttulo"/>
+  <w:style w:type="character" w:customStyle="1" w:styleId="TitleChar">
+    <w:name w:val="Title Char"/>
+    <w:basedOn w:val="DefaultParagraphFont"/>
+    <w:link w:val="Title"/>
     <w:uiPriority w:val="10"/>
     <w:rsid w:val="007A4F33"/>
     <w:rPr>
@@ -5153,11 +3595,11 @@
       <w:szCs w:val="56"/>
     </w:rPr>
   </w:style>
-  <w:style w:type="paragraph" w:styleId="Subttulo">
+  <w:style w:type="paragraph" w:styleId="Subtitle">
     <w:name w:val="Subtitle"/>
     <w:basedOn w:val="Normal"/>
     <w:next w:val="Normal"/>
-    <w:link w:val="SubttuloCar"/>
+    <w:link w:val="SubtitleChar"/>
     <w:uiPriority w:val="11"/>
     <w:qFormat/>
     <w:rsid w:val="007A4F33"/>
@@ -5174,10 +3616,10 @@
       <w:szCs w:val="28"/>
     </w:rPr>
   </w:style>
-  <w:style w:type="character" w:customStyle="1" w:styleId="SubttuloCar">
-    <w:name w:val="Subtítulo Car"/>
-    <w:basedOn w:val="Fuentedeprrafopredeter"/>
-    <w:link w:val="Subttulo"/>
+  <w:style w:type="character" w:customStyle="1" w:styleId="SubtitleChar">
+    <w:name w:val="Subtitle Char"/>
+    <w:basedOn w:val="DefaultParagraphFont"/>
+    <w:link w:val="Subtitle"/>
     <w:uiPriority w:val="11"/>
     <w:rsid w:val="007A4F33"/>
     <w:rPr>
@@ -5188,11 +3630,11 @@
       <w:szCs w:val="28"/>
     </w:rPr>
   </w:style>
-  <w:style w:type="paragraph" w:styleId="Cita">
+  <w:style w:type="paragraph" w:styleId="Quote">
     <w:name w:val="Quote"/>
     <w:basedOn w:val="Normal"/>
     <w:next w:val="Normal"/>
-    <w:link w:val="CitaCar"/>
+    <w:link w:val="QuoteChar"/>
     <w:uiPriority w:val="29"/>
     <w:qFormat/>
     <w:rsid w:val="007A4F33"/>
@@ -5206,10 +3648,10 @@
       <w:color w:val="404040" w:themeColor="text1" w:themeTint="BF"/>
     </w:rPr>
   </w:style>
-  <w:style w:type="character" w:customStyle="1" w:styleId="CitaCar">
-    <w:name w:val="Cita Car"/>
-    <w:basedOn w:val="Fuentedeprrafopredeter"/>
-    <w:link w:val="Cita"/>
+  <w:style w:type="character" w:customStyle="1" w:styleId="QuoteChar">
+    <w:name w:val="Quote Char"/>
+    <w:basedOn w:val="DefaultParagraphFont"/>
+    <w:link w:val="Quote"/>
     <w:uiPriority w:val="29"/>
     <w:rsid w:val="007A4F33"/>
     <w:rPr>
@@ -5218,7 +3660,7 @@
       <w:color w:val="404040" w:themeColor="text1" w:themeTint="BF"/>
     </w:rPr>
   </w:style>
-  <w:style w:type="paragraph" w:styleId="Prrafodelista">
+  <w:style w:type="paragraph" w:styleId="ListParagraph">
     <w:name w:val="List Paragraph"/>
     <w:basedOn w:val="Normal"/>
     <w:uiPriority w:val="34"/>
@@ -5229,9 +3671,9 @@
       <w:contextualSpacing/>
     </w:pPr>
   </w:style>
-  <w:style w:type="character" w:styleId="nfasisintenso">
+  <w:style w:type="character" w:styleId="IntenseEmphasis">
     <w:name w:val="Intense Emphasis"/>
-    <w:basedOn w:val="Fuentedeprrafopredeter"/>
+    <w:basedOn w:val="DefaultParagraphFont"/>
     <w:uiPriority w:val="21"/>
     <w:qFormat/>
     <w:rsid w:val="007A4F33"/>
@@ -5241,11 +3683,11 @@
       <w:color w:val="0F4761" w:themeColor="accent1" w:themeShade="BF"/>
     </w:rPr>
   </w:style>
-  <w:style w:type="paragraph" w:styleId="Citadestacada">
+  <w:style w:type="paragraph" w:styleId="IntenseQuote">
     <w:name w:val="Intense Quote"/>
     <w:basedOn w:val="Normal"/>
     <w:next w:val="Normal"/>
-    <w:link w:val="CitadestacadaCar"/>
+    <w:link w:val="IntenseQuoteChar"/>
     <w:uiPriority w:val="30"/>
     <w:qFormat/>
     <w:rsid w:val="007A4F33"/>
@@ -5264,10 +3706,10 @@
       <w:color w:val="0F4761" w:themeColor="accent1" w:themeShade="BF"/>
     </w:rPr>
   </w:style>
-  <w:style w:type="character" w:customStyle="1" w:styleId="CitadestacadaCar">
-    <w:name w:val="Cita destacada Car"/>
-    <w:basedOn w:val="Fuentedeprrafopredeter"/>
-    <w:link w:val="Citadestacada"/>
+  <w:style w:type="character" w:customStyle="1" w:styleId="IntenseQuoteChar">
+    <w:name w:val="Intense Quote Char"/>
+    <w:basedOn w:val="DefaultParagraphFont"/>
+    <w:link w:val="IntenseQuote"/>
     <w:uiPriority w:val="30"/>
     <w:rsid w:val="007A4F33"/>
     <w:rPr>
@@ -5276,9 +3718,9 @@
       <w:color w:val="0F4761" w:themeColor="accent1" w:themeShade="BF"/>
     </w:rPr>
   </w:style>
-  <w:style w:type="character" w:styleId="Referenciaintensa">
+  <w:style w:type="character" w:styleId="IntenseReference">
     <w:name w:val="Intense Reference"/>
-    <w:basedOn w:val="Fuentedeprrafopredeter"/>
+    <w:basedOn w:val="DefaultParagraphFont"/>
     <w:uiPriority w:val="32"/>
     <w:qFormat/>
     <w:rsid w:val="007A4F33"/>
@@ -5290,9 +3732,9 @@
       <w:spacing w:val="5"/>
     </w:rPr>
   </w:style>
-  <w:style w:type="character" w:styleId="Refdecomentario">
+  <w:style w:type="character" w:styleId="CommentReference">
     <w:name w:val="annotation reference"/>
-    <w:basedOn w:val="Fuentedeprrafopredeter"/>
+    <w:basedOn w:val="DefaultParagraphFont"/>
     <w:uiPriority w:val="99"/>
     <w:semiHidden/>
     <w:unhideWhenUsed/>
@@ -5302,10 +3744,10 @@
       <w:szCs w:val="16"/>
     </w:rPr>
   </w:style>
-  <w:style w:type="paragraph" w:styleId="Textocomentario">
+  <w:style w:type="paragraph" w:styleId="CommentText">
     <w:name w:val="annotation text"/>
     <w:basedOn w:val="Normal"/>
-    <w:link w:val="TextocomentarioCar"/>
+    <w:link w:val="CommentTextChar"/>
     <w:uiPriority w:val="99"/>
     <w:unhideWhenUsed/>
     <w:rsid w:val="007509B2"/>
@@ -5317,10 +3759,10 @@
       <w:szCs w:val="20"/>
     </w:rPr>
   </w:style>
-  <w:style w:type="character" w:customStyle="1" w:styleId="TextocomentarioCar">
-    <w:name w:val="Texto comentario Car"/>
-    <w:basedOn w:val="Fuentedeprrafopredeter"/>
-    <w:link w:val="Textocomentario"/>
+  <w:style w:type="character" w:customStyle="1" w:styleId="CommentTextChar">
+    <w:name w:val="Comment Text Char"/>
+    <w:basedOn w:val="DefaultParagraphFont"/>
+    <w:link w:val="CommentText"/>
     <w:uiPriority w:val="99"/>
     <w:rsid w:val="007509B2"/>
     <w:rPr>
@@ -5328,11 +3770,11 @@
       <w:szCs w:val="20"/>
     </w:rPr>
   </w:style>
-  <w:style w:type="paragraph" w:styleId="Asuntodelcomentario">
+  <w:style w:type="paragraph" w:styleId="CommentSubject">
     <w:name w:val="annotation subject"/>
-    <w:basedOn w:val="Textocomentario"/>
-    <w:next w:val="Textocomentario"/>
-    <w:link w:val="AsuntodelcomentarioCar"/>
+    <w:basedOn w:val="CommentText"/>
+    <w:next w:val="CommentText"/>
+    <w:link w:val="CommentSubjectChar"/>
     <w:uiPriority w:val="99"/>
     <w:semiHidden/>
     <w:unhideWhenUsed/>
@@ -5342,10 +3784,10 @@
       <w:bCs/>
     </w:rPr>
   </w:style>
-  <w:style w:type="character" w:customStyle="1" w:styleId="AsuntodelcomentarioCar">
-    <w:name w:val="Asunto del comentario Car"/>
-    <w:basedOn w:val="TextocomentarioCar"/>
-    <w:link w:val="Asuntodelcomentario"/>
+  <w:style w:type="character" w:customStyle="1" w:styleId="CommentSubjectChar">
+    <w:name w:val="Comment Subject Char"/>
+    <w:basedOn w:val="CommentTextChar"/>
+    <w:link w:val="CommentSubject"/>
     <w:uiPriority w:val="99"/>
     <w:semiHidden/>
     <w:rsid w:val="00B079AF"/>

--- a/Sprints.docx
+++ b/Sprints.docx
@@ -23,7 +23,7 @@
       <w:pPr>
         <w:numPr>
           <w:ilvl w:val="0"/>
-          <w:numId w:val="7"/>
+          <w:numId w:val="1"/>
         </w:numPr>
         <w:rPr>
           <w:rFonts w:ascii="Times New Roman" w:hAnsi="Times New Roman" w:cs="Times New Roman"/>
@@ -37,14 +37,50 @@
           <w:sz w:val="24"/>
           <w:szCs w:val="24"/>
         </w:rPr>
-        <w:t>Crear el elevator pitch final y diseñar el póster-resumen para presentar el proyecto a stakeholders (ficticio), incluyendo motivación, objetivos y entregables principales.</w:t>
+        <w:t xml:space="preserve">Crear el </w:t>
+      </w:r>
+      <w:proofErr w:type="spellStart"/>
+      <w:r>
+        <w:rPr>
+          <w:rFonts w:ascii="Times New Roman" w:hAnsi="Times New Roman" w:cs="Times New Roman"/>
+          <w:sz w:val="24"/>
+          <w:szCs w:val="24"/>
+        </w:rPr>
+        <w:t>elevator</w:t>
+      </w:r>
+      <w:proofErr w:type="spellEnd"/>
+      <w:r>
+        <w:rPr>
+          <w:rFonts w:ascii="Times New Roman" w:hAnsi="Times New Roman" w:cs="Times New Roman"/>
+          <w:sz w:val="24"/>
+          <w:szCs w:val="24"/>
+        </w:rPr>
+        <w:t xml:space="preserve"> pitch final y diseñar el póster-resumen para presentar el proyecto a </w:t>
+      </w:r>
+      <w:proofErr w:type="spellStart"/>
+      <w:r>
+        <w:rPr>
+          <w:rFonts w:ascii="Times New Roman" w:hAnsi="Times New Roman" w:cs="Times New Roman"/>
+          <w:sz w:val="24"/>
+          <w:szCs w:val="24"/>
+        </w:rPr>
+        <w:t>stakeholders</w:t>
+      </w:r>
+      <w:proofErr w:type="spellEnd"/>
+      <w:r>
+        <w:rPr>
+          <w:rFonts w:ascii="Times New Roman" w:hAnsi="Times New Roman" w:cs="Times New Roman"/>
+          <w:sz w:val="24"/>
+          <w:szCs w:val="24"/>
+        </w:rPr>
+        <w:t xml:space="preserve"> (ficticio), incluyendo motivación, objetivos y entregables principales.</w:t>
       </w:r>
     </w:p>
     <w:p>
       <w:pPr>
         <w:numPr>
           <w:ilvl w:val="0"/>
-          <w:numId w:val="7"/>
+          <w:numId w:val="1"/>
         </w:numPr>
         <w:rPr>
           <w:rFonts w:ascii="Times New Roman" w:hAnsi="Times New Roman" w:cs="Times New Roman"/>
@@ -65,7 +101,7 @@
       <w:pPr>
         <w:numPr>
           <w:ilvl w:val="0"/>
-          <w:numId w:val="7"/>
+          <w:numId w:val="1"/>
         </w:numPr>
         <w:rPr>
           <w:rFonts w:ascii="Times New Roman" w:hAnsi="Times New Roman" w:cs="Times New Roman"/>
@@ -86,7 +122,7 @@
       <w:pPr>
         <w:numPr>
           <w:ilvl w:val="0"/>
-          <w:numId w:val="7"/>
+          <w:numId w:val="1"/>
         </w:numPr>
         <w:rPr>
           <w:rFonts w:ascii="Times New Roman" w:hAnsi="Times New Roman" w:cs="Times New Roman"/>
@@ -100,7 +136,25 @@
           <w:sz w:val="24"/>
           <w:szCs w:val="24"/>
         </w:rPr>
-        <w:t xml:space="preserve">Identificar stakeholders clave y para </w:t>
+        <w:t xml:space="preserve">Identificar </w:t>
+      </w:r>
+      <w:proofErr w:type="spellStart"/>
+      <w:r>
+        <w:rPr>
+          <w:rFonts w:ascii="Times New Roman" w:hAnsi="Times New Roman" w:cs="Times New Roman"/>
+          <w:sz w:val="24"/>
+          <w:szCs w:val="24"/>
+        </w:rPr>
+        <w:t>stakeholders</w:t>
+      </w:r>
+      <w:proofErr w:type="spellEnd"/>
+      <w:r>
+        <w:rPr>
+          <w:rFonts w:ascii="Times New Roman" w:hAnsi="Times New Roman" w:cs="Times New Roman"/>
+          <w:sz w:val="24"/>
+          <w:szCs w:val="24"/>
+        </w:rPr>
+        <w:t xml:space="preserve"> clave y para </w:t>
       </w:r>
       <w:r>
         <w:rPr>
@@ -439,7 +493,27 @@
           <w:szCs w:val="24"/>
           <w:lang w:val="es-AR"/>
         </w:rPr>
-        <w:t>Integración en el main: la descarga de datos poblacionales falla al unificarse con el resto del código.</w:t>
+        <w:t xml:space="preserve">Integración en el </w:t>
+      </w:r>
+      <w:proofErr w:type="spellStart"/>
+      <w:r>
+        <w:rPr>
+          <w:rFonts w:ascii="Times New Roman" w:eastAsia="Times New Roman" w:hAnsi="Times New Roman" w:cs="Times New Roman"/>
+          <w:sz w:val="24"/>
+          <w:szCs w:val="24"/>
+          <w:lang w:val="es-AR"/>
+        </w:rPr>
+        <w:t>main</w:t>
+      </w:r>
+      <w:proofErr w:type="spellEnd"/>
+      <w:r>
+        <w:rPr>
+          <w:rFonts w:ascii="Times New Roman" w:eastAsia="Times New Roman" w:hAnsi="Times New Roman" w:cs="Times New Roman"/>
+          <w:sz w:val="24"/>
+          <w:szCs w:val="24"/>
+          <w:lang w:val="es-AR"/>
+        </w:rPr>
+        <w:t>: la descarga de datos poblacionales falla al unificarse con el resto del código.</w:t>
       </w:r>
     </w:p>
     <w:p>
@@ -489,6 +563,7 @@
         </w:rPr>
         <w:t xml:space="preserve">Implementación de control de excepciones para manejar </w:t>
       </w:r>
+      <w:proofErr w:type="spellStart"/>
       <w:r>
         <w:rPr>
           <w:rFonts w:ascii="Times New Roman" w:eastAsia="Times New Roman" w:hAnsi="Times New Roman" w:cs="Times New Roman"/>
@@ -500,6 +575,7 @@
         </w:rPr>
         <w:t>timeouts</w:t>
       </w:r>
+      <w:proofErr w:type="spellEnd"/>
       <w:r>
         <w:rPr>
           <w:rFonts w:ascii="Times New Roman" w:eastAsia="Times New Roman" w:hAnsi="Times New Roman" w:cs="Times New Roman"/>
@@ -568,329 +644,6 @@
     </w:p>
     <w:p>
       <w:pPr>
-        <w:numPr>
-          <w:ilvl w:val="0"/>
-          <w:numId w:val="5"/>
-        </w:numPr>
-        <w:spacing w:before="240" w:after="240"/>
-        <w:rPr>
-          <w:rFonts w:ascii="Times New Roman" w:eastAsia="Times New Roman" w:hAnsi="Times New Roman" w:cs="Times New Roman"/>
-          <w:sz w:val="24"/>
-          <w:szCs w:val="24"/>
-          <w:lang w:val="en-US"/>
-        </w:rPr>
-      </w:pPr>
-      <w:r>
-        <w:rPr>
-          <w:rFonts w:ascii="Times New Roman" w:eastAsia="Times New Roman" w:hAnsi="Times New Roman" w:cs="Times New Roman"/>
-          <w:b/>
-          <w:bCs/>
-          <w:sz w:val="24"/>
-          <w:szCs w:val="24"/>
-          <w:lang w:val="en-US"/>
-        </w:rPr>
-        <w:t>VIIRS (Visible Infrared Imaging Radiometer Suite)</w:t>
-      </w:r>
-      <w:r>
-        <w:rPr>
-          <w:rFonts w:ascii="Times New Roman" w:eastAsia="Times New Roman" w:hAnsi="Times New Roman" w:cs="Times New Roman"/>
-          <w:sz w:val="24"/>
-          <w:szCs w:val="24"/>
-          <w:lang w:val="en-US"/>
-        </w:rPr>
-        <w:t xml:space="preserve"> – </w:t>
-      </w:r>
-      <w:r>
-        <w:rPr>
-          <w:rFonts w:ascii="Times New Roman" w:eastAsia="Times New Roman" w:hAnsi="Times New Roman" w:cs="Times New Roman"/>
-          <w:i/>
-          <w:iCs/>
-          <w:sz w:val="24"/>
-          <w:szCs w:val="24"/>
-          <w:lang w:val="en-US"/>
-        </w:rPr>
-        <w:t xml:space="preserve">Responsable: </w:t>
-      </w:r>
-      <w:r>
-        <w:rPr>
-          <w:rFonts w:ascii="Times New Roman" w:eastAsia="Times New Roman" w:hAnsi="Times New Roman" w:cs="Times New Roman"/>
-          <w:i/>
-          <w:iCs/>
-          <w:sz w:val="24"/>
-          <w:szCs w:val="24"/>
-          <w:highlight w:val="yellow"/>
-          <w:lang w:val="en-US"/>
-        </w:rPr>
-        <w:t>Martín</w:t>
-      </w:r>
-    </w:p>
-    <w:p>
-      <w:pPr>
-        <w:numPr>
-          <w:ilvl w:val="1"/>
-          <w:numId w:val="5"/>
-        </w:numPr>
-        <w:spacing w:before="240" w:after="240"/>
-        <w:rPr>
-          <w:rFonts w:ascii="Times New Roman" w:eastAsia="Times New Roman" w:hAnsi="Times New Roman" w:cs="Times New Roman"/>
-          <w:sz w:val="24"/>
-          <w:szCs w:val="24"/>
-          <w:lang w:val="es-AR"/>
-        </w:rPr>
-      </w:pPr>
-      <w:r>
-        <w:rPr>
-          <w:rFonts w:ascii="Times New Roman" w:eastAsia="Times New Roman" w:hAnsi="Times New Roman" w:cs="Times New Roman"/>
-          <w:sz w:val="24"/>
-          <w:szCs w:val="24"/>
-          <w:lang w:val="es-AR"/>
-        </w:rPr>
-        <w:t>Resolver errores en la importación de datos de contaminación lumínica.</w:t>
-      </w:r>
-    </w:p>
-    <w:p>
-      <w:pPr>
-        <w:numPr>
-          <w:ilvl w:val="0"/>
-          <w:numId w:val="5"/>
-        </w:numPr>
-        <w:spacing w:before="240" w:after="240"/>
-        <w:rPr>
-          <w:rFonts w:ascii="Times New Roman" w:eastAsia="Times New Roman" w:hAnsi="Times New Roman" w:cs="Times New Roman"/>
-          <w:i/>
-          <w:iCs/>
-          <w:sz w:val="24"/>
-          <w:szCs w:val="24"/>
-          <w:highlight w:val="yellow"/>
-          <w:lang w:val="es-AR"/>
-        </w:rPr>
-      </w:pPr>
-      <w:r>
-        <w:rPr>
-          <w:rFonts w:ascii="Times New Roman" w:eastAsia="Times New Roman" w:hAnsi="Times New Roman" w:cs="Times New Roman"/>
-          <w:b/>
-          <w:bCs/>
-          <w:sz w:val="24"/>
-          <w:szCs w:val="24"/>
-          <w:lang w:val="es-AR"/>
-        </w:rPr>
-        <w:t>Imágenes Satelitales – Copernicus</w:t>
-      </w:r>
-      <w:r>
-        <w:rPr>
-          <w:rFonts w:ascii="Times New Roman" w:eastAsia="Times New Roman" w:hAnsi="Times New Roman" w:cs="Times New Roman"/>
-          <w:sz w:val="24"/>
-          <w:szCs w:val="24"/>
-          <w:lang w:val="es-AR"/>
-        </w:rPr>
-        <w:t xml:space="preserve"> – </w:t>
-      </w:r>
-      <w:r>
-        <w:rPr>
-          <w:rFonts w:ascii="Times New Roman" w:eastAsia="Times New Roman" w:hAnsi="Times New Roman" w:cs="Times New Roman"/>
-          <w:i/>
-          <w:iCs/>
-          <w:sz w:val="24"/>
-          <w:szCs w:val="24"/>
-          <w:lang w:val="es-AR"/>
-        </w:rPr>
-        <w:t xml:space="preserve">Responsable: </w:t>
-      </w:r>
-      <w:r>
-        <w:rPr>
-          <w:rFonts w:ascii="Times New Roman" w:eastAsia="Times New Roman" w:hAnsi="Times New Roman" w:cs="Times New Roman"/>
-          <w:i/>
-          <w:iCs/>
-          <w:sz w:val="24"/>
-          <w:szCs w:val="24"/>
-          <w:highlight w:val="yellow"/>
-          <w:lang w:val="es-AR"/>
-        </w:rPr>
-        <w:t>Wen</w:t>
-      </w:r>
-    </w:p>
-    <w:p>
-      <w:pPr>
-        <w:pStyle w:val="ListParagraph"/>
-        <w:numPr>
-          <w:ilvl w:val="1"/>
-          <w:numId w:val="5"/>
-        </w:numPr>
-        <w:spacing w:after="240"/>
-        <w:jc w:val="both"/>
-        <w:rPr>
-          <w:rFonts w:ascii="Times New Roman" w:eastAsia="Times New Roman" w:hAnsi="Times New Roman" w:cs="Times New Roman"/>
-          <w:sz w:val="24"/>
-          <w:szCs w:val="24"/>
-          <w:lang w:val="es-AR"/>
-        </w:rPr>
-      </w:pPr>
-      <w:r>
-        <w:rPr>
-          <w:rFonts w:ascii="Times New Roman" w:eastAsia="Times New Roman" w:hAnsi="Times New Roman" w:cs="Times New Roman"/>
-          <w:sz w:val="24"/>
-          <w:szCs w:val="24"/>
-          <w:lang w:val="es-AR"/>
-        </w:rPr>
-        <w:t>Implementar un sistema de descarga masiva de imágenes.</w:t>
-      </w:r>
-    </w:p>
-    <w:p>
-      <w:pPr>
-        <w:pStyle w:val="ListParagraph"/>
-        <w:numPr>
-          <w:ilvl w:val="1"/>
-          <w:numId w:val="5"/>
-        </w:numPr>
-        <w:spacing w:after="240"/>
-        <w:jc w:val="both"/>
-        <w:rPr>
-          <w:rFonts w:ascii="Times New Roman" w:eastAsia="Times New Roman" w:hAnsi="Times New Roman" w:cs="Times New Roman"/>
-          <w:sz w:val="24"/>
-          <w:szCs w:val="24"/>
-          <w:lang w:val="es-AR"/>
-        </w:rPr>
-      </w:pPr>
-      <w:r>
-        <w:rPr>
-          <w:rFonts w:ascii="Times New Roman" w:eastAsia="Times New Roman" w:hAnsi="Times New Roman" w:cs="Times New Roman"/>
-          <w:sz w:val="24"/>
-          <w:szCs w:val="24"/>
-          <w:lang w:val="es-AR"/>
-        </w:rPr>
-        <w:t xml:space="preserve">Investigar por qué las descargas se realizan en formato </w:t>
-      </w:r>
-      <w:r>
-        <w:rPr>
-          <w:rFonts w:ascii="Times New Roman" w:eastAsia="Times New Roman" w:hAnsi="Times New Roman" w:cs="Times New Roman"/>
-          <w:b/>
-          <w:bCs/>
-          <w:sz w:val="24"/>
-          <w:szCs w:val="24"/>
-          <w:lang w:val="es-AR"/>
-        </w:rPr>
-        <w:t>.jp2</w:t>
-      </w:r>
-      <w:r>
-        <w:rPr>
-          <w:rFonts w:ascii="Times New Roman" w:eastAsia="Times New Roman" w:hAnsi="Times New Roman" w:cs="Times New Roman"/>
-          <w:sz w:val="24"/>
-          <w:szCs w:val="24"/>
-          <w:lang w:val="es-AR"/>
-        </w:rPr>
-        <w:t xml:space="preserve"> y definir un método de conversión o lectura apropiado.</w:t>
-      </w:r>
-    </w:p>
-    <w:p>
-      <w:pPr>
-        <w:pStyle w:val="ListParagraph"/>
-        <w:numPr>
-          <w:ilvl w:val="0"/>
-          <w:numId w:val="5"/>
-        </w:numPr>
-        <w:spacing w:after="240"/>
-        <w:jc w:val="both"/>
-        <w:rPr>
-          <w:rFonts w:ascii="Times New Roman" w:eastAsia="Times New Roman" w:hAnsi="Times New Roman" w:cs="Times New Roman"/>
-          <w:b/>
-          <w:bCs/>
-          <w:sz w:val="24"/>
-          <w:szCs w:val="24"/>
-          <w:lang w:val="es-AR"/>
-        </w:rPr>
-      </w:pPr>
-      <w:r>
-        <w:rPr>
-          <w:rFonts w:ascii="Times New Roman" w:eastAsia="Times New Roman" w:hAnsi="Times New Roman" w:cs="Times New Roman"/>
-          <w:b/>
-          <w:bCs/>
-          <w:sz w:val="24"/>
-          <w:szCs w:val="24"/>
-          <w:lang w:val="es-AR"/>
-        </w:rPr>
-        <w:t xml:space="preserve">Datos poblacionales HISTORICO </w:t>
-      </w:r>
-      <w:r>
-        <w:rPr>
-          <w:rFonts w:ascii="Times New Roman" w:eastAsia="Times New Roman" w:hAnsi="Times New Roman" w:cs="Times New Roman"/>
-          <w:b/>
-          <w:bCs/>
-          <w:sz w:val="24"/>
-          <w:szCs w:val="24"/>
-          <w:highlight w:val="yellow"/>
-          <w:lang w:val="es-AR"/>
-        </w:rPr>
-        <w:t>(Iker):</w:t>
-      </w:r>
-      <w:r>
-        <w:rPr>
-          <w:rFonts w:ascii="Times New Roman" w:eastAsia="Times New Roman" w:hAnsi="Times New Roman" w:cs="Times New Roman"/>
-          <w:b/>
-          <w:bCs/>
-          <w:sz w:val="24"/>
-          <w:szCs w:val="24"/>
-          <w:lang w:val="es-AR"/>
-        </w:rPr>
-        <w:t xml:space="preserve"> </w:t>
-      </w:r>
-      <w:r>
-        <w:rPr>
-          <w:rFonts w:ascii="Times New Roman" w:eastAsia="Times New Roman" w:hAnsi="Times New Roman" w:cs="Times New Roman"/>
-          <w:sz w:val="24"/>
-          <w:szCs w:val="24"/>
-          <w:lang w:val="es-AR"/>
-        </w:rPr>
-        <w:t>Los datos los necesitamos históricos para ver el cambio poblacional tanto a nivel comunidad como a nivel municipio</w:t>
-      </w:r>
-    </w:p>
-    <w:p>
-      <w:pPr>
-        <w:spacing w:before="240" w:after="240"/>
-        <w:rPr>
-          <w:rFonts w:ascii="Times New Roman" w:eastAsia="Times New Roman" w:hAnsi="Times New Roman" w:cs="Times New Roman"/>
-          <w:sz w:val="24"/>
-          <w:szCs w:val="24"/>
-        </w:rPr>
-      </w:pPr>
-      <w:r>
-        <w:rPr>
-          <w:rFonts w:ascii="Times New Roman" w:eastAsia="Times New Roman" w:hAnsi="Times New Roman" w:cs="Times New Roman"/>
-          <w:b/>
-          <w:bCs/>
-          <w:sz w:val="24"/>
-          <w:szCs w:val="24"/>
-        </w:rPr>
-        <w:t>3. Limpieza y preprocesamiento de datos</w:t>
-      </w:r>
-      <w:r>
-        <w:rPr>
-          <w:rFonts w:ascii="Times New Roman" w:eastAsia="Times New Roman" w:hAnsi="Times New Roman" w:cs="Times New Roman"/>
-          <w:sz w:val="24"/>
-          <w:szCs w:val="24"/>
-        </w:rPr>
-        <w:t xml:space="preserve"> (</w:t>
-      </w:r>
-      <w:r>
-        <w:rPr>
-          <w:rFonts w:ascii="Times New Roman" w:eastAsia="Times New Roman" w:hAnsi="Times New Roman" w:cs="Times New Roman"/>
-          <w:sz w:val="24"/>
-          <w:szCs w:val="24"/>
-          <w:highlight w:val="yellow"/>
-        </w:rPr>
-        <w:t>Martin y Iker-</w:t>
-      </w:r>
-      <w:r>
-        <w:rPr>
-          <w:rFonts w:ascii="Times New Roman" w:eastAsia="Times New Roman" w:hAnsi="Times New Roman" w:cs="Times New Roman"/>
-          <w:sz w:val="24"/>
-          <w:szCs w:val="24"/>
-        </w:rPr>
-        <w:t>): Para esta sección queríamos empezar a juntar los datos según las necesidades que teníamos. Esto incluye:</w:t>
-      </w:r>
-    </w:p>
-    <w:p>
-      <w:pPr>
-        <w:pStyle w:val="ListParagraph"/>
         <w:numPr>
           <w:ilvl w:val="0"/>
           <w:numId w:val="9"/>
@@ -900,20 +653,93 @@
           <w:rFonts w:ascii="Times New Roman" w:eastAsia="Times New Roman" w:hAnsi="Times New Roman" w:cs="Times New Roman"/>
           <w:sz w:val="24"/>
           <w:szCs w:val="24"/>
-        </w:rPr>
-      </w:pPr>
-      <w:r>
-        <w:rPr>
-          <w:rFonts w:ascii="Times New Roman" w:eastAsia="Times New Roman" w:hAnsi="Times New Roman" w:cs="Times New Roman"/>
-          <w:sz w:val="24"/>
-          <w:szCs w:val="24"/>
-        </w:rPr>
-        <w:t xml:space="preserve">Realizar pruebas de preprocesamiento básico (limpieza). </w:t>
-      </w:r>
-    </w:p>
-    <w:p>
-      <w:pPr>
-        <w:pStyle w:val="ListParagraph"/>
+          <w:lang w:val="en-US"/>
+        </w:rPr>
+      </w:pPr>
+      <w:r>
+        <w:rPr>
+          <w:rFonts w:ascii="Times New Roman" w:eastAsia="Times New Roman" w:hAnsi="Times New Roman" w:cs="Times New Roman"/>
+          <w:b/>
+          <w:bCs/>
+          <w:sz w:val="24"/>
+          <w:szCs w:val="24"/>
+          <w:lang w:val="en-US"/>
+        </w:rPr>
+        <w:t>VIIRS (Visible Infrared Imaging Radiometer Suite)</w:t>
+      </w:r>
+      <w:r>
+        <w:rPr>
+          <w:rFonts w:ascii="Times New Roman" w:eastAsia="Times New Roman" w:hAnsi="Times New Roman" w:cs="Times New Roman"/>
+          <w:sz w:val="24"/>
+          <w:szCs w:val="24"/>
+          <w:lang w:val="en-US"/>
+        </w:rPr>
+        <w:t xml:space="preserve"> – </w:t>
+      </w:r>
+      <w:proofErr w:type="spellStart"/>
+      <w:r>
+        <w:rPr>
+          <w:rFonts w:ascii="Times New Roman" w:eastAsia="Times New Roman" w:hAnsi="Times New Roman" w:cs="Times New Roman"/>
+          <w:i/>
+          <w:iCs/>
+          <w:sz w:val="24"/>
+          <w:szCs w:val="24"/>
+          <w:lang w:val="en-US"/>
+        </w:rPr>
+        <w:t>Responsable</w:t>
+      </w:r>
+      <w:proofErr w:type="spellEnd"/>
+      <w:r>
+        <w:rPr>
+          <w:rFonts w:ascii="Times New Roman" w:eastAsia="Times New Roman" w:hAnsi="Times New Roman" w:cs="Times New Roman"/>
+          <w:i/>
+          <w:iCs/>
+          <w:sz w:val="24"/>
+          <w:szCs w:val="24"/>
+          <w:lang w:val="en-US"/>
+        </w:rPr>
+        <w:t xml:space="preserve">: </w:t>
+      </w:r>
+      <w:r>
+        <w:rPr>
+          <w:rFonts w:ascii="Times New Roman" w:eastAsia="Times New Roman" w:hAnsi="Times New Roman" w:cs="Times New Roman"/>
+          <w:i/>
+          <w:iCs/>
+          <w:sz w:val="24"/>
+          <w:szCs w:val="24"/>
+          <w:highlight w:val="yellow"/>
+          <w:lang w:val="en-US"/>
+        </w:rPr>
+        <w:t>Martín</w:t>
+      </w:r>
+    </w:p>
+    <w:p>
+      <w:pPr>
+        <w:numPr>
+          <w:ilvl w:val="1"/>
+          <w:numId w:val="9"/>
+        </w:numPr>
+        <w:spacing w:before="240" w:after="240"/>
+        <w:rPr>
+          <w:rFonts w:ascii="Times New Roman" w:eastAsia="Times New Roman" w:hAnsi="Times New Roman" w:cs="Times New Roman"/>
+          <w:sz w:val="24"/>
+          <w:szCs w:val="24"/>
+          <w:lang w:val="es-AR"/>
+        </w:rPr>
+      </w:pPr>
+      <w:r>
+        <w:rPr>
+          <w:rFonts w:ascii="Times New Roman" w:eastAsia="Times New Roman" w:hAnsi="Times New Roman" w:cs="Times New Roman"/>
+          <w:sz w:val="24"/>
+          <w:szCs w:val="24"/>
+          <w:lang w:val="es-AR"/>
+        </w:rPr>
+        <w:lastRenderedPageBreak/>
+        <w:t>Resolver errores en la importación de datos de contaminación lumínica.</w:t>
+      </w:r>
+    </w:p>
+    <w:p>
+      <w:pPr>
         <w:numPr>
           <w:ilvl w:val="0"/>
           <w:numId w:val="9"/>
@@ -921,26 +747,209 @@
         <w:spacing w:before="240" w:after="240"/>
         <w:rPr>
           <w:rFonts w:ascii="Times New Roman" w:eastAsia="Times New Roman" w:hAnsi="Times New Roman" w:cs="Times New Roman"/>
-          <w:sz w:val="24"/>
-          <w:szCs w:val="24"/>
-        </w:rPr>
-      </w:pPr>
-      <w:r>
-        <w:rPr>
-          <w:rFonts w:ascii="Times New Roman" w:eastAsia="Times New Roman" w:hAnsi="Times New Roman" w:cs="Times New Roman"/>
-          <w:sz w:val="24"/>
-          <w:szCs w:val="24"/>
-        </w:rPr>
-        <w:t>Organización y normalización de los datos</w:t>
-      </w:r>
-    </w:p>
-    <w:p>
-      <w:pPr>
-        <w:pStyle w:val="ListParagraph"/>
+          <w:i/>
+          <w:iCs/>
+          <w:sz w:val="24"/>
+          <w:szCs w:val="24"/>
+          <w:highlight w:val="yellow"/>
+          <w:lang w:val="es-AR"/>
+        </w:rPr>
+      </w:pPr>
+      <w:r>
+        <w:rPr>
+          <w:rFonts w:ascii="Times New Roman" w:eastAsia="Times New Roman" w:hAnsi="Times New Roman" w:cs="Times New Roman"/>
+          <w:b/>
+          <w:bCs/>
+          <w:sz w:val="24"/>
+          <w:szCs w:val="24"/>
+          <w:lang w:val="es-AR"/>
+        </w:rPr>
+        <w:t xml:space="preserve">Imágenes Satelitales – </w:t>
+      </w:r>
+      <w:proofErr w:type="spellStart"/>
+      <w:r>
+        <w:rPr>
+          <w:rFonts w:ascii="Times New Roman" w:eastAsia="Times New Roman" w:hAnsi="Times New Roman" w:cs="Times New Roman"/>
+          <w:b/>
+          <w:bCs/>
+          <w:sz w:val="24"/>
+          <w:szCs w:val="24"/>
+          <w:lang w:val="es-AR"/>
+        </w:rPr>
+        <w:t>Copernicus</w:t>
+      </w:r>
+      <w:proofErr w:type="spellEnd"/>
+      <w:r>
+        <w:rPr>
+          <w:rFonts w:ascii="Times New Roman" w:eastAsia="Times New Roman" w:hAnsi="Times New Roman" w:cs="Times New Roman"/>
+          <w:sz w:val="24"/>
+          <w:szCs w:val="24"/>
+          <w:lang w:val="es-AR"/>
+        </w:rPr>
+        <w:t xml:space="preserve"> – </w:t>
+      </w:r>
+      <w:r>
+        <w:rPr>
+          <w:rFonts w:ascii="Times New Roman" w:eastAsia="Times New Roman" w:hAnsi="Times New Roman" w:cs="Times New Roman"/>
+          <w:i/>
+          <w:iCs/>
+          <w:sz w:val="24"/>
+          <w:szCs w:val="24"/>
+          <w:lang w:val="es-AR"/>
+        </w:rPr>
+        <w:t xml:space="preserve">Responsable: </w:t>
+      </w:r>
+      <w:proofErr w:type="spellStart"/>
+      <w:r>
+        <w:rPr>
+          <w:rFonts w:ascii="Times New Roman" w:eastAsia="Times New Roman" w:hAnsi="Times New Roman" w:cs="Times New Roman"/>
+          <w:i/>
+          <w:iCs/>
+          <w:sz w:val="24"/>
+          <w:szCs w:val="24"/>
+          <w:highlight w:val="yellow"/>
+          <w:lang w:val="es-AR"/>
+        </w:rPr>
+        <w:t>Wen</w:t>
+      </w:r>
+      <w:proofErr w:type="spellEnd"/>
+    </w:p>
+    <w:p>
+      <w:pPr>
+        <w:pStyle w:val="Prrafodelista"/>
+        <w:numPr>
+          <w:ilvl w:val="1"/>
+          <w:numId w:val="9"/>
+        </w:numPr>
+        <w:spacing w:after="240"/>
+        <w:jc w:val="both"/>
+        <w:rPr>
+          <w:rFonts w:ascii="Times New Roman" w:eastAsia="Times New Roman" w:hAnsi="Times New Roman" w:cs="Times New Roman"/>
+          <w:sz w:val="24"/>
+          <w:szCs w:val="24"/>
+          <w:lang w:val="es-AR"/>
+        </w:rPr>
+      </w:pPr>
+      <w:r>
+        <w:rPr>
+          <w:rFonts w:ascii="Times New Roman" w:eastAsia="Times New Roman" w:hAnsi="Times New Roman" w:cs="Times New Roman"/>
+          <w:sz w:val="24"/>
+          <w:szCs w:val="24"/>
+          <w:lang w:val="es-AR"/>
+        </w:rPr>
+        <w:t>Implementar un sistema de descarga masiva de imágenes.</w:t>
+      </w:r>
+    </w:p>
+    <w:p>
+      <w:pPr>
+        <w:pStyle w:val="Prrafodelista"/>
+        <w:numPr>
+          <w:ilvl w:val="1"/>
+          <w:numId w:val="9"/>
+        </w:numPr>
+        <w:spacing w:after="240"/>
+        <w:jc w:val="both"/>
+        <w:rPr>
+          <w:rFonts w:ascii="Times New Roman" w:eastAsia="Times New Roman" w:hAnsi="Times New Roman" w:cs="Times New Roman"/>
+          <w:sz w:val="24"/>
+          <w:szCs w:val="24"/>
+          <w:lang w:val="es-AR"/>
+        </w:rPr>
+      </w:pPr>
+      <w:r>
+        <w:rPr>
+          <w:rFonts w:ascii="Times New Roman" w:eastAsia="Times New Roman" w:hAnsi="Times New Roman" w:cs="Times New Roman"/>
+          <w:sz w:val="24"/>
+          <w:szCs w:val="24"/>
+          <w:lang w:val="es-AR"/>
+        </w:rPr>
+        <w:t xml:space="preserve">Investigar por qué las descargas se realizan en formato </w:t>
+      </w:r>
+      <w:r>
+        <w:rPr>
+          <w:rFonts w:ascii="Times New Roman" w:eastAsia="Times New Roman" w:hAnsi="Times New Roman" w:cs="Times New Roman"/>
+          <w:b/>
+          <w:bCs/>
+          <w:sz w:val="24"/>
+          <w:szCs w:val="24"/>
+          <w:lang w:val="es-AR"/>
+        </w:rPr>
+        <w:t>.jp2</w:t>
+      </w:r>
+      <w:r>
+        <w:rPr>
+          <w:rFonts w:ascii="Times New Roman" w:eastAsia="Times New Roman" w:hAnsi="Times New Roman" w:cs="Times New Roman"/>
+          <w:sz w:val="24"/>
+          <w:szCs w:val="24"/>
+          <w:lang w:val="es-AR"/>
+        </w:rPr>
+        <w:t xml:space="preserve"> y definir un método de conversión o lectura apropiado.</w:t>
+      </w:r>
+    </w:p>
+    <w:p>
+      <w:pPr>
+        <w:pStyle w:val="Prrafodelista"/>
         <w:numPr>
           <w:ilvl w:val="0"/>
           <w:numId w:val="9"/>
         </w:numPr>
+        <w:spacing w:after="240"/>
+        <w:jc w:val="both"/>
+        <w:rPr>
+          <w:rFonts w:ascii="Times New Roman" w:eastAsia="Times New Roman" w:hAnsi="Times New Roman" w:cs="Times New Roman"/>
+          <w:b/>
+          <w:bCs/>
+          <w:sz w:val="24"/>
+          <w:szCs w:val="24"/>
+          <w:lang w:val="es-AR"/>
+        </w:rPr>
+      </w:pPr>
+      <w:r>
+        <w:rPr>
+          <w:rFonts w:ascii="Times New Roman" w:eastAsia="Times New Roman" w:hAnsi="Times New Roman" w:cs="Times New Roman"/>
+          <w:b/>
+          <w:bCs/>
+          <w:sz w:val="24"/>
+          <w:szCs w:val="24"/>
+          <w:lang w:val="es-AR"/>
+        </w:rPr>
+        <w:t xml:space="preserve">Datos poblacionales HISTORICO </w:t>
+      </w:r>
+      <w:r>
+        <w:rPr>
+          <w:rFonts w:ascii="Times New Roman" w:eastAsia="Times New Roman" w:hAnsi="Times New Roman" w:cs="Times New Roman"/>
+          <w:b/>
+          <w:bCs/>
+          <w:sz w:val="24"/>
+          <w:szCs w:val="24"/>
+          <w:highlight w:val="yellow"/>
+          <w:lang w:val="es-AR"/>
+        </w:rPr>
+        <w:t>(Iker):</w:t>
+      </w:r>
+      <w:r>
+        <w:rPr>
+          <w:rFonts w:ascii="Times New Roman" w:eastAsia="Times New Roman" w:hAnsi="Times New Roman" w:cs="Times New Roman"/>
+          <w:b/>
+          <w:bCs/>
+          <w:sz w:val="24"/>
+          <w:szCs w:val="24"/>
+          <w:lang w:val="es-AR"/>
+        </w:rPr>
+        <w:t xml:space="preserve"> </w:t>
+      </w:r>
+      <w:r>
+        <w:rPr>
+          <w:rFonts w:ascii="Times New Roman" w:eastAsia="Times New Roman" w:hAnsi="Times New Roman" w:cs="Times New Roman"/>
+          <w:sz w:val="24"/>
+          <w:szCs w:val="24"/>
+          <w:lang w:val="es-AR"/>
+        </w:rPr>
+        <w:t>Los datos los necesitamos históricos para ver el cambio poblacional tanto a nivel comunidad como a nivel municipio</w:t>
+      </w:r>
+    </w:p>
+    <w:p>
+      <w:pPr>
         <w:spacing w:before="240" w:after="240"/>
         <w:rPr>
           <w:rFonts w:ascii="Times New Roman" w:eastAsia="Times New Roman" w:hAnsi="Times New Roman" w:cs="Times New Roman"/>
@@ -951,195 +960,434 @@
       <w:r>
         <w:rPr>
           <w:rFonts w:ascii="Times New Roman" w:eastAsia="Times New Roman" w:hAnsi="Times New Roman" w:cs="Times New Roman"/>
-          <w:sz w:val="24"/>
-          <w:szCs w:val="24"/>
-        </w:rPr>
-        <w:t>Encontrar utilidad y forma de interpretación de los datos satelitales de Copernicus.</w:t>
-      </w:r>
-    </w:p>
-    <w:p>
-      <w:pPr>
-        <w:spacing w:before="240" w:after="240"/>
-        <w:rPr>
-          <w:rFonts w:ascii="Times New Roman" w:eastAsia="Times New Roman" w:hAnsi="Times New Roman" w:cs="Times New Roman"/>
-          <w:b/>
-          <w:bCs/>
-          <w:sz w:val="24"/>
-          <w:szCs w:val="24"/>
-          <w:lang w:val="es-AR"/>
-        </w:rPr>
-      </w:pPr>
-      <w:r>
-        <w:rPr>
-          <w:rFonts w:ascii="Times New Roman" w:eastAsia="Times New Roman" w:hAnsi="Times New Roman" w:cs="Times New Roman"/>
-          <w:b/>
-          <w:bCs/>
-          <w:sz w:val="24"/>
-          <w:szCs w:val="24"/>
-          <w:lang w:val="es-AR"/>
-        </w:rPr>
-        <w:t xml:space="preserve">4. </w:t>
-      </w:r>
-      <w:commentRangeStart w:id="0"/>
-      <w:r>
-        <w:rPr>
-          <w:rFonts w:ascii="Times New Roman" w:eastAsia="Times New Roman" w:hAnsi="Times New Roman" w:cs="Times New Roman"/>
-          <w:b/>
-          <w:bCs/>
-          <w:sz w:val="24"/>
-          <w:szCs w:val="24"/>
-          <w:lang w:val="es-AR"/>
-        </w:rPr>
-        <w:t xml:space="preserve">Almacenamiento Histórico de Archivos </w:t>
-      </w:r>
-      <w:commentRangeEnd w:id="0"/>
-      <w:r>
-        <w:rPr>
-          <w:rStyle w:val="CommentReference"/>
-          <w:rFonts w:ascii="Times New Roman" w:eastAsia="Times New Roman" w:hAnsi="Times New Roman" w:cs="Times New Roman"/>
-          <w:b/>
-          <w:bCs/>
+          <w:b/>
+          <w:bCs/>
+          <w:sz w:val="24"/>
+          <w:szCs w:val="24"/>
+        </w:rPr>
+        <w:t>3. Limpieza y preprocesamiento de datos</w:t>
+      </w:r>
+      <w:r>
+        <w:rPr>
+          <w:rFonts w:ascii="Times New Roman" w:eastAsia="Times New Roman" w:hAnsi="Times New Roman" w:cs="Times New Roman"/>
+          <w:sz w:val="24"/>
+          <w:szCs w:val="24"/>
+        </w:rPr>
+        <w:t xml:space="preserve"> (</w:t>
+      </w:r>
+      <w:r>
+        <w:rPr>
+          <w:rFonts w:ascii="Times New Roman" w:eastAsia="Times New Roman" w:hAnsi="Times New Roman" w:cs="Times New Roman"/>
           <w:sz w:val="24"/>
           <w:szCs w:val="24"/>
           <w:highlight w:val="yellow"/>
-          <w:lang w:val="es-AR"/>
-        </w:rPr>
-        <w:commentReference w:id="0"/>
-      </w:r>
-      <w:r>
-        <w:rPr>
-          <w:rFonts w:ascii="Times New Roman" w:eastAsia="Times New Roman" w:hAnsi="Times New Roman" w:cs="Times New Roman"/>
-          <w:b/>
-          <w:bCs/>
-          <w:sz w:val="24"/>
-          <w:szCs w:val="24"/>
-          <w:highlight w:val="yellow"/>
-          <w:lang w:val="es-AR"/>
-        </w:rPr>
-        <w:t>(-----):</w:t>
-      </w:r>
-      <w:r>
-        <w:rPr>
-          <w:rFonts w:ascii="Times New Roman" w:eastAsia="Times New Roman" w:hAnsi="Times New Roman" w:cs="Times New Roman"/>
-          <w:b/>
-          <w:bCs/>
-          <w:sz w:val="24"/>
-          <w:szCs w:val="24"/>
-          <w:lang w:val="es-AR"/>
-        </w:rPr>
-        <w:t xml:space="preserve"> y Estructurado de Descargas </w:t>
-      </w:r>
-      <w:r>
-        <w:rPr>
-          <w:rFonts w:ascii="Times New Roman" w:eastAsia="Times New Roman" w:hAnsi="Times New Roman" w:cs="Times New Roman"/>
-          <w:b/>
-          <w:bCs/>
-          <w:sz w:val="24"/>
-          <w:szCs w:val="24"/>
-          <w:highlight w:val="yellow"/>
-          <w:lang w:val="es-AR"/>
-        </w:rPr>
-        <w:t>(Martin):</w:t>
-      </w:r>
-    </w:p>
-    <w:p>
-      <w:pPr>
-        <w:spacing w:before="240" w:after="240"/>
-        <w:rPr>
-          <w:rFonts w:ascii="Times New Roman" w:eastAsia="Times New Roman" w:hAnsi="Times New Roman" w:cs="Times New Roman"/>
-          <w:sz w:val="24"/>
-          <w:szCs w:val="24"/>
-          <w:lang w:val="es-AR"/>
-        </w:rPr>
-      </w:pPr>
-      <w:r>
-        <w:rPr>
-          <w:rFonts w:ascii="Times New Roman" w:eastAsia="Times New Roman" w:hAnsi="Times New Roman" w:cs="Times New Roman"/>
-          <w:b/>
-          <w:bCs/>
-          <w:sz w:val="24"/>
-          <w:szCs w:val="24"/>
-          <w:lang w:val="es-AR"/>
-        </w:rPr>
-        <w:t>Objetivo:</w:t>
-      </w:r>
-      <w:r>
-        <w:rPr>
-          <w:rFonts w:ascii="Times New Roman" w:eastAsia="Times New Roman" w:hAnsi="Times New Roman" w:cs="Times New Roman"/>
-          <w:sz w:val="24"/>
-          <w:szCs w:val="24"/>
-          <w:lang w:val="es-AR"/>
-        </w:rPr>
-        <w:t xml:space="preserve"> Implementar un sistema de almacenamiento organizado que permita mantener un </w:t>
-      </w:r>
-      <w:r>
-        <w:rPr>
-          <w:rFonts w:ascii="Times New Roman" w:eastAsia="Times New Roman" w:hAnsi="Times New Roman" w:cs="Times New Roman"/>
-          <w:b/>
-          <w:bCs/>
-          <w:sz w:val="24"/>
-          <w:szCs w:val="24"/>
-          <w:lang w:val="es-AR"/>
-        </w:rPr>
-        <w:t>registro histórico de las descargas</w:t>
-      </w:r>
-      <w:r>
-        <w:rPr>
-          <w:rFonts w:ascii="Times New Roman" w:eastAsia="Times New Roman" w:hAnsi="Times New Roman" w:cs="Times New Roman"/>
-          <w:sz w:val="24"/>
-          <w:szCs w:val="24"/>
-          <w:lang w:val="es-AR"/>
-        </w:rPr>
-        <w:t xml:space="preserve"> y facilitar la trazabilidad de los datos a lo largo del tiempo.</w:t>
-      </w:r>
-    </w:p>
-    <w:p>
-      <w:pPr>
+        </w:rPr>
+        <w:t>Martin y Iker-</w:t>
+      </w:r>
+      <w:r>
+        <w:rPr>
+          <w:rFonts w:ascii="Times New Roman" w:eastAsia="Times New Roman" w:hAnsi="Times New Roman" w:cs="Times New Roman"/>
+          <w:sz w:val="24"/>
+          <w:szCs w:val="24"/>
+        </w:rPr>
+        <w:t>): Para esta sección queríamos empezar a juntar los datos según las necesidades que teníamos. Esto incluye:</w:t>
+      </w:r>
+    </w:p>
+    <w:p>
+      <w:pPr>
+        <w:pStyle w:val="Prrafodelista"/>
         <w:numPr>
           <w:ilvl w:val="0"/>
-          <w:numId w:val="6"/>
+          <w:numId w:val="7"/>
         </w:numPr>
         <w:spacing w:before="240" w:after="240"/>
         <w:rPr>
           <w:rFonts w:ascii="Times New Roman" w:eastAsia="Times New Roman" w:hAnsi="Times New Roman" w:cs="Times New Roman"/>
           <w:sz w:val="24"/>
           <w:szCs w:val="24"/>
-          <w:lang w:val="es-AR"/>
-        </w:rPr>
-      </w:pPr>
-      <w:r>
-        <w:rPr>
-          <w:rFonts w:ascii="Times New Roman" w:eastAsia="Times New Roman" w:hAnsi="Times New Roman" w:cs="Times New Roman"/>
-          <w:sz w:val="24"/>
-          <w:szCs w:val="24"/>
-          <w:lang w:val="es-AR"/>
-        </w:rPr>
-        <w:t xml:space="preserve">Definir la estructura de carpetas y nomenclatura para las </w:t>
-      </w:r>
-      <w:r>
-        <w:rPr>
-          <w:rFonts w:ascii="Times New Roman" w:eastAsia="Times New Roman" w:hAnsi="Times New Roman" w:cs="Times New Roman"/>
-          <w:sz w:val="24"/>
-          <w:szCs w:val="24"/>
-          <w:lang w:val="es-AR"/>
-        </w:rPr>
-        <w:t>desca</w:t>
-      </w:r>
-    </w:p>
-    <w:p>
-      <w:pPr>
-        <w:rPr>
-          <w:rFonts w:ascii="Times New Roman" w:hAnsi="Times New Roman" w:cs="Times New Roman"/>
-          <w:sz w:val="24"/>
-          <w:szCs w:val="24"/>
-        </w:rPr>
-      </w:pPr>
-      <w:r>
-        <w:rPr>
-          <w:rFonts w:ascii="Times New Roman" w:hAnsi="Times New Roman" w:cs="Times New Roman"/>
-          <w:sz w:val="24"/>
-          <w:szCs w:val="24"/>
-        </w:rPr>
+        </w:rPr>
+      </w:pPr>
+      <w:r>
+        <w:rPr>
+          <w:rFonts w:ascii="Times New Roman" w:eastAsia="Times New Roman" w:hAnsi="Times New Roman" w:cs="Times New Roman"/>
+          <w:sz w:val="24"/>
+          <w:szCs w:val="24"/>
+        </w:rPr>
+        <w:t xml:space="preserve">Realizar pruebas de preprocesamiento básico (limpieza). </w:t>
+      </w:r>
+    </w:p>
+    <w:p>
+      <w:pPr>
+        <w:pStyle w:val="Prrafodelista"/>
+        <w:numPr>
+          <w:ilvl w:val="0"/>
+          <w:numId w:val="7"/>
+        </w:numPr>
+        <w:spacing w:before="240" w:after="240"/>
+        <w:rPr>
+          <w:rFonts w:ascii="Times New Roman" w:eastAsia="Times New Roman" w:hAnsi="Times New Roman" w:cs="Times New Roman"/>
+          <w:sz w:val="24"/>
+          <w:szCs w:val="24"/>
+        </w:rPr>
+      </w:pPr>
+      <w:r>
+        <w:rPr>
+          <w:rFonts w:ascii="Times New Roman" w:eastAsia="Times New Roman" w:hAnsi="Times New Roman" w:cs="Times New Roman"/>
+          <w:sz w:val="24"/>
+          <w:szCs w:val="24"/>
+        </w:rPr>
+        <w:t>Organización y normalización de los datos</w:t>
+      </w:r>
+    </w:p>
+    <w:p>
+      <w:pPr>
+        <w:pStyle w:val="Prrafodelista"/>
+        <w:numPr>
+          <w:ilvl w:val="0"/>
+          <w:numId w:val="7"/>
+        </w:numPr>
+        <w:spacing w:before="240" w:after="240"/>
+        <w:rPr>
+          <w:rFonts w:ascii="Times New Roman" w:eastAsia="Times New Roman" w:hAnsi="Times New Roman" w:cs="Times New Roman"/>
+          <w:sz w:val="24"/>
+          <w:szCs w:val="24"/>
+        </w:rPr>
+      </w:pPr>
+      <w:r>
+        <w:rPr>
+          <w:rFonts w:ascii="Times New Roman" w:eastAsia="Times New Roman" w:hAnsi="Times New Roman" w:cs="Times New Roman"/>
+          <w:sz w:val="24"/>
+          <w:szCs w:val="24"/>
+        </w:rPr>
+        <w:t xml:space="preserve">Encontrar utilidad y forma de interpretación de los datos satelitales de </w:t>
+      </w:r>
+      <w:proofErr w:type="spellStart"/>
+      <w:r>
+        <w:rPr>
+          <w:rFonts w:ascii="Times New Roman" w:eastAsia="Times New Roman" w:hAnsi="Times New Roman" w:cs="Times New Roman"/>
+          <w:sz w:val="24"/>
+          <w:szCs w:val="24"/>
+        </w:rPr>
+        <w:t>Copernicus</w:t>
+      </w:r>
+      <w:proofErr w:type="spellEnd"/>
+      <w:r>
+        <w:rPr>
+          <w:rFonts w:ascii="Times New Roman" w:eastAsia="Times New Roman" w:hAnsi="Times New Roman" w:cs="Times New Roman"/>
+          <w:sz w:val="24"/>
+          <w:szCs w:val="24"/>
+        </w:rPr>
+        <w:t>.</w:t>
+      </w:r>
+    </w:p>
+    <w:p>
+      <w:pPr>
+        <w:spacing w:before="240" w:after="240"/>
+        <w:rPr>
+          <w:rFonts w:ascii="Times New Roman" w:eastAsia="Times New Roman" w:hAnsi="Times New Roman" w:cs="Times New Roman"/>
+          <w:b/>
+          <w:bCs/>
+          <w:sz w:val="24"/>
+          <w:szCs w:val="24"/>
+          <w:lang w:val="es-AR"/>
+        </w:rPr>
+      </w:pPr>
+      <w:r>
+        <w:rPr>
+          <w:rFonts w:ascii="Times New Roman" w:eastAsia="Times New Roman" w:hAnsi="Times New Roman" w:cs="Times New Roman"/>
+          <w:b/>
+          <w:bCs/>
+          <w:sz w:val="24"/>
+          <w:szCs w:val="24"/>
+          <w:lang w:val="es-AR"/>
+        </w:rPr>
+        <w:t xml:space="preserve">4. Almacenamiento Histórico de Archivos </w:t>
+      </w:r>
+      <w:r>
+        <w:rPr>
+          <w:rFonts w:ascii="Times New Roman" w:eastAsia="Times New Roman" w:hAnsi="Times New Roman" w:cs="Times New Roman"/>
+          <w:b/>
+          <w:bCs/>
+          <w:sz w:val="24"/>
+          <w:szCs w:val="24"/>
+          <w:highlight w:val="yellow"/>
+          <w:lang w:val="es-AR"/>
+        </w:rPr>
+        <w:t>(-----):</w:t>
+      </w:r>
+      <w:r>
+        <w:rPr>
+          <w:rFonts w:ascii="Times New Roman" w:eastAsia="Times New Roman" w:hAnsi="Times New Roman" w:cs="Times New Roman"/>
+          <w:b/>
+          <w:bCs/>
+          <w:sz w:val="24"/>
+          <w:szCs w:val="24"/>
+          <w:lang w:val="es-AR"/>
+        </w:rPr>
+        <w:t xml:space="preserve"> y Estructurado de Descargas </w:t>
+      </w:r>
+      <w:r>
+        <w:rPr>
+          <w:rFonts w:ascii="Times New Roman" w:eastAsia="Times New Roman" w:hAnsi="Times New Roman" w:cs="Times New Roman"/>
+          <w:b/>
+          <w:bCs/>
+          <w:sz w:val="24"/>
+          <w:szCs w:val="24"/>
+          <w:highlight w:val="yellow"/>
+          <w:lang w:val="es-AR"/>
+        </w:rPr>
+        <w:t>(Martin):</w:t>
+      </w:r>
+    </w:p>
+    <w:p>
+      <w:pPr>
+        <w:spacing w:before="240" w:after="240"/>
+        <w:rPr>
+          <w:rFonts w:ascii="Times New Roman" w:eastAsia="Times New Roman" w:hAnsi="Times New Roman" w:cs="Times New Roman"/>
+          <w:sz w:val="24"/>
+          <w:szCs w:val="24"/>
+          <w:lang w:val="es-AR"/>
+        </w:rPr>
+      </w:pPr>
+      <w:r>
+        <w:rPr>
+          <w:rFonts w:ascii="Times New Roman" w:eastAsia="Times New Roman" w:hAnsi="Times New Roman" w:cs="Times New Roman"/>
+          <w:b/>
+          <w:bCs/>
+          <w:sz w:val="24"/>
+          <w:szCs w:val="24"/>
+          <w:lang w:val="es-AR"/>
+        </w:rPr>
+        <w:t>Objetivo:</w:t>
+      </w:r>
+      <w:r>
+        <w:rPr>
+          <w:rFonts w:ascii="Times New Roman" w:eastAsia="Times New Roman" w:hAnsi="Times New Roman" w:cs="Times New Roman"/>
+          <w:sz w:val="24"/>
+          <w:szCs w:val="24"/>
+          <w:lang w:val="es-AR"/>
+        </w:rPr>
+        <w:t xml:space="preserve"> Implementar un sistema de almacenamiento organizado que permita mantener un </w:t>
+      </w:r>
+      <w:r>
+        <w:rPr>
+          <w:rFonts w:ascii="Times New Roman" w:eastAsia="Times New Roman" w:hAnsi="Times New Roman" w:cs="Times New Roman"/>
+          <w:b/>
+          <w:bCs/>
+          <w:sz w:val="24"/>
+          <w:szCs w:val="24"/>
+          <w:lang w:val="es-AR"/>
+        </w:rPr>
+        <w:t>registro histórico de las descargas</w:t>
+      </w:r>
+      <w:r>
+        <w:rPr>
+          <w:rFonts w:ascii="Times New Roman" w:eastAsia="Times New Roman" w:hAnsi="Times New Roman" w:cs="Times New Roman"/>
+          <w:sz w:val="24"/>
+          <w:szCs w:val="24"/>
+          <w:lang w:val="es-AR"/>
+        </w:rPr>
+        <w:t xml:space="preserve"> y facilitar la trazabilidad de los datos a lo largo del tiempo.</w:t>
+      </w:r>
+    </w:p>
+    <w:p>
+      <w:pPr>
+        <w:numPr>
+          <w:ilvl w:val="0"/>
+          <w:numId w:val="10"/>
+        </w:numPr>
+        <w:spacing w:before="240" w:after="240"/>
+        <w:rPr>
+          <w:rFonts w:ascii="Times New Roman" w:eastAsia="Times New Roman" w:hAnsi="Times New Roman" w:cs="Times New Roman"/>
+          <w:sz w:val="24"/>
+          <w:szCs w:val="24"/>
+          <w:lang w:val="es-AR"/>
+        </w:rPr>
+      </w:pPr>
+      <w:r>
+        <w:rPr>
+          <w:rFonts w:ascii="Times New Roman" w:eastAsia="Times New Roman" w:hAnsi="Times New Roman" w:cs="Times New Roman"/>
+          <w:sz w:val="24"/>
+          <w:szCs w:val="24"/>
+          <w:lang w:val="es-AR"/>
+        </w:rPr>
+        <w:t>Definir la estructura de carpetas y nomenclatura para las descargas (por fecha, tipo de fuente, región, etc.).</w:t>
+      </w:r>
+    </w:p>
+    <w:p>
+      <w:pPr>
+        <w:numPr>
+          <w:ilvl w:val="0"/>
+          <w:numId w:val="10"/>
+        </w:numPr>
+        <w:spacing w:before="240" w:after="240"/>
+        <w:rPr>
+          <w:rFonts w:ascii="Times New Roman" w:eastAsia="Times New Roman" w:hAnsi="Times New Roman" w:cs="Times New Roman"/>
+          <w:sz w:val="24"/>
+          <w:szCs w:val="24"/>
+          <w:lang w:val="es-AR"/>
+        </w:rPr>
+      </w:pPr>
+      <w:proofErr w:type="gramStart"/>
+      <w:r>
+        <w:rPr>
+          <w:rFonts w:ascii="Times New Roman" w:eastAsia="Times New Roman" w:hAnsi="Times New Roman" w:cs="Times New Roman"/>
+          <w:sz w:val="24"/>
+          <w:szCs w:val="24"/>
+          <w:lang w:val="es-AR"/>
+        </w:rPr>
+        <w:t>Asegurar</w:t>
+      </w:r>
+      <w:proofErr w:type="gramEnd"/>
+      <w:r>
+        <w:rPr>
+          <w:rFonts w:ascii="Times New Roman" w:eastAsia="Times New Roman" w:hAnsi="Times New Roman" w:cs="Times New Roman"/>
+          <w:sz w:val="24"/>
+          <w:szCs w:val="24"/>
+          <w:lang w:val="es-AR"/>
+        </w:rPr>
+        <w:t xml:space="preserve"> que las nuevas descargas no sobrescriban información anterior y que los datos históricos sean fácilmente accesibles.</w:t>
+      </w:r>
+    </w:p>
+    <w:p>
+      <w:pPr>
+        <w:numPr>
+          <w:ilvl w:val="0"/>
+          <w:numId w:val="10"/>
+        </w:numPr>
+        <w:spacing w:before="240" w:after="240"/>
+        <w:rPr>
+          <w:rFonts w:ascii="Times New Roman" w:eastAsia="Times New Roman" w:hAnsi="Times New Roman" w:cs="Times New Roman"/>
+          <w:sz w:val="24"/>
+          <w:szCs w:val="24"/>
+          <w:lang w:val="es-AR"/>
+        </w:rPr>
+      </w:pPr>
+      <w:r>
+        <w:rPr>
+          <w:rFonts w:ascii="Times New Roman" w:eastAsia="Times New Roman" w:hAnsi="Times New Roman" w:cs="Times New Roman"/>
+          <w:sz w:val="24"/>
+          <w:szCs w:val="24"/>
+          <w:lang w:val="es-AR"/>
+        </w:rPr>
+        <w:t>Establecer rutinas de verificación y limpieza periódica del almacenamiento.</w:t>
+      </w:r>
+    </w:p>
+    <w:p>
+      <w:pPr>
+        <w:rPr>
+          <w:rFonts w:ascii="Times New Roman" w:hAnsi="Times New Roman" w:cs="Times New Roman"/>
+          <w:sz w:val="24"/>
+          <w:szCs w:val="24"/>
+          <w:lang w:val="es-AR"/>
+        </w:rPr>
+      </w:pPr>
+    </w:p>
+    <w:p>
+      <w:pPr>
+        <w:rPr>
+          <w:rFonts w:ascii="Times New Roman" w:hAnsi="Times New Roman" w:cs="Times New Roman"/>
+          <w:sz w:val="24"/>
+          <w:szCs w:val="24"/>
+          <w:lang w:val="es-AR"/>
+        </w:rPr>
+      </w:pPr>
+    </w:p>
+    <w:p>
+      <w:pPr>
+        <w:rPr>
+          <w:rFonts w:ascii="Times New Roman" w:hAnsi="Times New Roman" w:cs="Times New Roman"/>
+          <w:sz w:val="24"/>
+          <w:szCs w:val="24"/>
+          <w:lang w:val="es-AR"/>
+        </w:rPr>
+      </w:pPr>
+    </w:p>
+    <w:p>
+      <w:pPr>
+        <w:rPr>
+          <w:rFonts w:ascii="Times New Roman" w:hAnsi="Times New Roman" w:cs="Times New Roman"/>
+          <w:sz w:val="24"/>
+          <w:szCs w:val="24"/>
+          <w:lang w:val="es-AR"/>
+        </w:rPr>
+      </w:pPr>
+    </w:p>
+    <w:p>
+      <w:pPr>
+        <w:rPr>
+          <w:rFonts w:ascii="Times New Roman" w:hAnsi="Times New Roman" w:cs="Times New Roman"/>
+          <w:sz w:val="24"/>
+          <w:szCs w:val="24"/>
+          <w:lang w:val="es-AR"/>
+        </w:rPr>
+      </w:pPr>
+    </w:p>
+    <w:p>
+      <w:pPr>
+        <w:rPr>
+          <w:rFonts w:ascii="Times New Roman" w:hAnsi="Times New Roman" w:cs="Times New Roman"/>
+          <w:sz w:val="24"/>
+          <w:szCs w:val="24"/>
+          <w:lang w:val="es-AR"/>
+        </w:rPr>
+      </w:pPr>
+    </w:p>
+    <w:p>
+      <w:pPr>
+        <w:rPr>
+          <w:rFonts w:ascii="Times New Roman" w:hAnsi="Times New Roman" w:cs="Times New Roman"/>
+          <w:sz w:val="24"/>
+          <w:szCs w:val="24"/>
+          <w:lang w:val="es-AR"/>
+        </w:rPr>
+      </w:pPr>
+    </w:p>
+    <w:p>
+      <w:pPr>
+        <w:rPr>
+          <w:rFonts w:ascii="Times New Roman" w:hAnsi="Times New Roman" w:cs="Times New Roman"/>
+          <w:sz w:val="24"/>
+          <w:szCs w:val="24"/>
+          <w:lang w:val="es-AR"/>
+        </w:rPr>
+      </w:pPr>
+    </w:p>
+    <w:p>
+      <w:pPr>
+        <w:rPr>
+          <w:rFonts w:ascii="Times New Roman" w:hAnsi="Times New Roman" w:cs="Times New Roman"/>
+          <w:sz w:val="24"/>
+          <w:szCs w:val="24"/>
+          <w:lang w:val="es-AR"/>
+        </w:rPr>
+      </w:pPr>
+    </w:p>
+    <w:p>
+      <w:pPr>
+        <w:rPr>
+          <w:rFonts w:ascii="Times New Roman" w:hAnsi="Times New Roman" w:cs="Times New Roman"/>
+          <w:sz w:val="24"/>
+          <w:szCs w:val="24"/>
+          <w:lang w:val="es-AR"/>
+        </w:rPr>
+      </w:pPr>
+    </w:p>
+    <w:p>
+      <w:pPr>
+        <w:rPr>
+          <w:rFonts w:ascii="Times New Roman" w:hAnsi="Times New Roman" w:cs="Times New Roman"/>
+          <w:sz w:val="24"/>
+          <w:szCs w:val="24"/>
+        </w:rPr>
+      </w:pPr>
+      <w:r>
+        <w:rPr>
+          <w:rFonts w:ascii="Times New Roman" w:hAnsi="Times New Roman" w:cs="Times New Roman"/>
+          <w:sz w:val="24"/>
+          <w:szCs w:val="24"/>
+        </w:rPr>
+        <w:lastRenderedPageBreak/>
         <w:t>Sprint 3: Flujo ETL</w:t>
       </w:r>
     </w:p>
@@ -1157,32 +1405,1247 @@
           <w:sz w:val="24"/>
           <w:szCs w:val="24"/>
         </w:rPr>
-        <w:t xml:space="preserve">• Diseñar el flujo ETL para integrar las distintas </w:t>
-      </w:r>
-      <w:r>
-        <w:rPr>
-          <w:rFonts w:ascii="Times New Roman" w:hAnsi="Times New Roman" w:cs="Times New Roman"/>
-          <w:sz w:val="24"/>
-          <w:szCs w:val="24"/>
-        </w:rPr>
-        <w:t>fue</w:t>
-      </w:r>
-    </w:p>
-    <w:p>
-      <w:pPr>
-        <w:rPr>
-          <w:rFonts w:ascii="Times New Roman" w:hAnsi="Times New Roman" w:cs="Times New Roman"/>
-          <w:sz w:val="24"/>
-          <w:szCs w:val="24"/>
-        </w:rPr>
-      </w:pPr>
-      <w:r>
-        <w:rPr>
-          <w:rFonts w:ascii="Times New Roman" w:hAnsi="Times New Roman" w:cs="Times New Roman"/>
-          <w:sz w:val="24"/>
-          <w:szCs w:val="24"/>
-        </w:rPr>
-        <w:t xml:space="preserve">• Diseñar la estrategia de contenerización de los pipelines. </w:t>
+        <w:t xml:space="preserve">• Diseñar el flujo ETL para integrar las distintas fuentes de datos. </w:t>
+      </w:r>
+    </w:p>
+    <w:p>
+      <w:pPr>
+        <w:rPr>
+          <w:rFonts w:ascii="Times New Roman" w:hAnsi="Times New Roman" w:cs="Times New Roman"/>
+          <w:sz w:val="24"/>
+          <w:szCs w:val="24"/>
+        </w:rPr>
+      </w:pPr>
+      <w:r>
+        <w:rPr>
+          <w:rFonts w:ascii="Times New Roman" w:hAnsi="Times New Roman" w:cs="Times New Roman"/>
+          <w:sz w:val="24"/>
+          <w:szCs w:val="24"/>
+        </w:rPr>
+        <w:t xml:space="preserve">• Implementar transformaciones generales (formato, proyección, escalas temporales). </w:t>
+      </w:r>
+    </w:p>
+    <w:p>
+      <w:pPr>
+        <w:pBdr>
+          <w:bottom w:val="single" w:sz="6" w:space="1" w:color="auto"/>
+        </w:pBdr>
+        <w:rPr>
+          <w:rFonts w:ascii="Times New Roman" w:hAnsi="Times New Roman" w:cs="Times New Roman"/>
+          <w:sz w:val="24"/>
+          <w:szCs w:val="24"/>
+        </w:rPr>
+      </w:pPr>
+      <w:r>
+        <w:rPr>
+          <w:rFonts w:ascii="Times New Roman" w:hAnsi="Times New Roman" w:cs="Times New Roman"/>
+          <w:sz w:val="24"/>
+          <w:szCs w:val="24"/>
+        </w:rPr>
+        <w:t>• Validar consistencia y calidad de los datos transformados.</w:t>
+      </w:r>
+    </w:p>
+    <w:p>
+      <w:pPr>
+        <w:rPr>
+          <w:rFonts w:ascii="Times New Roman" w:hAnsi="Times New Roman" w:cs="Times New Roman"/>
+          <w:b/>
+          <w:bCs/>
+          <w:color w:val="EE0000"/>
+          <w:sz w:val="24"/>
+          <w:szCs w:val="24"/>
+        </w:rPr>
+      </w:pPr>
+      <w:r>
+        <w:rPr>
+          <w:rFonts w:ascii="Times New Roman" w:hAnsi="Times New Roman" w:cs="Times New Roman"/>
+          <w:b/>
+          <w:bCs/>
+          <w:color w:val="EE0000"/>
+          <w:sz w:val="24"/>
+          <w:szCs w:val="24"/>
+        </w:rPr>
+        <w:t>(</w:t>
+      </w:r>
+      <w:r>
+        <w:rPr>
+          <w:rFonts w:ascii="Times New Roman" w:hAnsi="Times New Roman" w:cs="Times New Roman"/>
+          <w:b/>
+          <w:bCs/>
+          <w:color w:val="EE0000"/>
+          <w:sz w:val="24"/>
+          <w:szCs w:val="24"/>
+        </w:rPr>
+        <w:t>18/11/2025- 3/12/2025)</w:t>
+      </w:r>
+    </w:p>
+    <w:p>
+      <w:pPr>
+        <w:spacing w:before="240" w:after="240"/>
+        <w:rPr>
+          <w:rFonts w:ascii="Times New Roman" w:eastAsia="Times New Roman" w:hAnsi="Times New Roman" w:cs="Times New Roman"/>
+          <w:i/>
+          <w:iCs/>
+          <w:sz w:val="24"/>
+          <w:szCs w:val="24"/>
+          <w:lang w:val="es-AR"/>
+        </w:rPr>
+      </w:pPr>
+      <w:r>
+        <w:rPr>
+          <w:rFonts w:ascii="Times New Roman" w:eastAsia="Times New Roman" w:hAnsi="Times New Roman" w:cs="Times New Roman"/>
+          <w:b/>
+          <w:bCs/>
+          <w:sz w:val="24"/>
+          <w:szCs w:val="24"/>
+          <w:lang w:val="es-AR"/>
+        </w:rPr>
+        <w:t>1.</w:t>
+      </w:r>
+      <w:r>
+        <w:rPr>
+          <w:rFonts w:ascii="Times New Roman" w:eastAsia="Times New Roman" w:hAnsi="Times New Roman" w:cs="Times New Roman"/>
+          <w:b/>
+          <w:bCs/>
+          <w:sz w:val="24"/>
+          <w:szCs w:val="24"/>
+          <w:lang w:val="es-AR"/>
+        </w:rPr>
+        <w:t xml:space="preserve"> </w:t>
+      </w:r>
+      <w:r>
+        <w:rPr>
+          <w:rFonts w:ascii="Times New Roman" w:eastAsia="Times New Roman" w:hAnsi="Times New Roman" w:cs="Times New Roman"/>
+          <w:b/>
+          <w:bCs/>
+          <w:sz w:val="24"/>
+          <w:szCs w:val="24"/>
+          <w:lang w:val="es-AR"/>
+        </w:rPr>
+        <w:t xml:space="preserve">TERMINADO : </w:t>
+      </w:r>
+      <w:r>
+        <w:rPr>
+          <w:rFonts w:ascii="Times New Roman" w:eastAsia="Times New Roman" w:hAnsi="Times New Roman" w:cs="Times New Roman"/>
+          <w:b/>
+          <w:bCs/>
+          <w:sz w:val="24"/>
+          <w:szCs w:val="24"/>
+          <w:lang w:val="es-AR"/>
+        </w:rPr>
+        <w:t xml:space="preserve">Imágenes Satelitales – </w:t>
+      </w:r>
+      <w:proofErr w:type="spellStart"/>
+      <w:r>
+        <w:rPr>
+          <w:rFonts w:ascii="Times New Roman" w:eastAsia="Times New Roman" w:hAnsi="Times New Roman" w:cs="Times New Roman"/>
+          <w:b/>
+          <w:bCs/>
+          <w:sz w:val="24"/>
+          <w:szCs w:val="24"/>
+          <w:lang w:val="es-AR"/>
+        </w:rPr>
+        <w:t>Copernicus</w:t>
+      </w:r>
+      <w:proofErr w:type="spellEnd"/>
+      <w:r>
+        <w:rPr>
+          <w:rFonts w:ascii="Times New Roman" w:eastAsia="Times New Roman" w:hAnsi="Times New Roman" w:cs="Times New Roman"/>
+          <w:sz w:val="24"/>
+          <w:szCs w:val="24"/>
+          <w:lang w:val="es-AR"/>
+        </w:rPr>
+        <w:t xml:space="preserve"> </w:t>
+      </w:r>
+      <w:r>
+        <w:rPr>
+          <w:rFonts w:ascii="Times New Roman" w:eastAsia="Times New Roman" w:hAnsi="Times New Roman" w:cs="Times New Roman"/>
+          <w:sz w:val="24"/>
+          <w:szCs w:val="24"/>
+          <w:lang w:val="es-AR"/>
+        </w:rPr>
+        <w:t>(</w:t>
+      </w:r>
+      <w:proofErr w:type="spellStart"/>
+      <w:r>
+        <w:rPr>
+          <w:rFonts w:ascii="Times New Roman" w:eastAsia="Times New Roman" w:hAnsi="Times New Roman" w:cs="Times New Roman"/>
+          <w:i/>
+          <w:iCs/>
+          <w:sz w:val="24"/>
+          <w:szCs w:val="24"/>
+          <w:highlight w:val="yellow"/>
+          <w:lang w:val="es-AR"/>
+        </w:rPr>
+        <w:t>Wen</w:t>
+      </w:r>
+      <w:proofErr w:type="spellEnd"/>
+      <w:r>
+        <w:rPr>
+          <w:rFonts w:ascii="Times New Roman" w:eastAsia="Times New Roman" w:hAnsi="Times New Roman" w:cs="Times New Roman"/>
+          <w:i/>
+          <w:iCs/>
+          <w:sz w:val="24"/>
+          <w:szCs w:val="24"/>
+          <w:lang w:val="es-AR"/>
+        </w:rPr>
+        <w:t>)</w:t>
+      </w:r>
+    </w:p>
+    <w:p>
+      <w:pPr>
+        <w:spacing w:after="0"/>
+        <w:rPr>
+          <w:rFonts w:ascii="Times New Roman" w:eastAsia="Times New Roman" w:hAnsi="Times New Roman" w:cs="Times New Roman"/>
+          <w:sz w:val="24"/>
+          <w:szCs w:val="24"/>
+          <w:lang w:val="es-AR"/>
+        </w:rPr>
+      </w:pPr>
+      <w:r>
+        <w:rPr>
+          <w:rFonts w:ascii="Times New Roman" w:eastAsia="Times New Roman" w:hAnsi="Times New Roman" w:cs="Times New Roman"/>
+          <w:sz w:val="24"/>
+          <w:szCs w:val="24"/>
+          <w:lang w:val="es-AR"/>
+        </w:rPr>
+        <w:t>-</w:t>
+      </w:r>
+      <w:r>
+        <w:rPr>
+          <w:rFonts w:ascii="Times New Roman" w:eastAsia="Times New Roman" w:hAnsi="Times New Roman" w:cs="Times New Roman"/>
+          <w:sz w:val="24"/>
+          <w:szCs w:val="24"/>
+          <w:lang w:val="es-AR"/>
+        </w:rPr>
+        <w:t>Implementar un sistema de descarga masiva de imágenes.</w:t>
+      </w:r>
+    </w:p>
+    <w:p>
+      <w:pPr>
+        <w:spacing w:after="0"/>
+        <w:jc w:val="both"/>
+        <w:rPr>
+          <w:rFonts w:ascii="Times New Roman" w:eastAsia="Times New Roman" w:hAnsi="Times New Roman" w:cs="Times New Roman"/>
+          <w:sz w:val="24"/>
+          <w:szCs w:val="24"/>
+          <w:lang w:val="es-AR"/>
+        </w:rPr>
+      </w:pPr>
+      <w:r>
+        <w:rPr>
+          <w:rFonts w:ascii="Times New Roman" w:eastAsia="Times New Roman" w:hAnsi="Times New Roman" w:cs="Times New Roman"/>
+          <w:sz w:val="24"/>
+          <w:szCs w:val="24"/>
+          <w:lang w:val="es-AR"/>
+        </w:rPr>
+        <w:t>-</w:t>
+      </w:r>
+      <w:r>
+        <w:rPr>
+          <w:rFonts w:ascii="Times New Roman" w:eastAsia="Times New Roman" w:hAnsi="Times New Roman" w:cs="Times New Roman"/>
+          <w:sz w:val="24"/>
+          <w:szCs w:val="24"/>
+          <w:lang w:val="es-AR"/>
+        </w:rPr>
+        <w:t xml:space="preserve">Investigar por qué las descargas se realizan en formato </w:t>
+      </w:r>
+      <w:r>
+        <w:rPr>
+          <w:rFonts w:ascii="Times New Roman" w:eastAsia="Times New Roman" w:hAnsi="Times New Roman" w:cs="Times New Roman"/>
+          <w:b/>
+          <w:bCs/>
+          <w:sz w:val="24"/>
+          <w:szCs w:val="24"/>
+          <w:lang w:val="es-AR"/>
+        </w:rPr>
+        <w:t>.jp2</w:t>
+      </w:r>
+      <w:r>
+        <w:rPr>
+          <w:rFonts w:ascii="Times New Roman" w:eastAsia="Times New Roman" w:hAnsi="Times New Roman" w:cs="Times New Roman"/>
+          <w:sz w:val="24"/>
+          <w:szCs w:val="24"/>
+          <w:lang w:val="es-AR"/>
+        </w:rPr>
+        <w:t xml:space="preserve"> y definir un método de conversión o lectura apropiado.</w:t>
+      </w:r>
+    </w:p>
+    <w:p>
+      <w:pPr>
+        <w:rPr>
+          <w:rFonts w:ascii="Times New Roman" w:eastAsia="Times New Roman" w:hAnsi="Times New Roman" w:cs="Times New Roman"/>
+          <w:sz w:val="24"/>
+          <w:szCs w:val="24"/>
+          <w:lang w:val="es-AR"/>
+        </w:rPr>
+      </w:pPr>
+    </w:p>
+    <w:p>
+      <w:pPr>
+        <w:rPr>
+          <w:rFonts w:ascii="Times New Roman" w:eastAsia="Times New Roman" w:hAnsi="Times New Roman" w:cs="Times New Roman"/>
+          <w:b/>
+          <w:bCs/>
+          <w:sz w:val="24"/>
+          <w:szCs w:val="24"/>
+          <w:lang w:val="es-AR"/>
+        </w:rPr>
+      </w:pPr>
+      <w:commentRangeStart w:id="0"/>
+      <w:commentRangeStart w:id="1"/>
+      <w:commentRangeStart w:id="2"/>
+      <w:r>
+        <w:rPr>
+          <w:rFonts w:ascii="Times New Roman" w:eastAsia="Times New Roman" w:hAnsi="Times New Roman" w:cs="Times New Roman"/>
+          <w:b/>
+          <w:bCs/>
+          <w:sz w:val="24"/>
+          <w:szCs w:val="24"/>
+          <w:lang w:val="es-AR"/>
+        </w:rPr>
+        <w:t>2</w:t>
+      </w:r>
+      <w:r>
+        <w:rPr>
+          <w:rFonts w:ascii="Times New Roman" w:eastAsia="Times New Roman" w:hAnsi="Times New Roman" w:cs="Times New Roman"/>
+          <w:b/>
+          <w:bCs/>
+          <w:sz w:val="24"/>
+          <w:szCs w:val="24"/>
+          <w:lang w:val="es-AR"/>
+        </w:rPr>
+        <w:t>.</w:t>
+      </w:r>
+      <w:r>
+        <w:rPr>
+          <w:rFonts w:ascii="Times New Roman" w:eastAsia="Times New Roman" w:hAnsi="Times New Roman" w:cs="Times New Roman"/>
+          <w:b/>
+          <w:bCs/>
+          <w:sz w:val="24"/>
+          <w:szCs w:val="24"/>
+          <w:lang w:val="es-AR"/>
+        </w:rPr>
+        <w:t xml:space="preserve"> </w:t>
+      </w:r>
+      <w:r>
+        <w:rPr>
+          <w:rFonts w:ascii="Times New Roman" w:eastAsia="Times New Roman" w:hAnsi="Times New Roman" w:cs="Times New Roman"/>
+          <w:b/>
+          <w:bCs/>
+          <w:sz w:val="24"/>
+          <w:szCs w:val="24"/>
+          <w:lang w:val="es-AR"/>
+        </w:rPr>
+        <w:t xml:space="preserve">Investigar y Descargar </w:t>
+      </w:r>
+      <w:proofErr w:type="spellStart"/>
+      <w:r>
+        <w:rPr>
+          <w:rFonts w:ascii="Times New Roman" w:eastAsia="Times New Roman" w:hAnsi="Times New Roman" w:cs="Times New Roman"/>
+          <w:b/>
+          <w:bCs/>
+          <w:sz w:val="24"/>
+          <w:szCs w:val="24"/>
+          <w:lang w:val="es-AR"/>
+        </w:rPr>
+        <w:t>mas</w:t>
+      </w:r>
+      <w:proofErr w:type="spellEnd"/>
+      <w:r>
+        <w:rPr>
+          <w:rFonts w:ascii="Times New Roman" w:eastAsia="Times New Roman" w:hAnsi="Times New Roman" w:cs="Times New Roman"/>
+          <w:b/>
+          <w:bCs/>
+          <w:sz w:val="24"/>
+          <w:szCs w:val="24"/>
+          <w:lang w:val="es-AR"/>
+        </w:rPr>
+        <w:t xml:space="preserve"> datos (O relacionarlos)</w:t>
+      </w:r>
+      <w:r>
+        <w:rPr>
+          <w:rFonts w:ascii="Times New Roman" w:eastAsia="Times New Roman" w:hAnsi="Times New Roman" w:cs="Times New Roman"/>
+          <w:b/>
+          <w:bCs/>
+          <w:sz w:val="24"/>
+          <w:szCs w:val="24"/>
+          <w:lang w:val="es-AR"/>
+        </w:rPr>
+        <w:t xml:space="preserve"> </w:t>
+      </w:r>
+      <w:commentRangeEnd w:id="0"/>
+      <w:r>
+        <w:rPr>
+          <w:rStyle w:val="Refdecomentario"/>
+          <w:highlight w:val="yellow"/>
+        </w:rPr>
+        <w:commentReference w:id="0"/>
+      </w:r>
+      <w:commentRangeEnd w:id="1"/>
+      <w:r>
+        <w:rPr>
+          <w:rStyle w:val="Refdecomentario"/>
+          <w:highlight w:val="yellow"/>
+        </w:rPr>
+        <w:commentReference w:id="1"/>
+      </w:r>
+      <w:commentRangeEnd w:id="2"/>
+      <w:r>
+        <w:rPr>
+          <w:rStyle w:val="Refdecomentario"/>
+        </w:rPr>
+        <w:commentReference w:id="2"/>
+      </w:r>
+      <w:r>
+        <w:rPr>
+          <w:rFonts w:ascii="Times New Roman" w:eastAsia="Times New Roman" w:hAnsi="Times New Roman" w:cs="Times New Roman"/>
+          <w:b/>
+          <w:bCs/>
+          <w:sz w:val="24"/>
+          <w:szCs w:val="24"/>
+          <w:lang w:val="es-AR"/>
+        </w:rPr>
+        <w:t xml:space="preserve">  </w:t>
+      </w:r>
+      <w:r>
+        <w:rPr>
+          <w:rFonts w:ascii="Times New Roman" w:eastAsia="Times New Roman" w:hAnsi="Times New Roman" w:cs="Times New Roman"/>
+          <w:b/>
+          <w:bCs/>
+          <w:sz w:val="24"/>
+          <w:szCs w:val="24"/>
+          <w:highlight w:val="yellow"/>
+          <w:lang w:val="es-AR"/>
+        </w:rPr>
+        <w:t>(----):</w:t>
+      </w:r>
+    </w:p>
+    <w:p>
+      <w:pPr>
+        <w:rPr>
+          <w:rFonts w:ascii="Times New Roman" w:eastAsia="Times New Roman" w:hAnsi="Times New Roman" w:cs="Times New Roman"/>
+          <w:b/>
+          <w:bCs/>
+          <w:sz w:val="24"/>
+          <w:szCs w:val="24"/>
+          <w:lang w:val="es-AR"/>
+        </w:rPr>
+      </w:pPr>
+      <w:r>
+        <w:rPr>
+          <w:rFonts w:ascii="Times New Roman" w:eastAsia="Times New Roman" w:hAnsi="Times New Roman" w:cs="Times New Roman"/>
+          <w:b/>
+          <w:bCs/>
+          <w:sz w:val="24"/>
+          <w:szCs w:val="24"/>
+          <w:lang w:val="es-AR"/>
+        </w:rPr>
+        <w:t>3.</w:t>
+      </w:r>
+      <w:r>
+        <w:rPr>
+          <w:rFonts w:ascii="Times New Roman" w:eastAsia="Times New Roman" w:hAnsi="Times New Roman" w:cs="Times New Roman"/>
+          <w:b/>
+          <w:bCs/>
+          <w:sz w:val="24"/>
+          <w:szCs w:val="24"/>
+          <w:lang w:val="es-AR"/>
+        </w:rPr>
+        <w:t xml:space="preserve"> </w:t>
+      </w:r>
+      <w:r>
+        <w:rPr>
+          <w:rFonts w:ascii="Times New Roman" w:eastAsia="Times New Roman" w:hAnsi="Times New Roman" w:cs="Times New Roman"/>
+          <w:b/>
+          <w:bCs/>
+          <w:sz w:val="24"/>
+          <w:szCs w:val="24"/>
+          <w:lang w:val="es-AR"/>
+        </w:rPr>
+        <w:t xml:space="preserve">Almacenamiento con Docker, Descarga y Limpieza </w:t>
+      </w:r>
+      <w:r>
+        <w:rPr>
+          <w:rFonts w:ascii="Times New Roman" w:eastAsia="Times New Roman" w:hAnsi="Times New Roman" w:cs="Times New Roman"/>
+          <w:b/>
+          <w:bCs/>
+          <w:sz w:val="24"/>
+          <w:szCs w:val="24"/>
+          <w:highlight w:val="yellow"/>
+          <w:lang w:val="es-AR"/>
+        </w:rPr>
+        <w:t>(---):</w:t>
+      </w:r>
+    </w:p>
+    <w:p>
+      <w:pPr>
+        <w:rPr>
+          <w:rFonts w:ascii="Times New Roman" w:hAnsi="Times New Roman" w:cs="Times New Roman"/>
+          <w:lang w:val="es-AR"/>
+        </w:rPr>
+      </w:pPr>
+      <w:r>
+        <w:rPr>
+          <w:lang w:val="es-AR"/>
+        </w:rPr>
+        <w:t xml:space="preserve">- </w:t>
+      </w:r>
+      <w:proofErr w:type="spellStart"/>
+      <w:r>
+        <w:rPr>
+          <w:rFonts w:ascii="Times New Roman" w:hAnsi="Times New Roman" w:cs="Times New Roman"/>
+          <w:lang w:val="es-AR"/>
+        </w:rPr>
+        <w:t>Dockerizar</w:t>
+      </w:r>
+      <w:proofErr w:type="spellEnd"/>
+      <w:r>
+        <w:rPr>
+          <w:rFonts w:ascii="Times New Roman" w:hAnsi="Times New Roman" w:cs="Times New Roman"/>
+          <w:lang w:val="es-AR"/>
+        </w:rPr>
+        <w:t xml:space="preserve"> las</w:t>
+      </w:r>
+      <w:r>
+        <w:rPr>
+          <w:rFonts w:ascii="Times New Roman" w:hAnsi="Times New Roman" w:cs="Times New Roman"/>
+          <w:lang w:val="es-AR"/>
+        </w:rPr>
+        <w:t xml:space="preserve"> partes de:</w:t>
+      </w:r>
+    </w:p>
+    <w:p>
+      <w:pPr>
+        <w:rPr>
+          <w:rFonts w:ascii="Times New Roman" w:hAnsi="Times New Roman" w:cs="Times New Roman"/>
+          <w:lang w:val="es-AR"/>
+        </w:rPr>
+      </w:pPr>
+      <w:r>
+        <w:rPr>
+          <w:rFonts w:ascii="Times New Roman" w:hAnsi="Times New Roman" w:cs="Times New Roman"/>
+          <w:lang w:val="es-AR"/>
+        </w:rPr>
+        <w:tab/>
+      </w:r>
+      <w:r>
+        <w:rPr>
+          <w:rFonts w:ascii="Times New Roman" w:hAnsi="Times New Roman" w:cs="Times New Roman"/>
+          <w:lang w:val="es-AR"/>
+        </w:rPr>
+        <w:tab/>
+        <w:t>- Descarga</w:t>
+      </w:r>
+    </w:p>
+    <w:p>
+      <w:pPr>
+        <w:rPr>
+          <w:rFonts w:ascii="Times New Roman" w:hAnsi="Times New Roman" w:cs="Times New Roman"/>
+          <w:lang w:val="es-AR"/>
+        </w:rPr>
+      </w:pPr>
+      <w:r>
+        <w:rPr>
+          <w:rFonts w:ascii="Times New Roman" w:hAnsi="Times New Roman" w:cs="Times New Roman"/>
+          <w:lang w:val="es-AR"/>
+        </w:rPr>
+        <w:tab/>
+      </w:r>
+      <w:r>
+        <w:rPr>
+          <w:rFonts w:ascii="Times New Roman" w:hAnsi="Times New Roman" w:cs="Times New Roman"/>
+          <w:lang w:val="es-AR"/>
+        </w:rPr>
+        <w:tab/>
+        <w:t>-Limpieza</w:t>
+      </w:r>
+    </w:p>
+    <w:p>
+      <w:pPr>
+        <w:rPr>
+          <w:rFonts w:ascii="Times New Roman" w:eastAsia="Times New Roman" w:hAnsi="Times New Roman" w:cs="Times New Roman"/>
+          <w:b/>
+          <w:bCs/>
+          <w:sz w:val="24"/>
+          <w:szCs w:val="24"/>
+          <w:lang w:val="es-AR"/>
+        </w:rPr>
+      </w:pPr>
+      <w:r>
+        <w:rPr>
+          <w:rFonts w:ascii="Times New Roman" w:eastAsia="Times New Roman" w:hAnsi="Times New Roman" w:cs="Times New Roman"/>
+          <w:b/>
+          <w:bCs/>
+          <w:sz w:val="24"/>
+          <w:szCs w:val="24"/>
+          <w:lang w:val="es-AR"/>
+        </w:rPr>
+        <w:t xml:space="preserve">4. Arreglar errores y </w:t>
+      </w:r>
+      <w:r>
+        <w:rPr>
+          <w:rFonts w:ascii="Times New Roman" w:eastAsia="Times New Roman" w:hAnsi="Times New Roman" w:cs="Times New Roman"/>
+          <w:b/>
+          <w:bCs/>
+          <w:sz w:val="24"/>
+          <w:szCs w:val="24"/>
+          <w:lang w:val="es-AR"/>
+        </w:rPr>
+        <w:t xml:space="preserve">validación del </w:t>
+      </w:r>
+      <w:proofErr w:type="spellStart"/>
+      <w:r>
+        <w:rPr>
+          <w:rFonts w:ascii="Times New Roman" w:eastAsia="Times New Roman" w:hAnsi="Times New Roman" w:cs="Times New Roman"/>
+          <w:b/>
+          <w:bCs/>
+          <w:sz w:val="24"/>
+          <w:szCs w:val="24"/>
+          <w:lang w:val="es-AR"/>
+        </w:rPr>
+        <w:t>M</w:t>
+      </w:r>
+      <w:r>
+        <w:rPr>
+          <w:rFonts w:ascii="Times New Roman" w:eastAsia="Times New Roman" w:hAnsi="Times New Roman" w:cs="Times New Roman"/>
+          <w:b/>
+          <w:bCs/>
+          <w:sz w:val="24"/>
+          <w:szCs w:val="24"/>
+          <w:lang w:val="es-AR"/>
+        </w:rPr>
+        <w:t>ain</w:t>
+      </w:r>
+      <w:proofErr w:type="spellEnd"/>
+      <w:r>
+        <w:rPr>
+          <w:rFonts w:ascii="Times New Roman" w:eastAsia="Times New Roman" w:hAnsi="Times New Roman" w:cs="Times New Roman"/>
+          <w:b/>
+          <w:bCs/>
+          <w:sz w:val="24"/>
+          <w:szCs w:val="24"/>
+          <w:lang w:val="es-AR"/>
+        </w:rPr>
+        <w:t xml:space="preserve"> </w:t>
+      </w:r>
+      <w:r>
+        <w:rPr>
+          <w:rFonts w:ascii="Times New Roman" w:eastAsia="Times New Roman" w:hAnsi="Times New Roman" w:cs="Times New Roman"/>
+          <w:b/>
+          <w:bCs/>
+          <w:sz w:val="24"/>
+          <w:szCs w:val="24"/>
+          <w:lang w:val="es-AR"/>
+        </w:rPr>
+        <w:t>(Martin)</w:t>
+      </w:r>
+      <w:r>
+        <w:rPr>
+          <w:rFonts w:ascii="Times New Roman" w:eastAsia="Times New Roman" w:hAnsi="Times New Roman" w:cs="Times New Roman"/>
+          <w:b/>
+          <w:bCs/>
+          <w:sz w:val="24"/>
+          <w:szCs w:val="24"/>
+          <w:lang w:val="es-AR"/>
+        </w:rPr>
+        <w:t>:</w:t>
+      </w:r>
+    </w:p>
+    <w:p>
+      <w:pPr>
+        <w:rPr>
+          <w:rFonts w:ascii="Times New Roman" w:eastAsia="Times New Roman" w:hAnsi="Times New Roman" w:cs="Times New Roman"/>
+          <w:sz w:val="24"/>
+          <w:szCs w:val="24"/>
+          <w:lang w:val="es-AR"/>
+        </w:rPr>
+      </w:pPr>
+      <w:r>
+        <w:rPr>
+          <w:rFonts w:ascii="Times New Roman" w:eastAsia="Times New Roman" w:hAnsi="Times New Roman" w:cs="Times New Roman"/>
+          <w:b/>
+          <w:bCs/>
+          <w:sz w:val="24"/>
+          <w:szCs w:val="24"/>
+          <w:lang w:val="es-AR"/>
+        </w:rPr>
+        <w:t xml:space="preserve">- </w:t>
+      </w:r>
+      <w:r>
+        <w:rPr>
+          <w:rFonts w:ascii="Times New Roman" w:eastAsia="Times New Roman" w:hAnsi="Times New Roman" w:cs="Times New Roman"/>
+          <w:sz w:val="24"/>
+          <w:szCs w:val="24"/>
+          <w:lang w:val="es-AR"/>
+        </w:rPr>
+        <w:t xml:space="preserve">Validar/unir los cambios en el </w:t>
+      </w:r>
+      <w:proofErr w:type="spellStart"/>
+      <w:r>
+        <w:rPr>
+          <w:rFonts w:ascii="Times New Roman" w:eastAsia="Times New Roman" w:hAnsi="Times New Roman" w:cs="Times New Roman"/>
+          <w:sz w:val="24"/>
+          <w:szCs w:val="24"/>
+          <w:lang w:val="es-AR"/>
+        </w:rPr>
+        <w:t>main</w:t>
+      </w:r>
+      <w:proofErr w:type="spellEnd"/>
+      <w:r>
+        <w:rPr>
+          <w:rFonts w:ascii="Times New Roman" w:eastAsia="Times New Roman" w:hAnsi="Times New Roman" w:cs="Times New Roman"/>
+          <w:sz w:val="24"/>
+          <w:szCs w:val="24"/>
+          <w:lang w:val="es-AR"/>
+        </w:rPr>
+        <w:t>.</w:t>
+      </w:r>
+    </w:p>
+    <w:p>
+      <w:pPr>
+        <w:rPr>
+          <w:rFonts w:ascii="Times New Roman" w:eastAsia="Times New Roman" w:hAnsi="Times New Roman" w:cs="Times New Roman"/>
+          <w:sz w:val="24"/>
+          <w:szCs w:val="24"/>
+          <w:lang w:val="es-AR"/>
+        </w:rPr>
+      </w:pPr>
+      <w:r>
+        <w:rPr>
+          <w:rFonts w:ascii="Times New Roman" w:eastAsia="Times New Roman" w:hAnsi="Times New Roman" w:cs="Times New Roman"/>
+          <w:sz w:val="24"/>
+          <w:szCs w:val="24"/>
+          <w:lang w:val="es-AR"/>
+        </w:rPr>
+        <w:t xml:space="preserve">- </w:t>
+      </w:r>
+      <w:r>
+        <w:rPr>
+          <w:rFonts w:ascii="Times New Roman" w:eastAsia="Times New Roman" w:hAnsi="Times New Roman" w:cs="Times New Roman"/>
+          <w:sz w:val="24"/>
+          <w:szCs w:val="24"/>
+          <w:lang w:val="es-AR"/>
+        </w:rPr>
+        <w:t xml:space="preserve">Terminar el </w:t>
+      </w:r>
+      <w:proofErr w:type="spellStart"/>
+      <w:r>
+        <w:rPr>
+          <w:rFonts w:ascii="Times New Roman" w:eastAsia="Times New Roman" w:hAnsi="Times New Roman" w:cs="Times New Roman"/>
+          <w:sz w:val="24"/>
+          <w:szCs w:val="24"/>
+          <w:lang w:val="es-AR"/>
+        </w:rPr>
+        <w:t>main</w:t>
+      </w:r>
+      <w:proofErr w:type="spellEnd"/>
+      <w:r>
+        <w:rPr>
+          <w:rFonts w:ascii="Times New Roman" w:eastAsia="Times New Roman" w:hAnsi="Times New Roman" w:cs="Times New Roman"/>
+          <w:sz w:val="24"/>
+          <w:szCs w:val="24"/>
+          <w:lang w:val="es-AR"/>
+        </w:rPr>
+        <w:t xml:space="preserve"> de descarga unido (solo el de datos, no imágenes).</w:t>
+      </w:r>
+    </w:p>
+    <w:p>
+      <w:pPr>
+        <w:rPr>
+          <w:rFonts w:ascii="Times New Roman" w:eastAsia="Times New Roman" w:hAnsi="Times New Roman" w:cs="Times New Roman"/>
+          <w:b/>
+          <w:bCs/>
+          <w:sz w:val="24"/>
+          <w:szCs w:val="24"/>
+          <w:lang w:val="es-AR"/>
+        </w:rPr>
+      </w:pPr>
+      <w:r>
+        <w:rPr>
+          <w:rFonts w:ascii="Times New Roman" w:eastAsia="Times New Roman" w:hAnsi="Times New Roman" w:cs="Times New Roman"/>
+          <w:b/>
+          <w:bCs/>
+          <w:sz w:val="24"/>
+          <w:szCs w:val="24"/>
+          <w:lang w:val="es-AR"/>
+        </w:rPr>
+        <w:t xml:space="preserve">5. </w:t>
+      </w:r>
+      <w:r>
+        <w:rPr>
+          <w:rFonts w:ascii="Times New Roman" w:eastAsia="Times New Roman" w:hAnsi="Times New Roman" w:cs="Times New Roman"/>
+          <w:b/>
+          <w:bCs/>
+          <w:sz w:val="24"/>
+          <w:szCs w:val="24"/>
+          <w:lang w:val="es-AR"/>
+        </w:rPr>
+        <w:t>Creación</w:t>
+      </w:r>
+      <w:r>
+        <w:rPr>
+          <w:rFonts w:ascii="Times New Roman" w:eastAsia="Times New Roman" w:hAnsi="Times New Roman" w:cs="Times New Roman"/>
+          <w:b/>
+          <w:bCs/>
+          <w:sz w:val="24"/>
+          <w:szCs w:val="24"/>
+          <w:lang w:val="es-AR"/>
+        </w:rPr>
+        <w:t xml:space="preserve"> de la base de datos (Martin):</w:t>
+      </w:r>
+    </w:p>
+    <w:p>
+      <w:pPr>
+        <w:rPr>
+          <w:rFonts w:ascii="Times New Roman" w:eastAsia="Times New Roman" w:hAnsi="Times New Roman" w:cs="Times New Roman"/>
+          <w:sz w:val="24"/>
+          <w:szCs w:val="24"/>
+          <w:lang w:val="es-AR"/>
+        </w:rPr>
+      </w:pPr>
+      <w:r>
+        <w:rPr>
+          <w:rFonts w:ascii="Times New Roman" w:eastAsia="Times New Roman" w:hAnsi="Times New Roman" w:cs="Times New Roman"/>
+          <w:b/>
+          <w:bCs/>
+          <w:sz w:val="24"/>
+          <w:szCs w:val="24"/>
+          <w:lang w:val="es-AR"/>
+        </w:rPr>
+        <w:t xml:space="preserve">- </w:t>
+      </w:r>
+      <w:r>
+        <w:rPr>
+          <w:rFonts w:ascii="Times New Roman" w:eastAsia="Times New Roman" w:hAnsi="Times New Roman" w:cs="Times New Roman"/>
+          <w:sz w:val="24"/>
+          <w:szCs w:val="24"/>
+          <w:lang w:val="es-AR"/>
+        </w:rPr>
+        <w:t>Creación</w:t>
+      </w:r>
+      <w:r>
+        <w:rPr>
+          <w:rFonts w:ascii="Times New Roman" w:eastAsia="Times New Roman" w:hAnsi="Times New Roman" w:cs="Times New Roman"/>
+          <w:sz w:val="24"/>
+          <w:szCs w:val="24"/>
+          <w:lang w:val="es-AR"/>
+        </w:rPr>
+        <w:t xml:space="preserve"> del diseño de la base de datos.</w:t>
+      </w:r>
+    </w:p>
+    <w:p>
+      <w:pPr>
+        <w:rPr>
+          <w:rFonts w:ascii="Times New Roman" w:eastAsia="Times New Roman" w:hAnsi="Times New Roman" w:cs="Times New Roman"/>
+          <w:sz w:val="24"/>
+          <w:szCs w:val="24"/>
+          <w:lang w:val="es-AR"/>
+        </w:rPr>
+      </w:pPr>
+      <w:r>
+        <w:rPr>
+          <w:rFonts w:ascii="Times New Roman" w:eastAsia="Times New Roman" w:hAnsi="Times New Roman" w:cs="Times New Roman"/>
+          <w:sz w:val="24"/>
+          <w:szCs w:val="24"/>
+          <w:lang w:val="es-AR"/>
+        </w:rPr>
+        <w:t xml:space="preserve">- Generar las relaciones entre distintos </w:t>
+      </w:r>
+      <w:proofErr w:type="spellStart"/>
+      <w:r>
+        <w:rPr>
+          <w:rFonts w:ascii="Times New Roman" w:eastAsia="Times New Roman" w:hAnsi="Times New Roman" w:cs="Times New Roman"/>
+          <w:sz w:val="24"/>
+          <w:szCs w:val="24"/>
+          <w:lang w:val="es-AR"/>
+        </w:rPr>
+        <w:t>datasets</w:t>
+      </w:r>
+      <w:proofErr w:type="spellEnd"/>
+      <w:r>
+        <w:rPr>
+          <w:rFonts w:ascii="Times New Roman" w:eastAsia="Times New Roman" w:hAnsi="Times New Roman" w:cs="Times New Roman"/>
+          <w:sz w:val="24"/>
+          <w:szCs w:val="24"/>
+          <w:lang w:val="es-AR"/>
+        </w:rPr>
+        <w:t>. Si se puede, unir los datos.</w:t>
+      </w:r>
+    </w:p>
+    <w:p>
+      <w:pPr>
+        <w:rPr>
+          <w:rFonts w:ascii="Times New Roman" w:eastAsia="Times New Roman" w:hAnsi="Times New Roman" w:cs="Times New Roman"/>
+          <w:sz w:val="24"/>
+          <w:szCs w:val="24"/>
+          <w:lang w:val="es-AR"/>
+        </w:rPr>
+      </w:pPr>
+      <w:r>
+        <w:rPr>
+          <w:rFonts w:ascii="Times New Roman" w:eastAsia="Times New Roman" w:hAnsi="Times New Roman" w:cs="Times New Roman"/>
+          <w:sz w:val="24"/>
+          <w:szCs w:val="24"/>
+          <w:lang w:val="es-AR"/>
+        </w:rPr>
+        <w:t>- Relacionarlo con la parte de las descargas</w:t>
+      </w:r>
+    </w:p>
+    <w:p>
+      <w:pPr>
+        <w:rPr>
+          <w:rFonts w:ascii="Times New Roman" w:eastAsia="Times New Roman" w:hAnsi="Times New Roman" w:cs="Times New Roman"/>
+          <w:b/>
+          <w:bCs/>
+          <w:sz w:val="24"/>
+          <w:szCs w:val="24"/>
+          <w:lang w:val="es-AR"/>
+        </w:rPr>
+      </w:pPr>
+      <w:r>
+        <w:rPr>
+          <w:rFonts w:ascii="Times New Roman" w:eastAsia="Times New Roman" w:hAnsi="Times New Roman" w:cs="Times New Roman"/>
+          <w:b/>
+          <w:bCs/>
+          <w:sz w:val="24"/>
+          <w:szCs w:val="24"/>
+          <w:lang w:val="es-AR"/>
+        </w:rPr>
+        <w:t>6</w:t>
+      </w:r>
+      <w:r>
+        <w:rPr>
+          <w:rFonts w:ascii="Times New Roman" w:eastAsia="Times New Roman" w:hAnsi="Times New Roman" w:cs="Times New Roman"/>
+          <w:b/>
+          <w:bCs/>
+          <w:sz w:val="24"/>
+          <w:szCs w:val="24"/>
+          <w:lang w:val="es-AR"/>
+        </w:rPr>
+        <w:t>.</w:t>
+      </w:r>
+      <w:r>
+        <w:rPr>
+          <w:rFonts w:ascii="Times New Roman" w:eastAsia="Times New Roman" w:hAnsi="Times New Roman" w:cs="Times New Roman"/>
+          <w:b/>
+          <w:bCs/>
+          <w:sz w:val="24"/>
+          <w:szCs w:val="24"/>
+          <w:lang w:val="es-AR"/>
+        </w:rPr>
+        <w:t xml:space="preserve"> PARA EL FINAL:</w:t>
+      </w:r>
+      <w:r>
+        <w:rPr>
+          <w:rFonts w:ascii="Times New Roman" w:eastAsia="Times New Roman" w:hAnsi="Times New Roman" w:cs="Times New Roman"/>
+          <w:b/>
+          <w:bCs/>
+          <w:sz w:val="24"/>
+          <w:szCs w:val="24"/>
+          <w:lang w:val="es-AR"/>
+        </w:rPr>
+        <w:t xml:space="preserve"> Mockup de la web/mapa interactivo</w:t>
+      </w:r>
+      <w:r>
+        <w:rPr>
+          <w:rFonts w:ascii="Times New Roman" w:eastAsia="Times New Roman" w:hAnsi="Times New Roman" w:cs="Times New Roman"/>
+          <w:b/>
+          <w:bCs/>
+          <w:sz w:val="24"/>
+          <w:szCs w:val="24"/>
+          <w:lang w:val="es-AR"/>
+        </w:rPr>
+        <w:t>:</w:t>
+      </w:r>
+      <w:r>
+        <w:rPr>
+          <w:rFonts w:ascii="Times New Roman" w:eastAsia="Times New Roman" w:hAnsi="Times New Roman" w:cs="Times New Roman"/>
+          <w:b/>
+          <w:bCs/>
+          <w:sz w:val="24"/>
+          <w:szCs w:val="24"/>
+          <w:lang w:val="es-AR"/>
+        </w:rPr>
+        <w:t xml:space="preserve"> </w:t>
+      </w:r>
+      <w:r>
+        <w:rPr>
+          <w:rFonts w:ascii="Times New Roman" w:eastAsia="Times New Roman" w:hAnsi="Times New Roman" w:cs="Times New Roman"/>
+          <w:b/>
+          <w:bCs/>
+          <w:sz w:val="24"/>
+          <w:szCs w:val="24"/>
+          <w:highlight w:val="yellow"/>
+          <w:lang w:val="es-AR"/>
+        </w:rPr>
+        <w:t>(---)</w:t>
+      </w:r>
+    </w:p>
+    <w:p>
+      <w:pPr>
+        <w:rPr>
+          <w:rFonts w:ascii="Times New Roman" w:eastAsia="Times New Roman" w:hAnsi="Times New Roman" w:cs="Times New Roman"/>
+          <w:sz w:val="24"/>
+          <w:szCs w:val="24"/>
+          <w:lang w:val="es-AR"/>
+        </w:rPr>
+      </w:pPr>
+      <w:r>
+        <w:rPr>
+          <w:rFonts w:ascii="Times New Roman" w:eastAsia="Times New Roman" w:hAnsi="Times New Roman" w:cs="Times New Roman"/>
+          <w:b/>
+          <w:bCs/>
+          <w:sz w:val="24"/>
+          <w:szCs w:val="24"/>
+          <w:lang w:val="es-AR"/>
+        </w:rPr>
+        <w:t>-</w:t>
+      </w:r>
+      <w:r>
+        <w:rPr>
+          <w:rFonts w:ascii="Times New Roman" w:eastAsia="Times New Roman" w:hAnsi="Times New Roman" w:cs="Times New Roman"/>
+          <w:sz w:val="24"/>
+          <w:szCs w:val="24"/>
+          <w:lang w:val="es-AR"/>
+        </w:rPr>
+        <w:t xml:space="preserve"> Generar el mockup del mapa interactivo con sus distintas funcionalidades.</w:t>
+      </w:r>
+    </w:p>
+    <w:p>
+      <w:pPr>
+        <w:rPr>
+          <w:rFonts w:ascii="Times New Roman" w:eastAsia="Times New Roman" w:hAnsi="Times New Roman" w:cs="Times New Roman"/>
+          <w:b/>
+          <w:bCs/>
+          <w:sz w:val="24"/>
+          <w:szCs w:val="24"/>
+          <w:lang w:val="es-AR"/>
+        </w:rPr>
+      </w:pPr>
+      <w:r>
+        <w:rPr>
+          <w:rFonts w:ascii="Times New Roman" w:eastAsia="Times New Roman" w:hAnsi="Times New Roman" w:cs="Times New Roman"/>
+          <w:b/>
+          <w:bCs/>
+          <w:sz w:val="24"/>
+          <w:szCs w:val="24"/>
+          <w:lang w:val="es-AR"/>
+        </w:rPr>
+        <w:t>7</w:t>
+      </w:r>
+      <w:r>
+        <w:rPr>
+          <w:rFonts w:ascii="Times New Roman" w:eastAsia="Times New Roman" w:hAnsi="Times New Roman" w:cs="Times New Roman"/>
+          <w:b/>
+          <w:bCs/>
+          <w:sz w:val="24"/>
+          <w:szCs w:val="24"/>
+          <w:lang w:val="es-AR"/>
+        </w:rPr>
+        <w:t xml:space="preserve">. </w:t>
+      </w:r>
+      <w:r>
+        <w:rPr>
+          <w:rFonts w:ascii="Times New Roman" w:eastAsia="Times New Roman" w:hAnsi="Times New Roman" w:cs="Times New Roman"/>
+          <w:b/>
+          <w:bCs/>
+          <w:sz w:val="24"/>
+          <w:szCs w:val="24"/>
+          <w:lang w:val="es-AR"/>
+        </w:rPr>
+        <w:t>TAREA PARA EL FINAL</w:t>
+      </w:r>
+      <w:r>
+        <w:rPr>
+          <w:rFonts w:ascii="Times New Roman" w:eastAsia="Times New Roman" w:hAnsi="Times New Roman" w:cs="Times New Roman"/>
+          <w:b/>
+          <w:bCs/>
+          <w:sz w:val="24"/>
+          <w:szCs w:val="24"/>
+          <w:lang w:val="es-AR"/>
+        </w:rPr>
+        <w:t xml:space="preserve">: Conexión </w:t>
+      </w:r>
+      <w:r>
+        <w:rPr>
+          <w:rFonts w:ascii="Times New Roman" w:eastAsia="Times New Roman" w:hAnsi="Times New Roman" w:cs="Times New Roman"/>
+          <w:b/>
+          <w:bCs/>
+          <w:sz w:val="24"/>
+          <w:szCs w:val="24"/>
+          <w:lang w:val="es-AR"/>
+        </w:rPr>
+        <w:t>C</w:t>
+      </w:r>
+      <w:r>
+        <w:rPr>
+          <w:rFonts w:ascii="Times New Roman" w:eastAsia="Times New Roman" w:hAnsi="Times New Roman" w:cs="Times New Roman"/>
+          <w:b/>
+          <w:bCs/>
+          <w:sz w:val="24"/>
+          <w:szCs w:val="24"/>
+          <w:lang w:val="es-AR"/>
+        </w:rPr>
+        <w:t>on Lorca</w:t>
+      </w:r>
+    </w:p>
+    <w:p>
+      <w:pPr>
+        <w:rPr>
+          <w:rFonts w:ascii="Times New Roman" w:eastAsia="Times New Roman" w:hAnsi="Times New Roman" w:cs="Times New Roman"/>
+          <w:sz w:val="24"/>
+          <w:szCs w:val="24"/>
+          <w:lang w:val="es-AR"/>
+        </w:rPr>
+      </w:pPr>
+      <w:r>
+        <w:rPr>
+          <w:rFonts w:ascii="Times New Roman" w:eastAsia="Times New Roman" w:hAnsi="Times New Roman" w:cs="Times New Roman"/>
+          <w:b/>
+          <w:bCs/>
+          <w:sz w:val="24"/>
+          <w:szCs w:val="24"/>
+          <w:lang w:val="es-AR"/>
+        </w:rPr>
+        <w:t>-</w:t>
+      </w:r>
+      <w:r>
+        <w:rPr>
+          <w:rFonts w:ascii="Times New Roman" w:eastAsia="Times New Roman" w:hAnsi="Times New Roman" w:cs="Times New Roman"/>
+          <w:sz w:val="24"/>
+          <w:szCs w:val="24"/>
+          <w:lang w:val="es-AR"/>
+        </w:rPr>
+        <w:t xml:space="preserve"> Conexión con LORCA establecida, y creación de carpeta.</w:t>
+      </w:r>
+    </w:p>
+    <w:p>
+      <w:pPr>
+        <w:rPr>
+          <w:rFonts w:ascii="Times New Roman" w:eastAsia="Times New Roman" w:hAnsi="Times New Roman" w:cs="Times New Roman"/>
+          <w:sz w:val="24"/>
+          <w:szCs w:val="24"/>
+          <w:lang w:val="es-AR"/>
+        </w:rPr>
+      </w:pPr>
+      <w:r>
+        <w:rPr>
+          <w:rFonts w:ascii="Times New Roman" w:eastAsia="Times New Roman" w:hAnsi="Times New Roman" w:cs="Times New Roman"/>
+          <w:sz w:val="24"/>
+          <w:szCs w:val="24"/>
+          <w:lang w:val="es-AR"/>
+        </w:rPr>
+        <w:t>- Guardar</w:t>
+      </w:r>
+      <w:r>
+        <w:rPr>
+          <w:rFonts w:ascii="Times New Roman" w:eastAsia="Times New Roman" w:hAnsi="Times New Roman" w:cs="Times New Roman"/>
+          <w:sz w:val="24"/>
+          <w:szCs w:val="24"/>
+          <w:lang w:val="es-AR"/>
+        </w:rPr>
+        <w:t xml:space="preserve">/pasar archivos de local a </w:t>
+      </w:r>
+      <w:proofErr w:type="spellStart"/>
+      <w:r>
+        <w:rPr>
+          <w:rFonts w:ascii="Times New Roman" w:eastAsia="Times New Roman" w:hAnsi="Times New Roman" w:cs="Times New Roman"/>
+          <w:sz w:val="24"/>
+          <w:szCs w:val="24"/>
+          <w:lang w:val="es-AR"/>
+        </w:rPr>
+        <w:t>lorca</w:t>
+      </w:r>
+      <w:proofErr w:type="spellEnd"/>
+    </w:p>
+    <w:p>
+      <w:pPr>
+        <w:rPr>
+          <w:rFonts w:ascii="Times New Roman" w:hAnsi="Times New Roman" w:cs="Times New Roman"/>
+          <w:sz w:val="24"/>
+          <w:szCs w:val="24"/>
+        </w:rPr>
+      </w:pPr>
+    </w:p>
+    <w:p>
+      <w:pPr>
+        <w:rPr>
+          <w:rFonts w:ascii="Times New Roman" w:hAnsi="Times New Roman" w:cs="Times New Roman"/>
+          <w:sz w:val="24"/>
+          <w:szCs w:val="24"/>
+        </w:rPr>
+      </w:pPr>
+    </w:p>
+    <w:p>
+      <w:pPr>
+        <w:rPr>
+          <w:rFonts w:ascii="Times New Roman" w:hAnsi="Times New Roman" w:cs="Times New Roman"/>
+          <w:sz w:val="24"/>
+          <w:szCs w:val="24"/>
+        </w:rPr>
+      </w:pPr>
+    </w:p>
+    <w:p>
+      <w:pPr>
+        <w:rPr>
+          <w:rFonts w:ascii="Times New Roman" w:hAnsi="Times New Roman" w:cs="Times New Roman"/>
+          <w:sz w:val="24"/>
+          <w:szCs w:val="24"/>
+        </w:rPr>
+      </w:pPr>
+    </w:p>
+    <w:p>
+      <w:pPr>
+        <w:rPr>
+          <w:rFonts w:ascii="Times New Roman" w:hAnsi="Times New Roman" w:cs="Times New Roman"/>
+          <w:sz w:val="24"/>
+          <w:szCs w:val="24"/>
+        </w:rPr>
+      </w:pPr>
+      <w:r>
+        <w:rPr>
+          <w:rFonts w:ascii="Times New Roman" w:hAnsi="Times New Roman" w:cs="Times New Roman"/>
+          <w:sz w:val="24"/>
+          <w:szCs w:val="24"/>
+        </w:rPr>
+        <w:lastRenderedPageBreak/>
+        <w:t>Sprint 4: Integración con Docker</w:t>
+      </w:r>
+    </w:p>
+    <w:p>
+      <w:pPr>
+        <w:rPr>
+          <w:rFonts w:ascii="Times New Roman" w:hAnsi="Times New Roman" w:cs="Times New Roman"/>
+          <w:sz w:val="24"/>
+          <w:szCs w:val="24"/>
+        </w:rPr>
+      </w:pPr>
+      <w:r>
+        <w:rPr>
+          <w:rFonts w:ascii="Times New Roman" w:hAnsi="Times New Roman" w:cs="Times New Roman"/>
+          <w:sz w:val="24"/>
+          <w:szCs w:val="24"/>
+        </w:rPr>
+        <w:t xml:space="preserve">• Diseñar la estrategia de </w:t>
+      </w:r>
+      <w:proofErr w:type="spellStart"/>
+      <w:r>
+        <w:rPr>
+          <w:rFonts w:ascii="Times New Roman" w:hAnsi="Times New Roman" w:cs="Times New Roman"/>
+          <w:sz w:val="24"/>
+          <w:szCs w:val="24"/>
+        </w:rPr>
+        <w:t>contenerización</w:t>
+      </w:r>
+      <w:proofErr w:type="spellEnd"/>
+      <w:r>
+        <w:rPr>
+          <w:rFonts w:ascii="Times New Roman" w:hAnsi="Times New Roman" w:cs="Times New Roman"/>
+          <w:sz w:val="24"/>
+          <w:szCs w:val="24"/>
+        </w:rPr>
+        <w:t xml:space="preserve"> de los pipelines. </w:t>
       </w:r>
     </w:p>
     <w:p>
@@ -1309,19 +2772,97 @@
 
 <file path=word/comments.xml><?xml version="1.0" encoding="utf-8"?>
 <w:comments xmlns:wpc="http://schemas.microsoft.com/office/word/2010/wordprocessingCanvas" xmlns:cx="http://schemas.microsoft.com/office/drawing/2014/chartex" xmlns:cx1="http://schemas.microsoft.com/office/drawing/2015/9/8/chartex" xmlns:cx2="http://schemas.microsoft.com/office/drawing/2015/10/21/chartex" xmlns:cx3="http://schemas.microsoft.com/office/drawing/2016/5/9/chartex" xmlns:cx4="http://schemas.microsoft.com/office/drawing/2016/5/10/chartex" xmlns:cx5="http://schemas.microsoft.com/office/drawing/2016/5/11/chartex" xmlns:cx6="http://schemas.microsoft.com/office/drawing/2016/5/12/chartex" xmlns:cx7="http://schemas.microsoft.com/office/drawing/2016/5/13/chartex" xmlns:cx8="http://schemas.microsoft.com/office/drawing/2016/5/14/chartex" xmlns:mc="http://schemas.openxmlformats.org/markup-compatibility/2006" xmlns:aink="http://schemas.microsoft.com/office/drawing/2016/ink" xmlns:am3d="http://schemas.microsoft.com/office/drawing/2017/model3d" xmlns:o="urn:schemas-microsoft-com:office:office" xmlns:oel="http://schemas.microsoft.com/office/2019/extlst" xmlns:r="http://schemas.openxmlformats.org/officeDocument/2006/relationships" xmlns:m="http://schemas.openxmlformats.org/officeDocument/2006/math" xmlns:v="urn:schemas-microsoft-com:vml" xmlns:wp14="http://schemas.microsoft.com/office/word/2010/wordprocessingDrawing" xmlns:wp="http://schemas.openxmlformats.org/drawingml/2006/wordprocessingDrawing" xmlns:w10="urn:schemas-microsoft-com:office:word" xmlns:w="http://schemas.openxmlformats.org/wordprocessingml/2006/main" xmlns:w14="http://schemas.microsoft.com/office/word/2010/wordml" xmlns:w15="http://schemas.microsoft.com/office/word/2012/wordml" xmlns:w16cex="http://schemas.microsoft.com/office/word/2018/wordml/cex" xmlns:w16cid="http://schemas.microsoft.com/office/word/2016/wordml/cid" xmlns:w16="http://schemas.microsoft.com/office/word/2018/wordml" xmlns:w16du="http://schemas.microsoft.com/office/word/2023/wordml/word16du" xmlns:w16sdtdh="http://schemas.microsoft.com/office/word/2020/wordml/sdtdatahash" xmlns:w16sdtfl="http://schemas.microsoft.com/office/word/2024/wordml/sdtformatlock" xmlns:w16se="http://schemas.microsoft.com/office/word/2015/wordml/symex" xmlns:wpg="http://schemas.microsoft.com/office/word/2010/wordprocessingGroup" xmlns:wpi="http://schemas.microsoft.com/office/word/2010/wordprocessingInk" xmlns:wne="http://schemas.microsoft.com/office/word/2006/wordml" xmlns:wps="http://schemas.microsoft.com/office/word/2010/wordprocessingShape" mc:Ignorable="w14 w15 w16se w16cid w16 w16cex w16sdtdh w16sdtfl w16du wp14">
-  <w:comment w:id="0" w:author="Martín Otero" w:date="2025-11-12T13:14:00Z" w:initials="MO">
-    <w:p>
-      <w:pPr>
-        <w:pStyle w:val="CommentText"/>
-      </w:pPr>
-      <w:r>
-        <w:rPr>
-          <w:rStyle w:val="CommentReference"/>
+  <w:comment w:id="0" w:author="Martín Otero" w:date="2025-11-13T17:40:00Z" w:initials="MO">
+    <w:p>
+      <w:pPr>
+        <w:pStyle w:val="Textocomentario"/>
+      </w:pPr>
+      <w:r>
+        <w:rPr>
+          <w:rStyle w:val="Refdecomentario"/>
         </w:rPr>
         <w:annotationRef/>
       </w:r>
       <w:r>
-        <w:t>docker</w:t>
+        <w:t>Esto lo puse porque mas alla de la poblacion, Viirs no tenemos mucho mas… Y para el analisis tendremos que analizar mas digo yo.</w:t>
+      </w:r>
+    </w:p>
+  </w:comment>
+  <w:comment w:id="1" w:author="Martín Otero" w:date="2025-11-13T17:49:00Z" w:initials="MO">
+    <w:p>
+      <w:pPr>
+        <w:pStyle w:val="Textocomentario"/>
+      </w:pPr>
+      <w:r>
+        <w:rPr>
+          <w:rStyle w:val="Refdecomentario"/>
+        </w:rPr>
+        <w:annotationRef/>
+      </w:r>
+      <w:r>
+        <w:t>Lo de las rail station igualmente lo mirare yo</w:t>
+      </w:r>
+    </w:p>
+  </w:comment>
+  <w:comment w:id="2" w:author="Martín Otero" w:date="2025-11-15T13:50:00Z" w:initials="MO">
+    <w:p>
+      <w:pPr>
+        <w:pStyle w:val="Textocomentario"/>
+      </w:pPr>
+      <w:r>
+        <w:rPr>
+          <w:rStyle w:val="Refdecomentario"/>
+        </w:rPr>
+        <w:annotationRef/>
+      </w:r>
+      <w:r>
+        <w:rPr>
+          <w:noProof/>
+        </w:rPr>
+        <w:drawing>
+          <wp:inline distT="0" distB="0" distL="0" distR="0" wp14:anchorId="3CD73CF2" wp14:editId="5F13DF3F">
+            <wp:extent cx="5400040" cy="3698875"/>
+            <wp:effectExtent l="0" t="0" r="0" b="0"/>
+            <wp:docPr id="310479702" name="Imagen 1" descr="Image"/>
+            <wp:cNvGraphicFramePr>
+              <a:graphicFrameLocks xmlns:a="http://schemas.openxmlformats.org/drawingml/2006/main" noChangeAspect="1"/>
+            </wp:cNvGraphicFramePr>
+            <a:graphic xmlns:a="http://schemas.openxmlformats.org/drawingml/2006/main">
+              <a:graphicData uri="http://schemas.openxmlformats.org/drawingml/2006/picture">
+                <pic:pic xmlns:pic="http://schemas.openxmlformats.org/drawingml/2006/picture">
+                  <pic:nvPicPr>
+                    <pic:cNvPr id="310479702" name="Imagen 310479702" descr="Image"/>
+                    <pic:cNvPicPr/>
+                  </pic:nvPicPr>
+                  <pic:blipFill>
+                    <a:blip r:embed="rId1">
+                      <a:extLst>
+                        <a:ext uri="{28A0092B-C50C-407E-A947-70E740481C1C}">
+                          <a14:useLocalDpi xmlns:a14="http://schemas.microsoft.com/office/drawing/2010/main" val="0"/>
+                        </a:ext>
+                      </a:extLst>
+                    </a:blip>
+                    <a:stretch>
+                      <a:fillRect/>
+                    </a:stretch>
+                  </pic:blipFill>
+                  <pic:spPr>
+                    <a:xfrm>
+                      <a:off x="0" y="0"/>
+                      <a:ext cx="5400040" cy="3698875"/>
+                    </a:xfrm>
+                    <a:prstGeom prst="rect">
+                      <a:avLst/>
+                    </a:prstGeom>
+                  </pic:spPr>
+                </pic:pic>
+              </a:graphicData>
+            </a:graphic>
+          </wp:inline>
+        </w:drawing>
+      </w:r>
+      <w:r>
+        <w:t xml:space="preserve"> vi esto por si les interesa</w:t>
       </w:r>
     </w:p>
   </w:comment>
@@ -1330,19 +2871,25 @@
 
 <file path=word/commentsExtended.xml><?xml version="1.0" encoding="utf-8"?>
 <w15:commentsEx xmlns:wpc="http://schemas.microsoft.com/office/word/2010/wordprocessingCanvas" xmlns:cx="http://schemas.microsoft.com/office/drawing/2014/chartex" xmlns:cx1="http://schemas.microsoft.com/office/drawing/2015/9/8/chartex" xmlns:cx2="http://schemas.microsoft.com/office/drawing/2015/10/21/chartex" xmlns:cx3="http://schemas.microsoft.com/office/drawing/2016/5/9/chartex" xmlns:cx4="http://schemas.microsoft.com/office/drawing/2016/5/10/chartex" xmlns:cx5="http://schemas.microsoft.com/office/drawing/2016/5/11/chartex" xmlns:cx6="http://schemas.microsoft.com/office/drawing/2016/5/12/chartex" xmlns:cx7="http://schemas.microsoft.com/office/drawing/2016/5/13/chartex" xmlns:cx8="http://schemas.microsoft.com/office/drawing/2016/5/14/chartex" xmlns:mc="http://schemas.openxmlformats.org/markup-compatibility/2006" xmlns:aink="http://schemas.microsoft.com/office/drawing/2016/ink" xmlns:am3d="http://schemas.microsoft.com/office/drawing/2017/model3d" xmlns:o="urn:schemas-microsoft-com:office:office" xmlns:oel="http://schemas.microsoft.com/office/2019/extlst" xmlns:r="http://schemas.openxmlformats.org/officeDocument/2006/relationships" xmlns:m="http://schemas.openxmlformats.org/officeDocument/2006/math" xmlns:v="urn:schemas-microsoft-com:vml" xmlns:wp14="http://schemas.microsoft.com/office/word/2010/wordprocessingDrawing" xmlns:wp="http://schemas.openxmlformats.org/drawingml/2006/wordprocessingDrawing" xmlns:w10="urn:schemas-microsoft-com:office:word" xmlns:w="http://schemas.openxmlformats.org/wordprocessingml/2006/main" xmlns:w14="http://schemas.microsoft.com/office/word/2010/wordml" xmlns:w15="http://schemas.microsoft.com/office/word/2012/wordml" xmlns:w16cex="http://schemas.microsoft.com/office/word/2018/wordml/cex" xmlns:w16cid="http://schemas.microsoft.com/office/word/2016/wordml/cid" xmlns:w16="http://schemas.microsoft.com/office/word/2018/wordml" xmlns:w16du="http://schemas.microsoft.com/office/word/2023/wordml/word16du" xmlns:w16sdtdh="http://schemas.microsoft.com/office/word/2020/wordml/sdtdatahash" xmlns:w16sdtfl="http://schemas.microsoft.com/office/word/2024/wordml/sdtformatlock" xmlns:w16se="http://schemas.microsoft.com/office/word/2015/wordml/symex" xmlns:wpg="http://schemas.microsoft.com/office/word/2010/wordprocessingGroup" xmlns:wpi="http://schemas.microsoft.com/office/word/2010/wordprocessingInk" xmlns:wne="http://schemas.microsoft.com/office/word/2006/wordml" xmlns:wps="http://schemas.microsoft.com/office/word/2010/wordprocessingShape" mc:Ignorable="w14 w15 w16se w16cid w16 w16cex w16sdtdh w16sdtfl w16du wp14">
-  <w15:commentEx w15:paraId="7E5B2845" w15:done="0"/>
+  <w15:commentEx w15:paraId="00152071" w15:done="0"/>
+  <w15:commentEx w15:paraId="3E219EC8" w15:paraIdParent="00152071" w15:done="0"/>
+  <w15:commentEx w15:paraId="33FDEDBC" w15:paraIdParent="00152071" w15:done="0"/>
 </w15:commentsEx>
 </file>
 
 <file path=word/commentsExtensible.xml><?xml version="1.0" encoding="utf-8"?>
 <w16cex:commentsExtensible xmlns:wpc="http://schemas.microsoft.com/office/word/2010/wordprocessingCanvas" xmlns:cx="http://schemas.microsoft.com/office/drawing/2014/chartex" xmlns:cx1="http://schemas.microsoft.com/office/drawing/2015/9/8/chartex" xmlns:cx2="http://schemas.microsoft.com/office/drawing/2015/10/21/chartex" xmlns:cx3="http://schemas.microsoft.com/office/drawing/2016/5/9/chartex" xmlns:cx4="http://schemas.microsoft.com/office/drawing/2016/5/10/chartex" xmlns:cx5="http://schemas.microsoft.com/office/drawing/2016/5/11/chartex" xmlns:cx6="http://schemas.microsoft.com/office/drawing/2016/5/12/chartex" xmlns:cx7="http://schemas.microsoft.com/office/drawing/2016/5/13/chartex" xmlns:cx8="http://schemas.microsoft.com/office/drawing/2016/5/14/chartex" xmlns:cr="http://schemas.microsoft.com/office/comments/2020/reactions" xmlns:mc="http://schemas.openxmlformats.org/markup-compatibility/2006" xmlns:aink="http://schemas.microsoft.com/office/drawing/2016/ink" xmlns:am3d="http://schemas.microsoft.com/office/drawing/2017/model3d" xmlns:o="urn:schemas-microsoft-com:office:office" xmlns:oel="http://schemas.microsoft.com/office/2019/extlst" xmlns:r="http://schemas.openxmlformats.org/officeDocument/2006/relationships" xmlns:m="http://schemas.openxmlformats.org/officeDocument/2006/math" xmlns:v="urn:schemas-microsoft-com:vml" xmlns:wp14="http://schemas.microsoft.com/office/word/2010/wordprocessingDrawing" xmlns:wp="http://schemas.openxmlformats.org/drawingml/2006/wordprocessingDrawing" xmlns:w10="urn:schemas-microsoft-com:office:word" xmlns:w="http://schemas.openxmlformats.org/wordprocessingml/2006/main" xmlns:w14="http://schemas.microsoft.com/office/word/2010/wordml" xmlns:w15="http://schemas.microsoft.com/office/word/2012/wordml" xmlns:w16cex="http://schemas.microsoft.com/office/word/2018/wordml/cex" xmlns:w16cid="http://schemas.microsoft.com/office/word/2016/wordml/cid" xmlns:w16="http://schemas.microsoft.com/office/word/2018/wordml" xmlns:w16du="http://schemas.microsoft.com/office/word/2023/wordml/word16du" xmlns:w16sdtdh="http://schemas.microsoft.com/office/word/2020/wordml/sdtdatahash" xmlns:w16sdtfl="http://schemas.microsoft.com/office/word/2024/wordml/sdtformatlock" xmlns:w16se="http://schemas.microsoft.com/office/word/2015/wordml/symex" xmlns:wpg="http://schemas.microsoft.com/office/word/2010/wordprocessingGroup" xmlns:wpi="http://schemas.microsoft.com/office/word/2010/wordprocessingInk" xmlns:wne="http://schemas.microsoft.com/office/word/2006/wordml" xmlns:wps="http://schemas.microsoft.com/office/word/2010/wordprocessingShape" mc:Ignorable="w14 w15 w16se w16cid w16 w16cex w16sdtdh w16sdtfl cr w16du wp14">
-  <w16cex:commentExtensible w16cex:durableId="0563E7EF" w16cex:dateUtc="2025-11-12T12:14:00Z"/>
+  <w16cex:commentExtensible w16cex:durableId="297A6AAB" w16cex:dateUtc="2025-11-13T16:40:00Z"/>
+  <w16cex:commentExtensible w16cex:durableId="5ECE6EFD" w16cex:dateUtc="2025-11-13T16:49:00Z"/>
+  <w16cex:commentExtensible w16cex:durableId="0F381AC6" w16cex:dateUtc="2025-11-15T12:50:00Z"/>
 </w16cex:commentsExtensible>
 </file>
 
 <file path=word/commentsIds.xml><?xml version="1.0" encoding="utf-8"?>
 <w16cid:commentsIds xmlns:wpc="http://schemas.microsoft.com/office/word/2010/wordprocessingCanvas" xmlns:cx="http://schemas.microsoft.com/office/drawing/2014/chartex" xmlns:cx1="http://schemas.microsoft.com/office/drawing/2015/9/8/chartex" xmlns:cx2="http://schemas.microsoft.com/office/drawing/2015/10/21/chartex" xmlns:cx3="http://schemas.microsoft.com/office/drawing/2016/5/9/chartex" xmlns:cx4="http://schemas.microsoft.com/office/drawing/2016/5/10/chartex" xmlns:cx5="http://schemas.microsoft.com/office/drawing/2016/5/11/chartex" xmlns:cx6="http://schemas.microsoft.com/office/drawing/2016/5/12/chartex" xmlns:cx7="http://schemas.microsoft.com/office/drawing/2016/5/13/chartex" xmlns:cx8="http://schemas.microsoft.com/office/drawing/2016/5/14/chartex" xmlns:mc="http://schemas.openxmlformats.org/markup-compatibility/2006" xmlns:aink="http://schemas.microsoft.com/office/drawing/2016/ink" xmlns:am3d="http://schemas.microsoft.com/office/drawing/2017/model3d" xmlns:o="urn:schemas-microsoft-com:office:office" xmlns:oel="http://schemas.microsoft.com/office/2019/extlst" xmlns:r="http://schemas.openxmlformats.org/officeDocument/2006/relationships" xmlns:m="http://schemas.openxmlformats.org/officeDocument/2006/math" xmlns:v="urn:schemas-microsoft-com:vml" xmlns:wp14="http://schemas.microsoft.com/office/word/2010/wordprocessingDrawing" xmlns:wp="http://schemas.openxmlformats.org/drawingml/2006/wordprocessingDrawing" xmlns:w10="urn:schemas-microsoft-com:office:word" xmlns:w="http://schemas.openxmlformats.org/wordprocessingml/2006/main" xmlns:w14="http://schemas.microsoft.com/office/word/2010/wordml" xmlns:w15="http://schemas.microsoft.com/office/word/2012/wordml" xmlns:w16cex="http://schemas.microsoft.com/office/word/2018/wordml/cex" xmlns:w16cid="http://schemas.microsoft.com/office/word/2016/wordml/cid" xmlns:w16="http://schemas.microsoft.com/office/word/2018/wordml" xmlns:w16du="http://schemas.microsoft.com/office/word/2023/wordml/word16du" xmlns:w16sdtdh="http://schemas.microsoft.com/office/word/2020/wordml/sdtdatahash" xmlns:w16sdtfl="http://schemas.microsoft.com/office/word/2024/wordml/sdtformatlock" xmlns:w16se="http://schemas.microsoft.com/office/word/2015/wordml/symex" xmlns:wpg="http://schemas.microsoft.com/office/word/2010/wordprocessingGroup" xmlns:wpi="http://schemas.microsoft.com/office/word/2010/wordprocessingInk" xmlns:wne="http://schemas.microsoft.com/office/word/2006/wordml" xmlns:wps="http://schemas.microsoft.com/office/word/2010/wordprocessingShape" mc:Ignorable="w14 w15 w16se w16cid w16 w16cex w16sdtdh w16sdtfl w16du wp14">
-  <w16cid:commentId w16cid:paraId="7E5B2845" w16cid:durableId="0563E7EF"/>
+  <w16cid:commentId w16cid:paraId="00152071" w16cid:durableId="297A6AAB"/>
+  <w16cid:commentId w16cid:paraId="3E219EC8" w16cid:durableId="5ECE6EFD"/>
+  <w16cid:commentId w16cid:paraId="33FDEDBC" w16cid:durableId="0F381AC6"/>
 </w16cid:commentsIds>
 </file>
 
@@ -2774,35 +4321,35 @@
       </w:rPr>
     </w:lvl>
   </w:abstractNum>
-  <w:num w:numId="1" w16cid:durableId="1236547418">
+  <w:num w:numId="1" w16cid:durableId="284506424">
+    <w:abstractNumId w:val="7"/>
+  </w:num>
+  <w:num w:numId="2" w16cid:durableId="532617480">
+    <w:abstractNumId w:val="4"/>
+  </w:num>
+  <w:num w:numId="3" w16cid:durableId="1236547418">
     <w:abstractNumId w:val="9"/>
   </w:num>
-  <w:num w:numId="2" w16cid:durableId="1410543460">
+  <w:num w:numId="4" w16cid:durableId="1410543460">
     <w:abstractNumId w:val="1"/>
   </w:num>
-  <w:num w:numId="3" w16cid:durableId="1418594357">
+  <w:num w:numId="5" w16cid:durableId="1474058551">
+    <w:abstractNumId w:val="2"/>
+  </w:num>
+  <w:num w:numId="6" w16cid:durableId="1418594357">
     <w:abstractNumId w:val="8"/>
   </w:num>
-  <w:num w:numId="4" w16cid:durableId="1474058551">
-    <w:abstractNumId w:val="2"/>
-  </w:num>
-  <w:num w:numId="5" w16cid:durableId="1491171314">
-    <w:abstractNumId w:val="5"/>
-  </w:num>
-  <w:num w:numId="6" w16cid:durableId="2013608929">
-    <w:abstractNumId w:val="6"/>
-  </w:num>
-  <w:num w:numId="7" w16cid:durableId="284506424">
-    <w:abstractNumId w:val="7"/>
+  <w:num w:numId="7" w16cid:durableId="464737497">
+    <w:abstractNumId w:val="0"/>
   </w:num>
   <w:num w:numId="8" w16cid:durableId="34040644">
     <w:abstractNumId w:val="3"/>
   </w:num>
-  <w:num w:numId="9" w16cid:durableId="464737497">
-    <w:abstractNumId w:val="0"/>
+  <w:num w:numId="9" w16cid:durableId="1491171314">
+    <w:abstractNumId w:val="5"/>
   </w:num>
-  <w:num w:numId="10" w16cid:durableId="532617480">
-    <w:abstractNumId w:val="4"/>
+  <w:num w:numId="10" w16cid:durableId="2013608929">
+    <w:abstractNumId w:val="6"/>
   </w:num>
 </w:numbering>
 </file>
@@ -3216,11 +4763,11 @@
     <w:name w:val="Normal"/>
     <w:qFormat/>
   </w:style>
-  <w:style w:type="paragraph" w:styleId="Heading1">
+  <w:style w:type="paragraph" w:styleId="Ttulo1">
     <w:name w:val="heading 1"/>
     <w:basedOn w:val="Normal"/>
     <w:next w:val="Normal"/>
-    <w:link w:val="Heading1Char"/>
+    <w:link w:val="Ttulo1Car"/>
     <w:uiPriority w:val="9"/>
     <w:qFormat/>
     <w:rsid w:val="007A4F33"/>
@@ -3237,11 +4784,11 @@
       <w:szCs w:val="40"/>
     </w:rPr>
   </w:style>
-  <w:style w:type="paragraph" w:styleId="Heading2">
+  <w:style w:type="paragraph" w:styleId="Ttulo2">
     <w:name w:val="heading 2"/>
     <w:basedOn w:val="Normal"/>
     <w:next w:val="Normal"/>
-    <w:link w:val="Heading2Char"/>
+    <w:link w:val="Ttulo2Car"/>
     <w:uiPriority w:val="9"/>
     <w:semiHidden/>
     <w:unhideWhenUsed/>
@@ -3260,11 +4807,11 @@
       <w:szCs w:val="32"/>
     </w:rPr>
   </w:style>
-  <w:style w:type="paragraph" w:styleId="Heading3">
+  <w:style w:type="paragraph" w:styleId="Ttulo3">
     <w:name w:val="heading 3"/>
     <w:basedOn w:val="Normal"/>
     <w:next w:val="Normal"/>
-    <w:link w:val="Heading3Char"/>
+    <w:link w:val="Ttulo3Car"/>
     <w:uiPriority w:val="9"/>
     <w:semiHidden/>
     <w:unhideWhenUsed/>
@@ -3283,11 +4830,11 @@
       <w:szCs w:val="28"/>
     </w:rPr>
   </w:style>
-  <w:style w:type="paragraph" w:styleId="Heading4">
+  <w:style w:type="paragraph" w:styleId="Ttulo4">
     <w:name w:val="heading 4"/>
     <w:basedOn w:val="Normal"/>
     <w:next w:val="Normal"/>
-    <w:link w:val="Heading4Char"/>
+    <w:link w:val="Ttulo4Car"/>
     <w:uiPriority w:val="9"/>
     <w:semiHidden/>
     <w:unhideWhenUsed/>
@@ -3306,11 +4853,11 @@
       <w:color w:val="0F4761" w:themeColor="accent1" w:themeShade="BF"/>
     </w:rPr>
   </w:style>
-  <w:style w:type="paragraph" w:styleId="Heading5">
+  <w:style w:type="paragraph" w:styleId="Ttulo5">
     <w:name w:val="heading 5"/>
     <w:basedOn w:val="Normal"/>
     <w:next w:val="Normal"/>
-    <w:link w:val="Heading5Char"/>
+    <w:link w:val="Ttulo5Car"/>
     <w:uiPriority w:val="9"/>
     <w:semiHidden/>
     <w:unhideWhenUsed/>
@@ -3327,11 +4874,11 @@
       <w:color w:val="0F4761" w:themeColor="accent1" w:themeShade="BF"/>
     </w:rPr>
   </w:style>
-  <w:style w:type="paragraph" w:styleId="Heading6">
+  <w:style w:type="paragraph" w:styleId="Ttulo6">
     <w:name w:val="heading 6"/>
     <w:basedOn w:val="Normal"/>
     <w:next w:val="Normal"/>
-    <w:link w:val="Heading6Char"/>
+    <w:link w:val="Ttulo6Car"/>
     <w:uiPriority w:val="9"/>
     <w:semiHidden/>
     <w:unhideWhenUsed/>
@@ -3350,11 +4897,11 @@
       <w:color w:val="595959" w:themeColor="text1" w:themeTint="A6"/>
     </w:rPr>
   </w:style>
-  <w:style w:type="paragraph" w:styleId="Heading7">
+  <w:style w:type="paragraph" w:styleId="Ttulo7">
     <w:name w:val="heading 7"/>
     <w:basedOn w:val="Normal"/>
     <w:next w:val="Normal"/>
-    <w:link w:val="Heading7Char"/>
+    <w:link w:val="Ttulo7Car"/>
     <w:uiPriority w:val="9"/>
     <w:semiHidden/>
     <w:unhideWhenUsed/>
@@ -3371,11 +4918,11 @@
       <w:color w:val="595959" w:themeColor="text1" w:themeTint="A6"/>
     </w:rPr>
   </w:style>
-  <w:style w:type="paragraph" w:styleId="Heading8">
+  <w:style w:type="paragraph" w:styleId="Ttulo8">
     <w:name w:val="heading 8"/>
     <w:basedOn w:val="Normal"/>
     <w:next w:val="Normal"/>
-    <w:link w:val="Heading8Char"/>
+    <w:link w:val="Ttulo8Car"/>
     <w:uiPriority w:val="9"/>
     <w:semiHidden/>
     <w:unhideWhenUsed/>
@@ -3394,11 +4941,11 @@
       <w:color w:val="272727" w:themeColor="text1" w:themeTint="D8"/>
     </w:rPr>
   </w:style>
-  <w:style w:type="paragraph" w:styleId="Heading9">
+  <w:style w:type="paragraph" w:styleId="Ttulo9">
     <w:name w:val="heading 9"/>
     <w:basedOn w:val="Normal"/>
     <w:next w:val="Normal"/>
-    <w:link w:val="Heading9Char"/>
+    <w:link w:val="Ttulo9Car"/>
     <w:uiPriority w:val="9"/>
     <w:semiHidden/>
     <w:unhideWhenUsed/>
@@ -3415,13 +4962,13 @@
       <w:color w:val="272727" w:themeColor="text1" w:themeTint="D8"/>
     </w:rPr>
   </w:style>
-  <w:style w:type="character" w:default="1" w:styleId="DefaultParagraphFont">
+  <w:style w:type="character" w:default="1" w:styleId="Fuentedeprrafopredeter">
     <w:name w:val="Default Paragraph Font"/>
     <w:uiPriority w:val="1"/>
     <w:semiHidden/>
     <w:unhideWhenUsed/>
   </w:style>
-  <w:style w:type="table" w:default="1" w:styleId="TableNormal">
+  <w:style w:type="table" w:default="1" w:styleId="Tablanormal">
     <w:name w:val="Normal Table"/>
     <w:uiPriority w:val="99"/>
     <w:semiHidden/>
@@ -3436,16 +4983,16 @@
       </w:tblCellMar>
     </w:tblPr>
   </w:style>
-  <w:style w:type="numbering" w:default="1" w:styleId="NoList">
+  <w:style w:type="numbering" w:default="1" w:styleId="Sinlista">
     <w:name w:val="No List"/>
     <w:uiPriority w:val="99"/>
     <w:semiHidden/>
     <w:unhideWhenUsed/>
   </w:style>
-  <w:style w:type="character" w:customStyle="1" w:styleId="Heading1Char">
-    <w:name w:val="Heading 1 Char"/>
-    <w:basedOn w:val="DefaultParagraphFont"/>
-    <w:link w:val="Heading1"/>
+  <w:style w:type="character" w:customStyle="1" w:styleId="Ttulo1Car">
+    <w:name w:val="Título 1 Car"/>
+    <w:basedOn w:val="Fuentedeprrafopredeter"/>
+    <w:link w:val="Ttulo1"/>
     <w:uiPriority w:val="9"/>
     <w:rsid w:val="007A4F33"/>
     <w:rPr>
@@ -3455,10 +5002,10 @@
       <w:szCs w:val="40"/>
     </w:rPr>
   </w:style>
-  <w:style w:type="character" w:customStyle="1" w:styleId="Heading2Char">
-    <w:name w:val="Heading 2 Char"/>
-    <w:basedOn w:val="DefaultParagraphFont"/>
-    <w:link w:val="Heading2"/>
+  <w:style w:type="character" w:customStyle="1" w:styleId="Ttulo2Car">
+    <w:name w:val="Título 2 Car"/>
+    <w:basedOn w:val="Fuentedeprrafopredeter"/>
+    <w:link w:val="Ttulo2"/>
     <w:uiPriority w:val="9"/>
     <w:semiHidden/>
     <w:rsid w:val="007A4F33"/>
@@ -3469,10 +5016,10 @@
       <w:szCs w:val="32"/>
     </w:rPr>
   </w:style>
-  <w:style w:type="character" w:customStyle="1" w:styleId="Heading3Char">
-    <w:name w:val="Heading 3 Char"/>
-    <w:basedOn w:val="DefaultParagraphFont"/>
-    <w:link w:val="Heading3"/>
+  <w:style w:type="character" w:customStyle="1" w:styleId="Ttulo3Car">
+    <w:name w:val="Título 3 Car"/>
+    <w:basedOn w:val="Fuentedeprrafopredeter"/>
+    <w:link w:val="Ttulo3"/>
     <w:uiPriority w:val="9"/>
     <w:semiHidden/>
     <w:rsid w:val="007A4F33"/>
@@ -3483,10 +5030,10 @@
       <w:szCs w:val="28"/>
     </w:rPr>
   </w:style>
-  <w:style w:type="character" w:customStyle="1" w:styleId="Heading4Char">
-    <w:name w:val="Heading 4 Char"/>
-    <w:basedOn w:val="DefaultParagraphFont"/>
-    <w:link w:val="Heading4"/>
+  <w:style w:type="character" w:customStyle="1" w:styleId="Ttulo4Car">
+    <w:name w:val="Título 4 Car"/>
+    <w:basedOn w:val="Fuentedeprrafopredeter"/>
+    <w:link w:val="Ttulo4"/>
     <w:uiPriority w:val="9"/>
     <w:semiHidden/>
     <w:rsid w:val="007A4F33"/>
@@ -3497,10 +5044,10 @@
       <w:color w:val="0F4761" w:themeColor="accent1" w:themeShade="BF"/>
     </w:rPr>
   </w:style>
-  <w:style w:type="character" w:customStyle="1" w:styleId="Heading5Char">
-    <w:name w:val="Heading 5 Char"/>
-    <w:basedOn w:val="DefaultParagraphFont"/>
-    <w:link w:val="Heading5"/>
+  <w:style w:type="character" w:customStyle="1" w:styleId="Ttulo5Car">
+    <w:name w:val="Título 5 Car"/>
+    <w:basedOn w:val="Fuentedeprrafopredeter"/>
+    <w:link w:val="Ttulo5"/>
     <w:uiPriority w:val="9"/>
     <w:semiHidden/>
     <w:rsid w:val="007A4F33"/>
@@ -3509,10 +5056,10 @@
       <w:color w:val="0F4761" w:themeColor="accent1" w:themeShade="BF"/>
     </w:rPr>
   </w:style>
-  <w:style w:type="character" w:customStyle="1" w:styleId="Heading6Char">
-    <w:name w:val="Heading 6 Char"/>
-    <w:basedOn w:val="DefaultParagraphFont"/>
-    <w:link w:val="Heading6"/>
+  <w:style w:type="character" w:customStyle="1" w:styleId="Ttulo6Car">
+    <w:name w:val="Título 6 Car"/>
+    <w:basedOn w:val="Fuentedeprrafopredeter"/>
+    <w:link w:val="Ttulo6"/>
     <w:uiPriority w:val="9"/>
     <w:semiHidden/>
     <w:rsid w:val="007A4F33"/>
@@ -3523,10 +5070,10 @@
       <w:color w:val="595959" w:themeColor="text1" w:themeTint="A6"/>
     </w:rPr>
   </w:style>
-  <w:style w:type="character" w:customStyle="1" w:styleId="Heading7Char">
-    <w:name w:val="Heading 7 Char"/>
-    <w:basedOn w:val="DefaultParagraphFont"/>
-    <w:link w:val="Heading7"/>
+  <w:style w:type="character" w:customStyle="1" w:styleId="Ttulo7Car">
+    <w:name w:val="Título 7 Car"/>
+    <w:basedOn w:val="Fuentedeprrafopredeter"/>
+    <w:link w:val="Ttulo7"/>
     <w:uiPriority w:val="9"/>
     <w:semiHidden/>
     <w:rsid w:val="007A4F33"/>
@@ -3535,10 +5082,10 @@
       <w:color w:val="595959" w:themeColor="text1" w:themeTint="A6"/>
     </w:rPr>
   </w:style>
-  <w:style w:type="character" w:customStyle="1" w:styleId="Heading8Char">
-    <w:name w:val="Heading 8 Char"/>
-    <w:basedOn w:val="DefaultParagraphFont"/>
-    <w:link w:val="Heading8"/>
+  <w:style w:type="character" w:customStyle="1" w:styleId="Ttulo8Car">
+    <w:name w:val="Título 8 Car"/>
+    <w:basedOn w:val="Fuentedeprrafopredeter"/>
+    <w:link w:val="Ttulo8"/>
     <w:uiPriority w:val="9"/>
     <w:semiHidden/>
     <w:rsid w:val="007A4F33"/>
@@ -3549,10 +5096,10 @@
       <w:color w:val="272727" w:themeColor="text1" w:themeTint="D8"/>
     </w:rPr>
   </w:style>
-  <w:style w:type="character" w:customStyle="1" w:styleId="Heading9Char">
-    <w:name w:val="Heading 9 Char"/>
-    <w:basedOn w:val="DefaultParagraphFont"/>
-    <w:link w:val="Heading9"/>
+  <w:style w:type="character" w:customStyle="1" w:styleId="Ttulo9Car">
+    <w:name w:val="Título 9 Car"/>
+    <w:basedOn w:val="Fuentedeprrafopredeter"/>
+    <w:link w:val="Ttulo9"/>
     <w:uiPriority w:val="9"/>
     <w:semiHidden/>
     <w:rsid w:val="007A4F33"/>
@@ -3561,11 +5108,11 @@
       <w:color w:val="272727" w:themeColor="text1" w:themeTint="D8"/>
     </w:rPr>
   </w:style>
-  <w:style w:type="paragraph" w:styleId="Title">
+  <w:style w:type="paragraph" w:styleId="Ttulo">
     <w:name w:val="Title"/>
     <w:basedOn w:val="Normal"/>
     <w:next w:val="Normal"/>
-    <w:link w:val="TitleChar"/>
+    <w:link w:val="TtuloCar"/>
     <w:uiPriority w:val="10"/>
     <w:qFormat/>
     <w:rsid w:val="007A4F33"/>
@@ -3581,10 +5128,10 @@
       <w:szCs w:val="56"/>
     </w:rPr>
   </w:style>
-  <w:style w:type="character" w:customStyle="1" w:styleId="TitleChar">
-    <w:name w:val="Title Char"/>
-    <w:basedOn w:val="DefaultParagraphFont"/>
-    <w:link w:val="Title"/>
+  <w:style w:type="character" w:customStyle="1" w:styleId="TtuloCar">
+    <w:name w:val="Título Car"/>
+    <w:basedOn w:val="Fuentedeprrafopredeter"/>
+    <w:link w:val="Ttulo"/>
     <w:uiPriority w:val="10"/>
     <w:rsid w:val="007A4F33"/>
     <w:rPr>
@@ -3595,11 +5142,11 @@
       <w:szCs w:val="56"/>
     </w:rPr>
   </w:style>
-  <w:style w:type="paragraph" w:styleId="Subtitle">
+  <w:style w:type="paragraph" w:styleId="Subttulo">
     <w:name w:val="Subtitle"/>
     <w:basedOn w:val="Normal"/>
     <w:next w:val="Normal"/>
-    <w:link w:val="SubtitleChar"/>
+    <w:link w:val="SubttuloCar"/>
     <w:uiPriority w:val="11"/>
     <w:qFormat/>
     <w:rsid w:val="007A4F33"/>
@@ -3616,10 +5163,10 @@
       <w:szCs w:val="28"/>
     </w:rPr>
   </w:style>
-  <w:style w:type="character" w:customStyle="1" w:styleId="SubtitleChar">
-    <w:name w:val="Subtitle Char"/>
-    <w:basedOn w:val="DefaultParagraphFont"/>
-    <w:link w:val="Subtitle"/>
+  <w:style w:type="character" w:customStyle="1" w:styleId="SubttuloCar">
+    <w:name w:val="Subtítulo Car"/>
+    <w:basedOn w:val="Fuentedeprrafopredeter"/>
+    <w:link w:val="Subttulo"/>
     <w:uiPriority w:val="11"/>
     <w:rsid w:val="007A4F33"/>
     <w:rPr>
@@ -3630,11 +5177,11 @@
       <w:szCs w:val="28"/>
     </w:rPr>
   </w:style>
-  <w:style w:type="paragraph" w:styleId="Quote">
+  <w:style w:type="paragraph" w:styleId="Cita">
     <w:name w:val="Quote"/>
     <w:basedOn w:val="Normal"/>
     <w:next w:val="Normal"/>
-    <w:link w:val="QuoteChar"/>
+    <w:link w:val="CitaCar"/>
     <w:uiPriority w:val="29"/>
     <w:qFormat/>
     <w:rsid w:val="007A4F33"/>
@@ -3648,10 +5195,10 @@
       <w:color w:val="404040" w:themeColor="text1" w:themeTint="BF"/>
     </w:rPr>
   </w:style>
-  <w:style w:type="character" w:customStyle="1" w:styleId="QuoteChar">
-    <w:name w:val="Quote Char"/>
-    <w:basedOn w:val="DefaultParagraphFont"/>
-    <w:link w:val="Quote"/>
+  <w:style w:type="character" w:customStyle="1" w:styleId="CitaCar">
+    <w:name w:val="Cita Car"/>
+    <w:basedOn w:val="Fuentedeprrafopredeter"/>
+    <w:link w:val="Cita"/>
     <w:uiPriority w:val="29"/>
     <w:rsid w:val="007A4F33"/>
     <w:rPr>
@@ -3660,7 +5207,7 @@
       <w:color w:val="404040" w:themeColor="text1" w:themeTint="BF"/>
     </w:rPr>
   </w:style>
-  <w:style w:type="paragraph" w:styleId="ListParagraph">
+  <w:style w:type="paragraph" w:styleId="Prrafodelista">
     <w:name w:val="List Paragraph"/>
     <w:basedOn w:val="Normal"/>
     <w:uiPriority w:val="34"/>
@@ -3671,9 +5218,9 @@
       <w:contextualSpacing/>
     </w:pPr>
   </w:style>
-  <w:style w:type="character" w:styleId="IntenseEmphasis">
+  <w:style w:type="character" w:styleId="nfasisintenso">
     <w:name w:val="Intense Emphasis"/>
-    <w:basedOn w:val="DefaultParagraphFont"/>
+    <w:basedOn w:val="Fuentedeprrafopredeter"/>
     <w:uiPriority w:val="21"/>
     <w:qFormat/>
     <w:rsid w:val="007A4F33"/>
@@ -3683,11 +5230,11 @@
       <w:color w:val="0F4761" w:themeColor="accent1" w:themeShade="BF"/>
     </w:rPr>
   </w:style>
-  <w:style w:type="paragraph" w:styleId="IntenseQuote">
+  <w:style w:type="paragraph" w:styleId="Citadestacada">
     <w:name w:val="Intense Quote"/>
     <w:basedOn w:val="Normal"/>
     <w:next w:val="Normal"/>
-    <w:link w:val="IntenseQuoteChar"/>
+    <w:link w:val="CitadestacadaCar"/>
     <w:uiPriority w:val="30"/>
     <w:qFormat/>
     <w:rsid w:val="007A4F33"/>
@@ -3706,10 +5253,10 @@
       <w:color w:val="0F4761" w:themeColor="accent1" w:themeShade="BF"/>
     </w:rPr>
   </w:style>
-  <w:style w:type="character" w:customStyle="1" w:styleId="IntenseQuoteChar">
-    <w:name w:val="Intense Quote Char"/>
-    <w:basedOn w:val="DefaultParagraphFont"/>
-    <w:link w:val="IntenseQuote"/>
+  <w:style w:type="character" w:customStyle="1" w:styleId="CitadestacadaCar">
+    <w:name w:val="Cita destacada Car"/>
+    <w:basedOn w:val="Fuentedeprrafopredeter"/>
+    <w:link w:val="Citadestacada"/>
     <w:uiPriority w:val="30"/>
     <w:rsid w:val="007A4F33"/>
     <w:rPr>
@@ -3718,9 +5265,9 @@
       <w:color w:val="0F4761" w:themeColor="accent1" w:themeShade="BF"/>
     </w:rPr>
   </w:style>
-  <w:style w:type="character" w:styleId="IntenseReference">
+  <w:style w:type="character" w:styleId="Referenciaintensa">
     <w:name w:val="Intense Reference"/>
-    <w:basedOn w:val="DefaultParagraphFont"/>
+    <w:basedOn w:val="Fuentedeprrafopredeter"/>
     <w:uiPriority w:val="32"/>
     <w:qFormat/>
     <w:rsid w:val="007A4F33"/>
@@ -3732,9 +5279,9 @@
       <w:spacing w:val="5"/>
     </w:rPr>
   </w:style>
-  <w:style w:type="character" w:styleId="CommentReference">
+  <w:style w:type="character" w:styleId="Refdecomentario">
     <w:name w:val="annotation reference"/>
-    <w:basedOn w:val="DefaultParagraphFont"/>
+    <w:basedOn w:val="Fuentedeprrafopredeter"/>
     <w:uiPriority w:val="99"/>
     <w:semiHidden/>
     <w:unhideWhenUsed/>
@@ -3744,10 +5291,10 @@
       <w:szCs w:val="16"/>
     </w:rPr>
   </w:style>
-  <w:style w:type="paragraph" w:styleId="CommentText">
+  <w:style w:type="paragraph" w:styleId="Textocomentario">
     <w:name w:val="annotation text"/>
     <w:basedOn w:val="Normal"/>
-    <w:link w:val="CommentTextChar"/>
+    <w:link w:val="TextocomentarioCar"/>
     <w:uiPriority w:val="99"/>
     <w:unhideWhenUsed/>
     <w:rsid w:val="007509B2"/>
@@ -3759,10 +5306,10 @@
       <w:szCs w:val="20"/>
     </w:rPr>
   </w:style>
-  <w:style w:type="character" w:customStyle="1" w:styleId="CommentTextChar">
-    <w:name w:val="Comment Text Char"/>
-    <w:basedOn w:val="DefaultParagraphFont"/>
-    <w:link w:val="CommentText"/>
+  <w:style w:type="character" w:customStyle="1" w:styleId="TextocomentarioCar">
+    <w:name w:val="Texto comentario Car"/>
+    <w:basedOn w:val="Fuentedeprrafopredeter"/>
+    <w:link w:val="Textocomentario"/>
     <w:uiPriority w:val="99"/>
     <w:rsid w:val="007509B2"/>
     <w:rPr>
@@ -3770,11 +5317,11 @@
       <w:szCs w:val="20"/>
     </w:rPr>
   </w:style>
-  <w:style w:type="paragraph" w:styleId="CommentSubject">
+  <w:style w:type="paragraph" w:styleId="Asuntodelcomentario">
     <w:name w:val="annotation subject"/>
-    <w:basedOn w:val="CommentText"/>
-    <w:next w:val="CommentText"/>
-    <w:link w:val="CommentSubjectChar"/>
+    <w:basedOn w:val="Textocomentario"/>
+    <w:next w:val="Textocomentario"/>
+    <w:link w:val="AsuntodelcomentarioCar"/>
     <w:uiPriority w:val="99"/>
     <w:semiHidden/>
     <w:unhideWhenUsed/>
@@ -3784,10 +5331,10 @@
       <w:bCs/>
     </w:rPr>
   </w:style>
-  <w:style w:type="character" w:customStyle="1" w:styleId="CommentSubjectChar">
-    <w:name w:val="Comment Subject Char"/>
-    <w:basedOn w:val="CommentTextChar"/>
-    <w:link w:val="CommentSubject"/>
+  <w:style w:type="character" w:customStyle="1" w:styleId="AsuntodelcomentarioCar">
+    <w:name w:val="Asunto del comentario Car"/>
+    <w:basedOn w:val="TextocomentarioCar"/>
+    <w:link w:val="Asuntodelcomentario"/>
     <w:uiPriority w:val="99"/>
     <w:semiHidden/>
     <w:rsid w:val="00B079AF"/>

--- a/Sprints.docx
+++ b/Sprints.docx
@@ -37,43 +37,7 @@
           <w:sz w:val="24"/>
           <w:szCs w:val="24"/>
         </w:rPr>
-        <w:t xml:space="preserve">Crear el </w:t>
-      </w:r>
-      <w:proofErr w:type="spellStart"/>
-      <w:r>
-        <w:rPr>
-          <w:rFonts w:ascii="Times New Roman" w:hAnsi="Times New Roman" w:cs="Times New Roman"/>
-          <w:sz w:val="24"/>
-          <w:szCs w:val="24"/>
-        </w:rPr>
-        <w:t>elevator</w:t>
-      </w:r>
-      <w:proofErr w:type="spellEnd"/>
-      <w:r>
-        <w:rPr>
-          <w:rFonts w:ascii="Times New Roman" w:hAnsi="Times New Roman" w:cs="Times New Roman"/>
-          <w:sz w:val="24"/>
-          <w:szCs w:val="24"/>
-        </w:rPr>
-        <w:t xml:space="preserve"> pitch final y diseñar el póster-resumen para presentar el proyecto a </w:t>
-      </w:r>
-      <w:proofErr w:type="spellStart"/>
-      <w:r>
-        <w:rPr>
-          <w:rFonts w:ascii="Times New Roman" w:hAnsi="Times New Roman" w:cs="Times New Roman"/>
-          <w:sz w:val="24"/>
-          <w:szCs w:val="24"/>
-        </w:rPr>
-        <w:t>stakeholders</w:t>
-      </w:r>
-      <w:proofErr w:type="spellEnd"/>
-      <w:r>
-        <w:rPr>
-          <w:rFonts w:ascii="Times New Roman" w:hAnsi="Times New Roman" w:cs="Times New Roman"/>
-          <w:sz w:val="24"/>
-          <w:szCs w:val="24"/>
-        </w:rPr>
-        <w:t xml:space="preserve"> (ficticio), incluyendo motivación, objetivos y entregables principales.</w:t>
+        <w:t>Crear el elevator pitch final y diseñar el póster-resumen para presentar el proyecto a stakeholders (ficticio), incluyendo motivación, objetivos y entregables principales.</w:t>
       </w:r>
     </w:p>
     <w:p>
@@ -136,25 +100,7 @@
           <w:sz w:val="24"/>
           <w:szCs w:val="24"/>
         </w:rPr>
-        <w:t xml:space="preserve">Identificar </w:t>
-      </w:r>
-      <w:proofErr w:type="spellStart"/>
-      <w:r>
-        <w:rPr>
-          <w:rFonts w:ascii="Times New Roman" w:hAnsi="Times New Roman" w:cs="Times New Roman"/>
-          <w:sz w:val="24"/>
-          <w:szCs w:val="24"/>
-        </w:rPr>
-        <w:t>stakeholders</w:t>
-      </w:r>
-      <w:proofErr w:type="spellEnd"/>
-      <w:r>
-        <w:rPr>
-          <w:rFonts w:ascii="Times New Roman" w:hAnsi="Times New Roman" w:cs="Times New Roman"/>
-          <w:sz w:val="24"/>
-          <w:szCs w:val="24"/>
-        </w:rPr>
-        <w:t xml:space="preserve"> clave y para </w:t>
+        <w:t xml:space="preserve">Identificar stakeholders clave y para </w:t>
       </w:r>
       <w:r>
         <w:rPr>
@@ -493,27 +439,7 @@
           <w:szCs w:val="24"/>
           <w:lang w:val="es-AR"/>
         </w:rPr>
-        <w:t xml:space="preserve">Integración en el </w:t>
-      </w:r>
-      <w:proofErr w:type="spellStart"/>
-      <w:r>
-        <w:rPr>
-          <w:rFonts w:ascii="Times New Roman" w:eastAsia="Times New Roman" w:hAnsi="Times New Roman" w:cs="Times New Roman"/>
-          <w:sz w:val="24"/>
-          <w:szCs w:val="24"/>
-          <w:lang w:val="es-AR"/>
-        </w:rPr>
-        <w:t>main</w:t>
-      </w:r>
-      <w:proofErr w:type="spellEnd"/>
-      <w:r>
-        <w:rPr>
-          <w:rFonts w:ascii="Times New Roman" w:eastAsia="Times New Roman" w:hAnsi="Times New Roman" w:cs="Times New Roman"/>
-          <w:sz w:val="24"/>
-          <w:szCs w:val="24"/>
-          <w:lang w:val="es-AR"/>
-        </w:rPr>
-        <w:t>: la descarga de datos poblacionales falla al unificarse con el resto del código.</w:t>
+        <w:t>Integración en el main: la descarga de datos poblacionales falla al unificarse con el resto del código.</w:t>
       </w:r>
     </w:p>
     <w:p>
@@ -563,7 +489,6 @@
         </w:rPr>
         <w:t xml:space="preserve">Implementación de control de excepciones para manejar </w:t>
       </w:r>
-      <w:proofErr w:type="spellStart"/>
       <w:r>
         <w:rPr>
           <w:rFonts w:ascii="Times New Roman" w:eastAsia="Times New Roman" w:hAnsi="Times New Roman" w:cs="Times New Roman"/>
@@ -575,7 +500,6 @@
         </w:rPr>
         <w:t>timeouts</w:t>
       </w:r>
-      <w:proofErr w:type="spellEnd"/>
       <w:r>
         <w:rPr>
           <w:rFonts w:ascii="Times New Roman" w:eastAsia="Times New Roman" w:hAnsi="Times New Roman" w:cs="Times New Roman"/>
@@ -676,7 +600,6 @@
         </w:rPr>
         <w:t xml:space="preserve"> – </w:t>
       </w:r>
-      <w:proofErr w:type="spellStart"/>
       <w:r>
         <w:rPr>
           <w:rFonts w:ascii="Times New Roman" w:eastAsia="Times New Roman" w:hAnsi="Times New Roman" w:cs="Times New Roman"/>
@@ -686,19 +609,7 @@
           <w:szCs w:val="24"/>
           <w:lang w:val="en-US"/>
         </w:rPr>
-        <w:t>Responsable</w:t>
-      </w:r>
-      <w:proofErr w:type="spellEnd"/>
-      <w:r>
-        <w:rPr>
-          <w:rFonts w:ascii="Times New Roman" w:eastAsia="Times New Roman" w:hAnsi="Times New Roman" w:cs="Times New Roman"/>
-          <w:i/>
-          <w:iCs/>
-          <w:sz w:val="24"/>
-          <w:szCs w:val="24"/>
-          <w:lang w:val="en-US"/>
-        </w:rPr>
-        <w:t xml:space="preserve">: </w:t>
+        <w:t xml:space="preserve">Responsable: </w:t>
       </w:r>
       <w:r>
         <w:rPr>
@@ -764,21 +675,8 @@
           <w:szCs w:val="24"/>
           <w:lang w:val="es-AR"/>
         </w:rPr>
-        <w:t xml:space="preserve">Imágenes Satelitales – </w:t>
-      </w:r>
-      <w:proofErr w:type="spellStart"/>
-      <w:r>
-        <w:rPr>
-          <w:rFonts w:ascii="Times New Roman" w:eastAsia="Times New Roman" w:hAnsi="Times New Roman" w:cs="Times New Roman"/>
-          <w:b/>
-          <w:bCs/>
-          <w:sz w:val="24"/>
-          <w:szCs w:val="24"/>
-          <w:lang w:val="es-AR"/>
-        </w:rPr>
-        <w:t>Copernicus</w:t>
-      </w:r>
-      <w:proofErr w:type="spellEnd"/>
+        <w:t>Imágenes Satelitales – Copernicus</w:t>
+      </w:r>
       <w:r>
         <w:rPr>
           <w:rFonts w:ascii="Times New Roman" w:eastAsia="Times New Roman" w:hAnsi="Times New Roman" w:cs="Times New Roman"/>
@@ -799,7 +697,6 @@
         </w:rPr>
         <w:t xml:space="preserve">Responsable: </w:t>
       </w:r>
-      <w:proofErr w:type="spellStart"/>
       <w:r>
         <w:rPr>
           <w:rFonts w:ascii="Times New Roman" w:eastAsia="Times New Roman" w:hAnsi="Times New Roman" w:cs="Times New Roman"/>
@@ -812,7 +709,6 @@
         </w:rPr>
         <w:t>Wen</w:t>
       </w:r>
-      <w:proofErr w:type="spellEnd"/>
     </w:p>
     <w:p>
       <w:pPr>
@@ -1059,25 +955,7 @@
           <w:sz w:val="24"/>
           <w:szCs w:val="24"/>
         </w:rPr>
-        <w:t xml:space="preserve">Encontrar utilidad y forma de interpretación de los datos satelitales de </w:t>
-      </w:r>
-      <w:proofErr w:type="spellStart"/>
-      <w:r>
-        <w:rPr>
-          <w:rFonts w:ascii="Times New Roman" w:eastAsia="Times New Roman" w:hAnsi="Times New Roman" w:cs="Times New Roman"/>
-          <w:sz w:val="24"/>
-          <w:szCs w:val="24"/>
-        </w:rPr>
-        <w:t>Copernicus</w:t>
-      </w:r>
-      <w:proofErr w:type="spellEnd"/>
-      <w:r>
-        <w:rPr>
-          <w:rFonts w:ascii="Times New Roman" w:eastAsia="Times New Roman" w:hAnsi="Times New Roman" w:cs="Times New Roman"/>
-          <w:sz w:val="24"/>
-          <w:szCs w:val="24"/>
-        </w:rPr>
-        <w:t>.</w:t>
+        <w:t>Encontrar utilidad y forma de interpretación de los datos satelitales de Copernicus.</w:t>
       </w:r>
     </w:p>
     <w:p>
@@ -1228,25 +1106,14 @@
           <w:lang w:val="es-AR"/>
         </w:rPr>
       </w:pPr>
-      <w:proofErr w:type="gramStart"/>
-      <w:r>
-        <w:rPr>
-          <w:rFonts w:ascii="Times New Roman" w:eastAsia="Times New Roman" w:hAnsi="Times New Roman" w:cs="Times New Roman"/>
-          <w:sz w:val="24"/>
-          <w:szCs w:val="24"/>
-          <w:lang w:val="es-AR"/>
-        </w:rPr>
-        <w:t>Asegurar</w:t>
-      </w:r>
-      <w:proofErr w:type="gramEnd"/>
-      <w:r>
-        <w:rPr>
-          <w:rFonts w:ascii="Times New Roman" w:eastAsia="Times New Roman" w:hAnsi="Times New Roman" w:cs="Times New Roman"/>
-          <w:sz w:val="24"/>
-          <w:szCs w:val="24"/>
-          <w:lang w:val="es-AR"/>
-        </w:rPr>
-        <w:t xml:space="preserve"> que las nuevas descargas no sobrescriban información anterior y que los datos históricos sean fácilmente accesibles.</w:t>
+      <w:r>
+        <w:rPr>
+          <w:rFonts w:ascii="Times New Roman" w:eastAsia="Times New Roman" w:hAnsi="Times New Roman" w:cs="Times New Roman"/>
+          <w:sz w:val="24"/>
+          <w:szCs w:val="24"/>
+          <w:lang w:val="es-AR"/>
+        </w:rPr>
+        <w:t>Asegurar que las nuevas descargas no sobrescriban información anterior y que los datos históricos sean fácilmente accesibles.</w:t>
       </w:r>
     </w:p>
     <w:p>
@@ -1533,21 +1400,8 @@
           <w:szCs w:val="24"/>
           <w:lang w:val="es-AR"/>
         </w:rPr>
-        <w:t xml:space="preserve">Imágenes Satelitales – </w:t>
-      </w:r>
-      <w:proofErr w:type="spellStart"/>
-      <w:r>
-        <w:rPr>
-          <w:rFonts w:ascii="Times New Roman" w:eastAsia="Times New Roman" w:hAnsi="Times New Roman" w:cs="Times New Roman"/>
-          <w:b/>
-          <w:bCs/>
-          <w:sz w:val="24"/>
-          <w:szCs w:val="24"/>
-          <w:lang w:val="es-AR"/>
-        </w:rPr>
-        <w:t>Copernicus</w:t>
-      </w:r>
-      <w:proofErr w:type="spellEnd"/>
+        <w:t>Imágenes Satelitales – Copernicus</w:t>
+      </w:r>
       <w:r>
         <w:rPr>
           <w:rFonts w:ascii="Times New Roman" w:eastAsia="Times New Roman" w:hAnsi="Times New Roman" w:cs="Times New Roman"/>
@@ -1566,7 +1420,6 @@
         </w:rPr>
         <w:t>(</w:t>
       </w:r>
-      <w:proofErr w:type="spellStart"/>
       <w:r>
         <w:rPr>
           <w:rFonts w:ascii="Times New Roman" w:eastAsia="Times New Roman" w:hAnsi="Times New Roman" w:cs="Times New Roman"/>
@@ -1579,7 +1432,6 @@
         </w:rPr>
         <w:t>Wen</w:t>
       </w:r>
-      <w:proofErr w:type="spellEnd"/>
       <w:r>
         <w:rPr>
           <w:rFonts w:ascii="Times New Roman" w:eastAsia="Times New Roman" w:hAnsi="Times New Roman" w:cs="Times New Roman"/>
@@ -1737,31 +1589,7 @@
           <w:szCs w:val="24"/>
           <w:lang w:val="es-AR"/>
         </w:rPr>
-        <w:t xml:space="preserve">Investigar y Descargar </w:t>
-      </w:r>
-      <w:proofErr w:type="spellStart"/>
-      <w:r>
-        <w:rPr>
-          <w:rFonts w:ascii="Times New Roman" w:eastAsia="Times New Roman" w:hAnsi="Times New Roman" w:cs="Times New Roman"/>
-          <w:b/>
-          <w:bCs/>
-          <w:sz w:val="24"/>
-          <w:szCs w:val="24"/>
-          <w:lang w:val="es-AR"/>
-        </w:rPr>
-        <w:t>mas</w:t>
-      </w:r>
-      <w:proofErr w:type="spellEnd"/>
-      <w:r>
-        <w:rPr>
-          <w:rFonts w:ascii="Times New Roman" w:eastAsia="Times New Roman" w:hAnsi="Times New Roman" w:cs="Times New Roman"/>
-          <w:b/>
-          <w:bCs/>
-          <w:sz w:val="24"/>
-          <w:szCs w:val="24"/>
-          <w:lang w:val="es-AR"/>
-        </w:rPr>
-        <w:t xml:space="preserve"> datos (O relacionarlos)</w:t>
+        <w:t>Investigar y Descargar mas datos (O relacionarlos)</w:t>
       </w:r>
       <w:r>
         <w:rPr>
@@ -1778,35 +1606,75 @@
       <w:r>
         <w:rPr>
           <w:rStyle w:val="Refdecomentario"/>
+          <w:rFonts w:ascii="Times New Roman" w:eastAsia="Times New Roman" w:hAnsi="Times New Roman" w:cs="Times New Roman"/>
+          <w:b/>
+          <w:bCs/>
+          <w:sz w:val="24"/>
+          <w:szCs w:val="24"/>
+          <w:lang w:val="es-AR"/>
+        </w:rPr>
+        <w:commentReference w:id="0"/>
+      </w:r>
+      <w:commentRangeEnd w:id="1"/>
+      <w:r>
+        <w:rPr>
+          <w:rStyle w:val="Refdecomentario"/>
+          <w:rFonts w:ascii="Times New Roman" w:eastAsia="Times New Roman" w:hAnsi="Times New Roman" w:cs="Times New Roman"/>
+          <w:b/>
+          <w:bCs/>
+          <w:sz w:val="24"/>
+          <w:szCs w:val="24"/>
+          <w:lang w:val="es-AR"/>
+        </w:rPr>
+        <w:commentReference w:id="1"/>
+      </w:r>
+      <w:commentRangeEnd w:id="2"/>
+      <w:r>
+        <w:rPr>
+          <w:rStyle w:val="Refdecomentario"/>
+          <w:rFonts w:ascii="Times New Roman" w:eastAsia="Times New Roman" w:hAnsi="Times New Roman" w:cs="Times New Roman"/>
+          <w:b/>
+          <w:bCs/>
+          <w:sz w:val="24"/>
+          <w:szCs w:val="24"/>
+          <w:lang w:val="es-AR"/>
+        </w:rPr>
+        <w:commentReference w:id="2"/>
+      </w:r>
+      <w:r>
+        <w:rPr>
+          <w:rFonts w:ascii="Times New Roman" w:eastAsia="Times New Roman" w:hAnsi="Times New Roman" w:cs="Times New Roman"/>
+          <w:b/>
+          <w:bCs/>
+          <w:sz w:val="24"/>
+          <w:szCs w:val="24"/>
+          <w:lang w:val="es-AR"/>
+        </w:rPr>
+        <w:t xml:space="preserve">  </w:t>
+      </w:r>
+      <w:r>
+        <w:rPr>
+          <w:rFonts w:ascii="Times New Roman" w:eastAsia="Times New Roman" w:hAnsi="Times New Roman" w:cs="Times New Roman"/>
+          <w:b/>
+          <w:bCs/>
+          <w:sz w:val="24"/>
+          <w:szCs w:val="24"/>
           <w:highlight w:val="yellow"/>
-        </w:rPr>
-        <w:commentReference w:id="0"/>
-      </w:r>
-      <w:commentRangeEnd w:id="1"/>
-      <w:r>
-        <w:rPr>
-          <w:rStyle w:val="Refdecomentario"/>
+          <w:lang w:val="es-AR"/>
+        </w:rPr>
+        <w:t>(</w:t>
+      </w:r>
+      <w:r>
+        <w:rPr>
+          <w:rFonts w:ascii="Times New Roman" w:eastAsia="Times New Roman" w:hAnsi="Times New Roman" w:cs="Times New Roman"/>
+          <w:b/>
+          <w:bCs/>
+          <w:sz w:val="24"/>
+          <w:szCs w:val="24"/>
           <w:highlight w:val="yellow"/>
-        </w:rPr>
-        <w:commentReference w:id="1"/>
-      </w:r>
-      <w:commentRangeEnd w:id="2"/>
-      <w:r>
-        <w:rPr>
-          <w:rStyle w:val="Refdecomentario"/>
-        </w:rPr>
-        <w:commentReference w:id="2"/>
-      </w:r>
-      <w:r>
-        <w:rPr>
-          <w:rFonts w:ascii="Times New Roman" w:eastAsia="Times New Roman" w:hAnsi="Times New Roman" w:cs="Times New Roman"/>
-          <w:b/>
-          <w:bCs/>
-          <w:sz w:val="24"/>
-          <w:szCs w:val="24"/>
-          <w:lang w:val="es-AR"/>
-        </w:rPr>
-        <w:t xml:space="preserve">  </w:t>
+          <w:lang w:val="es-AR"/>
+        </w:rPr>
+        <w:t>Fernando</w:t>
       </w:r>
       <w:r>
         <w:rPr>
@@ -1818,7 +1686,7 @@
           <w:highlight w:val="yellow"/>
           <w:lang w:val="es-AR"/>
         </w:rPr>
-        <w:t>(----):</w:t>
+        <w:t>:</w:t>
       </w:r>
     </w:p>
     <w:p>
@@ -1891,21 +1759,12 @@
         </w:rPr>
         <w:t xml:space="preserve">- </w:t>
       </w:r>
-      <w:proofErr w:type="spellStart"/>
-      <w:r>
-        <w:rPr>
-          <w:rFonts w:ascii="Times New Roman" w:hAnsi="Times New Roman" w:cs="Times New Roman"/>
-          <w:lang w:val="es-AR"/>
-        </w:rPr>
-        <w:t>Dockerizar</w:t>
-      </w:r>
-      <w:proofErr w:type="spellEnd"/>
-      <w:r>
-        <w:rPr>
-          <w:rFonts w:ascii="Times New Roman" w:hAnsi="Times New Roman" w:cs="Times New Roman"/>
-          <w:lang w:val="es-AR"/>
-        </w:rPr>
-        <w:t xml:space="preserve"> las</w:t>
+      <w:r>
+        <w:rPr>
+          <w:rFonts w:ascii="Times New Roman" w:hAnsi="Times New Roman" w:cs="Times New Roman"/>
+          <w:lang w:val="es-AR"/>
+        </w:rPr>
+        <w:t>Dockerizar las</w:t>
       </w:r>
       <w:r>
         <w:rPr>
@@ -1994,7 +1853,6 @@
         </w:rPr>
         <w:t xml:space="preserve">validación del </w:t>
       </w:r>
-      <w:proofErr w:type="spellStart"/>
       <w:r>
         <w:rPr>
           <w:rFonts w:ascii="Times New Roman" w:eastAsia="Times New Roman" w:hAnsi="Times New Roman" w:cs="Times New Roman"/>
@@ -2015,9 +1873,295 @@
           <w:szCs w:val="24"/>
           <w:lang w:val="es-AR"/>
         </w:rPr>
-        <w:t>ain</w:t>
-      </w:r>
-      <w:proofErr w:type="spellEnd"/>
+        <w:t xml:space="preserve">ain </w:t>
+      </w:r>
+      <w:r>
+        <w:rPr>
+          <w:rFonts w:ascii="Times New Roman" w:eastAsia="Times New Roman" w:hAnsi="Times New Roman" w:cs="Times New Roman"/>
+          <w:b/>
+          <w:bCs/>
+          <w:sz w:val="24"/>
+          <w:szCs w:val="24"/>
+          <w:lang w:val="es-AR"/>
+        </w:rPr>
+        <w:t>(Martin)</w:t>
+      </w:r>
+      <w:r>
+        <w:rPr>
+          <w:rFonts w:ascii="Times New Roman" w:eastAsia="Times New Roman" w:hAnsi="Times New Roman" w:cs="Times New Roman"/>
+          <w:b/>
+          <w:bCs/>
+          <w:sz w:val="24"/>
+          <w:szCs w:val="24"/>
+          <w:lang w:val="es-AR"/>
+        </w:rPr>
+        <w:t>:</w:t>
+      </w:r>
+    </w:p>
+    <w:p>
+      <w:pPr>
+        <w:rPr>
+          <w:rFonts w:ascii="Times New Roman" w:eastAsia="Times New Roman" w:hAnsi="Times New Roman" w:cs="Times New Roman"/>
+          <w:sz w:val="24"/>
+          <w:szCs w:val="24"/>
+          <w:lang w:val="es-AR"/>
+        </w:rPr>
+      </w:pPr>
+      <w:r>
+        <w:rPr>
+          <w:rFonts w:ascii="Times New Roman" w:eastAsia="Times New Roman" w:hAnsi="Times New Roman" w:cs="Times New Roman"/>
+          <w:b/>
+          <w:bCs/>
+          <w:sz w:val="24"/>
+          <w:szCs w:val="24"/>
+          <w:lang w:val="es-AR"/>
+        </w:rPr>
+        <w:t xml:space="preserve">- </w:t>
+      </w:r>
+      <w:r>
+        <w:rPr>
+          <w:rFonts w:ascii="Times New Roman" w:eastAsia="Times New Roman" w:hAnsi="Times New Roman" w:cs="Times New Roman"/>
+          <w:sz w:val="24"/>
+          <w:szCs w:val="24"/>
+          <w:lang w:val="es-AR"/>
+        </w:rPr>
+        <w:t>Validar/unir los cambios en el main</w:t>
+      </w:r>
+      <w:r>
+        <w:rPr>
+          <w:rFonts w:ascii="Times New Roman" w:eastAsia="Times New Roman" w:hAnsi="Times New Roman" w:cs="Times New Roman"/>
+          <w:sz w:val="24"/>
+          <w:szCs w:val="24"/>
+          <w:lang w:val="es-AR"/>
+        </w:rPr>
+        <w:t>.</w:t>
+      </w:r>
+    </w:p>
+    <w:p>
+      <w:pPr>
+        <w:rPr>
+          <w:rFonts w:ascii="Times New Roman" w:eastAsia="Times New Roman" w:hAnsi="Times New Roman" w:cs="Times New Roman"/>
+          <w:sz w:val="24"/>
+          <w:szCs w:val="24"/>
+          <w:lang w:val="es-AR"/>
+        </w:rPr>
+      </w:pPr>
+      <w:r>
+        <w:rPr>
+          <w:rFonts w:ascii="Times New Roman" w:eastAsia="Times New Roman" w:hAnsi="Times New Roman" w:cs="Times New Roman"/>
+          <w:sz w:val="24"/>
+          <w:szCs w:val="24"/>
+          <w:lang w:val="es-AR"/>
+        </w:rPr>
+        <w:t xml:space="preserve">- </w:t>
+      </w:r>
+      <w:r>
+        <w:rPr>
+          <w:rFonts w:ascii="Times New Roman" w:eastAsia="Times New Roman" w:hAnsi="Times New Roman" w:cs="Times New Roman"/>
+          <w:sz w:val="24"/>
+          <w:szCs w:val="24"/>
+          <w:lang w:val="es-AR"/>
+        </w:rPr>
+        <w:t>Terminar el main de descarga unido (solo el de datos, no imágenes).</w:t>
+      </w:r>
+    </w:p>
+    <w:p>
+      <w:pPr>
+        <w:rPr>
+          <w:rFonts w:ascii="Times New Roman" w:eastAsia="Times New Roman" w:hAnsi="Times New Roman" w:cs="Times New Roman"/>
+          <w:b/>
+          <w:bCs/>
+          <w:sz w:val="24"/>
+          <w:szCs w:val="24"/>
+          <w:lang w:val="es-AR"/>
+        </w:rPr>
+      </w:pPr>
+      <w:r>
+        <w:rPr>
+          <w:rFonts w:ascii="Times New Roman" w:eastAsia="Times New Roman" w:hAnsi="Times New Roman" w:cs="Times New Roman"/>
+          <w:b/>
+          <w:bCs/>
+          <w:sz w:val="24"/>
+          <w:szCs w:val="24"/>
+          <w:lang w:val="es-AR"/>
+        </w:rPr>
+        <w:t xml:space="preserve">5. </w:t>
+      </w:r>
+      <w:r>
+        <w:rPr>
+          <w:rFonts w:ascii="Times New Roman" w:eastAsia="Times New Roman" w:hAnsi="Times New Roman" w:cs="Times New Roman"/>
+          <w:b/>
+          <w:bCs/>
+          <w:sz w:val="24"/>
+          <w:szCs w:val="24"/>
+          <w:lang w:val="es-AR"/>
+        </w:rPr>
+        <w:t>Creación</w:t>
+      </w:r>
+      <w:r>
+        <w:rPr>
+          <w:rFonts w:ascii="Times New Roman" w:eastAsia="Times New Roman" w:hAnsi="Times New Roman" w:cs="Times New Roman"/>
+          <w:b/>
+          <w:bCs/>
+          <w:sz w:val="24"/>
+          <w:szCs w:val="24"/>
+          <w:lang w:val="es-AR"/>
+        </w:rPr>
+        <w:t xml:space="preserve"> de la base de datos (Martin):</w:t>
+      </w:r>
+    </w:p>
+    <w:p>
+      <w:pPr>
+        <w:rPr>
+          <w:rFonts w:ascii="Times New Roman" w:eastAsia="Times New Roman" w:hAnsi="Times New Roman" w:cs="Times New Roman"/>
+          <w:sz w:val="24"/>
+          <w:szCs w:val="24"/>
+          <w:lang w:val="es-AR"/>
+        </w:rPr>
+      </w:pPr>
+      <w:r>
+        <w:rPr>
+          <w:rFonts w:ascii="Times New Roman" w:eastAsia="Times New Roman" w:hAnsi="Times New Roman" w:cs="Times New Roman"/>
+          <w:b/>
+          <w:bCs/>
+          <w:sz w:val="24"/>
+          <w:szCs w:val="24"/>
+          <w:lang w:val="es-AR"/>
+        </w:rPr>
+        <w:t xml:space="preserve">- </w:t>
+      </w:r>
+      <w:r>
+        <w:rPr>
+          <w:rFonts w:ascii="Times New Roman" w:eastAsia="Times New Roman" w:hAnsi="Times New Roman" w:cs="Times New Roman"/>
+          <w:sz w:val="24"/>
+          <w:szCs w:val="24"/>
+          <w:lang w:val="es-AR"/>
+        </w:rPr>
+        <w:t>Creación</w:t>
+      </w:r>
+      <w:r>
+        <w:rPr>
+          <w:rFonts w:ascii="Times New Roman" w:eastAsia="Times New Roman" w:hAnsi="Times New Roman" w:cs="Times New Roman"/>
+          <w:sz w:val="24"/>
+          <w:szCs w:val="24"/>
+          <w:lang w:val="es-AR"/>
+        </w:rPr>
+        <w:t xml:space="preserve"> del diseño de la base de datos.</w:t>
+      </w:r>
+    </w:p>
+    <w:p>
+      <w:pPr>
+        <w:rPr>
+          <w:rFonts w:ascii="Times New Roman" w:eastAsia="Times New Roman" w:hAnsi="Times New Roman" w:cs="Times New Roman"/>
+          <w:sz w:val="24"/>
+          <w:szCs w:val="24"/>
+          <w:lang w:val="es-AR"/>
+        </w:rPr>
+      </w:pPr>
+      <w:r>
+        <w:rPr>
+          <w:rFonts w:ascii="Times New Roman" w:eastAsia="Times New Roman" w:hAnsi="Times New Roman" w:cs="Times New Roman"/>
+          <w:sz w:val="24"/>
+          <w:szCs w:val="24"/>
+          <w:lang w:val="es-AR"/>
+        </w:rPr>
+        <w:t>- Generar las relaciones entre distintos datasets</w:t>
+      </w:r>
+      <w:r>
+        <w:rPr>
+          <w:rFonts w:ascii="Times New Roman" w:eastAsia="Times New Roman" w:hAnsi="Times New Roman" w:cs="Times New Roman"/>
+          <w:sz w:val="24"/>
+          <w:szCs w:val="24"/>
+          <w:lang w:val="es-AR"/>
+        </w:rPr>
+        <w:t>. Si se puede, unir los datos.</w:t>
+      </w:r>
+    </w:p>
+    <w:p>
+      <w:pPr>
+        <w:rPr>
+          <w:rFonts w:ascii="Times New Roman" w:eastAsia="Times New Roman" w:hAnsi="Times New Roman" w:cs="Times New Roman"/>
+          <w:sz w:val="24"/>
+          <w:szCs w:val="24"/>
+          <w:lang w:val="es-AR"/>
+        </w:rPr>
+      </w:pPr>
+      <w:r>
+        <w:rPr>
+          <w:rFonts w:ascii="Times New Roman" w:eastAsia="Times New Roman" w:hAnsi="Times New Roman" w:cs="Times New Roman"/>
+          <w:sz w:val="24"/>
+          <w:szCs w:val="24"/>
+          <w:lang w:val="es-AR"/>
+        </w:rPr>
+        <w:t>- Relacionarlo con la parte de las descargas</w:t>
+      </w:r>
+    </w:p>
+    <w:p>
+      <w:pPr>
+        <w:rPr>
+          <w:rFonts w:ascii="Times New Roman" w:eastAsia="Times New Roman" w:hAnsi="Times New Roman" w:cs="Times New Roman"/>
+          <w:b/>
+          <w:bCs/>
+          <w:sz w:val="24"/>
+          <w:szCs w:val="24"/>
+          <w:lang w:val="es-AR"/>
+        </w:rPr>
+      </w:pPr>
+      <w:r>
+        <w:rPr>
+          <w:rFonts w:ascii="Times New Roman" w:eastAsia="Times New Roman" w:hAnsi="Times New Roman" w:cs="Times New Roman"/>
+          <w:b/>
+          <w:bCs/>
+          <w:sz w:val="24"/>
+          <w:szCs w:val="24"/>
+          <w:lang w:val="es-AR"/>
+        </w:rPr>
+        <w:t>6</w:t>
+      </w:r>
+      <w:r>
+        <w:rPr>
+          <w:rFonts w:ascii="Times New Roman" w:eastAsia="Times New Roman" w:hAnsi="Times New Roman" w:cs="Times New Roman"/>
+          <w:b/>
+          <w:bCs/>
+          <w:sz w:val="24"/>
+          <w:szCs w:val="24"/>
+          <w:lang w:val="es-AR"/>
+        </w:rPr>
+        <w:t>.</w:t>
+      </w:r>
+      <w:r>
+        <w:rPr>
+          <w:rFonts w:ascii="Times New Roman" w:eastAsia="Times New Roman" w:hAnsi="Times New Roman" w:cs="Times New Roman"/>
+          <w:b/>
+          <w:bCs/>
+          <w:sz w:val="24"/>
+          <w:szCs w:val="24"/>
+          <w:lang w:val="es-AR"/>
+        </w:rPr>
+        <w:t xml:space="preserve"> PARA EL FINAL:</w:t>
+      </w:r>
+      <w:r>
+        <w:rPr>
+          <w:rFonts w:ascii="Times New Roman" w:eastAsia="Times New Roman" w:hAnsi="Times New Roman" w:cs="Times New Roman"/>
+          <w:b/>
+          <w:bCs/>
+          <w:sz w:val="24"/>
+          <w:szCs w:val="24"/>
+          <w:lang w:val="es-AR"/>
+        </w:rPr>
+        <w:t xml:space="preserve"> Mockup de la web/mapa interactivo</w:t>
+      </w:r>
+      <w:r>
+        <w:rPr>
+          <w:rFonts w:ascii="Times New Roman" w:eastAsia="Times New Roman" w:hAnsi="Times New Roman" w:cs="Times New Roman"/>
+          <w:b/>
+          <w:bCs/>
+          <w:sz w:val="24"/>
+          <w:szCs w:val="24"/>
+          <w:lang w:val="es-AR"/>
+        </w:rPr>
+        <w:t>:</w:t>
+      </w:r>
       <w:r>
         <w:rPr>
           <w:rFonts w:ascii="Times New Roman" w:eastAsia="Times New Roman" w:hAnsi="Times New Roman" w:cs="Times New Roman"/>
@@ -2038,336 +2182,7 @@
           <w:szCs w:val="24"/>
           <w:lang w:val="es-AR"/>
         </w:rPr>
-        <w:t>(Martin)</w:t>
-      </w:r>
-      <w:r>
-        <w:rPr>
-          <w:rFonts w:ascii="Times New Roman" w:eastAsia="Times New Roman" w:hAnsi="Times New Roman" w:cs="Times New Roman"/>
-          <w:b/>
-          <w:bCs/>
-          <w:sz w:val="24"/>
-          <w:szCs w:val="24"/>
-          <w:lang w:val="es-AR"/>
-        </w:rPr>
-        <w:t>:</w:t>
-      </w:r>
-    </w:p>
-    <w:p>
-      <w:pPr>
-        <w:rPr>
-          <w:rFonts w:ascii="Times New Roman" w:eastAsia="Times New Roman" w:hAnsi="Times New Roman" w:cs="Times New Roman"/>
-          <w:sz w:val="24"/>
-          <w:szCs w:val="24"/>
-          <w:lang w:val="es-AR"/>
-        </w:rPr>
-      </w:pPr>
-      <w:r>
-        <w:rPr>
-          <w:rFonts w:ascii="Times New Roman" w:eastAsia="Times New Roman" w:hAnsi="Times New Roman" w:cs="Times New Roman"/>
-          <w:b/>
-          <w:bCs/>
-          <w:sz w:val="24"/>
-          <w:szCs w:val="24"/>
-          <w:lang w:val="es-AR"/>
-        </w:rPr>
-        <w:t xml:space="preserve">- </w:t>
-      </w:r>
-      <w:r>
-        <w:rPr>
-          <w:rFonts w:ascii="Times New Roman" w:eastAsia="Times New Roman" w:hAnsi="Times New Roman" w:cs="Times New Roman"/>
-          <w:sz w:val="24"/>
-          <w:szCs w:val="24"/>
-          <w:lang w:val="es-AR"/>
-        </w:rPr>
-        <w:t xml:space="preserve">Validar/unir los cambios en el </w:t>
-      </w:r>
-      <w:proofErr w:type="spellStart"/>
-      <w:r>
-        <w:rPr>
-          <w:rFonts w:ascii="Times New Roman" w:eastAsia="Times New Roman" w:hAnsi="Times New Roman" w:cs="Times New Roman"/>
-          <w:sz w:val="24"/>
-          <w:szCs w:val="24"/>
-          <w:lang w:val="es-AR"/>
-        </w:rPr>
-        <w:t>main</w:t>
-      </w:r>
-      <w:proofErr w:type="spellEnd"/>
-      <w:r>
-        <w:rPr>
-          <w:rFonts w:ascii="Times New Roman" w:eastAsia="Times New Roman" w:hAnsi="Times New Roman" w:cs="Times New Roman"/>
-          <w:sz w:val="24"/>
-          <w:szCs w:val="24"/>
-          <w:lang w:val="es-AR"/>
-        </w:rPr>
-        <w:t>.</w:t>
-      </w:r>
-    </w:p>
-    <w:p>
-      <w:pPr>
-        <w:rPr>
-          <w:rFonts w:ascii="Times New Roman" w:eastAsia="Times New Roman" w:hAnsi="Times New Roman" w:cs="Times New Roman"/>
-          <w:sz w:val="24"/>
-          <w:szCs w:val="24"/>
-          <w:lang w:val="es-AR"/>
-        </w:rPr>
-      </w:pPr>
-      <w:r>
-        <w:rPr>
-          <w:rFonts w:ascii="Times New Roman" w:eastAsia="Times New Roman" w:hAnsi="Times New Roman" w:cs="Times New Roman"/>
-          <w:sz w:val="24"/>
-          <w:szCs w:val="24"/>
-          <w:lang w:val="es-AR"/>
-        </w:rPr>
-        <w:t xml:space="preserve">- </w:t>
-      </w:r>
-      <w:r>
-        <w:rPr>
-          <w:rFonts w:ascii="Times New Roman" w:eastAsia="Times New Roman" w:hAnsi="Times New Roman" w:cs="Times New Roman"/>
-          <w:sz w:val="24"/>
-          <w:szCs w:val="24"/>
-          <w:lang w:val="es-AR"/>
-        </w:rPr>
-        <w:t xml:space="preserve">Terminar el </w:t>
-      </w:r>
-      <w:proofErr w:type="spellStart"/>
-      <w:r>
-        <w:rPr>
-          <w:rFonts w:ascii="Times New Roman" w:eastAsia="Times New Roman" w:hAnsi="Times New Roman" w:cs="Times New Roman"/>
-          <w:sz w:val="24"/>
-          <w:szCs w:val="24"/>
-          <w:lang w:val="es-AR"/>
-        </w:rPr>
-        <w:t>main</w:t>
-      </w:r>
-      <w:proofErr w:type="spellEnd"/>
-      <w:r>
-        <w:rPr>
-          <w:rFonts w:ascii="Times New Roman" w:eastAsia="Times New Roman" w:hAnsi="Times New Roman" w:cs="Times New Roman"/>
-          <w:sz w:val="24"/>
-          <w:szCs w:val="24"/>
-          <w:lang w:val="es-AR"/>
-        </w:rPr>
-        <w:t xml:space="preserve"> de descarga unido (solo el de datos, no imágenes).</w:t>
-      </w:r>
-    </w:p>
-    <w:p>
-      <w:pPr>
-        <w:rPr>
-          <w:rFonts w:ascii="Times New Roman" w:eastAsia="Times New Roman" w:hAnsi="Times New Roman" w:cs="Times New Roman"/>
-          <w:b/>
-          <w:bCs/>
-          <w:sz w:val="24"/>
-          <w:szCs w:val="24"/>
-          <w:lang w:val="es-AR"/>
-        </w:rPr>
-      </w:pPr>
-      <w:r>
-        <w:rPr>
-          <w:rFonts w:ascii="Times New Roman" w:eastAsia="Times New Roman" w:hAnsi="Times New Roman" w:cs="Times New Roman"/>
-          <w:b/>
-          <w:bCs/>
-          <w:sz w:val="24"/>
-          <w:szCs w:val="24"/>
-          <w:lang w:val="es-AR"/>
-        </w:rPr>
-        <w:t xml:space="preserve">5. </w:t>
-      </w:r>
-      <w:r>
-        <w:rPr>
-          <w:rFonts w:ascii="Times New Roman" w:eastAsia="Times New Roman" w:hAnsi="Times New Roman" w:cs="Times New Roman"/>
-          <w:b/>
-          <w:bCs/>
-          <w:sz w:val="24"/>
-          <w:szCs w:val="24"/>
-          <w:lang w:val="es-AR"/>
-        </w:rPr>
-        <w:t>Creación</w:t>
-      </w:r>
-      <w:r>
-        <w:rPr>
-          <w:rFonts w:ascii="Times New Roman" w:eastAsia="Times New Roman" w:hAnsi="Times New Roman" w:cs="Times New Roman"/>
-          <w:b/>
-          <w:bCs/>
-          <w:sz w:val="24"/>
-          <w:szCs w:val="24"/>
-          <w:lang w:val="es-AR"/>
-        </w:rPr>
-        <w:t xml:space="preserve"> de la base de datos (Martin):</w:t>
-      </w:r>
-    </w:p>
-    <w:p>
-      <w:pPr>
-        <w:rPr>
-          <w:rFonts w:ascii="Times New Roman" w:eastAsia="Times New Roman" w:hAnsi="Times New Roman" w:cs="Times New Roman"/>
-          <w:sz w:val="24"/>
-          <w:szCs w:val="24"/>
-          <w:lang w:val="es-AR"/>
-        </w:rPr>
-      </w:pPr>
-      <w:r>
-        <w:rPr>
-          <w:rFonts w:ascii="Times New Roman" w:eastAsia="Times New Roman" w:hAnsi="Times New Roman" w:cs="Times New Roman"/>
-          <w:b/>
-          <w:bCs/>
-          <w:sz w:val="24"/>
-          <w:szCs w:val="24"/>
-          <w:lang w:val="es-AR"/>
-        </w:rPr>
-        <w:t xml:space="preserve">- </w:t>
-      </w:r>
-      <w:r>
-        <w:rPr>
-          <w:rFonts w:ascii="Times New Roman" w:eastAsia="Times New Roman" w:hAnsi="Times New Roman" w:cs="Times New Roman"/>
-          <w:sz w:val="24"/>
-          <w:szCs w:val="24"/>
-          <w:lang w:val="es-AR"/>
-        </w:rPr>
-        <w:t>Creación</w:t>
-      </w:r>
-      <w:r>
-        <w:rPr>
-          <w:rFonts w:ascii="Times New Roman" w:eastAsia="Times New Roman" w:hAnsi="Times New Roman" w:cs="Times New Roman"/>
-          <w:sz w:val="24"/>
-          <w:szCs w:val="24"/>
-          <w:lang w:val="es-AR"/>
-        </w:rPr>
-        <w:t xml:space="preserve"> del diseño de la base de datos.</w:t>
-      </w:r>
-    </w:p>
-    <w:p>
-      <w:pPr>
-        <w:rPr>
-          <w:rFonts w:ascii="Times New Roman" w:eastAsia="Times New Roman" w:hAnsi="Times New Roman" w:cs="Times New Roman"/>
-          <w:sz w:val="24"/>
-          <w:szCs w:val="24"/>
-          <w:lang w:val="es-AR"/>
-        </w:rPr>
-      </w:pPr>
-      <w:r>
-        <w:rPr>
-          <w:rFonts w:ascii="Times New Roman" w:eastAsia="Times New Roman" w:hAnsi="Times New Roman" w:cs="Times New Roman"/>
-          <w:sz w:val="24"/>
-          <w:szCs w:val="24"/>
-          <w:lang w:val="es-AR"/>
-        </w:rPr>
-        <w:t xml:space="preserve">- Generar las relaciones entre distintos </w:t>
-      </w:r>
-      <w:proofErr w:type="spellStart"/>
-      <w:r>
-        <w:rPr>
-          <w:rFonts w:ascii="Times New Roman" w:eastAsia="Times New Roman" w:hAnsi="Times New Roman" w:cs="Times New Roman"/>
-          <w:sz w:val="24"/>
-          <w:szCs w:val="24"/>
-          <w:lang w:val="es-AR"/>
-        </w:rPr>
-        <w:t>datasets</w:t>
-      </w:r>
-      <w:proofErr w:type="spellEnd"/>
-      <w:r>
-        <w:rPr>
-          <w:rFonts w:ascii="Times New Roman" w:eastAsia="Times New Roman" w:hAnsi="Times New Roman" w:cs="Times New Roman"/>
-          <w:sz w:val="24"/>
-          <w:szCs w:val="24"/>
-          <w:lang w:val="es-AR"/>
-        </w:rPr>
-        <w:t>. Si se puede, unir los datos.</w:t>
-      </w:r>
-    </w:p>
-    <w:p>
-      <w:pPr>
-        <w:rPr>
-          <w:rFonts w:ascii="Times New Roman" w:eastAsia="Times New Roman" w:hAnsi="Times New Roman" w:cs="Times New Roman"/>
-          <w:sz w:val="24"/>
-          <w:szCs w:val="24"/>
-          <w:lang w:val="es-AR"/>
-        </w:rPr>
-      </w:pPr>
-      <w:r>
-        <w:rPr>
-          <w:rFonts w:ascii="Times New Roman" w:eastAsia="Times New Roman" w:hAnsi="Times New Roman" w:cs="Times New Roman"/>
-          <w:sz w:val="24"/>
-          <w:szCs w:val="24"/>
-          <w:lang w:val="es-AR"/>
-        </w:rPr>
-        <w:t>- Relacionarlo con la parte de las descargas</w:t>
-      </w:r>
-    </w:p>
-    <w:p>
-      <w:pPr>
-        <w:rPr>
-          <w:rFonts w:ascii="Times New Roman" w:eastAsia="Times New Roman" w:hAnsi="Times New Roman" w:cs="Times New Roman"/>
-          <w:b/>
-          <w:bCs/>
-          <w:sz w:val="24"/>
-          <w:szCs w:val="24"/>
-          <w:lang w:val="es-AR"/>
-        </w:rPr>
-      </w:pPr>
-      <w:r>
-        <w:rPr>
-          <w:rFonts w:ascii="Times New Roman" w:eastAsia="Times New Roman" w:hAnsi="Times New Roman" w:cs="Times New Roman"/>
-          <w:b/>
-          <w:bCs/>
-          <w:sz w:val="24"/>
-          <w:szCs w:val="24"/>
-          <w:lang w:val="es-AR"/>
-        </w:rPr>
-        <w:t>6</w:t>
-      </w:r>
-      <w:r>
-        <w:rPr>
-          <w:rFonts w:ascii="Times New Roman" w:eastAsia="Times New Roman" w:hAnsi="Times New Roman" w:cs="Times New Roman"/>
-          <w:b/>
-          <w:bCs/>
-          <w:sz w:val="24"/>
-          <w:szCs w:val="24"/>
-          <w:lang w:val="es-AR"/>
-        </w:rPr>
-        <w:t>.</w:t>
-      </w:r>
-      <w:r>
-        <w:rPr>
-          <w:rFonts w:ascii="Times New Roman" w:eastAsia="Times New Roman" w:hAnsi="Times New Roman" w:cs="Times New Roman"/>
-          <w:b/>
-          <w:bCs/>
-          <w:sz w:val="24"/>
-          <w:szCs w:val="24"/>
-          <w:lang w:val="es-AR"/>
-        </w:rPr>
-        <w:t xml:space="preserve"> PARA EL FINAL:</w:t>
-      </w:r>
-      <w:r>
-        <w:rPr>
-          <w:rFonts w:ascii="Times New Roman" w:eastAsia="Times New Roman" w:hAnsi="Times New Roman" w:cs="Times New Roman"/>
-          <w:b/>
-          <w:bCs/>
-          <w:sz w:val="24"/>
-          <w:szCs w:val="24"/>
-          <w:lang w:val="es-AR"/>
-        </w:rPr>
-        <w:t xml:space="preserve"> Mockup de la web/mapa interactivo</w:t>
-      </w:r>
-      <w:r>
-        <w:rPr>
-          <w:rFonts w:ascii="Times New Roman" w:eastAsia="Times New Roman" w:hAnsi="Times New Roman" w:cs="Times New Roman"/>
-          <w:b/>
-          <w:bCs/>
-          <w:sz w:val="24"/>
-          <w:szCs w:val="24"/>
-          <w:lang w:val="es-AR"/>
-        </w:rPr>
-        <w:t>:</w:t>
-      </w:r>
-      <w:r>
-        <w:rPr>
-          <w:rFonts w:ascii="Times New Roman" w:eastAsia="Times New Roman" w:hAnsi="Times New Roman" w:cs="Times New Roman"/>
-          <w:b/>
-          <w:bCs/>
-          <w:sz w:val="24"/>
-          <w:szCs w:val="24"/>
-          <w:lang w:val="es-AR"/>
-        </w:rPr>
-        <w:t xml:space="preserve"> </w:t>
+        <w:t>(</w:t>
       </w:r>
       <w:r>
         <w:rPr>
@@ -2379,7 +2194,19 @@
           <w:highlight w:val="yellow"/>
           <w:lang w:val="es-AR"/>
         </w:rPr>
-        <w:t>(---)</w:t>
+        <w:t>fernando</w:t>
+      </w:r>
+      <w:r>
+        <w:rPr>
+          <w:rFonts w:ascii="Times New Roman" w:eastAsia="Times New Roman" w:hAnsi="Times New Roman" w:cs="Times New Roman"/>
+          <w:b/>
+          <w:bCs/>
+          <w:sz w:val="24"/>
+          <w:szCs w:val="24"/>
+          <w:highlight w:val="yellow"/>
+          <w:lang w:val="es-AR"/>
+        </w:rPr>
+        <w:t>)</w:t>
       </w:r>
     </w:p>
     <w:p>
@@ -2489,6 +2316,17 @@
         </w:rPr>
         <w:t>on Lorca</w:t>
       </w:r>
+      <w:r>
+        <w:rPr>
+          <w:rFonts w:ascii="Times New Roman" w:eastAsia="Times New Roman" w:hAnsi="Times New Roman" w:cs="Times New Roman"/>
+          <w:b/>
+          <w:bCs/>
+          <w:sz w:val="24"/>
+          <w:szCs w:val="24"/>
+          <w:lang w:val="es-AR"/>
+        </w:rPr>
+        <w:t>(Fernando(</w:t>
+      </w:r>
     </w:p>
     <w:p>
       <w:pPr>
@@ -2545,19 +2383,8 @@
           <w:szCs w:val="24"/>
           <w:lang w:val="es-AR"/>
         </w:rPr>
-        <w:t xml:space="preserve">/pasar archivos de local a </w:t>
-      </w:r>
-      <w:proofErr w:type="spellStart"/>
-      <w:r>
-        <w:rPr>
-          <w:rFonts w:ascii="Times New Roman" w:eastAsia="Times New Roman" w:hAnsi="Times New Roman" w:cs="Times New Roman"/>
-          <w:sz w:val="24"/>
-          <w:szCs w:val="24"/>
-          <w:lang w:val="es-AR"/>
-        </w:rPr>
-        <w:t>lorca</w:t>
-      </w:r>
-      <w:proofErr w:type="spellEnd"/>
+        <w:t>/pasar archivos de local a lorca</w:t>
+      </w:r>
     </w:p>
     <w:p>
       <w:pPr>
@@ -2627,25 +2454,7 @@
           <w:sz w:val="24"/>
           <w:szCs w:val="24"/>
         </w:rPr>
-        <w:t xml:space="preserve">• Diseñar la estrategia de </w:t>
-      </w:r>
-      <w:proofErr w:type="spellStart"/>
-      <w:r>
-        <w:rPr>
-          <w:rFonts w:ascii="Times New Roman" w:hAnsi="Times New Roman" w:cs="Times New Roman"/>
-          <w:sz w:val="24"/>
-          <w:szCs w:val="24"/>
-        </w:rPr>
-        <w:t>contenerización</w:t>
-      </w:r>
-      <w:proofErr w:type="spellEnd"/>
-      <w:r>
-        <w:rPr>
-          <w:rFonts w:ascii="Times New Roman" w:hAnsi="Times New Roman" w:cs="Times New Roman"/>
-          <w:sz w:val="24"/>
-          <w:szCs w:val="24"/>
-        </w:rPr>
-        <w:t xml:space="preserve"> de los pipelines. </w:t>
+        <w:t xml:space="preserve">• Diseñar la estrategia de contenerización de los pipelines. </w:t>
       </w:r>
     </w:p>
     <w:p>

--- a/Sprints.docx
+++ b/Sprints.docx
@@ -6,11 +6,15 @@
       <w:pPr>
         <w:rPr>
           <w:rFonts w:ascii="Times New Roman" w:hAnsi="Times New Roman" w:cs="Times New Roman"/>
-        </w:rPr>
-      </w:pPr>
-      <w:r>
-        <w:rPr>
-          <w:rFonts w:ascii="Times New Roman" w:hAnsi="Times New Roman" w:cs="Times New Roman"/>
+          <w:sz w:val="24"/>
+          <w:szCs w:val="24"/>
+        </w:rPr>
+      </w:pPr>
+      <w:r>
+        <w:rPr>
+          <w:rFonts w:ascii="Times New Roman" w:hAnsi="Times New Roman" w:cs="Times New Roman"/>
+          <w:sz w:val="24"/>
+          <w:szCs w:val="24"/>
         </w:rPr>
         <w:t>Sprint 0:</w:t>
       </w:r>
@@ -23,33 +27,17 @@
         </w:numPr>
         <w:rPr>
           <w:rFonts w:ascii="Times New Roman" w:hAnsi="Times New Roman" w:cs="Times New Roman"/>
-        </w:rPr>
-      </w:pPr>
-      <w:r>
-        <w:rPr>
-          <w:rFonts w:ascii="Times New Roman" w:hAnsi="Times New Roman" w:cs="Times New Roman"/>
-        </w:rPr>
-        <w:t xml:space="preserve">Crear el elevator pitch final y diseñar el póster-resumen para presentar el proyecto a </w:t>
-      </w:r>
-      <w:proofErr w:type="spellStart"/>
-      <w:r>
-        <w:rPr>
-          <w:rFonts w:ascii="Times New Roman" w:hAnsi="Times New Roman" w:cs="Times New Roman"/>
-        </w:rPr>
-        <w:t>stakeholders</w:t>
-      </w:r>
-      <w:proofErr w:type="spellEnd"/>
-      <w:r>
-        <w:rPr>
-          <w:rFonts w:ascii="Times New Roman" w:hAnsi="Times New Roman" w:cs="Times New Roman"/>
-        </w:rPr>
-        <w:t xml:space="preserve"> (ficticio)</w:t>
-      </w:r>
-      <w:r>
-        <w:rPr>
-          <w:rFonts w:ascii="Times New Roman" w:hAnsi="Times New Roman" w:cs="Times New Roman"/>
-        </w:rPr>
-        <w:t>, incluyendo motivación, objetivos y entregables principales.</w:t>
+          <w:sz w:val="24"/>
+          <w:szCs w:val="24"/>
+        </w:rPr>
+      </w:pPr>
+      <w:r>
+        <w:rPr>
+          <w:rFonts w:ascii="Times New Roman" w:hAnsi="Times New Roman" w:cs="Times New Roman"/>
+          <w:sz w:val="24"/>
+          <w:szCs w:val="24"/>
+        </w:rPr>
+        <w:t>Crear el elevator pitch final y diseñar el póster-resumen para presentar el proyecto a stakeholders (ficticio), incluyendo motivación, objetivos y entregables principales.</w:t>
       </w:r>
     </w:p>
     <w:p>
@@ -60,11 +48,15 @@
         </w:numPr>
         <w:rPr>
           <w:rFonts w:ascii="Times New Roman" w:hAnsi="Times New Roman" w:cs="Times New Roman"/>
-        </w:rPr>
-      </w:pPr>
-      <w:r>
-        <w:rPr>
-          <w:rFonts w:ascii="Times New Roman" w:hAnsi="Times New Roman" w:cs="Times New Roman"/>
+          <w:sz w:val="24"/>
+          <w:szCs w:val="24"/>
+        </w:rPr>
+      </w:pPr>
+      <w:r>
+        <w:rPr>
+          <w:rFonts w:ascii="Times New Roman" w:hAnsi="Times New Roman" w:cs="Times New Roman"/>
+          <w:sz w:val="24"/>
+          <w:szCs w:val="24"/>
         </w:rPr>
         <w:t>Redactar y consensuar la motivación del proyecto: por qué importa, qué decisiones posibilita y quiénes se benefician.</w:t>
       </w:r>
@@ -77,25 +69,17 @@
         </w:numPr>
         <w:rPr>
           <w:rFonts w:ascii="Times New Roman" w:hAnsi="Times New Roman" w:cs="Times New Roman"/>
-        </w:rPr>
-      </w:pPr>
-      <w:r>
-        <w:rPr>
-          <w:rFonts w:ascii="Times New Roman" w:hAnsi="Times New Roman" w:cs="Times New Roman"/>
-        </w:rPr>
-        <w:t>Seleccionar 2–3 regiones piloto representativas (contextos urbanos y rurales) y definir alcance geográfico inicial</w:t>
-      </w:r>
-      <w:r>
-        <w:rPr>
-          <w:rFonts w:ascii="Times New Roman" w:hAnsi="Times New Roman" w:cs="Times New Roman"/>
-        </w:rPr>
-        <w:t>, en nuestro caso, principalmente España</w:t>
-      </w:r>
-      <w:r>
-        <w:rPr>
-          <w:rFonts w:ascii="Times New Roman" w:hAnsi="Times New Roman" w:cs="Times New Roman"/>
-        </w:rPr>
-        <w:t>.</w:t>
+          <w:sz w:val="24"/>
+          <w:szCs w:val="24"/>
+        </w:rPr>
+      </w:pPr>
+      <w:r>
+        <w:rPr>
+          <w:rFonts w:ascii="Times New Roman" w:hAnsi="Times New Roman" w:cs="Times New Roman"/>
+          <w:sz w:val="24"/>
+          <w:szCs w:val="24"/>
+        </w:rPr>
+        <w:t>Seleccionar 2–3 regiones piloto representativas (contextos urbanos y rurales) y definir alcance geográfico inicial, en nuestro caso, principalmente España.</w:t>
       </w:r>
     </w:p>
     <w:p>
@@ -106,37 +90,31 @@
         </w:numPr>
         <w:rPr>
           <w:rFonts w:ascii="Times New Roman" w:hAnsi="Times New Roman" w:cs="Times New Roman"/>
-        </w:rPr>
-      </w:pPr>
-      <w:r>
-        <w:rPr>
-          <w:rFonts w:ascii="Times New Roman" w:hAnsi="Times New Roman" w:cs="Times New Roman"/>
-        </w:rPr>
-        <w:t xml:space="preserve">Identificar </w:t>
-      </w:r>
-      <w:proofErr w:type="spellStart"/>
-      <w:r>
-        <w:rPr>
-          <w:rFonts w:ascii="Times New Roman" w:hAnsi="Times New Roman" w:cs="Times New Roman"/>
-        </w:rPr>
-        <w:t>stakeholders</w:t>
-      </w:r>
-      <w:proofErr w:type="spellEnd"/>
-      <w:r>
-        <w:rPr>
-          <w:rFonts w:ascii="Times New Roman" w:hAnsi="Times New Roman" w:cs="Times New Roman"/>
-        </w:rPr>
-        <w:t xml:space="preserve"> clave y para </w:t>
-      </w:r>
-      <w:r>
-        <w:rPr>
-          <w:rFonts w:ascii="Times New Roman" w:hAnsi="Times New Roman" w:cs="Times New Roman"/>
+          <w:sz w:val="24"/>
+          <w:szCs w:val="24"/>
+        </w:rPr>
+      </w:pPr>
+      <w:r>
+        <w:rPr>
+          <w:rFonts w:ascii="Times New Roman" w:hAnsi="Times New Roman" w:cs="Times New Roman"/>
+          <w:sz w:val="24"/>
+          <w:szCs w:val="24"/>
+        </w:rPr>
+        <w:t xml:space="preserve">Identificar stakeholders clave y para </w:t>
+      </w:r>
+      <w:r>
+        <w:rPr>
+          <w:rFonts w:ascii="Times New Roman" w:hAnsi="Times New Roman" w:cs="Times New Roman"/>
+          <w:sz w:val="24"/>
+          <w:szCs w:val="24"/>
         </w:rPr>
         <w:t>pensar</w:t>
       </w:r>
       <w:r>
         <w:rPr>
           <w:rFonts w:ascii="Times New Roman" w:hAnsi="Times New Roman" w:cs="Times New Roman"/>
+          <w:sz w:val="24"/>
+          <w:szCs w:val="24"/>
         </w:rPr>
         <w:t xml:space="preserve"> prioridades y requisitos.</w:t>
       </w:r>
@@ -145,11 +123,15 @@
       <w:pPr>
         <w:rPr>
           <w:rFonts w:ascii="Times New Roman" w:hAnsi="Times New Roman" w:cs="Times New Roman"/>
-        </w:rPr>
-      </w:pPr>
-      <w:r>
-        <w:rPr>
-          <w:rFonts w:ascii="Times New Roman" w:hAnsi="Times New Roman" w:cs="Times New Roman"/>
+          <w:sz w:val="24"/>
+          <w:szCs w:val="24"/>
+        </w:rPr>
+      </w:pPr>
+      <w:r>
+        <w:rPr>
+          <w:rFonts w:ascii="Times New Roman" w:hAnsi="Times New Roman" w:cs="Times New Roman"/>
+          <w:sz w:val="24"/>
+          <w:szCs w:val="24"/>
         </w:rPr>
         <w:t>Sprint 1: Fuentes de datos</w:t>
       </w:r>
@@ -158,11 +140,15 @@
       <w:pPr>
         <w:rPr>
           <w:rFonts w:ascii="Times New Roman" w:hAnsi="Times New Roman" w:cs="Times New Roman"/>
-        </w:rPr>
-      </w:pPr>
-      <w:r>
-        <w:rPr>
-          <w:rFonts w:ascii="Times New Roman" w:hAnsi="Times New Roman" w:cs="Times New Roman"/>
+          <w:sz w:val="24"/>
+          <w:szCs w:val="24"/>
+        </w:rPr>
+      </w:pPr>
+      <w:r>
+        <w:rPr>
+          <w:rFonts w:ascii="Times New Roman" w:hAnsi="Times New Roman" w:cs="Times New Roman"/>
+          <w:sz w:val="24"/>
+          <w:szCs w:val="24"/>
         </w:rPr>
         <w:t>• Identificar y documentar las principales fuentes de datos e imágenes satelitales.</w:t>
       </w:r>
@@ -171,11 +157,15 @@
       <w:pPr>
         <w:rPr>
           <w:rFonts w:ascii="Times New Roman" w:hAnsi="Times New Roman" w:cs="Times New Roman"/>
-        </w:rPr>
-      </w:pPr>
-      <w:r>
-        <w:rPr>
-          <w:rFonts w:ascii="Times New Roman" w:hAnsi="Times New Roman" w:cs="Times New Roman"/>
+          <w:sz w:val="24"/>
+          <w:szCs w:val="24"/>
+        </w:rPr>
+      </w:pPr>
+      <w:r>
+        <w:rPr>
+          <w:rFonts w:ascii="Times New Roman" w:hAnsi="Times New Roman" w:cs="Times New Roman"/>
+          <w:sz w:val="24"/>
+          <w:szCs w:val="24"/>
         </w:rPr>
         <w:t xml:space="preserve"> • Definir variables y formatos de interés.</w:t>
       </w:r>
@@ -184,11 +174,15 @@
       <w:pPr>
         <w:rPr>
           <w:rFonts w:ascii="Times New Roman" w:hAnsi="Times New Roman" w:cs="Times New Roman"/>
-        </w:rPr>
-      </w:pPr>
-      <w:r>
-        <w:rPr>
-          <w:rFonts w:ascii="Times New Roman" w:hAnsi="Times New Roman" w:cs="Times New Roman"/>
+          <w:sz w:val="24"/>
+          <w:szCs w:val="24"/>
+        </w:rPr>
+      </w:pPr>
+      <w:r>
+        <w:rPr>
+          <w:rFonts w:ascii="Times New Roman" w:hAnsi="Times New Roman" w:cs="Times New Roman"/>
+          <w:sz w:val="24"/>
+          <w:szCs w:val="24"/>
         </w:rPr>
         <w:t xml:space="preserve"> • Revisar accesibilidad, licencias y limitaciones.</w:t>
       </w:r>
@@ -197,11 +191,15 @@
       <w:pPr>
         <w:rPr>
           <w:rFonts w:ascii="Times New Roman" w:hAnsi="Times New Roman" w:cs="Times New Roman"/>
-        </w:rPr>
-      </w:pPr>
-      <w:r>
-        <w:rPr>
-          <w:rFonts w:ascii="Times New Roman" w:hAnsi="Times New Roman" w:cs="Times New Roman"/>
+          <w:sz w:val="24"/>
+          <w:szCs w:val="24"/>
+        </w:rPr>
+      </w:pPr>
+      <w:r>
+        <w:rPr>
+          <w:rFonts w:ascii="Times New Roman" w:hAnsi="Times New Roman" w:cs="Times New Roman"/>
+          <w:sz w:val="24"/>
+          <w:szCs w:val="24"/>
         </w:rPr>
         <w:t>• Diseñar estrategia general de descarga y almacenamiento.</w:t>
       </w:r>
@@ -210,18 +208,24 @@
       <w:pPr>
         <w:rPr>
           <w:rFonts w:ascii="Times New Roman" w:hAnsi="Times New Roman" w:cs="Times New Roman"/>
-        </w:rPr>
-      </w:pPr>
-    </w:p>
-    <w:p>
-      <w:pPr>
-        <w:rPr>
-          <w:rFonts w:ascii="Times New Roman" w:hAnsi="Times New Roman" w:cs="Times New Roman"/>
-        </w:rPr>
-      </w:pPr>
-      <w:r>
-        <w:rPr>
-          <w:rFonts w:ascii="Times New Roman" w:hAnsi="Times New Roman" w:cs="Times New Roman"/>
+          <w:sz w:val="24"/>
+          <w:szCs w:val="24"/>
+        </w:rPr>
+      </w:pPr>
+    </w:p>
+    <w:p>
+      <w:pPr>
+        <w:rPr>
+          <w:rFonts w:ascii="Times New Roman" w:hAnsi="Times New Roman" w:cs="Times New Roman"/>
+          <w:sz w:val="24"/>
+          <w:szCs w:val="24"/>
+        </w:rPr>
+      </w:pPr>
+      <w:r>
+        <w:rPr>
+          <w:rFonts w:ascii="Times New Roman" w:hAnsi="Times New Roman" w:cs="Times New Roman"/>
+          <w:sz w:val="24"/>
+          <w:szCs w:val="24"/>
         </w:rPr>
         <w:t>Sprint 2: Ingesta y preprocesamiento</w:t>
       </w:r>
@@ -230,11 +234,15 @@
       <w:pPr>
         <w:rPr>
           <w:rFonts w:ascii="Times New Roman" w:hAnsi="Times New Roman" w:cs="Times New Roman"/>
-        </w:rPr>
-      </w:pPr>
-      <w:r>
-        <w:rPr>
-          <w:rFonts w:ascii="Times New Roman" w:hAnsi="Times New Roman" w:cs="Times New Roman"/>
+          <w:sz w:val="24"/>
+          <w:szCs w:val="24"/>
+        </w:rPr>
+      </w:pPr>
+      <w:r>
+        <w:rPr>
+          <w:rFonts w:ascii="Times New Roman" w:hAnsi="Times New Roman" w:cs="Times New Roman"/>
+          <w:sz w:val="24"/>
+          <w:szCs w:val="24"/>
         </w:rPr>
         <w:t xml:space="preserve">• Diseñar el pipeline de ingestión de datos e imágenes. </w:t>
       </w:r>
@@ -243,11 +251,15 @@
       <w:pPr>
         <w:rPr>
           <w:rFonts w:ascii="Times New Roman" w:hAnsi="Times New Roman" w:cs="Times New Roman"/>
-        </w:rPr>
-      </w:pPr>
-      <w:r>
-        <w:rPr>
-          <w:rFonts w:ascii="Times New Roman" w:hAnsi="Times New Roman" w:cs="Times New Roman"/>
+          <w:sz w:val="24"/>
+          <w:szCs w:val="24"/>
+        </w:rPr>
+      </w:pPr>
+      <w:r>
+        <w:rPr>
+          <w:rFonts w:ascii="Times New Roman" w:hAnsi="Times New Roman" w:cs="Times New Roman"/>
+          <w:sz w:val="24"/>
+          <w:szCs w:val="24"/>
         </w:rPr>
         <w:t xml:space="preserve">• Realizar pruebas de preprocesamiento básico (limpieza, organización, normalización). </w:t>
       </w:r>
@@ -256,11 +268,15 @@
       <w:pPr>
         <w:rPr>
           <w:rFonts w:ascii="Times New Roman" w:hAnsi="Times New Roman" w:cs="Times New Roman"/>
-        </w:rPr>
-      </w:pPr>
-      <w:r>
-        <w:rPr>
-          <w:rFonts w:ascii="Times New Roman" w:hAnsi="Times New Roman" w:cs="Times New Roman"/>
+          <w:sz w:val="24"/>
+          <w:szCs w:val="24"/>
+        </w:rPr>
+      </w:pPr>
+      <w:r>
+        <w:rPr>
+          <w:rFonts w:ascii="Times New Roman" w:hAnsi="Times New Roman" w:cs="Times New Roman"/>
+          <w:sz w:val="24"/>
+          <w:szCs w:val="24"/>
         </w:rPr>
         <w:t>• Establecer estructura de almacenamiento organizada y reproducible.</w:t>
       </w:r>
@@ -269,12 +285,976 @@
       <w:pPr>
         <w:rPr>
           <w:rFonts w:ascii="Times New Roman" w:hAnsi="Times New Roman" w:cs="Times New Roman"/>
-        </w:rPr>
-      </w:pPr>
-      <w:r>
-        <w:rPr>
-          <w:rFonts w:ascii="Times New Roman" w:hAnsi="Times New Roman" w:cs="Times New Roman"/>
-        </w:rPr>
+          <w:sz w:val="24"/>
+          <w:szCs w:val="24"/>
+        </w:rPr>
+      </w:pPr>
+      <w:r>
+        <w:rPr>
+          <w:rFonts w:ascii="Times New Roman" w:hAnsi="Times New Roman" w:cs="Times New Roman"/>
+          <w:sz w:val="24"/>
+          <w:szCs w:val="24"/>
+        </w:rPr>
+        <w:t>--------------------------------------------------------------------------</w:t>
+      </w:r>
+    </w:p>
+    <w:p>
+      <w:pPr>
+        <w:spacing w:before="240" w:after="240"/>
+        <w:rPr>
+          <w:rFonts w:ascii="Times New Roman" w:eastAsia="Times New Roman" w:hAnsi="Times New Roman" w:cs="Times New Roman"/>
+          <w:b/>
+          <w:bCs/>
+          <w:color w:val="EE0000"/>
+          <w:sz w:val="24"/>
+          <w:szCs w:val="24"/>
+        </w:rPr>
+      </w:pPr>
+      <w:r>
+        <w:rPr>
+          <w:rFonts w:ascii="Times New Roman" w:eastAsia="Times New Roman" w:hAnsi="Times New Roman" w:cs="Times New Roman"/>
+          <w:b/>
+          <w:bCs/>
+          <w:color w:val="EE0000"/>
+          <w:sz w:val="24"/>
+          <w:szCs w:val="24"/>
+        </w:rPr>
+        <w:t>(04/11- 12/11):</w:t>
+      </w:r>
+    </w:p>
+    <w:p>
+      <w:pPr>
+        <w:spacing w:before="240" w:after="240"/>
+        <w:rPr>
+          <w:rFonts w:ascii="Times New Roman" w:eastAsia="Times New Roman" w:hAnsi="Times New Roman" w:cs="Times New Roman"/>
+          <w:sz w:val="24"/>
+          <w:szCs w:val="24"/>
+        </w:rPr>
+      </w:pPr>
+      <w:r>
+        <w:rPr>
+          <w:rFonts w:ascii="Times New Roman" w:eastAsia="Times New Roman" w:hAnsi="Times New Roman" w:cs="Times New Roman"/>
+          <w:sz w:val="24"/>
+          <w:szCs w:val="24"/>
+        </w:rPr>
+        <w:t>Para este Sprint, más allá de lo que teníamos planeado originalmente, queríamos solucionar problema durante el sprint 1 que tuvieron que atrasarse.</w:t>
+      </w:r>
+    </w:p>
+    <w:p>
+      <w:pPr>
+        <w:spacing w:before="240" w:after="240"/>
+        <w:rPr>
+          <w:rFonts w:ascii="Times New Roman" w:eastAsia="Times New Roman" w:hAnsi="Times New Roman" w:cs="Times New Roman"/>
+          <w:sz w:val="24"/>
+          <w:szCs w:val="24"/>
+          <w:lang w:val="es-AR"/>
+        </w:rPr>
+      </w:pPr>
+      <w:r>
+        <w:rPr>
+          <w:rFonts w:ascii="Times New Roman" w:eastAsia="Times New Roman" w:hAnsi="Times New Roman" w:cs="Times New Roman"/>
+          <w:sz w:val="24"/>
+          <w:szCs w:val="24"/>
+        </w:rPr>
+        <w:t xml:space="preserve">1. </w:t>
+      </w:r>
+      <w:r>
+        <w:rPr>
+          <w:rFonts w:ascii="Times New Roman" w:eastAsia="Times New Roman" w:hAnsi="Times New Roman" w:cs="Times New Roman"/>
+          <w:b/>
+          <w:bCs/>
+          <w:sz w:val="24"/>
+          <w:szCs w:val="24"/>
+        </w:rPr>
+        <w:t>Limpieza de Código (</w:t>
+      </w:r>
+      <w:r>
+        <w:rPr>
+          <w:rFonts w:ascii="Times New Roman" w:eastAsia="Times New Roman" w:hAnsi="Times New Roman" w:cs="Times New Roman"/>
+          <w:b/>
+          <w:bCs/>
+          <w:sz w:val="24"/>
+          <w:szCs w:val="24"/>
+          <w:highlight w:val="yellow"/>
+        </w:rPr>
+        <w:t>Martin</w:t>
+      </w:r>
+      <w:r>
+        <w:rPr>
+          <w:rFonts w:ascii="Times New Roman" w:eastAsia="Times New Roman" w:hAnsi="Times New Roman" w:cs="Times New Roman"/>
+          <w:b/>
+          <w:bCs/>
+          <w:sz w:val="24"/>
+          <w:szCs w:val="24"/>
+        </w:rPr>
+        <w:t>)</w:t>
+      </w:r>
+      <w:r>
+        <w:rPr>
+          <w:rFonts w:ascii="Times New Roman" w:eastAsia="Times New Roman" w:hAnsi="Times New Roman" w:cs="Times New Roman"/>
+          <w:sz w:val="24"/>
+          <w:szCs w:val="24"/>
+        </w:rPr>
+        <w:t>:</w:t>
+      </w:r>
+      <w:r>
+        <w:rPr>
+          <w:rFonts w:ascii="Times New Roman" w:eastAsia="Times New Roman" w:hAnsi="Times New Roman" w:cs="Times New Roman"/>
+          <w:sz w:val="24"/>
+          <w:szCs w:val="24"/>
+          <w:lang w:val="es-AR"/>
+        </w:rPr>
+        <w:t xml:space="preserve"> Centralizar las descargas de datos en un único módulo, de modo que los archivos se almacenen automáticamente en subcarpetas organizadas. </w:t>
+      </w:r>
+      <w:r>
+        <w:rPr>
+          <w:rFonts w:ascii="Times New Roman" w:eastAsia="Times New Roman" w:hAnsi="Times New Roman" w:cs="Times New Roman"/>
+          <w:b/>
+          <w:bCs/>
+          <w:sz w:val="24"/>
+          <w:szCs w:val="24"/>
+          <w:lang w:val="es-AR"/>
+        </w:rPr>
+        <w:t>Esto incluye:</w:t>
+      </w:r>
+    </w:p>
+    <w:p>
+      <w:pPr>
+        <w:numPr>
+          <w:ilvl w:val="0"/>
+          <w:numId w:val="8"/>
+        </w:numPr>
+        <w:spacing w:after="0"/>
+        <w:rPr>
+          <w:rFonts w:ascii="Times New Roman" w:eastAsia="Times New Roman" w:hAnsi="Times New Roman" w:cs="Times New Roman"/>
+          <w:sz w:val="24"/>
+          <w:szCs w:val="24"/>
+          <w:lang w:val="es-AR"/>
+        </w:rPr>
+      </w:pPr>
+      <w:r>
+        <w:rPr>
+          <w:rFonts w:ascii="Times New Roman" w:eastAsia="Times New Roman" w:hAnsi="Times New Roman" w:cs="Times New Roman"/>
+          <w:sz w:val="24"/>
+          <w:szCs w:val="24"/>
+          <w:lang w:val="es-AR"/>
+        </w:rPr>
+        <w:t>Integración en el main: la descarga de datos poblacionales falla al unificarse con el resto del código.</w:t>
+      </w:r>
+    </w:p>
+    <w:p>
+      <w:pPr>
+        <w:numPr>
+          <w:ilvl w:val="0"/>
+          <w:numId w:val="8"/>
+        </w:numPr>
+        <w:spacing w:after="0"/>
+        <w:rPr>
+          <w:rFonts w:ascii="Times New Roman" w:eastAsia="Times New Roman" w:hAnsi="Times New Roman" w:cs="Times New Roman"/>
+          <w:sz w:val="24"/>
+          <w:szCs w:val="24"/>
+          <w:lang w:val="es-AR"/>
+        </w:rPr>
+      </w:pPr>
+      <w:r>
+        <w:rPr>
+          <w:rFonts w:ascii="Times New Roman" w:eastAsia="Times New Roman" w:hAnsi="Times New Roman" w:cs="Times New Roman"/>
+          <w:sz w:val="24"/>
+          <w:szCs w:val="24"/>
+          <w:lang w:val="es-AR"/>
+        </w:rPr>
+        <w:t>Identificación y optimización de secciones redundantes o ineficientes del código.</w:t>
+      </w:r>
+    </w:p>
+    <w:p>
+      <w:pPr>
+        <w:numPr>
+          <w:ilvl w:val="0"/>
+          <w:numId w:val="8"/>
+        </w:numPr>
+        <w:spacing w:after="0"/>
+        <w:rPr>
+          <w:rFonts w:ascii="Times New Roman" w:eastAsia="Times New Roman" w:hAnsi="Times New Roman" w:cs="Times New Roman"/>
+          <w:sz w:val="24"/>
+          <w:szCs w:val="24"/>
+          <w:lang w:val="es-AR"/>
+        </w:rPr>
+      </w:pPr>
+      <w:r>
+        <w:rPr>
+          <w:rFonts w:ascii="Times New Roman" w:eastAsia="Times New Roman" w:hAnsi="Times New Roman" w:cs="Times New Roman"/>
+          <w:sz w:val="24"/>
+          <w:szCs w:val="24"/>
+          <w:lang w:val="es-AR"/>
+        </w:rPr>
+        <w:t xml:space="preserve">Implementación de control de excepciones para manejar </w:t>
+      </w:r>
+      <w:r>
+        <w:rPr>
+          <w:rFonts w:ascii="Times New Roman" w:eastAsia="Times New Roman" w:hAnsi="Times New Roman" w:cs="Times New Roman"/>
+          <w:b/>
+          <w:bCs/>
+          <w:sz w:val="24"/>
+          <w:szCs w:val="24"/>
+          <w:lang w:val="es-AR"/>
+        </w:rPr>
+        <w:t>timeouts</w:t>
+      </w:r>
+      <w:r>
+        <w:rPr>
+          <w:rFonts w:ascii="Times New Roman" w:eastAsia="Times New Roman" w:hAnsi="Times New Roman" w:cs="Times New Roman"/>
+          <w:sz w:val="24"/>
+          <w:szCs w:val="24"/>
+          <w:lang w:val="es-AR"/>
+        </w:rPr>
+        <w:t xml:space="preserve"> en las descargas de </w:t>
+      </w:r>
+      <w:r>
+        <w:rPr>
+          <w:rFonts w:ascii="Times New Roman" w:eastAsia="Times New Roman" w:hAnsi="Times New Roman" w:cs="Times New Roman"/>
+          <w:b/>
+          <w:bCs/>
+          <w:sz w:val="24"/>
+          <w:szCs w:val="24"/>
+          <w:lang w:val="es-AR"/>
+        </w:rPr>
+        <w:t>Sentinel-1 y Sentinel-2</w:t>
+      </w:r>
+      <w:r>
+        <w:rPr>
+          <w:rFonts w:ascii="Times New Roman" w:eastAsia="Times New Roman" w:hAnsi="Times New Roman" w:cs="Times New Roman"/>
+          <w:sz w:val="24"/>
+          <w:szCs w:val="24"/>
+          <w:lang w:val="es-AR"/>
+        </w:rPr>
+        <w:t>.</w:t>
+      </w:r>
+    </w:p>
+    <w:p>
+      <w:pPr>
+        <w:spacing w:before="240" w:after="240"/>
+        <w:rPr>
+          <w:rFonts w:ascii="Times New Roman" w:eastAsia="Times New Roman" w:hAnsi="Times New Roman" w:cs="Times New Roman"/>
+          <w:sz w:val="24"/>
+          <w:szCs w:val="24"/>
+        </w:rPr>
+      </w:pPr>
+      <w:r>
+        <w:rPr>
+          <w:rFonts w:ascii="Times New Roman" w:eastAsia="Times New Roman" w:hAnsi="Times New Roman" w:cs="Times New Roman"/>
+          <w:sz w:val="24"/>
+          <w:szCs w:val="24"/>
+        </w:rPr>
+        <w:t xml:space="preserve">2. </w:t>
+      </w:r>
+      <w:r>
+        <w:rPr>
+          <w:rFonts w:ascii="Times New Roman" w:eastAsia="Times New Roman" w:hAnsi="Times New Roman" w:cs="Times New Roman"/>
+          <w:b/>
+          <w:bCs/>
+          <w:sz w:val="24"/>
+          <w:szCs w:val="24"/>
+        </w:rPr>
+        <w:t>Falta de Datos o Errores:</w:t>
+      </w:r>
+      <w:r>
+        <w:rPr>
+          <w:rFonts w:ascii="Times New Roman" w:eastAsia="Times New Roman" w:hAnsi="Times New Roman" w:cs="Times New Roman"/>
+          <w:sz w:val="24"/>
+          <w:szCs w:val="24"/>
+        </w:rPr>
+        <w:t xml:space="preserve"> Hasta ahora hay ciertos errores para la importación de datos de: </w:t>
+      </w:r>
+    </w:p>
+    <w:p>
+      <w:pPr>
+        <w:numPr>
+          <w:ilvl w:val="0"/>
+          <w:numId w:val="9"/>
+        </w:numPr>
+        <w:spacing w:before="240" w:after="240"/>
+        <w:rPr>
+          <w:rFonts w:ascii="Times New Roman" w:eastAsia="Times New Roman" w:hAnsi="Times New Roman" w:cs="Times New Roman"/>
+          <w:sz w:val="24"/>
+          <w:szCs w:val="24"/>
+          <w:lang w:val="en-US"/>
+        </w:rPr>
+      </w:pPr>
+      <w:r>
+        <w:rPr>
+          <w:rFonts w:ascii="Times New Roman" w:eastAsia="Times New Roman" w:hAnsi="Times New Roman" w:cs="Times New Roman"/>
+          <w:b/>
+          <w:bCs/>
+          <w:sz w:val="24"/>
+          <w:szCs w:val="24"/>
+          <w:lang w:val="en-US"/>
+        </w:rPr>
+        <w:t>VIIRS (Visible Infrared Imaging Radiometer Suite)</w:t>
+      </w:r>
+      <w:r>
+        <w:rPr>
+          <w:rFonts w:ascii="Times New Roman" w:eastAsia="Times New Roman" w:hAnsi="Times New Roman" w:cs="Times New Roman"/>
+          <w:sz w:val="24"/>
+          <w:szCs w:val="24"/>
+          <w:lang w:val="en-US"/>
+        </w:rPr>
+        <w:t xml:space="preserve"> – </w:t>
+      </w:r>
+      <w:r>
+        <w:rPr>
+          <w:rFonts w:ascii="Times New Roman" w:eastAsia="Times New Roman" w:hAnsi="Times New Roman" w:cs="Times New Roman"/>
+          <w:i/>
+          <w:iCs/>
+          <w:sz w:val="24"/>
+          <w:szCs w:val="24"/>
+          <w:lang w:val="en-US"/>
+        </w:rPr>
+        <w:t xml:space="preserve">Responsable: </w:t>
+      </w:r>
+      <w:r>
+        <w:rPr>
+          <w:rFonts w:ascii="Times New Roman" w:eastAsia="Times New Roman" w:hAnsi="Times New Roman" w:cs="Times New Roman"/>
+          <w:i/>
+          <w:iCs/>
+          <w:sz w:val="24"/>
+          <w:szCs w:val="24"/>
+          <w:highlight w:val="yellow"/>
+          <w:lang w:val="en-US"/>
+        </w:rPr>
+        <w:t>Martín</w:t>
+      </w:r>
+    </w:p>
+    <w:p>
+      <w:pPr>
+        <w:numPr>
+          <w:ilvl w:val="1"/>
+          <w:numId w:val="9"/>
+        </w:numPr>
+        <w:spacing w:before="240" w:after="240"/>
+        <w:rPr>
+          <w:rFonts w:ascii="Times New Roman" w:eastAsia="Times New Roman" w:hAnsi="Times New Roman" w:cs="Times New Roman"/>
+          <w:sz w:val="24"/>
+          <w:szCs w:val="24"/>
+          <w:lang w:val="es-AR"/>
+        </w:rPr>
+      </w:pPr>
+      <w:r>
+        <w:rPr>
+          <w:rFonts w:ascii="Times New Roman" w:eastAsia="Times New Roman" w:hAnsi="Times New Roman" w:cs="Times New Roman"/>
+          <w:sz w:val="24"/>
+          <w:szCs w:val="24"/>
+          <w:lang w:val="es-AR"/>
+        </w:rPr>
+        <w:lastRenderedPageBreak/>
+        <w:t>Resolver errores en la importación de datos de contaminación lumínica.</w:t>
+      </w:r>
+    </w:p>
+    <w:p>
+      <w:pPr>
+        <w:numPr>
+          <w:ilvl w:val="0"/>
+          <w:numId w:val="9"/>
+        </w:numPr>
+        <w:spacing w:before="240" w:after="240"/>
+        <w:rPr>
+          <w:rFonts w:ascii="Times New Roman" w:eastAsia="Times New Roman" w:hAnsi="Times New Roman" w:cs="Times New Roman"/>
+          <w:i/>
+          <w:iCs/>
+          <w:sz w:val="24"/>
+          <w:szCs w:val="24"/>
+          <w:highlight w:val="yellow"/>
+          <w:lang w:val="es-AR"/>
+        </w:rPr>
+      </w:pPr>
+      <w:r>
+        <w:rPr>
+          <w:rFonts w:ascii="Times New Roman" w:eastAsia="Times New Roman" w:hAnsi="Times New Roman" w:cs="Times New Roman"/>
+          <w:b/>
+          <w:bCs/>
+          <w:sz w:val="24"/>
+          <w:szCs w:val="24"/>
+          <w:lang w:val="es-AR"/>
+        </w:rPr>
+        <w:t>Imágenes Satelitales – Copernicus</w:t>
+      </w:r>
+      <w:r>
+        <w:rPr>
+          <w:rFonts w:ascii="Times New Roman" w:eastAsia="Times New Roman" w:hAnsi="Times New Roman" w:cs="Times New Roman"/>
+          <w:sz w:val="24"/>
+          <w:szCs w:val="24"/>
+          <w:lang w:val="es-AR"/>
+        </w:rPr>
+        <w:t xml:space="preserve"> – </w:t>
+      </w:r>
+      <w:r>
+        <w:rPr>
+          <w:rFonts w:ascii="Times New Roman" w:eastAsia="Times New Roman" w:hAnsi="Times New Roman" w:cs="Times New Roman"/>
+          <w:i/>
+          <w:iCs/>
+          <w:sz w:val="24"/>
+          <w:szCs w:val="24"/>
+          <w:lang w:val="es-AR"/>
+        </w:rPr>
+        <w:t xml:space="preserve">Responsable: </w:t>
+      </w:r>
+      <w:r>
+        <w:rPr>
+          <w:rFonts w:ascii="Times New Roman" w:eastAsia="Times New Roman" w:hAnsi="Times New Roman" w:cs="Times New Roman"/>
+          <w:i/>
+          <w:iCs/>
+          <w:sz w:val="24"/>
+          <w:szCs w:val="24"/>
+          <w:highlight w:val="yellow"/>
+          <w:lang w:val="es-AR"/>
+        </w:rPr>
+        <w:t>Wen</w:t>
+      </w:r>
+    </w:p>
+    <w:p>
+      <w:pPr>
+        <w:pStyle w:val="Prrafodelista"/>
+        <w:numPr>
+          <w:ilvl w:val="1"/>
+          <w:numId w:val="9"/>
+        </w:numPr>
+        <w:spacing w:after="240"/>
+        <w:jc w:val="both"/>
+        <w:rPr>
+          <w:rFonts w:ascii="Times New Roman" w:eastAsia="Times New Roman" w:hAnsi="Times New Roman" w:cs="Times New Roman"/>
+          <w:sz w:val="24"/>
+          <w:szCs w:val="24"/>
+          <w:lang w:val="es-AR"/>
+        </w:rPr>
+      </w:pPr>
+      <w:r>
+        <w:rPr>
+          <w:rFonts w:ascii="Times New Roman" w:eastAsia="Times New Roman" w:hAnsi="Times New Roman" w:cs="Times New Roman"/>
+          <w:sz w:val="24"/>
+          <w:szCs w:val="24"/>
+          <w:lang w:val="es-AR"/>
+        </w:rPr>
+        <w:t>Implementar un sistema de descarga masiva de imágenes.</w:t>
+      </w:r>
+    </w:p>
+    <w:p>
+      <w:pPr>
+        <w:pStyle w:val="Prrafodelista"/>
+        <w:numPr>
+          <w:ilvl w:val="1"/>
+          <w:numId w:val="9"/>
+        </w:numPr>
+        <w:spacing w:after="240"/>
+        <w:jc w:val="both"/>
+        <w:rPr>
+          <w:rFonts w:ascii="Times New Roman" w:eastAsia="Times New Roman" w:hAnsi="Times New Roman" w:cs="Times New Roman"/>
+          <w:sz w:val="24"/>
+          <w:szCs w:val="24"/>
+          <w:lang w:val="es-AR"/>
+        </w:rPr>
+      </w:pPr>
+      <w:r>
+        <w:rPr>
+          <w:rFonts w:ascii="Times New Roman" w:eastAsia="Times New Roman" w:hAnsi="Times New Roman" w:cs="Times New Roman"/>
+          <w:sz w:val="24"/>
+          <w:szCs w:val="24"/>
+          <w:lang w:val="es-AR"/>
+        </w:rPr>
+        <w:t xml:space="preserve">Investigar por qué las descargas se realizan en formato </w:t>
+      </w:r>
+      <w:r>
+        <w:rPr>
+          <w:rFonts w:ascii="Times New Roman" w:eastAsia="Times New Roman" w:hAnsi="Times New Roman" w:cs="Times New Roman"/>
+          <w:b/>
+          <w:bCs/>
+          <w:sz w:val="24"/>
+          <w:szCs w:val="24"/>
+          <w:lang w:val="es-AR"/>
+        </w:rPr>
+        <w:t>.jp2</w:t>
+      </w:r>
+      <w:r>
+        <w:rPr>
+          <w:rFonts w:ascii="Times New Roman" w:eastAsia="Times New Roman" w:hAnsi="Times New Roman" w:cs="Times New Roman"/>
+          <w:sz w:val="24"/>
+          <w:szCs w:val="24"/>
+          <w:lang w:val="es-AR"/>
+        </w:rPr>
+        <w:t xml:space="preserve"> y definir un método de conversión o lectura apropiado.</w:t>
+      </w:r>
+    </w:p>
+    <w:p>
+      <w:pPr>
+        <w:pStyle w:val="Prrafodelista"/>
+        <w:numPr>
+          <w:ilvl w:val="0"/>
+          <w:numId w:val="9"/>
+        </w:numPr>
+        <w:spacing w:after="240"/>
+        <w:jc w:val="both"/>
+        <w:rPr>
+          <w:rFonts w:ascii="Times New Roman" w:eastAsia="Times New Roman" w:hAnsi="Times New Roman" w:cs="Times New Roman"/>
+          <w:b/>
+          <w:bCs/>
+          <w:sz w:val="24"/>
+          <w:szCs w:val="24"/>
+          <w:lang w:val="es-AR"/>
+        </w:rPr>
+      </w:pPr>
+      <w:r>
+        <w:rPr>
+          <w:rFonts w:ascii="Times New Roman" w:eastAsia="Times New Roman" w:hAnsi="Times New Roman" w:cs="Times New Roman"/>
+          <w:b/>
+          <w:bCs/>
+          <w:sz w:val="24"/>
+          <w:szCs w:val="24"/>
+          <w:lang w:val="es-AR"/>
+        </w:rPr>
+        <w:t xml:space="preserve">Datos poblacionales HISTORICO </w:t>
+      </w:r>
+      <w:r>
+        <w:rPr>
+          <w:rFonts w:ascii="Times New Roman" w:eastAsia="Times New Roman" w:hAnsi="Times New Roman" w:cs="Times New Roman"/>
+          <w:b/>
+          <w:bCs/>
+          <w:sz w:val="24"/>
+          <w:szCs w:val="24"/>
+          <w:highlight w:val="yellow"/>
+          <w:lang w:val="es-AR"/>
+        </w:rPr>
+        <w:t>(Iker):</w:t>
+      </w:r>
+      <w:r>
+        <w:rPr>
+          <w:rFonts w:ascii="Times New Roman" w:eastAsia="Times New Roman" w:hAnsi="Times New Roman" w:cs="Times New Roman"/>
+          <w:b/>
+          <w:bCs/>
+          <w:sz w:val="24"/>
+          <w:szCs w:val="24"/>
+          <w:lang w:val="es-AR"/>
+        </w:rPr>
+        <w:t xml:space="preserve"> </w:t>
+      </w:r>
+      <w:r>
+        <w:rPr>
+          <w:rFonts w:ascii="Times New Roman" w:eastAsia="Times New Roman" w:hAnsi="Times New Roman" w:cs="Times New Roman"/>
+          <w:sz w:val="24"/>
+          <w:szCs w:val="24"/>
+          <w:lang w:val="es-AR"/>
+        </w:rPr>
+        <w:t>Los datos los necesitamos históricos para ver el cambio poblacional tanto a nivel comunidad como a nivel municipio</w:t>
+      </w:r>
+    </w:p>
+    <w:p>
+      <w:pPr>
+        <w:spacing w:before="240" w:after="240"/>
+        <w:rPr>
+          <w:rFonts w:ascii="Times New Roman" w:eastAsia="Times New Roman" w:hAnsi="Times New Roman" w:cs="Times New Roman"/>
+          <w:sz w:val="24"/>
+          <w:szCs w:val="24"/>
+        </w:rPr>
+      </w:pPr>
+      <w:r>
+        <w:rPr>
+          <w:rFonts w:ascii="Times New Roman" w:eastAsia="Times New Roman" w:hAnsi="Times New Roman" w:cs="Times New Roman"/>
+          <w:b/>
+          <w:bCs/>
+          <w:sz w:val="24"/>
+          <w:szCs w:val="24"/>
+        </w:rPr>
+        <w:t>3. Limpieza y preprocesamiento de datos</w:t>
+      </w:r>
+      <w:r>
+        <w:rPr>
+          <w:rFonts w:ascii="Times New Roman" w:eastAsia="Times New Roman" w:hAnsi="Times New Roman" w:cs="Times New Roman"/>
+          <w:sz w:val="24"/>
+          <w:szCs w:val="24"/>
+        </w:rPr>
+        <w:t xml:space="preserve"> (</w:t>
+      </w:r>
+      <w:r>
+        <w:rPr>
+          <w:rFonts w:ascii="Times New Roman" w:eastAsia="Times New Roman" w:hAnsi="Times New Roman" w:cs="Times New Roman"/>
+          <w:sz w:val="24"/>
+          <w:szCs w:val="24"/>
+          <w:highlight w:val="yellow"/>
+        </w:rPr>
+        <w:t>Martin y Iker-</w:t>
+      </w:r>
+      <w:r>
+        <w:rPr>
+          <w:rFonts w:ascii="Times New Roman" w:eastAsia="Times New Roman" w:hAnsi="Times New Roman" w:cs="Times New Roman"/>
+          <w:sz w:val="24"/>
+          <w:szCs w:val="24"/>
+        </w:rPr>
+        <w:t>): Para esta sección queríamos empezar a juntar los datos según las necesidades que teníamos. Esto incluye:</w:t>
+      </w:r>
+    </w:p>
+    <w:p>
+      <w:pPr>
+        <w:pStyle w:val="Prrafodelista"/>
+        <w:numPr>
+          <w:ilvl w:val="0"/>
+          <w:numId w:val="7"/>
+        </w:numPr>
+        <w:spacing w:before="240" w:after="240"/>
+        <w:rPr>
+          <w:rFonts w:ascii="Times New Roman" w:eastAsia="Times New Roman" w:hAnsi="Times New Roman" w:cs="Times New Roman"/>
+          <w:sz w:val="24"/>
+          <w:szCs w:val="24"/>
+        </w:rPr>
+      </w:pPr>
+      <w:r>
+        <w:rPr>
+          <w:rFonts w:ascii="Times New Roman" w:eastAsia="Times New Roman" w:hAnsi="Times New Roman" w:cs="Times New Roman"/>
+          <w:sz w:val="24"/>
+          <w:szCs w:val="24"/>
+        </w:rPr>
+        <w:t xml:space="preserve">Realizar pruebas de preprocesamiento básico (limpieza). </w:t>
+      </w:r>
+    </w:p>
+    <w:p>
+      <w:pPr>
+        <w:pStyle w:val="Prrafodelista"/>
+        <w:numPr>
+          <w:ilvl w:val="0"/>
+          <w:numId w:val="7"/>
+        </w:numPr>
+        <w:spacing w:before="240" w:after="240"/>
+        <w:rPr>
+          <w:rFonts w:ascii="Times New Roman" w:eastAsia="Times New Roman" w:hAnsi="Times New Roman" w:cs="Times New Roman"/>
+          <w:sz w:val="24"/>
+          <w:szCs w:val="24"/>
+        </w:rPr>
+      </w:pPr>
+      <w:r>
+        <w:rPr>
+          <w:rFonts w:ascii="Times New Roman" w:eastAsia="Times New Roman" w:hAnsi="Times New Roman" w:cs="Times New Roman"/>
+          <w:sz w:val="24"/>
+          <w:szCs w:val="24"/>
+        </w:rPr>
+        <w:t>Organización y normalización de los datos</w:t>
+      </w:r>
+    </w:p>
+    <w:p>
+      <w:pPr>
+        <w:pStyle w:val="Prrafodelista"/>
+        <w:numPr>
+          <w:ilvl w:val="0"/>
+          <w:numId w:val="7"/>
+        </w:numPr>
+        <w:spacing w:before="240" w:after="240"/>
+        <w:rPr>
+          <w:rFonts w:ascii="Times New Roman" w:eastAsia="Times New Roman" w:hAnsi="Times New Roman" w:cs="Times New Roman"/>
+          <w:sz w:val="24"/>
+          <w:szCs w:val="24"/>
+        </w:rPr>
+      </w:pPr>
+      <w:r>
+        <w:rPr>
+          <w:rFonts w:ascii="Times New Roman" w:eastAsia="Times New Roman" w:hAnsi="Times New Roman" w:cs="Times New Roman"/>
+          <w:sz w:val="24"/>
+          <w:szCs w:val="24"/>
+        </w:rPr>
+        <w:t>Encontrar utilidad y forma de interpretación de los datos satelitales de Copernicus.</w:t>
+      </w:r>
+    </w:p>
+    <w:p>
+      <w:pPr>
+        <w:spacing w:before="240" w:after="240"/>
+        <w:rPr>
+          <w:rFonts w:ascii="Times New Roman" w:eastAsia="Times New Roman" w:hAnsi="Times New Roman" w:cs="Times New Roman"/>
+          <w:b/>
+          <w:bCs/>
+          <w:sz w:val="24"/>
+          <w:szCs w:val="24"/>
+          <w:lang w:val="es-AR"/>
+        </w:rPr>
+      </w:pPr>
+      <w:r>
+        <w:rPr>
+          <w:rFonts w:ascii="Times New Roman" w:eastAsia="Times New Roman" w:hAnsi="Times New Roman" w:cs="Times New Roman"/>
+          <w:b/>
+          <w:bCs/>
+          <w:sz w:val="24"/>
+          <w:szCs w:val="24"/>
+          <w:lang w:val="es-AR"/>
+        </w:rPr>
+        <w:t xml:space="preserve">4. Almacenamiento Histórico de Archivos </w:t>
+      </w:r>
+      <w:r>
+        <w:rPr>
+          <w:rFonts w:ascii="Times New Roman" w:eastAsia="Times New Roman" w:hAnsi="Times New Roman" w:cs="Times New Roman"/>
+          <w:b/>
+          <w:bCs/>
+          <w:sz w:val="24"/>
+          <w:szCs w:val="24"/>
+          <w:highlight w:val="yellow"/>
+          <w:lang w:val="es-AR"/>
+        </w:rPr>
+        <w:t>(-----):</w:t>
+      </w:r>
+      <w:r>
+        <w:rPr>
+          <w:rFonts w:ascii="Times New Roman" w:eastAsia="Times New Roman" w:hAnsi="Times New Roman" w:cs="Times New Roman"/>
+          <w:b/>
+          <w:bCs/>
+          <w:sz w:val="24"/>
+          <w:szCs w:val="24"/>
+          <w:lang w:val="es-AR"/>
+        </w:rPr>
+        <w:t xml:space="preserve"> y Estructurado de Descargas </w:t>
+      </w:r>
+      <w:r>
+        <w:rPr>
+          <w:rFonts w:ascii="Times New Roman" w:eastAsia="Times New Roman" w:hAnsi="Times New Roman" w:cs="Times New Roman"/>
+          <w:b/>
+          <w:bCs/>
+          <w:sz w:val="24"/>
+          <w:szCs w:val="24"/>
+          <w:highlight w:val="yellow"/>
+          <w:lang w:val="es-AR"/>
+        </w:rPr>
+        <w:t>(Martin):</w:t>
+      </w:r>
+    </w:p>
+    <w:p>
+      <w:pPr>
+        <w:spacing w:before="240" w:after="240"/>
+        <w:rPr>
+          <w:rFonts w:ascii="Times New Roman" w:eastAsia="Times New Roman" w:hAnsi="Times New Roman" w:cs="Times New Roman"/>
+          <w:sz w:val="24"/>
+          <w:szCs w:val="24"/>
+          <w:lang w:val="es-AR"/>
+        </w:rPr>
+      </w:pPr>
+      <w:r>
+        <w:rPr>
+          <w:rFonts w:ascii="Times New Roman" w:eastAsia="Times New Roman" w:hAnsi="Times New Roman" w:cs="Times New Roman"/>
+          <w:b/>
+          <w:bCs/>
+          <w:sz w:val="24"/>
+          <w:szCs w:val="24"/>
+          <w:lang w:val="es-AR"/>
+        </w:rPr>
+        <w:t>Objetivo:</w:t>
+      </w:r>
+      <w:r>
+        <w:rPr>
+          <w:rFonts w:ascii="Times New Roman" w:eastAsia="Times New Roman" w:hAnsi="Times New Roman" w:cs="Times New Roman"/>
+          <w:sz w:val="24"/>
+          <w:szCs w:val="24"/>
+          <w:lang w:val="es-AR"/>
+        </w:rPr>
+        <w:t xml:space="preserve"> Implementar un sistema de almacenamiento organizado que permita mantener un </w:t>
+      </w:r>
+      <w:r>
+        <w:rPr>
+          <w:rFonts w:ascii="Times New Roman" w:eastAsia="Times New Roman" w:hAnsi="Times New Roman" w:cs="Times New Roman"/>
+          <w:b/>
+          <w:bCs/>
+          <w:sz w:val="24"/>
+          <w:szCs w:val="24"/>
+          <w:lang w:val="es-AR"/>
+        </w:rPr>
+        <w:t>registro histórico de las descargas</w:t>
+      </w:r>
+      <w:r>
+        <w:rPr>
+          <w:rFonts w:ascii="Times New Roman" w:eastAsia="Times New Roman" w:hAnsi="Times New Roman" w:cs="Times New Roman"/>
+          <w:sz w:val="24"/>
+          <w:szCs w:val="24"/>
+          <w:lang w:val="es-AR"/>
+        </w:rPr>
+        <w:t xml:space="preserve"> y facilitar la trazabilidad de los datos a lo largo del tiempo.</w:t>
+      </w:r>
+    </w:p>
+    <w:p>
+      <w:pPr>
+        <w:numPr>
+          <w:ilvl w:val="0"/>
+          <w:numId w:val="10"/>
+        </w:numPr>
+        <w:spacing w:before="240" w:after="240"/>
+        <w:rPr>
+          <w:rFonts w:ascii="Times New Roman" w:eastAsia="Times New Roman" w:hAnsi="Times New Roman" w:cs="Times New Roman"/>
+          <w:sz w:val="24"/>
+          <w:szCs w:val="24"/>
+          <w:lang w:val="es-AR"/>
+        </w:rPr>
+      </w:pPr>
+      <w:r>
+        <w:rPr>
+          <w:rFonts w:ascii="Times New Roman" w:eastAsia="Times New Roman" w:hAnsi="Times New Roman" w:cs="Times New Roman"/>
+          <w:sz w:val="24"/>
+          <w:szCs w:val="24"/>
+          <w:lang w:val="es-AR"/>
+        </w:rPr>
+        <w:t>Definir la estructura de carpetas y nomenclatura para las descargas (por fecha, tipo de fuente, región, etc.).</w:t>
+      </w:r>
+    </w:p>
+    <w:p>
+      <w:pPr>
+        <w:numPr>
+          <w:ilvl w:val="0"/>
+          <w:numId w:val="10"/>
+        </w:numPr>
+        <w:spacing w:before="240" w:after="240"/>
+        <w:rPr>
+          <w:rFonts w:ascii="Times New Roman" w:eastAsia="Times New Roman" w:hAnsi="Times New Roman" w:cs="Times New Roman"/>
+          <w:sz w:val="24"/>
+          <w:szCs w:val="24"/>
+          <w:lang w:val="es-AR"/>
+        </w:rPr>
+      </w:pPr>
+      <w:r>
+        <w:rPr>
+          <w:rFonts w:ascii="Times New Roman" w:eastAsia="Times New Roman" w:hAnsi="Times New Roman" w:cs="Times New Roman"/>
+          <w:sz w:val="24"/>
+          <w:szCs w:val="24"/>
+          <w:lang w:val="es-AR"/>
+        </w:rPr>
+        <w:t>Asegurar que las nuevas descargas no sobrescriban información anterior y que los datos históricos sean fácilmente accesibles.</w:t>
+      </w:r>
+    </w:p>
+    <w:p>
+      <w:pPr>
+        <w:numPr>
+          <w:ilvl w:val="0"/>
+          <w:numId w:val="10"/>
+        </w:numPr>
+        <w:spacing w:before="240" w:after="240"/>
+        <w:rPr>
+          <w:rFonts w:ascii="Times New Roman" w:eastAsia="Times New Roman" w:hAnsi="Times New Roman" w:cs="Times New Roman"/>
+          <w:sz w:val="24"/>
+          <w:szCs w:val="24"/>
+          <w:lang w:val="es-AR"/>
+        </w:rPr>
+      </w:pPr>
+      <w:r>
+        <w:rPr>
+          <w:rFonts w:ascii="Times New Roman" w:eastAsia="Times New Roman" w:hAnsi="Times New Roman" w:cs="Times New Roman"/>
+          <w:sz w:val="24"/>
+          <w:szCs w:val="24"/>
+          <w:lang w:val="es-AR"/>
+        </w:rPr>
+        <w:t>Establecer rutinas de verificación y limpieza periódica del almacenamiento.</w:t>
+      </w:r>
+    </w:p>
+    <w:p>
+      <w:pPr>
+        <w:rPr>
+          <w:rFonts w:ascii="Times New Roman" w:hAnsi="Times New Roman" w:cs="Times New Roman"/>
+          <w:sz w:val="24"/>
+          <w:szCs w:val="24"/>
+          <w:lang w:val="es-AR"/>
+        </w:rPr>
+      </w:pPr>
+    </w:p>
+    <w:p>
+      <w:pPr>
+        <w:rPr>
+          <w:rFonts w:ascii="Times New Roman" w:hAnsi="Times New Roman" w:cs="Times New Roman"/>
+          <w:sz w:val="24"/>
+          <w:szCs w:val="24"/>
+          <w:lang w:val="es-AR"/>
+        </w:rPr>
+      </w:pPr>
+    </w:p>
+    <w:p>
+      <w:pPr>
+        <w:rPr>
+          <w:rFonts w:ascii="Times New Roman" w:hAnsi="Times New Roman" w:cs="Times New Roman"/>
+          <w:sz w:val="24"/>
+          <w:szCs w:val="24"/>
+          <w:lang w:val="es-AR"/>
+        </w:rPr>
+      </w:pPr>
+    </w:p>
+    <w:p>
+      <w:pPr>
+        <w:rPr>
+          <w:rFonts w:ascii="Times New Roman" w:hAnsi="Times New Roman" w:cs="Times New Roman"/>
+          <w:sz w:val="24"/>
+          <w:szCs w:val="24"/>
+          <w:lang w:val="es-AR"/>
+        </w:rPr>
+      </w:pPr>
+    </w:p>
+    <w:p>
+      <w:pPr>
+        <w:rPr>
+          <w:rFonts w:ascii="Times New Roman" w:hAnsi="Times New Roman" w:cs="Times New Roman"/>
+          <w:sz w:val="24"/>
+          <w:szCs w:val="24"/>
+          <w:lang w:val="es-AR"/>
+        </w:rPr>
+      </w:pPr>
+    </w:p>
+    <w:p>
+      <w:pPr>
+        <w:rPr>
+          <w:rFonts w:ascii="Times New Roman" w:hAnsi="Times New Roman" w:cs="Times New Roman"/>
+          <w:sz w:val="24"/>
+          <w:szCs w:val="24"/>
+          <w:lang w:val="es-AR"/>
+        </w:rPr>
+      </w:pPr>
+    </w:p>
+    <w:p>
+      <w:pPr>
+        <w:rPr>
+          <w:rFonts w:ascii="Times New Roman" w:hAnsi="Times New Roman" w:cs="Times New Roman"/>
+          <w:sz w:val="24"/>
+          <w:szCs w:val="24"/>
+          <w:lang w:val="es-AR"/>
+        </w:rPr>
+      </w:pPr>
+    </w:p>
+    <w:p>
+      <w:pPr>
+        <w:rPr>
+          <w:rFonts w:ascii="Times New Roman" w:hAnsi="Times New Roman" w:cs="Times New Roman"/>
+          <w:sz w:val="24"/>
+          <w:szCs w:val="24"/>
+          <w:lang w:val="es-AR"/>
+        </w:rPr>
+      </w:pPr>
+    </w:p>
+    <w:p>
+      <w:pPr>
+        <w:rPr>
+          <w:rFonts w:ascii="Times New Roman" w:hAnsi="Times New Roman" w:cs="Times New Roman"/>
+          <w:sz w:val="24"/>
+          <w:szCs w:val="24"/>
+          <w:lang w:val="es-AR"/>
+        </w:rPr>
+      </w:pPr>
+    </w:p>
+    <w:p>
+      <w:pPr>
+        <w:rPr>
+          <w:rFonts w:ascii="Times New Roman" w:hAnsi="Times New Roman" w:cs="Times New Roman"/>
+          <w:sz w:val="24"/>
+          <w:szCs w:val="24"/>
+          <w:lang w:val="es-AR"/>
+        </w:rPr>
+      </w:pPr>
+    </w:p>
+    <w:p>
+      <w:pPr>
+        <w:rPr>
+          <w:rFonts w:ascii="Times New Roman" w:hAnsi="Times New Roman" w:cs="Times New Roman"/>
+          <w:sz w:val="24"/>
+          <w:szCs w:val="24"/>
+        </w:rPr>
+      </w:pPr>
+      <w:r>
+        <w:rPr>
+          <w:rFonts w:ascii="Times New Roman" w:hAnsi="Times New Roman" w:cs="Times New Roman"/>
+          <w:sz w:val="24"/>
+          <w:szCs w:val="24"/>
+        </w:rPr>
+        <w:lastRenderedPageBreak/>
         <w:t>Sprint 3: Flujo ETL</w:t>
       </w:r>
     </w:p>
@@ -282,11 +1262,15 @@
       <w:pPr>
         <w:rPr>
           <w:rFonts w:ascii="Times New Roman" w:hAnsi="Times New Roman" w:cs="Times New Roman"/>
-        </w:rPr>
-      </w:pPr>
-      <w:r>
-        <w:rPr>
-          <w:rFonts w:ascii="Times New Roman" w:hAnsi="Times New Roman" w:cs="Times New Roman"/>
+          <w:sz w:val="24"/>
+          <w:szCs w:val="24"/>
+        </w:rPr>
+      </w:pPr>
+      <w:r>
+        <w:rPr>
+          <w:rFonts w:ascii="Times New Roman" w:hAnsi="Times New Roman" w:cs="Times New Roman"/>
+          <w:sz w:val="24"/>
+          <w:szCs w:val="24"/>
         </w:rPr>
         <w:t xml:space="preserve">• Diseñar el flujo ETL para integrar las distintas fuentes de datos. </w:t>
       </w:r>
@@ -295,24 +1279,35 @@
       <w:pPr>
         <w:rPr>
           <w:rFonts w:ascii="Times New Roman" w:hAnsi="Times New Roman" w:cs="Times New Roman"/>
-        </w:rPr>
-      </w:pPr>
-      <w:r>
-        <w:rPr>
-          <w:rFonts w:ascii="Times New Roman" w:hAnsi="Times New Roman" w:cs="Times New Roman"/>
+          <w:sz w:val="24"/>
+          <w:szCs w:val="24"/>
+        </w:rPr>
+      </w:pPr>
+      <w:r>
+        <w:rPr>
+          <w:rFonts w:ascii="Times New Roman" w:hAnsi="Times New Roman" w:cs="Times New Roman"/>
+          <w:sz w:val="24"/>
+          <w:szCs w:val="24"/>
         </w:rPr>
         <w:t xml:space="preserve">• Implementar transformaciones generales (formato, proyección, escalas temporales). </w:t>
       </w:r>
     </w:p>
     <w:p>
       <w:pPr>
-        <w:rPr>
-          <w:rFonts w:ascii="Times New Roman" w:hAnsi="Times New Roman" w:cs="Times New Roman"/>
-        </w:rPr>
-      </w:pPr>
-      <w:r>
-        <w:rPr>
-          <w:rFonts w:ascii="Times New Roman" w:hAnsi="Times New Roman" w:cs="Times New Roman"/>
+        <w:pBdr>
+          <w:bottom w:val="single" w:sz="6" w:space="1" w:color="auto"/>
+        </w:pBdr>
+        <w:rPr>
+          <w:rFonts w:ascii="Times New Roman" w:hAnsi="Times New Roman" w:cs="Times New Roman"/>
+          <w:sz w:val="24"/>
+          <w:szCs w:val="24"/>
+        </w:rPr>
+      </w:pPr>
+      <w:r>
+        <w:rPr>
+          <w:rFonts w:ascii="Times New Roman" w:hAnsi="Times New Roman" w:cs="Times New Roman"/>
+          <w:sz w:val="24"/>
+          <w:szCs w:val="24"/>
         </w:rPr>
         <w:t>• Validar consistencia y calidad de los datos transformados.</w:t>
       </w:r>
@@ -321,19 +1316,1127 @@
       <w:pPr>
         <w:rPr>
           <w:rFonts w:ascii="Times New Roman" w:hAnsi="Times New Roman" w:cs="Times New Roman"/>
-        </w:rPr>
-      </w:pPr>
-    </w:p>
-    <w:p>
-      <w:pPr>
-        <w:rPr>
-          <w:rFonts w:ascii="Times New Roman" w:hAnsi="Times New Roman" w:cs="Times New Roman"/>
-        </w:rPr>
-      </w:pPr>
-      <w:r>
-        <w:rPr>
-          <w:rFonts w:ascii="Times New Roman" w:hAnsi="Times New Roman" w:cs="Times New Roman"/>
-        </w:rPr>
+          <w:b/>
+          <w:bCs/>
+          <w:color w:val="EE0000"/>
+          <w:sz w:val="24"/>
+          <w:szCs w:val="24"/>
+        </w:rPr>
+      </w:pPr>
+      <w:r>
+        <w:rPr>
+          <w:rFonts w:ascii="Times New Roman" w:hAnsi="Times New Roman" w:cs="Times New Roman"/>
+          <w:b/>
+          <w:bCs/>
+          <w:color w:val="EE0000"/>
+          <w:sz w:val="24"/>
+          <w:szCs w:val="24"/>
+        </w:rPr>
+        <w:t>(</w:t>
+      </w:r>
+      <w:r>
+        <w:rPr>
+          <w:rFonts w:ascii="Times New Roman" w:hAnsi="Times New Roman" w:cs="Times New Roman"/>
+          <w:b/>
+          <w:bCs/>
+          <w:color w:val="EE0000"/>
+          <w:sz w:val="24"/>
+          <w:szCs w:val="24"/>
+        </w:rPr>
+        <w:t>18/11/2025- 3/12/2025)</w:t>
+      </w:r>
+    </w:p>
+    <w:p>
+      <w:pPr>
+        <w:spacing w:before="240" w:after="240"/>
+        <w:rPr>
+          <w:rFonts w:ascii="Times New Roman" w:eastAsia="Times New Roman" w:hAnsi="Times New Roman" w:cs="Times New Roman"/>
+          <w:i/>
+          <w:iCs/>
+          <w:sz w:val="24"/>
+          <w:szCs w:val="24"/>
+          <w:lang w:val="es-AR"/>
+        </w:rPr>
+      </w:pPr>
+      <w:r>
+        <w:rPr>
+          <w:rFonts w:ascii="Times New Roman" w:eastAsia="Times New Roman" w:hAnsi="Times New Roman" w:cs="Times New Roman"/>
+          <w:b/>
+          <w:bCs/>
+          <w:sz w:val="24"/>
+          <w:szCs w:val="24"/>
+          <w:lang w:val="es-AR"/>
+        </w:rPr>
+        <w:t>1.</w:t>
+      </w:r>
+      <w:r>
+        <w:rPr>
+          <w:rFonts w:ascii="Times New Roman" w:eastAsia="Times New Roman" w:hAnsi="Times New Roman" w:cs="Times New Roman"/>
+          <w:b/>
+          <w:bCs/>
+          <w:sz w:val="24"/>
+          <w:szCs w:val="24"/>
+          <w:lang w:val="es-AR"/>
+        </w:rPr>
+        <w:t xml:space="preserve"> </w:t>
+      </w:r>
+      <w:r>
+        <w:rPr>
+          <w:rFonts w:ascii="Times New Roman" w:eastAsia="Times New Roman" w:hAnsi="Times New Roman" w:cs="Times New Roman"/>
+          <w:b/>
+          <w:bCs/>
+          <w:sz w:val="24"/>
+          <w:szCs w:val="24"/>
+          <w:lang w:val="es-AR"/>
+        </w:rPr>
+        <w:t xml:space="preserve">TERMINADO : </w:t>
+      </w:r>
+      <w:r>
+        <w:rPr>
+          <w:rFonts w:ascii="Times New Roman" w:eastAsia="Times New Roman" w:hAnsi="Times New Roman" w:cs="Times New Roman"/>
+          <w:b/>
+          <w:bCs/>
+          <w:sz w:val="24"/>
+          <w:szCs w:val="24"/>
+          <w:lang w:val="es-AR"/>
+        </w:rPr>
+        <w:t>Imágenes Satelitales – Copernicus</w:t>
+      </w:r>
+      <w:r>
+        <w:rPr>
+          <w:rFonts w:ascii="Times New Roman" w:eastAsia="Times New Roman" w:hAnsi="Times New Roman" w:cs="Times New Roman"/>
+          <w:sz w:val="24"/>
+          <w:szCs w:val="24"/>
+          <w:lang w:val="es-AR"/>
+        </w:rPr>
+        <w:t xml:space="preserve"> </w:t>
+      </w:r>
+      <w:r>
+        <w:rPr>
+          <w:rFonts w:ascii="Times New Roman" w:eastAsia="Times New Roman" w:hAnsi="Times New Roman" w:cs="Times New Roman"/>
+          <w:sz w:val="24"/>
+          <w:szCs w:val="24"/>
+          <w:lang w:val="es-AR"/>
+        </w:rPr>
+        <w:t>(</w:t>
+      </w:r>
+      <w:r>
+        <w:rPr>
+          <w:rFonts w:ascii="Times New Roman" w:eastAsia="Times New Roman" w:hAnsi="Times New Roman" w:cs="Times New Roman"/>
+          <w:i/>
+          <w:iCs/>
+          <w:sz w:val="24"/>
+          <w:szCs w:val="24"/>
+          <w:highlight w:val="yellow"/>
+          <w:lang w:val="es-AR"/>
+        </w:rPr>
+        <w:t>Wen</w:t>
+      </w:r>
+      <w:r>
+        <w:rPr>
+          <w:rFonts w:ascii="Times New Roman" w:eastAsia="Times New Roman" w:hAnsi="Times New Roman" w:cs="Times New Roman"/>
+          <w:i/>
+          <w:iCs/>
+          <w:sz w:val="24"/>
+          <w:szCs w:val="24"/>
+          <w:lang w:val="es-AR"/>
+        </w:rPr>
+        <w:t>)</w:t>
+      </w:r>
+    </w:p>
+    <w:p>
+      <w:pPr>
+        <w:spacing w:after="0"/>
+        <w:rPr>
+          <w:rFonts w:ascii="Times New Roman" w:eastAsia="Times New Roman" w:hAnsi="Times New Roman" w:cs="Times New Roman"/>
+          <w:sz w:val="24"/>
+          <w:szCs w:val="24"/>
+          <w:lang w:val="es-AR"/>
+        </w:rPr>
+      </w:pPr>
+      <w:r>
+        <w:rPr>
+          <w:rFonts w:ascii="Times New Roman" w:eastAsia="Times New Roman" w:hAnsi="Times New Roman" w:cs="Times New Roman"/>
+          <w:sz w:val="24"/>
+          <w:szCs w:val="24"/>
+          <w:lang w:val="es-AR"/>
+        </w:rPr>
+        <w:t>-</w:t>
+      </w:r>
+      <w:r>
+        <w:rPr>
+          <w:rFonts w:ascii="Times New Roman" w:eastAsia="Times New Roman" w:hAnsi="Times New Roman" w:cs="Times New Roman"/>
+          <w:sz w:val="24"/>
+          <w:szCs w:val="24"/>
+          <w:lang w:val="es-AR"/>
+        </w:rPr>
+        <w:t>Implementar un sistema de descarga masiva de imágenes.</w:t>
+      </w:r>
+    </w:p>
+    <w:p>
+      <w:pPr>
+        <w:spacing w:after="0"/>
+        <w:jc w:val="both"/>
+        <w:rPr>
+          <w:rFonts w:ascii="Times New Roman" w:eastAsia="Times New Roman" w:hAnsi="Times New Roman" w:cs="Times New Roman"/>
+          <w:sz w:val="24"/>
+          <w:szCs w:val="24"/>
+          <w:lang w:val="es-AR"/>
+        </w:rPr>
+      </w:pPr>
+      <w:r>
+        <w:rPr>
+          <w:rFonts w:ascii="Times New Roman" w:eastAsia="Times New Roman" w:hAnsi="Times New Roman" w:cs="Times New Roman"/>
+          <w:sz w:val="24"/>
+          <w:szCs w:val="24"/>
+          <w:lang w:val="es-AR"/>
+        </w:rPr>
+        <w:t>-</w:t>
+      </w:r>
+      <w:r>
+        <w:rPr>
+          <w:rFonts w:ascii="Times New Roman" w:eastAsia="Times New Roman" w:hAnsi="Times New Roman" w:cs="Times New Roman"/>
+          <w:sz w:val="24"/>
+          <w:szCs w:val="24"/>
+          <w:lang w:val="es-AR"/>
+        </w:rPr>
+        <w:t xml:space="preserve">Investigar por qué las descargas se realizan en formato </w:t>
+      </w:r>
+      <w:r>
+        <w:rPr>
+          <w:rFonts w:ascii="Times New Roman" w:eastAsia="Times New Roman" w:hAnsi="Times New Roman" w:cs="Times New Roman"/>
+          <w:b/>
+          <w:bCs/>
+          <w:sz w:val="24"/>
+          <w:szCs w:val="24"/>
+          <w:lang w:val="es-AR"/>
+        </w:rPr>
+        <w:t>.jp2</w:t>
+      </w:r>
+      <w:r>
+        <w:rPr>
+          <w:rFonts w:ascii="Times New Roman" w:eastAsia="Times New Roman" w:hAnsi="Times New Roman" w:cs="Times New Roman"/>
+          <w:sz w:val="24"/>
+          <w:szCs w:val="24"/>
+          <w:lang w:val="es-AR"/>
+        </w:rPr>
+        <w:t xml:space="preserve"> y definir un método de conversión o lectura apropiado.</w:t>
+      </w:r>
+    </w:p>
+    <w:p>
+      <w:pPr>
+        <w:rPr>
+          <w:rFonts w:ascii="Times New Roman" w:eastAsia="Times New Roman" w:hAnsi="Times New Roman" w:cs="Times New Roman"/>
+          <w:sz w:val="24"/>
+          <w:szCs w:val="24"/>
+          <w:lang w:val="es-AR"/>
+        </w:rPr>
+      </w:pPr>
+    </w:p>
+    <w:p>
+      <w:pPr>
+        <w:rPr>
+          <w:rFonts w:ascii="Times New Roman" w:eastAsia="Times New Roman" w:hAnsi="Times New Roman" w:cs="Times New Roman"/>
+          <w:b/>
+          <w:bCs/>
+          <w:sz w:val="24"/>
+          <w:szCs w:val="24"/>
+          <w:lang w:val="es-AR"/>
+        </w:rPr>
+      </w:pPr>
+      <w:commentRangeStart w:id="0"/>
+      <w:commentRangeStart w:id="1"/>
+      <w:commentRangeStart w:id="2"/>
+      <w:r>
+        <w:rPr>
+          <w:rFonts w:ascii="Times New Roman" w:eastAsia="Times New Roman" w:hAnsi="Times New Roman" w:cs="Times New Roman"/>
+          <w:b/>
+          <w:bCs/>
+          <w:sz w:val="24"/>
+          <w:szCs w:val="24"/>
+          <w:lang w:val="es-AR"/>
+        </w:rPr>
+        <w:t>2</w:t>
+      </w:r>
+      <w:r>
+        <w:rPr>
+          <w:rFonts w:ascii="Times New Roman" w:eastAsia="Times New Roman" w:hAnsi="Times New Roman" w:cs="Times New Roman"/>
+          <w:b/>
+          <w:bCs/>
+          <w:sz w:val="24"/>
+          <w:szCs w:val="24"/>
+          <w:lang w:val="es-AR"/>
+        </w:rPr>
+        <w:t>.</w:t>
+      </w:r>
+      <w:r>
+        <w:rPr>
+          <w:rFonts w:ascii="Times New Roman" w:eastAsia="Times New Roman" w:hAnsi="Times New Roman" w:cs="Times New Roman"/>
+          <w:b/>
+          <w:bCs/>
+          <w:sz w:val="24"/>
+          <w:szCs w:val="24"/>
+          <w:lang w:val="es-AR"/>
+        </w:rPr>
+        <w:t xml:space="preserve"> </w:t>
+      </w:r>
+      <w:r>
+        <w:rPr>
+          <w:rFonts w:ascii="Times New Roman" w:eastAsia="Times New Roman" w:hAnsi="Times New Roman" w:cs="Times New Roman"/>
+          <w:b/>
+          <w:bCs/>
+          <w:sz w:val="24"/>
+          <w:szCs w:val="24"/>
+          <w:lang w:val="es-AR"/>
+        </w:rPr>
+        <w:t>Investigar y Descargar mas datos (O relacionarlos)</w:t>
+      </w:r>
+      <w:r>
+        <w:rPr>
+          <w:rFonts w:ascii="Times New Roman" w:eastAsia="Times New Roman" w:hAnsi="Times New Roman" w:cs="Times New Roman"/>
+          <w:b/>
+          <w:bCs/>
+          <w:sz w:val="24"/>
+          <w:szCs w:val="24"/>
+          <w:lang w:val="es-AR"/>
+        </w:rPr>
+        <w:t xml:space="preserve"> </w:t>
+      </w:r>
+      <w:commentRangeEnd w:id="0"/>
+      <w:r>
+        <w:rPr>
+          <w:rStyle w:val="Refdecomentario"/>
+          <w:rFonts w:ascii="Times New Roman" w:eastAsia="Times New Roman" w:hAnsi="Times New Roman" w:cs="Times New Roman"/>
+          <w:b/>
+          <w:bCs/>
+          <w:sz w:val="24"/>
+          <w:szCs w:val="24"/>
+          <w:lang w:val="es-AR"/>
+        </w:rPr>
+        <w:commentReference w:id="0"/>
+      </w:r>
+      <w:commentRangeEnd w:id="1"/>
+      <w:r>
+        <w:rPr>
+          <w:rStyle w:val="Refdecomentario"/>
+          <w:rFonts w:ascii="Times New Roman" w:eastAsia="Times New Roman" w:hAnsi="Times New Roman" w:cs="Times New Roman"/>
+          <w:b/>
+          <w:bCs/>
+          <w:sz w:val="24"/>
+          <w:szCs w:val="24"/>
+          <w:lang w:val="es-AR"/>
+        </w:rPr>
+        <w:commentReference w:id="1"/>
+      </w:r>
+      <w:commentRangeEnd w:id="2"/>
+      <w:r>
+        <w:rPr>
+          <w:rStyle w:val="Refdecomentario"/>
+          <w:rFonts w:ascii="Times New Roman" w:eastAsia="Times New Roman" w:hAnsi="Times New Roman" w:cs="Times New Roman"/>
+          <w:b/>
+          <w:bCs/>
+          <w:sz w:val="24"/>
+          <w:szCs w:val="24"/>
+          <w:lang w:val="es-AR"/>
+        </w:rPr>
+        <w:commentReference w:id="2"/>
+      </w:r>
+      <w:r>
+        <w:rPr>
+          <w:rFonts w:ascii="Times New Roman" w:eastAsia="Times New Roman" w:hAnsi="Times New Roman" w:cs="Times New Roman"/>
+          <w:b/>
+          <w:bCs/>
+          <w:sz w:val="24"/>
+          <w:szCs w:val="24"/>
+          <w:lang w:val="es-AR"/>
+        </w:rPr>
+        <w:t xml:space="preserve">  </w:t>
+      </w:r>
+      <w:r>
+        <w:rPr>
+          <w:rFonts w:ascii="Times New Roman" w:eastAsia="Times New Roman" w:hAnsi="Times New Roman" w:cs="Times New Roman"/>
+          <w:b/>
+          <w:bCs/>
+          <w:sz w:val="24"/>
+          <w:szCs w:val="24"/>
+          <w:highlight w:val="yellow"/>
+          <w:lang w:val="es-AR"/>
+        </w:rPr>
+        <w:t>(</w:t>
+      </w:r>
+      <w:r>
+        <w:rPr>
+          <w:rFonts w:ascii="Times New Roman" w:eastAsia="Times New Roman" w:hAnsi="Times New Roman" w:cs="Times New Roman"/>
+          <w:b/>
+          <w:bCs/>
+          <w:sz w:val="24"/>
+          <w:szCs w:val="24"/>
+          <w:highlight w:val="yellow"/>
+          <w:lang w:val="es-AR"/>
+        </w:rPr>
+        <w:t>Fernando</w:t>
+      </w:r>
+      <w:r>
+        <w:rPr>
+          <w:rFonts w:ascii="Times New Roman" w:eastAsia="Times New Roman" w:hAnsi="Times New Roman" w:cs="Times New Roman"/>
+          <w:b/>
+          <w:bCs/>
+          <w:sz w:val="24"/>
+          <w:szCs w:val="24"/>
+          <w:highlight w:val="yellow"/>
+          <w:lang w:val="es-AR"/>
+        </w:rPr>
+        <w:t>:</w:t>
+      </w:r>
+    </w:p>
+    <w:p>
+      <w:pPr>
+        <w:rPr>
+          <w:rFonts w:ascii="Times New Roman" w:eastAsia="Times New Roman" w:hAnsi="Times New Roman" w:cs="Times New Roman"/>
+          <w:b/>
+          <w:bCs/>
+          <w:sz w:val="24"/>
+          <w:szCs w:val="24"/>
+          <w:lang w:val="es-AR"/>
+        </w:rPr>
+      </w:pPr>
+      <w:r>
+        <w:rPr>
+          <w:rFonts w:ascii="Times New Roman" w:eastAsia="Times New Roman" w:hAnsi="Times New Roman" w:cs="Times New Roman"/>
+          <w:b/>
+          <w:bCs/>
+          <w:sz w:val="24"/>
+          <w:szCs w:val="24"/>
+          <w:lang w:val="es-AR"/>
+        </w:rPr>
+        <w:t>3.</w:t>
+      </w:r>
+      <w:r>
+        <w:rPr>
+          <w:rFonts w:ascii="Times New Roman" w:eastAsia="Times New Roman" w:hAnsi="Times New Roman" w:cs="Times New Roman"/>
+          <w:b/>
+          <w:bCs/>
+          <w:sz w:val="24"/>
+          <w:szCs w:val="24"/>
+          <w:lang w:val="es-AR"/>
+        </w:rPr>
+        <w:t xml:space="preserve"> </w:t>
+      </w:r>
+      <w:r>
+        <w:rPr>
+          <w:rFonts w:ascii="Times New Roman" w:eastAsia="Times New Roman" w:hAnsi="Times New Roman" w:cs="Times New Roman"/>
+          <w:b/>
+          <w:bCs/>
+          <w:sz w:val="24"/>
+          <w:szCs w:val="24"/>
+          <w:lang w:val="es-AR"/>
+        </w:rPr>
+        <w:t xml:space="preserve">Almacenamiento con Docker, Descarga y Limpieza </w:t>
+      </w:r>
+      <w:r>
+        <w:rPr>
+          <w:rFonts w:ascii="Times New Roman" w:eastAsia="Times New Roman" w:hAnsi="Times New Roman" w:cs="Times New Roman"/>
+          <w:b/>
+          <w:bCs/>
+          <w:sz w:val="24"/>
+          <w:szCs w:val="24"/>
+          <w:highlight w:val="yellow"/>
+          <w:lang w:val="es-AR"/>
+        </w:rPr>
+        <w:t>(---):</w:t>
+      </w:r>
+    </w:p>
+    <w:p>
+      <w:pPr>
+        <w:rPr>
+          <w:rFonts w:ascii="Times New Roman" w:hAnsi="Times New Roman" w:cs="Times New Roman"/>
+          <w:lang w:val="es-AR"/>
+        </w:rPr>
+      </w:pPr>
+      <w:r>
+        <w:rPr>
+          <w:lang w:val="es-AR"/>
+        </w:rPr>
+        <w:t xml:space="preserve">- </w:t>
+      </w:r>
+      <w:r>
+        <w:rPr>
+          <w:rFonts w:ascii="Times New Roman" w:hAnsi="Times New Roman" w:cs="Times New Roman"/>
+          <w:lang w:val="es-AR"/>
+        </w:rPr>
+        <w:t>Dockerizar las</w:t>
+      </w:r>
+      <w:r>
+        <w:rPr>
+          <w:rFonts w:ascii="Times New Roman" w:hAnsi="Times New Roman" w:cs="Times New Roman"/>
+          <w:lang w:val="es-AR"/>
+        </w:rPr>
+        <w:t xml:space="preserve"> partes de:</w:t>
+      </w:r>
+    </w:p>
+    <w:p>
+      <w:pPr>
+        <w:rPr>
+          <w:rFonts w:ascii="Times New Roman" w:hAnsi="Times New Roman" w:cs="Times New Roman"/>
+          <w:lang w:val="es-AR"/>
+        </w:rPr>
+      </w:pPr>
+      <w:r>
+        <w:rPr>
+          <w:rFonts w:ascii="Times New Roman" w:hAnsi="Times New Roman" w:cs="Times New Roman"/>
+          <w:lang w:val="es-AR"/>
+        </w:rPr>
+        <w:tab/>
+      </w:r>
+      <w:r>
+        <w:rPr>
+          <w:rFonts w:ascii="Times New Roman" w:hAnsi="Times New Roman" w:cs="Times New Roman"/>
+          <w:lang w:val="es-AR"/>
+        </w:rPr>
+        <w:tab/>
+        <w:t>- Descarga</w:t>
+      </w:r>
+    </w:p>
+    <w:p>
+      <w:pPr>
+        <w:rPr>
+          <w:rFonts w:ascii="Times New Roman" w:hAnsi="Times New Roman" w:cs="Times New Roman"/>
+          <w:lang w:val="es-AR"/>
+        </w:rPr>
+      </w:pPr>
+      <w:r>
+        <w:rPr>
+          <w:rFonts w:ascii="Times New Roman" w:hAnsi="Times New Roman" w:cs="Times New Roman"/>
+          <w:lang w:val="es-AR"/>
+        </w:rPr>
+        <w:tab/>
+      </w:r>
+      <w:r>
+        <w:rPr>
+          <w:rFonts w:ascii="Times New Roman" w:hAnsi="Times New Roman" w:cs="Times New Roman"/>
+          <w:lang w:val="es-AR"/>
+        </w:rPr>
+        <w:tab/>
+        <w:t>-Limpieza</w:t>
+      </w:r>
+    </w:p>
+    <w:p>
+      <w:pPr>
+        <w:rPr>
+          <w:rFonts w:ascii="Times New Roman" w:eastAsia="Times New Roman" w:hAnsi="Times New Roman" w:cs="Times New Roman"/>
+          <w:b/>
+          <w:bCs/>
+          <w:sz w:val="24"/>
+          <w:szCs w:val="24"/>
+          <w:lang w:val="es-AR"/>
+        </w:rPr>
+      </w:pPr>
+      <w:r>
+        <w:rPr>
+          <w:rFonts w:ascii="Times New Roman" w:eastAsia="Times New Roman" w:hAnsi="Times New Roman" w:cs="Times New Roman"/>
+          <w:b/>
+          <w:bCs/>
+          <w:sz w:val="24"/>
+          <w:szCs w:val="24"/>
+          <w:lang w:val="es-AR"/>
+        </w:rPr>
+        <w:t xml:space="preserve">4. Arreglar errores y </w:t>
+      </w:r>
+      <w:r>
+        <w:rPr>
+          <w:rFonts w:ascii="Times New Roman" w:eastAsia="Times New Roman" w:hAnsi="Times New Roman" w:cs="Times New Roman"/>
+          <w:b/>
+          <w:bCs/>
+          <w:sz w:val="24"/>
+          <w:szCs w:val="24"/>
+          <w:lang w:val="es-AR"/>
+        </w:rPr>
+        <w:t xml:space="preserve">validación del </w:t>
+      </w:r>
+      <w:r>
+        <w:rPr>
+          <w:rFonts w:ascii="Times New Roman" w:eastAsia="Times New Roman" w:hAnsi="Times New Roman" w:cs="Times New Roman"/>
+          <w:b/>
+          <w:bCs/>
+          <w:sz w:val="24"/>
+          <w:szCs w:val="24"/>
+          <w:lang w:val="es-AR"/>
+        </w:rPr>
+        <w:t>M</w:t>
+      </w:r>
+      <w:r>
+        <w:rPr>
+          <w:rFonts w:ascii="Times New Roman" w:eastAsia="Times New Roman" w:hAnsi="Times New Roman" w:cs="Times New Roman"/>
+          <w:b/>
+          <w:bCs/>
+          <w:sz w:val="24"/>
+          <w:szCs w:val="24"/>
+          <w:lang w:val="es-AR"/>
+        </w:rPr>
+        <w:t xml:space="preserve">ain </w:t>
+      </w:r>
+      <w:r>
+        <w:rPr>
+          <w:rFonts w:ascii="Times New Roman" w:eastAsia="Times New Roman" w:hAnsi="Times New Roman" w:cs="Times New Roman"/>
+          <w:b/>
+          <w:bCs/>
+          <w:sz w:val="24"/>
+          <w:szCs w:val="24"/>
+          <w:lang w:val="es-AR"/>
+        </w:rPr>
+        <w:t>(Martin)</w:t>
+      </w:r>
+      <w:r>
+        <w:rPr>
+          <w:rFonts w:ascii="Times New Roman" w:eastAsia="Times New Roman" w:hAnsi="Times New Roman" w:cs="Times New Roman"/>
+          <w:b/>
+          <w:bCs/>
+          <w:sz w:val="24"/>
+          <w:szCs w:val="24"/>
+          <w:lang w:val="es-AR"/>
+        </w:rPr>
+        <w:t>:</w:t>
+      </w:r>
+    </w:p>
+    <w:p>
+      <w:pPr>
+        <w:rPr>
+          <w:rFonts w:ascii="Times New Roman" w:eastAsia="Times New Roman" w:hAnsi="Times New Roman" w:cs="Times New Roman"/>
+          <w:sz w:val="24"/>
+          <w:szCs w:val="24"/>
+          <w:lang w:val="es-AR"/>
+        </w:rPr>
+      </w:pPr>
+      <w:r>
+        <w:rPr>
+          <w:rFonts w:ascii="Times New Roman" w:eastAsia="Times New Roman" w:hAnsi="Times New Roman" w:cs="Times New Roman"/>
+          <w:b/>
+          <w:bCs/>
+          <w:sz w:val="24"/>
+          <w:szCs w:val="24"/>
+          <w:lang w:val="es-AR"/>
+        </w:rPr>
+        <w:t xml:space="preserve">- </w:t>
+      </w:r>
+      <w:r>
+        <w:rPr>
+          <w:rFonts w:ascii="Times New Roman" w:eastAsia="Times New Roman" w:hAnsi="Times New Roman" w:cs="Times New Roman"/>
+          <w:sz w:val="24"/>
+          <w:szCs w:val="24"/>
+          <w:lang w:val="es-AR"/>
+        </w:rPr>
+        <w:t>Validar/unir los cambios en el main</w:t>
+      </w:r>
+      <w:r>
+        <w:rPr>
+          <w:rFonts w:ascii="Times New Roman" w:eastAsia="Times New Roman" w:hAnsi="Times New Roman" w:cs="Times New Roman"/>
+          <w:sz w:val="24"/>
+          <w:szCs w:val="24"/>
+          <w:lang w:val="es-AR"/>
+        </w:rPr>
+        <w:t>.</w:t>
+      </w:r>
+    </w:p>
+    <w:p>
+      <w:pPr>
+        <w:rPr>
+          <w:rFonts w:ascii="Times New Roman" w:eastAsia="Times New Roman" w:hAnsi="Times New Roman" w:cs="Times New Roman"/>
+          <w:sz w:val="24"/>
+          <w:szCs w:val="24"/>
+          <w:lang w:val="es-AR"/>
+        </w:rPr>
+      </w:pPr>
+      <w:r>
+        <w:rPr>
+          <w:rFonts w:ascii="Times New Roman" w:eastAsia="Times New Roman" w:hAnsi="Times New Roman" w:cs="Times New Roman"/>
+          <w:sz w:val="24"/>
+          <w:szCs w:val="24"/>
+          <w:lang w:val="es-AR"/>
+        </w:rPr>
+        <w:t xml:space="preserve">- </w:t>
+      </w:r>
+      <w:r>
+        <w:rPr>
+          <w:rFonts w:ascii="Times New Roman" w:eastAsia="Times New Roman" w:hAnsi="Times New Roman" w:cs="Times New Roman"/>
+          <w:sz w:val="24"/>
+          <w:szCs w:val="24"/>
+          <w:lang w:val="es-AR"/>
+        </w:rPr>
+        <w:t>Terminar el main de descarga unido (solo el de datos, no imágenes).</w:t>
+      </w:r>
+    </w:p>
+    <w:p>
+      <w:pPr>
+        <w:rPr>
+          <w:rFonts w:ascii="Times New Roman" w:eastAsia="Times New Roman" w:hAnsi="Times New Roman" w:cs="Times New Roman"/>
+          <w:b/>
+          <w:bCs/>
+          <w:sz w:val="24"/>
+          <w:szCs w:val="24"/>
+          <w:lang w:val="es-AR"/>
+        </w:rPr>
+      </w:pPr>
+      <w:r>
+        <w:rPr>
+          <w:rFonts w:ascii="Times New Roman" w:eastAsia="Times New Roman" w:hAnsi="Times New Roman" w:cs="Times New Roman"/>
+          <w:b/>
+          <w:bCs/>
+          <w:sz w:val="24"/>
+          <w:szCs w:val="24"/>
+          <w:lang w:val="es-AR"/>
+        </w:rPr>
+        <w:t xml:space="preserve">5. </w:t>
+      </w:r>
+      <w:r>
+        <w:rPr>
+          <w:rFonts w:ascii="Times New Roman" w:eastAsia="Times New Roman" w:hAnsi="Times New Roman" w:cs="Times New Roman"/>
+          <w:b/>
+          <w:bCs/>
+          <w:sz w:val="24"/>
+          <w:szCs w:val="24"/>
+          <w:lang w:val="es-AR"/>
+        </w:rPr>
+        <w:t>Creación</w:t>
+      </w:r>
+      <w:r>
+        <w:rPr>
+          <w:rFonts w:ascii="Times New Roman" w:eastAsia="Times New Roman" w:hAnsi="Times New Roman" w:cs="Times New Roman"/>
+          <w:b/>
+          <w:bCs/>
+          <w:sz w:val="24"/>
+          <w:szCs w:val="24"/>
+          <w:lang w:val="es-AR"/>
+        </w:rPr>
+        <w:t xml:space="preserve"> de la base de datos (Martin):</w:t>
+      </w:r>
+    </w:p>
+    <w:p>
+      <w:pPr>
+        <w:rPr>
+          <w:rFonts w:ascii="Times New Roman" w:eastAsia="Times New Roman" w:hAnsi="Times New Roman" w:cs="Times New Roman"/>
+          <w:sz w:val="24"/>
+          <w:szCs w:val="24"/>
+          <w:lang w:val="es-AR"/>
+        </w:rPr>
+      </w:pPr>
+      <w:r>
+        <w:rPr>
+          <w:rFonts w:ascii="Times New Roman" w:eastAsia="Times New Roman" w:hAnsi="Times New Roman" w:cs="Times New Roman"/>
+          <w:b/>
+          <w:bCs/>
+          <w:sz w:val="24"/>
+          <w:szCs w:val="24"/>
+          <w:lang w:val="es-AR"/>
+        </w:rPr>
+        <w:t xml:space="preserve">- </w:t>
+      </w:r>
+      <w:r>
+        <w:rPr>
+          <w:rFonts w:ascii="Times New Roman" w:eastAsia="Times New Roman" w:hAnsi="Times New Roman" w:cs="Times New Roman"/>
+          <w:sz w:val="24"/>
+          <w:szCs w:val="24"/>
+          <w:lang w:val="es-AR"/>
+        </w:rPr>
+        <w:t>Creación</w:t>
+      </w:r>
+      <w:r>
+        <w:rPr>
+          <w:rFonts w:ascii="Times New Roman" w:eastAsia="Times New Roman" w:hAnsi="Times New Roman" w:cs="Times New Roman"/>
+          <w:sz w:val="24"/>
+          <w:szCs w:val="24"/>
+          <w:lang w:val="es-AR"/>
+        </w:rPr>
+        <w:t xml:space="preserve"> del diseño de la base de datos.</w:t>
+      </w:r>
+    </w:p>
+    <w:p>
+      <w:pPr>
+        <w:rPr>
+          <w:rFonts w:ascii="Times New Roman" w:eastAsia="Times New Roman" w:hAnsi="Times New Roman" w:cs="Times New Roman"/>
+          <w:sz w:val="24"/>
+          <w:szCs w:val="24"/>
+          <w:lang w:val="es-AR"/>
+        </w:rPr>
+      </w:pPr>
+      <w:r>
+        <w:rPr>
+          <w:rFonts w:ascii="Times New Roman" w:eastAsia="Times New Roman" w:hAnsi="Times New Roman" w:cs="Times New Roman"/>
+          <w:sz w:val="24"/>
+          <w:szCs w:val="24"/>
+          <w:lang w:val="es-AR"/>
+        </w:rPr>
+        <w:t>- Generar las relaciones entre distintos datasets</w:t>
+      </w:r>
+      <w:r>
+        <w:rPr>
+          <w:rFonts w:ascii="Times New Roman" w:eastAsia="Times New Roman" w:hAnsi="Times New Roman" w:cs="Times New Roman"/>
+          <w:sz w:val="24"/>
+          <w:szCs w:val="24"/>
+          <w:lang w:val="es-AR"/>
+        </w:rPr>
+        <w:t>. Si se puede, unir los datos.</w:t>
+      </w:r>
+    </w:p>
+    <w:p>
+      <w:pPr>
+        <w:rPr>
+          <w:rFonts w:ascii="Times New Roman" w:eastAsia="Times New Roman" w:hAnsi="Times New Roman" w:cs="Times New Roman"/>
+          <w:sz w:val="24"/>
+          <w:szCs w:val="24"/>
+          <w:lang w:val="es-AR"/>
+        </w:rPr>
+      </w:pPr>
+      <w:r>
+        <w:rPr>
+          <w:rFonts w:ascii="Times New Roman" w:eastAsia="Times New Roman" w:hAnsi="Times New Roman" w:cs="Times New Roman"/>
+          <w:sz w:val="24"/>
+          <w:szCs w:val="24"/>
+          <w:lang w:val="es-AR"/>
+        </w:rPr>
+        <w:t>- Relacionarlo con la parte de las descargas</w:t>
+      </w:r>
+    </w:p>
+    <w:p>
+      <w:pPr>
+        <w:rPr>
+          <w:rFonts w:ascii="Times New Roman" w:eastAsia="Times New Roman" w:hAnsi="Times New Roman" w:cs="Times New Roman"/>
+          <w:b/>
+          <w:bCs/>
+          <w:sz w:val="24"/>
+          <w:szCs w:val="24"/>
+          <w:lang w:val="es-AR"/>
+        </w:rPr>
+      </w:pPr>
+      <w:r>
+        <w:rPr>
+          <w:rFonts w:ascii="Times New Roman" w:eastAsia="Times New Roman" w:hAnsi="Times New Roman" w:cs="Times New Roman"/>
+          <w:b/>
+          <w:bCs/>
+          <w:sz w:val="24"/>
+          <w:szCs w:val="24"/>
+          <w:lang w:val="es-AR"/>
+        </w:rPr>
+        <w:t>6</w:t>
+      </w:r>
+      <w:r>
+        <w:rPr>
+          <w:rFonts w:ascii="Times New Roman" w:eastAsia="Times New Roman" w:hAnsi="Times New Roman" w:cs="Times New Roman"/>
+          <w:b/>
+          <w:bCs/>
+          <w:sz w:val="24"/>
+          <w:szCs w:val="24"/>
+          <w:lang w:val="es-AR"/>
+        </w:rPr>
+        <w:t>.</w:t>
+      </w:r>
+      <w:r>
+        <w:rPr>
+          <w:rFonts w:ascii="Times New Roman" w:eastAsia="Times New Roman" w:hAnsi="Times New Roman" w:cs="Times New Roman"/>
+          <w:b/>
+          <w:bCs/>
+          <w:sz w:val="24"/>
+          <w:szCs w:val="24"/>
+          <w:lang w:val="es-AR"/>
+        </w:rPr>
+        <w:t xml:space="preserve"> PARA EL FINAL:</w:t>
+      </w:r>
+      <w:r>
+        <w:rPr>
+          <w:rFonts w:ascii="Times New Roman" w:eastAsia="Times New Roman" w:hAnsi="Times New Roman" w:cs="Times New Roman"/>
+          <w:b/>
+          <w:bCs/>
+          <w:sz w:val="24"/>
+          <w:szCs w:val="24"/>
+          <w:lang w:val="es-AR"/>
+        </w:rPr>
+        <w:t xml:space="preserve"> Mockup de la web/mapa interactivo</w:t>
+      </w:r>
+      <w:r>
+        <w:rPr>
+          <w:rFonts w:ascii="Times New Roman" w:eastAsia="Times New Roman" w:hAnsi="Times New Roman" w:cs="Times New Roman"/>
+          <w:b/>
+          <w:bCs/>
+          <w:sz w:val="24"/>
+          <w:szCs w:val="24"/>
+          <w:lang w:val="es-AR"/>
+        </w:rPr>
+        <w:t>:</w:t>
+      </w:r>
+      <w:r>
+        <w:rPr>
+          <w:rFonts w:ascii="Times New Roman" w:eastAsia="Times New Roman" w:hAnsi="Times New Roman" w:cs="Times New Roman"/>
+          <w:b/>
+          <w:bCs/>
+          <w:sz w:val="24"/>
+          <w:szCs w:val="24"/>
+          <w:lang w:val="es-AR"/>
+        </w:rPr>
+        <w:t xml:space="preserve"> </w:t>
+      </w:r>
+      <w:r>
+        <w:rPr>
+          <w:rFonts w:ascii="Times New Roman" w:eastAsia="Times New Roman" w:hAnsi="Times New Roman" w:cs="Times New Roman"/>
+          <w:b/>
+          <w:bCs/>
+          <w:sz w:val="24"/>
+          <w:szCs w:val="24"/>
+          <w:lang w:val="es-AR"/>
+        </w:rPr>
+        <w:t>(</w:t>
+      </w:r>
+      <w:r>
+        <w:rPr>
+          <w:rFonts w:ascii="Times New Roman" w:eastAsia="Times New Roman" w:hAnsi="Times New Roman" w:cs="Times New Roman"/>
+          <w:b/>
+          <w:bCs/>
+          <w:sz w:val="24"/>
+          <w:szCs w:val="24"/>
+          <w:highlight w:val="yellow"/>
+          <w:lang w:val="es-AR"/>
+        </w:rPr>
+        <w:t>fernando</w:t>
+      </w:r>
+      <w:r>
+        <w:rPr>
+          <w:rFonts w:ascii="Times New Roman" w:eastAsia="Times New Roman" w:hAnsi="Times New Roman" w:cs="Times New Roman"/>
+          <w:b/>
+          <w:bCs/>
+          <w:sz w:val="24"/>
+          <w:szCs w:val="24"/>
+          <w:highlight w:val="yellow"/>
+          <w:lang w:val="es-AR"/>
+        </w:rPr>
+        <w:t>)</w:t>
+      </w:r>
+    </w:p>
+    <w:p>
+      <w:pPr>
+        <w:rPr>
+          <w:rFonts w:ascii="Times New Roman" w:eastAsia="Times New Roman" w:hAnsi="Times New Roman" w:cs="Times New Roman"/>
+          <w:sz w:val="24"/>
+          <w:szCs w:val="24"/>
+          <w:lang w:val="es-AR"/>
+        </w:rPr>
+      </w:pPr>
+      <w:r>
+        <w:rPr>
+          <w:rFonts w:ascii="Times New Roman" w:eastAsia="Times New Roman" w:hAnsi="Times New Roman" w:cs="Times New Roman"/>
+          <w:b/>
+          <w:bCs/>
+          <w:sz w:val="24"/>
+          <w:szCs w:val="24"/>
+          <w:lang w:val="es-AR"/>
+        </w:rPr>
+        <w:t>-</w:t>
+      </w:r>
+      <w:r>
+        <w:rPr>
+          <w:rFonts w:ascii="Times New Roman" w:eastAsia="Times New Roman" w:hAnsi="Times New Roman" w:cs="Times New Roman"/>
+          <w:sz w:val="24"/>
+          <w:szCs w:val="24"/>
+          <w:lang w:val="es-AR"/>
+        </w:rPr>
+        <w:t xml:space="preserve"> Generar el mockup del mapa interactivo con sus distintas funcionalidades.</w:t>
+      </w:r>
+    </w:p>
+    <w:p>
+      <w:pPr>
+        <w:rPr>
+          <w:rFonts w:ascii="Times New Roman" w:eastAsia="Times New Roman" w:hAnsi="Times New Roman" w:cs="Times New Roman"/>
+          <w:b/>
+          <w:bCs/>
+          <w:sz w:val="24"/>
+          <w:szCs w:val="24"/>
+          <w:lang w:val="es-AR"/>
+        </w:rPr>
+      </w:pPr>
+      <w:r>
+        <w:rPr>
+          <w:rFonts w:ascii="Times New Roman" w:eastAsia="Times New Roman" w:hAnsi="Times New Roman" w:cs="Times New Roman"/>
+          <w:b/>
+          <w:bCs/>
+          <w:sz w:val="24"/>
+          <w:szCs w:val="24"/>
+          <w:lang w:val="es-AR"/>
+        </w:rPr>
+        <w:t>7</w:t>
+      </w:r>
+      <w:r>
+        <w:rPr>
+          <w:rFonts w:ascii="Times New Roman" w:eastAsia="Times New Roman" w:hAnsi="Times New Roman" w:cs="Times New Roman"/>
+          <w:b/>
+          <w:bCs/>
+          <w:sz w:val="24"/>
+          <w:szCs w:val="24"/>
+          <w:lang w:val="es-AR"/>
+        </w:rPr>
+        <w:t xml:space="preserve">. </w:t>
+      </w:r>
+      <w:r>
+        <w:rPr>
+          <w:rFonts w:ascii="Times New Roman" w:eastAsia="Times New Roman" w:hAnsi="Times New Roman" w:cs="Times New Roman"/>
+          <w:b/>
+          <w:bCs/>
+          <w:sz w:val="24"/>
+          <w:szCs w:val="24"/>
+          <w:lang w:val="es-AR"/>
+        </w:rPr>
+        <w:t>TAREA PARA EL FINAL</w:t>
+      </w:r>
+      <w:r>
+        <w:rPr>
+          <w:rFonts w:ascii="Times New Roman" w:eastAsia="Times New Roman" w:hAnsi="Times New Roman" w:cs="Times New Roman"/>
+          <w:b/>
+          <w:bCs/>
+          <w:sz w:val="24"/>
+          <w:szCs w:val="24"/>
+          <w:lang w:val="es-AR"/>
+        </w:rPr>
+        <w:t xml:space="preserve">: Conexión </w:t>
+      </w:r>
+      <w:r>
+        <w:rPr>
+          <w:rFonts w:ascii="Times New Roman" w:eastAsia="Times New Roman" w:hAnsi="Times New Roman" w:cs="Times New Roman"/>
+          <w:b/>
+          <w:bCs/>
+          <w:sz w:val="24"/>
+          <w:szCs w:val="24"/>
+          <w:lang w:val="es-AR"/>
+        </w:rPr>
+        <w:t>C</w:t>
+      </w:r>
+      <w:r>
+        <w:rPr>
+          <w:rFonts w:ascii="Times New Roman" w:eastAsia="Times New Roman" w:hAnsi="Times New Roman" w:cs="Times New Roman"/>
+          <w:b/>
+          <w:bCs/>
+          <w:sz w:val="24"/>
+          <w:szCs w:val="24"/>
+          <w:lang w:val="es-AR"/>
+        </w:rPr>
+        <w:t>on Lorca</w:t>
+      </w:r>
+      <w:r>
+        <w:rPr>
+          <w:rFonts w:ascii="Times New Roman" w:eastAsia="Times New Roman" w:hAnsi="Times New Roman" w:cs="Times New Roman"/>
+          <w:b/>
+          <w:bCs/>
+          <w:sz w:val="24"/>
+          <w:szCs w:val="24"/>
+          <w:lang w:val="es-AR"/>
+        </w:rPr>
+        <w:t>(Fernando(</w:t>
+      </w:r>
+    </w:p>
+    <w:p>
+      <w:pPr>
+        <w:rPr>
+          <w:rFonts w:ascii="Times New Roman" w:eastAsia="Times New Roman" w:hAnsi="Times New Roman" w:cs="Times New Roman"/>
+          <w:sz w:val="24"/>
+          <w:szCs w:val="24"/>
+          <w:lang w:val="es-AR"/>
+        </w:rPr>
+      </w:pPr>
+      <w:r>
+        <w:rPr>
+          <w:rFonts w:ascii="Times New Roman" w:eastAsia="Times New Roman" w:hAnsi="Times New Roman" w:cs="Times New Roman"/>
+          <w:b/>
+          <w:bCs/>
+          <w:sz w:val="24"/>
+          <w:szCs w:val="24"/>
+          <w:lang w:val="es-AR"/>
+        </w:rPr>
+        <w:t>-</w:t>
+      </w:r>
+      <w:r>
+        <w:rPr>
+          <w:rFonts w:ascii="Times New Roman" w:eastAsia="Times New Roman" w:hAnsi="Times New Roman" w:cs="Times New Roman"/>
+          <w:sz w:val="24"/>
+          <w:szCs w:val="24"/>
+          <w:lang w:val="es-AR"/>
+        </w:rPr>
+        <w:t xml:space="preserve"> Conexión con LORCA establecida, y creación de carpeta.</w:t>
+      </w:r>
+    </w:p>
+    <w:p>
+      <w:pPr>
+        <w:rPr>
+          <w:rFonts w:ascii="Times New Roman" w:eastAsia="Times New Roman" w:hAnsi="Times New Roman" w:cs="Times New Roman"/>
+          <w:sz w:val="24"/>
+          <w:szCs w:val="24"/>
+          <w:lang w:val="es-AR"/>
+        </w:rPr>
+      </w:pPr>
+      <w:r>
+        <w:rPr>
+          <w:rFonts w:ascii="Times New Roman" w:eastAsia="Times New Roman" w:hAnsi="Times New Roman" w:cs="Times New Roman"/>
+          <w:sz w:val="24"/>
+          <w:szCs w:val="24"/>
+          <w:lang w:val="es-AR"/>
+        </w:rPr>
+        <w:t>- Guardar</w:t>
+      </w:r>
+      <w:r>
+        <w:rPr>
+          <w:rFonts w:ascii="Times New Roman" w:eastAsia="Times New Roman" w:hAnsi="Times New Roman" w:cs="Times New Roman"/>
+          <w:sz w:val="24"/>
+          <w:szCs w:val="24"/>
+          <w:lang w:val="es-AR"/>
+        </w:rPr>
+        <w:t>/pasar archivos de local a lorca</w:t>
+      </w:r>
+    </w:p>
+    <w:p>
+      <w:pPr>
+        <w:rPr>
+          <w:rFonts w:ascii="Times New Roman" w:hAnsi="Times New Roman" w:cs="Times New Roman"/>
+          <w:sz w:val="24"/>
+          <w:szCs w:val="24"/>
+        </w:rPr>
+      </w:pPr>
+    </w:p>
+    <w:p>
+      <w:pPr>
+        <w:rPr>
+          <w:rFonts w:ascii="Times New Roman" w:hAnsi="Times New Roman" w:cs="Times New Roman"/>
+          <w:sz w:val="24"/>
+          <w:szCs w:val="24"/>
+        </w:rPr>
+      </w:pPr>
+    </w:p>
+    <w:p>
+      <w:pPr>
+        <w:rPr>
+          <w:rFonts w:ascii="Times New Roman" w:hAnsi="Times New Roman" w:cs="Times New Roman"/>
+          <w:sz w:val="24"/>
+          <w:szCs w:val="24"/>
+        </w:rPr>
+      </w:pPr>
+    </w:p>
+    <w:p>
+      <w:pPr>
+        <w:rPr>
+          <w:rFonts w:ascii="Times New Roman" w:hAnsi="Times New Roman" w:cs="Times New Roman"/>
+          <w:sz w:val="24"/>
+          <w:szCs w:val="24"/>
+        </w:rPr>
+      </w:pPr>
+    </w:p>
+    <w:p>
+      <w:pPr>
+        <w:rPr>
+          <w:rFonts w:ascii="Times New Roman" w:hAnsi="Times New Roman" w:cs="Times New Roman"/>
+          <w:sz w:val="24"/>
+          <w:szCs w:val="24"/>
+        </w:rPr>
+      </w:pPr>
+      <w:r>
+        <w:rPr>
+          <w:rFonts w:ascii="Times New Roman" w:hAnsi="Times New Roman" w:cs="Times New Roman"/>
+          <w:sz w:val="24"/>
+          <w:szCs w:val="24"/>
+        </w:rPr>
+        <w:lastRenderedPageBreak/>
         <w:t>Sprint 4: Integración con Docker</w:t>
       </w:r>
     </w:p>
@@ -341,38 +2444,32 @@
       <w:pPr>
         <w:rPr>
           <w:rFonts w:ascii="Times New Roman" w:hAnsi="Times New Roman" w:cs="Times New Roman"/>
-        </w:rPr>
-      </w:pPr>
-      <w:r>
-        <w:rPr>
-          <w:rFonts w:ascii="Times New Roman" w:hAnsi="Times New Roman" w:cs="Times New Roman"/>
-        </w:rPr>
-        <w:t xml:space="preserve">• Diseñar la estrategia de </w:t>
-      </w:r>
-      <w:proofErr w:type="spellStart"/>
-      <w:r>
-        <w:rPr>
-          <w:rFonts w:ascii="Times New Roman" w:hAnsi="Times New Roman" w:cs="Times New Roman"/>
-        </w:rPr>
-        <w:t>contenerización</w:t>
-      </w:r>
-      <w:proofErr w:type="spellEnd"/>
-      <w:r>
-        <w:rPr>
-          <w:rFonts w:ascii="Times New Roman" w:hAnsi="Times New Roman" w:cs="Times New Roman"/>
-        </w:rPr>
-        <w:t xml:space="preserve"> de los pipelines. </w:t>
-      </w:r>
-    </w:p>
-    <w:p>
-      <w:pPr>
-        <w:rPr>
-          <w:rFonts w:ascii="Times New Roman" w:hAnsi="Times New Roman" w:cs="Times New Roman"/>
-        </w:rPr>
-      </w:pPr>
-      <w:r>
-        <w:rPr>
-          <w:rFonts w:ascii="Times New Roman" w:hAnsi="Times New Roman" w:cs="Times New Roman"/>
+          <w:sz w:val="24"/>
+          <w:szCs w:val="24"/>
+        </w:rPr>
+      </w:pPr>
+      <w:r>
+        <w:rPr>
+          <w:rFonts w:ascii="Times New Roman" w:hAnsi="Times New Roman" w:cs="Times New Roman"/>
+          <w:sz w:val="24"/>
+          <w:szCs w:val="24"/>
+        </w:rPr>
+        <w:t xml:space="preserve">• Diseñar la estrategia de contenerización de los pipelines. </w:t>
+      </w:r>
+    </w:p>
+    <w:p>
+      <w:pPr>
+        <w:rPr>
+          <w:rFonts w:ascii="Times New Roman" w:hAnsi="Times New Roman" w:cs="Times New Roman"/>
+          <w:sz w:val="24"/>
+          <w:szCs w:val="24"/>
+        </w:rPr>
+      </w:pPr>
+      <w:r>
+        <w:rPr>
+          <w:rFonts w:ascii="Times New Roman" w:hAnsi="Times New Roman" w:cs="Times New Roman"/>
+          <w:sz w:val="24"/>
+          <w:szCs w:val="24"/>
         </w:rPr>
         <w:t xml:space="preserve">• Hacer pruebas de integración con Docker para asegurar portabilidad. </w:t>
       </w:r>
@@ -381,11 +2478,15 @@
       <w:pPr>
         <w:rPr>
           <w:rFonts w:ascii="Times New Roman" w:hAnsi="Times New Roman" w:cs="Times New Roman"/>
-        </w:rPr>
-      </w:pPr>
-      <w:r>
-        <w:rPr>
-          <w:rFonts w:ascii="Times New Roman" w:hAnsi="Times New Roman" w:cs="Times New Roman"/>
+          <w:sz w:val="24"/>
+          <w:szCs w:val="24"/>
+        </w:rPr>
+      </w:pPr>
+      <w:r>
+        <w:rPr>
+          <w:rFonts w:ascii="Times New Roman" w:hAnsi="Times New Roman" w:cs="Times New Roman"/>
+          <w:sz w:val="24"/>
+          <w:szCs w:val="24"/>
         </w:rPr>
         <w:t>• Documentar dependencias y entornos de ejecución.</w:t>
       </w:r>
@@ -394,18 +2495,24 @@
       <w:pPr>
         <w:rPr>
           <w:rFonts w:ascii="Times New Roman" w:hAnsi="Times New Roman" w:cs="Times New Roman"/>
-        </w:rPr>
-      </w:pPr>
-    </w:p>
-    <w:p>
-      <w:pPr>
-        <w:rPr>
-          <w:rFonts w:ascii="Times New Roman" w:hAnsi="Times New Roman" w:cs="Times New Roman"/>
-        </w:rPr>
-      </w:pPr>
-      <w:r>
-        <w:rPr>
-          <w:rFonts w:ascii="Times New Roman" w:hAnsi="Times New Roman" w:cs="Times New Roman"/>
+          <w:sz w:val="24"/>
+          <w:szCs w:val="24"/>
+        </w:rPr>
+      </w:pPr>
+    </w:p>
+    <w:p>
+      <w:pPr>
+        <w:rPr>
+          <w:rFonts w:ascii="Times New Roman" w:hAnsi="Times New Roman" w:cs="Times New Roman"/>
+          <w:sz w:val="24"/>
+          <w:szCs w:val="24"/>
+        </w:rPr>
+      </w:pPr>
+      <w:r>
+        <w:rPr>
+          <w:rFonts w:ascii="Times New Roman" w:hAnsi="Times New Roman" w:cs="Times New Roman"/>
+          <w:sz w:val="24"/>
+          <w:szCs w:val="24"/>
         </w:rPr>
         <w:t>Sprint 5: Automatización</w:t>
       </w:r>
@@ -414,11 +2521,15 @@
       <w:pPr>
         <w:rPr>
           <w:rFonts w:ascii="Times New Roman" w:hAnsi="Times New Roman" w:cs="Times New Roman"/>
-        </w:rPr>
-      </w:pPr>
-      <w:r>
-        <w:rPr>
-          <w:rFonts w:ascii="Times New Roman" w:hAnsi="Times New Roman" w:cs="Times New Roman"/>
+          <w:sz w:val="24"/>
+          <w:szCs w:val="24"/>
+        </w:rPr>
+      </w:pPr>
+      <w:r>
+        <w:rPr>
+          <w:rFonts w:ascii="Times New Roman" w:hAnsi="Times New Roman" w:cs="Times New Roman"/>
+          <w:sz w:val="24"/>
+          <w:szCs w:val="24"/>
         </w:rPr>
         <w:t>• Diseñar la estrategia de automatización de los pipelines ETL.</w:t>
       </w:r>
@@ -427,12 +2538,16 @@
       <w:pPr>
         <w:rPr>
           <w:rFonts w:ascii="Times New Roman" w:hAnsi="Times New Roman" w:cs="Times New Roman"/>
+          <w:sz w:val="24"/>
+          <w:szCs w:val="24"/>
           <w:u w:val="single"/>
         </w:rPr>
       </w:pPr>
       <w:r>
         <w:rPr>
           <w:rFonts w:ascii="Times New Roman" w:hAnsi="Times New Roman" w:cs="Times New Roman"/>
+          <w:sz w:val="24"/>
+          <w:szCs w:val="24"/>
         </w:rPr>
         <w:t xml:space="preserve"> • Probar orquestación básica para ejecución periódica. </w:t>
       </w:r>
@@ -441,11 +2556,15 @@
       <w:pPr>
         <w:rPr>
           <w:rFonts w:ascii="Times New Roman" w:hAnsi="Times New Roman" w:cs="Times New Roman"/>
-        </w:rPr>
-      </w:pPr>
-      <w:r>
-        <w:rPr>
-          <w:rFonts w:ascii="Times New Roman" w:hAnsi="Times New Roman" w:cs="Times New Roman"/>
+          <w:sz w:val="24"/>
+          <w:szCs w:val="24"/>
+        </w:rPr>
+      </w:pPr>
+      <w:r>
+        <w:rPr>
+          <w:rFonts w:ascii="Times New Roman" w:hAnsi="Times New Roman" w:cs="Times New Roman"/>
+          <w:sz w:val="24"/>
+          <w:szCs w:val="24"/>
         </w:rPr>
         <w:t>• Establecer mecanismos de validación y monitoreo de datos.</w:t>
       </w:r>
@@ -460,9 +2579,221 @@
 </w:document>
 </file>
 
+<file path=word/comments.xml><?xml version="1.0" encoding="utf-8"?>
+<w:comments xmlns:wpc="http://schemas.microsoft.com/office/word/2010/wordprocessingCanvas" xmlns:cx="http://schemas.microsoft.com/office/drawing/2014/chartex" xmlns:cx1="http://schemas.microsoft.com/office/drawing/2015/9/8/chartex" xmlns:cx2="http://schemas.microsoft.com/office/drawing/2015/10/21/chartex" xmlns:cx3="http://schemas.microsoft.com/office/drawing/2016/5/9/chartex" xmlns:cx4="http://schemas.microsoft.com/office/drawing/2016/5/10/chartex" xmlns:cx5="http://schemas.microsoft.com/office/drawing/2016/5/11/chartex" xmlns:cx6="http://schemas.microsoft.com/office/drawing/2016/5/12/chartex" xmlns:cx7="http://schemas.microsoft.com/office/drawing/2016/5/13/chartex" xmlns:cx8="http://schemas.microsoft.com/office/drawing/2016/5/14/chartex" xmlns:mc="http://schemas.openxmlformats.org/markup-compatibility/2006" xmlns:aink="http://schemas.microsoft.com/office/drawing/2016/ink" xmlns:am3d="http://schemas.microsoft.com/office/drawing/2017/model3d" xmlns:o="urn:schemas-microsoft-com:office:office" xmlns:oel="http://schemas.microsoft.com/office/2019/extlst" xmlns:r="http://schemas.openxmlformats.org/officeDocument/2006/relationships" xmlns:m="http://schemas.openxmlformats.org/officeDocument/2006/math" xmlns:v="urn:schemas-microsoft-com:vml" xmlns:wp14="http://schemas.microsoft.com/office/word/2010/wordprocessingDrawing" xmlns:wp="http://schemas.openxmlformats.org/drawingml/2006/wordprocessingDrawing" xmlns:w10="urn:schemas-microsoft-com:office:word" xmlns:w="http://schemas.openxmlformats.org/wordprocessingml/2006/main" xmlns:w14="http://schemas.microsoft.com/office/word/2010/wordml" xmlns:w15="http://schemas.microsoft.com/office/word/2012/wordml" xmlns:w16cex="http://schemas.microsoft.com/office/word/2018/wordml/cex" xmlns:w16cid="http://schemas.microsoft.com/office/word/2016/wordml/cid" xmlns:w16="http://schemas.microsoft.com/office/word/2018/wordml" xmlns:w16du="http://schemas.microsoft.com/office/word/2023/wordml/word16du" xmlns:w16sdtdh="http://schemas.microsoft.com/office/word/2020/wordml/sdtdatahash" xmlns:w16sdtfl="http://schemas.microsoft.com/office/word/2024/wordml/sdtformatlock" xmlns:w16se="http://schemas.microsoft.com/office/word/2015/wordml/symex" xmlns:wpg="http://schemas.microsoft.com/office/word/2010/wordprocessingGroup" xmlns:wpi="http://schemas.microsoft.com/office/word/2010/wordprocessingInk" xmlns:wne="http://schemas.microsoft.com/office/word/2006/wordml" xmlns:wps="http://schemas.microsoft.com/office/word/2010/wordprocessingShape" mc:Ignorable="w14 w15 w16se w16cid w16 w16cex w16sdtdh w16sdtfl w16du wp14">
+  <w:comment w:id="0" w:author="Martín Otero" w:date="2025-11-13T17:40:00Z" w:initials="MO">
+    <w:p>
+      <w:pPr>
+        <w:pStyle w:val="Textocomentario"/>
+      </w:pPr>
+      <w:r>
+        <w:rPr>
+          <w:rStyle w:val="Refdecomentario"/>
+        </w:rPr>
+        <w:annotationRef/>
+      </w:r>
+      <w:r>
+        <w:t>Esto lo puse porque mas alla de la poblacion, Viirs no tenemos mucho mas… Y para el analisis tendremos que analizar mas digo yo.</w:t>
+      </w:r>
+    </w:p>
+  </w:comment>
+  <w:comment w:id="1" w:author="Martín Otero" w:date="2025-11-13T17:49:00Z" w:initials="MO">
+    <w:p>
+      <w:pPr>
+        <w:pStyle w:val="Textocomentario"/>
+      </w:pPr>
+      <w:r>
+        <w:rPr>
+          <w:rStyle w:val="Refdecomentario"/>
+        </w:rPr>
+        <w:annotationRef/>
+      </w:r>
+      <w:r>
+        <w:t>Lo de las rail station igualmente lo mirare yo</w:t>
+      </w:r>
+    </w:p>
+  </w:comment>
+  <w:comment w:id="2" w:author="Martín Otero" w:date="2025-11-15T13:50:00Z" w:initials="MO">
+    <w:p>
+      <w:pPr>
+        <w:pStyle w:val="Textocomentario"/>
+      </w:pPr>
+      <w:r>
+        <w:rPr>
+          <w:rStyle w:val="Refdecomentario"/>
+        </w:rPr>
+        <w:annotationRef/>
+      </w:r>
+      <w:r>
+        <w:rPr>
+          <w:noProof/>
+        </w:rPr>
+        <w:drawing>
+          <wp:inline distT="0" distB="0" distL="0" distR="0" wp14:anchorId="3CD73CF2" wp14:editId="5F13DF3F">
+            <wp:extent cx="5400040" cy="3698875"/>
+            <wp:effectExtent l="0" t="0" r="0" b="0"/>
+            <wp:docPr id="310479702" name="Imagen 1" descr="Image"/>
+            <wp:cNvGraphicFramePr>
+              <a:graphicFrameLocks xmlns:a="http://schemas.openxmlformats.org/drawingml/2006/main" noChangeAspect="1"/>
+            </wp:cNvGraphicFramePr>
+            <a:graphic xmlns:a="http://schemas.openxmlformats.org/drawingml/2006/main">
+              <a:graphicData uri="http://schemas.openxmlformats.org/drawingml/2006/picture">
+                <pic:pic xmlns:pic="http://schemas.openxmlformats.org/drawingml/2006/picture">
+                  <pic:nvPicPr>
+                    <pic:cNvPr id="310479702" name="Imagen 310479702" descr="Image"/>
+                    <pic:cNvPicPr/>
+                  </pic:nvPicPr>
+                  <pic:blipFill>
+                    <a:blip r:embed="rId1">
+                      <a:extLst>
+                        <a:ext uri="{28A0092B-C50C-407E-A947-70E740481C1C}">
+                          <a14:useLocalDpi xmlns:a14="http://schemas.microsoft.com/office/drawing/2010/main" val="0"/>
+                        </a:ext>
+                      </a:extLst>
+                    </a:blip>
+                    <a:stretch>
+                      <a:fillRect/>
+                    </a:stretch>
+                  </pic:blipFill>
+                  <pic:spPr>
+                    <a:xfrm>
+                      <a:off x="0" y="0"/>
+                      <a:ext cx="5400040" cy="3698875"/>
+                    </a:xfrm>
+                    <a:prstGeom prst="rect">
+                      <a:avLst/>
+                    </a:prstGeom>
+                  </pic:spPr>
+                </pic:pic>
+              </a:graphicData>
+            </a:graphic>
+          </wp:inline>
+        </w:drawing>
+      </w:r>
+      <w:r>
+        <w:t xml:space="preserve"> vi esto por si les interesa</w:t>
+      </w:r>
+    </w:p>
+  </w:comment>
+</w:comments>
+</file>
+
+<file path=word/commentsExtended.xml><?xml version="1.0" encoding="utf-8"?>
+<w15:commentsEx xmlns:wpc="http://schemas.microsoft.com/office/word/2010/wordprocessingCanvas" xmlns:cx="http://schemas.microsoft.com/office/drawing/2014/chartex" xmlns:cx1="http://schemas.microsoft.com/office/drawing/2015/9/8/chartex" xmlns:cx2="http://schemas.microsoft.com/office/drawing/2015/10/21/chartex" xmlns:cx3="http://schemas.microsoft.com/office/drawing/2016/5/9/chartex" xmlns:cx4="http://schemas.microsoft.com/office/drawing/2016/5/10/chartex" xmlns:cx5="http://schemas.microsoft.com/office/drawing/2016/5/11/chartex" xmlns:cx6="http://schemas.microsoft.com/office/drawing/2016/5/12/chartex" xmlns:cx7="http://schemas.microsoft.com/office/drawing/2016/5/13/chartex" xmlns:cx8="http://schemas.microsoft.com/office/drawing/2016/5/14/chartex" xmlns:mc="http://schemas.openxmlformats.org/markup-compatibility/2006" xmlns:aink="http://schemas.microsoft.com/office/drawing/2016/ink" xmlns:am3d="http://schemas.microsoft.com/office/drawing/2017/model3d" xmlns:o="urn:schemas-microsoft-com:office:office" xmlns:oel="http://schemas.microsoft.com/office/2019/extlst" xmlns:r="http://schemas.openxmlformats.org/officeDocument/2006/relationships" xmlns:m="http://schemas.openxmlformats.org/officeDocument/2006/math" xmlns:v="urn:schemas-microsoft-com:vml" xmlns:wp14="http://schemas.microsoft.com/office/word/2010/wordprocessingDrawing" xmlns:wp="http://schemas.openxmlformats.org/drawingml/2006/wordprocessingDrawing" xmlns:w10="urn:schemas-microsoft-com:office:word" xmlns:w="http://schemas.openxmlformats.org/wordprocessingml/2006/main" xmlns:w14="http://schemas.microsoft.com/office/word/2010/wordml" xmlns:w15="http://schemas.microsoft.com/office/word/2012/wordml" xmlns:w16cex="http://schemas.microsoft.com/office/word/2018/wordml/cex" xmlns:w16cid="http://schemas.microsoft.com/office/word/2016/wordml/cid" xmlns:w16="http://schemas.microsoft.com/office/word/2018/wordml" xmlns:w16du="http://schemas.microsoft.com/office/word/2023/wordml/word16du" xmlns:w16sdtdh="http://schemas.microsoft.com/office/word/2020/wordml/sdtdatahash" xmlns:w16sdtfl="http://schemas.microsoft.com/office/word/2024/wordml/sdtformatlock" xmlns:w16se="http://schemas.microsoft.com/office/word/2015/wordml/symex" xmlns:wpg="http://schemas.microsoft.com/office/word/2010/wordprocessingGroup" xmlns:wpi="http://schemas.microsoft.com/office/word/2010/wordprocessingInk" xmlns:wne="http://schemas.microsoft.com/office/word/2006/wordml" xmlns:wps="http://schemas.microsoft.com/office/word/2010/wordprocessingShape" mc:Ignorable="w14 w15 w16se w16cid w16 w16cex w16sdtdh w16sdtfl w16du wp14">
+  <w15:commentEx w15:paraId="00152071" w15:done="0"/>
+  <w15:commentEx w15:paraId="3E219EC8" w15:paraIdParent="00152071" w15:done="0"/>
+  <w15:commentEx w15:paraId="33FDEDBC" w15:paraIdParent="00152071" w15:done="0"/>
+</w15:commentsEx>
+</file>
+
+<file path=word/commentsExtensible.xml><?xml version="1.0" encoding="utf-8"?>
+<w16cex:commentsExtensible xmlns:wpc="http://schemas.microsoft.com/office/word/2010/wordprocessingCanvas" xmlns:cx="http://schemas.microsoft.com/office/drawing/2014/chartex" xmlns:cx1="http://schemas.microsoft.com/office/drawing/2015/9/8/chartex" xmlns:cx2="http://schemas.microsoft.com/office/drawing/2015/10/21/chartex" xmlns:cx3="http://schemas.microsoft.com/office/drawing/2016/5/9/chartex" xmlns:cx4="http://schemas.microsoft.com/office/drawing/2016/5/10/chartex" xmlns:cx5="http://schemas.microsoft.com/office/drawing/2016/5/11/chartex" xmlns:cx6="http://schemas.microsoft.com/office/drawing/2016/5/12/chartex" xmlns:cx7="http://schemas.microsoft.com/office/drawing/2016/5/13/chartex" xmlns:cx8="http://schemas.microsoft.com/office/drawing/2016/5/14/chartex" xmlns:cr="http://schemas.microsoft.com/office/comments/2020/reactions" xmlns:mc="http://schemas.openxmlformats.org/markup-compatibility/2006" xmlns:aink="http://schemas.microsoft.com/office/drawing/2016/ink" xmlns:am3d="http://schemas.microsoft.com/office/drawing/2017/model3d" xmlns:o="urn:schemas-microsoft-com:office:office" xmlns:oel="http://schemas.microsoft.com/office/2019/extlst" xmlns:r="http://schemas.openxmlformats.org/officeDocument/2006/relationships" xmlns:m="http://schemas.openxmlformats.org/officeDocument/2006/math" xmlns:v="urn:schemas-microsoft-com:vml" xmlns:wp14="http://schemas.microsoft.com/office/word/2010/wordprocessingDrawing" xmlns:wp="http://schemas.openxmlformats.org/drawingml/2006/wordprocessingDrawing" xmlns:w10="urn:schemas-microsoft-com:office:word" xmlns:w="http://schemas.openxmlformats.org/wordprocessingml/2006/main" xmlns:w14="http://schemas.microsoft.com/office/word/2010/wordml" xmlns:w15="http://schemas.microsoft.com/office/word/2012/wordml" xmlns:w16cex="http://schemas.microsoft.com/office/word/2018/wordml/cex" xmlns:w16cid="http://schemas.microsoft.com/office/word/2016/wordml/cid" xmlns:w16="http://schemas.microsoft.com/office/word/2018/wordml" xmlns:w16du="http://schemas.microsoft.com/office/word/2023/wordml/word16du" xmlns:w16sdtdh="http://schemas.microsoft.com/office/word/2020/wordml/sdtdatahash" xmlns:w16sdtfl="http://schemas.microsoft.com/office/word/2024/wordml/sdtformatlock" xmlns:w16se="http://schemas.microsoft.com/office/word/2015/wordml/symex" xmlns:wpg="http://schemas.microsoft.com/office/word/2010/wordprocessingGroup" xmlns:wpi="http://schemas.microsoft.com/office/word/2010/wordprocessingInk" xmlns:wne="http://schemas.microsoft.com/office/word/2006/wordml" xmlns:wps="http://schemas.microsoft.com/office/word/2010/wordprocessingShape" mc:Ignorable="w14 w15 w16se w16cid w16 w16cex w16sdtdh w16sdtfl cr w16du wp14">
+  <w16cex:commentExtensible w16cex:durableId="297A6AAB" w16cex:dateUtc="2025-11-13T16:40:00Z"/>
+  <w16cex:commentExtensible w16cex:durableId="5ECE6EFD" w16cex:dateUtc="2025-11-13T16:49:00Z"/>
+  <w16cex:commentExtensible w16cex:durableId="0F381AC6" w16cex:dateUtc="2025-11-15T12:50:00Z"/>
+</w16cex:commentsExtensible>
+</file>
+
+<file path=word/commentsIds.xml><?xml version="1.0" encoding="utf-8"?>
+<w16cid:commentsIds xmlns:wpc="http://schemas.microsoft.com/office/word/2010/wordprocessingCanvas" xmlns:cx="http://schemas.microsoft.com/office/drawing/2014/chartex" xmlns:cx1="http://schemas.microsoft.com/office/drawing/2015/9/8/chartex" xmlns:cx2="http://schemas.microsoft.com/office/drawing/2015/10/21/chartex" xmlns:cx3="http://schemas.microsoft.com/office/drawing/2016/5/9/chartex" xmlns:cx4="http://schemas.microsoft.com/office/drawing/2016/5/10/chartex" xmlns:cx5="http://schemas.microsoft.com/office/drawing/2016/5/11/chartex" xmlns:cx6="http://schemas.microsoft.com/office/drawing/2016/5/12/chartex" xmlns:cx7="http://schemas.microsoft.com/office/drawing/2016/5/13/chartex" xmlns:cx8="http://schemas.microsoft.com/office/drawing/2016/5/14/chartex" xmlns:mc="http://schemas.openxmlformats.org/markup-compatibility/2006" xmlns:aink="http://schemas.microsoft.com/office/drawing/2016/ink" xmlns:am3d="http://schemas.microsoft.com/office/drawing/2017/model3d" xmlns:o="urn:schemas-microsoft-com:office:office" xmlns:oel="http://schemas.microsoft.com/office/2019/extlst" xmlns:r="http://schemas.openxmlformats.org/officeDocument/2006/relationships" xmlns:m="http://schemas.openxmlformats.org/officeDocument/2006/math" xmlns:v="urn:schemas-microsoft-com:vml" xmlns:wp14="http://schemas.microsoft.com/office/word/2010/wordprocessingDrawing" xmlns:wp="http://schemas.openxmlformats.org/drawingml/2006/wordprocessingDrawing" xmlns:w10="urn:schemas-microsoft-com:office:word" xmlns:w="http://schemas.openxmlformats.org/wordprocessingml/2006/main" xmlns:w14="http://schemas.microsoft.com/office/word/2010/wordml" xmlns:w15="http://schemas.microsoft.com/office/word/2012/wordml" xmlns:w16cex="http://schemas.microsoft.com/office/word/2018/wordml/cex" xmlns:w16cid="http://schemas.microsoft.com/office/word/2016/wordml/cid" xmlns:w16="http://schemas.microsoft.com/office/word/2018/wordml" xmlns:w16du="http://schemas.microsoft.com/office/word/2023/wordml/word16du" xmlns:w16sdtdh="http://schemas.microsoft.com/office/word/2020/wordml/sdtdatahash" xmlns:w16sdtfl="http://schemas.microsoft.com/office/word/2024/wordml/sdtformatlock" xmlns:w16se="http://schemas.microsoft.com/office/word/2015/wordml/symex" xmlns:wpg="http://schemas.microsoft.com/office/word/2010/wordprocessingGroup" xmlns:wpi="http://schemas.microsoft.com/office/word/2010/wordprocessingInk" xmlns:wne="http://schemas.microsoft.com/office/word/2006/wordml" xmlns:wps="http://schemas.microsoft.com/office/word/2010/wordprocessingShape" mc:Ignorable="w14 w15 w16se w16cid w16 w16cex w16sdtdh w16sdtfl w16du wp14">
+  <w16cid:commentId w16cid:paraId="00152071" w16cid:durableId="297A6AAB"/>
+  <w16cid:commentId w16cid:paraId="3E219EC8" w16cid:durableId="5ECE6EFD"/>
+  <w16cid:commentId w16cid:paraId="33FDEDBC" w16cid:durableId="0F381AC6"/>
+</w16cid:commentsIds>
+</file>
+
 <file path=word/numbering.xml><?xml version="1.0" encoding="utf-8"?>
 <w:numbering xmlns:wpc="http://schemas.microsoft.com/office/word/2010/wordprocessingCanvas" xmlns:cx="http://schemas.microsoft.com/office/drawing/2014/chartex" xmlns:cx1="http://schemas.microsoft.com/office/drawing/2015/9/8/chartex" xmlns:cx2="http://schemas.microsoft.com/office/drawing/2015/10/21/chartex" xmlns:cx3="http://schemas.microsoft.com/office/drawing/2016/5/9/chartex" xmlns:cx4="http://schemas.microsoft.com/office/drawing/2016/5/10/chartex" xmlns:cx5="http://schemas.microsoft.com/office/drawing/2016/5/11/chartex" xmlns:cx6="http://schemas.microsoft.com/office/drawing/2016/5/12/chartex" xmlns:cx7="http://schemas.microsoft.com/office/drawing/2016/5/13/chartex" xmlns:cx8="http://schemas.microsoft.com/office/drawing/2016/5/14/chartex" xmlns:mc="http://schemas.openxmlformats.org/markup-compatibility/2006" xmlns:aink="http://schemas.microsoft.com/office/drawing/2016/ink" xmlns:am3d="http://schemas.microsoft.com/office/drawing/2017/model3d" xmlns:o="urn:schemas-microsoft-com:office:office" xmlns:oel="http://schemas.microsoft.com/office/2019/extlst" xmlns:r="http://schemas.openxmlformats.org/officeDocument/2006/relationships" xmlns:m="http://schemas.openxmlformats.org/officeDocument/2006/math" xmlns:v="urn:schemas-microsoft-com:vml" xmlns:wp14="http://schemas.microsoft.com/office/word/2010/wordprocessingDrawing" xmlns:wp="http://schemas.openxmlformats.org/drawingml/2006/wordprocessingDrawing" xmlns:w10="urn:schemas-microsoft-com:office:word" xmlns:w="http://schemas.openxmlformats.org/wordprocessingml/2006/main" xmlns:w14="http://schemas.microsoft.com/office/word/2010/wordml" xmlns:w15="http://schemas.microsoft.com/office/word/2012/wordml" xmlns:w16cex="http://schemas.microsoft.com/office/word/2018/wordml/cex" xmlns:w16cid="http://schemas.microsoft.com/office/word/2016/wordml/cid" xmlns:w16="http://schemas.microsoft.com/office/word/2018/wordml" xmlns:w16du="http://schemas.microsoft.com/office/word/2023/wordml/word16du" xmlns:w16sdtdh="http://schemas.microsoft.com/office/word/2020/wordml/sdtdatahash" xmlns:w16sdtfl="http://schemas.microsoft.com/office/word/2024/wordml/sdtformatlock" xmlns:w16se="http://schemas.microsoft.com/office/word/2015/wordml/symex" xmlns:wpg="http://schemas.microsoft.com/office/word/2010/wordprocessingGroup" xmlns:wpi="http://schemas.microsoft.com/office/word/2010/wordprocessingInk" xmlns:wne="http://schemas.microsoft.com/office/word/2006/wordml" xmlns:wps="http://schemas.microsoft.com/office/word/2010/wordprocessingShape" mc:Ignorable="w14 w15 w16se w16cid w16 w16cex w16sdtdh w16sdtfl w16du wp14">
   <w:abstractNum w:abstractNumId="0" w15:restartNumberingAfterBreak="0">
+    <w:nsid w:val="31E42C94"/>
+    <w:multiLevelType w:val="hybridMultilevel"/>
+    <w:tmpl w:val="C1C2A3DE"/>
+    <w:lvl w:ilvl="0" w:tplc="A9C8D81E">
+      <w:start w:val="1"/>
+      <w:numFmt w:val="decimal"/>
+      <w:lvlText w:val="%1."/>
+      <w:lvlJc w:val="left"/>
+      <w:pPr>
+        <w:ind w:left="1065" w:hanging="360"/>
+      </w:pPr>
+      <w:rPr>
+        <w:rFonts w:hint="default"/>
+      </w:rPr>
+    </w:lvl>
+    <w:lvl w:ilvl="1" w:tplc="2C0A0019" w:tentative="1">
+      <w:start w:val="1"/>
+      <w:numFmt w:val="lowerLetter"/>
+      <w:lvlText w:val="%2."/>
+      <w:lvlJc w:val="left"/>
+      <w:pPr>
+        <w:ind w:left="1785" w:hanging="360"/>
+      </w:pPr>
+    </w:lvl>
+    <w:lvl w:ilvl="2" w:tplc="2C0A001B" w:tentative="1">
+      <w:start w:val="1"/>
+      <w:numFmt w:val="lowerRoman"/>
+      <w:lvlText w:val="%3."/>
+      <w:lvlJc w:val="right"/>
+      <w:pPr>
+        <w:ind w:left="2505" w:hanging="180"/>
+      </w:pPr>
+    </w:lvl>
+    <w:lvl w:ilvl="3" w:tplc="2C0A000F" w:tentative="1">
+      <w:start w:val="1"/>
+      <w:numFmt w:val="decimal"/>
+      <w:lvlText w:val="%4."/>
+      <w:lvlJc w:val="left"/>
+      <w:pPr>
+        <w:ind w:left="3225" w:hanging="360"/>
+      </w:pPr>
+    </w:lvl>
+    <w:lvl w:ilvl="4" w:tplc="2C0A0019" w:tentative="1">
+      <w:start w:val="1"/>
+      <w:numFmt w:val="lowerLetter"/>
+      <w:lvlText w:val="%5."/>
+      <w:lvlJc w:val="left"/>
+      <w:pPr>
+        <w:ind w:left="3945" w:hanging="360"/>
+      </w:pPr>
+    </w:lvl>
+    <w:lvl w:ilvl="5" w:tplc="2C0A001B" w:tentative="1">
+      <w:start w:val="1"/>
+      <w:numFmt w:val="lowerRoman"/>
+      <w:lvlText w:val="%6."/>
+      <w:lvlJc w:val="right"/>
+      <w:pPr>
+        <w:ind w:left="4665" w:hanging="180"/>
+      </w:pPr>
+    </w:lvl>
+    <w:lvl w:ilvl="6" w:tplc="2C0A000F" w:tentative="1">
+      <w:start w:val="1"/>
+      <w:numFmt w:val="decimal"/>
+      <w:lvlText w:val="%7."/>
+      <w:lvlJc w:val="left"/>
+      <w:pPr>
+        <w:ind w:left="5385" w:hanging="360"/>
+      </w:pPr>
+    </w:lvl>
+    <w:lvl w:ilvl="7" w:tplc="2C0A0019" w:tentative="1">
+      <w:start w:val="1"/>
+      <w:numFmt w:val="lowerLetter"/>
+      <w:lvlText w:val="%8."/>
+      <w:lvlJc w:val="left"/>
+      <w:pPr>
+        <w:ind w:left="6105" w:hanging="360"/>
+      </w:pPr>
+    </w:lvl>
+    <w:lvl w:ilvl="8" w:tplc="2C0A001B" w:tentative="1">
+      <w:start w:val="1"/>
+      <w:numFmt w:val="lowerRoman"/>
+      <w:lvlText w:val="%9."/>
+      <w:lvlJc w:val="right"/>
+      <w:pPr>
+        <w:ind w:left="6825" w:hanging="180"/>
+      </w:pPr>
+    </w:lvl>
+  </w:abstractNum>
+  <w:abstractNum w:abstractNumId="1" w15:restartNumberingAfterBreak="0">
     <w:nsid w:val="328D074A"/>
     <w:multiLevelType w:val="multilevel"/>
     <w:tmpl w:val="B90A5A4C"/>
@@ -611,7 +2942,7 @@
       </w:rPr>
     </w:lvl>
   </w:abstractNum>
-  <w:abstractNum w:abstractNumId="1" w15:restartNumberingAfterBreak="0">
+  <w:abstractNum w:abstractNumId="2" w15:restartNumberingAfterBreak="0">
     <w:nsid w:val="396B6B8C"/>
     <w:multiLevelType w:val="multilevel"/>
     <w:tmpl w:val="6BB0B02A"/>
@@ -760,7 +3091,156 @@
       </w:rPr>
     </w:lvl>
   </w:abstractNum>
-  <w:abstractNum w:abstractNumId="2" w15:restartNumberingAfterBreak="0">
+  <w:abstractNum w:abstractNumId="3" w15:restartNumberingAfterBreak="0">
+    <w:nsid w:val="4A7B1299"/>
+    <w:multiLevelType w:val="multilevel"/>
+    <w:tmpl w:val="571088A0"/>
+    <w:lvl w:ilvl="0">
+      <w:start w:val="1"/>
+      <w:numFmt w:val="bullet"/>
+      <w:lvlText w:val=""/>
+      <w:lvlJc w:val="left"/>
+      <w:pPr>
+        <w:tabs>
+          <w:tab w:val="num" w:pos="720"/>
+        </w:tabs>
+        <w:ind w:left="720" w:hanging="360"/>
+      </w:pPr>
+      <w:rPr>
+        <w:rFonts w:ascii="Symbol" w:hAnsi="Symbol" w:hint="default"/>
+        <w:sz w:val="20"/>
+      </w:rPr>
+    </w:lvl>
+    <w:lvl w:ilvl="1" w:tentative="1">
+      <w:start w:val="1"/>
+      <w:numFmt w:val="bullet"/>
+      <w:lvlText w:val="o"/>
+      <w:lvlJc w:val="left"/>
+      <w:pPr>
+        <w:tabs>
+          <w:tab w:val="num" w:pos="1440"/>
+        </w:tabs>
+        <w:ind w:left="1440" w:hanging="360"/>
+      </w:pPr>
+      <w:rPr>
+        <w:rFonts w:ascii="Courier New" w:hAnsi="Courier New" w:hint="default"/>
+        <w:sz w:val="20"/>
+      </w:rPr>
+    </w:lvl>
+    <w:lvl w:ilvl="2" w:tentative="1">
+      <w:start w:val="1"/>
+      <w:numFmt w:val="bullet"/>
+      <w:lvlText w:val=""/>
+      <w:lvlJc w:val="left"/>
+      <w:pPr>
+        <w:tabs>
+          <w:tab w:val="num" w:pos="2160"/>
+        </w:tabs>
+        <w:ind w:left="2160" w:hanging="360"/>
+      </w:pPr>
+      <w:rPr>
+        <w:rFonts w:ascii="Wingdings" w:hAnsi="Wingdings" w:hint="default"/>
+        <w:sz w:val="20"/>
+      </w:rPr>
+    </w:lvl>
+    <w:lvl w:ilvl="3" w:tentative="1">
+      <w:start w:val="1"/>
+      <w:numFmt w:val="bullet"/>
+      <w:lvlText w:val=""/>
+      <w:lvlJc w:val="left"/>
+      <w:pPr>
+        <w:tabs>
+          <w:tab w:val="num" w:pos="2880"/>
+        </w:tabs>
+        <w:ind w:left="2880" w:hanging="360"/>
+      </w:pPr>
+      <w:rPr>
+        <w:rFonts w:ascii="Wingdings" w:hAnsi="Wingdings" w:hint="default"/>
+        <w:sz w:val="20"/>
+      </w:rPr>
+    </w:lvl>
+    <w:lvl w:ilvl="4" w:tentative="1">
+      <w:start w:val="1"/>
+      <w:numFmt w:val="bullet"/>
+      <w:lvlText w:val=""/>
+      <w:lvlJc w:val="left"/>
+      <w:pPr>
+        <w:tabs>
+          <w:tab w:val="num" w:pos="3600"/>
+        </w:tabs>
+        <w:ind w:left="3600" w:hanging="360"/>
+      </w:pPr>
+      <w:rPr>
+        <w:rFonts w:ascii="Wingdings" w:hAnsi="Wingdings" w:hint="default"/>
+        <w:sz w:val="20"/>
+      </w:rPr>
+    </w:lvl>
+    <w:lvl w:ilvl="5" w:tentative="1">
+      <w:start w:val="1"/>
+      <w:numFmt w:val="bullet"/>
+      <w:lvlText w:val=""/>
+      <w:lvlJc w:val="left"/>
+      <w:pPr>
+        <w:tabs>
+          <w:tab w:val="num" w:pos="4320"/>
+        </w:tabs>
+        <w:ind w:left="4320" w:hanging="360"/>
+      </w:pPr>
+      <w:rPr>
+        <w:rFonts w:ascii="Wingdings" w:hAnsi="Wingdings" w:hint="default"/>
+        <w:sz w:val="20"/>
+      </w:rPr>
+    </w:lvl>
+    <w:lvl w:ilvl="6" w:tentative="1">
+      <w:start w:val="1"/>
+      <w:numFmt w:val="bullet"/>
+      <w:lvlText w:val=""/>
+      <w:lvlJc w:val="left"/>
+      <w:pPr>
+        <w:tabs>
+          <w:tab w:val="num" w:pos="5040"/>
+        </w:tabs>
+        <w:ind w:left="5040" w:hanging="360"/>
+      </w:pPr>
+      <w:rPr>
+        <w:rFonts w:ascii="Wingdings" w:hAnsi="Wingdings" w:hint="default"/>
+        <w:sz w:val="20"/>
+      </w:rPr>
+    </w:lvl>
+    <w:lvl w:ilvl="7" w:tentative="1">
+      <w:start w:val="1"/>
+      <w:numFmt w:val="bullet"/>
+      <w:lvlText w:val=""/>
+      <w:lvlJc w:val="left"/>
+      <w:pPr>
+        <w:tabs>
+          <w:tab w:val="num" w:pos="5760"/>
+        </w:tabs>
+        <w:ind w:left="5760" w:hanging="360"/>
+      </w:pPr>
+      <w:rPr>
+        <w:rFonts w:ascii="Wingdings" w:hAnsi="Wingdings" w:hint="default"/>
+        <w:sz w:val="20"/>
+      </w:rPr>
+    </w:lvl>
+    <w:lvl w:ilvl="8" w:tentative="1">
+      <w:start w:val="1"/>
+      <w:numFmt w:val="bullet"/>
+      <w:lvlText w:val=""/>
+      <w:lvlJc w:val="left"/>
+      <w:pPr>
+        <w:tabs>
+          <w:tab w:val="num" w:pos="6480"/>
+        </w:tabs>
+        <w:ind w:left="6480" w:hanging="360"/>
+      </w:pPr>
+      <w:rPr>
+        <w:rFonts w:ascii="Wingdings" w:hAnsi="Wingdings" w:hint="default"/>
+        <w:sz w:val="20"/>
+      </w:rPr>
+    </w:lvl>
+  </w:abstractNum>
+  <w:abstractNum w:abstractNumId="4" w15:restartNumberingAfterBreak="0">
     <w:nsid w:val="56663C37"/>
     <w:multiLevelType w:val="multilevel"/>
     <w:tmpl w:val="989C0BA0"/>
@@ -909,7 +3389,301 @@
       </w:rPr>
     </w:lvl>
   </w:abstractNum>
-  <w:abstractNum w:abstractNumId="3" w15:restartNumberingAfterBreak="0">
+  <w:abstractNum w:abstractNumId="5" w15:restartNumberingAfterBreak="0">
+    <w:nsid w:val="583C43D8"/>
+    <w:multiLevelType w:val="multilevel"/>
+    <w:tmpl w:val="B292FE50"/>
+    <w:lvl w:ilvl="0">
+      <w:start w:val="1"/>
+      <w:numFmt w:val="bullet"/>
+      <w:lvlText w:val=""/>
+      <w:lvlJc w:val="left"/>
+      <w:pPr>
+        <w:tabs>
+          <w:tab w:val="num" w:pos="720"/>
+        </w:tabs>
+        <w:ind w:left="720" w:hanging="360"/>
+      </w:pPr>
+      <w:rPr>
+        <w:rFonts w:ascii="Symbol" w:hAnsi="Symbol" w:hint="default"/>
+        <w:sz w:val="20"/>
+      </w:rPr>
+    </w:lvl>
+    <w:lvl w:ilvl="1">
+      <w:start w:val="1"/>
+      <w:numFmt w:val="bullet"/>
+      <w:lvlText w:val="o"/>
+      <w:lvlJc w:val="left"/>
+      <w:pPr>
+        <w:tabs>
+          <w:tab w:val="num" w:pos="1440"/>
+        </w:tabs>
+        <w:ind w:left="1440" w:hanging="360"/>
+      </w:pPr>
+      <w:rPr>
+        <w:rFonts w:ascii="Courier New" w:hAnsi="Courier New" w:hint="default"/>
+        <w:sz w:val="20"/>
+      </w:rPr>
+    </w:lvl>
+    <w:lvl w:ilvl="2">
+      <w:start w:val="1"/>
+      <w:numFmt w:val="decimal"/>
+      <w:lvlText w:val="%3."/>
+      <w:lvlJc w:val="left"/>
+      <w:pPr>
+        <w:ind w:left="2160" w:hanging="360"/>
+      </w:pPr>
+      <w:rPr>
+        <w:rFonts w:hint="default"/>
+      </w:rPr>
+    </w:lvl>
+    <w:lvl w:ilvl="3" w:tentative="1">
+      <w:start w:val="1"/>
+      <w:numFmt w:val="bullet"/>
+      <w:lvlText w:val=""/>
+      <w:lvlJc w:val="left"/>
+      <w:pPr>
+        <w:tabs>
+          <w:tab w:val="num" w:pos="2880"/>
+        </w:tabs>
+        <w:ind w:left="2880" w:hanging="360"/>
+      </w:pPr>
+      <w:rPr>
+        <w:rFonts w:ascii="Wingdings" w:hAnsi="Wingdings" w:hint="default"/>
+        <w:sz w:val="20"/>
+      </w:rPr>
+    </w:lvl>
+    <w:lvl w:ilvl="4" w:tentative="1">
+      <w:start w:val="1"/>
+      <w:numFmt w:val="bullet"/>
+      <w:lvlText w:val=""/>
+      <w:lvlJc w:val="left"/>
+      <w:pPr>
+        <w:tabs>
+          <w:tab w:val="num" w:pos="3600"/>
+        </w:tabs>
+        <w:ind w:left="3600" w:hanging="360"/>
+      </w:pPr>
+      <w:rPr>
+        <w:rFonts w:ascii="Wingdings" w:hAnsi="Wingdings" w:hint="default"/>
+        <w:sz w:val="20"/>
+      </w:rPr>
+    </w:lvl>
+    <w:lvl w:ilvl="5" w:tentative="1">
+      <w:start w:val="1"/>
+      <w:numFmt w:val="bullet"/>
+      <w:lvlText w:val=""/>
+      <w:lvlJc w:val="left"/>
+      <w:pPr>
+        <w:tabs>
+          <w:tab w:val="num" w:pos="4320"/>
+        </w:tabs>
+        <w:ind w:left="4320" w:hanging="360"/>
+      </w:pPr>
+      <w:rPr>
+        <w:rFonts w:ascii="Wingdings" w:hAnsi="Wingdings" w:hint="default"/>
+        <w:sz w:val="20"/>
+      </w:rPr>
+    </w:lvl>
+    <w:lvl w:ilvl="6" w:tentative="1">
+      <w:start w:val="1"/>
+      <w:numFmt w:val="bullet"/>
+      <w:lvlText w:val=""/>
+      <w:lvlJc w:val="left"/>
+      <w:pPr>
+        <w:tabs>
+          <w:tab w:val="num" w:pos="5040"/>
+        </w:tabs>
+        <w:ind w:left="5040" w:hanging="360"/>
+      </w:pPr>
+      <w:rPr>
+        <w:rFonts w:ascii="Wingdings" w:hAnsi="Wingdings" w:hint="default"/>
+        <w:sz w:val="20"/>
+      </w:rPr>
+    </w:lvl>
+    <w:lvl w:ilvl="7" w:tentative="1">
+      <w:start w:val="1"/>
+      <w:numFmt w:val="bullet"/>
+      <w:lvlText w:val=""/>
+      <w:lvlJc w:val="left"/>
+      <w:pPr>
+        <w:tabs>
+          <w:tab w:val="num" w:pos="5760"/>
+        </w:tabs>
+        <w:ind w:left="5760" w:hanging="360"/>
+      </w:pPr>
+      <w:rPr>
+        <w:rFonts w:ascii="Wingdings" w:hAnsi="Wingdings" w:hint="default"/>
+        <w:sz w:val="20"/>
+      </w:rPr>
+    </w:lvl>
+    <w:lvl w:ilvl="8" w:tentative="1">
+      <w:start w:val="1"/>
+      <w:numFmt w:val="bullet"/>
+      <w:lvlText w:val=""/>
+      <w:lvlJc w:val="left"/>
+      <w:pPr>
+        <w:tabs>
+          <w:tab w:val="num" w:pos="6480"/>
+        </w:tabs>
+        <w:ind w:left="6480" w:hanging="360"/>
+      </w:pPr>
+      <w:rPr>
+        <w:rFonts w:ascii="Wingdings" w:hAnsi="Wingdings" w:hint="default"/>
+        <w:sz w:val="20"/>
+      </w:rPr>
+    </w:lvl>
+  </w:abstractNum>
+  <w:abstractNum w:abstractNumId="6" w15:restartNumberingAfterBreak="0">
+    <w:nsid w:val="58F27FEC"/>
+    <w:multiLevelType w:val="multilevel"/>
+    <w:tmpl w:val="B8541070"/>
+    <w:lvl w:ilvl="0">
+      <w:start w:val="1"/>
+      <w:numFmt w:val="bullet"/>
+      <w:lvlText w:val=""/>
+      <w:lvlJc w:val="left"/>
+      <w:pPr>
+        <w:tabs>
+          <w:tab w:val="num" w:pos="720"/>
+        </w:tabs>
+        <w:ind w:left="720" w:hanging="360"/>
+      </w:pPr>
+      <w:rPr>
+        <w:rFonts w:ascii="Symbol" w:hAnsi="Symbol" w:hint="default"/>
+        <w:sz w:val="20"/>
+      </w:rPr>
+    </w:lvl>
+    <w:lvl w:ilvl="1" w:tentative="1">
+      <w:start w:val="1"/>
+      <w:numFmt w:val="bullet"/>
+      <w:lvlText w:val="o"/>
+      <w:lvlJc w:val="left"/>
+      <w:pPr>
+        <w:tabs>
+          <w:tab w:val="num" w:pos="1440"/>
+        </w:tabs>
+        <w:ind w:left="1440" w:hanging="360"/>
+      </w:pPr>
+      <w:rPr>
+        <w:rFonts w:ascii="Courier New" w:hAnsi="Courier New" w:hint="default"/>
+        <w:sz w:val="20"/>
+      </w:rPr>
+    </w:lvl>
+    <w:lvl w:ilvl="2" w:tentative="1">
+      <w:start w:val="1"/>
+      <w:numFmt w:val="bullet"/>
+      <w:lvlText w:val=""/>
+      <w:lvlJc w:val="left"/>
+      <w:pPr>
+        <w:tabs>
+          <w:tab w:val="num" w:pos="2160"/>
+        </w:tabs>
+        <w:ind w:left="2160" w:hanging="360"/>
+      </w:pPr>
+      <w:rPr>
+        <w:rFonts w:ascii="Wingdings" w:hAnsi="Wingdings" w:hint="default"/>
+        <w:sz w:val="20"/>
+      </w:rPr>
+    </w:lvl>
+    <w:lvl w:ilvl="3" w:tentative="1">
+      <w:start w:val="1"/>
+      <w:numFmt w:val="bullet"/>
+      <w:lvlText w:val=""/>
+      <w:lvlJc w:val="left"/>
+      <w:pPr>
+        <w:tabs>
+          <w:tab w:val="num" w:pos="2880"/>
+        </w:tabs>
+        <w:ind w:left="2880" w:hanging="360"/>
+      </w:pPr>
+      <w:rPr>
+        <w:rFonts w:ascii="Wingdings" w:hAnsi="Wingdings" w:hint="default"/>
+        <w:sz w:val="20"/>
+      </w:rPr>
+    </w:lvl>
+    <w:lvl w:ilvl="4" w:tentative="1">
+      <w:start w:val="1"/>
+      <w:numFmt w:val="bullet"/>
+      <w:lvlText w:val=""/>
+      <w:lvlJc w:val="left"/>
+      <w:pPr>
+        <w:tabs>
+          <w:tab w:val="num" w:pos="3600"/>
+        </w:tabs>
+        <w:ind w:left="3600" w:hanging="360"/>
+      </w:pPr>
+      <w:rPr>
+        <w:rFonts w:ascii="Wingdings" w:hAnsi="Wingdings" w:hint="default"/>
+        <w:sz w:val="20"/>
+      </w:rPr>
+    </w:lvl>
+    <w:lvl w:ilvl="5" w:tentative="1">
+      <w:start w:val="1"/>
+      <w:numFmt w:val="bullet"/>
+      <w:lvlText w:val=""/>
+      <w:lvlJc w:val="left"/>
+      <w:pPr>
+        <w:tabs>
+          <w:tab w:val="num" w:pos="4320"/>
+        </w:tabs>
+        <w:ind w:left="4320" w:hanging="360"/>
+      </w:pPr>
+      <w:rPr>
+        <w:rFonts w:ascii="Wingdings" w:hAnsi="Wingdings" w:hint="default"/>
+        <w:sz w:val="20"/>
+      </w:rPr>
+    </w:lvl>
+    <w:lvl w:ilvl="6" w:tentative="1">
+      <w:start w:val="1"/>
+      <w:numFmt w:val="bullet"/>
+      <w:lvlText w:val=""/>
+      <w:lvlJc w:val="left"/>
+      <w:pPr>
+        <w:tabs>
+          <w:tab w:val="num" w:pos="5040"/>
+        </w:tabs>
+        <w:ind w:left="5040" w:hanging="360"/>
+      </w:pPr>
+      <w:rPr>
+        <w:rFonts w:ascii="Wingdings" w:hAnsi="Wingdings" w:hint="default"/>
+        <w:sz w:val="20"/>
+      </w:rPr>
+    </w:lvl>
+    <w:lvl w:ilvl="7" w:tentative="1">
+      <w:start w:val="1"/>
+      <w:numFmt w:val="bullet"/>
+      <w:lvlText w:val=""/>
+      <w:lvlJc w:val="left"/>
+      <w:pPr>
+        <w:tabs>
+          <w:tab w:val="num" w:pos="5760"/>
+        </w:tabs>
+        <w:ind w:left="5760" w:hanging="360"/>
+      </w:pPr>
+      <w:rPr>
+        <w:rFonts w:ascii="Wingdings" w:hAnsi="Wingdings" w:hint="default"/>
+        <w:sz w:val="20"/>
+      </w:rPr>
+    </w:lvl>
+    <w:lvl w:ilvl="8" w:tentative="1">
+      <w:start w:val="1"/>
+      <w:numFmt w:val="bullet"/>
+      <w:lvlText w:val=""/>
+      <w:lvlJc w:val="left"/>
+      <w:pPr>
+        <w:tabs>
+          <w:tab w:val="num" w:pos="6480"/>
+        </w:tabs>
+        <w:ind w:left="6480" w:hanging="360"/>
+      </w:pPr>
+      <w:rPr>
+        <w:rFonts w:ascii="Wingdings" w:hAnsi="Wingdings" w:hint="default"/>
+        <w:sz w:val="20"/>
+      </w:rPr>
+    </w:lvl>
+  </w:abstractNum>
+  <w:abstractNum w:abstractNumId="7" w15:restartNumberingAfterBreak="0">
     <w:nsid w:val="67C377CC"/>
     <w:multiLevelType w:val="multilevel"/>
     <w:tmpl w:val="558C5090"/>
@@ -1058,7 +3832,7 @@
       </w:rPr>
     </w:lvl>
   </w:abstractNum>
-  <w:abstractNum w:abstractNumId="4" w15:restartNumberingAfterBreak="0">
+  <w:abstractNum w:abstractNumId="8" w15:restartNumberingAfterBreak="0">
     <w:nsid w:val="6D3B31E4"/>
     <w:multiLevelType w:val="multilevel"/>
     <w:tmpl w:val="5636EE76"/>
@@ -1207,7 +3981,7 @@
       </w:rPr>
     </w:lvl>
   </w:abstractNum>
-  <w:abstractNum w:abstractNumId="5" w15:restartNumberingAfterBreak="0">
+  <w:abstractNum w:abstractNumId="9" w15:restartNumberingAfterBreak="0">
     <w:nsid w:val="7EBA0ABF"/>
     <w:multiLevelType w:val="multilevel"/>
     <w:tmpl w:val="F6689C52"/>
@@ -1357,24 +4131,44 @@
     </w:lvl>
   </w:abstractNum>
   <w:num w:numId="1" w16cid:durableId="284506424">
+    <w:abstractNumId w:val="7"/>
+  </w:num>
+  <w:num w:numId="2" w16cid:durableId="532617480">
+    <w:abstractNumId w:val="4"/>
+  </w:num>
+  <w:num w:numId="3" w16cid:durableId="1236547418">
+    <w:abstractNumId w:val="9"/>
+  </w:num>
+  <w:num w:numId="4" w16cid:durableId="1410543460">
+    <w:abstractNumId w:val="1"/>
+  </w:num>
+  <w:num w:numId="5" w16cid:durableId="1474058551">
+    <w:abstractNumId w:val="2"/>
+  </w:num>
+  <w:num w:numId="6" w16cid:durableId="1418594357">
+    <w:abstractNumId w:val="8"/>
+  </w:num>
+  <w:num w:numId="7" w16cid:durableId="464737497">
+    <w:abstractNumId w:val="0"/>
+  </w:num>
+  <w:num w:numId="8" w16cid:durableId="34040644">
     <w:abstractNumId w:val="3"/>
   </w:num>
-  <w:num w:numId="2" w16cid:durableId="532617480">
-    <w:abstractNumId w:val="2"/>
-  </w:num>
-  <w:num w:numId="3" w16cid:durableId="1236547418">
+  <w:num w:numId="9" w16cid:durableId="1491171314">
     <w:abstractNumId w:val="5"/>
   </w:num>
-  <w:num w:numId="4" w16cid:durableId="1410543460">
-    <w:abstractNumId w:val="0"/>
-  </w:num>
-  <w:num w:numId="5" w16cid:durableId="1474058551">
-    <w:abstractNumId w:val="1"/>
-  </w:num>
-  <w:num w:numId="6" w16cid:durableId="1418594357">
-    <w:abstractNumId w:val="4"/>
+  <w:num w:numId="10" w16cid:durableId="2013608929">
+    <w:abstractNumId w:val="6"/>
   </w:num>
 </w:numbering>
+</file>
+
+<file path=word/people.xml><?xml version="1.0" encoding="utf-8"?>
+<w15:people xmlns:wpc="http://schemas.microsoft.com/office/word/2010/wordprocessingCanvas" xmlns:cx="http://schemas.microsoft.com/office/drawing/2014/chartex" xmlns:cx1="http://schemas.microsoft.com/office/drawing/2015/9/8/chartex" xmlns:cx2="http://schemas.microsoft.com/office/drawing/2015/10/21/chartex" xmlns:cx3="http://schemas.microsoft.com/office/drawing/2016/5/9/chartex" xmlns:cx4="http://schemas.microsoft.com/office/drawing/2016/5/10/chartex" xmlns:cx5="http://schemas.microsoft.com/office/drawing/2016/5/11/chartex" xmlns:cx6="http://schemas.microsoft.com/office/drawing/2016/5/12/chartex" xmlns:cx7="http://schemas.microsoft.com/office/drawing/2016/5/13/chartex" xmlns:cx8="http://schemas.microsoft.com/office/drawing/2016/5/14/chartex" xmlns:mc="http://schemas.openxmlformats.org/markup-compatibility/2006" xmlns:aink="http://schemas.microsoft.com/office/drawing/2016/ink" xmlns:am3d="http://schemas.microsoft.com/office/drawing/2017/model3d" xmlns:o="urn:schemas-microsoft-com:office:office" xmlns:oel="http://schemas.microsoft.com/office/2019/extlst" xmlns:r="http://schemas.openxmlformats.org/officeDocument/2006/relationships" xmlns:m="http://schemas.openxmlformats.org/officeDocument/2006/math" xmlns:v="urn:schemas-microsoft-com:vml" xmlns:wp14="http://schemas.microsoft.com/office/word/2010/wordprocessingDrawing" xmlns:wp="http://schemas.openxmlformats.org/drawingml/2006/wordprocessingDrawing" xmlns:w10="urn:schemas-microsoft-com:office:word" xmlns:w="http://schemas.openxmlformats.org/wordprocessingml/2006/main" xmlns:w14="http://schemas.microsoft.com/office/word/2010/wordml" xmlns:w15="http://schemas.microsoft.com/office/word/2012/wordml" xmlns:w16cex="http://schemas.microsoft.com/office/word/2018/wordml/cex" xmlns:w16cid="http://schemas.microsoft.com/office/word/2016/wordml/cid" xmlns:w16="http://schemas.microsoft.com/office/word/2018/wordml" xmlns:w16du="http://schemas.microsoft.com/office/word/2023/wordml/word16du" xmlns:w16sdtdh="http://schemas.microsoft.com/office/word/2020/wordml/sdtdatahash" xmlns:w16sdtfl="http://schemas.microsoft.com/office/word/2024/wordml/sdtformatlock" xmlns:w16se="http://schemas.microsoft.com/office/word/2015/wordml/symex" xmlns:wpg="http://schemas.microsoft.com/office/word/2010/wordprocessingGroup" xmlns:wpi="http://schemas.microsoft.com/office/word/2010/wordprocessingInk" xmlns:wne="http://schemas.microsoft.com/office/word/2006/wordml" xmlns:wps="http://schemas.microsoft.com/office/word/2010/wordprocessingShape" mc:Ignorable="w14 w15 w16se w16cid w16 w16cex w16sdtdh w16sdtfl w16du wp14">
+  <w15:person w15:author="Martín Otero">
+    <w15:presenceInfo w15:providerId="Windows Live" w15:userId="05d5c1bc747db44d"/>
+  </w15:person>
+</w15:people>
 </file>
 
 <file path=word/styles.xml><?xml version="1.0" encoding="utf-8"?>
@@ -2294,6 +5088,72 @@
       <w:spacing w:val="5"/>
     </w:rPr>
   </w:style>
+  <w:style w:type="character" w:styleId="Refdecomentario">
+    <w:name w:val="annotation reference"/>
+    <w:basedOn w:val="Fuentedeprrafopredeter"/>
+    <w:uiPriority w:val="99"/>
+    <w:semiHidden/>
+    <w:unhideWhenUsed/>
+    <w:rsid w:val="007509B2"/>
+    <w:rPr>
+      <w:sz w:val="16"/>
+      <w:szCs w:val="16"/>
+    </w:rPr>
+  </w:style>
+  <w:style w:type="paragraph" w:styleId="Textocomentario">
+    <w:name w:val="annotation text"/>
+    <w:basedOn w:val="Normal"/>
+    <w:link w:val="TextocomentarioCar"/>
+    <w:uiPriority w:val="99"/>
+    <w:unhideWhenUsed/>
+    <w:rsid w:val="007509B2"/>
+    <w:pPr>
+      <w:spacing w:line="240" w:lineRule="auto"/>
+    </w:pPr>
+    <w:rPr>
+      <w:sz w:val="20"/>
+      <w:szCs w:val="20"/>
+    </w:rPr>
+  </w:style>
+  <w:style w:type="character" w:customStyle="1" w:styleId="TextocomentarioCar">
+    <w:name w:val="Texto comentario Car"/>
+    <w:basedOn w:val="Fuentedeprrafopredeter"/>
+    <w:link w:val="Textocomentario"/>
+    <w:uiPriority w:val="99"/>
+    <w:rsid w:val="007509B2"/>
+    <w:rPr>
+      <w:sz w:val="20"/>
+      <w:szCs w:val="20"/>
+    </w:rPr>
+  </w:style>
+  <w:style w:type="paragraph" w:styleId="Asuntodelcomentario">
+    <w:name w:val="annotation subject"/>
+    <w:basedOn w:val="Textocomentario"/>
+    <w:next w:val="Textocomentario"/>
+    <w:link w:val="AsuntodelcomentarioCar"/>
+    <w:uiPriority w:val="99"/>
+    <w:semiHidden/>
+    <w:unhideWhenUsed/>
+    <w:rsid w:val="00B079AF"/>
+    <w:rPr>
+      <w:b/>
+      <w:bCs/>
+    </w:rPr>
+  </w:style>
+  <w:style w:type="character" w:customStyle="1" w:styleId="AsuntodelcomentarioCar">
+    <w:name w:val="Asunto del comentario Car"/>
+    <w:basedOn w:val="TextocomentarioCar"/>
+    <w:link w:val="Asuntodelcomentario"/>
+    <w:uiPriority w:val="99"/>
+    <w:semiHidden/>
+    <w:rsid w:val="00B079AF"/>
+    <w:rPr>
+      <w:b/>
+      <w:bCs/>
+      <w:sz w:val="20"/>
+      <w:szCs w:val="20"/>
+    </w:rPr>
+  </w:style>
 </w:styles>
 </file>
 

--- a/Sprints.docx
+++ b/Sprints.docx
@@ -37,7 +37,43 @@
           <w:sz w:val="24"/>
           <w:szCs w:val="24"/>
         </w:rPr>
-        <w:t>Crear el elevator pitch final y diseñar el póster-resumen para presentar el proyecto a stakeholders (ficticio), incluyendo motivación, objetivos y entregables principales.</w:t>
+        <w:t xml:space="preserve">Crear el </w:t>
+      </w:r>
+      <w:proofErr w:type="spellStart"/>
+      <w:r>
+        <w:rPr>
+          <w:rFonts w:ascii="Times New Roman" w:hAnsi="Times New Roman" w:cs="Times New Roman"/>
+          <w:sz w:val="24"/>
+          <w:szCs w:val="24"/>
+        </w:rPr>
+        <w:t>elevator</w:t>
+      </w:r>
+      <w:proofErr w:type="spellEnd"/>
+      <w:r>
+        <w:rPr>
+          <w:rFonts w:ascii="Times New Roman" w:hAnsi="Times New Roman" w:cs="Times New Roman"/>
+          <w:sz w:val="24"/>
+          <w:szCs w:val="24"/>
+        </w:rPr>
+        <w:t xml:space="preserve"> pitch final y diseñar el póster-resumen para presentar el proyecto a </w:t>
+      </w:r>
+      <w:proofErr w:type="spellStart"/>
+      <w:r>
+        <w:rPr>
+          <w:rFonts w:ascii="Times New Roman" w:hAnsi="Times New Roman" w:cs="Times New Roman"/>
+          <w:sz w:val="24"/>
+          <w:szCs w:val="24"/>
+        </w:rPr>
+        <w:t>stakeholders</w:t>
+      </w:r>
+      <w:proofErr w:type="spellEnd"/>
+      <w:r>
+        <w:rPr>
+          <w:rFonts w:ascii="Times New Roman" w:hAnsi="Times New Roman" w:cs="Times New Roman"/>
+          <w:sz w:val="24"/>
+          <w:szCs w:val="24"/>
+        </w:rPr>
+        <w:t xml:space="preserve"> (ficticio), incluyendo motivación, objetivos y entregables principales.</w:t>
       </w:r>
     </w:p>
     <w:p>
@@ -100,7 +136,25 @@
           <w:sz w:val="24"/>
           <w:szCs w:val="24"/>
         </w:rPr>
-        <w:t xml:space="preserve">Identificar stakeholders clave y para </w:t>
+        <w:t xml:space="preserve">Identificar </w:t>
+      </w:r>
+      <w:proofErr w:type="spellStart"/>
+      <w:r>
+        <w:rPr>
+          <w:rFonts w:ascii="Times New Roman" w:hAnsi="Times New Roman" w:cs="Times New Roman"/>
+          <w:sz w:val="24"/>
+          <w:szCs w:val="24"/>
+        </w:rPr>
+        <w:t>stakeholders</w:t>
+      </w:r>
+      <w:proofErr w:type="spellEnd"/>
+      <w:r>
+        <w:rPr>
+          <w:rFonts w:ascii="Times New Roman" w:hAnsi="Times New Roman" w:cs="Times New Roman"/>
+          <w:sz w:val="24"/>
+          <w:szCs w:val="24"/>
+        </w:rPr>
+        <w:t xml:space="preserve"> clave y para </w:t>
       </w:r>
       <w:r>
         <w:rPr>
@@ -439,7 +493,27 @@
           <w:szCs w:val="24"/>
           <w:lang w:val="es-AR"/>
         </w:rPr>
-        <w:t>Integración en el main: la descarga de datos poblacionales falla al unificarse con el resto del código.</w:t>
+        <w:t xml:space="preserve">Integración en el </w:t>
+      </w:r>
+      <w:proofErr w:type="spellStart"/>
+      <w:r>
+        <w:rPr>
+          <w:rFonts w:ascii="Times New Roman" w:eastAsia="Times New Roman" w:hAnsi="Times New Roman" w:cs="Times New Roman"/>
+          <w:sz w:val="24"/>
+          <w:szCs w:val="24"/>
+          <w:lang w:val="es-AR"/>
+        </w:rPr>
+        <w:t>main</w:t>
+      </w:r>
+      <w:proofErr w:type="spellEnd"/>
+      <w:r>
+        <w:rPr>
+          <w:rFonts w:ascii="Times New Roman" w:eastAsia="Times New Roman" w:hAnsi="Times New Roman" w:cs="Times New Roman"/>
+          <w:sz w:val="24"/>
+          <w:szCs w:val="24"/>
+          <w:lang w:val="es-AR"/>
+        </w:rPr>
+        <w:t>: la descarga de datos poblacionales falla al unificarse con el resto del código.</w:t>
       </w:r>
     </w:p>
     <w:p>
@@ -489,6 +563,7 @@
         </w:rPr>
         <w:t xml:space="preserve">Implementación de control de excepciones para manejar </w:t>
       </w:r>
+      <w:proofErr w:type="spellStart"/>
       <w:r>
         <w:rPr>
           <w:rFonts w:ascii="Times New Roman" w:eastAsia="Times New Roman" w:hAnsi="Times New Roman" w:cs="Times New Roman"/>
@@ -500,6 +575,7 @@
         </w:rPr>
         <w:t>timeouts</w:t>
       </w:r>
+      <w:proofErr w:type="spellEnd"/>
       <w:r>
         <w:rPr>
           <w:rFonts w:ascii="Times New Roman" w:eastAsia="Times New Roman" w:hAnsi="Times New Roman" w:cs="Times New Roman"/>
@@ -600,6 +676,7 @@
         </w:rPr>
         <w:t xml:space="preserve"> – </w:t>
       </w:r>
+      <w:proofErr w:type="spellStart"/>
       <w:r>
         <w:rPr>
           <w:rFonts w:ascii="Times New Roman" w:eastAsia="Times New Roman" w:hAnsi="Times New Roman" w:cs="Times New Roman"/>
@@ -609,7 +686,19 @@
           <w:szCs w:val="24"/>
           <w:lang w:val="en-US"/>
         </w:rPr>
-        <w:t xml:space="preserve">Responsable: </w:t>
+        <w:t>Responsable</w:t>
+      </w:r>
+      <w:proofErr w:type="spellEnd"/>
+      <w:r>
+        <w:rPr>
+          <w:rFonts w:ascii="Times New Roman" w:eastAsia="Times New Roman" w:hAnsi="Times New Roman" w:cs="Times New Roman"/>
+          <w:i/>
+          <w:iCs/>
+          <w:sz w:val="24"/>
+          <w:szCs w:val="24"/>
+          <w:lang w:val="en-US"/>
+        </w:rPr>
+        <w:t xml:space="preserve">: </w:t>
       </w:r>
       <w:r>
         <w:rPr>
@@ -675,8 +764,21 @@
           <w:szCs w:val="24"/>
           <w:lang w:val="es-AR"/>
         </w:rPr>
-        <w:t>Imágenes Satelitales – Copernicus</w:t>
-      </w:r>
+        <w:t xml:space="preserve">Imágenes Satelitales – </w:t>
+      </w:r>
+      <w:proofErr w:type="spellStart"/>
+      <w:r>
+        <w:rPr>
+          <w:rFonts w:ascii="Times New Roman" w:eastAsia="Times New Roman" w:hAnsi="Times New Roman" w:cs="Times New Roman"/>
+          <w:b/>
+          <w:bCs/>
+          <w:sz w:val="24"/>
+          <w:szCs w:val="24"/>
+          <w:lang w:val="es-AR"/>
+        </w:rPr>
+        <w:t>Copernicus</w:t>
+      </w:r>
+      <w:proofErr w:type="spellEnd"/>
       <w:r>
         <w:rPr>
           <w:rFonts w:ascii="Times New Roman" w:eastAsia="Times New Roman" w:hAnsi="Times New Roman" w:cs="Times New Roman"/>
@@ -697,6 +799,7 @@
         </w:rPr>
         <w:t xml:space="preserve">Responsable: </w:t>
       </w:r>
+      <w:proofErr w:type="spellStart"/>
       <w:r>
         <w:rPr>
           <w:rFonts w:ascii="Times New Roman" w:eastAsia="Times New Roman" w:hAnsi="Times New Roman" w:cs="Times New Roman"/>
@@ -709,6 +812,7 @@
         </w:rPr>
         <w:t>Wen</w:t>
       </w:r>
+      <w:proofErr w:type="spellEnd"/>
     </w:p>
     <w:p>
       <w:pPr>
@@ -955,7 +1059,25 @@
           <w:sz w:val="24"/>
           <w:szCs w:val="24"/>
         </w:rPr>
-        <w:t>Encontrar utilidad y forma de interpretación de los datos satelitales de Copernicus.</w:t>
+        <w:t xml:space="preserve">Encontrar utilidad y forma de interpretación de los datos satelitales de </w:t>
+      </w:r>
+      <w:proofErr w:type="spellStart"/>
+      <w:r>
+        <w:rPr>
+          <w:rFonts w:ascii="Times New Roman" w:eastAsia="Times New Roman" w:hAnsi="Times New Roman" w:cs="Times New Roman"/>
+          <w:sz w:val="24"/>
+          <w:szCs w:val="24"/>
+        </w:rPr>
+        <w:t>Copernicus</w:t>
+      </w:r>
+      <w:proofErr w:type="spellEnd"/>
+      <w:r>
+        <w:rPr>
+          <w:rFonts w:ascii="Times New Roman" w:eastAsia="Times New Roman" w:hAnsi="Times New Roman" w:cs="Times New Roman"/>
+          <w:sz w:val="24"/>
+          <w:szCs w:val="24"/>
+        </w:rPr>
+        <w:t>.</w:t>
       </w:r>
     </w:p>
     <w:p>
@@ -1106,14 +1228,25 @@
           <w:lang w:val="es-AR"/>
         </w:rPr>
       </w:pPr>
-      <w:r>
-        <w:rPr>
-          <w:rFonts w:ascii="Times New Roman" w:eastAsia="Times New Roman" w:hAnsi="Times New Roman" w:cs="Times New Roman"/>
-          <w:sz w:val="24"/>
-          <w:szCs w:val="24"/>
-          <w:lang w:val="es-AR"/>
-        </w:rPr>
-        <w:t>Asegurar que las nuevas descargas no sobrescriban información anterior y que los datos históricos sean fácilmente accesibles.</w:t>
+      <w:proofErr w:type="gramStart"/>
+      <w:r>
+        <w:rPr>
+          <w:rFonts w:ascii="Times New Roman" w:eastAsia="Times New Roman" w:hAnsi="Times New Roman" w:cs="Times New Roman"/>
+          <w:sz w:val="24"/>
+          <w:szCs w:val="24"/>
+          <w:lang w:val="es-AR"/>
+        </w:rPr>
+        <w:t>Asegurar</w:t>
+      </w:r>
+      <w:proofErr w:type="gramEnd"/>
+      <w:r>
+        <w:rPr>
+          <w:rFonts w:ascii="Times New Roman" w:eastAsia="Times New Roman" w:hAnsi="Times New Roman" w:cs="Times New Roman"/>
+          <w:sz w:val="24"/>
+          <w:szCs w:val="24"/>
+          <w:lang w:val="es-AR"/>
+        </w:rPr>
+        <w:t xml:space="preserve"> que las nuevas descargas no sobrescriban información anterior y que los datos históricos sean fácilmente accesibles.</w:t>
       </w:r>
     </w:p>
     <w:p>
@@ -1400,8 +1533,21 @@
           <w:szCs w:val="24"/>
           <w:lang w:val="es-AR"/>
         </w:rPr>
-        <w:t>Imágenes Satelitales – Copernicus</w:t>
-      </w:r>
+        <w:t xml:space="preserve">Imágenes Satelitales – </w:t>
+      </w:r>
+      <w:proofErr w:type="spellStart"/>
+      <w:r>
+        <w:rPr>
+          <w:rFonts w:ascii="Times New Roman" w:eastAsia="Times New Roman" w:hAnsi="Times New Roman" w:cs="Times New Roman"/>
+          <w:b/>
+          <w:bCs/>
+          <w:sz w:val="24"/>
+          <w:szCs w:val="24"/>
+          <w:lang w:val="es-AR"/>
+        </w:rPr>
+        <w:t>Copernicus</w:t>
+      </w:r>
+      <w:proofErr w:type="spellEnd"/>
       <w:r>
         <w:rPr>
           <w:rFonts w:ascii="Times New Roman" w:eastAsia="Times New Roman" w:hAnsi="Times New Roman" w:cs="Times New Roman"/>
@@ -1420,6 +1566,7 @@
         </w:rPr>
         <w:t>(</w:t>
       </w:r>
+      <w:proofErr w:type="spellStart"/>
       <w:r>
         <w:rPr>
           <w:rFonts w:ascii="Times New Roman" w:eastAsia="Times New Roman" w:hAnsi="Times New Roman" w:cs="Times New Roman"/>
@@ -1432,6 +1579,7 @@
         </w:rPr>
         <w:t>Wen</w:t>
       </w:r>
+      <w:proofErr w:type="spellEnd"/>
       <w:r>
         <w:rPr>
           <w:rFonts w:ascii="Times New Roman" w:eastAsia="Times New Roman" w:hAnsi="Times New Roman" w:cs="Times New Roman"/>
@@ -1589,7 +1737,53 @@
           <w:szCs w:val="24"/>
           <w:lang w:val="es-AR"/>
         </w:rPr>
-        <w:t>Investigar y Descargar mas datos (O relacionarlos)</w:t>
+        <w:t xml:space="preserve">Investigar y Descargar </w:t>
+      </w:r>
+      <w:proofErr w:type="spellStart"/>
+      <w:r>
+        <w:rPr>
+          <w:rFonts w:ascii="Times New Roman" w:eastAsia="Times New Roman" w:hAnsi="Times New Roman" w:cs="Times New Roman"/>
+          <w:b/>
+          <w:bCs/>
+          <w:sz w:val="24"/>
+          <w:szCs w:val="24"/>
+          <w:lang w:val="es-AR"/>
+        </w:rPr>
+        <w:t>mas</w:t>
+      </w:r>
+      <w:proofErr w:type="spellEnd"/>
+      <w:r>
+        <w:rPr>
+          <w:rFonts w:ascii="Times New Roman" w:eastAsia="Times New Roman" w:hAnsi="Times New Roman" w:cs="Times New Roman"/>
+          <w:b/>
+          <w:bCs/>
+          <w:sz w:val="24"/>
+          <w:szCs w:val="24"/>
+          <w:lang w:val="es-AR"/>
+        </w:rPr>
+        <w:t xml:space="preserve"> datos (</w:t>
+      </w:r>
+      <w:r>
+        <w:rPr>
+          <w:rFonts w:ascii="Times New Roman" w:eastAsia="Times New Roman" w:hAnsi="Times New Roman" w:cs="Times New Roman"/>
+          <w:b/>
+          <w:bCs/>
+          <w:sz w:val="24"/>
+          <w:szCs w:val="24"/>
+          <w:lang w:val="es-AR"/>
+        </w:rPr>
+        <w:t>Martin</w:t>
+      </w:r>
+      <w:r>
+        <w:rPr>
+          <w:rFonts w:ascii="Times New Roman" w:eastAsia="Times New Roman" w:hAnsi="Times New Roman" w:cs="Times New Roman"/>
+          <w:b/>
+          <w:bCs/>
+          <w:sz w:val="24"/>
+          <w:szCs w:val="24"/>
+          <w:lang w:val="es-AR"/>
+        </w:rPr>
+        <w:t>)</w:t>
       </w:r>
       <w:r>
         <w:rPr>
@@ -1652,6 +1846,51 @@
         </w:rPr>
         <w:t xml:space="preserve">  </w:t>
       </w:r>
+    </w:p>
+    <w:p>
+      <w:pPr>
+        <w:rPr>
+          <w:rFonts w:ascii="Times New Roman" w:eastAsia="Times New Roman" w:hAnsi="Times New Roman" w:cs="Times New Roman"/>
+          <w:b/>
+          <w:bCs/>
+          <w:sz w:val="24"/>
+          <w:szCs w:val="24"/>
+          <w:lang w:val="es-AR"/>
+        </w:rPr>
+      </w:pPr>
+      <w:r>
+        <w:rPr>
+          <w:rFonts w:ascii="Times New Roman" w:eastAsia="Times New Roman" w:hAnsi="Times New Roman" w:cs="Times New Roman"/>
+          <w:b/>
+          <w:bCs/>
+          <w:sz w:val="24"/>
+          <w:szCs w:val="24"/>
+          <w:lang w:val="es-AR"/>
+        </w:rPr>
+        <w:t>3.</w:t>
+      </w:r>
+      <w:r>
+        <w:rPr>
+          <w:rFonts w:ascii="Times New Roman" w:eastAsia="Times New Roman" w:hAnsi="Times New Roman" w:cs="Times New Roman"/>
+          <w:b/>
+          <w:bCs/>
+          <w:sz w:val="24"/>
+          <w:szCs w:val="24"/>
+          <w:lang w:val="es-AR"/>
+        </w:rPr>
+        <w:t xml:space="preserve"> </w:t>
+      </w:r>
+      <w:r>
+        <w:rPr>
+          <w:rFonts w:ascii="Times New Roman" w:eastAsia="Times New Roman" w:hAnsi="Times New Roman" w:cs="Times New Roman"/>
+          <w:b/>
+          <w:bCs/>
+          <w:sz w:val="24"/>
+          <w:szCs w:val="24"/>
+          <w:lang w:val="es-AR"/>
+        </w:rPr>
+        <w:t xml:space="preserve">Almacenamiento con Docker, Descarga y Limpieza </w:t>
+      </w:r>
       <w:r>
         <w:rPr>
           <w:rFonts w:ascii="Times New Roman" w:eastAsia="Times New Roman" w:hAnsi="Times New Roman" w:cs="Times New Roman"/>
@@ -1662,87 +1901,6 @@
           <w:highlight w:val="yellow"/>
           <w:lang w:val="es-AR"/>
         </w:rPr>
-        <w:t>(</w:t>
-      </w:r>
-      <w:r>
-        <w:rPr>
-          <w:rFonts w:ascii="Times New Roman" w:eastAsia="Times New Roman" w:hAnsi="Times New Roman" w:cs="Times New Roman"/>
-          <w:b/>
-          <w:bCs/>
-          <w:sz w:val="24"/>
-          <w:szCs w:val="24"/>
-          <w:highlight w:val="yellow"/>
-          <w:lang w:val="es-AR"/>
-        </w:rPr>
-        <w:t>Fernando</w:t>
-      </w:r>
-      <w:r>
-        <w:rPr>
-          <w:rFonts w:ascii="Times New Roman" w:eastAsia="Times New Roman" w:hAnsi="Times New Roman" w:cs="Times New Roman"/>
-          <w:b/>
-          <w:bCs/>
-          <w:sz w:val="24"/>
-          <w:szCs w:val="24"/>
-          <w:highlight w:val="yellow"/>
-          <w:lang w:val="es-AR"/>
-        </w:rPr>
-        <w:t>:</w:t>
-      </w:r>
-    </w:p>
-    <w:p>
-      <w:pPr>
-        <w:rPr>
-          <w:rFonts w:ascii="Times New Roman" w:eastAsia="Times New Roman" w:hAnsi="Times New Roman" w:cs="Times New Roman"/>
-          <w:b/>
-          <w:bCs/>
-          <w:sz w:val="24"/>
-          <w:szCs w:val="24"/>
-          <w:lang w:val="es-AR"/>
-        </w:rPr>
-      </w:pPr>
-      <w:r>
-        <w:rPr>
-          <w:rFonts w:ascii="Times New Roman" w:eastAsia="Times New Roman" w:hAnsi="Times New Roman" w:cs="Times New Roman"/>
-          <w:b/>
-          <w:bCs/>
-          <w:sz w:val="24"/>
-          <w:szCs w:val="24"/>
-          <w:lang w:val="es-AR"/>
-        </w:rPr>
-        <w:t>3.</w:t>
-      </w:r>
-      <w:r>
-        <w:rPr>
-          <w:rFonts w:ascii="Times New Roman" w:eastAsia="Times New Roman" w:hAnsi="Times New Roman" w:cs="Times New Roman"/>
-          <w:b/>
-          <w:bCs/>
-          <w:sz w:val="24"/>
-          <w:szCs w:val="24"/>
-          <w:lang w:val="es-AR"/>
-        </w:rPr>
-        <w:t xml:space="preserve"> </w:t>
-      </w:r>
-      <w:r>
-        <w:rPr>
-          <w:rFonts w:ascii="Times New Roman" w:eastAsia="Times New Roman" w:hAnsi="Times New Roman" w:cs="Times New Roman"/>
-          <w:b/>
-          <w:bCs/>
-          <w:sz w:val="24"/>
-          <w:szCs w:val="24"/>
-          <w:lang w:val="es-AR"/>
-        </w:rPr>
-        <w:t xml:space="preserve">Almacenamiento con Docker, Descarga y Limpieza </w:t>
-      </w:r>
-      <w:r>
-        <w:rPr>
-          <w:rFonts w:ascii="Times New Roman" w:eastAsia="Times New Roman" w:hAnsi="Times New Roman" w:cs="Times New Roman"/>
-          <w:b/>
-          <w:bCs/>
-          <w:sz w:val="24"/>
-          <w:szCs w:val="24"/>
-          <w:highlight w:val="yellow"/>
-          <w:lang w:val="es-AR"/>
-        </w:rPr>
         <w:t>(---):</w:t>
       </w:r>
     </w:p>
@@ -1759,12 +1917,21 @@
         </w:rPr>
         <w:t xml:space="preserve">- </w:t>
       </w:r>
-      <w:r>
-        <w:rPr>
-          <w:rFonts w:ascii="Times New Roman" w:hAnsi="Times New Roman" w:cs="Times New Roman"/>
-          <w:lang w:val="es-AR"/>
-        </w:rPr>
-        <w:t>Dockerizar las</w:t>
+      <w:proofErr w:type="spellStart"/>
+      <w:r>
+        <w:rPr>
+          <w:rFonts w:ascii="Times New Roman" w:hAnsi="Times New Roman" w:cs="Times New Roman"/>
+          <w:lang w:val="es-AR"/>
+        </w:rPr>
+        <w:t>Dockerizar</w:t>
+      </w:r>
+      <w:proofErr w:type="spellEnd"/>
+      <w:r>
+        <w:rPr>
+          <w:rFonts w:ascii="Times New Roman" w:hAnsi="Times New Roman" w:cs="Times New Roman"/>
+          <w:lang w:val="es-AR"/>
+        </w:rPr>
+        <w:t xml:space="preserve"> las</w:t>
       </w:r>
       <w:r>
         <w:rPr>
@@ -1853,6 +2020,7 @@
         </w:rPr>
         <w:t xml:space="preserve">validación del </w:t>
       </w:r>
+      <w:proofErr w:type="spellStart"/>
       <w:r>
         <w:rPr>
           <w:rFonts w:ascii="Times New Roman" w:eastAsia="Times New Roman" w:hAnsi="Times New Roman" w:cs="Times New Roman"/>
@@ -1873,7 +2041,19 @@
           <w:szCs w:val="24"/>
           <w:lang w:val="es-AR"/>
         </w:rPr>
-        <w:t xml:space="preserve">ain </w:t>
+        <w:t>ain</w:t>
+      </w:r>
+      <w:proofErr w:type="spellEnd"/>
+      <w:r>
+        <w:rPr>
+          <w:rFonts w:ascii="Times New Roman" w:eastAsia="Times New Roman" w:hAnsi="Times New Roman" w:cs="Times New Roman"/>
+          <w:b/>
+          <w:bCs/>
+          <w:sz w:val="24"/>
+          <w:szCs w:val="24"/>
+          <w:lang w:val="es-AR"/>
+        </w:rPr>
+        <w:t xml:space="preserve"> </w:t>
       </w:r>
       <w:r>
         <w:rPr>
@@ -1925,8 +2105,19 @@
           <w:szCs w:val="24"/>
           <w:lang w:val="es-AR"/>
         </w:rPr>
-        <w:t>Validar/unir los cambios en el main</w:t>
-      </w:r>
+        <w:t xml:space="preserve">Validar/unir los cambios en el </w:t>
+      </w:r>
+      <w:proofErr w:type="spellStart"/>
+      <w:r>
+        <w:rPr>
+          <w:rFonts w:ascii="Times New Roman" w:eastAsia="Times New Roman" w:hAnsi="Times New Roman" w:cs="Times New Roman"/>
+          <w:sz w:val="24"/>
+          <w:szCs w:val="24"/>
+          <w:lang w:val="es-AR"/>
+        </w:rPr>
+        <w:t>main</w:t>
+      </w:r>
+      <w:proofErr w:type="spellEnd"/>
       <w:r>
         <w:rPr>
           <w:rFonts w:ascii="Times New Roman" w:eastAsia="Times New Roman" w:hAnsi="Times New Roman" w:cs="Times New Roman"/>
@@ -1962,7 +2153,27 @@
           <w:szCs w:val="24"/>
           <w:lang w:val="es-AR"/>
         </w:rPr>
-        <w:t>Terminar el main de descarga unido (solo el de datos, no imágenes).</w:t>
+        <w:t xml:space="preserve">Terminar el </w:t>
+      </w:r>
+      <w:proofErr w:type="spellStart"/>
+      <w:r>
+        <w:rPr>
+          <w:rFonts w:ascii="Times New Roman" w:eastAsia="Times New Roman" w:hAnsi="Times New Roman" w:cs="Times New Roman"/>
+          <w:sz w:val="24"/>
+          <w:szCs w:val="24"/>
+          <w:lang w:val="es-AR"/>
+        </w:rPr>
+        <w:t>main</w:t>
+      </w:r>
+      <w:proofErr w:type="spellEnd"/>
+      <w:r>
+        <w:rPr>
+          <w:rFonts w:ascii="Times New Roman" w:eastAsia="Times New Roman" w:hAnsi="Times New Roman" w:cs="Times New Roman"/>
+          <w:sz w:val="24"/>
+          <w:szCs w:val="24"/>
+          <w:lang w:val="es-AR"/>
+        </w:rPr>
+        <w:t xml:space="preserve"> de descarga unido (solo el de datos, no imágenes).</w:t>
       </w:r>
     </w:p>
     <w:p>
@@ -2065,8 +2276,19 @@
           <w:szCs w:val="24"/>
           <w:lang w:val="es-AR"/>
         </w:rPr>
-        <w:t>- Generar las relaciones entre distintos datasets</w:t>
-      </w:r>
+        <w:t xml:space="preserve">- Generar las relaciones entre distintos </w:t>
+      </w:r>
+      <w:proofErr w:type="spellStart"/>
+      <w:r>
+        <w:rPr>
+          <w:rFonts w:ascii="Times New Roman" w:eastAsia="Times New Roman" w:hAnsi="Times New Roman" w:cs="Times New Roman"/>
+          <w:sz w:val="24"/>
+          <w:szCs w:val="24"/>
+          <w:lang w:val="es-AR"/>
+        </w:rPr>
+        <w:t>datasets</w:t>
+      </w:r>
+      <w:proofErr w:type="spellEnd"/>
       <w:r>
         <w:rPr>
           <w:rFonts w:ascii="Times New Roman" w:eastAsia="Times New Roman" w:hAnsi="Times New Roman" w:cs="Times New Roman"/>
@@ -2184,6 +2406,7 @@
         </w:rPr>
         <w:t>(</w:t>
       </w:r>
+      <w:proofErr w:type="spellStart"/>
       <w:r>
         <w:rPr>
           <w:rFonts w:ascii="Times New Roman" w:eastAsia="Times New Roman" w:hAnsi="Times New Roman" w:cs="Times New Roman"/>
@@ -2196,6 +2419,7 @@
         </w:rPr>
         <w:t>fernando</w:t>
       </w:r>
+      <w:proofErr w:type="spellEnd"/>
       <w:r>
         <w:rPr>
           <w:rFonts w:ascii="Times New Roman" w:eastAsia="Times New Roman" w:hAnsi="Times New Roman" w:cs="Times New Roman"/>
@@ -2383,8 +2607,19 @@
           <w:szCs w:val="24"/>
           <w:lang w:val="es-AR"/>
         </w:rPr>
-        <w:t>/pasar archivos de local a lorca</w:t>
-      </w:r>
+        <w:t xml:space="preserve">/pasar archivos de local a </w:t>
+      </w:r>
+      <w:proofErr w:type="spellStart"/>
+      <w:r>
+        <w:rPr>
+          <w:rFonts w:ascii="Times New Roman" w:eastAsia="Times New Roman" w:hAnsi="Times New Roman" w:cs="Times New Roman"/>
+          <w:sz w:val="24"/>
+          <w:szCs w:val="24"/>
+          <w:lang w:val="es-AR"/>
+        </w:rPr>
+        <w:t>lorca</w:t>
+      </w:r>
+      <w:proofErr w:type="spellEnd"/>
     </w:p>
     <w:p>
       <w:pPr>
@@ -2454,7 +2689,25 @@
           <w:sz w:val="24"/>
           <w:szCs w:val="24"/>
         </w:rPr>
-        <w:t xml:space="preserve">• Diseñar la estrategia de contenerización de los pipelines. </w:t>
+        <w:t xml:space="preserve">• Diseñar la estrategia de </w:t>
+      </w:r>
+      <w:proofErr w:type="spellStart"/>
+      <w:r>
+        <w:rPr>
+          <w:rFonts w:ascii="Times New Roman" w:hAnsi="Times New Roman" w:cs="Times New Roman"/>
+          <w:sz w:val="24"/>
+          <w:szCs w:val="24"/>
+        </w:rPr>
+        <w:t>contenerización</w:t>
+      </w:r>
+      <w:proofErr w:type="spellEnd"/>
+      <w:r>
+        <w:rPr>
+          <w:rFonts w:ascii="Times New Roman" w:hAnsi="Times New Roman" w:cs="Times New Roman"/>
+          <w:sz w:val="24"/>
+          <w:szCs w:val="24"/>
+        </w:rPr>
+        <w:t xml:space="preserve"> de los pipelines. </w:t>
       </w:r>
     </w:p>
     <w:p>

--- a/Sprints.docx
+++ b/Sprints.docx
@@ -37,43 +37,7 @@
           <w:sz w:val="24"/>
           <w:szCs w:val="24"/>
         </w:rPr>
-        <w:t xml:space="preserve">Crear el </w:t>
-      </w:r>
-      <w:proofErr w:type="spellStart"/>
-      <w:r>
-        <w:rPr>
-          <w:rFonts w:ascii="Times New Roman" w:hAnsi="Times New Roman" w:cs="Times New Roman"/>
-          <w:sz w:val="24"/>
-          <w:szCs w:val="24"/>
-        </w:rPr>
-        <w:t>elevator</w:t>
-      </w:r>
-      <w:proofErr w:type="spellEnd"/>
-      <w:r>
-        <w:rPr>
-          <w:rFonts w:ascii="Times New Roman" w:hAnsi="Times New Roman" w:cs="Times New Roman"/>
-          <w:sz w:val="24"/>
-          <w:szCs w:val="24"/>
-        </w:rPr>
-        <w:t xml:space="preserve"> pitch final y diseñar el póster-resumen para presentar el proyecto a </w:t>
-      </w:r>
-      <w:proofErr w:type="spellStart"/>
-      <w:r>
-        <w:rPr>
-          <w:rFonts w:ascii="Times New Roman" w:hAnsi="Times New Roman" w:cs="Times New Roman"/>
-          <w:sz w:val="24"/>
-          <w:szCs w:val="24"/>
-        </w:rPr>
-        <w:t>stakeholders</w:t>
-      </w:r>
-      <w:proofErr w:type="spellEnd"/>
-      <w:r>
-        <w:rPr>
-          <w:rFonts w:ascii="Times New Roman" w:hAnsi="Times New Roman" w:cs="Times New Roman"/>
-          <w:sz w:val="24"/>
-          <w:szCs w:val="24"/>
-        </w:rPr>
-        <w:t xml:space="preserve"> (ficticio), incluyendo motivación, objetivos y entregables principales.</w:t>
+        <w:t>Crear el elevator pitch final y diseñar el póster-resumen para presentar el proyecto a stakeholders (ficticio), incluyendo motivación, objetivos y entregables principales.</w:t>
       </w:r>
     </w:p>
     <w:p>
@@ -136,25 +100,7 @@
           <w:sz w:val="24"/>
           <w:szCs w:val="24"/>
         </w:rPr>
-        <w:t xml:space="preserve">Identificar </w:t>
-      </w:r>
-      <w:proofErr w:type="spellStart"/>
-      <w:r>
-        <w:rPr>
-          <w:rFonts w:ascii="Times New Roman" w:hAnsi="Times New Roman" w:cs="Times New Roman"/>
-          <w:sz w:val="24"/>
-          <w:szCs w:val="24"/>
-        </w:rPr>
-        <w:t>stakeholders</w:t>
-      </w:r>
-      <w:proofErr w:type="spellEnd"/>
-      <w:r>
-        <w:rPr>
-          <w:rFonts w:ascii="Times New Roman" w:hAnsi="Times New Roman" w:cs="Times New Roman"/>
-          <w:sz w:val="24"/>
-          <w:szCs w:val="24"/>
-        </w:rPr>
-        <w:t xml:space="preserve"> clave y para </w:t>
+        <w:t xml:space="preserve">Identificar stakeholders clave y para </w:t>
       </w:r>
       <w:r>
         <w:rPr>
@@ -493,27 +439,7 @@
           <w:szCs w:val="24"/>
           <w:lang w:val="es-AR"/>
         </w:rPr>
-        <w:t xml:space="preserve">Integración en el </w:t>
-      </w:r>
-      <w:proofErr w:type="spellStart"/>
-      <w:r>
-        <w:rPr>
-          <w:rFonts w:ascii="Times New Roman" w:eastAsia="Times New Roman" w:hAnsi="Times New Roman" w:cs="Times New Roman"/>
-          <w:sz w:val="24"/>
-          <w:szCs w:val="24"/>
-          <w:lang w:val="es-AR"/>
-        </w:rPr>
-        <w:t>main</w:t>
-      </w:r>
-      <w:proofErr w:type="spellEnd"/>
-      <w:r>
-        <w:rPr>
-          <w:rFonts w:ascii="Times New Roman" w:eastAsia="Times New Roman" w:hAnsi="Times New Roman" w:cs="Times New Roman"/>
-          <w:sz w:val="24"/>
-          <w:szCs w:val="24"/>
-          <w:lang w:val="es-AR"/>
-        </w:rPr>
-        <w:t>: la descarga de datos poblacionales falla al unificarse con el resto del código.</w:t>
+        <w:t>Integración en el main: la descarga de datos poblacionales falla al unificarse con el resto del código.</w:t>
       </w:r>
     </w:p>
     <w:p>
@@ -563,7 +489,6 @@
         </w:rPr>
         <w:t xml:space="preserve">Implementación de control de excepciones para manejar </w:t>
       </w:r>
-      <w:proofErr w:type="spellStart"/>
       <w:r>
         <w:rPr>
           <w:rFonts w:ascii="Times New Roman" w:eastAsia="Times New Roman" w:hAnsi="Times New Roman" w:cs="Times New Roman"/>
@@ -575,7 +500,6 @@
         </w:rPr>
         <w:t>timeouts</w:t>
       </w:r>
-      <w:proofErr w:type="spellEnd"/>
       <w:r>
         <w:rPr>
           <w:rFonts w:ascii="Times New Roman" w:eastAsia="Times New Roman" w:hAnsi="Times New Roman" w:cs="Times New Roman"/>
@@ -676,7 +600,6 @@
         </w:rPr>
         <w:t xml:space="preserve"> – </w:t>
       </w:r>
-      <w:proofErr w:type="spellStart"/>
       <w:r>
         <w:rPr>
           <w:rFonts w:ascii="Times New Roman" w:eastAsia="Times New Roman" w:hAnsi="Times New Roman" w:cs="Times New Roman"/>
@@ -686,19 +609,7 @@
           <w:szCs w:val="24"/>
           <w:lang w:val="en-US"/>
         </w:rPr>
-        <w:t>Responsable</w:t>
-      </w:r>
-      <w:proofErr w:type="spellEnd"/>
-      <w:r>
-        <w:rPr>
-          <w:rFonts w:ascii="Times New Roman" w:eastAsia="Times New Roman" w:hAnsi="Times New Roman" w:cs="Times New Roman"/>
-          <w:i/>
-          <w:iCs/>
-          <w:sz w:val="24"/>
-          <w:szCs w:val="24"/>
-          <w:lang w:val="en-US"/>
-        </w:rPr>
-        <w:t xml:space="preserve">: </w:t>
+        <w:t xml:space="preserve">Responsable: </w:t>
       </w:r>
       <w:r>
         <w:rPr>
@@ -764,21 +675,8 @@
           <w:szCs w:val="24"/>
           <w:lang w:val="es-AR"/>
         </w:rPr>
-        <w:t xml:space="preserve">Imágenes Satelitales – </w:t>
-      </w:r>
-      <w:proofErr w:type="spellStart"/>
-      <w:r>
-        <w:rPr>
-          <w:rFonts w:ascii="Times New Roman" w:eastAsia="Times New Roman" w:hAnsi="Times New Roman" w:cs="Times New Roman"/>
-          <w:b/>
-          <w:bCs/>
-          <w:sz w:val="24"/>
-          <w:szCs w:val="24"/>
-          <w:lang w:val="es-AR"/>
-        </w:rPr>
-        <w:t>Copernicus</w:t>
-      </w:r>
-      <w:proofErr w:type="spellEnd"/>
+        <w:t>Imágenes Satelitales – Copernicus</w:t>
+      </w:r>
       <w:r>
         <w:rPr>
           <w:rFonts w:ascii="Times New Roman" w:eastAsia="Times New Roman" w:hAnsi="Times New Roman" w:cs="Times New Roman"/>
@@ -799,7 +697,6 @@
         </w:rPr>
         <w:t xml:space="preserve">Responsable: </w:t>
       </w:r>
-      <w:proofErr w:type="spellStart"/>
       <w:r>
         <w:rPr>
           <w:rFonts w:ascii="Times New Roman" w:eastAsia="Times New Roman" w:hAnsi="Times New Roman" w:cs="Times New Roman"/>
@@ -812,7 +709,6 @@
         </w:rPr>
         <w:t>Wen</w:t>
       </w:r>
-      <w:proofErr w:type="spellEnd"/>
     </w:p>
     <w:p>
       <w:pPr>
@@ -1059,25 +955,7 @@
           <w:sz w:val="24"/>
           <w:szCs w:val="24"/>
         </w:rPr>
-        <w:t xml:space="preserve">Encontrar utilidad y forma de interpretación de los datos satelitales de </w:t>
-      </w:r>
-      <w:proofErr w:type="spellStart"/>
-      <w:r>
-        <w:rPr>
-          <w:rFonts w:ascii="Times New Roman" w:eastAsia="Times New Roman" w:hAnsi="Times New Roman" w:cs="Times New Roman"/>
-          <w:sz w:val="24"/>
-          <w:szCs w:val="24"/>
-        </w:rPr>
-        <w:t>Copernicus</w:t>
-      </w:r>
-      <w:proofErr w:type="spellEnd"/>
-      <w:r>
-        <w:rPr>
-          <w:rFonts w:ascii="Times New Roman" w:eastAsia="Times New Roman" w:hAnsi="Times New Roman" w:cs="Times New Roman"/>
-          <w:sz w:val="24"/>
-          <w:szCs w:val="24"/>
-        </w:rPr>
-        <w:t>.</w:t>
+        <w:t>Encontrar utilidad y forma de interpretación de los datos satelitales de Copernicus.</w:t>
       </w:r>
     </w:p>
     <w:p>
@@ -1228,25 +1106,14 @@
           <w:lang w:val="es-AR"/>
         </w:rPr>
       </w:pPr>
-      <w:proofErr w:type="gramStart"/>
-      <w:r>
-        <w:rPr>
-          <w:rFonts w:ascii="Times New Roman" w:eastAsia="Times New Roman" w:hAnsi="Times New Roman" w:cs="Times New Roman"/>
-          <w:sz w:val="24"/>
-          <w:szCs w:val="24"/>
-          <w:lang w:val="es-AR"/>
-        </w:rPr>
-        <w:t>Asegurar</w:t>
-      </w:r>
-      <w:proofErr w:type="gramEnd"/>
-      <w:r>
-        <w:rPr>
-          <w:rFonts w:ascii="Times New Roman" w:eastAsia="Times New Roman" w:hAnsi="Times New Roman" w:cs="Times New Roman"/>
-          <w:sz w:val="24"/>
-          <w:szCs w:val="24"/>
-          <w:lang w:val="es-AR"/>
-        </w:rPr>
-        <w:t xml:space="preserve"> que las nuevas descargas no sobrescriban información anterior y que los datos históricos sean fácilmente accesibles.</w:t>
+      <w:r>
+        <w:rPr>
+          <w:rFonts w:ascii="Times New Roman" w:eastAsia="Times New Roman" w:hAnsi="Times New Roman" w:cs="Times New Roman"/>
+          <w:sz w:val="24"/>
+          <w:szCs w:val="24"/>
+          <w:lang w:val="es-AR"/>
+        </w:rPr>
+        <w:t>Asegurar que las nuevas descargas no sobrescriban información anterior y que los datos históricos sean fácilmente accesibles.</w:t>
       </w:r>
     </w:p>
     <w:p>
@@ -1533,21 +1400,8 @@
           <w:szCs w:val="24"/>
           <w:lang w:val="es-AR"/>
         </w:rPr>
-        <w:t xml:space="preserve">Imágenes Satelitales – </w:t>
-      </w:r>
-      <w:proofErr w:type="spellStart"/>
-      <w:r>
-        <w:rPr>
-          <w:rFonts w:ascii="Times New Roman" w:eastAsia="Times New Roman" w:hAnsi="Times New Roman" w:cs="Times New Roman"/>
-          <w:b/>
-          <w:bCs/>
-          <w:sz w:val="24"/>
-          <w:szCs w:val="24"/>
-          <w:lang w:val="es-AR"/>
-        </w:rPr>
-        <w:t>Copernicus</w:t>
-      </w:r>
-      <w:proofErr w:type="spellEnd"/>
+        <w:t>Imágenes Satelitales – Copernicus</w:t>
+      </w:r>
       <w:r>
         <w:rPr>
           <w:rFonts w:ascii="Times New Roman" w:eastAsia="Times New Roman" w:hAnsi="Times New Roman" w:cs="Times New Roman"/>
@@ -1566,7 +1420,6 @@
         </w:rPr>
         <w:t>(</w:t>
       </w:r>
-      <w:proofErr w:type="spellStart"/>
       <w:r>
         <w:rPr>
           <w:rFonts w:ascii="Times New Roman" w:eastAsia="Times New Roman" w:hAnsi="Times New Roman" w:cs="Times New Roman"/>
@@ -1579,7 +1432,6 @@
         </w:rPr>
         <w:t>Wen</w:t>
       </w:r>
-      <w:proofErr w:type="spellEnd"/>
       <w:r>
         <w:rPr>
           <w:rFonts w:ascii="Times New Roman" w:eastAsia="Times New Roman" w:hAnsi="Times New Roman" w:cs="Times New Roman"/>
@@ -1737,31 +1589,7 @@
           <w:szCs w:val="24"/>
           <w:lang w:val="es-AR"/>
         </w:rPr>
-        <w:t xml:space="preserve">Investigar y Descargar </w:t>
-      </w:r>
-      <w:proofErr w:type="spellStart"/>
-      <w:r>
-        <w:rPr>
-          <w:rFonts w:ascii="Times New Roman" w:eastAsia="Times New Roman" w:hAnsi="Times New Roman" w:cs="Times New Roman"/>
-          <w:b/>
-          <w:bCs/>
-          <w:sz w:val="24"/>
-          <w:szCs w:val="24"/>
-          <w:lang w:val="es-AR"/>
-        </w:rPr>
-        <w:t>mas</w:t>
-      </w:r>
-      <w:proofErr w:type="spellEnd"/>
-      <w:r>
-        <w:rPr>
-          <w:rFonts w:ascii="Times New Roman" w:eastAsia="Times New Roman" w:hAnsi="Times New Roman" w:cs="Times New Roman"/>
-          <w:b/>
-          <w:bCs/>
-          <w:sz w:val="24"/>
-          <w:szCs w:val="24"/>
-          <w:lang w:val="es-AR"/>
-        </w:rPr>
-        <w:t xml:space="preserve"> datos (</w:t>
+        <w:t>Investigar y Descargar mas datos (</w:t>
       </w:r>
       <w:r>
         <w:rPr>
@@ -1917,21 +1745,12 @@
         </w:rPr>
         <w:t xml:space="preserve">- </w:t>
       </w:r>
-      <w:proofErr w:type="spellStart"/>
-      <w:r>
-        <w:rPr>
-          <w:rFonts w:ascii="Times New Roman" w:hAnsi="Times New Roman" w:cs="Times New Roman"/>
-          <w:lang w:val="es-AR"/>
-        </w:rPr>
-        <w:t>Dockerizar</w:t>
-      </w:r>
-      <w:proofErr w:type="spellEnd"/>
-      <w:r>
-        <w:rPr>
-          <w:rFonts w:ascii="Times New Roman" w:hAnsi="Times New Roman" w:cs="Times New Roman"/>
-          <w:lang w:val="es-AR"/>
-        </w:rPr>
-        <w:t xml:space="preserve"> las</w:t>
+      <w:r>
+        <w:rPr>
+          <w:rFonts w:ascii="Times New Roman" w:hAnsi="Times New Roman" w:cs="Times New Roman"/>
+          <w:lang w:val="es-AR"/>
+        </w:rPr>
+        <w:t>Dockerizar las</w:t>
       </w:r>
       <w:r>
         <w:rPr>
@@ -2020,7 +1839,6 @@
         </w:rPr>
         <w:t xml:space="preserve">validación del </w:t>
       </w:r>
-      <w:proofErr w:type="spellStart"/>
       <w:r>
         <w:rPr>
           <w:rFonts w:ascii="Times New Roman" w:eastAsia="Times New Roman" w:hAnsi="Times New Roman" w:cs="Times New Roman"/>
@@ -2041,9 +1859,295 @@
           <w:szCs w:val="24"/>
           <w:lang w:val="es-AR"/>
         </w:rPr>
-        <w:t>ain</w:t>
-      </w:r>
-      <w:proofErr w:type="spellEnd"/>
+        <w:t xml:space="preserve">ain </w:t>
+      </w:r>
+      <w:r>
+        <w:rPr>
+          <w:rFonts w:ascii="Times New Roman" w:eastAsia="Times New Roman" w:hAnsi="Times New Roman" w:cs="Times New Roman"/>
+          <w:b/>
+          <w:bCs/>
+          <w:sz w:val="24"/>
+          <w:szCs w:val="24"/>
+          <w:lang w:val="es-AR"/>
+        </w:rPr>
+        <w:t>(Martin)</w:t>
+      </w:r>
+      <w:r>
+        <w:rPr>
+          <w:rFonts w:ascii="Times New Roman" w:eastAsia="Times New Roman" w:hAnsi="Times New Roman" w:cs="Times New Roman"/>
+          <w:b/>
+          <w:bCs/>
+          <w:sz w:val="24"/>
+          <w:szCs w:val="24"/>
+          <w:lang w:val="es-AR"/>
+        </w:rPr>
+        <w:t>:</w:t>
+      </w:r>
+    </w:p>
+    <w:p>
+      <w:pPr>
+        <w:rPr>
+          <w:rFonts w:ascii="Times New Roman" w:eastAsia="Times New Roman" w:hAnsi="Times New Roman" w:cs="Times New Roman"/>
+          <w:sz w:val="24"/>
+          <w:szCs w:val="24"/>
+          <w:lang w:val="es-AR"/>
+        </w:rPr>
+      </w:pPr>
+      <w:r>
+        <w:rPr>
+          <w:rFonts w:ascii="Times New Roman" w:eastAsia="Times New Roman" w:hAnsi="Times New Roman" w:cs="Times New Roman"/>
+          <w:b/>
+          <w:bCs/>
+          <w:sz w:val="24"/>
+          <w:szCs w:val="24"/>
+          <w:lang w:val="es-AR"/>
+        </w:rPr>
+        <w:t xml:space="preserve">- </w:t>
+      </w:r>
+      <w:r>
+        <w:rPr>
+          <w:rFonts w:ascii="Times New Roman" w:eastAsia="Times New Roman" w:hAnsi="Times New Roman" w:cs="Times New Roman"/>
+          <w:sz w:val="24"/>
+          <w:szCs w:val="24"/>
+          <w:lang w:val="es-AR"/>
+        </w:rPr>
+        <w:t>Validar/unir los cambios en el main</w:t>
+      </w:r>
+      <w:r>
+        <w:rPr>
+          <w:rFonts w:ascii="Times New Roman" w:eastAsia="Times New Roman" w:hAnsi="Times New Roman" w:cs="Times New Roman"/>
+          <w:sz w:val="24"/>
+          <w:szCs w:val="24"/>
+          <w:lang w:val="es-AR"/>
+        </w:rPr>
+        <w:t>.</w:t>
+      </w:r>
+    </w:p>
+    <w:p>
+      <w:pPr>
+        <w:rPr>
+          <w:rFonts w:ascii="Times New Roman" w:eastAsia="Times New Roman" w:hAnsi="Times New Roman" w:cs="Times New Roman"/>
+          <w:sz w:val="24"/>
+          <w:szCs w:val="24"/>
+          <w:lang w:val="es-AR"/>
+        </w:rPr>
+      </w:pPr>
+      <w:r>
+        <w:rPr>
+          <w:rFonts w:ascii="Times New Roman" w:eastAsia="Times New Roman" w:hAnsi="Times New Roman" w:cs="Times New Roman"/>
+          <w:sz w:val="24"/>
+          <w:szCs w:val="24"/>
+          <w:lang w:val="es-AR"/>
+        </w:rPr>
+        <w:t xml:space="preserve">- </w:t>
+      </w:r>
+      <w:r>
+        <w:rPr>
+          <w:rFonts w:ascii="Times New Roman" w:eastAsia="Times New Roman" w:hAnsi="Times New Roman" w:cs="Times New Roman"/>
+          <w:sz w:val="24"/>
+          <w:szCs w:val="24"/>
+          <w:lang w:val="es-AR"/>
+        </w:rPr>
+        <w:t>Terminar el main de descarga unido (solo el de datos, no imágenes).</w:t>
+      </w:r>
+    </w:p>
+    <w:p>
+      <w:pPr>
+        <w:rPr>
+          <w:rFonts w:ascii="Times New Roman" w:eastAsia="Times New Roman" w:hAnsi="Times New Roman" w:cs="Times New Roman"/>
+          <w:b/>
+          <w:bCs/>
+          <w:sz w:val="24"/>
+          <w:szCs w:val="24"/>
+          <w:lang w:val="es-AR"/>
+        </w:rPr>
+      </w:pPr>
+      <w:r>
+        <w:rPr>
+          <w:rFonts w:ascii="Times New Roman" w:eastAsia="Times New Roman" w:hAnsi="Times New Roman" w:cs="Times New Roman"/>
+          <w:b/>
+          <w:bCs/>
+          <w:sz w:val="24"/>
+          <w:szCs w:val="24"/>
+          <w:lang w:val="es-AR"/>
+        </w:rPr>
+        <w:t xml:space="preserve">5. </w:t>
+      </w:r>
+      <w:r>
+        <w:rPr>
+          <w:rFonts w:ascii="Times New Roman" w:eastAsia="Times New Roman" w:hAnsi="Times New Roman" w:cs="Times New Roman"/>
+          <w:b/>
+          <w:bCs/>
+          <w:sz w:val="24"/>
+          <w:szCs w:val="24"/>
+          <w:lang w:val="es-AR"/>
+        </w:rPr>
+        <w:t>Creación</w:t>
+      </w:r>
+      <w:r>
+        <w:rPr>
+          <w:rFonts w:ascii="Times New Roman" w:eastAsia="Times New Roman" w:hAnsi="Times New Roman" w:cs="Times New Roman"/>
+          <w:b/>
+          <w:bCs/>
+          <w:sz w:val="24"/>
+          <w:szCs w:val="24"/>
+          <w:lang w:val="es-AR"/>
+        </w:rPr>
+        <w:t xml:space="preserve"> de la base de datos (Martin):</w:t>
+      </w:r>
+    </w:p>
+    <w:p>
+      <w:pPr>
+        <w:rPr>
+          <w:rFonts w:ascii="Times New Roman" w:eastAsia="Times New Roman" w:hAnsi="Times New Roman" w:cs="Times New Roman"/>
+          <w:sz w:val="24"/>
+          <w:szCs w:val="24"/>
+          <w:lang w:val="es-AR"/>
+        </w:rPr>
+      </w:pPr>
+      <w:r>
+        <w:rPr>
+          <w:rFonts w:ascii="Times New Roman" w:eastAsia="Times New Roman" w:hAnsi="Times New Roman" w:cs="Times New Roman"/>
+          <w:b/>
+          <w:bCs/>
+          <w:sz w:val="24"/>
+          <w:szCs w:val="24"/>
+          <w:lang w:val="es-AR"/>
+        </w:rPr>
+        <w:t xml:space="preserve">- </w:t>
+      </w:r>
+      <w:r>
+        <w:rPr>
+          <w:rFonts w:ascii="Times New Roman" w:eastAsia="Times New Roman" w:hAnsi="Times New Roman" w:cs="Times New Roman"/>
+          <w:sz w:val="24"/>
+          <w:szCs w:val="24"/>
+          <w:lang w:val="es-AR"/>
+        </w:rPr>
+        <w:t>Creación</w:t>
+      </w:r>
+      <w:r>
+        <w:rPr>
+          <w:rFonts w:ascii="Times New Roman" w:eastAsia="Times New Roman" w:hAnsi="Times New Roman" w:cs="Times New Roman"/>
+          <w:sz w:val="24"/>
+          <w:szCs w:val="24"/>
+          <w:lang w:val="es-AR"/>
+        </w:rPr>
+        <w:t xml:space="preserve"> del diseño de la base de datos.</w:t>
+      </w:r>
+    </w:p>
+    <w:p>
+      <w:pPr>
+        <w:rPr>
+          <w:rFonts w:ascii="Times New Roman" w:eastAsia="Times New Roman" w:hAnsi="Times New Roman" w:cs="Times New Roman"/>
+          <w:sz w:val="24"/>
+          <w:szCs w:val="24"/>
+          <w:lang w:val="es-AR"/>
+        </w:rPr>
+      </w:pPr>
+      <w:r>
+        <w:rPr>
+          <w:rFonts w:ascii="Times New Roman" w:eastAsia="Times New Roman" w:hAnsi="Times New Roman" w:cs="Times New Roman"/>
+          <w:sz w:val="24"/>
+          <w:szCs w:val="24"/>
+          <w:lang w:val="es-AR"/>
+        </w:rPr>
+        <w:t>- Generar las relaciones entre distintos datasets</w:t>
+      </w:r>
+      <w:r>
+        <w:rPr>
+          <w:rFonts w:ascii="Times New Roman" w:eastAsia="Times New Roman" w:hAnsi="Times New Roman" w:cs="Times New Roman"/>
+          <w:sz w:val="24"/>
+          <w:szCs w:val="24"/>
+          <w:lang w:val="es-AR"/>
+        </w:rPr>
+        <w:t>. Si se puede, unir los datos.</w:t>
+      </w:r>
+    </w:p>
+    <w:p>
+      <w:pPr>
+        <w:rPr>
+          <w:rFonts w:ascii="Times New Roman" w:eastAsia="Times New Roman" w:hAnsi="Times New Roman" w:cs="Times New Roman"/>
+          <w:sz w:val="24"/>
+          <w:szCs w:val="24"/>
+          <w:lang w:val="es-AR"/>
+        </w:rPr>
+      </w:pPr>
+      <w:r>
+        <w:rPr>
+          <w:rFonts w:ascii="Times New Roman" w:eastAsia="Times New Roman" w:hAnsi="Times New Roman" w:cs="Times New Roman"/>
+          <w:sz w:val="24"/>
+          <w:szCs w:val="24"/>
+          <w:lang w:val="es-AR"/>
+        </w:rPr>
+        <w:t>- Relacionarlo con la parte de las descargas</w:t>
+      </w:r>
+    </w:p>
+    <w:p>
+      <w:pPr>
+        <w:rPr>
+          <w:rFonts w:ascii="Times New Roman" w:eastAsia="Times New Roman" w:hAnsi="Times New Roman" w:cs="Times New Roman"/>
+          <w:b/>
+          <w:bCs/>
+          <w:sz w:val="24"/>
+          <w:szCs w:val="24"/>
+          <w:lang w:val="es-AR"/>
+        </w:rPr>
+      </w:pPr>
+      <w:r>
+        <w:rPr>
+          <w:rFonts w:ascii="Times New Roman" w:eastAsia="Times New Roman" w:hAnsi="Times New Roman" w:cs="Times New Roman"/>
+          <w:b/>
+          <w:bCs/>
+          <w:sz w:val="24"/>
+          <w:szCs w:val="24"/>
+          <w:lang w:val="es-AR"/>
+        </w:rPr>
+        <w:t>6</w:t>
+      </w:r>
+      <w:r>
+        <w:rPr>
+          <w:rFonts w:ascii="Times New Roman" w:eastAsia="Times New Roman" w:hAnsi="Times New Roman" w:cs="Times New Roman"/>
+          <w:b/>
+          <w:bCs/>
+          <w:sz w:val="24"/>
+          <w:szCs w:val="24"/>
+          <w:lang w:val="es-AR"/>
+        </w:rPr>
+        <w:t>.</w:t>
+      </w:r>
+      <w:r>
+        <w:rPr>
+          <w:rFonts w:ascii="Times New Roman" w:eastAsia="Times New Roman" w:hAnsi="Times New Roman" w:cs="Times New Roman"/>
+          <w:b/>
+          <w:bCs/>
+          <w:sz w:val="24"/>
+          <w:szCs w:val="24"/>
+          <w:lang w:val="es-AR"/>
+        </w:rPr>
+        <w:t xml:space="preserve"> PARA EL FINAL:</w:t>
+      </w:r>
+      <w:r>
+        <w:rPr>
+          <w:rFonts w:ascii="Times New Roman" w:eastAsia="Times New Roman" w:hAnsi="Times New Roman" w:cs="Times New Roman"/>
+          <w:b/>
+          <w:bCs/>
+          <w:sz w:val="24"/>
+          <w:szCs w:val="24"/>
+          <w:lang w:val="es-AR"/>
+        </w:rPr>
+        <w:t xml:space="preserve"> Mockup de la web/mapa interactivo</w:t>
+      </w:r>
+      <w:r>
+        <w:rPr>
+          <w:rFonts w:ascii="Times New Roman" w:eastAsia="Times New Roman" w:hAnsi="Times New Roman" w:cs="Times New Roman"/>
+          <w:b/>
+          <w:bCs/>
+          <w:sz w:val="24"/>
+          <w:szCs w:val="24"/>
+          <w:lang w:val="es-AR"/>
+        </w:rPr>
+        <w:t>:</w:t>
+      </w:r>
       <w:r>
         <w:rPr>
           <w:rFonts w:ascii="Times New Roman" w:eastAsia="Times New Roman" w:hAnsi="Times New Roman" w:cs="Times New Roman"/>
@@ -2064,349 +2168,8 @@
           <w:szCs w:val="24"/>
           <w:lang w:val="es-AR"/>
         </w:rPr>
-        <w:t>(Martin)</w:t>
-      </w:r>
-      <w:r>
-        <w:rPr>
-          <w:rFonts w:ascii="Times New Roman" w:eastAsia="Times New Roman" w:hAnsi="Times New Roman" w:cs="Times New Roman"/>
-          <w:b/>
-          <w:bCs/>
-          <w:sz w:val="24"/>
-          <w:szCs w:val="24"/>
-          <w:lang w:val="es-AR"/>
-        </w:rPr>
-        <w:t>:</w:t>
-      </w:r>
-    </w:p>
-    <w:p>
-      <w:pPr>
-        <w:rPr>
-          <w:rFonts w:ascii="Times New Roman" w:eastAsia="Times New Roman" w:hAnsi="Times New Roman" w:cs="Times New Roman"/>
-          <w:sz w:val="24"/>
-          <w:szCs w:val="24"/>
-          <w:lang w:val="es-AR"/>
-        </w:rPr>
-      </w:pPr>
-      <w:r>
-        <w:rPr>
-          <w:rFonts w:ascii="Times New Roman" w:eastAsia="Times New Roman" w:hAnsi="Times New Roman" w:cs="Times New Roman"/>
-          <w:b/>
-          <w:bCs/>
-          <w:sz w:val="24"/>
-          <w:szCs w:val="24"/>
-          <w:lang w:val="es-AR"/>
-        </w:rPr>
-        <w:t xml:space="preserve">- </w:t>
-      </w:r>
-      <w:r>
-        <w:rPr>
-          <w:rFonts w:ascii="Times New Roman" w:eastAsia="Times New Roman" w:hAnsi="Times New Roman" w:cs="Times New Roman"/>
-          <w:sz w:val="24"/>
-          <w:szCs w:val="24"/>
-          <w:lang w:val="es-AR"/>
-        </w:rPr>
-        <w:t xml:space="preserve">Validar/unir los cambios en el </w:t>
-      </w:r>
-      <w:proofErr w:type="spellStart"/>
-      <w:r>
-        <w:rPr>
-          <w:rFonts w:ascii="Times New Roman" w:eastAsia="Times New Roman" w:hAnsi="Times New Roman" w:cs="Times New Roman"/>
-          <w:sz w:val="24"/>
-          <w:szCs w:val="24"/>
-          <w:lang w:val="es-AR"/>
-        </w:rPr>
-        <w:t>main</w:t>
-      </w:r>
-      <w:proofErr w:type="spellEnd"/>
-      <w:r>
-        <w:rPr>
-          <w:rFonts w:ascii="Times New Roman" w:eastAsia="Times New Roman" w:hAnsi="Times New Roman" w:cs="Times New Roman"/>
-          <w:sz w:val="24"/>
-          <w:szCs w:val="24"/>
-          <w:lang w:val="es-AR"/>
-        </w:rPr>
-        <w:t>.</w:t>
-      </w:r>
-    </w:p>
-    <w:p>
-      <w:pPr>
-        <w:rPr>
-          <w:rFonts w:ascii="Times New Roman" w:eastAsia="Times New Roman" w:hAnsi="Times New Roman" w:cs="Times New Roman"/>
-          <w:sz w:val="24"/>
-          <w:szCs w:val="24"/>
-          <w:lang w:val="es-AR"/>
-        </w:rPr>
-      </w:pPr>
-      <w:r>
-        <w:rPr>
-          <w:rFonts w:ascii="Times New Roman" w:eastAsia="Times New Roman" w:hAnsi="Times New Roman" w:cs="Times New Roman"/>
-          <w:sz w:val="24"/>
-          <w:szCs w:val="24"/>
-          <w:lang w:val="es-AR"/>
-        </w:rPr>
-        <w:t xml:space="preserve">- </w:t>
-      </w:r>
-      <w:r>
-        <w:rPr>
-          <w:rFonts w:ascii="Times New Roman" w:eastAsia="Times New Roman" w:hAnsi="Times New Roman" w:cs="Times New Roman"/>
-          <w:sz w:val="24"/>
-          <w:szCs w:val="24"/>
-          <w:lang w:val="es-AR"/>
-        </w:rPr>
-        <w:t xml:space="preserve">Terminar el </w:t>
-      </w:r>
-      <w:proofErr w:type="spellStart"/>
-      <w:r>
-        <w:rPr>
-          <w:rFonts w:ascii="Times New Roman" w:eastAsia="Times New Roman" w:hAnsi="Times New Roman" w:cs="Times New Roman"/>
-          <w:sz w:val="24"/>
-          <w:szCs w:val="24"/>
-          <w:lang w:val="es-AR"/>
-        </w:rPr>
-        <w:t>main</w:t>
-      </w:r>
-      <w:proofErr w:type="spellEnd"/>
-      <w:r>
-        <w:rPr>
-          <w:rFonts w:ascii="Times New Roman" w:eastAsia="Times New Roman" w:hAnsi="Times New Roman" w:cs="Times New Roman"/>
-          <w:sz w:val="24"/>
-          <w:szCs w:val="24"/>
-          <w:lang w:val="es-AR"/>
-        </w:rPr>
-        <w:t xml:space="preserve"> de descarga unido (solo el de datos, no imágenes).</w:t>
-      </w:r>
-    </w:p>
-    <w:p>
-      <w:pPr>
-        <w:rPr>
-          <w:rFonts w:ascii="Times New Roman" w:eastAsia="Times New Roman" w:hAnsi="Times New Roman" w:cs="Times New Roman"/>
-          <w:b/>
-          <w:bCs/>
-          <w:sz w:val="24"/>
-          <w:szCs w:val="24"/>
-          <w:lang w:val="es-AR"/>
-        </w:rPr>
-      </w:pPr>
-      <w:r>
-        <w:rPr>
-          <w:rFonts w:ascii="Times New Roman" w:eastAsia="Times New Roman" w:hAnsi="Times New Roman" w:cs="Times New Roman"/>
-          <w:b/>
-          <w:bCs/>
-          <w:sz w:val="24"/>
-          <w:szCs w:val="24"/>
-          <w:lang w:val="es-AR"/>
-        </w:rPr>
-        <w:t xml:space="preserve">5. </w:t>
-      </w:r>
-      <w:r>
-        <w:rPr>
-          <w:rFonts w:ascii="Times New Roman" w:eastAsia="Times New Roman" w:hAnsi="Times New Roman" w:cs="Times New Roman"/>
-          <w:b/>
-          <w:bCs/>
-          <w:sz w:val="24"/>
-          <w:szCs w:val="24"/>
-          <w:lang w:val="es-AR"/>
-        </w:rPr>
-        <w:t>Creación</w:t>
-      </w:r>
-      <w:r>
-        <w:rPr>
-          <w:rFonts w:ascii="Times New Roman" w:eastAsia="Times New Roman" w:hAnsi="Times New Roman" w:cs="Times New Roman"/>
-          <w:b/>
-          <w:bCs/>
-          <w:sz w:val="24"/>
-          <w:szCs w:val="24"/>
-          <w:lang w:val="es-AR"/>
-        </w:rPr>
-        <w:t xml:space="preserve"> de la base de datos (Martin):</w:t>
-      </w:r>
-    </w:p>
-    <w:p>
-      <w:pPr>
-        <w:rPr>
-          <w:rFonts w:ascii="Times New Roman" w:eastAsia="Times New Roman" w:hAnsi="Times New Roman" w:cs="Times New Roman"/>
-          <w:sz w:val="24"/>
-          <w:szCs w:val="24"/>
-          <w:lang w:val="es-AR"/>
-        </w:rPr>
-      </w:pPr>
-      <w:r>
-        <w:rPr>
-          <w:rFonts w:ascii="Times New Roman" w:eastAsia="Times New Roman" w:hAnsi="Times New Roman" w:cs="Times New Roman"/>
-          <w:b/>
-          <w:bCs/>
-          <w:sz w:val="24"/>
-          <w:szCs w:val="24"/>
-          <w:lang w:val="es-AR"/>
-        </w:rPr>
-        <w:t xml:space="preserve">- </w:t>
-      </w:r>
-      <w:r>
-        <w:rPr>
-          <w:rFonts w:ascii="Times New Roman" w:eastAsia="Times New Roman" w:hAnsi="Times New Roman" w:cs="Times New Roman"/>
-          <w:sz w:val="24"/>
-          <w:szCs w:val="24"/>
-          <w:lang w:val="es-AR"/>
-        </w:rPr>
-        <w:t>Creación</w:t>
-      </w:r>
-      <w:r>
-        <w:rPr>
-          <w:rFonts w:ascii="Times New Roman" w:eastAsia="Times New Roman" w:hAnsi="Times New Roman" w:cs="Times New Roman"/>
-          <w:sz w:val="24"/>
-          <w:szCs w:val="24"/>
-          <w:lang w:val="es-AR"/>
-        </w:rPr>
-        <w:t xml:space="preserve"> del diseño de la base de datos.</w:t>
-      </w:r>
-    </w:p>
-    <w:p>
-      <w:pPr>
-        <w:rPr>
-          <w:rFonts w:ascii="Times New Roman" w:eastAsia="Times New Roman" w:hAnsi="Times New Roman" w:cs="Times New Roman"/>
-          <w:sz w:val="24"/>
-          <w:szCs w:val="24"/>
-          <w:lang w:val="es-AR"/>
-        </w:rPr>
-      </w:pPr>
-      <w:r>
-        <w:rPr>
-          <w:rFonts w:ascii="Times New Roman" w:eastAsia="Times New Roman" w:hAnsi="Times New Roman" w:cs="Times New Roman"/>
-          <w:sz w:val="24"/>
-          <w:szCs w:val="24"/>
-          <w:lang w:val="es-AR"/>
-        </w:rPr>
-        <w:t xml:space="preserve">- Generar las relaciones entre distintos </w:t>
-      </w:r>
-      <w:proofErr w:type="spellStart"/>
-      <w:r>
-        <w:rPr>
-          <w:rFonts w:ascii="Times New Roman" w:eastAsia="Times New Roman" w:hAnsi="Times New Roman" w:cs="Times New Roman"/>
-          <w:sz w:val="24"/>
-          <w:szCs w:val="24"/>
-          <w:lang w:val="es-AR"/>
-        </w:rPr>
-        <w:t>datasets</w:t>
-      </w:r>
-      <w:proofErr w:type="spellEnd"/>
-      <w:r>
-        <w:rPr>
-          <w:rFonts w:ascii="Times New Roman" w:eastAsia="Times New Roman" w:hAnsi="Times New Roman" w:cs="Times New Roman"/>
-          <w:sz w:val="24"/>
-          <w:szCs w:val="24"/>
-          <w:lang w:val="es-AR"/>
-        </w:rPr>
-        <w:t>. Si se puede, unir los datos.</w:t>
-      </w:r>
-    </w:p>
-    <w:p>
-      <w:pPr>
-        <w:rPr>
-          <w:rFonts w:ascii="Times New Roman" w:eastAsia="Times New Roman" w:hAnsi="Times New Roman" w:cs="Times New Roman"/>
-          <w:sz w:val="24"/>
-          <w:szCs w:val="24"/>
-          <w:lang w:val="es-AR"/>
-        </w:rPr>
-      </w:pPr>
-      <w:r>
-        <w:rPr>
-          <w:rFonts w:ascii="Times New Roman" w:eastAsia="Times New Roman" w:hAnsi="Times New Roman" w:cs="Times New Roman"/>
-          <w:sz w:val="24"/>
-          <w:szCs w:val="24"/>
-          <w:lang w:val="es-AR"/>
-        </w:rPr>
-        <w:t>- Relacionarlo con la parte de las descargas</w:t>
-      </w:r>
-    </w:p>
-    <w:p>
-      <w:pPr>
-        <w:rPr>
-          <w:rFonts w:ascii="Times New Roman" w:eastAsia="Times New Roman" w:hAnsi="Times New Roman" w:cs="Times New Roman"/>
-          <w:b/>
-          <w:bCs/>
-          <w:sz w:val="24"/>
-          <w:szCs w:val="24"/>
-          <w:lang w:val="es-AR"/>
-        </w:rPr>
-      </w:pPr>
-      <w:r>
-        <w:rPr>
-          <w:rFonts w:ascii="Times New Roman" w:eastAsia="Times New Roman" w:hAnsi="Times New Roman" w:cs="Times New Roman"/>
-          <w:b/>
-          <w:bCs/>
-          <w:sz w:val="24"/>
-          <w:szCs w:val="24"/>
-          <w:lang w:val="es-AR"/>
-        </w:rPr>
-        <w:t>6</w:t>
-      </w:r>
-      <w:r>
-        <w:rPr>
-          <w:rFonts w:ascii="Times New Roman" w:eastAsia="Times New Roman" w:hAnsi="Times New Roman" w:cs="Times New Roman"/>
-          <w:b/>
-          <w:bCs/>
-          <w:sz w:val="24"/>
-          <w:szCs w:val="24"/>
-          <w:lang w:val="es-AR"/>
-        </w:rPr>
-        <w:t>.</w:t>
-      </w:r>
-      <w:r>
-        <w:rPr>
-          <w:rFonts w:ascii="Times New Roman" w:eastAsia="Times New Roman" w:hAnsi="Times New Roman" w:cs="Times New Roman"/>
-          <w:b/>
-          <w:bCs/>
-          <w:sz w:val="24"/>
-          <w:szCs w:val="24"/>
-          <w:lang w:val="es-AR"/>
-        </w:rPr>
-        <w:t xml:space="preserve"> PARA EL FINAL:</w:t>
-      </w:r>
-      <w:r>
-        <w:rPr>
-          <w:rFonts w:ascii="Times New Roman" w:eastAsia="Times New Roman" w:hAnsi="Times New Roman" w:cs="Times New Roman"/>
-          <w:b/>
-          <w:bCs/>
-          <w:sz w:val="24"/>
-          <w:szCs w:val="24"/>
-          <w:lang w:val="es-AR"/>
-        </w:rPr>
-        <w:t xml:space="preserve"> Mockup de la web/mapa interactivo</w:t>
-      </w:r>
-      <w:r>
-        <w:rPr>
-          <w:rFonts w:ascii="Times New Roman" w:eastAsia="Times New Roman" w:hAnsi="Times New Roman" w:cs="Times New Roman"/>
-          <w:b/>
-          <w:bCs/>
-          <w:sz w:val="24"/>
-          <w:szCs w:val="24"/>
-          <w:lang w:val="es-AR"/>
-        </w:rPr>
-        <w:t>:</w:t>
-      </w:r>
-      <w:r>
-        <w:rPr>
-          <w:rFonts w:ascii="Times New Roman" w:eastAsia="Times New Roman" w:hAnsi="Times New Roman" w:cs="Times New Roman"/>
-          <w:b/>
-          <w:bCs/>
-          <w:sz w:val="24"/>
-          <w:szCs w:val="24"/>
-          <w:lang w:val="es-AR"/>
-        </w:rPr>
-        <w:t xml:space="preserve"> </w:t>
-      </w:r>
-      <w:r>
-        <w:rPr>
-          <w:rFonts w:ascii="Times New Roman" w:eastAsia="Times New Roman" w:hAnsi="Times New Roman" w:cs="Times New Roman"/>
-          <w:b/>
-          <w:bCs/>
-          <w:sz w:val="24"/>
-          <w:szCs w:val="24"/>
-          <w:lang w:val="es-AR"/>
-        </w:rPr>
         <w:t>(</w:t>
       </w:r>
-      <w:proofErr w:type="spellStart"/>
       <w:r>
         <w:rPr>
           <w:rFonts w:ascii="Times New Roman" w:eastAsia="Times New Roman" w:hAnsi="Times New Roman" w:cs="Times New Roman"/>
@@ -2419,7 +2182,6 @@
         </w:rPr>
         <w:t>fernando</w:t>
       </w:r>
-      <w:proofErr w:type="spellEnd"/>
       <w:r>
         <w:rPr>
           <w:rFonts w:ascii="Times New Roman" w:eastAsia="Times New Roman" w:hAnsi="Times New Roman" w:cs="Times New Roman"/>
@@ -2607,19 +2369,8 @@
           <w:szCs w:val="24"/>
           <w:lang w:val="es-AR"/>
         </w:rPr>
-        <w:t xml:space="preserve">/pasar archivos de local a </w:t>
-      </w:r>
-      <w:proofErr w:type="spellStart"/>
-      <w:r>
-        <w:rPr>
-          <w:rFonts w:ascii="Times New Roman" w:eastAsia="Times New Roman" w:hAnsi="Times New Roman" w:cs="Times New Roman"/>
-          <w:sz w:val="24"/>
-          <w:szCs w:val="24"/>
-          <w:lang w:val="es-AR"/>
-        </w:rPr>
-        <w:t>lorca</w:t>
-      </w:r>
-      <w:proofErr w:type="spellEnd"/>
+        <w:t>/pasar archivos de local a lorca</w:t>
+      </w:r>
     </w:p>
     <w:p>
       <w:pPr>
@@ -2689,25 +2440,7 @@
           <w:sz w:val="24"/>
           <w:szCs w:val="24"/>
         </w:rPr>
-        <w:t xml:space="preserve">• Diseñar la estrategia de </w:t>
-      </w:r>
-      <w:proofErr w:type="spellStart"/>
-      <w:r>
-        <w:rPr>
-          <w:rFonts w:ascii="Times New Roman" w:hAnsi="Times New Roman" w:cs="Times New Roman"/>
-          <w:sz w:val="24"/>
-          <w:szCs w:val="24"/>
-        </w:rPr>
-        <w:t>contenerización</w:t>
-      </w:r>
-      <w:proofErr w:type="spellEnd"/>
-      <w:r>
-        <w:rPr>
-          <w:rFonts w:ascii="Times New Roman" w:hAnsi="Times New Roman" w:cs="Times New Roman"/>
-          <w:sz w:val="24"/>
-          <w:szCs w:val="24"/>
-        </w:rPr>
-        <w:t xml:space="preserve"> de los pipelines. </w:t>
+        <w:t xml:space="preserve">• Diseñar la estrategia de contenerización de los pipelines. </w:t>
       </w:r>
     </w:p>
     <w:p>
@@ -2742,6 +2475,190 @@
           <w:szCs w:val="24"/>
         </w:rPr>
         <w:t>• Documentar dependencias y entornos de ejecución.</w:t>
+      </w:r>
+    </w:p>
+    <w:p>
+      <w:pPr>
+        <w:rPr>
+          <w:rFonts w:ascii="Times New Roman" w:hAnsi="Times New Roman" w:cs="Times New Roman"/>
+          <w:sz w:val="24"/>
+          <w:szCs w:val="24"/>
+        </w:rPr>
+      </w:pPr>
+    </w:p>
+    <w:p>
+      <w:pPr>
+        <w:rPr>
+          <w:rFonts w:ascii="Times New Roman" w:hAnsi="Times New Roman" w:cs="Times New Roman"/>
+          <w:sz w:val="24"/>
+          <w:szCs w:val="24"/>
+        </w:rPr>
+      </w:pPr>
+      <w:r>
+        <w:rPr>
+          <w:rFonts w:ascii="Times New Roman" w:hAnsi="Times New Roman" w:cs="Times New Roman"/>
+          <w:sz w:val="24"/>
+          <w:szCs w:val="24"/>
+        </w:rPr>
+        <w:t>Para el siguiente Sprint:</w:t>
+      </w:r>
+    </w:p>
+    <w:p>
+      <w:pPr>
+        <w:rPr>
+          <w:rFonts w:ascii="Times New Roman" w:hAnsi="Times New Roman" w:cs="Times New Roman"/>
+          <w:sz w:val="24"/>
+          <w:szCs w:val="24"/>
+        </w:rPr>
+      </w:pPr>
+    </w:p>
+    <w:p>
+      <w:pPr>
+        <w:rPr>
+          <w:rFonts w:ascii="Times New Roman" w:hAnsi="Times New Roman" w:cs="Times New Roman"/>
+          <w:sz w:val="24"/>
+          <w:szCs w:val="24"/>
+        </w:rPr>
+      </w:pPr>
+      <w:r>
+        <w:rPr>
+          <w:rFonts w:ascii="Times New Roman" w:hAnsi="Times New Roman" w:cs="Times New Roman"/>
+          <w:sz w:val="24"/>
+          <w:szCs w:val="24"/>
+        </w:rPr>
+        <w:t>-Mockup</w:t>
+      </w:r>
+      <w:r>
+        <w:rPr>
+          <w:rFonts w:ascii="Times New Roman" w:hAnsi="Times New Roman" w:cs="Times New Roman"/>
+          <w:sz w:val="24"/>
+          <w:szCs w:val="24"/>
+        </w:rPr>
+        <w:t xml:space="preserve">: Terminar el mockup, parte </w:t>
+      </w:r>
+      <w:r>
+        <w:rPr>
+          <w:rFonts w:ascii="Times New Roman" w:hAnsi="Times New Roman" w:cs="Times New Roman"/>
+          <w:sz w:val="24"/>
+          <w:szCs w:val="24"/>
+        </w:rPr>
+        <w:t>del cliente.</w:t>
+      </w:r>
+    </w:p>
+    <w:p>
+      <w:pPr>
+        <w:rPr>
+          <w:rFonts w:ascii="Times New Roman" w:hAnsi="Times New Roman" w:cs="Times New Roman"/>
+          <w:sz w:val="24"/>
+          <w:szCs w:val="24"/>
+        </w:rPr>
+      </w:pPr>
+      <w:r>
+        <w:rPr>
+          <w:rFonts w:ascii="Times New Roman" w:hAnsi="Times New Roman" w:cs="Times New Roman"/>
+          <w:sz w:val="24"/>
+          <w:szCs w:val="24"/>
+        </w:rPr>
+        <w:t>-Terminar de Dockerizar las secciones que faltan</w:t>
+      </w:r>
+    </w:p>
+    <w:p>
+      <w:pPr>
+        <w:rPr>
+          <w:rFonts w:ascii="Times New Roman" w:hAnsi="Times New Roman" w:cs="Times New Roman"/>
+          <w:sz w:val="24"/>
+          <w:szCs w:val="24"/>
+        </w:rPr>
+      </w:pPr>
+      <w:r>
+        <w:rPr>
+          <w:rFonts w:ascii="Times New Roman" w:hAnsi="Times New Roman" w:cs="Times New Roman"/>
+          <w:sz w:val="24"/>
+          <w:szCs w:val="24"/>
+        </w:rPr>
+        <w:t>-Union Completa de BBDD: Implementarlo con un Docker</w:t>
+      </w:r>
+    </w:p>
+    <w:p>
+      <w:pPr>
+        <w:rPr>
+          <w:rFonts w:ascii="Times New Roman" w:hAnsi="Times New Roman" w:cs="Times New Roman"/>
+          <w:sz w:val="24"/>
+          <w:szCs w:val="24"/>
+        </w:rPr>
+      </w:pPr>
+      <w:r>
+        <w:rPr>
+          <w:rFonts w:ascii="Times New Roman" w:hAnsi="Times New Roman" w:cs="Times New Roman"/>
+          <w:sz w:val="24"/>
+          <w:szCs w:val="24"/>
+        </w:rPr>
+        <w:t>-Empezar la memoria final</w:t>
+      </w:r>
+      <w:r>
+        <w:rPr>
+          <w:rFonts w:ascii="Times New Roman" w:hAnsi="Times New Roman" w:cs="Times New Roman"/>
+          <w:sz w:val="24"/>
+          <w:szCs w:val="24"/>
+        </w:rPr>
+        <w:t>. Procesos de ETL si n detalle concretos. Informe debe contener la elección de variables y el porqué.</w:t>
+      </w:r>
+      <w:r>
+        <w:rPr>
+          <w:rFonts w:ascii="Times New Roman" w:hAnsi="Times New Roman" w:cs="Times New Roman"/>
+          <w:sz w:val="24"/>
+          <w:szCs w:val="24"/>
+        </w:rPr>
+        <w:t xml:space="preserve"> Problemas y </w:t>
+      </w:r>
+      <w:r>
+        <w:rPr>
+          <w:rFonts w:ascii="Times New Roman" w:hAnsi="Times New Roman" w:cs="Times New Roman"/>
+          <w:sz w:val="24"/>
+          <w:szCs w:val="24"/>
+        </w:rPr>
+        <w:t>justificación</w:t>
+      </w:r>
+      <w:r>
+        <w:rPr>
+          <w:rFonts w:ascii="Times New Roman" w:hAnsi="Times New Roman" w:cs="Times New Roman"/>
+          <w:sz w:val="24"/>
+          <w:szCs w:val="24"/>
+        </w:rPr>
+        <w:t xml:space="preserve"> de posibles cambios </w:t>
+      </w:r>
+      <w:r>
+        <w:rPr>
+          <w:rFonts w:ascii="Times New Roman" w:hAnsi="Times New Roman" w:cs="Times New Roman"/>
+          <w:sz w:val="24"/>
+          <w:szCs w:val="24"/>
+        </w:rPr>
+        <w:t>dentro del desarrollo.</w:t>
+      </w:r>
+    </w:p>
+    <w:p>
+      <w:pPr>
+        <w:rPr>
+          <w:rFonts w:ascii="Times New Roman" w:hAnsi="Times New Roman" w:cs="Times New Roman"/>
+          <w:sz w:val="24"/>
+          <w:szCs w:val="24"/>
+        </w:rPr>
+      </w:pPr>
+      <w:r>
+        <w:rPr>
+          <w:rFonts w:ascii="Times New Roman" w:hAnsi="Times New Roman" w:cs="Times New Roman"/>
+          <w:sz w:val="24"/>
+          <w:szCs w:val="24"/>
+        </w:rPr>
+        <w:t>-Productivizar: Automatizar la</w:t>
+      </w:r>
+      <w:r>
+        <w:rPr>
+          <w:rFonts w:ascii="Times New Roman" w:hAnsi="Times New Roman" w:cs="Times New Roman"/>
+          <w:sz w:val="24"/>
+          <w:szCs w:val="24"/>
+        </w:rPr>
+        <w:t>s descargas según las preferencias que se quiere (unir descarga y limpieza).</w:t>
       </w:r>
     </w:p>
     <w:p>

--- a/Sprints.docx
+++ b/Sprints.docx
@@ -37,7 +37,43 @@
           <w:sz w:val="24"/>
           <w:szCs w:val="24"/>
         </w:rPr>
-        <w:t>Crear el elevator pitch final y diseñar el póster-resumen para presentar el proyecto a stakeholders (ficticio), incluyendo motivación, objetivos y entregables principales.</w:t>
+        <w:t xml:space="preserve">Crear el </w:t>
+      </w:r>
+      <w:proofErr w:type="spellStart"/>
+      <w:r>
+        <w:rPr>
+          <w:rFonts w:ascii="Times New Roman" w:hAnsi="Times New Roman" w:cs="Times New Roman"/>
+          <w:sz w:val="24"/>
+          <w:szCs w:val="24"/>
+        </w:rPr>
+        <w:t>elevator</w:t>
+      </w:r>
+      <w:proofErr w:type="spellEnd"/>
+      <w:r>
+        <w:rPr>
+          <w:rFonts w:ascii="Times New Roman" w:hAnsi="Times New Roman" w:cs="Times New Roman"/>
+          <w:sz w:val="24"/>
+          <w:szCs w:val="24"/>
+        </w:rPr>
+        <w:t xml:space="preserve"> pitch final y diseñar el póster-resumen para presentar el proyecto a </w:t>
+      </w:r>
+      <w:proofErr w:type="spellStart"/>
+      <w:r>
+        <w:rPr>
+          <w:rFonts w:ascii="Times New Roman" w:hAnsi="Times New Roman" w:cs="Times New Roman"/>
+          <w:sz w:val="24"/>
+          <w:szCs w:val="24"/>
+        </w:rPr>
+        <w:t>stakeholders</w:t>
+      </w:r>
+      <w:proofErr w:type="spellEnd"/>
+      <w:r>
+        <w:rPr>
+          <w:rFonts w:ascii="Times New Roman" w:hAnsi="Times New Roman" w:cs="Times New Roman"/>
+          <w:sz w:val="24"/>
+          <w:szCs w:val="24"/>
+        </w:rPr>
+        <w:t xml:space="preserve"> (ficticio), incluyendo motivación, objetivos y entregables principales.</w:t>
       </w:r>
     </w:p>
     <w:p>
@@ -100,7 +136,25 @@
           <w:sz w:val="24"/>
           <w:szCs w:val="24"/>
         </w:rPr>
-        <w:t xml:space="preserve">Identificar stakeholders clave y para </w:t>
+        <w:t xml:space="preserve">Identificar </w:t>
+      </w:r>
+      <w:proofErr w:type="spellStart"/>
+      <w:r>
+        <w:rPr>
+          <w:rFonts w:ascii="Times New Roman" w:hAnsi="Times New Roman" w:cs="Times New Roman"/>
+          <w:sz w:val="24"/>
+          <w:szCs w:val="24"/>
+        </w:rPr>
+        <w:t>stakeholders</w:t>
+      </w:r>
+      <w:proofErr w:type="spellEnd"/>
+      <w:r>
+        <w:rPr>
+          <w:rFonts w:ascii="Times New Roman" w:hAnsi="Times New Roman" w:cs="Times New Roman"/>
+          <w:sz w:val="24"/>
+          <w:szCs w:val="24"/>
+        </w:rPr>
+        <w:t xml:space="preserve"> clave y para </w:t>
       </w:r>
       <w:r>
         <w:rPr>
@@ -439,7 +493,27 @@
           <w:szCs w:val="24"/>
           <w:lang w:val="es-AR"/>
         </w:rPr>
-        <w:t>Integración en el main: la descarga de datos poblacionales falla al unificarse con el resto del código.</w:t>
+        <w:t xml:space="preserve">Integración en el </w:t>
+      </w:r>
+      <w:proofErr w:type="spellStart"/>
+      <w:r>
+        <w:rPr>
+          <w:rFonts w:ascii="Times New Roman" w:eastAsia="Times New Roman" w:hAnsi="Times New Roman" w:cs="Times New Roman"/>
+          <w:sz w:val="24"/>
+          <w:szCs w:val="24"/>
+          <w:lang w:val="es-AR"/>
+        </w:rPr>
+        <w:t>main</w:t>
+      </w:r>
+      <w:proofErr w:type="spellEnd"/>
+      <w:r>
+        <w:rPr>
+          <w:rFonts w:ascii="Times New Roman" w:eastAsia="Times New Roman" w:hAnsi="Times New Roman" w:cs="Times New Roman"/>
+          <w:sz w:val="24"/>
+          <w:szCs w:val="24"/>
+          <w:lang w:val="es-AR"/>
+        </w:rPr>
+        <w:t>: la descarga de datos poblacionales falla al unificarse con el resto del código.</w:t>
       </w:r>
     </w:p>
     <w:p>
@@ -489,6 +563,7 @@
         </w:rPr>
         <w:t xml:space="preserve">Implementación de control de excepciones para manejar </w:t>
       </w:r>
+      <w:proofErr w:type="spellStart"/>
       <w:r>
         <w:rPr>
           <w:rFonts w:ascii="Times New Roman" w:eastAsia="Times New Roman" w:hAnsi="Times New Roman" w:cs="Times New Roman"/>
@@ -500,6 +575,7 @@
         </w:rPr>
         <w:t>timeouts</w:t>
       </w:r>
+      <w:proofErr w:type="spellEnd"/>
       <w:r>
         <w:rPr>
           <w:rFonts w:ascii="Times New Roman" w:eastAsia="Times New Roman" w:hAnsi="Times New Roman" w:cs="Times New Roman"/>
@@ -600,6 +676,7 @@
         </w:rPr>
         <w:t xml:space="preserve"> – </w:t>
       </w:r>
+      <w:proofErr w:type="spellStart"/>
       <w:r>
         <w:rPr>
           <w:rFonts w:ascii="Times New Roman" w:eastAsia="Times New Roman" w:hAnsi="Times New Roman" w:cs="Times New Roman"/>
@@ -609,7 +686,19 @@
           <w:szCs w:val="24"/>
           <w:lang w:val="en-US"/>
         </w:rPr>
-        <w:t xml:space="preserve">Responsable: </w:t>
+        <w:t>Responsable</w:t>
+      </w:r>
+      <w:proofErr w:type="spellEnd"/>
+      <w:r>
+        <w:rPr>
+          <w:rFonts w:ascii="Times New Roman" w:eastAsia="Times New Roman" w:hAnsi="Times New Roman" w:cs="Times New Roman"/>
+          <w:i/>
+          <w:iCs/>
+          <w:sz w:val="24"/>
+          <w:szCs w:val="24"/>
+          <w:lang w:val="en-US"/>
+        </w:rPr>
+        <w:t xml:space="preserve">: </w:t>
       </w:r>
       <w:r>
         <w:rPr>
@@ -675,8 +764,21 @@
           <w:szCs w:val="24"/>
           <w:lang w:val="es-AR"/>
         </w:rPr>
-        <w:t>Imágenes Satelitales – Copernicus</w:t>
-      </w:r>
+        <w:t xml:space="preserve">Imágenes Satelitales – </w:t>
+      </w:r>
+      <w:proofErr w:type="spellStart"/>
+      <w:r>
+        <w:rPr>
+          <w:rFonts w:ascii="Times New Roman" w:eastAsia="Times New Roman" w:hAnsi="Times New Roman" w:cs="Times New Roman"/>
+          <w:b/>
+          <w:bCs/>
+          <w:sz w:val="24"/>
+          <w:szCs w:val="24"/>
+          <w:lang w:val="es-AR"/>
+        </w:rPr>
+        <w:t>Copernicus</w:t>
+      </w:r>
+      <w:proofErr w:type="spellEnd"/>
       <w:r>
         <w:rPr>
           <w:rFonts w:ascii="Times New Roman" w:eastAsia="Times New Roman" w:hAnsi="Times New Roman" w:cs="Times New Roman"/>
@@ -697,6 +799,7 @@
         </w:rPr>
         <w:t xml:space="preserve">Responsable: </w:t>
       </w:r>
+      <w:proofErr w:type="spellStart"/>
       <w:r>
         <w:rPr>
           <w:rFonts w:ascii="Times New Roman" w:eastAsia="Times New Roman" w:hAnsi="Times New Roman" w:cs="Times New Roman"/>
@@ -709,6 +812,7 @@
         </w:rPr>
         <w:t>Wen</w:t>
       </w:r>
+      <w:proofErr w:type="spellEnd"/>
     </w:p>
     <w:p>
       <w:pPr>
@@ -955,7 +1059,25 @@
           <w:sz w:val="24"/>
           <w:szCs w:val="24"/>
         </w:rPr>
-        <w:t>Encontrar utilidad y forma de interpretación de los datos satelitales de Copernicus.</w:t>
+        <w:t xml:space="preserve">Encontrar utilidad y forma de interpretación de los datos satelitales de </w:t>
+      </w:r>
+      <w:proofErr w:type="spellStart"/>
+      <w:r>
+        <w:rPr>
+          <w:rFonts w:ascii="Times New Roman" w:eastAsia="Times New Roman" w:hAnsi="Times New Roman" w:cs="Times New Roman"/>
+          <w:sz w:val="24"/>
+          <w:szCs w:val="24"/>
+        </w:rPr>
+        <w:t>Copernicus</w:t>
+      </w:r>
+      <w:proofErr w:type="spellEnd"/>
+      <w:r>
+        <w:rPr>
+          <w:rFonts w:ascii="Times New Roman" w:eastAsia="Times New Roman" w:hAnsi="Times New Roman" w:cs="Times New Roman"/>
+          <w:sz w:val="24"/>
+          <w:szCs w:val="24"/>
+        </w:rPr>
+        <w:t>.</w:t>
       </w:r>
     </w:p>
     <w:p>
@@ -1106,14 +1228,25 @@
           <w:lang w:val="es-AR"/>
         </w:rPr>
       </w:pPr>
-      <w:r>
-        <w:rPr>
-          <w:rFonts w:ascii="Times New Roman" w:eastAsia="Times New Roman" w:hAnsi="Times New Roman" w:cs="Times New Roman"/>
-          <w:sz w:val="24"/>
-          <w:szCs w:val="24"/>
-          <w:lang w:val="es-AR"/>
-        </w:rPr>
-        <w:t>Asegurar que las nuevas descargas no sobrescriban información anterior y que los datos históricos sean fácilmente accesibles.</w:t>
+      <w:proofErr w:type="gramStart"/>
+      <w:r>
+        <w:rPr>
+          <w:rFonts w:ascii="Times New Roman" w:eastAsia="Times New Roman" w:hAnsi="Times New Roman" w:cs="Times New Roman"/>
+          <w:sz w:val="24"/>
+          <w:szCs w:val="24"/>
+          <w:lang w:val="es-AR"/>
+        </w:rPr>
+        <w:t>Asegurar</w:t>
+      </w:r>
+      <w:proofErr w:type="gramEnd"/>
+      <w:r>
+        <w:rPr>
+          <w:rFonts w:ascii="Times New Roman" w:eastAsia="Times New Roman" w:hAnsi="Times New Roman" w:cs="Times New Roman"/>
+          <w:sz w:val="24"/>
+          <w:szCs w:val="24"/>
+          <w:lang w:val="es-AR"/>
+        </w:rPr>
+        <w:t xml:space="preserve"> que las nuevas descargas no sobrescriban información anterior y que los datos históricos sean fácilmente accesibles.</w:t>
       </w:r>
     </w:p>
     <w:p>
@@ -1400,8 +1533,21 @@
           <w:szCs w:val="24"/>
           <w:lang w:val="es-AR"/>
         </w:rPr>
-        <w:t>Imágenes Satelitales – Copernicus</w:t>
-      </w:r>
+        <w:t xml:space="preserve">Imágenes Satelitales – </w:t>
+      </w:r>
+      <w:proofErr w:type="spellStart"/>
+      <w:r>
+        <w:rPr>
+          <w:rFonts w:ascii="Times New Roman" w:eastAsia="Times New Roman" w:hAnsi="Times New Roman" w:cs="Times New Roman"/>
+          <w:b/>
+          <w:bCs/>
+          <w:sz w:val="24"/>
+          <w:szCs w:val="24"/>
+          <w:lang w:val="es-AR"/>
+        </w:rPr>
+        <w:t>Copernicus</w:t>
+      </w:r>
+      <w:proofErr w:type="spellEnd"/>
       <w:r>
         <w:rPr>
           <w:rFonts w:ascii="Times New Roman" w:eastAsia="Times New Roman" w:hAnsi="Times New Roman" w:cs="Times New Roman"/>
@@ -1420,6 +1566,7 @@
         </w:rPr>
         <w:t>(</w:t>
       </w:r>
+      <w:proofErr w:type="spellStart"/>
       <w:r>
         <w:rPr>
           <w:rFonts w:ascii="Times New Roman" w:eastAsia="Times New Roman" w:hAnsi="Times New Roman" w:cs="Times New Roman"/>
@@ -1432,6 +1579,7 @@
         </w:rPr>
         <w:t>Wen</w:t>
       </w:r>
+      <w:proofErr w:type="spellEnd"/>
       <w:r>
         <w:rPr>
           <w:rFonts w:ascii="Times New Roman" w:eastAsia="Times New Roman" w:hAnsi="Times New Roman" w:cs="Times New Roman"/>
@@ -1589,7 +1737,31 @@
           <w:szCs w:val="24"/>
           <w:lang w:val="es-AR"/>
         </w:rPr>
-        <w:t>Investigar y Descargar mas datos (</w:t>
+        <w:t xml:space="preserve">Investigar y Descargar </w:t>
+      </w:r>
+      <w:proofErr w:type="spellStart"/>
+      <w:r>
+        <w:rPr>
+          <w:rFonts w:ascii="Times New Roman" w:eastAsia="Times New Roman" w:hAnsi="Times New Roman" w:cs="Times New Roman"/>
+          <w:b/>
+          <w:bCs/>
+          <w:sz w:val="24"/>
+          <w:szCs w:val="24"/>
+          <w:lang w:val="es-AR"/>
+        </w:rPr>
+        <w:t>mas</w:t>
+      </w:r>
+      <w:proofErr w:type="spellEnd"/>
+      <w:r>
+        <w:rPr>
+          <w:rFonts w:ascii="Times New Roman" w:eastAsia="Times New Roman" w:hAnsi="Times New Roman" w:cs="Times New Roman"/>
+          <w:b/>
+          <w:bCs/>
+          <w:sz w:val="24"/>
+          <w:szCs w:val="24"/>
+          <w:lang w:val="es-AR"/>
+        </w:rPr>
+        <w:t xml:space="preserve"> datos (</w:t>
       </w:r>
       <w:r>
         <w:rPr>
@@ -1745,12 +1917,21 @@
         </w:rPr>
         <w:t xml:space="preserve">- </w:t>
       </w:r>
-      <w:r>
-        <w:rPr>
-          <w:rFonts w:ascii="Times New Roman" w:hAnsi="Times New Roman" w:cs="Times New Roman"/>
-          <w:lang w:val="es-AR"/>
-        </w:rPr>
-        <w:t>Dockerizar las</w:t>
+      <w:proofErr w:type="spellStart"/>
+      <w:r>
+        <w:rPr>
+          <w:rFonts w:ascii="Times New Roman" w:hAnsi="Times New Roman" w:cs="Times New Roman"/>
+          <w:lang w:val="es-AR"/>
+        </w:rPr>
+        <w:t>Dockerizar</w:t>
+      </w:r>
+      <w:proofErr w:type="spellEnd"/>
+      <w:r>
+        <w:rPr>
+          <w:rFonts w:ascii="Times New Roman" w:hAnsi="Times New Roman" w:cs="Times New Roman"/>
+          <w:lang w:val="es-AR"/>
+        </w:rPr>
+        <w:t xml:space="preserve"> las</w:t>
       </w:r>
       <w:r>
         <w:rPr>
@@ -1839,6 +2020,7 @@
         </w:rPr>
         <w:t xml:space="preserve">validación del </w:t>
       </w:r>
+      <w:proofErr w:type="spellStart"/>
       <w:r>
         <w:rPr>
           <w:rFonts w:ascii="Times New Roman" w:eastAsia="Times New Roman" w:hAnsi="Times New Roman" w:cs="Times New Roman"/>
@@ -1859,7 +2041,19 @@
           <w:szCs w:val="24"/>
           <w:lang w:val="es-AR"/>
         </w:rPr>
-        <w:t xml:space="preserve">ain </w:t>
+        <w:t>ain</w:t>
+      </w:r>
+      <w:proofErr w:type="spellEnd"/>
+      <w:r>
+        <w:rPr>
+          <w:rFonts w:ascii="Times New Roman" w:eastAsia="Times New Roman" w:hAnsi="Times New Roman" w:cs="Times New Roman"/>
+          <w:b/>
+          <w:bCs/>
+          <w:sz w:val="24"/>
+          <w:szCs w:val="24"/>
+          <w:lang w:val="es-AR"/>
+        </w:rPr>
+        <w:t xml:space="preserve"> </w:t>
       </w:r>
       <w:r>
         <w:rPr>
@@ -1911,8 +2105,19 @@
           <w:szCs w:val="24"/>
           <w:lang w:val="es-AR"/>
         </w:rPr>
-        <w:t>Validar/unir los cambios en el main</w:t>
-      </w:r>
+        <w:t xml:space="preserve">Validar/unir los cambios en el </w:t>
+      </w:r>
+      <w:proofErr w:type="spellStart"/>
+      <w:r>
+        <w:rPr>
+          <w:rFonts w:ascii="Times New Roman" w:eastAsia="Times New Roman" w:hAnsi="Times New Roman" w:cs="Times New Roman"/>
+          <w:sz w:val="24"/>
+          <w:szCs w:val="24"/>
+          <w:lang w:val="es-AR"/>
+        </w:rPr>
+        <w:t>main</w:t>
+      </w:r>
+      <w:proofErr w:type="spellEnd"/>
       <w:r>
         <w:rPr>
           <w:rFonts w:ascii="Times New Roman" w:eastAsia="Times New Roman" w:hAnsi="Times New Roman" w:cs="Times New Roman"/>
@@ -1948,7 +2153,27 @@
           <w:szCs w:val="24"/>
           <w:lang w:val="es-AR"/>
         </w:rPr>
-        <w:t>Terminar el main de descarga unido (solo el de datos, no imágenes).</w:t>
+        <w:t xml:space="preserve">Terminar el </w:t>
+      </w:r>
+      <w:proofErr w:type="spellStart"/>
+      <w:r>
+        <w:rPr>
+          <w:rFonts w:ascii="Times New Roman" w:eastAsia="Times New Roman" w:hAnsi="Times New Roman" w:cs="Times New Roman"/>
+          <w:sz w:val="24"/>
+          <w:szCs w:val="24"/>
+          <w:lang w:val="es-AR"/>
+        </w:rPr>
+        <w:t>main</w:t>
+      </w:r>
+      <w:proofErr w:type="spellEnd"/>
+      <w:r>
+        <w:rPr>
+          <w:rFonts w:ascii="Times New Roman" w:eastAsia="Times New Roman" w:hAnsi="Times New Roman" w:cs="Times New Roman"/>
+          <w:sz w:val="24"/>
+          <w:szCs w:val="24"/>
+          <w:lang w:val="es-AR"/>
+        </w:rPr>
+        <w:t xml:space="preserve"> de descarga unido (solo el de datos, no imágenes).</w:t>
       </w:r>
     </w:p>
     <w:p>
@@ -2051,8 +2276,19 @@
           <w:szCs w:val="24"/>
           <w:lang w:val="es-AR"/>
         </w:rPr>
-        <w:t>- Generar las relaciones entre distintos datasets</w:t>
-      </w:r>
+        <w:t xml:space="preserve">- Generar las relaciones entre distintos </w:t>
+      </w:r>
+      <w:proofErr w:type="spellStart"/>
+      <w:r>
+        <w:rPr>
+          <w:rFonts w:ascii="Times New Roman" w:eastAsia="Times New Roman" w:hAnsi="Times New Roman" w:cs="Times New Roman"/>
+          <w:sz w:val="24"/>
+          <w:szCs w:val="24"/>
+          <w:lang w:val="es-AR"/>
+        </w:rPr>
+        <w:t>datasets</w:t>
+      </w:r>
+      <w:proofErr w:type="spellEnd"/>
       <w:r>
         <w:rPr>
           <w:rFonts w:ascii="Times New Roman" w:eastAsia="Times New Roman" w:hAnsi="Times New Roman" w:cs="Times New Roman"/>
@@ -2170,6 +2406,7 @@
         </w:rPr>
         <w:t>(</w:t>
       </w:r>
+      <w:proofErr w:type="spellStart"/>
       <w:r>
         <w:rPr>
           <w:rFonts w:ascii="Times New Roman" w:eastAsia="Times New Roman" w:hAnsi="Times New Roman" w:cs="Times New Roman"/>
@@ -2182,6 +2419,7 @@
         </w:rPr>
         <w:t>fernando</w:t>
       </w:r>
+      <w:proofErr w:type="spellEnd"/>
       <w:r>
         <w:rPr>
           <w:rFonts w:ascii="Times New Roman" w:eastAsia="Times New Roman" w:hAnsi="Times New Roman" w:cs="Times New Roman"/>
@@ -2369,8 +2607,19 @@
           <w:szCs w:val="24"/>
           <w:lang w:val="es-AR"/>
         </w:rPr>
-        <w:t>/pasar archivos de local a lorca</w:t>
-      </w:r>
+        <w:t xml:space="preserve">/pasar archivos de local a </w:t>
+      </w:r>
+      <w:proofErr w:type="spellStart"/>
+      <w:r>
+        <w:rPr>
+          <w:rFonts w:ascii="Times New Roman" w:eastAsia="Times New Roman" w:hAnsi="Times New Roman" w:cs="Times New Roman"/>
+          <w:sz w:val="24"/>
+          <w:szCs w:val="24"/>
+          <w:lang w:val="es-AR"/>
+        </w:rPr>
+        <w:t>lorca</w:t>
+      </w:r>
+      <w:proofErr w:type="spellEnd"/>
     </w:p>
     <w:p>
       <w:pPr>
@@ -2440,7 +2689,25 @@
           <w:sz w:val="24"/>
           <w:szCs w:val="24"/>
         </w:rPr>
-        <w:t xml:space="preserve">• Diseñar la estrategia de contenerización de los pipelines. </w:t>
+        <w:t xml:space="preserve">• Diseñar la estrategia de </w:t>
+      </w:r>
+      <w:proofErr w:type="spellStart"/>
+      <w:r>
+        <w:rPr>
+          <w:rFonts w:ascii="Times New Roman" w:hAnsi="Times New Roman" w:cs="Times New Roman"/>
+          <w:sz w:val="24"/>
+          <w:szCs w:val="24"/>
+        </w:rPr>
+        <w:t>contenerización</w:t>
+      </w:r>
+      <w:proofErr w:type="spellEnd"/>
+      <w:r>
+        <w:rPr>
+          <w:rFonts w:ascii="Times New Roman" w:hAnsi="Times New Roman" w:cs="Times New Roman"/>
+          <w:sz w:val="24"/>
+          <w:szCs w:val="24"/>
+        </w:rPr>
+        <w:t xml:space="preserve"> de los pipelines. </w:t>
       </w:r>
     </w:p>
     <w:p>
@@ -2526,7 +2793,17 @@
           <w:sz w:val="24"/>
           <w:szCs w:val="24"/>
         </w:rPr>
-        <w:t>-Mockup</w:t>
+        <w:t>-</w:t>
+      </w:r>
+      <w:r>
+        <w:rPr>
+          <w:rFonts w:ascii="Times New Roman" w:hAnsi="Times New Roman" w:cs="Times New Roman"/>
+          <w:b/>
+          <w:bCs/>
+          <w:sz w:val="24"/>
+          <w:szCs w:val="24"/>
+        </w:rPr>
+        <w:t>Mockup</w:t>
       </w:r>
       <w:r>
         <w:rPr>
@@ -2549,59 +2826,191 @@
       <w:pPr>
         <w:rPr>
           <w:rFonts w:ascii="Times New Roman" w:hAnsi="Times New Roman" w:cs="Times New Roman"/>
-          <w:sz w:val="24"/>
-          <w:szCs w:val="24"/>
-        </w:rPr>
-      </w:pPr>
-      <w:r>
-        <w:rPr>
-          <w:rFonts w:ascii="Times New Roman" w:hAnsi="Times New Roman" w:cs="Times New Roman"/>
-          <w:sz w:val="24"/>
-          <w:szCs w:val="24"/>
-        </w:rPr>
-        <w:t>-Terminar de Dockerizar las secciones que faltan</w:t>
-      </w:r>
-    </w:p>
-    <w:p>
-      <w:pPr>
-        <w:rPr>
-          <w:rFonts w:ascii="Times New Roman" w:hAnsi="Times New Roman" w:cs="Times New Roman"/>
-          <w:sz w:val="24"/>
-          <w:szCs w:val="24"/>
-        </w:rPr>
-      </w:pPr>
-      <w:r>
-        <w:rPr>
-          <w:rFonts w:ascii="Times New Roman" w:hAnsi="Times New Roman" w:cs="Times New Roman"/>
-          <w:sz w:val="24"/>
-          <w:szCs w:val="24"/>
-        </w:rPr>
-        <w:t>-Union Completa de BBDD: Implementarlo con un Docker</w:t>
-      </w:r>
-    </w:p>
-    <w:p>
-      <w:pPr>
-        <w:rPr>
-          <w:rFonts w:ascii="Times New Roman" w:hAnsi="Times New Roman" w:cs="Times New Roman"/>
-          <w:sz w:val="24"/>
-          <w:szCs w:val="24"/>
-        </w:rPr>
-      </w:pPr>
-      <w:r>
-        <w:rPr>
-          <w:rFonts w:ascii="Times New Roman" w:hAnsi="Times New Roman" w:cs="Times New Roman"/>
-          <w:sz w:val="24"/>
-          <w:szCs w:val="24"/>
-        </w:rPr>
-        <w:t>-Empezar la memoria final</w:t>
-      </w:r>
-      <w:r>
-        <w:rPr>
-          <w:rFonts w:ascii="Times New Roman" w:hAnsi="Times New Roman" w:cs="Times New Roman"/>
-          <w:sz w:val="24"/>
-          <w:szCs w:val="24"/>
-        </w:rPr>
-        <w:t>. Procesos de ETL si n detalle concretos. Informe debe contener la elección de variables y el porqué.</w:t>
+          <w:b/>
+          <w:bCs/>
+          <w:sz w:val="24"/>
+          <w:szCs w:val="24"/>
+        </w:rPr>
+      </w:pPr>
+      <w:r>
+        <w:rPr>
+          <w:rFonts w:ascii="Times New Roman" w:hAnsi="Times New Roman" w:cs="Times New Roman"/>
+          <w:b/>
+          <w:bCs/>
+          <w:sz w:val="24"/>
+          <w:szCs w:val="24"/>
+        </w:rPr>
+        <w:t xml:space="preserve">-Terminar de </w:t>
+      </w:r>
+      <w:proofErr w:type="spellStart"/>
+      <w:r>
+        <w:rPr>
+          <w:rFonts w:ascii="Times New Roman" w:hAnsi="Times New Roman" w:cs="Times New Roman"/>
+          <w:b/>
+          <w:bCs/>
+          <w:sz w:val="24"/>
+          <w:szCs w:val="24"/>
+        </w:rPr>
+        <w:t>Dockerizar</w:t>
+      </w:r>
+      <w:proofErr w:type="spellEnd"/>
+      <w:r>
+        <w:rPr>
+          <w:rFonts w:ascii="Times New Roman" w:hAnsi="Times New Roman" w:cs="Times New Roman"/>
+          <w:b/>
+          <w:bCs/>
+          <w:sz w:val="24"/>
+          <w:szCs w:val="24"/>
+        </w:rPr>
+        <w:t xml:space="preserve"> las secciones que faltan</w:t>
+      </w:r>
+      <w:r>
+        <w:rPr>
+          <w:rFonts w:ascii="Times New Roman" w:hAnsi="Times New Roman" w:cs="Times New Roman"/>
+          <w:b/>
+          <w:bCs/>
+          <w:sz w:val="24"/>
+          <w:szCs w:val="24"/>
+        </w:rPr>
+        <w:t xml:space="preserve"> (LO QUIERO TERMINADO)</w:t>
+      </w:r>
+    </w:p>
+    <w:p>
+      <w:pPr>
+        <w:rPr>
+          <w:rFonts w:ascii="Times New Roman" w:hAnsi="Times New Roman" w:cs="Times New Roman"/>
+          <w:sz w:val="24"/>
+          <w:szCs w:val="24"/>
+        </w:rPr>
+      </w:pPr>
+      <w:r>
+        <w:rPr>
+          <w:rFonts w:ascii="Times New Roman" w:hAnsi="Times New Roman" w:cs="Times New Roman"/>
+          <w:sz w:val="24"/>
+          <w:szCs w:val="24"/>
+        </w:rPr>
+        <w:t>-</w:t>
+      </w:r>
+      <w:proofErr w:type="spellStart"/>
+      <w:r>
+        <w:rPr>
+          <w:rFonts w:ascii="Times New Roman" w:hAnsi="Times New Roman" w:cs="Times New Roman"/>
+          <w:b/>
+          <w:bCs/>
+          <w:sz w:val="24"/>
+          <w:szCs w:val="24"/>
+        </w:rPr>
+        <w:t>Union</w:t>
+      </w:r>
+      <w:proofErr w:type="spellEnd"/>
+      <w:r>
+        <w:rPr>
+          <w:rFonts w:ascii="Times New Roman" w:hAnsi="Times New Roman" w:cs="Times New Roman"/>
+          <w:b/>
+          <w:bCs/>
+          <w:sz w:val="24"/>
+          <w:szCs w:val="24"/>
+        </w:rPr>
+        <w:t xml:space="preserve"> Completa de BBDD</w:t>
+      </w:r>
+      <w:r>
+        <w:rPr>
+          <w:rFonts w:ascii="Times New Roman" w:hAnsi="Times New Roman" w:cs="Times New Roman"/>
+          <w:b/>
+          <w:bCs/>
+          <w:sz w:val="24"/>
+          <w:szCs w:val="24"/>
+        </w:rPr>
+        <w:t>(Martin)</w:t>
+      </w:r>
+      <w:r>
+        <w:rPr>
+          <w:rFonts w:ascii="Times New Roman" w:hAnsi="Times New Roman" w:cs="Times New Roman"/>
+          <w:sz w:val="24"/>
+          <w:szCs w:val="24"/>
+        </w:rPr>
+        <w:t xml:space="preserve">: </w:t>
+      </w:r>
+    </w:p>
+    <w:p>
+      <w:pPr>
+        <w:ind w:firstLine="708"/>
+        <w:rPr>
+          <w:rFonts w:ascii="Times New Roman" w:hAnsi="Times New Roman" w:cs="Times New Roman"/>
+          <w:sz w:val="24"/>
+          <w:szCs w:val="24"/>
+        </w:rPr>
+      </w:pPr>
+      <w:r>
+        <w:rPr>
+          <w:rFonts w:ascii="Times New Roman" w:hAnsi="Times New Roman" w:cs="Times New Roman"/>
+          <w:sz w:val="24"/>
+          <w:szCs w:val="24"/>
+        </w:rPr>
+        <w:t xml:space="preserve">- </w:t>
+      </w:r>
+      <w:r>
+        <w:rPr>
+          <w:rFonts w:ascii="Times New Roman" w:hAnsi="Times New Roman" w:cs="Times New Roman"/>
+          <w:sz w:val="24"/>
+          <w:szCs w:val="24"/>
+        </w:rPr>
+        <w:t>Implementarlo con un Docker</w:t>
+      </w:r>
+    </w:p>
+    <w:p>
+      <w:pPr>
+        <w:rPr>
+          <w:rFonts w:ascii="Times New Roman" w:hAnsi="Times New Roman" w:cs="Times New Roman"/>
+          <w:sz w:val="24"/>
+          <w:szCs w:val="24"/>
+        </w:rPr>
+      </w:pPr>
+      <w:r>
+        <w:rPr>
+          <w:rFonts w:ascii="Times New Roman" w:hAnsi="Times New Roman" w:cs="Times New Roman"/>
+          <w:sz w:val="24"/>
+          <w:szCs w:val="24"/>
+        </w:rPr>
+        <w:t>-</w:t>
+      </w:r>
+      <w:r>
+        <w:rPr>
+          <w:rFonts w:ascii="Times New Roman" w:hAnsi="Times New Roman" w:cs="Times New Roman"/>
+          <w:b/>
+          <w:bCs/>
+          <w:sz w:val="24"/>
+          <w:szCs w:val="24"/>
+        </w:rPr>
+        <w:t>Empezar la memoria final</w:t>
+      </w:r>
+      <w:r>
+        <w:rPr>
+          <w:rFonts w:ascii="Times New Roman" w:hAnsi="Times New Roman" w:cs="Times New Roman"/>
+          <w:b/>
+          <w:bCs/>
+          <w:sz w:val="24"/>
+          <w:szCs w:val="24"/>
+        </w:rPr>
+        <w:t xml:space="preserve"> (Martin)</w:t>
+      </w:r>
+      <w:r>
+        <w:rPr>
+          <w:rFonts w:ascii="Times New Roman" w:hAnsi="Times New Roman" w:cs="Times New Roman"/>
+          <w:b/>
+          <w:bCs/>
+          <w:sz w:val="24"/>
+          <w:szCs w:val="24"/>
+        </w:rPr>
+        <w:t>.</w:t>
+      </w:r>
+      <w:r>
+        <w:rPr>
+          <w:rFonts w:ascii="Times New Roman" w:hAnsi="Times New Roman" w:cs="Times New Roman"/>
+          <w:sz w:val="24"/>
+          <w:szCs w:val="24"/>
+        </w:rPr>
+        <w:t xml:space="preserve"> Procesos de ETL si n detalle concretos. Informe debe contener la elección de variables y el porqué.</w:t>
       </w:r>
       <w:r>
         <w:rPr>
@@ -2650,7 +3059,45 @@
           <w:sz w:val="24"/>
           <w:szCs w:val="24"/>
         </w:rPr>
-        <w:t>-Productivizar: Automatizar la</w:t>
+        <w:tab/>
+        <w:t>-detalle en vuestras partes (LOS QUIERO A TODOS)</w:t>
+      </w:r>
+    </w:p>
+    <w:p>
+      <w:pPr>
+        <w:rPr>
+          <w:rFonts w:ascii="Times New Roman" w:hAnsi="Times New Roman" w:cs="Times New Roman"/>
+          <w:sz w:val="24"/>
+          <w:szCs w:val="24"/>
+        </w:rPr>
+      </w:pPr>
+      <w:r>
+        <w:rPr>
+          <w:rFonts w:ascii="Times New Roman" w:hAnsi="Times New Roman" w:cs="Times New Roman"/>
+          <w:sz w:val="24"/>
+          <w:szCs w:val="24"/>
+        </w:rPr>
+        <w:t>-</w:t>
+      </w:r>
+      <w:proofErr w:type="spellStart"/>
+      <w:r>
+        <w:rPr>
+          <w:rFonts w:ascii="Times New Roman" w:hAnsi="Times New Roman" w:cs="Times New Roman"/>
+          <w:b/>
+          <w:bCs/>
+          <w:sz w:val="24"/>
+          <w:szCs w:val="24"/>
+        </w:rPr>
+        <w:t>Productivizar</w:t>
+      </w:r>
+      <w:proofErr w:type="spellEnd"/>
+      <w:r>
+        <w:rPr>
+          <w:rFonts w:ascii="Times New Roman" w:hAnsi="Times New Roman" w:cs="Times New Roman"/>
+          <w:sz w:val="24"/>
+          <w:szCs w:val="24"/>
+        </w:rPr>
+        <w:t>: Automatizar la</w:t>
       </w:r>
       <w:r>
         <w:rPr>

--- a/Sprints.docx
+++ b/Sprints.docx
@@ -37,43 +37,7 @@
           <w:sz w:val="24"/>
           <w:szCs w:val="24"/>
         </w:rPr>
-        <w:t xml:space="preserve">Crear el </w:t>
-      </w:r>
-      <w:proofErr w:type="spellStart"/>
-      <w:r>
-        <w:rPr>
-          <w:rFonts w:ascii="Times New Roman" w:hAnsi="Times New Roman" w:cs="Times New Roman"/>
-          <w:sz w:val="24"/>
-          <w:szCs w:val="24"/>
-        </w:rPr>
-        <w:t>elevator</w:t>
-      </w:r>
-      <w:proofErr w:type="spellEnd"/>
-      <w:r>
-        <w:rPr>
-          <w:rFonts w:ascii="Times New Roman" w:hAnsi="Times New Roman" w:cs="Times New Roman"/>
-          <w:sz w:val="24"/>
-          <w:szCs w:val="24"/>
-        </w:rPr>
-        <w:t xml:space="preserve"> pitch final y diseñar el póster-resumen para presentar el proyecto a </w:t>
-      </w:r>
-      <w:proofErr w:type="spellStart"/>
-      <w:r>
-        <w:rPr>
-          <w:rFonts w:ascii="Times New Roman" w:hAnsi="Times New Roman" w:cs="Times New Roman"/>
-          <w:sz w:val="24"/>
-          <w:szCs w:val="24"/>
-        </w:rPr>
-        <w:t>stakeholders</w:t>
-      </w:r>
-      <w:proofErr w:type="spellEnd"/>
-      <w:r>
-        <w:rPr>
-          <w:rFonts w:ascii="Times New Roman" w:hAnsi="Times New Roman" w:cs="Times New Roman"/>
-          <w:sz w:val="24"/>
-          <w:szCs w:val="24"/>
-        </w:rPr>
-        <w:t xml:space="preserve"> (ficticio), incluyendo motivación, objetivos y entregables principales.</w:t>
+        <w:t>Crear el elevator pitch final y diseñar el póster-resumen para presentar el proyecto a stakeholders (ficticio), incluyendo motivación, objetivos y entregables principales.</w:t>
       </w:r>
     </w:p>
     <w:p>
@@ -136,25 +100,7 @@
           <w:sz w:val="24"/>
           <w:szCs w:val="24"/>
         </w:rPr>
-        <w:t xml:space="preserve">Identificar </w:t>
-      </w:r>
-      <w:proofErr w:type="spellStart"/>
-      <w:r>
-        <w:rPr>
-          <w:rFonts w:ascii="Times New Roman" w:hAnsi="Times New Roman" w:cs="Times New Roman"/>
-          <w:sz w:val="24"/>
-          <w:szCs w:val="24"/>
-        </w:rPr>
-        <w:t>stakeholders</w:t>
-      </w:r>
-      <w:proofErr w:type="spellEnd"/>
-      <w:r>
-        <w:rPr>
-          <w:rFonts w:ascii="Times New Roman" w:hAnsi="Times New Roman" w:cs="Times New Roman"/>
-          <w:sz w:val="24"/>
-          <w:szCs w:val="24"/>
-        </w:rPr>
-        <w:t xml:space="preserve"> clave y para </w:t>
+        <w:t xml:space="preserve">Identificar stakeholders clave y para </w:t>
       </w:r>
       <w:r>
         <w:rPr>
@@ -493,27 +439,7 @@
           <w:szCs w:val="24"/>
           <w:lang w:val="es-AR"/>
         </w:rPr>
-        <w:t xml:space="preserve">Integración en el </w:t>
-      </w:r>
-      <w:proofErr w:type="spellStart"/>
-      <w:r>
-        <w:rPr>
-          <w:rFonts w:ascii="Times New Roman" w:eastAsia="Times New Roman" w:hAnsi="Times New Roman" w:cs="Times New Roman"/>
-          <w:sz w:val="24"/>
-          <w:szCs w:val="24"/>
-          <w:lang w:val="es-AR"/>
-        </w:rPr>
-        <w:t>main</w:t>
-      </w:r>
-      <w:proofErr w:type="spellEnd"/>
-      <w:r>
-        <w:rPr>
-          <w:rFonts w:ascii="Times New Roman" w:eastAsia="Times New Roman" w:hAnsi="Times New Roman" w:cs="Times New Roman"/>
-          <w:sz w:val="24"/>
-          <w:szCs w:val="24"/>
-          <w:lang w:val="es-AR"/>
-        </w:rPr>
-        <w:t>: la descarga de datos poblacionales falla al unificarse con el resto del código.</w:t>
+        <w:t>Integración en el main: la descarga de datos poblacionales falla al unificarse con el resto del código.</w:t>
       </w:r>
     </w:p>
     <w:p>
@@ -563,7 +489,6 @@
         </w:rPr>
         <w:t xml:space="preserve">Implementación de control de excepciones para manejar </w:t>
       </w:r>
-      <w:proofErr w:type="spellStart"/>
       <w:r>
         <w:rPr>
           <w:rFonts w:ascii="Times New Roman" w:eastAsia="Times New Roman" w:hAnsi="Times New Roman" w:cs="Times New Roman"/>
@@ -575,7 +500,6 @@
         </w:rPr>
         <w:t>timeouts</w:t>
       </w:r>
-      <w:proofErr w:type="spellEnd"/>
       <w:r>
         <w:rPr>
           <w:rFonts w:ascii="Times New Roman" w:eastAsia="Times New Roman" w:hAnsi="Times New Roman" w:cs="Times New Roman"/>
@@ -676,7 +600,6 @@
         </w:rPr>
         <w:t xml:space="preserve"> – </w:t>
       </w:r>
-      <w:proofErr w:type="spellStart"/>
       <w:r>
         <w:rPr>
           <w:rFonts w:ascii="Times New Roman" w:eastAsia="Times New Roman" w:hAnsi="Times New Roman" w:cs="Times New Roman"/>
@@ -686,19 +609,7 @@
           <w:szCs w:val="24"/>
           <w:lang w:val="en-US"/>
         </w:rPr>
-        <w:t>Responsable</w:t>
-      </w:r>
-      <w:proofErr w:type="spellEnd"/>
-      <w:r>
-        <w:rPr>
-          <w:rFonts w:ascii="Times New Roman" w:eastAsia="Times New Roman" w:hAnsi="Times New Roman" w:cs="Times New Roman"/>
-          <w:i/>
-          <w:iCs/>
-          <w:sz w:val="24"/>
-          <w:szCs w:val="24"/>
-          <w:lang w:val="en-US"/>
-        </w:rPr>
-        <w:t xml:space="preserve">: </w:t>
+        <w:t xml:space="preserve">Responsable: </w:t>
       </w:r>
       <w:r>
         <w:rPr>
@@ -764,21 +675,8 @@
           <w:szCs w:val="24"/>
           <w:lang w:val="es-AR"/>
         </w:rPr>
-        <w:t xml:space="preserve">Imágenes Satelitales – </w:t>
-      </w:r>
-      <w:proofErr w:type="spellStart"/>
-      <w:r>
-        <w:rPr>
-          <w:rFonts w:ascii="Times New Roman" w:eastAsia="Times New Roman" w:hAnsi="Times New Roman" w:cs="Times New Roman"/>
-          <w:b/>
-          <w:bCs/>
-          <w:sz w:val="24"/>
-          <w:szCs w:val="24"/>
-          <w:lang w:val="es-AR"/>
-        </w:rPr>
-        <w:t>Copernicus</w:t>
-      </w:r>
-      <w:proofErr w:type="spellEnd"/>
+        <w:t>Imágenes Satelitales – Copernicus</w:t>
+      </w:r>
       <w:r>
         <w:rPr>
           <w:rFonts w:ascii="Times New Roman" w:eastAsia="Times New Roman" w:hAnsi="Times New Roman" w:cs="Times New Roman"/>
@@ -799,7 +697,6 @@
         </w:rPr>
         <w:t xml:space="preserve">Responsable: </w:t>
       </w:r>
-      <w:proofErr w:type="spellStart"/>
       <w:r>
         <w:rPr>
           <w:rFonts w:ascii="Times New Roman" w:eastAsia="Times New Roman" w:hAnsi="Times New Roman" w:cs="Times New Roman"/>
@@ -812,7 +709,6 @@
         </w:rPr>
         <w:t>Wen</w:t>
       </w:r>
-      <w:proofErr w:type="spellEnd"/>
     </w:p>
     <w:p>
       <w:pPr>
@@ -1059,25 +955,7 @@
           <w:sz w:val="24"/>
           <w:szCs w:val="24"/>
         </w:rPr>
-        <w:t xml:space="preserve">Encontrar utilidad y forma de interpretación de los datos satelitales de </w:t>
-      </w:r>
-      <w:proofErr w:type="spellStart"/>
-      <w:r>
-        <w:rPr>
-          <w:rFonts w:ascii="Times New Roman" w:eastAsia="Times New Roman" w:hAnsi="Times New Roman" w:cs="Times New Roman"/>
-          <w:sz w:val="24"/>
-          <w:szCs w:val="24"/>
-        </w:rPr>
-        <w:t>Copernicus</w:t>
-      </w:r>
-      <w:proofErr w:type="spellEnd"/>
-      <w:r>
-        <w:rPr>
-          <w:rFonts w:ascii="Times New Roman" w:eastAsia="Times New Roman" w:hAnsi="Times New Roman" w:cs="Times New Roman"/>
-          <w:sz w:val="24"/>
-          <w:szCs w:val="24"/>
-        </w:rPr>
-        <w:t>.</w:t>
+        <w:t>Encontrar utilidad y forma de interpretación de los datos satelitales de Copernicus.</w:t>
       </w:r>
     </w:p>
     <w:p>
@@ -1228,25 +1106,14 @@
           <w:lang w:val="es-AR"/>
         </w:rPr>
       </w:pPr>
-      <w:proofErr w:type="gramStart"/>
-      <w:r>
-        <w:rPr>
-          <w:rFonts w:ascii="Times New Roman" w:eastAsia="Times New Roman" w:hAnsi="Times New Roman" w:cs="Times New Roman"/>
-          <w:sz w:val="24"/>
-          <w:szCs w:val="24"/>
-          <w:lang w:val="es-AR"/>
-        </w:rPr>
-        <w:t>Asegurar</w:t>
-      </w:r>
-      <w:proofErr w:type="gramEnd"/>
-      <w:r>
-        <w:rPr>
-          <w:rFonts w:ascii="Times New Roman" w:eastAsia="Times New Roman" w:hAnsi="Times New Roman" w:cs="Times New Roman"/>
-          <w:sz w:val="24"/>
-          <w:szCs w:val="24"/>
-          <w:lang w:val="es-AR"/>
-        </w:rPr>
-        <w:t xml:space="preserve"> que las nuevas descargas no sobrescriban información anterior y que los datos históricos sean fácilmente accesibles.</w:t>
+      <w:r>
+        <w:rPr>
+          <w:rFonts w:ascii="Times New Roman" w:eastAsia="Times New Roman" w:hAnsi="Times New Roman" w:cs="Times New Roman"/>
+          <w:sz w:val="24"/>
+          <w:szCs w:val="24"/>
+          <w:lang w:val="es-AR"/>
+        </w:rPr>
+        <w:t>Asegurar que las nuevas descargas no sobrescriban información anterior y que los datos históricos sean fácilmente accesibles.</w:t>
       </w:r>
     </w:p>
     <w:p>
@@ -1533,21 +1400,8 @@
           <w:szCs w:val="24"/>
           <w:lang w:val="es-AR"/>
         </w:rPr>
-        <w:t xml:space="preserve">Imágenes Satelitales – </w:t>
-      </w:r>
-      <w:proofErr w:type="spellStart"/>
-      <w:r>
-        <w:rPr>
-          <w:rFonts w:ascii="Times New Roman" w:eastAsia="Times New Roman" w:hAnsi="Times New Roman" w:cs="Times New Roman"/>
-          <w:b/>
-          <w:bCs/>
-          <w:sz w:val="24"/>
-          <w:szCs w:val="24"/>
-          <w:lang w:val="es-AR"/>
-        </w:rPr>
-        <w:t>Copernicus</w:t>
-      </w:r>
-      <w:proofErr w:type="spellEnd"/>
+        <w:t>Imágenes Satelitales – Copernicus</w:t>
+      </w:r>
       <w:r>
         <w:rPr>
           <w:rFonts w:ascii="Times New Roman" w:eastAsia="Times New Roman" w:hAnsi="Times New Roman" w:cs="Times New Roman"/>
@@ -1566,7 +1420,6 @@
         </w:rPr>
         <w:t>(</w:t>
       </w:r>
-      <w:proofErr w:type="spellStart"/>
       <w:r>
         <w:rPr>
           <w:rFonts w:ascii="Times New Roman" w:eastAsia="Times New Roman" w:hAnsi="Times New Roman" w:cs="Times New Roman"/>
@@ -1579,7 +1432,6 @@
         </w:rPr>
         <w:t>Wen</w:t>
       </w:r>
-      <w:proofErr w:type="spellEnd"/>
       <w:r>
         <w:rPr>
           <w:rFonts w:ascii="Times New Roman" w:eastAsia="Times New Roman" w:hAnsi="Times New Roman" w:cs="Times New Roman"/>
@@ -1737,31 +1589,7 @@
           <w:szCs w:val="24"/>
           <w:lang w:val="es-AR"/>
         </w:rPr>
-        <w:t xml:space="preserve">Investigar y Descargar </w:t>
-      </w:r>
-      <w:proofErr w:type="spellStart"/>
-      <w:r>
-        <w:rPr>
-          <w:rFonts w:ascii="Times New Roman" w:eastAsia="Times New Roman" w:hAnsi="Times New Roman" w:cs="Times New Roman"/>
-          <w:b/>
-          <w:bCs/>
-          <w:sz w:val="24"/>
-          <w:szCs w:val="24"/>
-          <w:lang w:val="es-AR"/>
-        </w:rPr>
-        <w:t>mas</w:t>
-      </w:r>
-      <w:proofErr w:type="spellEnd"/>
-      <w:r>
-        <w:rPr>
-          <w:rFonts w:ascii="Times New Roman" w:eastAsia="Times New Roman" w:hAnsi="Times New Roman" w:cs="Times New Roman"/>
-          <w:b/>
-          <w:bCs/>
-          <w:sz w:val="24"/>
-          <w:szCs w:val="24"/>
-          <w:lang w:val="es-AR"/>
-        </w:rPr>
-        <w:t xml:space="preserve"> datos (</w:t>
+        <w:t>Investigar y Descargar mas datos (</w:t>
       </w:r>
       <w:r>
         <w:rPr>
@@ -1917,21 +1745,12 @@
         </w:rPr>
         <w:t xml:space="preserve">- </w:t>
       </w:r>
-      <w:proofErr w:type="spellStart"/>
-      <w:r>
-        <w:rPr>
-          <w:rFonts w:ascii="Times New Roman" w:hAnsi="Times New Roman" w:cs="Times New Roman"/>
-          <w:lang w:val="es-AR"/>
-        </w:rPr>
-        <w:t>Dockerizar</w:t>
-      </w:r>
-      <w:proofErr w:type="spellEnd"/>
-      <w:r>
-        <w:rPr>
-          <w:rFonts w:ascii="Times New Roman" w:hAnsi="Times New Roman" w:cs="Times New Roman"/>
-          <w:lang w:val="es-AR"/>
-        </w:rPr>
-        <w:t xml:space="preserve"> las</w:t>
+      <w:r>
+        <w:rPr>
+          <w:rFonts w:ascii="Times New Roman" w:hAnsi="Times New Roman" w:cs="Times New Roman"/>
+          <w:lang w:val="es-AR"/>
+        </w:rPr>
+        <w:t>Dockerizar las</w:t>
       </w:r>
       <w:r>
         <w:rPr>
@@ -2020,7 +1839,6 @@
         </w:rPr>
         <w:t xml:space="preserve">validación del </w:t>
       </w:r>
-      <w:proofErr w:type="spellStart"/>
       <w:r>
         <w:rPr>
           <w:rFonts w:ascii="Times New Roman" w:eastAsia="Times New Roman" w:hAnsi="Times New Roman" w:cs="Times New Roman"/>
@@ -2041,9 +1859,295 @@
           <w:szCs w:val="24"/>
           <w:lang w:val="es-AR"/>
         </w:rPr>
-        <w:t>ain</w:t>
-      </w:r>
-      <w:proofErr w:type="spellEnd"/>
+        <w:t xml:space="preserve">ain </w:t>
+      </w:r>
+      <w:r>
+        <w:rPr>
+          <w:rFonts w:ascii="Times New Roman" w:eastAsia="Times New Roman" w:hAnsi="Times New Roman" w:cs="Times New Roman"/>
+          <w:b/>
+          <w:bCs/>
+          <w:sz w:val="24"/>
+          <w:szCs w:val="24"/>
+          <w:lang w:val="es-AR"/>
+        </w:rPr>
+        <w:t>(Martin)</w:t>
+      </w:r>
+      <w:r>
+        <w:rPr>
+          <w:rFonts w:ascii="Times New Roman" w:eastAsia="Times New Roman" w:hAnsi="Times New Roman" w:cs="Times New Roman"/>
+          <w:b/>
+          <w:bCs/>
+          <w:sz w:val="24"/>
+          <w:szCs w:val="24"/>
+          <w:lang w:val="es-AR"/>
+        </w:rPr>
+        <w:t>:</w:t>
+      </w:r>
+    </w:p>
+    <w:p>
+      <w:pPr>
+        <w:rPr>
+          <w:rFonts w:ascii="Times New Roman" w:eastAsia="Times New Roman" w:hAnsi="Times New Roman" w:cs="Times New Roman"/>
+          <w:sz w:val="24"/>
+          <w:szCs w:val="24"/>
+          <w:lang w:val="es-AR"/>
+        </w:rPr>
+      </w:pPr>
+      <w:r>
+        <w:rPr>
+          <w:rFonts w:ascii="Times New Roman" w:eastAsia="Times New Roman" w:hAnsi="Times New Roman" w:cs="Times New Roman"/>
+          <w:b/>
+          <w:bCs/>
+          <w:sz w:val="24"/>
+          <w:szCs w:val="24"/>
+          <w:lang w:val="es-AR"/>
+        </w:rPr>
+        <w:t xml:space="preserve">- </w:t>
+      </w:r>
+      <w:r>
+        <w:rPr>
+          <w:rFonts w:ascii="Times New Roman" w:eastAsia="Times New Roman" w:hAnsi="Times New Roman" w:cs="Times New Roman"/>
+          <w:sz w:val="24"/>
+          <w:szCs w:val="24"/>
+          <w:lang w:val="es-AR"/>
+        </w:rPr>
+        <w:t>Validar/unir los cambios en el main</w:t>
+      </w:r>
+      <w:r>
+        <w:rPr>
+          <w:rFonts w:ascii="Times New Roman" w:eastAsia="Times New Roman" w:hAnsi="Times New Roman" w:cs="Times New Roman"/>
+          <w:sz w:val="24"/>
+          <w:szCs w:val="24"/>
+          <w:lang w:val="es-AR"/>
+        </w:rPr>
+        <w:t>.</w:t>
+      </w:r>
+    </w:p>
+    <w:p>
+      <w:pPr>
+        <w:rPr>
+          <w:rFonts w:ascii="Times New Roman" w:eastAsia="Times New Roman" w:hAnsi="Times New Roman" w:cs="Times New Roman"/>
+          <w:sz w:val="24"/>
+          <w:szCs w:val="24"/>
+          <w:lang w:val="es-AR"/>
+        </w:rPr>
+      </w:pPr>
+      <w:r>
+        <w:rPr>
+          <w:rFonts w:ascii="Times New Roman" w:eastAsia="Times New Roman" w:hAnsi="Times New Roman" w:cs="Times New Roman"/>
+          <w:sz w:val="24"/>
+          <w:szCs w:val="24"/>
+          <w:lang w:val="es-AR"/>
+        </w:rPr>
+        <w:t xml:space="preserve">- </w:t>
+      </w:r>
+      <w:r>
+        <w:rPr>
+          <w:rFonts w:ascii="Times New Roman" w:eastAsia="Times New Roman" w:hAnsi="Times New Roman" w:cs="Times New Roman"/>
+          <w:sz w:val="24"/>
+          <w:szCs w:val="24"/>
+          <w:lang w:val="es-AR"/>
+        </w:rPr>
+        <w:t>Terminar el main de descarga unido (solo el de datos, no imágenes).</w:t>
+      </w:r>
+    </w:p>
+    <w:p>
+      <w:pPr>
+        <w:rPr>
+          <w:rFonts w:ascii="Times New Roman" w:eastAsia="Times New Roman" w:hAnsi="Times New Roman" w:cs="Times New Roman"/>
+          <w:b/>
+          <w:bCs/>
+          <w:sz w:val="24"/>
+          <w:szCs w:val="24"/>
+          <w:lang w:val="es-AR"/>
+        </w:rPr>
+      </w:pPr>
+      <w:r>
+        <w:rPr>
+          <w:rFonts w:ascii="Times New Roman" w:eastAsia="Times New Roman" w:hAnsi="Times New Roman" w:cs="Times New Roman"/>
+          <w:b/>
+          <w:bCs/>
+          <w:sz w:val="24"/>
+          <w:szCs w:val="24"/>
+          <w:lang w:val="es-AR"/>
+        </w:rPr>
+        <w:t xml:space="preserve">5. </w:t>
+      </w:r>
+      <w:r>
+        <w:rPr>
+          <w:rFonts w:ascii="Times New Roman" w:eastAsia="Times New Roman" w:hAnsi="Times New Roman" w:cs="Times New Roman"/>
+          <w:b/>
+          <w:bCs/>
+          <w:sz w:val="24"/>
+          <w:szCs w:val="24"/>
+          <w:lang w:val="es-AR"/>
+        </w:rPr>
+        <w:t>Creación</w:t>
+      </w:r>
+      <w:r>
+        <w:rPr>
+          <w:rFonts w:ascii="Times New Roman" w:eastAsia="Times New Roman" w:hAnsi="Times New Roman" w:cs="Times New Roman"/>
+          <w:b/>
+          <w:bCs/>
+          <w:sz w:val="24"/>
+          <w:szCs w:val="24"/>
+          <w:lang w:val="es-AR"/>
+        </w:rPr>
+        <w:t xml:space="preserve"> de la base de datos (Martin):</w:t>
+      </w:r>
+    </w:p>
+    <w:p>
+      <w:pPr>
+        <w:rPr>
+          <w:rFonts w:ascii="Times New Roman" w:eastAsia="Times New Roman" w:hAnsi="Times New Roman" w:cs="Times New Roman"/>
+          <w:sz w:val="24"/>
+          <w:szCs w:val="24"/>
+          <w:lang w:val="es-AR"/>
+        </w:rPr>
+      </w:pPr>
+      <w:r>
+        <w:rPr>
+          <w:rFonts w:ascii="Times New Roman" w:eastAsia="Times New Roman" w:hAnsi="Times New Roman" w:cs="Times New Roman"/>
+          <w:b/>
+          <w:bCs/>
+          <w:sz w:val="24"/>
+          <w:szCs w:val="24"/>
+          <w:lang w:val="es-AR"/>
+        </w:rPr>
+        <w:t xml:space="preserve">- </w:t>
+      </w:r>
+      <w:r>
+        <w:rPr>
+          <w:rFonts w:ascii="Times New Roman" w:eastAsia="Times New Roman" w:hAnsi="Times New Roman" w:cs="Times New Roman"/>
+          <w:sz w:val="24"/>
+          <w:szCs w:val="24"/>
+          <w:lang w:val="es-AR"/>
+        </w:rPr>
+        <w:t>Creación</w:t>
+      </w:r>
+      <w:r>
+        <w:rPr>
+          <w:rFonts w:ascii="Times New Roman" w:eastAsia="Times New Roman" w:hAnsi="Times New Roman" w:cs="Times New Roman"/>
+          <w:sz w:val="24"/>
+          <w:szCs w:val="24"/>
+          <w:lang w:val="es-AR"/>
+        </w:rPr>
+        <w:t xml:space="preserve"> del diseño de la base de datos.</w:t>
+      </w:r>
+    </w:p>
+    <w:p>
+      <w:pPr>
+        <w:rPr>
+          <w:rFonts w:ascii="Times New Roman" w:eastAsia="Times New Roman" w:hAnsi="Times New Roman" w:cs="Times New Roman"/>
+          <w:sz w:val="24"/>
+          <w:szCs w:val="24"/>
+          <w:lang w:val="es-AR"/>
+        </w:rPr>
+      </w:pPr>
+      <w:r>
+        <w:rPr>
+          <w:rFonts w:ascii="Times New Roman" w:eastAsia="Times New Roman" w:hAnsi="Times New Roman" w:cs="Times New Roman"/>
+          <w:sz w:val="24"/>
+          <w:szCs w:val="24"/>
+          <w:lang w:val="es-AR"/>
+        </w:rPr>
+        <w:t>- Generar las relaciones entre distintos datasets</w:t>
+      </w:r>
+      <w:r>
+        <w:rPr>
+          <w:rFonts w:ascii="Times New Roman" w:eastAsia="Times New Roman" w:hAnsi="Times New Roman" w:cs="Times New Roman"/>
+          <w:sz w:val="24"/>
+          <w:szCs w:val="24"/>
+          <w:lang w:val="es-AR"/>
+        </w:rPr>
+        <w:t>. Si se puede, unir los datos.</w:t>
+      </w:r>
+    </w:p>
+    <w:p>
+      <w:pPr>
+        <w:rPr>
+          <w:rFonts w:ascii="Times New Roman" w:eastAsia="Times New Roman" w:hAnsi="Times New Roman" w:cs="Times New Roman"/>
+          <w:sz w:val="24"/>
+          <w:szCs w:val="24"/>
+          <w:lang w:val="es-AR"/>
+        </w:rPr>
+      </w:pPr>
+      <w:r>
+        <w:rPr>
+          <w:rFonts w:ascii="Times New Roman" w:eastAsia="Times New Roman" w:hAnsi="Times New Roman" w:cs="Times New Roman"/>
+          <w:sz w:val="24"/>
+          <w:szCs w:val="24"/>
+          <w:lang w:val="es-AR"/>
+        </w:rPr>
+        <w:t>- Relacionarlo con la parte de las descargas</w:t>
+      </w:r>
+    </w:p>
+    <w:p>
+      <w:pPr>
+        <w:rPr>
+          <w:rFonts w:ascii="Times New Roman" w:eastAsia="Times New Roman" w:hAnsi="Times New Roman" w:cs="Times New Roman"/>
+          <w:b/>
+          <w:bCs/>
+          <w:sz w:val="24"/>
+          <w:szCs w:val="24"/>
+          <w:lang w:val="es-AR"/>
+        </w:rPr>
+      </w:pPr>
+      <w:r>
+        <w:rPr>
+          <w:rFonts w:ascii="Times New Roman" w:eastAsia="Times New Roman" w:hAnsi="Times New Roman" w:cs="Times New Roman"/>
+          <w:b/>
+          <w:bCs/>
+          <w:sz w:val="24"/>
+          <w:szCs w:val="24"/>
+          <w:lang w:val="es-AR"/>
+        </w:rPr>
+        <w:t>6</w:t>
+      </w:r>
+      <w:r>
+        <w:rPr>
+          <w:rFonts w:ascii="Times New Roman" w:eastAsia="Times New Roman" w:hAnsi="Times New Roman" w:cs="Times New Roman"/>
+          <w:b/>
+          <w:bCs/>
+          <w:sz w:val="24"/>
+          <w:szCs w:val="24"/>
+          <w:lang w:val="es-AR"/>
+        </w:rPr>
+        <w:t>.</w:t>
+      </w:r>
+      <w:r>
+        <w:rPr>
+          <w:rFonts w:ascii="Times New Roman" w:eastAsia="Times New Roman" w:hAnsi="Times New Roman" w:cs="Times New Roman"/>
+          <w:b/>
+          <w:bCs/>
+          <w:sz w:val="24"/>
+          <w:szCs w:val="24"/>
+          <w:lang w:val="es-AR"/>
+        </w:rPr>
+        <w:t xml:space="preserve"> PARA EL FINAL:</w:t>
+      </w:r>
+      <w:r>
+        <w:rPr>
+          <w:rFonts w:ascii="Times New Roman" w:eastAsia="Times New Roman" w:hAnsi="Times New Roman" w:cs="Times New Roman"/>
+          <w:b/>
+          <w:bCs/>
+          <w:sz w:val="24"/>
+          <w:szCs w:val="24"/>
+          <w:lang w:val="es-AR"/>
+        </w:rPr>
+        <w:t xml:space="preserve"> Mockup de la web/mapa interactivo</w:t>
+      </w:r>
+      <w:r>
+        <w:rPr>
+          <w:rFonts w:ascii="Times New Roman" w:eastAsia="Times New Roman" w:hAnsi="Times New Roman" w:cs="Times New Roman"/>
+          <w:b/>
+          <w:bCs/>
+          <w:sz w:val="24"/>
+          <w:szCs w:val="24"/>
+          <w:lang w:val="es-AR"/>
+        </w:rPr>
+        <w:t>:</w:t>
+      </w:r>
       <w:r>
         <w:rPr>
           <w:rFonts w:ascii="Times New Roman" w:eastAsia="Times New Roman" w:hAnsi="Times New Roman" w:cs="Times New Roman"/>
@@ -2064,349 +2168,8 @@
           <w:szCs w:val="24"/>
           <w:lang w:val="es-AR"/>
         </w:rPr>
-        <w:t>(Martin)</w:t>
-      </w:r>
-      <w:r>
-        <w:rPr>
-          <w:rFonts w:ascii="Times New Roman" w:eastAsia="Times New Roman" w:hAnsi="Times New Roman" w:cs="Times New Roman"/>
-          <w:b/>
-          <w:bCs/>
-          <w:sz w:val="24"/>
-          <w:szCs w:val="24"/>
-          <w:lang w:val="es-AR"/>
-        </w:rPr>
-        <w:t>:</w:t>
-      </w:r>
-    </w:p>
-    <w:p>
-      <w:pPr>
-        <w:rPr>
-          <w:rFonts w:ascii="Times New Roman" w:eastAsia="Times New Roman" w:hAnsi="Times New Roman" w:cs="Times New Roman"/>
-          <w:sz w:val="24"/>
-          <w:szCs w:val="24"/>
-          <w:lang w:val="es-AR"/>
-        </w:rPr>
-      </w:pPr>
-      <w:r>
-        <w:rPr>
-          <w:rFonts w:ascii="Times New Roman" w:eastAsia="Times New Roman" w:hAnsi="Times New Roman" w:cs="Times New Roman"/>
-          <w:b/>
-          <w:bCs/>
-          <w:sz w:val="24"/>
-          <w:szCs w:val="24"/>
-          <w:lang w:val="es-AR"/>
-        </w:rPr>
-        <w:t xml:space="preserve">- </w:t>
-      </w:r>
-      <w:r>
-        <w:rPr>
-          <w:rFonts w:ascii="Times New Roman" w:eastAsia="Times New Roman" w:hAnsi="Times New Roman" w:cs="Times New Roman"/>
-          <w:sz w:val="24"/>
-          <w:szCs w:val="24"/>
-          <w:lang w:val="es-AR"/>
-        </w:rPr>
-        <w:t xml:space="preserve">Validar/unir los cambios en el </w:t>
-      </w:r>
-      <w:proofErr w:type="spellStart"/>
-      <w:r>
-        <w:rPr>
-          <w:rFonts w:ascii="Times New Roman" w:eastAsia="Times New Roman" w:hAnsi="Times New Roman" w:cs="Times New Roman"/>
-          <w:sz w:val="24"/>
-          <w:szCs w:val="24"/>
-          <w:lang w:val="es-AR"/>
-        </w:rPr>
-        <w:t>main</w:t>
-      </w:r>
-      <w:proofErr w:type="spellEnd"/>
-      <w:r>
-        <w:rPr>
-          <w:rFonts w:ascii="Times New Roman" w:eastAsia="Times New Roman" w:hAnsi="Times New Roman" w:cs="Times New Roman"/>
-          <w:sz w:val="24"/>
-          <w:szCs w:val="24"/>
-          <w:lang w:val="es-AR"/>
-        </w:rPr>
-        <w:t>.</w:t>
-      </w:r>
-    </w:p>
-    <w:p>
-      <w:pPr>
-        <w:rPr>
-          <w:rFonts w:ascii="Times New Roman" w:eastAsia="Times New Roman" w:hAnsi="Times New Roman" w:cs="Times New Roman"/>
-          <w:sz w:val="24"/>
-          <w:szCs w:val="24"/>
-          <w:lang w:val="es-AR"/>
-        </w:rPr>
-      </w:pPr>
-      <w:r>
-        <w:rPr>
-          <w:rFonts w:ascii="Times New Roman" w:eastAsia="Times New Roman" w:hAnsi="Times New Roman" w:cs="Times New Roman"/>
-          <w:sz w:val="24"/>
-          <w:szCs w:val="24"/>
-          <w:lang w:val="es-AR"/>
-        </w:rPr>
-        <w:t xml:space="preserve">- </w:t>
-      </w:r>
-      <w:r>
-        <w:rPr>
-          <w:rFonts w:ascii="Times New Roman" w:eastAsia="Times New Roman" w:hAnsi="Times New Roman" w:cs="Times New Roman"/>
-          <w:sz w:val="24"/>
-          <w:szCs w:val="24"/>
-          <w:lang w:val="es-AR"/>
-        </w:rPr>
-        <w:t xml:space="preserve">Terminar el </w:t>
-      </w:r>
-      <w:proofErr w:type="spellStart"/>
-      <w:r>
-        <w:rPr>
-          <w:rFonts w:ascii="Times New Roman" w:eastAsia="Times New Roman" w:hAnsi="Times New Roman" w:cs="Times New Roman"/>
-          <w:sz w:val="24"/>
-          <w:szCs w:val="24"/>
-          <w:lang w:val="es-AR"/>
-        </w:rPr>
-        <w:t>main</w:t>
-      </w:r>
-      <w:proofErr w:type="spellEnd"/>
-      <w:r>
-        <w:rPr>
-          <w:rFonts w:ascii="Times New Roman" w:eastAsia="Times New Roman" w:hAnsi="Times New Roman" w:cs="Times New Roman"/>
-          <w:sz w:val="24"/>
-          <w:szCs w:val="24"/>
-          <w:lang w:val="es-AR"/>
-        </w:rPr>
-        <w:t xml:space="preserve"> de descarga unido (solo el de datos, no imágenes).</w:t>
-      </w:r>
-    </w:p>
-    <w:p>
-      <w:pPr>
-        <w:rPr>
-          <w:rFonts w:ascii="Times New Roman" w:eastAsia="Times New Roman" w:hAnsi="Times New Roman" w:cs="Times New Roman"/>
-          <w:b/>
-          <w:bCs/>
-          <w:sz w:val="24"/>
-          <w:szCs w:val="24"/>
-          <w:lang w:val="es-AR"/>
-        </w:rPr>
-      </w:pPr>
-      <w:r>
-        <w:rPr>
-          <w:rFonts w:ascii="Times New Roman" w:eastAsia="Times New Roman" w:hAnsi="Times New Roman" w:cs="Times New Roman"/>
-          <w:b/>
-          <w:bCs/>
-          <w:sz w:val="24"/>
-          <w:szCs w:val="24"/>
-          <w:lang w:val="es-AR"/>
-        </w:rPr>
-        <w:t xml:space="preserve">5. </w:t>
-      </w:r>
-      <w:r>
-        <w:rPr>
-          <w:rFonts w:ascii="Times New Roman" w:eastAsia="Times New Roman" w:hAnsi="Times New Roman" w:cs="Times New Roman"/>
-          <w:b/>
-          <w:bCs/>
-          <w:sz w:val="24"/>
-          <w:szCs w:val="24"/>
-          <w:lang w:val="es-AR"/>
-        </w:rPr>
-        <w:t>Creación</w:t>
-      </w:r>
-      <w:r>
-        <w:rPr>
-          <w:rFonts w:ascii="Times New Roman" w:eastAsia="Times New Roman" w:hAnsi="Times New Roman" w:cs="Times New Roman"/>
-          <w:b/>
-          <w:bCs/>
-          <w:sz w:val="24"/>
-          <w:szCs w:val="24"/>
-          <w:lang w:val="es-AR"/>
-        </w:rPr>
-        <w:t xml:space="preserve"> de la base de datos (Martin):</w:t>
-      </w:r>
-    </w:p>
-    <w:p>
-      <w:pPr>
-        <w:rPr>
-          <w:rFonts w:ascii="Times New Roman" w:eastAsia="Times New Roman" w:hAnsi="Times New Roman" w:cs="Times New Roman"/>
-          <w:sz w:val="24"/>
-          <w:szCs w:val="24"/>
-          <w:lang w:val="es-AR"/>
-        </w:rPr>
-      </w:pPr>
-      <w:r>
-        <w:rPr>
-          <w:rFonts w:ascii="Times New Roman" w:eastAsia="Times New Roman" w:hAnsi="Times New Roman" w:cs="Times New Roman"/>
-          <w:b/>
-          <w:bCs/>
-          <w:sz w:val="24"/>
-          <w:szCs w:val="24"/>
-          <w:lang w:val="es-AR"/>
-        </w:rPr>
-        <w:t xml:space="preserve">- </w:t>
-      </w:r>
-      <w:r>
-        <w:rPr>
-          <w:rFonts w:ascii="Times New Roman" w:eastAsia="Times New Roman" w:hAnsi="Times New Roman" w:cs="Times New Roman"/>
-          <w:sz w:val="24"/>
-          <w:szCs w:val="24"/>
-          <w:lang w:val="es-AR"/>
-        </w:rPr>
-        <w:t>Creación</w:t>
-      </w:r>
-      <w:r>
-        <w:rPr>
-          <w:rFonts w:ascii="Times New Roman" w:eastAsia="Times New Roman" w:hAnsi="Times New Roman" w:cs="Times New Roman"/>
-          <w:sz w:val="24"/>
-          <w:szCs w:val="24"/>
-          <w:lang w:val="es-AR"/>
-        </w:rPr>
-        <w:t xml:space="preserve"> del diseño de la base de datos.</w:t>
-      </w:r>
-    </w:p>
-    <w:p>
-      <w:pPr>
-        <w:rPr>
-          <w:rFonts w:ascii="Times New Roman" w:eastAsia="Times New Roman" w:hAnsi="Times New Roman" w:cs="Times New Roman"/>
-          <w:sz w:val="24"/>
-          <w:szCs w:val="24"/>
-          <w:lang w:val="es-AR"/>
-        </w:rPr>
-      </w:pPr>
-      <w:r>
-        <w:rPr>
-          <w:rFonts w:ascii="Times New Roman" w:eastAsia="Times New Roman" w:hAnsi="Times New Roman" w:cs="Times New Roman"/>
-          <w:sz w:val="24"/>
-          <w:szCs w:val="24"/>
-          <w:lang w:val="es-AR"/>
-        </w:rPr>
-        <w:t xml:space="preserve">- Generar las relaciones entre distintos </w:t>
-      </w:r>
-      <w:proofErr w:type="spellStart"/>
-      <w:r>
-        <w:rPr>
-          <w:rFonts w:ascii="Times New Roman" w:eastAsia="Times New Roman" w:hAnsi="Times New Roman" w:cs="Times New Roman"/>
-          <w:sz w:val="24"/>
-          <w:szCs w:val="24"/>
-          <w:lang w:val="es-AR"/>
-        </w:rPr>
-        <w:t>datasets</w:t>
-      </w:r>
-      <w:proofErr w:type="spellEnd"/>
-      <w:r>
-        <w:rPr>
-          <w:rFonts w:ascii="Times New Roman" w:eastAsia="Times New Roman" w:hAnsi="Times New Roman" w:cs="Times New Roman"/>
-          <w:sz w:val="24"/>
-          <w:szCs w:val="24"/>
-          <w:lang w:val="es-AR"/>
-        </w:rPr>
-        <w:t>. Si se puede, unir los datos.</w:t>
-      </w:r>
-    </w:p>
-    <w:p>
-      <w:pPr>
-        <w:rPr>
-          <w:rFonts w:ascii="Times New Roman" w:eastAsia="Times New Roman" w:hAnsi="Times New Roman" w:cs="Times New Roman"/>
-          <w:sz w:val="24"/>
-          <w:szCs w:val="24"/>
-          <w:lang w:val="es-AR"/>
-        </w:rPr>
-      </w:pPr>
-      <w:r>
-        <w:rPr>
-          <w:rFonts w:ascii="Times New Roman" w:eastAsia="Times New Roman" w:hAnsi="Times New Roman" w:cs="Times New Roman"/>
-          <w:sz w:val="24"/>
-          <w:szCs w:val="24"/>
-          <w:lang w:val="es-AR"/>
-        </w:rPr>
-        <w:t>- Relacionarlo con la parte de las descargas</w:t>
-      </w:r>
-    </w:p>
-    <w:p>
-      <w:pPr>
-        <w:rPr>
-          <w:rFonts w:ascii="Times New Roman" w:eastAsia="Times New Roman" w:hAnsi="Times New Roman" w:cs="Times New Roman"/>
-          <w:b/>
-          <w:bCs/>
-          <w:sz w:val="24"/>
-          <w:szCs w:val="24"/>
-          <w:lang w:val="es-AR"/>
-        </w:rPr>
-      </w:pPr>
-      <w:r>
-        <w:rPr>
-          <w:rFonts w:ascii="Times New Roman" w:eastAsia="Times New Roman" w:hAnsi="Times New Roman" w:cs="Times New Roman"/>
-          <w:b/>
-          <w:bCs/>
-          <w:sz w:val="24"/>
-          <w:szCs w:val="24"/>
-          <w:lang w:val="es-AR"/>
-        </w:rPr>
-        <w:t>6</w:t>
-      </w:r>
-      <w:r>
-        <w:rPr>
-          <w:rFonts w:ascii="Times New Roman" w:eastAsia="Times New Roman" w:hAnsi="Times New Roman" w:cs="Times New Roman"/>
-          <w:b/>
-          <w:bCs/>
-          <w:sz w:val="24"/>
-          <w:szCs w:val="24"/>
-          <w:lang w:val="es-AR"/>
-        </w:rPr>
-        <w:t>.</w:t>
-      </w:r>
-      <w:r>
-        <w:rPr>
-          <w:rFonts w:ascii="Times New Roman" w:eastAsia="Times New Roman" w:hAnsi="Times New Roman" w:cs="Times New Roman"/>
-          <w:b/>
-          <w:bCs/>
-          <w:sz w:val="24"/>
-          <w:szCs w:val="24"/>
-          <w:lang w:val="es-AR"/>
-        </w:rPr>
-        <w:t xml:space="preserve"> PARA EL FINAL:</w:t>
-      </w:r>
-      <w:r>
-        <w:rPr>
-          <w:rFonts w:ascii="Times New Roman" w:eastAsia="Times New Roman" w:hAnsi="Times New Roman" w:cs="Times New Roman"/>
-          <w:b/>
-          <w:bCs/>
-          <w:sz w:val="24"/>
-          <w:szCs w:val="24"/>
-          <w:lang w:val="es-AR"/>
-        </w:rPr>
-        <w:t xml:space="preserve"> Mockup de la web/mapa interactivo</w:t>
-      </w:r>
-      <w:r>
-        <w:rPr>
-          <w:rFonts w:ascii="Times New Roman" w:eastAsia="Times New Roman" w:hAnsi="Times New Roman" w:cs="Times New Roman"/>
-          <w:b/>
-          <w:bCs/>
-          <w:sz w:val="24"/>
-          <w:szCs w:val="24"/>
-          <w:lang w:val="es-AR"/>
-        </w:rPr>
-        <w:t>:</w:t>
-      </w:r>
-      <w:r>
-        <w:rPr>
-          <w:rFonts w:ascii="Times New Roman" w:eastAsia="Times New Roman" w:hAnsi="Times New Roman" w:cs="Times New Roman"/>
-          <w:b/>
-          <w:bCs/>
-          <w:sz w:val="24"/>
-          <w:szCs w:val="24"/>
-          <w:lang w:val="es-AR"/>
-        </w:rPr>
-        <w:t xml:space="preserve"> </w:t>
-      </w:r>
-      <w:r>
-        <w:rPr>
-          <w:rFonts w:ascii="Times New Roman" w:eastAsia="Times New Roman" w:hAnsi="Times New Roman" w:cs="Times New Roman"/>
-          <w:b/>
-          <w:bCs/>
-          <w:sz w:val="24"/>
-          <w:szCs w:val="24"/>
-          <w:lang w:val="es-AR"/>
-        </w:rPr>
         <w:t>(</w:t>
       </w:r>
-      <w:proofErr w:type="spellStart"/>
       <w:r>
         <w:rPr>
           <w:rFonts w:ascii="Times New Roman" w:eastAsia="Times New Roman" w:hAnsi="Times New Roman" w:cs="Times New Roman"/>
@@ -2419,7 +2182,6 @@
         </w:rPr>
         <w:t>fernando</w:t>
       </w:r>
-      <w:proofErr w:type="spellEnd"/>
       <w:r>
         <w:rPr>
           <w:rFonts w:ascii="Times New Roman" w:eastAsia="Times New Roman" w:hAnsi="Times New Roman" w:cs="Times New Roman"/>
@@ -2607,19 +2369,8 @@
           <w:szCs w:val="24"/>
           <w:lang w:val="es-AR"/>
         </w:rPr>
-        <w:t xml:space="preserve">/pasar archivos de local a </w:t>
-      </w:r>
-      <w:proofErr w:type="spellStart"/>
-      <w:r>
-        <w:rPr>
-          <w:rFonts w:ascii="Times New Roman" w:eastAsia="Times New Roman" w:hAnsi="Times New Roman" w:cs="Times New Roman"/>
-          <w:sz w:val="24"/>
-          <w:szCs w:val="24"/>
-          <w:lang w:val="es-AR"/>
-        </w:rPr>
-        <w:t>lorca</w:t>
-      </w:r>
-      <w:proofErr w:type="spellEnd"/>
+        <w:t>/pasar archivos de local a lorca</w:t>
+      </w:r>
     </w:p>
     <w:p>
       <w:pPr>
@@ -2689,25 +2440,7 @@
           <w:sz w:val="24"/>
           <w:szCs w:val="24"/>
         </w:rPr>
-        <w:t xml:space="preserve">• Diseñar la estrategia de </w:t>
-      </w:r>
-      <w:proofErr w:type="spellStart"/>
-      <w:r>
-        <w:rPr>
-          <w:rFonts w:ascii="Times New Roman" w:hAnsi="Times New Roman" w:cs="Times New Roman"/>
-          <w:sz w:val="24"/>
-          <w:szCs w:val="24"/>
-        </w:rPr>
-        <w:t>contenerización</w:t>
-      </w:r>
-      <w:proofErr w:type="spellEnd"/>
-      <w:r>
-        <w:rPr>
-          <w:rFonts w:ascii="Times New Roman" w:hAnsi="Times New Roman" w:cs="Times New Roman"/>
-          <w:sz w:val="24"/>
-          <w:szCs w:val="24"/>
-        </w:rPr>
-        <w:t xml:space="preserve"> de los pipelines. </w:t>
+        <w:t xml:space="preserve">• Diseñar la estrategia de contenerización de los pipelines. </w:t>
       </w:r>
     </w:p>
     <w:p>
@@ -2808,6 +2541,16 @@
       <w:r>
         <w:rPr>
           <w:rFonts w:ascii="Times New Roman" w:hAnsi="Times New Roman" w:cs="Times New Roman"/>
+          <w:b/>
+          <w:bCs/>
+          <w:sz w:val="24"/>
+          <w:szCs w:val="24"/>
+        </w:rPr>
+        <w:t xml:space="preserve"> (---)</w:t>
+      </w:r>
+      <w:r>
+        <w:rPr>
+          <w:rFonts w:ascii="Times New Roman" w:hAnsi="Times New Roman" w:cs="Times New Roman"/>
           <w:sz w:val="24"/>
           <w:szCs w:val="24"/>
         </w:rPr>
@@ -2840,29 +2583,7 @@
           <w:sz w:val="24"/>
           <w:szCs w:val="24"/>
         </w:rPr>
-        <w:t xml:space="preserve">-Terminar de </w:t>
-      </w:r>
-      <w:proofErr w:type="spellStart"/>
-      <w:r>
-        <w:rPr>
-          <w:rFonts w:ascii="Times New Roman" w:hAnsi="Times New Roman" w:cs="Times New Roman"/>
-          <w:b/>
-          <w:bCs/>
-          <w:sz w:val="24"/>
-          <w:szCs w:val="24"/>
-        </w:rPr>
-        <w:t>Dockerizar</w:t>
-      </w:r>
-      <w:proofErr w:type="spellEnd"/>
-      <w:r>
-        <w:rPr>
-          <w:rFonts w:ascii="Times New Roman" w:hAnsi="Times New Roman" w:cs="Times New Roman"/>
-          <w:b/>
-          <w:bCs/>
-          <w:sz w:val="24"/>
-          <w:szCs w:val="24"/>
-        </w:rPr>
-        <w:t xml:space="preserve"> las secciones que faltan</w:t>
+        <w:t>-Terminar de Dockerizar las secciones que faltan</w:t>
       </w:r>
       <w:r>
         <w:rPr>
@@ -2891,27 +2612,15 @@
         </w:rPr>
         <w:t>-</w:t>
       </w:r>
-      <w:proofErr w:type="spellStart"/>
-      <w:r>
-        <w:rPr>
-          <w:rFonts w:ascii="Times New Roman" w:hAnsi="Times New Roman" w:cs="Times New Roman"/>
-          <w:b/>
-          <w:bCs/>
-          <w:sz w:val="24"/>
-          <w:szCs w:val="24"/>
-        </w:rPr>
-        <w:t>Union</w:t>
-      </w:r>
-      <w:proofErr w:type="spellEnd"/>
-      <w:r>
-        <w:rPr>
-          <w:rFonts w:ascii="Times New Roman" w:hAnsi="Times New Roman" w:cs="Times New Roman"/>
-          <w:b/>
-          <w:bCs/>
-          <w:sz w:val="24"/>
-          <w:szCs w:val="24"/>
-        </w:rPr>
-        <w:t xml:space="preserve"> Completa de BBDD</w:t>
+      <w:r>
+        <w:rPr>
+          <w:rFonts w:ascii="Times New Roman" w:hAnsi="Times New Roman" w:cs="Times New Roman"/>
+          <w:b/>
+          <w:bCs/>
+          <w:sz w:val="24"/>
+          <w:szCs w:val="24"/>
+        </w:rPr>
+        <w:t>Union Completa de BBDD</w:t>
       </w:r>
       <w:r>
         <w:rPr>
@@ -2956,6 +2665,14 @@
           <w:szCs w:val="24"/>
         </w:rPr>
         <w:t>Implementarlo con un Docker</w:t>
+      </w:r>
+      <w:r>
+        <w:rPr>
+          <w:rFonts w:ascii="Times New Roman" w:hAnsi="Times New Roman" w:cs="Times New Roman"/>
+          <w:sz w:val="24"/>
+          <w:szCs w:val="24"/>
+        </w:rPr>
+        <w:t xml:space="preserve"> (Iker)</w:t>
       </w:r>
     </w:p>
     <w:p>
@@ -3079,7 +2796,6 @@
         </w:rPr>
         <w:t>-</w:t>
       </w:r>
-      <w:proofErr w:type="spellStart"/>
       <w:r>
         <w:rPr>
           <w:rFonts w:ascii="Times New Roman" w:hAnsi="Times New Roman" w:cs="Times New Roman"/>
@@ -3090,7 +2806,16 @@
         </w:rPr>
         <w:t>Productivizar</w:t>
       </w:r>
-      <w:proofErr w:type="spellEnd"/>
+      <w:r>
+        <w:rPr>
+          <w:rFonts w:ascii="Times New Roman" w:hAnsi="Times New Roman" w:cs="Times New Roman"/>
+          <w:b/>
+          <w:bCs/>
+          <w:sz w:val="24"/>
+          <w:szCs w:val="24"/>
+        </w:rPr>
+        <w:t>(---)</w:t>
+      </w:r>
       <w:r>
         <w:rPr>
           <w:rFonts w:ascii="Times New Roman" w:hAnsi="Times New Roman" w:cs="Times New Roman"/>
@@ -3106,6 +2831,73 @@
           <w:szCs w:val="24"/>
         </w:rPr>
         <w:t>s descargas según las preferencias que se quiere (unir descarga y limpieza).</w:t>
+      </w:r>
+    </w:p>
+    <w:p>
+      <w:pPr>
+        <w:rPr>
+          <w:rFonts w:ascii="Times New Roman" w:hAnsi="Times New Roman" w:cs="Times New Roman"/>
+          <w:sz w:val="24"/>
+          <w:szCs w:val="24"/>
+        </w:rPr>
+      </w:pPr>
+      <w:r>
+        <w:rPr>
+          <w:rFonts w:ascii="Times New Roman" w:hAnsi="Times New Roman" w:cs="Times New Roman"/>
+          <w:sz w:val="24"/>
+          <w:szCs w:val="24"/>
+        </w:rPr>
+        <w:t>-</w:t>
+      </w:r>
+      <w:r>
+        <w:rPr>
+          <w:rFonts w:ascii="Times New Roman" w:hAnsi="Times New Roman" w:cs="Times New Roman"/>
+          <w:b/>
+          <w:bCs/>
+          <w:sz w:val="24"/>
+          <w:szCs w:val="24"/>
+        </w:rPr>
+        <w:t xml:space="preserve"> </w:t>
+      </w:r>
+      <w:r>
+        <w:rPr>
+          <w:rFonts w:ascii="Times New Roman" w:hAnsi="Times New Roman" w:cs="Times New Roman"/>
+          <w:b/>
+          <w:bCs/>
+          <w:sz w:val="24"/>
+          <w:szCs w:val="24"/>
+        </w:rPr>
+        <w:t xml:space="preserve">Descarga de imágenes </w:t>
+      </w:r>
+      <w:r>
+        <w:rPr>
+          <w:rFonts w:ascii="Times New Roman" w:hAnsi="Times New Roman" w:cs="Times New Roman"/>
+          <w:b/>
+          <w:bCs/>
+          <w:sz w:val="24"/>
+          <w:szCs w:val="24"/>
+        </w:rPr>
+        <w:t>(</w:t>
+      </w:r>
+      <w:r>
+        <w:rPr>
+          <w:rFonts w:ascii="Times New Roman" w:hAnsi="Times New Roman" w:cs="Times New Roman"/>
+          <w:b/>
+          <w:bCs/>
+          <w:sz w:val="24"/>
+          <w:szCs w:val="24"/>
+        </w:rPr>
+        <w:t>Historico</w:t>
+      </w:r>
+      <w:r>
+        <w:rPr>
+          <w:rFonts w:ascii="Times New Roman" w:hAnsi="Times New Roman" w:cs="Times New Roman"/>
+          <w:b/>
+          <w:bCs/>
+          <w:sz w:val="24"/>
+          <w:szCs w:val="24"/>
+        </w:rPr>
+        <w:t>)</w:t>
       </w:r>
     </w:p>
     <w:p>

--- a/Sprints.docx
+++ b/Sprints.docx
@@ -23,7 +23,7 @@
       <w:pPr>
         <w:numPr>
           <w:ilvl w:val="0"/>
-          <w:numId w:val="1"/>
+          <w:numId w:val="7"/>
         </w:numPr>
         <w:rPr>
           <w:rFonts w:ascii="Times New Roman" w:hAnsi="Times New Roman" w:cs="Times New Roman"/>
@@ -44,7 +44,7 @@
       <w:pPr>
         <w:numPr>
           <w:ilvl w:val="0"/>
-          <w:numId w:val="1"/>
+          <w:numId w:val="7"/>
         </w:numPr>
         <w:rPr>
           <w:rFonts w:ascii="Times New Roman" w:hAnsi="Times New Roman" w:cs="Times New Roman"/>
@@ -65,7 +65,7 @@
       <w:pPr>
         <w:numPr>
           <w:ilvl w:val="0"/>
-          <w:numId w:val="1"/>
+          <w:numId w:val="7"/>
         </w:numPr>
         <w:rPr>
           <w:rFonts w:ascii="Times New Roman" w:hAnsi="Times New Roman" w:cs="Times New Roman"/>
@@ -86,7 +86,7 @@
       <w:pPr>
         <w:numPr>
           <w:ilvl w:val="0"/>
-          <w:numId w:val="1"/>
+          <w:numId w:val="7"/>
         </w:numPr>
         <w:rPr>
           <w:rFonts w:ascii="Times New Roman" w:hAnsi="Times New Roman" w:cs="Times New Roman"/>
@@ -570,7 +570,7 @@
       <w:pPr>
         <w:numPr>
           <w:ilvl w:val="0"/>
-          <w:numId w:val="9"/>
+          <w:numId w:val="5"/>
         </w:numPr>
         <w:spacing w:before="240" w:after="240"/>
         <w:rPr>
@@ -628,7 +628,7 @@
       <w:pPr>
         <w:numPr>
           <w:ilvl w:val="1"/>
-          <w:numId w:val="9"/>
+          <w:numId w:val="5"/>
         </w:numPr>
         <w:spacing w:before="240" w:after="240"/>
         <w:rPr>
@@ -645,12 +645,252 @@
           <w:szCs w:val="24"/>
           <w:lang w:val="es-AR"/>
         </w:rPr>
-        <w:lastRenderedPageBreak/>
         <w:t>Resolver errores en la importación de datos de contaminación lumínica.</w:t>
       </w:r>
     </w:p>
     <w:p>
       <w:pPr>
+        <w:numPr>
+          <w:ilvl w:val="0"/>
+          <w:numId w:val="5"/>
+        </w:numPr>
+        <w:spacing w:before="240" w:after="240"/>
+        <w:rPr>
+          <w:rFonts w:ascii="Times New Roman" w:eastAsia="Times New Roman" w:hAnsi="Times New Roman" w:cs="Times New Roman"/>
+          <w:i/>
+          <w:iCs/>
+          <w:sz w:val="24"/>
+          <w:szCs w:val="24"/>
+          <w:highlight w:val="yellow"/>
+          <w:lang w:val="es-AR"/>
+        </w:rPr>
+      </w:pPr>
+      <w:r>
+        <w:rPr>
+          <w:rFonts w:ascii="Times New Roman" w:eastAsia="Times New Roman" w:hAnsi="Times New Roman" w:cs="Times New Roman"/>
+          <w:b/>
+          <w:bCs/>
+          <w:sz w:val="24"/>
+          <w:szCs w:val="24"/>
+          <w:lang w:val="es-AR"/>
+        </w:rPr>
+        <w:t>Imágenes Satelitales – Copernicus</w:t>
+      </w:r>
+      <w:r>
+        <w:rPr>
+          <w:rFonts w:ascii="Times New Roman" w:eastAsia="Times New Roman" w:hAnsi="Times New Roman" w:cs="Times New Roman"/>
+          <w:sz w:val="24"/>
+          <w:szCs w:val="24"/>
+          <w:lang w:val="es-AR"/>
+        </w:rPr>
+        <w:t xml:space="preserve"> – </w:t>
+      </w:r>
+      <w:r>
+        <w:rPr>
+          <w:rFonts w:ascii="Times New Roman" w:eastAsia="Times New Roman" w:hAnsi="Times New Roman" w:cs="Times New Roman"/>
+          <w:i/>
+          <w:iCs/>
+          <w:sz w:val="24"/>
+          <w:szCs w:val="24"/>
+          <w:lang w:val="es-AR"/>
+        </w:rPr>
+        <w:t xml:space="preserve">Responsable: </w:t>
+      </w:r>
+      <w:r>
+        <w:rPr>
+          <w:rFonts w:ascii="Times New Roman" w:eastAsia="Times New Roman" w:hAnsi="Times New Roman" w:cs="Times New Roman"/>
+          <w:i/>
+          <w:iCs/>
+          <w:sz w:val="24"/>
+          <w:szCs w:val="24"/>
+          <w:highlight w:val="yellow"/>
+          <w:lang w:val="es-AR"/>
+        </w:rPr>
+        <w:t>Wen</w:t>
+      </w:r>
+    </w:p>
+    <w:p>
+      <w:pPr>
+        <w:pStyle w:val="ListParagraph"/>
+        <w:numPr>
+          <w:ilvl w:val="1"/>
+          <w:numId w:val="5"/>
+        </w:numPr>
+        <w:spacing w:after="240"/>
+        <w:jc w:val="both"/>
+        <w:rPr>
+          <w:rFonts w:ascii="Times New Roman" w:eastAsia="Times New Roman" w:hAnsi="Times New Roman" w:cs="Times New Roman"/>
+          <w:sz w:val="24"/>
+          <w:szCs w:val="24"/>
+          <w:lang w:val="es-AR"/>
+        </w:rPr>
+      </w:pPr>
+      <w:r>
+        <w:rPr>
+          <w:rFonts w:ascii="Times New Roman" w:eastAsia="Times New Roman" w:hAnsi="Times New Roman" w:cs="Times New Roman"/>
+          <w:sz w:val="24"/>
+          <w:szCs w:val="24"/>
+          <w:lang w:val="es-AR"/>
+        </w:rPr>
+        <w:t>Implementar un sistema de descarga masiva de imágenes.</w:t>
+      </w:r>
+    </w:p>
+    <w:p>
+      <w:pPr>
+        <w:pStyle w:val="ListParagraph"/>
+        <w:numPr>
+          <w:ilvl w:val="1"/>
+          <w:numId w:val="5"/>
+        </w:numPr>
+        <w:spacing w:after="240"/>
+        <w:jc w:val="both"/>
+        <w:rPr>
+          <w:rFonts w:ascii="Times New Roman" w:eastAsia="Times New Roman" w:hAnsi="Times New Roman" w:cs="Times New Roman"/>
+          <w:sz w:val="24"/>
+          <w:szCs w:val="24"/>
+          <w:lang w:val="es-AR"/>
+        </w:rPr>
+      </w:pPr>
+      <w:r>
+        <w:rPr>
+          <w:rFonts w:ascii="Times New Roman" w:eastAsia="Times New Roman" w:hAnsi="Times New Roman" w:cs="Times New Roman"/>
+          <w:sz w:val="24"/>
+          <w:szCs w:val="24"/>
+          <w:lang w:val="es-AR"/>
+        </w:rPr>
+        <w:t xml:space="preserve">Investigar por qué las descargas se realizan en formato </w:t>
+      </w:r>
+      <w:r>
+        <w:rPr>
+          <w:rFonts w:ascii="Times New Roman" w:eastAsia="Times New Roman" w:hAnsi="Times New Roman" w:cs="Times New Roman"/>
+          <w:b/>
+          <w:bCs/>
+          <w:sz w:val="24"/>
+          <w:szCs w:val="24"/>
+          <w:lang w:val="es-AR"/>
+        </w:rPr>
+        <w:t>.jp2</w:t>
+      </w:r>
+      <w:r>
+        <w:rPr>
+          <w:rFonts w:ascii="Times New Roman" w:eastAsia="Times New Roman" w:hAnsi="Times New Roman" w:cs="Times New Roman"/>
+          <w:sz w:val="24"/>
+          <w:szCs w:val="24"/>
+          <w:lang w:val="es-AR"/>
+        </w:rPr>
+        <w:t xml:space="preserve"> y definir un método de conversión o lectura apropiado.</w:t>
+      </w:r>
+    </w:p>
+    <w:p>
+      <w:pPr>
+        <w:pStyle w:val="ListParagraph"/>
+        <w:numPr>
+          <w:ilvl w:val="0"/>
+          <w:numId w:val="5"/>
+        </w:numPr>
+        <w:spacing w:after="240"/>
+        <w:jc w:val="both"/>
+        <w:rPr>
+          <w:rFonts w:ascii="Times New Roman" w:eastAsia="Times New Roman" w:hAnsi="Times New Roman" w:cs="Times New Roman"/>
+          <w:b/>
+          <w:bCs/>
+          <w:sz w:val="24"/>
+          <w:szCs w:val="24"/>
+          <w:lang w:val="es-AR"/>
+        </w:rPr>
+      </w:pPr>
+      <w:r>
+        <w:rPr>
+          <w:rFonts w:ascii="Times New Roman" w:eastAsia="Times New Roman" w:hAnsi="Times New Roman" w:cs="Times New Roman"/>
+          <w:b/>
+          <w:bCs/>
+          <w:sz w:val="24"/>
+          <w:szCs w:val="24"/>
+          <w:lang w:val="es-AR"/>
+        </w:rPr>
+        <w:t xml:space="preserve">Datos poblacionales HISTORICO </w:t>
+      </w:r>
+      <w:r>
+        <w:rPr>
+          <w:rFonts w:ascii="Times New Roman" w:eastAsia="Times New Roman" w:hAnsi="Times New Roman" w:cs="Times New Roman"/>
+          <w:b/>
+          <w:bCs/>
+          <w:sz w:val="24"/>
+          <w:szCs w:val="24"/>
+          <w:highlight w:val="yellow"/>
+          <w:lang w:val="es-AR"/>
+        </w:rPr>
+        <w:t>(Iker):</w:t>
+      </w:r>
+      <w:r>
+        <w:rPr>
+          <w:rFonts w:ascii="Times New Roman" w:eastAsia="Times New Roman" w:hAnsi="Times New Roman" w:cs="Times New Roman"/>
+          <w:b/>
+          <w:bCs/>
+          <w:sz w:val="24"/>
+          <w:szCs w:val="24"/>
+          <w:lang w:val="es-AR"/>
+        </w:rPr>
+        <w:t xml:space="preserve"> </w:t>
+      </w:r>
+      <w:r>
+        <w:rPr>
+          <w:rFonts w:ascii="Times New Roman" w:eastAsia="Times New Roman" w:hAnsi="Times New Roman" w:cs="Times New Roman"/>
+          <w:sz w:val="24"/>
+          <w:szCs w:val="24"/>
+          <w:lang w:val="es-AR"/>
+        </w:rPr>
+        <w:t>Los datos los necesitamos históricos para ver el cambio poblacional tanto a nivel comunidad como a nivel municipio</w:t>
+      </w:r>
+    </w:p>
+    <w:p>
+      <w:pPr>
+        <w:spacing w:before="240" w:after="240"/>
+        <w:rPr>
+          <w:rFonts w:ascii="Times New Roman" w:eastAsia="Times New Roman" w:hAnsi="Times New Roman" w:cs="Times New Roman"/>
+          <w:sz w:val="24"/>
+          <w:szCs w:val="24"/>
+        </w:rPr>
+      </w:pPr>
+      <w:r>
+        <w:rPr>
+          <w:rFonts w:ascii="Times New Roman" w:eastAsia="Times New Roman" w:hAnsi="Times New Roman" w:cs="Times New Roman"/>
+          <w:b/>
+          <w:bCs/>
+          <w:sz w:val="24"/>
+          <w:szCs w:val="24"/>
+        </w:rPr>
+        <w:t>3. Limpieza y preprocesamiento de datos</w:t>
+      </w:r>
+      <w:r>
+        <w:rPr>
+          <w:rFonts w:ascii="Times New Roman" w:eastAsia="Times New Roman" w:hAnsi="Times New Roman" w:cs="Times New Roman"/>
+          <w:sz w:val="24"/>
+          <w:szCs w:val="24"/>
+        </w:rPr>
+        <w:t xml:space="preserve"> (</w:t>
+      </w:r>
+      <w:r>
+        <w:rPr>
+          <w:rFonts w:ascii="Times New Roman" w:eastAsia="Times New Roman" w:hAnsi="Times New Roman" w:cs="Times New Roman"/>
+          <w:sz w:val="24"/>
+          <w:szCs w:val="24"/>
+          <w:highlight w:val="yellow"/>
+        </w:rPr>
+        <w:t>Martin y Iker-</w:t>
+      </w:r>
+      <w:r>
+        <w:rPr>
+          <w:rFonts w:ascii="Times New Roman" w:eastAsia="Times New Roman" w:hAnsi="Times New Roman" w:cs="Times New Roman"/>
+          <w:sz w:val="24"/>
+          <w:szCs w:val="24"/>
+        </w:rPr>
+        <w:t>): Para esta sección queríamos empezar a juntar los datos según las necesidades que teníamos. Esto incluye:</w:t>
+      </w:r>
+    </w:p>
+    <w:p>
+      <w:pPr>
+        <w:pStyle w:val="ListParagraph"/>
         <w:numPr>
           <w:ilvl w:val="0"/>
           <w:numId w:val="9"/>
@@ -658,194 +898,26 @@
         <w:spacing w:before="240" w:after="240"/>
         <w:rPr>
           <w:rFonts w:ascii="Times New Roman" w:eastAsia="Times New Roman" w:hAnsi="Times New Roman" w:cs="Times New Roman"/>
-          <w:i/>
-          <w:iCs/>
-          <w:sz w:val="24"/>
-          <w:szCs w:val="24"/>
-          <w:highlight w:val="yellow"/>
-          <w:lang w:val="es-AR"/>
-        </w:rPr>
-      </w:pPr>
-      <w:r>
-        <w:rPr>
-          <w:rFonts w:ascii="Times New Roman" w:eastAsia="Times New Roman" w:hAnsi="Times New Roman" w:cs="Times New Roman"/>
-          <w:b/>
-          <w:bCs/>
-          <w:sz w:val="24"/>
-          <w:szCs w:val="24"/>
-          <w:lang w:val="es-AR"/>
-        </w:rPr>
-        <w:t>Imágenes Satelitales – Copernicus</w:t>
-      </w:r>
-      <w:r>
-        <w:rPr>
-          <w:rFonts w:ascii="Times New Roman" w:eastAsia="Times New Roman" w:hAnsi="Times New Roman" w:cs="Times New Roman"/>
-          <w:sz w:val="24"/>
-          <w:szCs w:val="24"/>
-          <w:lang w:val="es-AR"/>
-        </w:rPr>
-        <w:t xml:space="preserve"> – </w:t>
-      </w:r>
-      <w:r>
-        <w:rPr>
-          <w:rFonts w:ascii="Times New Roman" w:eastAsia="Times New Roman" w:hAnsi="Times New Roman" w:cs="Times New Roman"/>
-          <w:i/>
-          <w:iCs/>
-          <w:sz w:val="24"/>
-          <w:szCs w:val="24"/>
-          <w:lang w:val="es-AR"/>
-        </w:rPr>
-        <w:t xml:space="preserve">Responsable: </w:t>
-      </w:r>
-      <w:r>
-        <w:rPr>
-          <w:rFonts w:ascii="Times New Roman" w:eastAsia="Times New Roman" w:hAnsi="Times New Roman" w:cs="Times New Roman"/>
-          <w:i/>
-          <w:iCs/>
-          <w:sz w:val="24"/>
-          <w:szCs w:val="24"/>
-          <w:highlight w:val="yellow"/>
-          <w:lang w:val="es-AR"/>
-        </w:rPr>
-        <w:t>Wen</w:t>
-      </w:r>
-    </w:p>
-    <w:p>
-      <w:pPr>
-        <w:pStyle w:val="Prrafodelista"/>
-        <w:numPr>
-          <w:ilvl w:val="1"/>
-          <w:numId w:val="9"/>
-        </w:numPr>
-        <w:spacing w:after="240"/>
-        <w:jc w:val="both"/>
-        <w:rPr>
-          <w:rFonts w:ascii="Times New Roman" w:eastAsia="Times New Roman" w:hAnsi="Times New Roman" w:cs="Times New Roman"/>
-          <w:sz w:val="24"/>
-          <w:szCs w:val="24"/>
-          <w:lang w:val="es-AR"/>
-        </w:rPr>
-      </w:pPr>
-      <w:r>
-        <w:rPr>
-          <w:rFonts w:ascii="Times New Roman" w:eastAsia="Times New Roman" w:hAnsi="Times New Roman" w:cs="Times New Roman"/>
-          <w:sz w:val="24"/>
-          <w:szCs w:val="24"/>
-          <w:lang w:val="es-AR"/>
-        </w:rPr>
-        <w:t>Implementar un sistema de descarga masiva de imágenes.</w:t>
-      </w:r>
-    </w:p>
-    <w:p>
-      <w:pPr>
-        <w:pStyle w:val="Prrafodelista"/>
-        <w:numPr>
-          <w:ilvl w:val="1"/>
-          <w:numId w:val="9"/>
-        </w:numPr>
-        <w:spacing w:after="240"/>
-        <w:jc w:val="both"/>
-        <w:rPr>
-          <w:rFonts w:ascii="Times New Roman" w:eastAsia="Times New Roman" w:hAnsi="Times New Roman" w:cs="Times New Roman"/>
-          <w:sz w:val="24"/>
-          <w:szCs w:val="24"/>
-          <w:lang w:val="es-AR"/>
-        </w:rPr>
-      </w:pPr>
-      <w:r>
-        <w:rPr>
-          <w:rFonts w:ascii="Times New Roman" w:eastAsia="Times New Roman" w:hAnsi="Times New Roman" w:cs="Times New Roman"/>
-          <w:sz w:val="24"/>
-          <w:szCs w:val="24"/>
-          <w:lang w:val="es-AR"/>
-        </w:rPr>
-        <w:t xml:space="preserve">Investigar por qué las descargas se realizan en formato </w:t>
-      </w:r>
-      <w:r>
-        <w:rPr>
-          <w:rFonts w:ascii="Times New Roman" w:eastAsia="Times New Roman" w:hAnsi="Times New Roman" w:cs="Times New Roman"/>
-          <w:b/>
-          <w:bCs/>
-          <w:sz w:val="24"/>
-          <w:szCs w:val="24"/>
-          <w:lang w:val="es-AR"/>
-        </w:rPr>
-        <w:t>.jp2</w:t>
-      </w:r>
-      <w:r>
-        <w:rPr>
-          <w:rFonts w:ascii="Times New Roman" w:eastAsia="Times New Roman" w:hAnsi="Times New Roman" w:cs="Times New Roman"/>
-          <w:sz w:val="24"/>
-          <w:szCs w:val="24"/>
-          <w:lang w:val="es-AR"/>
-        </w:rPr>
-        <w:t xml:space="preserve"> y definir un método de conversión o lectura apropiado.</w:t>
-      </w:r>
-    </w:p>
-    <w:p>
-      <w:pPr>
-        <w:pStyle w:val="Prrafodelista"/>
+          <w:sz w:val="24"/>
+          <w:szCs w:val="24"/>
+        </w:rPr>
+      </w:pPr>
+      <w:r>
+        <w:rPr>
+          <w:rFonts w:ascii="Times New Roman" w:eastAsia="Times New Roman" w:hAnsi="Times New Roman" w:cs="Times New Roman"/>
+          <w:sz w:val="24"/>
+          <w:szCs w:val="24"/>
+        </w:rPr>
+        <w:t xml:space="preserve">Realizar pruebas de preprocesamiento básico (limpieza). </w:t>
+      </w:r>
+    </w:p>
+    <w:p>
+      <w:pPr>
+        <w:pStyle w:val="ListParagraph"/>
         <w:numPr>
           <w:ilvl w:val="0"/>
           <w:numId w:val="9"/>
         </w:numPr>
-        <w:spacing w:after="240"/>
-        <w:jc w:val="both"/>
-        <w:rPr>
-          <w:rFonts w:ascii="Times New Roman" w:eastAsia="Times New Roman" w:hAnsi="Times New Roman" w:cs="Times New Roman"/>
-          <w:b/>
-          <w:bCs/>
-          <w:sz w:val="24"/>
-          <w:szCs w:val="24"/>
-          <w:lang w:val="es-AR"/>
-        </w:rPr>
-      </w:pPr>
-      <w:r>
-        <w:rPr>
-          <w:rFonts w:ascii="Times New Roman" w:eastAsia="Times New Roman" w:hAnsi="Times New Roman" w:cs="Times New Roman"/>
-          <w:b/>
-          <w:bCs/>
-          <w:sz w:val="24"/>
-          <w:szCs w:val="24"/>
-          <w:lang w:val="es-AR"/>
-        </w:rPr>
-        <w:t xml:space="preserve">Datos poblacionales HISTORICO </w:t>
-      </w:r>
-      <w:r>
-        <w:rPr>
-          <w:rFonts w:ascii="Times New Roman" w:eastAsia="Times New Roman" w:hAnsi="Times New Roman" w:cs="Times New Roman"/>
-          <w:b/>
-          <w:bCs/>
-          <w:sz w:val="24"/>
-          <w:szCs w:val="24"/>
-          <w:highlight w:val="yellow"/>
-          <w:lang w:val="es-AR"/>
-        </w:rPr>
-        <w:t>(Iker):</w:t>
-      </w:r>
-      <w:r>
-        <w:rPr>
-          <w:rFonts w:ascii="Times New Roman" w:eastAsia="Times New Roman" w:hAnsi="Times New Roman" w:cs="Times New Roman"/>
-          <w:b/>
-          <w:bCs/>
-          <w:sz w:val="24"/>
-          <w:szCs w:val="24"/>
-          <w:lang w:val="es-AR"/>
-        </w:rPr>
-        <w:t xml:space="preserve"> </w:t>
-      </w:r>
-      <w:r>
-        <w:rPr>
-          <w:rFonts w:ascii="Times New Roman" w:eastAsia="Times New Roman" w:hAnsi="Times New Roman" w:cs="Times New Roman"/>
-          <w:sz w:val="24"/>
-          <w:szCs w:val="24"/>
-          <w:lang w:val="es-AR"/>
-        </w:rPr>
-        <w:t>Los datos los necesitamos históricos para ver el cambio poblacional tanto a nivel comunidad como a nivel municipio</w:t>
-      </w:r>
-    </w:p>
-    <w:p>
-      <w:pPr>
         <w:spacing w:before="240" w:after="240"/>
         <w:rPr>
           <w:rFonts w:ascii="Times New Roman" w:eastAsia="Times New Roman" w:hAnsi="Times New Roman" w:cs="Times New Roman"/>
@@ -856,45 +928,18 @@
       <w:r>
         <w:rPr>
           <w:rFonts w:ascii="Times New Roman" w:eastAsia="Times New Roman" w:hAnsi="Times New Roman" w:cs="Times New Roman"/>
-          <w:b/>
-          <w:bCs/>
-          <w:sz w:val="24"/>
-          <w:szCs w:val="24"/>
-        </w:rPr>
-        <w:t>3. Limpieza y preprocesamiento de datos</w:t>
-      </w:r>
-      <w:r>
-        <w:rPr>
-          <w:rFonts w:ascii="Times New Roman" w:eastAsia="Times New Roman" w:hAnsi="Times New Roman" w:cs="Times New Roman"/>
-          <w:sz w:val="24"/>
-          <w:szCs w:val="24"/>
-        </w:rPr>
-        <w:t xml:space="preserve"> (</w:t>
-      </w:r>
-      <w:r>
-        <w:rPr>
-          <w:rFonts w:ascii="Times New Roman" w:eastAsia="Times New Roman" w:hAnsi="Times New Roman" w:cs="Times New Roman"/>
-          <w:sz w:val="24"/>
-          <w:szCs w:val="24"/>
-          <w:highlight w:val="yellow"/>
-        </w:rPr>
-        <w:t>Martin y Iker-</w:t>
-      </w:r>
-      <w:r>
-        <w:rPr>
-          <w:rFonts w:ascii="Times New Roman" w:eastAsia="Times New Roman" w:hAnsi="Times New Roman" w:cs="Times New Roman"/>
-          <w:sz w:val="24"/>
-          <w:szCs w:val="24"/>
-        </w:rPr>
-        <w:t>): Para esta sección queríamos empezar a juntar los datos según las necesidades que teníamos. Esto incluye:</w:t>
-      </w:r>
-    </w:p>
-    <w:p>
-      <w:pPr>
-        <w:pStyle w:val="Prrafodelista"/>
+          <w:sz w:val="24"/>
+          <w:szCs w:val="24"/>
+        </w:rPr>
+        <w:t>Organización y normalización de los datos</w:t>
+      </w:r>
+    </w:p>
+    <w:p>
+      <w:pPr>
+        <w:pStyle w:val="ListParagraph"/>
         <w:numPr>
           <w:ilvl w:val="0"/>
-          <w:numId w:val="7"/>
+          <w:numId w:val="9"/>
         </w:numPr>
         <w:spacing w:before="240" w:after="240"/>
         <w:rPr>
@@ -909,170 +954,172 @@
           <w:sz w:val="24"/>
           <w:szCs w:val="24"/>
         </w:rPr>
-        <w:t xml:space="preserve">Realizar pruebas de preprocesamiento básico (limpieza). </w:t>
-      </w:r>
-    </w:p>
-    <w:p>
-      <w:pPr>
-        <w:pStyle w:val="Prrafodelista"/>
+        <w:t>Encontrar utilidad y forma de interpretación de los datos satelitales de Copernicus.</w:t>
+      </w:r>
+    </w:p>
+    <w:p>
+      <w:pPr>
+        <w:spacing w:before="240" w:after="240"/>
+        <w:rPr>
+          <w:rFonts w:ascii="Times New Roman" w:eastAsia="Times New Roman" w:hAnsi="Times New Roman" w:cs="Times New Roman"/>
+          <w:b/>
+          <w:bCs/>
+          <w:sz w:val="24"/>
+          <w:szCs w:val="24"/>
+          <w:lang w:val="es-AR"/>
+        </w:rPr>
+      </w:pPr>
+      <w:r>
+        <w:rPr>
+          <w:rFonts w:ascii="Times New Roman" w:eastAsia="Times New Roman" w:hAnsi="Times New Roman" w:cs="Times New Roman"/>
+          <w:b/>
+          <w:bCs/>
+          <w:sz w:val="24"/>
+          <w:szCs w:val="24"/>
+          <w:lang w:val="es-AR"/>
+        </w:rPr>
+        <w:t xml:space="preserve">4. Almacenamiento Histórico de Archivos </w:t>
+      </w:r>
+      <w:r>
+        <w:rPr>
+          <w:rFonts w:ascii="Times New Roman" w:eastAsia="Times New Roman" w:hAnsi="Times New Roman" w:cs="Times New Roman"/>
+          <w:b/>
+          <w:bCs/>
+          <w:sz w:val="24"/>
+          <w:szCs w:val="24"/>
+          <w:highlight w:val="yellow"/>
+          <w:lang w:val="es-AR"/>
+        </w:rPr>
+        <w:t>(-----):</w:t>
+      </w:r>
+      <w:r>
+        <w:rPr>
+          <w:rFonts w:ascii="Times New Roman" w:eastAsia="Times New Roman" w:hAnsi="Times New Roman" w:cs="Times New Roman"/>
+          <w:b/>
+          <w:bCs/>
+          <w:sz w:val="24"/>
+          <w:szCs w:val="24"/>
+          <w:lang w:val="es-AR"/>
+        </w:rPr>
+        <w:t xml:space="preserve"> y Estructurado de Descargas </w:t>
+      </w:r>
+      <w:r>
+        <w:rPr>
+          <w:rFonts w:ascii="Times New Roman" w:eastAsia="Times New Roman" w:hAnsi="Times New Roman" w:cs="Times New Roman"/>
+          <w:b/>
+          <w:bCs/>
+          <w:sz w:val="24"/>
+          <w:szCs w:val="24"/>
+          <w:highlight w:val="yellow"/>
+          <w:lang w:val="es-AR"/>
+        </w:rPr>
+        <w:t>(Martin):</w:t>
+      </w:r>
+    </w:p>
+    <w:p>
+      <w:pPr>
+        <w:spacing w:before="240" w:after="240"/>
+        <w:rPr>
+          <w:rFonts w:ascii="Times New Roman" w:eastAsia="Times New Roman" w:hAnsi="Times New Roman" w:cs="Times New Roman"/>
+          <w:sz w:val="24"/>
+          <w:szCs w:val="24"/>
+          <w:lang w:val="es-AR"/>
+        </w:rPr>
+      </w:pPr>
+      <w:r>
+        <w:rPr>
+          <w:rFonts w:ascii="Times New Roman" w:eastAsia="Times New Roman" w:hAnsi="Times New Roman" w:cs="Times New Roman"/>
+          <w:b/>
+          <w:bCs/>
+          <w:sz w:val="24"/>
+          <w:szCs w:val="24"/>
+          <w:lang w:val="es-AR"/>
+        </w:rPr>
+        <w:t>Objetivo:</w:t>
+      </w:r>
+      <w:r>
+        <w:rPr>
+          <w:rFonts w:ascii="Times New Roman" w:eastAsia="Times New Roman" w:hAnsi="Times New Roman" w:cs="Times New Roman"/>
+          <w:sz w:val="24"/>
+          <w:szCs w:val="24"/>
+          <w:lang w:val="es-AR"/>
+        </w:rPr>
+        <w:t xml:space="preserve"> Implementar un sistema de almacenamiento organizado que permita mantener un </w:t>
+      </w:r>
+      <w:r>
+        <w:rPr>
+          <w:rFonts w:ascii="Times New Roman" w:eastAsia="Times New Roman" w:hAnsi="Times New Roman" w:cs="Times New Roman"/>
+          <w:b/>
+          <w:bCs/>
+          <w:sz w:val="24"/>
+          <w:szCs w:val="24"/>
+          <w:lang w:val="es-AR"/>
+        </w:rPr>
+        <w:t>registro histórico de las descargas</w:t>
+      </w:r>
+      <w:r>
+        <w:rPr>
+          <w:rFonts w:ascii="Times New Roman" w:eastAsia="Times New Roman" w:hAnsi="Times New Roman" w:cs="Times New Roman"/>
+          <w:sz w:val="24"/>
+          <w:szCs w:val="24"/>
+          <w:lang w:val="es-AR"/>
+        </w:rPr>
+        <w:t xml:space="preserve"> y facilitar la trazabilidad de los datos a lo largo del tiempo.</w:t>
+      </w:r>
+    </w:p>
+    <w:p>
+      <w:pPr>
         <w:numPr>
           <w:ilvl w:val="0"/>
-          <w:numId w:val="7"/>
+          <w:numId w:val="6"/>
         </w:numPr>
         <w:spacing w:before="240" w:after="240"/>
         <w:rPr>
           <w:rFonts w:ascii="Times New Roman" w:eastAsia="Times New Roman" w:hAnsi="Times New Roman" w:cs="Times New Roman"/>
           <w:sz w:val="24"/>
           <w:szCs w:val="24"/>
-        </w:rPr>
-      </w:pPr>
-      <w:r>
-        <w:rPr>
-          <w:rFonts w:ascii="Times New Roman" w:eastAsia="Times New Roman" w:hAnsi="Times New Roman" w:cs="Times New Roman"/>
-          <w:sz w:val="24"/>
-          <w:szCs w:val="24"/>
-        </w:rPr>
-        <w:t>Organización y normalización de los datos</w:t>
-      </w:r>
-    </w:p>
-    <w:p>
-      <w:pPr>
-        <w:pStyle w:val="Prrafodelista"/>
+          <w:lang w:val="es-AR"/>
+        </w:rPr>
+      </w:pPr>
+      <w:r>
+        <w:rPr>
+          <w:rFonts w:ascii="Times New Roman" w:eastAsia="Times New Roman" w:hAnsi="Times New Roman" w:cs="Times New Roman"/>
+          <w:sz w:val="24"/>
+          <w:szCs w:val="24"/>
+          <w:lang w:val="es-AR"/>
+        </w:rPr>
+        <w:t>Definir la estructura de carpetas y nomenclatura para las descargas (por fecha, tipo de fuente, región, etc.).</w:t>
+      </w:r>
+    </w:p>
+    <w:p>
+      <w:pPr>
         <w:numPr>
           <w:ilvl w:val="0"/>
-          <w:numId w:val="7"/>
+          <w:numId w:val="6"/>
         </w:numPr>
         <w:spacing w:before="240" w:after="240"/>
         <w:rPr>
           <w:rFonts w:ascii="Times New Roman" w:eastAsia="Times New Roman" w:hAnsi="Times New Roman" w:cs="Times New Roman"/>
           <w:sz w:val="24"/>
           <w:szCs w:val="24"/>
-        </w:rPr>
-      </w:pPr>
-      <w:r>
-        <w:rPr>
-          <w:rFonts w:ascii="Times New Roman" w:eastAsia="Times New Roman" w:hAnsi="Times New Roman" w:cs="Times New Roman"/>
-          <w:sz w:val="24"/>
-          <w:szCs w:val="24"/>
-        </w:rPr>
-        <w:t>Encontrar utilidad y forma de interpretación de los datos satelitales de Copernicus.</w:t>
-      </w:r>
-    </w:p>
-    <w:p>
-      <w:pPr>
-        <w:spacing w:before="240" w:after="240"/>
-        <w:rPr>
-          <w:rFonts w:ascii="Times New Roman" w:eastAsia="Times New Roman" w:hAnsi="Times New Roman" w:cs="Times New Roman"/>
-          <w:b/>
-          <w:bCs/>
-          <w:sz w:val="24"/>
-          <w:szCs w:val="24"/>
-          <w:lang w:val="es-AR"/>
-        </w:rPr>
-      </w:pPr>
-      <w:r>
-        <w:rPr>
-          <w:rFonts w:ascii="Times New Roman" w:eastAsia="Times New Roman" w:hAnsi="Times New Roman" w:cs="Times New Roman"/>
-          <w:b/>
-          <w:bCs/>
-          <w:sz w:val="24"/>
-          <w:szCs w:val="24"/>
-          <w:lang w:val="es-AR"/>
-        </w:rPr>
-        <w:t xml:space="preserve">4. Almacenamiento Histórico de Archivos </w:t>
-      </w:r>
-      <w:r>
-        <w:rPr>
-          <w:rFonts w:ascii="Times New Roman" w:eastAsia="Times New Roman" w:hAnsi="Times New Roman" w:cs="Times New Roman"/>
-          <w:b/>
-          <w:bCs/>
-          <w:sz w:val="24"/>
-          <w:szCs w:val="24"/>
-          <w:highlight w:val="yellow"/>
-          <w:lang w:val="es-AR"/>
-        </w:rPr>
-        <w:t>(-----):</w:t>
-      </w:r>
-      <w:r>
-        <w:rPr>
-          <w:rFonts w:ascii="Times New Roman" w:eastAsia="Times New Roman" w:hAnsi="Times New Roman" w:cs="Times New Roman"/>
-          <w:b/>
-          <w:bCs/>
-          <w:sz w:val="24"/>
-          <w:szCs w:val="24"/>
-          <w:lang w:val="es-AR"/>
-        </w:rPr>
-        <w:t xml:space="preserve"> y Estructurado de Descargas </w:t>
-      </w:r>
-      <w:r>
-        <w:rPr>
-          <w:rFonts w:ascii="Times New Roman" w:eastAsia="Times New Roman" w:hAnsi="Times New Roman" w:cs="Times New Roman"/>
-          <w:b/>
-          <w:bCs/>
-          <w:sz w:val="24"/>
-          <w:szCs w:val="24"/>
-          <w:highlight w:val="yellow"/>
-          <w:lang w:val="es-AR"/>
-        </w:rPr>
-        <w:t>(Martin):</w:t>
-      </w:r>
-    </w:p>
-    <w:p>
-      <w:pPr>
-        <w:spacing w:before="240" w:after="240"/>
-        <w:rPr>
-          <w:rFonts w:ascii="Times New Roman" w:eastAsia="Times New Roman" w:hAnsi="Times New Roman" w:cs="Times New Roman"/>
-          <w:sz w:val="24"/>
-          <w:szCs w:val="24"/>
-          <w:lang w:val="es-AR"/>
-        </w:rPr>
-      </w:pPr>
-      <w:r>
-        <w:rPr>
-          <w:rFonts w:ascii="Times New Roman" w:eastAsia="Times New Roman" w:hAnsi="Times New Roman" w:cs="Times New Roman"/>
-          <w:b/>
-          <w:bCs/>
-          <w:sz w:val="24"/>
-          <w:szCs w:val="24"/>
-          <w:lang w:val="es-AR"/>
-        </w:rPr>
-        <w:t>Objetivo:</w:t>
-      </w:r>
-      <w:r>
-        <w:rPr>
-          <w:rFonts w:ascii="Times New Roman" w:eastAsia="Times New Roman" w:hAnsi="Times New Roman" w:cs="Times New Roman"/>
-          <w:sz w:val="24"/>
-          <w:szCs w:val="24"/>
-          <w:lang w:val="es-AR"/>
-        </w:rPr>
-        <w:t xml:space="preserve"> Implementar un sistema de almacenamiento organizado que permita mantener un </w:t>
-      </w:r>
-      <w:r>
-        <w:rPr>
-          <w:rFonts w:ascii="Times New Roman" w:eastAsia="Times New Roman" w:hAnsi="Times New Roman" w:cs="Times New Roman"/>
-          <w:b/>
-          <w:bCs/>
-          <w:sz w:val="24"/>
-          <w:szCs w:val="24"/>
-          <w:lang w:val="es-AR"/>
-        </w:rPr>
-        <w:t>registro histórico de las descargas</w:t>
-      </w:r>
-      <w:r>
-        <w:rPr>
-          <w:rFonts w:ascii="Times New Roman" w:eastAsia="Times New Roman" w:hAnsi="Times New Roman" w:cs="Times New Roman"/>
-          <w:sz w:val="24"/>
-          <w:szCs w:val="24"/>
-          <w:lang w:val="es-AR"/>
-        </w:rPr>
-        <w:t xml:space="preserve"> y facilitar la trazabilidad de los datos a lo largo del tiempo.</w:t>
+          <w:lang w:val="es-AR"/>
+        </w:rPr>
+      </w:pPr>
+      <w:r>
+        <w:rPr>
+          <w:rFonts w:ascii="Times New Roman" w:eastAsia="Times New Roman" w:hAnsi="Times New Roman" w:cs="Times New Roman"/>
+          <w:sz w:val="24"/>
+          <w:szCs w:val="24"/>
+          <w:lang w:val="es-AR"/>
+        </w:rPr>
+        <w:t>Asegurar que las nuevas descargas no sobrescriban información anterior y que los datos históricos sean fácilmente accesibles.</w:t>
       </w:r>
     </w:p>
     <w:p>
       <w:pPr>
         <w:numPr>
           <w:ilvl w:val="0"/>
-          <w:numId w:val="10"/>
+          <w:numId w:val="6"/>
         </w:numPr>
         <w:spacing w:before="240" w:after="240"/>
         <w:rPr>
@@ -1089,54 +1136,6 @@
           <w:szCs w:val="24"/>
           <w:lang w:val="es-AR"/>
         </w:rPr>
-        <w:t>Definir la estructura de carpetas y nomenclatura para las descargas (por fecha, tipo de fuente, región, etc.).</w:t>
-      </w:r>
-    </w:p>
-    <w:p>
-      <w:pPr>
-        <w:numPr>
-          <w:ilvl w:val="0"/>
-          <w:numId w:val="10"/>
-        </w:numPr>
-        <w:spacing w:before="240" w:after="240"/>
-        <w:rPr>
-          <w:rFonts w:ascii="Times New Roman" w:eastAsia="Times New Roman" w:hAnsi="Times New Roman" w:cs="Times New Roman"/>
-          <w:sz w:val="24"/>
-          <w:szCs w:val="24"/>
-          <w:lang w:val="es-AR"/>
-        </w:rPr>
-      </w:pPr>
-      <w:r>
-        <w:rPr>
-          <w:rFonts w:ascii="Times New Roman" w:eastAsia="Times New Roman" w:hAnsi="Times New Roman" w:cs="Times New Roman"/>
-          <w:sz w:val="24"/>
-          <w:szCs w:val="24"/>
-          <w:lang w:val="es-AR"/>
-        </w:rPr>
-        <w:t>Asegurar que las nuevas descargas no sobrescriban información anterior y que los datos históricos sean fácilmente accesibles.</w:t>
-      </w:r>
-    </w:p>
-    <w:p>
-      <w:pPr>
-        <w:numPr>
-          <w:ilvl w:val="0"/>
-          <w:numId w:val="10"/>
-        </w:numPr>
-        <w:spacing w:before="240" w:after="240"/>
-        <w:rPr>
-          <w:rFonts w:ascii="Times New Roman" w:eastAsia="Times New Roman" w:hAnsi="Times New Roman" w:cs="Times New Roman"/>
-          <w:sz w:val="24"/>
-          <w:szCs w:val="24"/>
-          <w:lang w:val="es-AR"/>
-        </w:rPr>
-      </w:pPr>
-      <w:r>
-        <w:rPr>
-          <w:rFonts w:ascii="Times New Roman" w:eastAsia="Times New Roman" w:hAnsi="Times New Roman" w:cs="Times New Roman"/>
-          <w:sz w:val="24"/>
-          <w:szCs w:val="24"/>
-          <w:lang w:val="es-AR"/>
-        </w:rPr>
         <w:t>Establecer rutinas de verificación y limpieza periódica del almacenamiento.</w:t>
       </w:r>
     </w:p>
@@ -1254,7 +1253,6 @@
           <w:sz w:val="24"/>
           <w:szCs w:val="24"/>
         </w:rPr>
-        <w:lastRenderedPageBreak/>
         <w:t>Sprint 3: Flujo ETL</w:t>
       </w:r>
     </w:p>
@@ -1627,7 +1625,7 @@
       <w:commentRangeEnd w:id="0"/>
       <w:r>
         <w:rPr>
-          <w:rStyle w:val="Refdecomentario"/>
+          <w:rStyle w:val="CommentReference"/>
           <w:rFonts w:ascii="Times New Roman" w:eastAsia="Times New Roman" w:hAnsi="Times New Roman" w:cs="Times New Roman"/>
           <w:b/>
           <w:bCs/>
@@ -1640,7 +1638,7 @@
       <w:commentRangeEnd w:id="1"/>
       <w:r>
         <w:rPr>
-          <w:rStyle w:val="Refdecomentario"/>
+          <w:rStyle w:val="CommentReference"/>
           <w:rFonts w:ascii="Times New Roman" w:eastAsia="Times New Roman" w:hAnsi="Times New Roman" w:cs="Times New Roman"/>
           <w:b/>
           <w:bCs/>
@@ -1653,7 +1651,7 @@
       <w:commentRangeEnd w:id="2"/>
       <w:r>
         <w:rPr>
-          <w:rStyle w:val="Refdecomentario"/>
+          <w:rStyle w:val="CommentReference"/>
           <w:rFonts w:ascii="Times New Roman" w:eastAsia="Times New Roman" w:hAnsi="Times New Roman" w:cs="Times New Roman"/>
           <w:b/>
           <w:bCs/>
@@ -2422,7 +2420,6 @@
           <w:sz w:val="24"/>
           <w:szCs w:val="24"/>
         </w:rPr>
-        <w:lastRenderedPageBreak/>
         <w:t>Sprint 4: Integración con Docker</w:t>
       </w:r>
     </w:p>
@@ -2993,11 +2990,11 @@
   <w:comment w:id="0" w:author="Martín Otero" w:date="2025-11-13T17:40:00Z" w:initials="MO">
     <w:p>
       <w:pPr>
-        <w:pStyle w:val="Textocomentario"/>
-      </w:pPr>
-      <w:r>
-        <w:rPr>
-          <w:rStyle w:val="Refdecomentario"/>
+        <w:pStyle w:val="CommentText"/>
+      </w:pPr>
+      <w:r>
+        <w:rPr>
+          <w:rStyle w:val="CommentReference"/>
         </w:rPr>
         <w:annotationRef/>
       </w:r>
@@ -3009,11 +3006,11 @@
   <w:comment w:id="1" w:author="Martín Otero" w:date="2025-11-13T17:49:00Z" w:initials="MO">
     <w:p>
       <w:pPr>
-        <w:pStyle w:val="Textocomentario"/>
-      </w:pPr>
-      <w:r>
-        <w:rPr>
-          <w:rStyle w:val="Refdecomentario"/>
+        <w:pStyle w:val="CommentText"/>
+      </w:pPr>
+      <w:r>
+        <w:rPr>
+          <w:rStyle w:val="CommentReference"/>
         </w:rPr>
         <w:annotationRef/>
       </w:r>
@@ -3025,11 +3022,11 @@
   <w:comment w:id="2" w:author="Martín Otero" w:date="2025-11-15T13:50:00Z" w:initials="MO">
     <w:p>
       <w:pPr>
-        <w:pStyle w:val="Textocomentario"/>
-      </w:pPr>
-      <w:r>
-        <w:rPr>
-          <w:rStyle w:val="Refdecomentario"/>
+        <w:pStyle w:val="CommentText"/>
+      </w:pPr>
+      <w:r>
+        <w:rPr>
+          <w:rStyle w:val="CommentReference"/>
         </w:rPr>
         <w:annotationRef/>
       </w:r>
@@ -3041,7 +3038,13 @@
           <wp:inline distT="0" distB="0" distL="0" distR="0" wp14:anchorId="3CD73CF2" wp14:editId="5F13DF3F">
             <wp:extent cx="5400040" cy="3698875"/>
             <wp:effectExtent l="0" t="0" r="0" b="0"/>
-            <wp:docPr id="310479702" name="Imagen 1" descr="Image"/>
+            <wp:docPr id="310479702" name="Imagen 1" descr="Image">
+              <a:extLst xmlns:a="http://schemas.openxmlformats.org/drawingml/2006/main">
+                <a:ext uri="{FF2B5EF4-FFF2-40B4-BE49-F238E27FC236}">
+                  <a16:creationId xmlns:a16="http://schemas.microsoft.com/office/drawing/2014/main" id="{6FCB23D8-9B6D-4F69-8BD4-57F4FAC9A7EE}"/>
+                </a:ext>
+              </a:extLst>
+            </wp:docPr>
             <wp:cNvGraphicFramePr>
               <a:graphicFrameLocks xmlns:a="http://schemas.openxmlformats.org/drawingml/2006/main" noChangeAspect="1"/>
             </wp:cNvGraphicFramePr>
@@ -4539,35 +4542,35 @@
       </w:rPr>
     </w:lvl>
   </w:abstractNum>
-  <w:num w:numId="1" w16cid:durableId="284506424">
-    <w:abstractNumId w:val="7"/>
-  </w:num>
-  <w:num w:numId="2" w16cid:durableId="532617480">
-    <w:abstractNumId w:val="4"/>
-  </w:num>
-  <w:num w:numId="3" w16cid:durableId="1236547418">
+  <w:num w:numId="1" w16cid:durableId="1236547418">
     <w:abstractNumId w:val="9"/>
   </w:num>
-  <w:num w:numId="4" w16cid:durableId="1410543460">
+  <w:num w:numId="2" w16cid:durableId="1410543460">
     <w:abstractNumId w:val="1"/>
   </w:num>
-  <w:num w:numId="5" w16cid:durableId="1474058551">
+  <w:num w:numId="3" w16cid:durableId="1418594357">
+    <w:abstractNumId w:val="8"/>
+  </w:num>
+  <w:num w:numId="4" w16cid:durableId="1474058551">
     <w:abstractNumId w:val="2"/>
   </w:num>
-  <w:num w:numId="6" w16cid:durableId="1418594357">
-    <w:abstractNumId w:val="8"/>
+  <w:num w:numId="5" w16cid:durableId="1491171314">
+    <w:abstractNumId w:val="5"/>
   </w:num>
-  <w:num w:numId="7" w16cid:durableId="464737497">
-    <w:abstractNumId w:val="0"/>
+  <w:num w:numId="6" w16cid:durableId="2013608929">
+    <w:abstractNumId w:val="6"/>
+  </w:num>
+  <w:num w:numId="7" w16cid:durableId="284506424">
+    <w:abstractNumId w:val="7"/>
   </w:num>
   <w:num w:numId="8" w16cid:durableId="34040644">
     <w:abstractNumId w:val="3"/>
   </w:num>
-  <w:num w:numId="9" w16cid:durableId="1491171314">
-    <w:abstractNumId w:val="5"/>
+  <w:num w:numId="9" w16cid:durableId="464737497">
+    <w:abstractNumId w:val="0"/>
   </w:num>
-  <w:num w:numId="10" w16cid:durableId="2013608929">
-    <w:abstractNumId w:val="6"/>
+  <w:num w:numId="10" w16cid:durableId="532617480">
+    <w:abstractNumId w:val="4"/>
   </w:num>
 </w:numbering>
 </file>
@@ -4981,11 +4984,11 @@
     <w:name w:val="Normal"/>
     <w:qFormat/>
   </w:style>
-  <w:style w:type="paragraph" w:styleId="Ttulo1">
+  <w:style w:type="paragraph" w:styleId="Heading1">
     <w:name w:val="heading 1"/>
     <w:basedOn w:val="Normal"/>
     <w:next w:val="Normal"/>
-    <w:link w:val="Ttulo1Car"/>
+    <w:link w:val="Heading1Char"/>
     <w:uiPriority w:val="9"/>
     <w:qFormat/>
     <w:rsid w:val="007A4F33"/>
@@ -5002,11 +5005,11 @@
       <w:szCs w:val="40"/>
     </w:rPr>
   </w:style>
-  <w:style w:type="paragraph" w:styleId="Ttulo2">
+  <w:style w:type="paragraph" w:styleId="Heading2">
     <w:name w:val="heading 2"/>
     <w:basedOn w:val="Normal"/>
     <w:next w:val="Normal"/>
-    <w:link w:val="Ttulo2Car"/>
+    <w:link w:val="Heading2Char"/>
     <w:uiPriority w:val="9"/>
     <w:semiHidden/>
     <w:unhideWhenUsed/>
@@ -5025,11 +5028,11 @@
       <w:szCs w:val="32"/>
     </w:rPr>
   </w:style>
-  <w:style w:type="paragraph" w:styleId="Ttulo3">
+  <w:style w:type="paragraph" w:styleId="Heading3">
     <w:name w:val="heading 3"/>
     <w:basedOn w:val="Normal"/>
     <w:next w:val="Normal"/>
-    <w:link w:val="Ttulo3Car"/>
+    <w:link w:val="Heading3Char"/>
     <w:uiPriority w:val="9"/>
     <w:semiHidden/>
     <w:unhideWhenUsed/>
@@ -5048,11 +5051,11 @@
       <w:szCs w:val="28"/>
     </w:rPr>
   </w:style>
-  <w:style w:type="paragraph" w:styleId="Ttulo4">
+  <w:style w:type="paragraph" w:styleId="Heading4">
     <w:name w:val="heading 4"/>
     <w:basedOn w:val="Normal"/>
     <w:next w:val="Normal"/>
-    <w:link w:val="Ttulo4Car"/>
+    <w:link w:val="Heading4Char"/>
     <w:uiPriority w:val="9"/>
     <w:semiHidden/>
     <w:unhideWhenUsed/>
@@ -5071,11 +5074,11 @@
       <w:color w:val="0F4761" w:themeColor="accent1" w:themeShade="BF"/>
     </w:rPr>
   </w:style>
-  <w:style w:type="paragraph" w:styleId="Ttulo5">
+  <w:style w:type="paragraph" w:styleId="Heading5">
     <w:name w:val="heading 5"/>
     <w:basedOn w:val="Normal"/>
     <w:next w:val="Normal"/>
-    <w:link w:val="Ttulo5Car"/>
+    <w:link w:val="Heading5Char"/>
     <w:uiPriority w:val="9"/>
     <w:semiHidden/>
     <w:unhideWhenUsed/>
@@ -5092,11 +5095,11 @@
       <w:color w:val="0F4761" w:themeColor="accent1" w:themeShade="BF"/>
     </w:rPr>
   </w:style>
-  <w:style w:type="paragraph" w:styleId="Ttulo6">
+  <w:style w:type="paragraph" w:styleId="Heading6">
     <w:name w:val="heading 6"/>
     <w:basedOn w:val="Normal"/>
     <w:next w:val="Normal"/>
-    <w:link w:val="Ttulo6Car"/>
+    <w:link w:val="Heading6Char"/>
     <w:uiPriority w:val="9"/>
     <w:semiHidden/>
     <w:unhideWhenUsed/>
@@ -5115,11 +5118,11 @@
       <w:color w:val="595959" w:themeColor="text1" w:themeTint="A6"/>
     </w:rPr>
   </w:style>
-  <w:style w:type="paragraph" w:styleId="Ttulo7">
+  <w:style w:type="paragraph" w:styleId="Heading7">
     <w:name w:val="heading 7"/>
     <w:basedOn w:val="Normal"/>
     <w:next w:val="Normal"/>
-    <w:link w:val="Ttulo7Car"/>
+    <w:link w:val="Heading7Char"/>
     <w:uiPriority w:val="9"/>
     <w:semiHidden/>
     <w:unhideWhenUsed/>
@@ -5136,11 +5139,11 @@
       <w:color w:val="595959" w:themeColor="text1" w:themeTint="A6"/>
     </w:rPr>
   </w:style>
-  <w:style w:type="paragraph" w:styleId="Ttulo8">
+  <w:style w:type="paragraph" w:styleId="Heading8">
     <w:name w:val="heading 8"/>
     <w:basedOn w:val="Normal"/>
     <w:next w:val="Normal"/>
-    <w:link w:val="Ttulo8Car"/>
+    <w:link w:val="Heading8Char"/>
     <w:uiPriority w:val="9"/>
     <w:semiHidden/>
     <w:unhideWhenUsed/>
@@ -5159,11 +5162,11 @@
       <w:color w:val="272727" w:themeColor="text1" w:themeTint="D8"/>
     </w:rPr>
   </w:style>
-  <w:style w:type="paragraph" w:styleId="Ttulo9">
+  <w:style w:type="paragraph" w:styleId="Heading9">
     <w:name w:val="heading 9"/>
     <w:basedOn w:val="Normal"/>
     <w:next w:val="Normal"/>
-    <w:link w:val="Ttulo9Car"/>
+    <w:link w:val="Heading9Char"/>
     <w:uiPriority w:val="9"/>
     <w:semiHidden/>
     <w:unhideWhenUsed/>
@@ -5180,13 +5183,13 @@
       <w:color w:val="272727" w:themeColor="text1" w:themeTint="D8"/>
     </w:rPr>
   </w:style>
-  <w:style w:type="character" w:default="1" w:styleId="Fuentedeprrafopredeter">
+  <w:style w:type="character" w:default="1" w:styleId="DefaultParagraphFont">
     <w:name w:val="Default Paragraph Font"/>
     <w:uiPriority w:val="1"/>
     <w:semiHidden/>
     <w:unhideWhenUsed/>
   </w:style>
-  <w:style w:type="table" w:default="1" w:styleId="Tablanormal">
+  <w:style w:type="table" w:default="1" w:styleId="TableNormal">
     <w:name w:val="Normal Table"/>
     <w:uiPriority w:val="99"/>
     <w:semiHidden/>
@@ -5201,16 +5204,16 @@
       </w:tblCellMar>
     </w:tblPr>
   </w:style>
-  <w:style w:type="numbering" w:default="1" w:styleId="Sinlista">
+  <w:style w:type="numbering" w:default="1" w:styleId="NoList">
     <w:name w:val="No List"/>
     <w:uiPriority w:val="99"/>
     <w:semiHidden/>
     <w:unhideWhenUsed/>
   </w:style>
-  <w:style w:type="character" w:customStyle="1" w:styleId="Ttulo1Car">
-    <w:name w:val="Título 1 Car"/>
-    <w:basedOn w:val="Fuentedeprrafopredeter"/>
-    <w:link w:val="Ttulo1"/>
+  <w:style w:type="character" w:customStyle="1" w:styleId="Heading1Char">
+    <w:name w:val="Heading 1 Char"/>
+    <w:basedOn w:val="DefaultParagraphFont"/>
+    <w:link w:val="Heading1"/>
     <w:uiPriority w:val="9"/>
     <w:rsid w:val="007A4F33"/>
     <w:rPr>
@@ -5220,10 +5223,10 @@
       <w:szCs w:val="40"/>
     </w:rPr>
   </w:style>
-  <w:style w:type="character" w:customStyle="1" w:styleId="Ttulo2Car">
-    <w:name w:val="Título 2 Car"/>
-    <w:basedOn w:val="Fuentedeprrafopredeter"/>
-    <w:link w:val="Ttulo2"/>
+  <w:style w:type="character" w:customStyle="1" w:styleId="Heading2Char">
+    <w:name w:val="Heading 2 Char"/>
+    <w:basedOn w:val="DefaultParagraphFont"/>
+    <w:link w:val="Heading2"/>
     <w:uiPriority w:val="9"/>
     <w:semiHidden/>
     <w:rsid w:val="007A4F33"/>
@@ -5234,10 +5237,10 @@
       <w:szCs w:val="32"/>
     </w:rPr>
   </w:style>
-  <w:style w:type="character" w:customStyle="1" w:styleId="Ttulo3Car">
-    <w:name w:val="Título 3 Car"/>
-    <w:basedOn w:val="Fuentedeprrafopredeter"/>
-    <w:link w:val="Ttulo3"/>
+  <w:style w:type="character" w:customStyle="1" w:styleId="Heading3Char">
+    <w:name w:val="Heading 3 Char"/>
+    <w:basedOn w:val="DefaultParagraphFont"/>
+    <w:link w:val="Heading3"/>
     <w:uiPriority w:val="9"/>
     <w:semiHidden/>
     <w:rsid w:val="007A4F33"/>
@@ -5248,10 +5251,10 @@
       <w:szCs w:val="28"/>
     </w:rPr>
   </w:style>
-  <w:style w:type="character" w:customStyle="1" w:styleId="Ttulo4Car">
-    <w:name w:val="Título 4 Car"/>
-    <w:basedOn w:val="Fuentedeprrafopredeter"/>
-    <w:link w:val="Ttulo4"/>
+  <w:style w:type="character" w:customStyle="1" w:styleId="Heading4Char">
+    <w:name w:val="Heading 4 Char"/>
+    <w:basedOn w:val="DefaultParagraphFont"/>
+    <w:link w:val="Heading4"/>
     <w:uiPriority w:val="9"/>
     <w:semiHidden/>
     <w:rsid w:val="007A4F33"/>
@@ -5262,10 +5265,10 @@
       <w:color w:val="0F4761" w:themeColor="accent1" w:themeShade="BF"/>
     </w:rPr>
   </w:style>
-  <w:style w:type="character" w:customStyle="1" w:styleId="Ttulo5Car">
-    <w:name w:val="Título 5 Car"/>
-    <w:basedOn w:val="Fuentedeprrafopredeter"/>
-    <w:link w:val="Ttulo5"/>
+  <w:style w:type="character" w:customStyle="1" w:styleId="Heading5Char">
+    <w:name w:val="Heading 5 Char"/>
+    <w:basedOn w:val="DefaultParagraphFont"/>
+    <w:link w:val="Heading5"/>
     <w:uiPriority w:val="9"/>
     <w:semiHidden/>
     <w:rsid w:val="007A4F33"/>
@@ -5274,10 +5277,10 @@
       <w:color w:val="0F4761" w:themeColor="accent1" w:themeShade="BF"/>
     </w:rPr>
   </w:style>
-  <w:style w:type="character" w:customStyle="1" w:styleId="Ttulo6Car">
-    <w:name w:val="Título 6 Car"/>
-    <w:basedOn w:val="Fuentedeprrafopredeter"/>
-    <w:link w:val="Ttulo6"/>
+  <w:style w:type="character" w:customStyle="1" w:styleId="Heading6Char">
+    <w:name w:val="Heading 6 Char"/>
+    <w:basedOn w:val="DefaultParagraphFont"/>
+    <w:link w:val="Heading6"/>
     <w:uiPriority w:val="9"/>
     <w:semiHidden/>
     <w:rsid w:val="007A4F33"/>
@@ -5288,10 +5291,10 @@
       <w:color w:val="595959" w:themeColor="text1" w:themeTint="A6"/>
     </w:rPr>
   </w:style>
-  <w:style w:type="character" w:customStyle="1" w:styleId="Ttulo7Car">
-    <w:name w:val="Título 7 Car"/>
-    <w:basedOn w:val="Fuentedeprrafopredeter"/>
-    <w:link w:val="Ttulo7"/>
+  <w:style w:type="character" w:customStyle="1" w:styleId="Heading7Char">
+    <w:name w:val="Heading 7 Char"/>
+    <w:basedOn w:val="DefaultParagraphFont"/>
+    <w:link w:val="Heading7"/>
     <w:uiPriority w:val="9"/>
     <w:semiHidden/>
     <w:rsid w:val="007A4F33"/>
@@ -5300,10 +5303,10 @@
       <w:color w:val="595959" w:themeColor="text1" w:themeTint="A6"/>
     </w:rPr>
   </w:style>
-  <w:style w:type="character" w:customStyle="1" w:styleId="Ttulo8Car">
-    <w:name w:val="Título 8 Car"/>
-    <w:basedOn w:val="Fuentedeprrafopredeter"/>
-    <w:link w:val="Ttulo8"/>
+  <w:style w:type="character" w:customStyle="1" w:styleId="Heading8Char">
+    <w:name w:val="Heading 8 Char"/>
+    <w:basedOn w:val="DefaultParagraphFont"/>
+    <w:link w:val="Heading8"/>
     <w:uiPriority w:val="9"/>
     <w:semiHidden/>
     <w:rsid w:val="007A4F33"/>
@@ -5314,10 +5317,10 @@
       <w:color w:val="272727" w:themeColor="text1" w:themeTint="D8"/>
     </w:rPr>
   </w:style>
-  <w:style w:type="character" w:customStyle="1" w:styleId="Ttulo9Car">
-    <w:name w:val="Título 9 Car"/>
-    <w:basedOn w:val="Fuentedeprrafopredeter"/>
-    <w:link w:val="Ttulo9"/>
+  <w:style w:type="character" w:customStyle="1" w:styleId="Heading9Char">
+    <w:name w:val="Heading 9 Char"/>
+    <w:basedOn w:val="DefaultParagraphFont"/>
+    <w:link w:val="Heading9"/>
     <w:uiPriority w:val="9"/>
     <w:semiHidden/>
     <w:rsid w:val="007A4F33"/>
@@ -5326,11 +5329,11 @@
       <w:color w:val="272727" w:themeColor="text1" w:themeTint="D8"/>
     </w:rPr>
   </w:style>
-  <w:style w:type="paragraph" w:styleId="Ttulo">
+  <w:style w:type="paragraph" w:styleId="Title">
     <w:name w:val="Title"/>
     <w:basedOn w:val="Normal"/>
     <w:next w:val="Normal"/>
-    <w:link w:val="TtuloCar"/>
+    <w:link w:val="TitleChar"/>
     <w:uiPriority w:val="10"/>
     <w:qFormat/>
     <w:rsid w:val="007A4F33"/>
@@ -5346,10 +5349,10 @@
       <w:szCs w:val="56"/>
     </w:rPr>
   </w:style>
-  <w:style w:type="character" w:customStyle="1" w:styleId="TtuloCar">
-    <w:name w:val="Título Car"/>
-    <w:basedOn w:val="Fuentedeprrafopredeter"/>
-    <w:link w:val="Ttulo"/>
+  <w:style w:type="character" w:customStyle="1" w:styleId="TitleChar">
+    <w:name w:val="Title Char"/>
+    <w:basedOn w:val="DefaultParagraphFont"/>
+    <w:link w:val="Title"/>
     <w:uiPriority w:val="10"/>
     <w:rsid w:val="007A4F33"/>
     <w:rPr>
@@ -5360,11 +5363,11 @@
       <w:szCs w:val="56"/>
     </w:rPr>
   </w:style>
-  <w:style w:type="paragraph" w:styleId="Subttulo">
+  <w:style w:type="paragraph" w:styleId="Subtitle">
     <w:name w:val="Subtitle"/>
     <w:basedOn w:val="Normal"/>
     <w:next w:val="Normal"/>
-    <w:link w:val="SubttuloCar"/>
+    <w:link w:val="SubtitleChar"/>
     <w:uiPriority w:val="11"/>
     <w:qFormat/>
     <w:rsid w:val="007A4F33"/>
@@ -5381,10 +5384,10 @@
       <w:szCs w:val="28"/>
     </w:rPr>
   </w:style>
-  <w:style w:type="character" w:customStyle="1" w:styleId="SubttuloCar">
-    <w:name w:val="Subtítulo Car"/>
-    <w:basedOn w:val="Fuentedeprrafopredeter"/>
-    <w:link w:val="Subttulo"/>
+  <w:style w:type="character" w:customStyle="1" w:styleId="SubtitleChar">
+    <w:name w:val="Subtitle Char"/>
+    <w:basedOn w:val="DefaultParagraphFont"/>
+    <w:link w:val="Subtitle"/>
     <w:uiPriority w:val="11"/>
     <w:rsid w:val="007A4F33"/>
     <w:rPr>
@@ -5395,11 +5398,11 @@
       <w:szCs w:val="28"/>
     </w:rPr>
   </w:style>
-  <w:style w:type="paragraph" w:styleId="Cita">
+  <w:style w:type="paragraph" w:styleId="Quote">
     <w:name w:val="Quote"/>
     <w:basedOn w:val="Normal"/>
     <w:next w:val="Normal"/>
-    <w:link w:val="CitaCar"/>
+    <w:link w:val="QuoteChar"/>
     <w:uiPriority w:val="29"/>
     <w:qFormat/>
     <w:rsid w:val="007A4F33"/>
@@ -5413,10 +5416,10 @@
       <w:color w:val="404040" w:themeColor="text1" w:themeTint="BF"/>
     </w:rPr>
   </w:style>
-  <w:style w:type="character" w:customStyle="1" w:styleId="CitaCar">
-    <w:name w:val="Cita Car"/>
-    <w:basedOn w:val="Fuentedeprrafopredeter"/>
-    <w:link w:val="Cita"/>
+  <w:style w:type="character" w:customStyle="1" w:styleId="QuoteChar">
+    <w:name w:val="Quote Char"/>
+    <w:basedOn w:val="DefaultParagraphFont"/>
+    <w:link w:val="Quote"/>
     <w:uiPriority w:val="29"/>
     <w:rsid w:val="007A4F33"/>
     <w:rPr>
@@ -5425,7 +5428,7 @@
       <w:color w:val="404040" w:themeColor="text1" w:themeTint="BF"/>
     </w:rPr>
   </w:style>
-  <w:style w:type="paragraph" w:styleId="Prrafodelista">
+  <w:style w:type="paragraph" w:styleId="ListParagraph">
     <w:name w:val="List Paragraph"/>
     <w:basedOn w:val="Normal"/>
     <w:uiPriority w:val="34"/>
@@ -5436,9 +5439,9 @@
       <w:contextualSpacing/>
     </w:pPr>
   </w:style>
-  <w:style w:type="character" w:styleId="nfasisintenso">
+  <w:style w:type="character" w:styleId="IntenseEmphasis">
     <w:name w:val="Intense Emphasis"/>
-    <w:basedOn w:val="Fuentedeprrafopredeter"/>
+    <w:basedOn w:val="DefaultParagraphFont"/>
     <w:uiPriority w:val="21"/>
     <w:qFormat/>
     <w:rsid w:val="007A4F33"/>
@@ -5448,11 +5451,11 @@
       <w:color w:val="0F4761" w:themeColor="accent1" w:themeShade="BF"/>
     </w:rPr>
   </w:style>
-  <w:style w:type="paragraph" w:styleId="Citadestacada">
+  <w:style w:type="paragraph" w:styleId="IntenseQuote">
     <w:name w:val="Intense Quote"/>
     <w:basedOn w:val="Normal"/>
     <w:next w:val="Normal"/>
-    <w:link w:val="CitadestacadaCar"/>
+    <w:link w:val="IntenseQuoteChar"/>
     <w:uiPriority w:val="30"/>
     <w:qFormat/>
     <w:rsid w:val="007A4F33"/>
@@ -5471,10 +5474,10 @@
       <w:color w:val="0F4761" w:themeColor="accent1" w:themeShade="BF"/>
     </w:rPr>
   </w:style>
-  <w:style w:type="character" w:customStyle="1" w:styleId="CitadestacadaCar">
-    <w:name w:val="Cita destacada Car"/>
-    <w:basedOn w:val="Fuentedeprrafopredeter"/>
-    <w:link w:val="Citadestacada"/>
+  <w:style w:type="character" w:customStyle="1" w:styleId="IntenseQuoteChar">
+    <w:name w:val="Intense Quote Char"/>
+    <w:basedOn w:val="DefaultParagraphFont"/>
+    <w:link w:val="IntenseQuote"/>
     <w:uiPriority w:val="30"/>
     <w:rsid w:val="007A4F33"/>
     <w:rPr>
@@ -5483,9 +5486,9 @@
       <w:color w:val="0F4761" w:themeColor="accent1" w:themeShade="BF"/>
     </w:rPr>
   </w:style>
-  <w:style w:type="character" w:styleId="Referenciaintensa">
+  <w:style w:type="character" w:styleId="IntenseReference">
     <w:name w:val="Intense Reference"/>
-    <w:basedOn w:val="Fuentedeprrafopredeter"/>
+    <w:basedOn w:val="DefaultParagraphFont"/>
     <w:uiPriority w:val="32"/>
     <w:qFormat/>
     <w:rsid w:val="007A4F33"/>
@@ -5497,9 +5500,9 @@
       <w:spacing w:val="5"/>
     </w:rPr>
   </w:style>
-  <w:style w:type="character" w:styleId="Refdecomentario">
+  <w:style w:type="character" w:styleId="CommentReference">
     <w:name w:val="annotation reference"/>
-    <w:basedOn w:val="Fuentedeprrafopredeter"/>
+    <w:basedOn w:val="DefaultParagraphFont"/>
     <w:uiPriority w:val="99"/>
     <w:semiHidden/>
     <w:unhideWhenUsed/>
@@ -5509,10 +5512,10 @@
       <w:szCs w:val="16"/>
     </w:rPr>
   </w:style>
-  <w:style w:type="paragraph" w:styleId="Textocomentario">
+  <w:style w:type="paragraph" w:styleId="CommentText">
     <w:name w:val="annotation text"/>
     <w:basedOn w:val="Normal"/>
-    <w:link w:val="TextocomentarioCar"/>
+    <w:link w:val="CommentTextChar"/>
     <w:uiPriority w:val="99"/>
     <w:unhideWhenUsed/>
     <w:rsid w:val="007509B2"/>
@@ -5524,10 +5527,10 @@
       <w:szCs w:val="20"/>
     </w:rPr>
   </w:style>
-  <w:style w:type="character" w:customStyle="1" w:styleId="TextocomentarioCar">
-    <w:name w:val="Texto comentario Car"/>
-    <w:basedOn w:val="Fuentedeprrafopredeter"/>
-    <w:link w:val="Textocomentario"/>
+  <w:style w:type="character" w:customStyle="1" w:styleId="CommentTextChar">
+    <w:name w:val="Comment Text Char"/>
+    <w:basedOn w:val="DefaultParagraphFont"/>
+    <w:link w:val="CommentText"/>
     <w:uiPriority w:val="99"/>
     <w:rsid w:val="007509B2"/>
     <w:rPr>
@@ -5535,11 +5538,11 @@
       <w:szCs w:val="20"/>
     </w:rPr>
   </w:style>
-  <w:style w:type="paragraph" w:styleId="Asuntodelcomentario">
+  <w:style w:type="paragraph" w:styleId="CommentSubject">
     <w:name w:val="annotation subject"/>
-    <w:basedOn w:val="Textocomentario"/>
-    <w:next w:val="Textocomentario"/>
-    <w:link w:val="AsuntodelcomentarioCar"/>
+    <w:basedOn w:val="CommentText"/>
+    <w:next w:val="CommentText"/>
+    <w:link w:val="CommentSubjectChar"/>
     <w:uiPriority w:val="99"/>
     <w:semiHidden/>
     <w:unhideWhenUsed/>
@@ -5549,10 +5552,10 @@
       <w:bCs/>
     </w:rPr>
   </w:style>
-  <w:style w:type="character" w:customStyle="1" w:styleId="AsuntodelcomentarioCar">
-    <w:name w:val="Asunto del comentario Car"/>
-    <w:basedOn w:val="TextocomentarioCar"/>
-    <w:link w:val="Asuntodelcomentario"/>
+  <w:style w:type="character" w:customStyle="1" w:styleId="CommentSubjectChar">
+    <w:name w:val="Comment Subject Char"/>
+    <w:basedOn w:val="CommentTextChar"/>
+    <w:link w:val="CommentSubject"/>
     <w:uiPriority w:val="99"/>
     <w:semiHidden/>
     <w:rsid w:val="00B079AF"/>
